--- a/coursework-documents/COMP1786_CW2_Exercise_3_Logbook.docx
+++ b/coursework-documents/COMP1786_CW2_Exercise_3_Logbook.docx
@@ -5,14 +5,14 @@
     <w:p>
       <w:pPr>
         <w:keepNext/>
-        <w:spacing w:before="160" w:after="100"/>
+        <w:spacing w:before="160" w:after="100" w:line="360" w:lineRule="auto"/>
       </w:pPr>
       <w:r>
         <w:rPr>
-          <w:rFonts w:ascii="Arial" w:hAnsi="Arial" w:eastAsia="Arial"/>
+          <w:rFonts w:ascii="Arial" w:hAnsi="Arial" w:eastAsia="Arial" w:cs="Arial"/>
           <w:b/>
           <w:i w:val="0"/>
-          <w:color w:val="17365D"/>
+          <w:color w:val="000000"/>
           <w:sz w:val="32"/>
         </w:rPr>
         <w:t>COMP1786 Logbook Upload Template</w:t>
@@ -20,30 +20,30 @@
     </w:p>
     <w:p>
       <w:pPr>
-        <w:spacing w:after="120"/>
+        <w:spacing w:after="120" w:line="360" w:lineRule="auto"/>
       </w:pPr>
       <w:r>
         <w:rPr>
-          <w:rFonts w:ascii="Arial" w:hAnsi="Arial" w:eastAsia="Arial"/>
+          <w:rFonts w:ascii="Arial" w:hAnsi="Arial" w:eastAsia="Arial" w:cs="Arial"/>
           <w:b w:val="0"/>
           <w:i w:val="0"/>
-          <w:color w:val="222222"/>
-          <w:sz w:val="18"/>
+          <w:color w:val="000000"/>
+          <w:sz w:val="22"/>
         </w:rPr>
-        <w:t>COMP1786 (2026–27) Mobile Application Design and Development — CW2 logbook, Exercise 3.</w:t>
+        <w:t>COMP1786 (2026-27) Mobile Application Design and Development - CW2 logbook, Exercise 3.</w:t>
       </w:r>
     </w:p>
     <w:p>
       <w:pPr>
         <w:keepNext/>
-        <w:spacing w:before="160" w:after="100"/>
+        <w:spacing w:before="160" w:after="100" w:line="360" w:lineRule="auto"/>
       </w:pPr>
       <w:r>
         <w:rPr>
-          <w:rFonts w:ascii="Arial" w:hAnsi="Arial" w:eastAsia="Arial"/>
+          <w:rFonts w:ascii="Arial" w:hAnsi="Arial" w:eastAsia="Arial" w:cs="Arial"/>
           <w:b/>
           <w:i w:val="0"/>
-          <w:color w:val="17365D"/>
+          <w:color w:val="000000"/>
           <w:sz w:val="28"/>
         </w:rPr>
         <w:t>1.    Basic Information</w:t>
@@ -57,8 +57,8 @@
         <w:tblLook w:firstColumn="1" w:firstRow="1" w:lastColumn="0" w:lastRow="0" w:noHBand="0" w:noVBand="1" w:val="04A0"/>
       </w:tblPr>
       <w:tblGrid>
-        <w:gridCol w:w="5233"/>
-        <w:gridCol w:w="5233"/>
+        <w:gridCol w:w="4961"/>
+        <w:gridCol w:w="4961"/>
       </w:tblGrid>
       <w:tr>
         <w:tc>
@@ -81,15 +81,15 @@
           </w:tcPr>
           <w:p>
             <w:pPr>
-              <w:spacing w:after="0"/>
+              <w:spacing w:after="0" w:line="360" w:lineRule="auto"/>
             </w:pPr>
             <w:r>
               <w:rPr>
-                <w:rFonts w:ascii="Arial" w:hAnsi="Arial" w:eastAsia="Arial"/>
+                <w:rFonts w:ascii="Arial" w:hAnsi="Arial" w:eastAsia="Arial" w:cs="Arial"/>
                 <w:b/>
                 <w:i w:val="0"/>
-                <w:color w:val="17365D"/>
-                <w:sz w:val="19"/>
+                <w:color w:val="000000"/>
+                <w:sz w:val="22"/>
               </w:rPr>
               <w:t>1.1  Student name</w:t>
             </w:r>
@@ -114,15 +114,15 @@
           </w:tcPr>
           <w:p>
             <w:pPr>
-              <w:spacing w:after="0"/>
+              <w:spacing w:after="0" w:line="360" w:lineRule="auto"/>
             </w:pPr>
             <w:r>
               <w:rPr>
-                <w:rFonts w:ascii="Arial" w:hAnsi="Arial" w:eastAsia="Arial"/>
+                <w:rFonts w:ascii="Arial" w:hAnsi="Arial" w:eastAsia="Arial" w:cs="Arial"/>
                 <w:b w:val="0"/>
                 <w:i w:val="0"/>
-                <w:color w:val="222222"/>
-                <w:sz w:val="19"/>
+                <w:color w:val="000000"/>
+                <w:sz w:val="22"/>
               </w:rPr>
               <w:t>Htun Khaing Lynn</w:t>
               <w:br/>
@@ -152,15 +152,15 @@
           </w:tcPr>
           <w:p>
             <w:pPr>
-              <w:spacing w:after="0"/>
+              <w:spacing w:after="0" w:line="360" w:lineRule="auto"/>
             </w:pPr>
             <w:r>
               <w:rPr>
-                <w:rFonts w:ascii="Arial" w:hAnsi="Arial" w:eastAsia="Arial"/>
+                <w:rFonts w:ascii="Arial" w:hAnsi="Arial" w:eastAsia="Arial" w:cs="Arial"/>
                 <w:b/>
                 <w:i w:val="0"/>
-                <w:color w:val="17365D"/>
-                <w:sz w:val="19"/>
+                <w:color w:val="000000"/>
+                <w:sz w:val="22"/>
               </w:rPr>
               <w:t>1.2  Who did you work with?</w:t>
             </w:r>
@@ -185,15 +185,15 @@
           </w:tcPr>
           <w:p>
             <w:pPr>
-              <w:spacing w:after="0"/>
+              <w:spacing w:after="0" w:line="360" w:lineRule="auto"/>
             </w:pPr>
             <w:r>
               <w:rPr>
-                <w:rFonts w:ascii="Arial" w:hAnsi="Arial" w:eastAsia="Arial"/>
+                <w:rFonts w:ascii="Arial" w:hAnsi="Arial" w:eastAsia="Arial" w:cs="Arial"/>
                 <w:b w:val="0"/>
                 <w:i w:val="0"/>
-                <w:color w:val="222222"/>
-                <w:sz w:val="19"/>
+                <w:color w:val="000000"/>
+                <w:sz w:val="22"/>
               </w:rPr>
               <w:t>Name: Not applicable</w:t>
               <w:br/>
@@ -225,15 +225,15 @@
           </w:tcPr>
           <w:p>
             <w:pPr>
-              <w:spacing w:after="0"/>
+              <w:spacing w:after="0" w:line="360" w:lineRule="auto"/>
             </w:pPr>
             <w:r>
               <w:rPr>
-                <w:rFonts w:ascii="Arial" w:hAnsi="Arial" w:eastAsia="Arial"/>
+                <w:rFonts w:ascii="Arial" w:hAnsi="Arial" w:eastAsia="Arial" w:cs="Arial"/>
                 <w:b/>
                 <w:i w:val="0"/>
-                <w:color w:val="17365D"/>
-                <w:sz w:val="19"/>
+                <w:color w:val="000000"/>
+                <w:sz w:val="22"/>
               </w:rPr>
               <w:t>1.3  Which Exercise is this?</w:t>
             </w:r>
@@ -258,15 +258,15 @@
           </w:tcPr>
           <w:p>
             <w:pPr>
-              <w:spacing w:after="0"/>
+              <w:spacing w:after="0" w:line="360" w:lineRule="auto"/>
             </w:pPr>
             <w:r>
               <w:rPr>
-                <w:rFonts w:ascii="Arial" w:hAnsi="Arial" w:eastAsia="Arial"/>
+                <w:rFonts w:ascii="Arial" w:hAnsi="Arial" w:eastAsia="Arial" w:cs="Arial"/>
                 <w:b w:val="0"/>
                 <w:i w:val="0"/>
-                <w:color w:val="222222"/>
-                <w:sz w:val="19"/>
+                <w:color w:val="000000"/>
+                <w:sz w:val="22"/>
               </w:rPr>
               <w:t>Exercise 3</w:t>
             </w:r>
@@ -294,15 +294,15 @@
           </w:tcPr>
           <w:p>
             <w:pPr>
-              <w:spacing w:after="0"/>
+              <w:spacing w:after="0" w:line="360" w:lineRule="auto"/>
             </w:pPr>
             <w:r>
               <w:rPr>
-                <w:rFonts w:ascii="Arial" w:hAnsi="Arial" w:eastAsia="Arial"/>
+                <w:rFonts w:ascii="Arial" w:hAnsi="Arial" w:eastAsia="Arial" w:cs="Arial"/>
                 <w:b/>
                 <w:i w:val="0"/>
-                <w:color w:val="17365D"/>
-                <w:sz w:val="19"/>
+                <w:color w:val="000000"/>
+                <w:sz w:val="22"/>
               </w:rPr>
               <w:t>1.4  How well did you complete the exercise? Tick as appropriate.</w:t>
             </w:r>
@@ -327,15 +327,15 @@
           </w:tcPr>
           <w:p>
             <w:pPr>
-              <w:spacing w:after="0"/>
+              <w:spacing w:after="0" w:line="360" w:lineRule="auto"/>
             </w:pPr>
             <w:r>
               <w:rPr>
-                <w:rFonts w:ascii="Arial" w:hAnsi="Arial" w:eastAsia="Arial"/>
+                <w:rFonts w:ascii="Arial" w:hAnsi="Arial" w:eastAsia="Arial" w:cs="Arial"/>
                 <w:b w:val="0"/>
                 <w:i w:val="0"/>
-                <w:color w:val="222222"/>
-                <w:sz w:val="19"/>
+                <w:color w:val="000000"/>
+                <w:sz w:val="22"/>
               </w:rPr>
               <w:t>☐ I tried but couldn't complete it</w:t>
               <w:br/>
@@ -369,15 +369,15 @@
           </w:tcPr>
           <w:p>
             <w:pPr>
-              <w:spacing w:after="0"/>
+              <w:spacing w:after="0" w:line="360" w:lineRule="auto"/>
             </w:pPr>
             <w:r>
               <w:rPr>
-                <w:rFonts w:ascii="Arial" w:hAnsi="Arial" w:eastAsia="Arial"/>
+                <w:rFonts w:ascii="Arial" w:hAnsi="Arial" w:eastAsia="Arial" w:cs="Arial"/>
                 <w:b/>
                 <w:i w:val="0"/>
-                <w:color w:val="17365D"/>
-                <w:sz w:val="19"/>
+                <w:color w:val="000000"/>
+                <w:sz w:val="22"/>
               </w:rPr>
               <w:t>1.5  Briefly explain your answer to question 1.4</w:t>
             </w:r>
@@ -402,15 +402,15 @@
           </w:tcPr>
           <w:p>
             <w:pPr>
-              <w:spacing w:after="0"/>
+              <w:spacing w:after="0" w:line="360" w:lineRule="auto"/>
             </w:pPr>
             <w:r>
               <w:rPr>
-                <w:rFonts w:ascii="Arial" w:hAnsi="Arial" w:eastAsia="Arial"/>
+                <w:rFonts w:ascii="Arial" w:hAnsi="Arial" w:eastAsia="Arial" w:cs="Arial"/>
                 <w:b w:val="0"/>
                 <w:i w:val="0"/>
-                <w:color w:val="222222"/>
-                <w:sz w:val="19"/>
+                <w:color w:val="000000"/>
+                <w:sz w:val="22"/>
               </w:rPr>
               <w:t>The Event Manager stores events in Room and adds the predefined status values Upcoming, Completed and Cancelled. Event dates are LocalDate values converted to epoch days, while event type/status are enums converted to stable names. Users can create, confirm, edit and delete records; lists observe Room flows, so changes appear immediately and survive relaunch. Delete requires confirmation, and the foreign key also removes child sessions. Migration 1→2 converts earlier date/time strings into typed database columns without discarding existing rows. Unit tests verify the converters and validation behaviour.</w:t>
             </w:r>
@@ -419,21 +419,29 @@
       </w:tr>
     </w:tbl>
     <w:p>
+      <w:pPr>
+        <w:spacing w:line="360" w:lineRule="auto"/>
+      </w:pPr>
       <w:r>
+        <w:rPr>
+          <w:rFonts w:ascii="Arial" w:hAnsi="Arial" w:eastAsia="Arial" w:cs="Arial"/>
+          <w:color w:val="000000"/>
+          <w:sz w:val="22"/>
+        </w:rPr>
         <w:br w:type="page"/>
       </w:r>
     </w:p>
     <w:p>
       <w:pPr>
         <w:keepNext/>
-        <w:spacing w:before="160" w:after="100"/>
+        <w:spacing w:before="160" w:after="100" w:line="360" w:lineRule="auto"/>
       </w:pPr>
       <w:r>
         <w:rPr>
-          <w:rFonts w:ascii="Arial" w:hAnsi="Arial" w:eastAsia="Arial"/>
+          <w:rFonts w:ascii="Arial" w:hAnsi="Arial" w:eastAsia="Arial" w:cs="Arial"/>
           <w:b/>
           <w:i w:val="0"/>
-          <w:color w:val="17365D"/>
+          <w:color w:val="000000"/>
           <w:sz w:val="28"/>
         </w:rPr>
         <w:t>2.    Exercise answer</w:t>
@@ -442,30 +450,30 @@
     <w:p>
       <w:pPr>
         <w:keepNext/>
-        <w:spacing w:before="160" w:after="100"/>
+        <w:spacing w:before="160" w:after="100" w:line="360" w:lineRule="auto"/>
       </w:pPr>
       <w:r>
         <w:rPr>
-          <w:rFonts w:ascii="Arial" w:hAnsi="Arial" w:eastAsia="Arial"/>
+          <w:rFonts w:ascii="Arial" w:hAnsi="Arial" w:eastAsia="Arial" w:cs="Arial"/>
           <w:b/>
           <w:i w:val="0"/>
-          <w:color w:val="17365D"/>
-          <w:sz w:val="26"/>
+          <w:color w:val="000000"/>
+          <w:sz w:val="24"/>
         </w:rPr>
         <w:t>2.1  Screen shots demonstrating what you achieved</w:t>
       </w:r>
     </w:p>
     <w:p>
       <w:pPr>
-        <w:spacing w:after="120"/>
+        <w:spacing w:after="120" w:line="360" w:lineRule="auto"/>
       </w:pPr>
       <w:r>
         <w:rPr>
-          <w:rFonts w:ascii="Arial" w:hAnsi="Arial" w:eastAsia="Arial"/>
+          <w:rFonts w:ascii="Arial" w:hAnsi="Arial" w:eastAsia="Arial" w:cs="Arial"/>
           <w:b w:val="0"/>
           <w:i w:val="0"/>
-          <w:color w:val="222222"/>
-          <w:sz w:val="20"/>
+          <w:color w:val="000000"/>
+          <w:sz w:val="22"/>
         </w:rPr>
         <w:t>The native code and automated checks are complete. This computer has no configured Android virtual device, so the clearly marked panels below must be replaced with genuine screenshots captured from a device or emulator before submission.</w:t>
       </w:r>
@@ -473,17 +481,17 @@
     <w:p>
       <w:pPr>
         <w:keepNext/>
-        <w:spacing w:before="160" w:after="100"/>
+        <w:spacing w:before="160" w:after="100" w:line="360" w:lineRule="auto"/>
       </w:pPr>
       <w:r>
         <w:rPr>
-          <w:rFonts w:ascii="Arial" w:hAnsi="Arial" w:eastAsia="Arial"/>
+          <w:rFonts w:ascii="Arial" w:hAnsi="Arial" w:eastAsia="Arial" w:cs="Arial"/>
           <w:b/>
           <w:i w:val="0"/>
-          <w:color w:val="17365D"/>
-          <w:sz w:val="22"/>
+          <w:color w:val="000000"/>
+          <w:sz w:val="24"/>
         </w:rPr>
-        <w:t>Screenshot 1 — Event form with status</w:t>
+        <w:t>Screenshot 1 - Event form with status</w:t>
       </w:r>
     </w:p>
     <w:tbl>
@@ -493,12 +501,12 @@
         <w:tblLook w:firstColumn="1" w:firstRow="1" w:lastColumn="0" w:lastRow="0" w:noHBand="0" w:noVBand="1" w:val="04A0"/>
       </w:tblPr>
       <w:tblGrid>
-        <w:gridCol w:w="10466"/>
+        <w:gridCol w:w="9922"/>
       </w:tblGrid>
       <w:tr>
         <w:tc>
           <w:tcPr>
-            <w:tcW w:type="dxa" w:w="10466"/>
+            <w:tcW w:type="dxa" w:w="9922"/>
             <w:shd w:fill="FFF2CC"/>
             <w:tcBorders>
               <w:top w:val="single" w:sz="14" w:color="FFC000"/>
@@ -516,14 +524,15 @@
           </w:tcPr>
           <w:p>
             <w:pPr>
+              <w:spacing w:line="360" w:lineRule="auto"/>
               <w:jc w:val="center"/>
             </w:pPr>
             <w:r>
               <w:rPr>
-                <w:rFonts w:ascii="Arial" w:hAnsi="Arial" w:eastAsia="Arial"/>
+                <w:rFonts w:ascii="Arial" w:hAnsi="Arial" w:eastAsia="Arial" w:cs="Arial"/>
                 <w:b/>
                 <w:i w:val="0"/>
-                <w:color w:val="17365D"/>
+                <w:color w:val="000000"/>
                 <w:sz w:val="28"/>
               </w:rPr>
               <w:t>GENUINE ANDROID SCREENSHOT REQUIRED</w:t>
@@ -531,30 +540,32 @@
           </w:p>
           <w:p>
             <w:pPr>
+              <w:spacing w:line="360" w:lineRule="auto"/>
               <w:jc w:val="center"/>
             </w:pPr>
             <w:r>
               <w:rPr>
-                <w:rFonts w:ascii="Arial" w:hAnsi="Arial" w:eastAsia="Arial"/>
+                <w:rFonts w:ascii="Arial" w:hAnsi="Arial" w:eastAsia="Arial" w:cs="Arial"/>
                 <w:b w:val="0"/>
                 <w:i w:val="0"/>
-                <w:color w:val="222222"/>
-                <w:sz w:val="18"/>
+                <w:color w:val="000000"/>
+                <w:sz w:val="22"/>
               </w:rPr>
               <w:t>Open New event and capture Event status alongside the typed date picker and event type menu.</w:t>
             </w:r>
           </w:p>
           <w:p>
             <w:pPr>
+              <w:spacing w:line="360" w:lineRule="auto"/>
               <w:jc w:val="center"/>
             </w:pPr>
             <w:r>
               <w:rPr>
-                <w:rFonts w:ascii="Arial" w:hAnsi="Arial" w:eastAsia="Arial"/>
+                <w:rFonts w:ascii="Arial" w:hAnsi="Arial" w:eastAsia="Arial" w:cs="Arial"/>
                 <w:b/>
                 <w:i w:val="0"/>
-                <w:color w:val="9C6500"/>
-                <w:sz w:val="17"/>
+                <w:color w:val="000000"/>
+                <w:sz w:val="22"/>
               </w:rPr>
               <w:t>Replace this entire yellow panel with the screenshot.</w:t>
             </w:r>
@@ -564,38 +575,46 @@
     </w:tbl>
     <w:p>
       <w:pPr>
-        <w:spacing w:after="120"/>
+        <w:spacing w:after="120" w:before="120" w:line="360" w:lineRule="auto"/>
       </w:pPr>
       <w:r>
         <w:rPr>
-          <w:rFonts w:ascii="Arial" w:hAnsi="Arial" w:eastAsia="Arial"/>
+          <w:rFonts w:ascii="Arial" w:hAnsi="Arial" w:eastAsia="Arial" w:cs="Arial"/>
           <w:b w:val="0"/>
           <w:i w:val="0"/>
-          <w:color w:val="222222"/>
-          <w:sz w:val="19"/>
+          <w:color w:val="000000"/>
+          <w:sz w:val="22"/>
         </w:rPr>
         <w:t>What this demonstrates: The Exercise 3 status field is part of the stored event form.</w:t>
       </w:r>
     </w:p>
     <w:p>
+      <w:pPr>
+        <w:spacing w:line="360" w:lineRule="auto"/>
+      </w:pPr>
       <w:r>
+        <w:rPr>
+          <w:rFonts w:ascii="Arial" w:hAnsi="Arial" w:eastAsia="Arial" w:cs="Arial"/>
+          <w:color w:val="000000"/>
+          <w:sz w:val="22"/>
+        </w:rPr>
         <w:br w:type="page"/>
       </w:r>
     </w:p>
     <w:p>
       <w:pPr>
         <w:keepNext/>
-        <w:spacing w:before="160" w:after="100"/>
+        <w:spacing w:before="160" w:after="100" w:line="360" w:lineRule="auto"/>
       </w:pPr>
       <w:r>
         <w:rPr>
-          <w:rFonts w:ascii="Arial" w:hAnsi="Arial" w:eastAsia="Arial"/>
+          <w:rFonts w:ascii="Arial" w:hAnsi="Arial" w:eastAsia="Arial" w:cs="Arial"/>
           <w:b/>
           <w:i w:val="0"/>
-          <w:color w:val="17365D"/>
-          <w:sz w:val="22"/>
+          <w:color w:val="000000"/>
+          <w:sz w:val="24"/>
         </w:rPr>
-        <w:t>Screenshot 2 — Status choices</w:t>
+        <w:t>Screenshot 2 - Status choices</w:t>
       </w:r>
     </w:p>
     <w:tbl>
@@ -605,12 +624,12 @@
         <w:tblLook w:firstColumn="1" w:firstRow="1" w:lastColumn="0" w:lastRow="0" w:noHBand="0" w:noVBand="1" w:val="04A0"/>
       </w:tblPr>
       <w:tblGrid>
-        <w:gridCol w:w="10466"/>
+        <w:gridCol w:w="9922"/>
       </w:tblGrid>
       <w:tr>
         <w:tc>
           <w:tcPr>
-            <w:tcW w:type="dxa" w:w="10466"/>
+            <w:tcW w:type="dxa" w:w="9922"/>
             <w:shd w:fill="FFF2CC"/>
             <w:tcBorders>
               <w:top w:val="single" w:sz="14" w:color="FFC000"/>
@@ -628,14 +647,15 @@
           </w:tcPr>
           <w:p>
             <w:pPr>
+              <w:spacing w:line="360" w:lineRule="auto"/>
               <w:jc w:val="center"/>
             </w:pPr>
             <w:r>
               <w:rPr>
-                <w:rFonts w:ascii="Arial" w:hAnsi="Arial" w:eastAsia="Arial"/>
+                <w:rFonts w:ascii="Arial" w:hAnsi="Arial" w:eastAsia="Arial" w:cs="Arial"/>
                 <w:b/>
                 <w:i w:val="0"/>
-                <w:color w:val="17365D"/>
+                <w:color w:val="000000"/>
                 <w:sz w:val="28"/>
               </w:rPr>
               <w:t>GENUINE ANDROID SCREENSHOT REQUIRED</w:t>
@@ -643,30 +663,32 @@
           </w:p>
           <w:p>
             <w:pPr>
+              <w:spacing w:line="360" w:lineRule="auto"/>
               <w:jc w:val="center"/>
             </w:pPr>
             <w:r>
               <w:rPr>
-                <w:rFonts w:ascii="Arial" w:hAnsi="Arial" w:eastAsia="Arial"/>
+                <w:rFonts w:ascii="Arial" w:hAnsi="Arial" w:eastAsia="Arial" w:cs="Arial"/>
                 <w:b w:val="0"/>
                 <w:i w:val="0"/>
-                <w:color w:val="222222"/>
-                <w:sz w:val="18"/>
+                <w:color w:val="000000"/>
+                <w:sz w:val="22"/>
               </w:rPr>
               <w:t>Open Event status and capture Upcoming, Completed and Cancelled.</w:t>
             </w:r>
           </w:p>
           <w:p>
             <w:pPr>
+              <w:spacing w:line="360" w:lineRule="auto"/>
               <w:jc w:val="center"/>
             </w:pPr>
             <w:r>
               <w:rPr>
-                <w:rFonts w:ascii="Arial" w:hAnsi="Arial" w:eastAsia="Arial"/>
+                <w:rFonts w:ascii="Arial" w:hAnsi="Arial" w:eastAsia="Arial" w:cs="Arial"/>
                 <w:b/>
                 <w:i w:val="0"/>
-                <w:color w:val="9C6500"/>
-                <w:sz w:val="17"/>
+                <w:color w:val="000000"/>
+                <w:sz w:val="22"/>
               </w:rPr>
               <w:t>Replace this entire yellow panel with the screenshot.</w:t>
             </w:r>
@@ -676,38 +698,46 @@
     </w:tbl>
     <w:p>
       <w:pPr>
-        <w:spacing w:after="120"/>
+        <w:spacing w:after="120" w:before="120" w:line="360" w:lineRule="auto"/>
       </w:pPr>
       <w:r>
         <w:rPr>
-          <w:rFonts w:ascii="Arial" w:hAnsi="Arial" w:eastAsia="Arial"/>
+          <w:rFonts w:ascii="Arial" w:hAnsi="Arial" w:eastAsia="Arial" w:cs="Arial"/>
           <w:b w:val="0"/>
           <w:i w:val="0"/>
-          <w:color w:val="222222"/>
-          <w:sz w:val="19"/>
+          <w:color w:val="000000"/>
+          <w:sz w:val="22"/>
         </w:rPr>
         <w:t>What this demonstrates: Status is selected from the exact predefined list.</w:t>
       </w:r>
     </w:p>
     <w:p>
+      <w:pPr>
+        <w:spacing w:line="360" w:lineRule="auto"/>
+      </w:pPr>
       <w:r>
+        <w:rPr>
+          <w:rFonts w:ascii="Arial" w:hAnsi="Arial" w:eastAsia="Arial" w:cs="Arial"/>
+          <w:color w:val="000000"/>
+          <w:sz w:val="22"/>
+        </w:rPr>
         <w:br w:type="page"/>
       </w:r>
     </w:p>
     <w:p>
       <w:pPr>
         <w:keepNext/>
-        <w:spacing w:before="160" w:after="100"/>
+        <w:spacing w:before="160" w:after="100" w:line="360" w:lineRule="auto"/>
       </w:pPr>
       <w:r>
         <w:rPr>
-          <w:rFonts w:ascii="Arial" w:hAnsi="Arial" w:eastAsia="Arial"/>
+          <w:rFonts w:ascii="Arial" w:hAnsi="Arial" w:eastAsia="Arial" w:cs="Arial"/>
           <w:b/>
           <w:i w:val="0"/>
-          <w:color w:val="17365D"/>
-          <w:sz w:val="22"/>
+          <w:color w:val="000000"/>
+          <w:sz w:val="24"/>
         </w:rPr>
-        <w:t>Screenshot 3 — Saved Room record</w:t>
+        <w:t>Screenshot 3 - Saved Room record</w:t>
       </w:r>
     </w:p>
     <w:tbl>
@@ -717,12 +747,12 @@
         <w:tblLook w:firstColumn="1" w:firstRow="1" w:lastColumn="0" w:lastRow="0" w:noHBand="0" w:noVBand="1" w:val="04A0"/>
       </w:tblPr>
       <w:tblGrid>
-        <w:gridCol w:w="10466"/>
+        <w:gridCol w:w="9922"/>
       </w:tblGrid>
       <w:tr>
         <w:tc>
           <w:tcPr>
-            <w:tcW w:type="dxa" w:w="10466"/>
+            <w:tcW w:type="dxa" w:w="9922"/>
             <w:shd w:fill="FFF2CC"/>
             <w:tcBorders>
               <w:top w:val="single" w:sz="14" w:color="FFC000"/>
@@ -740,14 +770,15 @@
           </w:tcPr>
           <w:p>
             <w:pPr>
+              <w:spacing w:line="360" w:lineRule="auto"/>
               <w:jc w:val="center"/>
             </w:pPr>
             <w:r>
               <w:rPr>
-                <w:rFonts w:ascii="Arial" w:hAnsi="Arial" w:eastAsia="Arial"/>
+                <w:rFonts w:ascii="Arial" w:hAnsi="Arial" w:eastAsia="Arial" w:cs="Arial"/>
                 <w:b/>
                 <w:i w:val="0"/>
-                <w:color w:val="17365D"/>
+                <w:color w:val="000000"/>
                 <w:sz w:val="28"/>
               </w:rPr>
               <w:t>GENUINE ANDROID SCREENSHOT REQUIRED</w:t>
@@ -755,30 +786,32 @@
           </w:p>
           <w:p>
             <w:pPr>
+              <w:spacing w:line="360" w:lineRule="auto"/>
               <w:jc w:val="center"/>
             </w:pPr>
             <w:r>
               <w:rPr>
-                <w:rFonts w:ascii="Arial" w:hAnsi="Arial" w:eastAsia="Arial"/>
+                <w:rFonts w:ascii="Arial" w:hAnsi="Arial" w:eastAsia="Arial" w:cs="Arial"/>
                 <w:b w:val="0"/>
                 <w:i w:val="0"/>
-                <w:color w:val="222222"/>
-                <w:sz w:val="18"/>
+                <w:color w:val="000000"/>
+                <w:sz w:val="22"/>
               </w:rPr>
               <w:t>Create an Upcoming event, return to the list and capture its card.</w:t>
             </w:r>
           </w:p>
           <w:p>
             <w:pPr>
+              <w:spacing w:line="360" w:lineRule="auto"/>
               <w:jc w:val="center"/>
             </w:pPr>
             <w:r>
               <w:rPr>
-                <w:rFonts w:ascii="Arial" w:hAnsi="Arial" w:eastAsia="Arial"/>
+                <w:rFonts w:ascii="Arial" w:hAnsi="Arial" w:eastAsia="Arial" w:cs="Arial"/>
                 <w:b/>
                 <w:i w:val="0"/>
-                <w:color w:val="9C6500"/>
-                <w:sz w:val="17"/>
+                <w:color w:val="000000"/>
+                <w:sz w:val="22"/>
               </w:rPr>
               <w:t>Replace this entire yellow panel with the screenshot.</w:t>
             </w:r>
@@ -788,38 +821,46 @@
     </w:tbl>
     <w:p>
       <w:pPr>
-        <w:spacing w:after="120"/>
+        <w:spacing w:after="120" w:before="120" w:line="360" w:lineRule="auto"/>
       </w:pPr>
       <w:r>
         <w:rPr>
-          <w:rFonts w:ascii="Arial" w:hAnsi="Arial" w:eastAsia="Arial"/>
+          <w:rFonts w:ascii="Arial" w:hAnsi="Arial" w:eastAsia="Arial" w:cs="Arial"/>
           <w:b w:val="0"/>
           <w:i w:val="0"/>
-          <w:color w:val="222222"/>
-          <w:sz w:val="19"/>
+          <w:color w:val="000000"/>
+          <w:sz w:val="22"/>
         </w:rPr>
         <w:t>What this demonstrates: A validated event is stored and displayed from Room.</w:t>
       </w:r>
     </w:p>
     <w:p>
+      <w:pPr>
+        <w:spacing w:line="360" w:lineRule="auto"/>
+      </w:pPr>
       <w:r>
+        <w:rPr>
+          <w:rFonts w:ascii="Arial" w:hAnsi="Arial" w:eastAsia="Arial" w:cs="Arial"/>
+          <w:color w:val="000000"/>
+          <w:sz w:val="22"/>
+        </w:rPr>
         <w:br w:type="page"/>
       </w:r>
     </w:p>
     <w:p>
       <w:pPr>
         <w:keepNext/>
-        <w:spacing w:before="160" w:after="100"/>
+        <w:spacing w:before="160" w:after="100" w:line="360" w:lineRule="auto"/>
       </w:pPr>
       <w:r>
         <w:rPr>
-          <w:rFonts w:ascii="Arial" w:hAnsi="Arial" w:eastAsia="Arial"/>
+          <w:rFonts w:ascii="Arial" w:hAnsi="Arial" w:eastAsia="Arial" w:cs="Arial"/>
           <w:b/>
           <w:i w:val="0"/>
-          <w:color w:val="17365D"/>
-          <w:sz w:val="22"/>
+          <w:color w:val="000000"/>
+          <w:sz w:val="24"/>
         </w:rPr>
-        <w:t>Screenshot 4 — Persistence after restart</w:t>
+        <w:t>Screenshot 4 - Persistence after restart</w:t>
       </w:r>
     </w:p>
     <w:tbl>
@@ -829,12 +870,12 @@
         <w:tblLook w:firstColumn="1" w:firstRow="1" w:lastColumn="0" w:lastRow="0" w:noHBand="0" w:noVBand="1" w:val="04A0"/>
       </w:tblPr>
       <w:tblGrid>
-        <w:gridCol w:w="10466"/>
+        <w:gridCol w:w="9922"/>
       </w:tblGrid>
       <w:tr>
         <w:tc>
           <w:tcPr>
-            <w:tcW w:type="dxa" w:w="10466"/>
+            <w:tcW w:type="dxa" w:w="9922"/>
             <w:shd w:fill="FFF2CC"/>
             <w:tcBorders>
               <w:top w:val="single" w:sz="14" w:color="FFC000"/>
@@ -852,14 +893,15 @@
           </w:tcPr>
           <w:p>
             <w:pPr>
+              <w:spacing w:line="360" w:lineRule="auto"/>
               <w:jc w:val="center"/>
             </w:pPr>
             <w:r>
               <w:rPr>
-                <w:rFonts w:ascii="Arial" w:hAnsi="Arial" w:eastAsia="Arial"/>
+                <w:rFonts w:ascii="Arial" w:hAnsi="Arial" w:eastAsia="Arial" w:cs="Arial"/>
                 <w:b/>
                 <w:i w:val="0"/>
-                <w:color w:val="17365D"/>
+                <w:color w:val="000000"/>
                 <w:sz w:val="28"/>
               </w:rPr>
               <w:t>GENUINE ANDROID SCREENSHOT REQUIRED</w:t>
@@ -867,30 +909,32 @@
           </w:p>
           <w:p>
             <w:pPr>
+              <w:spacing w:line="360" w:lineRule="auto"/>
               <w:jc w:val="center"/>
             </w:pPr>
             <w:r>
               <w:rPr>
-                <w:rFonts w:ascii="Arial" w:hAnsi="Arial" w:eastAsia="Arial"/>
+                <w:rFonts w:ascii="Arial" w:hAnsi="Arial" w:eastAsia="Arial" w:cs="Arial"/>
                 <w:b w:val="0"/>
                 <w:i w:val="0"/>
-                <w:color w:val="222222"/>
-                <w:sz w:val="18"/>
+                <w:color w:val="000000"/>
+                <w:sz w:val="22"/>
               </w:rPr>
               <w:t>Force-stop and reopen the app, then capture the same event still listed.</w:t>
             </w:r>
           </w:p>
           <w:p>
             <w:pPr>
+              <w:spacing w:line="360" w:lineRule="auto"/>
               <w:jc w:val="center"/>
             </w:pPr>
             <w:r>
               <w:rPr>
-                <w:rFonts w:ascii="Arial" w:hAnsi="Arial" w:eastAsia="Arial"/>
+                <w:rFonts w:ascii="Arial" w:hAnsi="Arial" w:eastAsia="Arial" w:cs="Arial"/>
                 <w:b/>
                 <w:i w:val="0"/>
-                <w:color w:val="9C6500"/>
-                <w:sz w:val="17"/>
+                <w:color w:val="000000"/>
+                <w:sz w:val="22"/>
               </w:rPr>
               <w:t>Replace this entire yellow panel with the screenshot.</w:t>
             </w:r>
@@ -900,38 +944,46 @@
     </w:tbl>
     <w:p>
       <w:pPr>
-        <w:spacing w:after="120"/>
+        <w:spacing w:after="120" w:before="120" w:line="360" w:lineRule="auto"/>
       </w:pPr>
       <w:r>
         <w:rPr>
-          <w:rFonts w:ascii="Arial" w:hAnsi="Arial" w:eastAsia="Arial"/>
+          <w:rFonts w:ascii="Arial" w:hAnsi="Arial" w:eastAsia="Arial" w:cs="Arial"/>
           <w:b w:val="0"/>
           <w:i w:val="0"/>
-          <w:color w:val="222222"/>
-          <w:sz w:val="19"/>
+          <w:color w:val="000000"/>
+          <w:sz w:val="22"/>
         </w:rPr>
         <w:t>What this demonstrates: The record is persistent rather than held only in memory.</w:t>
       </w:r>
     </w:p>
     <w:p>
+      <w:pPr>
+        <w:spacing w:line="360" w:lineRule="auto"/>
+      </w:pPr>
       <w:r>
+        <w:rPr>
+          <w:rFonts w:ascii="Arial" w:hAnsi="Arial" w:eastAsia="Arial" w:cs="Arial"/>
+          <w:color w:val="000000"/>
+          <w:sz w:val="22"/>
+        </w:rPr>
         <w:br w:type="page"/>
       </w:r>
     </w:p>
     <w:p>
       <w:pPr>
         <w:keepNext/>
-        <w:spacing w:before="160" w:after="100"/>
+        <w:spacing w:before="160" w:after="100" w:line="360" w:lineRule="auto"/>
       </w:pPr>
       <w:r>
         <w:rPr>
-          <w:rFonts w:ascii="Arial" w:hAnsi="Arial" w:eastAsia="Arial"/>
+          <w:rFonts w:ascii="Arial" w:hAnsi="Arial" w:eastAsia="Arial" w:cs="Arial"/>
           <w:b/>
           <w:i w:val="0"/>
-          <w:color w:val="17365D"/>
-          <w:sz w:val="22"/>
+          <w:color w:val="000000"/>
+          <w:sz w:val="24"/>
         </w:rPr>
-        <w:t>Screenshot 5 — Edit existing event</w:t>
+        <w:t>Screenshot 5 - Edit existing event</w:t>
       </w:r>
     </w:p>
     <w:tbl>
@@ -941,12 +993,12 @@
         <w:tblLook w:firstColumn="1" w:firstRow="1" w:lastColumn="0" w:lastRow="0" w:noHBand="0" w:noVBand="1" w:val="04A0"/>
       </w:tblPr>
       <w:tblGrid>
-        <w:gridCol w:w="10466"/>
+        <w:gridCol w:w="9922"/>
       </w:tblGrid>
       <w:tr>
         <w:tc>
           <w:tcPr>
-            <w:tcW w:type="dxa" w:w="10466"/>
+            <w:tcW w:type="dxa" w:w="9922"/>
             <w:shd w:fill="FFF2CC"/>
             <w:tcBorders>
               <w:top w:val="single" w:sz="14" w:color="FFC000"/>
@@ -964,14 +1016,15 @@
           </w:tcPr>
           <w:p>
             <w:pPr>
+              <w:spacing w:line="360" w:lineRule="auto"/>
               <w:jc w:val="center"/>
             </w:pPr>
             <w:r>
               <w:rPr>
-                <w:rFonts w:ascii="Arial" w:hAnsi="Arial" w:eastAsia="Arial"/>
+                <w:rFonts w:ascii="Arial" w:hAnsi="Arial" w:eastAsia="Arial" w:cs="Arial"/>
                 <w:b/>
                 <w:i w:val="0"/>
-                <w:color w:val="17365D"/>
+                <w:color w:val="000000"/>
                 <w:sz w:val="28"/>
               </w:rPr>
               <w:t>GENUINE ANDROID SCREENSHOT REQUIRED</w:t>
@@ -979,30 +1032,32 @@
           </w:p>
           <w:p>
             <w:pPr>
+              <w:spacing w:line="360" w:lineRule="auto"/>
               <w:jc w:val="center"/>
             </w:pPr>
             <w:r>
               <w:rPr>
-                <w:rFonts w:ascii="Arial" w:hAnsi="Arial" w:eastAsia="Arial"/>
+                <w:rFonts w:ascii="Arial" w:hAnsi="Arial" w:eastAsia="Arial" w:cs="Arial"/>
                 <w:b w:val="0"/>
                 <w:i w:val="0"/>
-                <w:color w:val="222222"/>
-                <w:sz w:val="18"/>
+                <w:color w:val="000000"/>
+                <w:sz w:val="22"/>
               </w:rPr>
               <w:t>Open the event, tap Edit, change its name/status to Completed and save; capture the updated card.</w:t>
             </w:r>
           </w:p>
           <w:p>
             <w:pPr>
+              <w:spacing w:line="360" w:lineRule="auto"/>
               <w:jc w:val="center"/>
             </w:pPr>
             <w:r>
               <w:rPr>
-                <w:rFonts w:ascii="Arial" w:hAnsi="Arial" w:eastAsia="Arial"/>
+                <w:rFonts w:ascii="Arial" w:hAnsi="Arial" w:eastAsia="Arial" w:cs="Arial"/>
                 <w:b/>
                 <w:i w:val="0"/>
-                <w:color w:val="9C6500"/>
-                <w:sz w:val="17"/>
+                <w:color w:val="000000"/>
+                <w:sz w:val="22"/>
               </w:rPr>
               <w:t>Replace this entire yellow panel with the screenshot.</w:t>
             </w:r>
@@ -1012,38 +1067,46 @@
     </w:tbl>
     <w:p>
       <w:pPr>
-        <w:spacing w:after="120"/>
+        <w:spacing w:after="120" w:before="120" w:line="360" w:lineRule="auto"/>
       </w:pPr>
       <w:r>
         <w:rPr>
-          <w:rFonts w:ascii="Arial" w:hAnsi="Arial" w:eastAsia="Arial"/>
+          <w:rFonts w:ascii="Arial" w:hAnsi="Arial" w:eastAsia="Arial" w:cs="Arial"/>
           <w:b w:val="0"/>
           <w:i w:val="0"/>
-          <w:color w:val="222222"/>
-          <w:sz w:val="19"/>
+          <w:color w:val="000000"/>
+          <w:sz w:val="22"/>
         </w:rPr>
         <w:t>What this demonstrates: An existing Room row is loaded into the form and updated.</w:t>
       </w:r>
     </w:p>
     <w:p>
+      <w:pPr>
+        <w:spacing w:line="360" w:lineRule="auto"/>
+      </w:pPr>
       <w:r>
+        <w:rPr>
+          <w:rFonts w:ascii="Arial" w:hAnsi="Arial" w:eastAsia="Arial" w:cs="Arial"/>
+          <w:color w:val="000000"/>
+          <w:sz w:val="22"/>
+        </w:rPr>
         <w:br w:type="page"/>
       </w:r>
     </w:p>
     <w:p>
       <w:pPr>
         <w:keepNext/>
-        <w:spacing w:before="160" w:after="100"/>
+        <w:spacing w:before="160" w:after="100" w:line="360" w:lineRule="auto"/>
       </w:pPr>
       <w:r>
         <w:rPr>
-          <w:rFonts w:ascii="Arial" w:hAnsi="Arial" w:eastAsia="Arial"/>
+          <w:rFonts w:ascii="Arial" w:hAnsi="Arial" w:eastAsia="Arial" w:cs="Arial"/>
           <w:b/>
           <w:i w:val="0"/>
-          <w:color w:val="17365D"/>
-          <w:sz w:val="22"/>
+          <w:color w:val="000000"/>
+          <w:sz w:val="24"/>
         </w:rPr>
-        <w:t>Screenshot 6 — Delete confirmation</w:t>
+        <w:t>Screenshot 6 - Delete confirmation</w:t>
       </w:r>
     </w:p>
     <w:tbl>
@@ -1053,12 +1116,12 @@
         <w:tblLook w:firstColumn="1" w:firstRow="1" w:lastColumn="0" w:lastRow="0" w:noHBand="0" w:noVBand="1" w:val="04A0"/>
       </w:tblPr>
       <w:tblGrid>
-        <w:gridCol w:w="10466"/>
+        <w:gridCol w:w="9922"/>
       </w:tblGrid>
       <w:tr>
         <w:tc>
           <w:tcPr>
-            <w:tcW w:type="dxa" w:w="10466"/>
+            <w:tcW w:type="dxa" w:w="9922"/>
             <w:shd w:fill="FFF2CC"/>
             <w:tcBorders>
               <w:top w:val="single" w:sz="14" w:color="FFC000"/>
@@ -1076,14 +1139,15 @@
           </w:tcPr>
           <w:p>
             <w:pPr>
+              <w:spacing w:line="360" w:lineRule="auto"/>
               <w:jc w:val="center"/>
             </w:pPr>
             <w:r>
               <w:rPr>
-                <w:rFonts w:ascii="Arial" w:hAnsi="Arial" w:eastAsia="Arial"/>
+                <w:rFonts w:ascii="Arial" w:hAnsi="Arial" w:eastAsia="Arial" w:cs="Arial"/>
                 <w:b/>
                 <w:i w:val="0"/>
-                <w:color w:val="17365D"/>
+                <w:color w:val="000000"/>
                 <w:sz w:val="28"/>
               </w:rPr>
               <w:t>GENUINE ANDROID SCREENSHOT REQUIRED</w:t>
@@ -1091,30 +1155,32 @@
           </w:p>
           <w:p>
             <w:pPr>
+              <w:spacing w:line="360" w:lineRule="auto"/>
               <w:jc w:val="center"/>
             </w:pPr>
             <w:r>
               <w:rPr>
-                <w:rFonts w:ascii="Arial" w:hAnsi="Arial" w:eastAsia="Arial"/>
+                <w:rFonts w:ascii="Arial" w:hAnsi="Arial" w:eastAsia="Arial" w:cs="Arial"/>
                 <w:b w:val="0"/>
                 <w:i w:val="0"/>
-                <w:color w:val="222222"/>
-                <w:sz w:val="18"/>
+                <w:color w:val="000000"/>
+                <w:sz w:val="22"/>
               </w:rPr>
               <w:t>Tap Delete event and capture the dialog warning that related sessions will also be deleted.</w:t>
             </w:r>
           </w:p>
           <w:p>
             <w:pPr>
+              <w:spacing w:line="360" w:lineRule="auto"/>
               <w:jc w:val="center"/>
             </w:pPr>
             <w:r>
               <w:rPr>
-                <w:rFonts w:ascii="Arial" w:hAnsi="Arial" w:eastAsia="Arial"/>
+                <w:rFonts w:ascii="Arial" w:hAnsi="Arial" w:eastAsia="Arial" w:cs="Arial"/>
                 <w:b/>
                 <w:i w:val="0"/>
-                <w:color w:val="9C6500"/>
-                <w:sz w:val="17"/>
+                <w:color w:val="000000"/>
+                <w:sz w:val="22"/>
               </w:rPr>
               <w:t>Replace this entire yellow panel with the screenshot.</w:t>
             </w:r>
@@ -1124,38 +1190,46 @@
     </w:tbl>
     <w:p>
       <w:pPr>
-        <w:spacing w:after="120"/>
+        <w:spacing w:after="120" w:before="120" w:line="360" w:lineRule="auto"/>
       </w:pPr>
       <w:r>
         <w:rPr>
-          <w:rFonts w:ascii="Arial" w:hAnsi="Arial" w:eastAsia="Arial"/>
+          <w:rFonts w:ascii="Arial" w:hAnsi="Arial" w:eastAsia="Arial" w:cs="Arial"/>
           <w:b w:val="0"/>
           <w:i w:val="0"/>
-          <w:color w:val="222222"/>
-          <w:sz w:val="19"/>
+          <w:color w:val="000000"/>
+          <w:sz w:val="22"/>
         </w:rPr>
         <w:t>What this demonstrates: Destructive action is explicit and can be cancelled.</w:t>
       </w:r>
     </w:p>
     <w:p>
+      <w:pPr>
+        <w:spacing w:line="360" w:lineRule="auto"/>
+      </w:pPr>
       <w:r>
+        <w:rPr>
+          <w:rFonts w:ascii="Arial" w:hAnsi="Arial" w:eastAsia="Arial" w:cs="Arial"/>
+          <w:color w:val="000000"/>
+          <w:sz w:val="22"/>
+        </w:rPr>
         <w:br w:type="page"/>
       </w:r>
     </w:p>
     <w:p>
       <w:pPr>
         <w:keepNext/>
-        <w:spacing w:before="160" w:after="100"/>
+        <w:spacing w:before="160" w:after="100" w:line="360" w:lineRule="auto"/>
       </w:pPr>
       <w:r>
         <w:rPr>
-          <w:rFonts w:ascii="Arial" w:hAnsi="Arial" w:eastAsia="Arial"/>
+          <w:rFonts w:ascii="Arial" w:hAnsi="Arial" w:eastAsia="Arial" w:cs="Arial"/>
           <w:b/>
           <w:i w:val="0"/>
-          <w:color w:val="17365D"/>
-          <w:sz w:val="22"/>
+          <w:color w:val="000000"/>
+          <w:sz w:val="24"/>
         </w:rPr>
-        <w:t>Screenshot 7 — Delete persists</w:t>
+        <w:t>Screenshot 7 - Delete persists</w:t>
       </w:r>
     </w:p>
     <w:tbl>
@@ -1165,12 +1239,12 @@
         <w:tblLook w:firstColumn="1" w:firstRow="1" w:lastColumn="0" w:lastRow="0" w:noHBand="0" w:noVBand="1" w:val="04A0"/>
       </w:tblPr>
       <w:tblGrid>
-        <w:gridCol w:w="10466"/>
+        <w:gridCol w:w="9922"/>
       </w:tblGrid>
       <w:tr>
         <w:tc>
           <w:tcPr>
-            <w:tcW w:type="dxa" w:w="10466"/>
+            <w:tcW w:type="dxa" w:w="9922"/>
             <w:shd w:fill="FFF2CC"/>
             <w:tcBorders>
               <w:top w:val="single" w:sz="14" w:color="FFC000"/>
@@ -1188,14 +1262,15 @@
           </w:tcPr>
           <w:p>
             <w:pPr>
+              <w:spacing w:line="360" w:lineRule="auto"/>
               <w:jc w:val="center"/>
             </w:pPr>
             <w:r>
               <w:rPr>
-                <w:rFonts w:ascii="Arial" w:hAnsi="Arial" w:eastAsia="Arial"/>
+                <w:rFonts w:ascii="Arial" w:hAnsi="Arial" w:eastAsia="Arial" w:cs="Arial"/>
                 <w:b/>
                 <w:i w:val="0"/>
-                <w:color w:val="17365D"/>
+                <w:color w:val="000000"/>
                 <w:sz w:val="28"/>
               </w:rPr>
               <w:t>GENUINE ANDROID SCREENSHOT REQUIRED</w:t>
@@ -1203,30 +1278,32 @@
           </w:p>
           <w:p>
             <w:pPr>
+              <w:spacing w:line="360" w:lineRule="auto"/>
               <w:jc w:val="center"/>
             </w:pPr>
             <w:r>
               <w:rPr>
-                <w:rFonts w:ascii="Arial" w:hAnsi="Arial" w:eastAsia="Arial"/>
+                <w:rFonts w:ascii="Arial" w:hAnsi="Arial" w:eastAsia="Arial" w:cs="Arial"/>
                 <w:b w:val="0"/>
                 <w:i w:val="0"/>
-                <w:color w:val="222222"/>
-                <w:sz w:val="18"/>
+                <w:color w:val="000000"/>
+                <w:sz w:val="22"/>
               </w:rPr>
               <w:t>Confirm deletion, restart the app and capture the empty list.</w:t>
             </w:r>
           </w:p>
           <w:p>
             <w:pPr>
+              <w:spacing w:line="360" w:lineRule="auto"/>
               <w:jc w:val="center"/>
             </w:pPr>
             <w:r>
               <w:rPr>
-                <w:rFonts w:ascii="Arial" w:hAnsi="Arial" w:eastAsia="Arial"/>
+                <w:rFonts w:ascii="Arial" w:hAnsi="Arial" w:eastAsia="Arial" w:cs="Arial"/>
                 <w:b/>
                 <w:i w:val="0"/>
-                <w:color w:val="9C6500"/>
-                <w:sz w:val="17"/>
+                <w:color w:val="000000"/>
+                <w:sz w:val="22"/>
               </w:rPr>
               <w:t>Replace this entire yellow panel with the screenshot.</w:t>
             </w:r>
@@ -1236,38 +1313,46 @@
     </w:tbl>
     <w:p>
       <w:pPr>
-        <w:spacing w:after="120"/>
+        <w:spacing w:after="120" w:before="120" w:line="360" w:lineRule="auto"/>
       </w:pPr>
       <w:r>
         <w:rPr>
-          <w:rFonts w:ascii="Arial" w:hAnsi="Arial" w:eastAsia="Arial"/>
+          <w:rFonts w:ascii="Arial" w:hAnsi="Arial" w:eastAsia="Arial" w:cs="Arial"/>
           <w:b w:val="0"/>
           <w:i w:val="0"/>
-          <w:color w:val="222222"/>
-          <w:sz w:val="19"/>
+          <w:color w:val="000000"/>
+          <w:sz w:val="22"/>
         </w:rPr>
         <w:t>What this demonstrates: The row is removed from Room and does not return.</w:t>
       </w:r>
     </w:p>
     <w:p>
+      <w:pPr>
+        <w:spacing w:line="360" w:lineRule="auto"/>
+      </w:pPr>
       <w:r>
+        <w:rPr>
+          <w:rFonts w:ascii="Arial" w:hAnsi="Arial" w:eastAsia="Arial" w:cs="Arial"/>
+          <w:color w:val="000000"/>
+          <w:sz w:val="22"/>
+        </w:rPr>
         <w:br w:type="page"/>
       </w:r>
     </w:p>
     <w:p>
       <w:pPr>
         <w:keepNext/>
-        <w:spacing w:before="160" w:after="100"/>
+        <w:spacing w:before="160" w:after="100" w:line="360" w:lineRule="auto"/>
       </w:pPr>
       <w:r>
         <w:rPr>
-          <w:rFonts w:ascii="Arial" w:hAnsi="Arial" w:eastAsia="Arial"/>
+          <w:rFonts w:ascii="Arial" w:hAnsi="Arial" w:eastAsia="Arial" w:cs="Arial"/>
           <w:b/>
           <w:i w:val="0"/>
-          <w:color w:val="17365D"/>
-          <w:sz w:val="22"/>
+          <w:color w:val="000000"/>
+          <w:sz w:val="24"/>
         </w:rPr>
-        <w:t>Screenshot 8 — Session relationship</w:t>
+        <w:t>Screenshot 8 - Session relationship</w:t>
       </w:r>
     </w:p>
     <w:tbl>
@@ -1277,12 +1362,12 @@
         <w:tblLook w:firstColumn="1" w:firstRow="1" w:lastColumn="0" w:lastRow="0" w:noHBand="0" w:noVBand="1" w:val="04A0"/>
       </w:tblPr>
       <w:tblGrid>
-        <w:gridCol w:w="10466"/>
+        <w:gridCol w:w="9922"/>
       </w:tblGrid>
       <w:tr>
         <w:tc>
           <w:tcPr>
-            <w:tcW w:type="dxa" w:w="10466"/>
+            <w:tcW w:type="dxa" w:w="9922"/>
             <w:shd w:fill="FFF2CC"/>
             <w:tcBorders>
               <w:top w:val="single" w:sz="14" w:color="FFC000"/>
@@ -1300,14 +1385,15 @@
           </w:tcPr>
           <w:p>
             <w:pPr>
+              <w:spacing w:line="360" w:lineRule="auto"/>
               <w:jc w:val="center"/>
             </w:pPr>
             <w:r>
               <w:rPr>
-                <w:rFonts w:ascii="Arial" w:hAnsi="Arial" w:eastAsia="Arial"/>
+                <w:rFonts w:ascii="Arial" w:hAnsi="Arial" w:eastAsia="Arial" w:cs="Arial"/>
                 <w:b/>
                 <w:i w:val="0"/>
-                <w:color w:val="17365D"/>
+                <w:color w:val="000000"/>
                 <w:sz w:val="28"/>
               </w:rPr>
               <w:t>GENUINE ANDROID SCREENSHOT REQUIRED</w:t>
@@ -1315,30 +1401,32 @@
           </w:p>
           <w:p>
             <w:pPr>
+              <w:spacing w:line="360" w:lineRule="auto"/>
               <w:jc w:val="center"/>
             </w:pPr>
             <w:r>
               <w:rPr>
-                <w:rFonts w:ascii="Arial" w:hAnsi="Arial" w:eastAsia="Arial"/>
+                <w:rFonts w:ascii="Arial" w:hAnsi="Arial" w:eastAsia="Arial" w:cs="Arial"/>
                 <w:b w:val="0"/>
                 <w:i w:val="0"/>
-                <w:color w:val="222222"/>
-                <w:sz w:val="18"/>
+                <w:color w:val="000000"/>
+                <w:sz w:val="22"/>
               </w:rPr>
               <w:t>Create an event with two sessions and capture its detail screen and session count.</w:t>
             </w:r>
           </w:p>
           <w:p>
             <w:pPr>
+              <w:spacing w:line="360" w:lineRule="auto"/>
               <w:jc w:val="center"/>
             </w:pPr>
             <w:r>
               <w:rPr>
-                <w:rFonts w:ascii="Arial" w:hAnsi="Arial" w:eastAsia="Arial"/>
+                <w:rFonts w:ascii="Arial" w:hAnsi="Arial" w:eastAsia="Arial" w:cs="Arial"/>
                 <w:b/>
                 <w:i w:val="0"/>
-                <w:color w:val="9C6500"/>
-                <w:sz w:val="17"/>
+                <w:color w:val="000000"/>
+                <w:sz w:val="22"/>
               </w:rPr>
               <w:t>Replace this entire yellow panel with the screenshot.</w:t>
             </w:r>
@@ -1348,51 +1436,59 @@
     </w:tbl>
     <w:p>
       <w:pPr>
-        <w:spacing w:after="120"/>
+        <w:spacing w:after="120" w:before="120" w:line="360" w:lineRule="auto"/>
       </w:pPr>
       <w:r>
         <w:rPr>
-          <w:rFonts w:ascii="Arial" w:hAnsi="Arial" w:eastAsia="Arial"/>
+          <w:rFonts w:ascii="Arial" w:hAnsi="Arial" w:eastAsia="Arial" w:cs="Arial"/>
           <w:b w:val="0"/>
           <w:i w:val="0"/>
-          <w:color w:val="222222"/>
-          <w:sz w:val="19"/>
+          <w:color w:val="000000"/>
+          <w:sz w:val="22"/>
         </w:rPr>
         <w:t>What this demonstrates: Room links child sessions to the event and exposes the relationship.</w:t>
       </w:r>
     </w:p>
     <w:p>
+      <w:pPr>
+        <w:spacing w:line="360" w:lineRule="auto"/>
+      </w:pPr>
       <w:r>
+        <w:rPr>
+          <w:rFonts w:ascii="Arial" w:hAnsi="Arial" w:eastAsia="Arial" w:cs="Arial"/>
+          <w:color w:val="000000"/>
+          <w:sz w:val="22"/>
+        </w:rPr>
         <w:br w:type="page"/>
       </w:r>
     </w:p>
     <w:p>
       <w:pPr>
         <w:keepNext/>
-        <w:spacing w:before="160" w:after="100"/>
+        <w:spacing w:before="160" w:after="100" w:line="360" w:lineRule="auto"/>
       </w:pPr>
       <w:r>
         <w:rPr>
-          <w:rFonts w:ascii="Arial" w:hAnsi="Arial" w:eastAsia="Arial"/>
+          <w:rFonts w:ascii="Arial" w:hAnsi="Arial" w:eastAsia="Arial" w:cs="Arial"/>
           <w:b/>
           <w:i w:val="0"/>
-          <w:color w:val="17365D"/>
-          <w:sz w:val="26"/>
+          <w:color w:val="000000"/>
+          <w:sz w:val="24"/>
         </w:rPr>
         <w:t>2.2  Code that you wrote</w:t>
       </w:r>
     </w:p>
     <w:p>
       <w:pPr>
-        <w:spacing w:after="120"/>
+        <w:spacing w:after="120" w:line="360" w:lineRule="auto"/>
       </w:pPr>
       <w:r>
         <w:rPr>
-          <w:rFonts w:ascii="Arial" w:hAnsi="Arial" w:eastAsia="Arial"/>
+          <w:rFonts w:ascii="Arial" w:hAnsi="Arial" w:eastAsia="Arial" w:cs="Arial"/>
           <w:b w:val="0"/>
           <w:i w:val="0"/>
-          <w:color w:val="222222"/>
-          <w:sz w:val="20"/>
+          <w:color w:val="000000"/>
+          <w:sz w:val="22"/>
         </w:rPr>
         <w:t>The relevant source is copied below as text, not screenshots. Generated files and build output are excluded.</w:t>
       </w:r>
@@ -1400,46 +1496,46 @@
     <w:p>
       <w:pPr>
         <w:keepNext/>
-        <w:spacing w:before="160" w:after="100"/>
+        <w:spacing w:before="160" w:after="100" w:line="360" w:lineRule="auto"/>
       </w:pPr>
       <w:r>
         <w:rPr>
-          <w:rFonts w:ascii="Arial" w:hAnsi="Arial" w:eastAsia="Arial"/>
+          <w:rFonts w:ascii="Arial" w:hAnsi="Arial" w:eastAsia="Arial" w:cs="Arial"/>
           <w:b/>
           <w:i w:val="0"/>
-          <w:color w:val="17365D"/>
-          <w:sz w:val="21"/>
+          <w:color w:val="000000"/>
+          <w:sz w:val="24"/>
         </w:rPr>
         <w:t>app/src/main/java/com/example/eventmanager/data/EventEntity.kt</w:t>
       </w:r>
     </w:p>
     <w:p>
       <w:pPr>
-        <w:spacing w:after="120"/>
+        <w:spacing w:after="120" w:line="360" w:lineRule="auto"/>
       </w:pPr>
       <w:r>
         <w:rPr>
-          <w:rFonts w:ascii="Arial" w:hAnsi="Arial" w:eastAsia="Arial"/>
+          <w:rFonts w:ascii="Arial" w:hAnsi="Arial" w:eastAsia="Arial" w:cs="Arial"/>
           <w:b w:val="0"/>
           <w:i w:val="0"/>
-          <w:color w:val="222222"/>
-          <w:sz w:val="18"/>
+          <w:color w:val="000000"/>
+          <w:sz w:val="22"/>
         </w:rPr>
         <w:t>The Room event row stores typed LocalDate, EventType and EventStatus properties plus required/optional values and sync metadata.</w:t>
       </w:r>
     </w:p>
     <w:p>
       <w:pPr>
-        <w:spacing w:after="80" w:line="206" w:lineRule="auto"/>
+        <w:spacing w:after="80" w:line="360" w:lineRule="auto"/>
         <w:shd w:fill="F2F2F2"/>
       </w:pPr>
       <w:r>
         <w:rPr>
-          <w:rFonts w:ascii="Courier New" w:hAnsi="Courier New" w:eastAsia="Courier New"/>
+          <w:rFonts w:ascii="Arial" w:hAnsi="Arial" w:eastAsia="Arial" w:cs="Arial"/>
           <w:b w:val="0"/>
           <w:i w:val="0"/>
-          <w:color w:val="222222"/>
-          <w:sz w:val="13"/>
+          <w:color w:val="000000"/>
+          <w:sz w:val="22"/>
         </w:rPr>
         <w:t>0001  package com.example.eventmanager.data</w:t>
         <w:br/>
@@ -1497,53 +1593,61 @@
       </w:r>
     </w:p>
     <w:p>
+      <w:pPr>
+        <w:spacing w:line="360" w:lineRule="auto"/>
+      </w:pPr>
       <w:r>
+        <w:rPr>
+          <w:rFonts w:ascii="Arial" w:hAnsi="Arial" w:eastAsia="Arial" w:cs="Arial"/>
+          <w:color w:val="000000"/>
+          <w:sz w:val="22"/>
+        </w:rPr>
         <w:br w:type="page"/>
       </w:r>
     </w:p>
     <w:p>
       <w:pPr>
         <w:keepNext/>
-        <w:spacing w:before="160" w:after="100"/>
+        <w:spacing w:before="160" w:after="100" w:line="360" w:lineRule="auto"/>
       </w:pPr>
       <w:r>
         <w:rPr>
-          <w:rFonts w:ascii="Arial" w:hAnsi="Arial" w:eastAsia="Arial"/>
+          <w:rFonts w:ascii="Arial" w:hAnsi="Arial" w:eastAsia="Arial" w:cs="Arial"/>
           <w:b/>
           <w:i w:val="0"/>
-          <w:color w:val="17365D"/>
-          <w:sz w:val="21"/>
+          <w:color w:val="000000"/>
+          <w:sz w:val="24"/>
         </w:rPr>
         <w:t>app/src/main/java/com/example/eventmanager/data/SessionEntity.kt</w:t>
       </w:r>
     </w:p>
     <w:p>
       <w:pPr>
-        <w:spacing w:after="120"/>
+        <w:spacing w:after="120" w:line="360" w:lineRule="auto"/>
       </w:pPr>
       <w:r>
         <w:rPr>
-          <w:rFonts w:ascii="Arial" w:hAnsi="Arial" w:eastAsia="Arial"/>
+          <w:rFonts w:ascii="Arial" w:hAnsi="Arial" w:eastAsia="Arial" w:cs="Arial"/>
           <w:b w:val="0"/>
           <w:i w:val="0"/>
-          <w:color w:val="222222"/>
-          <w:sz w:val="18"/>
+          <w:color w:val="000000"/>
+          <w:sz w:val="22"/>
         </w:rPr>
         <w:t>Each session carries an indexed eventId foreign key with cascade deletion.</w:t>
       </w:r>
     </w:p>
     <w:p>
       <w:pPr>
-        <w:spacing w:after="80" w:line="206" w:lineRule="auto"/>
+        <w:spacing w:after="80" w:line="360" w:lineRule="auto"/>
         <w:shd w:fill="F2F2F2"/>
       </w:pPr>
       <w:r>
         <w:rPr>
-          <w:rFonts w:ascii="Courier New" w:hAnsi="Courier New" w:eastAsia="Courier New"/>
+          <w:rFonts w:ascii="Arial" w:hAnsi="Arial" w:eastAsia="Arial" w:cs="Arial"/>
           <w:b w:val="0"/>
           <w:i w:val="0"/>
-          <w:color w:val="222222"/>
-          <w:sz w:val="13"/>
+          <w:color w:val="000000"/>
+          <w:sz w:val="22"/>
         </w:rPr>
         <w:t>0001  package com.example.eventmanager.data</w:t>
         <w:br/>
@@ -1611,53 +1715,61 @@
       </w:r>
     </w:p>
     <w:p>
+      <w:pPr>
+        <w:spacing w:line="360" w:lineRule="auto"/>
+      </w:pPr>
       <w:r>
+        <w:rPr>
+          <w:rFonts w:ascii="Arial" w:hAnsi="Arial" w:eastAsia="Arial" w:cs="Arial"/>
+          <w:color w:val="000000"/>
+          <w:sz w:val="22"/>
+        </w:rPr>
         <w:br w:type="page"/>
       </w:r>
     </w:p>
     <w:p>
       <w:pPr>
         <w:keepNext/>
-        <w:spacing w:before="160" w:after="100"/>
+        <w:spacing w:before="160" w:after="100" w:line="360" w:lineRule="auto"/>
       </w:pPr>
       <w:r>
         <w:rPr>
-          <w:rFonts w:ascii="Arial" w:hAnsi="Arial" w:eastAsia="Arial"/>
+          <w:rFonts w:ascii="Arial" w:hAnsi="Arial" w:eastAsia="Arial" w:cs="Arial"/>
           <w:b/>
           <w:i w:val="0"/>
-          <w:color w:val="17365D"/>
-          <w:sz w:val="21"/>
+          <w:color w:val="000000"/>
+          <w:sz w:val="24"/>
         </w:rPr>
         <w:t>app/src/main/java/com/example/eventmanager/data/DatabaseConverters.kt</w:t>
       </w:r>
     </w:p>
     <w:p>
       <w:pPr>
-        <w:spacing w:after="120"/>
+        <w:spacing w:after="120" w:line="360" w:lineRule="auto"/>
       </w:pPr>
       <w:r>
         <w:rPr>
-          <w:rFonts w:ascii="Arial" w:hAnsi="Arial" w:eastAsia="Arial"/>
+          <w:rFonts w:ascii="Arial" w:hAnsi="Arial" w:eastAsia="Arial" w:cs="Arial"/>
           <w:b w:val="0"/>
           <w:i w:val="0"/>
-          <w:color w:val="222222"/>
-          <w:sz w:val="18"/>
+          <w:color w:val="000000"/>
+          <w:sz w:val="22"/>
         </w:rPr>
         <w:t>Converters map LocalDate to epoch day, LocalTime to minutes after midnight, and enums to stable names.</w:t>
       </w:r>
     </w:p>
     <w:p>
       <w:pPr>
-        <w:spacing w:after="80" w:line="206" w:lineRule="auto"/>
+        <w:spacing w:after="80" w:line="360" w:lineRule="auto"/>
         <w:shd w:fill="F2F2F2"/>
       </w:pPr>
       <w:r>
         <w:rPr>
-          <w:rFonts w:ascii="Courier New" w:hAnsi="Courier New" w:eastAsia="Courier New"/>
+          <w:rFonts w:ascii="Arial" w:hAnsi="Arial" w:eastAsia="Arial" w:cs="Arial"/>
           <w:b w:val="0"/>
           <w:i w:val="0"/>
-          <w:color w:val="222222"/>
-          <w:sz w:val="13"/>
+          <w:color w:val="000000"/>
+          <w:sz w:val="22"/>
         </w:rPr>
         <w:t>0001  package com.example.eventmanager.data</w:t>
         <w:br/>
@@ -1741,53 +1853,61 @@
       </w:r>
     </w:p>
     <w:p>
+      <w:pPr>
+        <w:spacing w:line="360" w:lineRule="auto"/>
+      </w:pPr>
       <w:r>
+        <w:rPr>
+          <w:rFonts w:ascii="Arial" w:hAnsi="Arial" w:eastAsia="Arial" w:cs="Arial"/>
+          <w:color w:val="000000"/>
+          <w:sz w:val="22"/>
+        </w:rPr>
         <w:br w:type="page"/>
       </w:r>
     </w:p>
     <w:p>
       <w:pPr>
         <w:keepNext/>
-        <w:spacing w:before="160" w:after="100"/>
+        <w:spacing w:before="160" w:after="100" w:line="360" w:lineRule="auto"/>
       </w:pPr>
       <w:r>
         <w:rPr>
-          <w:rFonts w:ascii="Arial" w:hAnsi="Arial" w:eastAsia="Arial"/>
+          <w:rFonts w:ascii="Arial" w:hAnsi="Arial" w:eastAsia="Arial" w:cs="Arial"/>
           <w:b/>
           <w:i w:val="0"/>
-          <w:color w:val="17365D"/>
-          <w:sz w:val="21"/>
+          <w:color w:val="000000"/>
+          <w:sz w:val="24"/>
         </w:rPr>
         <w:t>app/src/main/java/com/example/eventmanager/data/EventManagerDatabase.kt</w:t>
       </w:r>
     </w:p>
     <w:p>
       <w:pPr>
-        <w:spacing w:after="120"/>
+        <w:spacing w:after="120" w:line="360" w:lineRule="auto"/>
       </w:pPr>
       <w:r>
         <w:rPr>
-          <w:rFonts w:ascii="Arial" w:hAnsi="Arial" w:eastAsia="Arial"/>
+          <w:rFonts w:ascii="Arial" w:hAnsi="Arial" w:eastAsia="Arial" w:cs="Arial"/>
           <w:b w:val="0"/>
           <w:i w:val="0"/>
-          <w:color w:val="222222"/>
-          <w:sz w:val="18"/>
+          <w:color w:val="000000"/>
+          <w:sz w:val="22"/>
         </w:rPr>
         <w:t>Room version 2 registers converters and includes a migration that transforms the earlier string date/time schema while preserving data.</w:t>
       </w:r>
     </w:p>
     <w:p>
       <w:pPr>
-        <w:spacing w:after="80" w:line="206" w:lineRule="auto"/>
+        <w:spacing w:after="80" w:line="360" w:lineRule="auto"/>
         <w:shd w:fill="F2F2F2"/>
       </w:pPr>
       <w:r>
         <w:rPr>
-          <w:rFonts w:ascii="Courier New" w:hAnsi="Courier New" w:eastAsia="Courier New"/>
+          <w:rFonts w:ascii="Arial" w:hAnsi="Arial" w:eastAsia="Arial" w:cs="Arial"/>
           <w:b w:val="0"/>
           <w:i w:val="0"/>
-          <w:color w:val="222222"/>
-          <w:sz w:val="13"/>
+          <w:color w:val="000000"/>
+          <w:sz w:val="22"/>
         </w:rPr>
         <w:t>0001  package com.example.eventmanager.data</w:t>
         <w:br/>
@@ -2003,53 +2123,61 @@
       </w:r>
     </w:p>
     <w:p>
+      <w:pPr>
+        <w:spacing w:line="360" w:lineRule="auto"/>
+      </w:pPr>
       <w:r>
+        <w:rPr>
+          <w:rFonts w:ascii="Arial" w:hAnsi="Arial" w:eastAsia="Arial" w:cs="Arial"/>
+          <w:color w:val="000000"/>
+          <w:sz w:val="22"/>
+        </w:rPr>
         <w:br w:type="page"/>
       </w:r>
     </w:p>
     <w:p>
       <w:pPr>
         <w:keepNext/>
-        <w:spacing w:before="160" w:after="100"/>
+        <w:spacing w:before="160" w:after="100" w:line="360" w:lineRule="auto"/>
       </w:pPr>
       <w:r>
         <w:rPr>
-          <w:rFonts w:ascii="Arial" w:hAnsi="Arial" w:eastAsia="Arial"/>
+          <w:rFonts w:ascii="Arial" w:hAnsi="Arial" w:eastAsia="Arial" w:cs="Arial"/>
           <w:b/>
           <w:i w:val="0"/>
-          <w:color w:val="17365D"/>
-          <w:sz w:val="21"/>
+          <w:color w:val="000000"/>
+          <w:sz w:val="24"/>
         </w:rPr>
         <w:t>app/src/main/java/com/example/eventmanager/data/EventDao.kt</w:t>
       </w:r>
     </w:p>
     <w:p>
       <w:pPr>
-        <w:spacing w:after="120"/>
+        <w:spacing w:after="120" w:line="360" w:lineRule="auto"/>
       </w:pPr>
       <w:r>
         <w:rPr>
-          <w:rFonts w:ascii="Arial" w:hAnsi="Arial" w:eastAsia="Arial"/>
+          <w:rFonts w:ascii="Arial" w:hAnsi="Arial" w:eastAsia="Arial" w:cs="Arial"/>
           <w:b w:val="0"/>
           <w:i w:val="0"/>
-          <w:color w:val="222222"/>
-          <w:sz w:val="18"/>
+          <w:color w:val="000000"/>
+          <w:sz w:val="22"/>
         </w:rPr>
         <w:t>DAO queries observe, insert, update, delete and search persistent events, including session counts and duplicate name/date checks.</w:t>
       </w:r>
     </w:p>
     <w:p>
       <w:pPr>
-        <w:spacing w:after="80" w:line="206" w:lineRule="auto"/>
+        <w:spacing w:after="80" w:line="360" w:lineRule="auto"/>
         <w:shd w:fill="F2F2F2"/>
       </w:pPr>
       <w:r>
         <w:rPr>
-          <w:rFonts w:ascii="Courier New" w:hAnsi="Courier New" w:eastAsia="Courier New"/>
+          <w:rFonts w:ascii="Arial" w:hAnsi="Arial" w:eastAsia="Arial" w:cs="Arial"/>
           <w:b w:val="0"/>
           <w:i w:val="0"/>
-          <w:color w:val="222222"/>
-          <w:sz w:val="13"/>
+          <w:color w:val="000000"/>
+          <w:sz w:val="22"/>
         </w:rPr>
         <w:t>0001  package com.example.eventmanager.data</w:t>
         <w:br/>
@@ -2155,53 +2283,61 @@
       </w:r>
     </w:p>
     <w:p>
+      <w:pPr>
+        <w:spacing w:line="360" w:lineRule="auto"/>
+      </w:pPr>
       <w:r>
+        <w:rPr>
+          <w:rFonts w:ascii="Arial" w:hAnsi="Arial" w:eastAsia="Arial" w:cs="Arial"/>
+          <w:color w:val="000000"/>
+          <w:sz w:val="22"/>
+        </w:rPr>
         <w:br w:type="page"/>
       </w:r>
     </w:p>
     <w:p>
       <w:pPr>
         <w:keepNext/>
-        <w:spacing w:before="160" w:after="100"/>
+        <w:spacing w:before="160" w:after="100" w:line="360" w:lineRule="auto"/>
       </w:pPr>
       <w:r>
         <w:rPr>
-          <w:rFonts w:ascii="Arial" w:hAnsi="Arial" w:eastAsia="Arial"/>
+          <w:rFonts w:ascii="Arial" w:hAnsi="Arial" w:eastAsia="Arial" w:cs="Arial"/>
           <w:b/>
           <w:i w:val="0"/>
-          <w:color w:val="17365D"/>
-          <w:sz w:val="21"/>
+          <w:color w:val="000000"/>
+          <w:sz w:val="24"/>
         </w:rPr>
         <w:t>app/src/main/java/com/example/eventmanager/data/EventRepository.kt</w:t>
       </w:r>
     </w:p>
     <w:p>
       <w:pPr>
-        <w:spacing w:after="120"/>
+        <w:spacing w:after="120" w:line="360" w:lineRule="auto"/>
       </w:pPr>
       <w:r>
         <w:rPr>
-          <w:rFonts w:ascii="Arial" w:hAnsi="Arial" w:eastAsia="Arial"/>
+          <w:rFonts w:ascii="Arial" w:hAnsi="Arial" w:eastAsia="Arial" w:cs="Arial"/>
           <w:b w:val="0"/>
           <w:i w:val="0"/>
-          <w:color w:val="222222"/>
-          <w:sz w:val="18"/>
+          <w:color w:val="000000"/>
+          <w:sz w:val="22"/>
         </w:rPr>
         <w:t>The repository coordinates Room writes and queues cloud synchronisation after every data change.</w:t>
       </w:r>
     </w:p>
     <w:p>
       <w:pPr>
-        <w:spacing w:after="80" w:line="206" w:lineRule="auto"/>
+        <w:spacing w:after="80" w:line="360" w:lineRule="auto"/>
         <w:shd w:fill="F2F2F2"/>
       </w:pPr>
       <w:r>
         <w:rPr>
-          <w:rFonts w:ascii="Courier New" w:hAnsi="Courier New" w:eastAsia="Courier New"/>
+          <w:rFonts w:ascii="Arial" w:hAnsi="Arial" w:eastAsia="Arial" w:cs="Arial"/>
           <w:b w:val="0"/>
           <w:i w:val="0"/>
-          <w:color w:val="222222"/>
-          <w:sz w:val="13"/>
+          <w:color w:val="000000"/>
+          <w:sz w:val="22"/>
         </w:rPr>
         <w:t>0001  package com.example.eventmanager.data</w:t>
         <w:br/>
@@ -2339,53 +2475,61 @@
       </w:r>
     </w:p>
     <w:p>
+      <w:pPr>
+        <w:spacing w:line="360" w:lineRule="auto"/>
+      </w:pPr>
       <w:r>
+        <w:rPr>
+          <w:rFonts w:ascii="Arial" w:hAnsi="Arial" w:eastAsia="Arial" w:cs="Arial"/>
+          <w:color w:val="000000"/>
+          <w:sz w:val="22"/>
+        </w:rPr>
         <w:br w:type="page"/>
       </w:r>
     </w:p>
     <w:p>
       <w:pPr>
         <w:keepNext/>
-        <w:spacing w:before="160" w:after="100"/>
+        <w:spacing w:before="160" w:after="100" w:line="360" w:lineRule="auto"/>
       </w:pPr>
       <w:r>
         <w:rPr>
-          <w:rFonts w:ascii="Arial" w:hAnsi="Arial" w:eastAsia="Arial"/>
+          <w:rFonts w:ascii="Arial" w:hAnsi="Arial" w:eastAsia="Arial" w:cs="Arial"/>
           <w:b/>
           <w:i w:val="0"/>
-          <w:color w:val="17365D"/>
-          <w:sz w:val="21"/>
+          <w:color w:val="000000"/>
+          <w:sz w:val="24"/>
         </w:rPr>
         <w:t>app/src/main/java/com/example/eventmanager/ui/EventDetailScreen.kt</w:t>
       </w:r>
     </w:p>
     <w:p>
       <w:pPr>
-        <w:spacing w:after="120"/>
+        <w:spacing w:after="120" w:line="360" w:lineRule="auto"/>
       </w:pPr>
       <w:r>
         <w:rPr>
-          <w:rFonts w:ascii="Arial" w:hAnsi="Arial" w:eastAsia="Arial"/>
+          <w:rFonts w:ascii="Arial" w:hAnsi="Arial" w:eastAsia="Arial" w:cs="Arial"/>
           <w:b w:val="0"/>
           <w:i w:val="0"/>
-          <w:color w:val="222222"/>
-          <w:sz w:val="18"/>
+          <w:color w:val="000000"/>
+          <w:sz w:val="22"/>
         </w:rPr>
         <w:t>The detail screen exposes edit/delete actions, a confirmed cascade warning, session search and the stored event/session information.</w:t>
       </w:r>
     </w:p>
     <w:p>
       <w:pPr>
-        <w:spacing w:after="80" w:line="206" w:lineRule="auto"/>
+        <w:spacing w:after="80" w:line="360" w:lineRule="auto"/>
         <w:shd w:fill="F2F2F2"/>
       </w:pPr>
       <w:r>
         <w:rPr>
-          <w:rFonts w:ascii="Courier New" w:hAnsi="Courier New" w:eastAsia="Courier New"/>
+          <w:rFonts w:ascii="Arial" w:hAnsi="Arial" w:eastAsia="Arial" w:cs="Arial"/>
           <w:b w:val="0"/>
           <w:i w:val="0"/>
-          <w:color w:val="222222"/>
-          <w:sz w:val="13"/>
+          <w:color w:val="000000"/>
+          <w:sz w:val="22"/>
         </w:rPr>
         <w:t>0001  package com.example.eventmanager.ui</w:t>
         <w:br/>
@@ -2983,53 +3127,61 @@
       </w:r>
     </w:p>
     <w:p>
+      <w:pPr>
+        <w:spacing w:line="360" w:lineRule="auto"/>
+      </w:pPr>
       <w:r>
+        <w:rPr>
+          <w:rFonts w:ascii="Arial" w:hAnsi="Arial" w:eastAsia="Arial" w:cs="Arial"/>
+          <w:color w:val="000000"/>
+          <w:sz w:val="22"/>
+        </w:rPr>
         <w:br w:type="page"/>
       </w:r>
     </w:p>
     <w:p>
       <w:pPr>
         <w:keepNext/>
-        <w:spacing w:before="160" w:after="100"/>
+        <w:spacing w:before="160" w:after="100" w:line="360" w:lineRule="auto"/>
       </w:pPr>
       <w:r>
         <w:rPr>
-          <w:rFonts w:ascii="Arial" w:hAnsi="Arial" w:eastAsia="Arial"/>
+          <w:rFonts w:ascii="Arial" w:hAnsi="Arial" w:eastAsia="Arial" w:cs="Arial"/>
           <w:b/>
           <w:i w:val="0"/>
-          <w:color w:val="17365D"/>
-          <w:sz w:val="21"/>
+          <w:color w:val="000000"/>
+          <w:sz w:val="24"/>
         </w:rPr>
         <w:t>app/src/test/java/com/example/eventmanager/DatabaseConvertersTest.kt</w:t>
       </w:r>
     </w:p>
     <w:p>
       <w:pPr>
-        <w:spacing w:after="120"/>
+        <w:spacing w:after="120" w:line="360" w:lineRule="auto"/>
       </w:pPr>
       <w:r>
         <w:rPr>
-          <w:rFonts w:ascii="Arial" w:hAnsi="Arial" w:eastAsia="Arial"/>
+          <w:rFonts w:ascii="Arial" w:hAnsi="Arial" w:eastAsia="Arial" w:cs="Arial"/>
           <w:b w:val="0"/>
           <w:i w:val="0"/>
-          <w:color w:val="222222"/>
-          <w:sz w:val="18"/>
+          <w:color w:val="000000"/>
+          <w:sz w:val="22"/>
         </w:rPr>
         <w:t>The tests prove that typed calendar dates and times round-trip through their persisted numeric forms.</w:t>
       </w:r>
     </w:p>
     <w:p>
       <w:pPr>
-        <w:spacing w:after="80" w:line="206" w:lineRule="auto"/>
+        <w:spacing w:after="80" w:line="360" w:lineRule="auto"/>
         <w:shd w:fill="F2F2F2"/>
       </w:pPr>
       <w:r>
         <w:rPr>
-          <w:rFonts w:ascii="Courier New" w:hAnsi="Courier New" w:eastAsia="Courier New"/>
+          <w:rFonts w:ascii="Arial" w:hAnsi="Arial" w:eastAsia="Arial" w:cs="Arial"/>
           <w:b w:val="0"/>
           <w:i w:val="0"/>
-          <w:color w:val="222222"/>
-          <w:sz w:val="13"/>
+          <w:color w:val="000000"/>
+          <w:sz w:val="22"/>
         </w:rPr>
         <w:t>0001  package com.example.eventmanager</w:t>
         <w:br/>
@@ -3082,7 +3234,7 @@
       <w:headerReference w:type="default" r:id="rId11"/>
       <w:footerReference w:type="default" r:id="rId12"/>
       <w:pgSz w:w="11906" w:h="16838"/>
-      <w:pgMar w:top="720" w:right="720" w:bottom="720" w:left="720" w:header="709" w:footer="709" w:gutter="0"/>
+      <w:pgMar w:top="1134" w:right="992" w:bottom="567" w:left="992" w:header="709" w:footer="709" w:gutter="0"/>
       <w:cols w:space="708"/>
       <w:docGrid w:linePitch="360"/>
     </w:sectPr>
@@ -3095,19 +3247,25 @@
   <w:p>
     <w:pPr>
       <w:pStyle w:val="Footer"/>
+      <w:spacing w:line="360" w:lineRule="auto"/>
       <w:jc w:val="right"/>
     </w:pPr>
     <w:r>
       <w:rPr>
-        <w:rFonts w:ascii="Arial" w:hAnsi="Arial" w:eastAsia="Arial"/>
+        <w:rFonts w:ascii="Arial" w:hAnsi="Arial" w:eastAsia="Arial" w:cs="Arial"/>
         <w:b w:val="0"/>
         <w:i w:val="0"/>
-        <w:color w:val="555555"/>
-        <w:sz w:val="16"/>
+        <w:color w:val="000000"/>
+        <w:sz w:val="22"/>
       </w:rPr>
       <w:t xml:space="preserve">COMP1786 Exercise 3  |  Page </w:t>
     </w:r>
     <w:r>
+      <w:rPr>
+        <w:rFonts w:ascii="Arial" w:hAnsi="Arial" w:eastAsia="Arial" w:cs="Arial"/>
+        <w:color w:val="000000"/>
+        <w:sz w:val="22"/>
+      </w:rPr>
       <w:fldChar w:fldCharType="begin"/>
       <w:instrText xml:space="preserve">PAGE</w:instrText>
       <w:fldChar w:fldCharType="separate"/>
@@ -3116,15 +3274,20 @@
     </w:r>
     <w:r>
       <w:rPr>
-        <w:rFonts w:ascii="Arial" w:hAnsi="Arial" w:eastAsia="Arial"/>
+        <w:rFonts w:ascii="Arial" w:hAnsi="Arial" w:eastAsia="Arial" w:cs="Arial"/>
         <w:b w:val="0"/>
         <w:i w:val="0"/>
-        <w:color w:val="555555"/>
-        <w:sz w:val="16"/>
+        <w:color w:val="000000"/>
+        <w:sz w:val="22"/>
       </w:rPr>
       <w:t xml:space="preserve"> of </w:t>
     </w:r>
     <w:r>
+      <w:rPr>
+        <w:rFonts w:ascii="Arial" w:hAnsi="Arial" w:eastAsia="Arial" w:cs="Arial"/>
+        <w:color w:val="000000"/>
+        <w:sz w:val="22"/>
+      </w:rPr>
       <w:fldChar w:fldCharType="begin"/>
       <w:instrText xml:space="preserve">NUMPAGES</w:instrText>
       <w:fldChar w:fldCharType="separate"/>
@@ -3140,14 +3303,15 @@
   <w:p>
     <w:pPr>
       <w:pStyle w:val="Header"/>
+      <w:spacing w:line="360" w:lineRule="auto"/>
     </w:pPr>
     <w:r>
       <w:rPr>
-        <w:rFonts w:ascii="Arial" w:hAnsi="Arial" w:eastAsia="Arial"/>
+        <w:rFonts w:ascii="Arial" w:hAnsi="Arial" w:eastAsia="Arial" w:cs="Arial"/>
         <w:b w:val="0"/>
         <w:i w:val="0"/>
-        <w:color w:val="555555"/>
-        <w:sz w:val="16"/>
+        <w:color w:val="000000"/>
+        <w:sz w:val="22"/>
       </w:rPr>
       <w:t>Htun Khaing Lynn | [ADD STUDENT ID]</w:t>
     </w:r>
@@ -8763,11 +8927,12 @@
     <w:qFormat/>
     <w:rsid w:val="001D649D"/>
     <w:pPr>
-      <w:spacing w:after="200" w:line="276" w:lineRule="auto"/>
+      <w:spacing w:after="200" w:line="360" w:lineRule="auto"/>
     </w:pPr>
     <w:rPr>
       <w:rFonts w:ascii="Arial" w:hAnsi="Arial" w:eastAsia="Arial"/>
-      <w:sz w:val="20"/>
+      <w:color w:val="000000"/>
+      <w:sz w:val="22"/>
       <w:szCs w:val="22"/>
       <w:lang w:eastAsia="en-US"/>
     </w:rPr>

--- a/coursework-documents/COMP1786_CW2_Exercise_3_Logbook.docx
+++ b/coursework-documents/COMP1786_CW2_Exercise_3_Logbook.docx
@@ -1490,7 +1490,7 @@
           <w:color w:val="000000"/>
           <w:sz w:val="22"/>
         </w:rPr>
-        <w:t>The relevant source is copied below as text, not screenshots. Generated files and build output are excluded.</w:t>
+        <w:t>The relevant source is copied below as editable text, not screenshots. No generated line numbers are added. Generated files and build output are excluded.</w:t>
       </w:r>
     </w:p>
     <w:p>
@@ -1531,65 +1531,63 @@
       </w:pPr>
       <w:r>
         <w:rPr>
-          <w:rFonts w:ascii="Arial" w:hAnsi="Arial" w:eastAsia="Arial" w:cs="Arial"/>
+          <w:rFonts w:ascii="Consolas" w:hAnsi="Consolas" w:eastAsia="Consolas" w:cs="Consolas"/>
           <w:b w:val="0"/>
           <w:i w:val="0"/>
           <w:color w:val="000000"/>
           <w:sz w:val="22"/>
         </w:rPr>
-        <w:t>0001  package com.example.eventmanager.data</w:t>
-        <w:br/>
-        <w:t xml:space="preserve">0002  </w:t>
-        <w:br/>
-        <w:t>0003  import androidx.room.Entity</w:t>
-        <w:br/>
-        <w:t>0004  import androidx.room.Index</w:t>
-        <w:br/>
-        <w:t>0005  import androidx.room.PrimaryKey</w:t>
-        <w:br/>
-        <w:t>0006  import com.example.eventmanager.model.EventStatus</w:t>
-        <w:br/>
-        <w:t>0007  import com.example.eventmanager.model.EventType</w:t>
-        <w:br/>
-        <w:t>0008  import java.time.LocalDate</w:t>
-        <w:br/>
-        <w:t xml:space="preserve">0009  </w:t>
-        <w:br/>
-        <w:t>0010  @Entity(</w:t>
-        <w:br/>
-        <w:t>0011      tableName = "events",</w:t>
-        <w:br/>
-        <w:t>0012      indices = [Index(value = ["name", "date"], unique = true)]</w:t>
-        <w:br/>
-        <w:t>0013  )</w:t>
-        <w:br/>
-        <w:t>0014  data class EventEntity(</w:t>
-        <w:br/>
-        <w:t>0015      @PrimaryKey(autoGenerate = true) val id: Long = 0,</w:t>
-        <w:br/>
-        <w:t>0016      val name: String,</w:t>
-        <w:br/>
-        <w:t>0017      val date: LocalDate,</w:t>
-        <w:br/>
-        <w:t>0018      val organiser: String,</w:t>
-        <w:br/>
-        <w:t>0019      val location: String,</w:t>
-        <w:br/>
-        <w:t>0020      val eventType: EventType = EventType.Conference,</w:t>
-        <w:br/>
-        <w:t>0021      val status: EventStatus = EventStatus.Upcoming,</w:t>
-        <w:br/>
-        <w:t>0022      val description: String = "",</w:t>
-        <w:br/>
-        <w:t>0023      val contactEmail: String = "",</w:t>
-        <w:br/>
-        <w:t>0024      val contactPhone: String = "",</w:t>
-        <w:br/>
-        <w:t>0025      val updatedAt: Long = System.currentTimeMillis(),</w:t>
-        <w:br/>
-        <w:t>0026      val syncedAt: Long? = null</w:t>
-        <w:br/>
-        <w:t>0027  )</w:t>
+        <w:t>package com.example.eventmanager.data</w:t>
+        <w:br/>
+        <w:br/>
+        <w:t>import androidx.room.Entity</w:t>
+        <w:br/>
+        <w:t>import androidx.room.Index</w:t>
+        <w:br/>
+        <w:t>import androidx.room.PrimaryKey</w:t>
+        <w:br/>
+        <w:t>import com.example.eventmanager.model.EventStatus</w:t>
+        <w:br/>
+        <w:t>import com.example.eventmanager.model.EventType</w:t>
+        <w:br/>
+        <w:t>import java.time.LocalDate</w:t>
+        <w:br/>
+        <w:br/>
+        <w:t>@Entity(</w:t>
+        <w:br/>
+        <w:t xml:space="preserve">    tableName = "events",</w:t>
+        <w:br/>
+        <w:t xml:space="preserve">    indices = [Index(value = ["name", "date"], unique = true)]</w:t>
+        <w:br/>
+        <w:t>)</w:t>
+        <w:br/>
+        <w:t>data class EventEntity(</w:t>
+        <w:br/>
+        <w:t xml:space="preserve">    @PrimaryKey(autoGenerate = true) val id: Long = 0,</w:t>
+        <w:br/>
+        <w:t xml:space="preserve">    val name: String,</w:t>
+        <w:br/>
+        <w:t xml:space="preserve">    val date: LocalDate,</w:t>
+        <w:br/>
+        <w:t xml:space="preserve">    val organiser: String,</w:t>
+        <w:br/>
+        <w:t xml:space="preserve">    val location: String,</w:t>
+        <w:br/>
+        <w:t xml:space="preserve">    val eventType: EventType = EventType.Conference,</w:t>
+        <w:br/>
+        <w:t xml:space="preserve">    val status: EventStatus = EventStatus.Upcoming,</w:t>
+        <w:br/>
+        <w:t xml:space="preserve">    val description: String = "",</w:t>
+        <w:br/>
+        <w:t xml:space="preserve">    val contactEmail: String = "",</w:t>
+        <w:br/>
+        <w:t xml:space="preserve">    val contactPhone: String = "",</w:t>
+        <w:br/>
+        <w:t xml:space="preserve">    val updatedAt: Long = System.currentTimeMillis(),</w:t>
+        <w:br/>
+        <w:t xml:space="preserve">    val syncedAt: Long? = null</w:t>
+        <w:br/>
+        <w:t>)</w:t>
       </w:r>
     </w:p>
     <w:p>
@@ -1643,75 +1641,73 @@
       </w:pPr>
       <w:r>
         <w:rPr>
-          <w:rFonts w:ascii="Arial" w:hAnsi="Arial" w:eastAsia="Arial" w:cs="Arial"/>
+          <w:rFonts w:ascii="Consolas" w:hAnsi="Consolas" w:eastAsia="Consolas" w:cs="Consolas"/>
           <w:b w:val="0"/>
           <w:i w:val="0"/>
           <w:color w:val="000000"/>
           <w:sz w:val="22"/>
         </w:rPr>
-        <w:t>0001  package com.example.eventmanager.data</w:t>
-        <w:br/>
-        <w:t xml:space="preserve">0002  </w:t>
-        <w:br/>
-        <w:t>0003  import androidx.room.Entity</w:t>
-        <w:br/>
-        <w:t>0004  import androidx.room.ForeignKey</w:t>
-        <w:br/>
-        <w:t>0005  import androidx.room.Index</w:t>
-        <w:br/>
-        <w:t>0006  import androidx.room.PrimaryKey</w:t>
-        <w:br/>
-        <w:t>0007  import com.example.eventmanager.model.SessionType</w:t>
-        <w:br/>
-        <w:t>0008  import java.time.LocalTime</w:t>
-        <w:br/>
-        <w:t xml:space="preserve">0009  </w:t>
-        <w:br/>
-        <w:t>0010  @Entity(</w:t>
-        <w:br/>
-        <w:t>0011      tableName = "sessions",</w:t>
-        <w:br/>
-        <w:t>0012      foreignKeys = [</w:t>
-        <w:br/>
-        <w:t>0013          ForeignKey(</w:t>
-        <w:br/>
-        <w:t>0014              entity = EventEntity::class,</w:t>
-        <w:br/>
-        <w:t>0015              parentColumns = ["id"],</w:t>
-        <w:br/>
-        <w:t>0016              childColumns = ["eventId"],</w:t>
-        <w:br/>
-        <w:t>0017              onDelete = ForeignKey.CASCADE</w:t>
-        <w:br/>
-        <w:t>0018          )</w:t>
-        <w:br/>
-        <w:t>0019      ],</w:t>
-        <w:br/>
-        <w:t>0020      indices = [Index("eventId")]</w:t>
-        <w:br/>
-        <w:t>0021  )</w:t>
-        <w:br/>
-        <w:t>0022  data class SessionEntity(</w:t>
-        <w:br/>
-        <w:t>0023      @PrimaryKey(autoGenerate = true) val id: Long = 0,</w:t>
-        <w:br/>
-        <w:t>0024      val eventId: Long,</w:t>
-        <w:br/>
-        <w:t>0025      val name: String,</w:t>
-        <w:br/>
-        <w:t>0026      val time: LocalTime,</w:t>
-        <w:br/>
-        <w:t>0027      val speaker: String = "",</w:t>
-        <w:br/>
-        <w:t>0028      val room: String = "",</w:t>
-        <w:br/>
-        <w:t>0029      val type: SessionType,</w:t>
-        <w:br/>
-        <w:t>0030      val description: String = "",</w:t>
-        <w:br/>
-        <w:t>0031      val updatedAt: Long = System.currentTimeMillis()</w:t>
-        <w:br/>
-        <w:t>0032  )</w:t>
+        <w:t>package com.example.eventmanager.data</w:t>
+        <w:br/>
+        <w:br/>
+        <w:t>import androidx.room.Entity</w:t>
+        <w:br/>
+        <w:t>import androidx.room.ForeignKey</w:t>
+        <w:br/>
+        <w:t>import androidx.room.Index</w:t>
+        <w:br/>
+        <w:t>import androidx.room.PrimaryKey</w:t>
+        <w:br/>
+        <w:t>import com.example.eventmanager.model.SessionType</w:t>
+        <w:br/>
+        <w:t>import java.time.LocalTime</w:t>
+        <w:br/>
+        <w:br/>
+        <w:t>@Entity(</w:t>
+        <w:br/>
+        <w:t xml:space="preserve">    tableName = "sessions",</w:t>
+        <w:br/>
+        <w:t xml:space="preserve">    foreignKeys = [</w:t>
+        <w:br/>
+        <w:t xml:space="preserve">        ForeignKey(</w:t>
+        <w:br/>
+        <w:t xml:space="preserve">            entity = EventEntity::class,</w:t>
+        <w:br/>
+        <w:t xml:space="preserve">            parentColumns = ["id"],</w:t>
+        <w:br/>
+        <w:t xml:space="preserve">            childColumns = ["eventId"],</w:t>
+        <w:br/>
+        <w:t xml:space="preserve">            onDelete = ForeignKey.CASCADE</w:t>
+        <w:br/>
+        <w:t xml:space="preserve">        )</w:t>
+        <w:br/>
+        <w:t xml:space="preserve">    ],</w:t>
+        <w:br/>
+        <w:t xml:space="preserve">    indices = [Index("eventId")]</w:t>
+        <w:br/>
+        <w:t>)</w:t>
+        <w:br/>
+        <w:t>data class SessionEntity(</w:t>
+        <w:br/>
+        <w:t xml:space="preserve">    @PrimaryKey(autoGenerate = true) val id: Long = 0,</w:t>
+        <w:br/>
+        <w:t xml:space="preserve">    val eventId: Long,</w:t>
+        <w:br/>
+        <w:t xml:space="preserve">    val name: String,</w:t>
+        <w:br/>
+        <w:t xml:space="preserve">    val time: LocalTime,</w:t>
+        <w:br/>
+        <w:t xml:space="preserve">    val speaker: String = "",</w:t>
+        <w:br/>
+        <w:t xml:space="preserve">    val room: String = "",</w:t>
+        <w:br/>
+        <w:t xml:space="preserve">    val type: SessionType,</w:t>
+        <w:br/>
+        <w:t xml:space="preserve">    val description: String = "",</w:t>
+        <w:br/>
+        <w:t xml:space="preserve">    val updatedAt: Long = System.currentTimeMillis()</w:t>
+        <w:br/>
+        <w:t>)</w:t>
       </w:r>
     </w:p>
     <w:p>
@@ -1765,91 +1761,80 @@
       </w:pPr>
       <w:r>
         <w:rPr>
-          <w:rFonts w:ascii="Arial" w:hAnsi="Arial" w:eastAsia="Arial" w:cs="Arial"/>
+          <w:rFonts w:ascii="Consolas" w:hAnsi="Consolas" w:eastAsia="Consolas" w:cs="Consolas"/>
           <w:b w:val="0"/>
           <w:i w:val="0"/>
           <w:color w:val="000000"/>
           <w:sz w:val="22"/>
         </w:rPr>
-        <w:t>0001  package com.example.eventmanager.data</w:t>
-        <w:br/>
-        <w:t xml:space="preserve">0002  </w:t>
-        <w:br/>
-        <w:t>0003  import androidx.room.TypeConverter</w:t>
-        <w:br/>
-        <w:t>0004  import com.example.eventmanager.model.EventStatus</w:t>
-        <w:br/>
-        <w:t>0005  import com.example.eventmanager.model.EventType</w:t>
-        <w:br/>
-        <w:t>0006  import com.example.eventmanager.model.SessionType</w:t>
-        <w:br/>
-        <w:t>0007  import java.time.LocalDate</w:t>
-        <w:br/>
-        <w:t>0008  import java.time.LocalTime</w:t>
-        <w:br/>
-        <w:t xml:space="preserve">0009  </w:t>
-        <w:br/>
-        <w:t>0010  class DatabaseConverters {</w:t>
-        <w:br/>
-        <w:t>0011      @TypeConverter</w:t>
-        <w:br/>
-        <w:t>0012      fun localDateToEpochDay(value: LocalDate): Long = value.toEpochDay()</w:t>
-        <w:br/>
-        <w:t xml:space="preserve">0013  </w:t>
-        <w:br/>
-        <w:t>0014      @TypeConverter</w:t>
-        <w:br/>
-        <w:t>0015      fun epochDayToLocalDate(value: Long): LocalDate = LocalDate.ofEpochDay(value)</w:t>
-        <w:br/>
-        <w:t xml:space="preserve">0016  </w:t>
-        <w:br/>
-        <w:t>0017      @TypeConverter</w:t>
-        <w:br/>
-        <w:t>0018      fun localTimeToMinutes(value: LocalTime): Int = value.hour * 60 + value.minute</w:t>
-        <w:br/>
-        <w:t xml:space="preserve">0019  </w:t>
-        <w:br/>
-        <w:t>0020      @TypeConverter</w:t>
-        <w:br/>
-        <w:t>0021      fun minutesToLocalTime(value: Int): LocalTime = LocalTime.of(value / 60, value % 60)</w:t>
-        <w:br/>
-        <w:t xml:space="preserve">0022  </w:t>
-        <w:br/>
-        <w:t>0023      @TypeConverter</w:t>
-        <w:br/>
-        <w:t>0024      fun eventTypeToString(value: EventType): String = value.name</w:t>
-        <w:br/>
-        <w:t xml:space="preserve">0025  </w:t>
-        <w:br/>
-        <w:t>0026      @TypeConverter</w:t>
-        <w:br/>
-        <w:t>0027      fun stringToEventType(value: String): EventType = EventType.valueOf(value)</w:t>
-        <w:br/>
-        <w:t xml:space="preserve">0028  </w:t>
-        <w:br/>
-        <w:t>0029      @TypeConverter</w:t>
-        <w:br/>
-        <w:t>0030      fun eventStatusToString(value: EventStatus): String = value.name</w:t>
-        <w:br/>
-        <w:t xml:space="preserve">0031  </w:t>
-        <w:br/>
-        <w:t>0032      @TypeConverter</w:t>
-        <w:br/>
-        <w:t>0033      fun stringToEventStatus(value: String): EventStatus = EventStatus.valueOf(value)</w:t>
-        <w:br/>
-        <w:t xml:space="preserve">0034  </w:t>
-        <w:br/>
-        <w:t>0035      @TypeConverter</w:t>
-        <w:br/>
-        <w:t>0036      fun sessionTypeToString(value: SessionType): String = value.name</w:t>
-        <w:br/>
-        <w:t xml:space="preserve">0037  </w:t>
-        <w:br/>
-        <w:t>0038      @TypeConverter</w:t>
-        <w:br/>
-        <w:t>0039      fun stringToSessionType(value: String): SessionType = SessionType.valueOf(value)</w:t>
-        <w:br/>
-        <w:t>0040  }</w:t>
+        <w:t>package com.example.eventmanager.data</w:t>
+        <w:br/>
+        <w:br/>
+        <w:t>import androidx.room.TypeConverter</w:t>
+        <w:br/>
+        <w:t>import com.example.eventmanager.model.EventStatus</w:t>
+        <w:br/>
+        <w:t>import com.example.eventmanager.model.EventType</w:t>
+        <w:br/>
+        <w:t>import com.example.eventmanager.model.SessionType</w:t>
+        <w:br/>
+        <w:t>import java.time.LocalDate</w:t>
+        <w:br/>
+        <w:t>import java.time.LocalTime</w:t>
+        <w:br/>
+        <w:br/>
+        <w:t>class DatabaseConverters {</w:t>
+        <w:br/>
+        <w:t xml:space="preserve">    @TypeConverter</w:t>
+        <w:br/>
+        <w:t xml:space="preserve">    fun localDateToEpochDay(value: LocalDate): Long = value.toEpochDay()</w:t>
+        <w:br/>
+        <w:br/>
+        <w:t xml:space="preserve">    @TypeConverter</w:t>
+        <w:br/>
+        <w:t xml:space="preserve">    fun epochDayToLocalDate(value: Long): LocalDate = LocalDate.ofEpochDay(value)</w:t>
+        <w:br/>
+        <w:br/>
+        <w:t xml:space="preserve">    @TypeConverter</w:t>
+        <w:br/>
+        <w:t xml:space="preserve">    fun localTimeToMinutes(value: LocalTime): Int = value.hour * 60 + value.minute</w:t>
+        <w:br/>
+        <w:br/>
+        <w:t xml:space="preserve">    @TypeConverter</w:t>
+        <w:br/>
+        <w:t xml:space="preserve">    fun minutesToLocalTime(value: Int): LocalTime = LocalTime.of(value / 60, value % 60)</w:t>
+        <w:br/>
+        <w:br/>
+        <w:t xml:space="preserve">    @TypeConverter</w:t>
+        <w:br/>
+        <w:t xml:space="preserve">    fun eventTypeToString(value: EventType): String = value.name</w:t>
+        <w:br/>
+        <w:br/>
+        <w:t xml:space="preserve">    @TypeConverter</w:t>
+        <w:br/>
+        <w:t xml:space="preserve">    fun stringToEventType(value: String): EventType = EventType.valueOf(value)</w:t>
+        <w:br/>
+        <w:br/>
+        <w:t xml:space="preserve">    @TypeConverter</w:t>
+        <w:br/>
+        <w:t xml:space="preserve">    fun eventStatusToString(value: EventStatus): String = value.name</w:t>
+        <w:br/>
+        <w:br/>
+        <w:t xml:space="preserve">    @TypeConverter</w:t>
+        <w:br/>
+        <w:t xml:space="preserve">    fun stringToEventStatus(value: String): EventStatus = EventStatus.valueOf(value)</w:t>
+        <w:br/>
+        <w:br/>
+        <w:t xml:space="preserve">    @TypeConverter</w:t>
+        <w:br/>
+        <w:t xml:space="preserve">    fun sessionTypeToString(value: SessionType): String = value.name</w:t>
+        <w:br/>
+        <w:br/>
+        <w:t xml:space="preserve">    @TypeConverter</w:t>
+        <w:br/>
+        <w:t xml:space="preserve">    fun stringToSessionType(value: String): SessionType = SessionType.valueOf(value)</w:t>
+        <w:br/>
+        <w:t>}</w:t>
       </w:r>
     </w:p>
     <w:p>
@@ -1903,223 +1888,218 @@
       </w:pPr>
       <w:r>
         <w:rPr>
-          <w:rFonts w:ascii="Arial" w:hAnsi="Arial" w:eastAsia="Arial" w:cs="Arial"/>
+          <w:rFonts w:ascii="Consolas" w:hAnsi="Consolas" w:eastAsia="Consolas" w:cs="Consolas"/>
           <w:b w:val="0"/>
           <w:i w:val="0"/>
           <w:color w:val="000000"/>
           <w:sz w:val="22"/>
         </w:rPr>
-        <w:t>0001  package com.example.eventmanager.data</w:t>
-        <w:br/>
-        <w:t xml:space="preserve">0002  </w:t>
-        <w:br/>
-        <w:t>0003  import android.content.Context</w:t>
-        <w:br/>
-        <w:t>0004  import androidx.room.Database</w:t>
-        <w:br/>
-        <w:t>0005  import androidx.room.Room</w:t>
-        <w:br/>
-        <w:t>0006  import androidx.room.RoomDatabase</w:t>
-        <w:br/>
-        <w:t>0007  import androidx.room.TypeConverters</w:t>
-        <w:br/>
-        <w:t>0008  import androidx.room.migration.Migration</w:t>
-        <w:br/>
-        <w:t>0009  import androidx.sqlite.db.SupportSQLiteDatabase</w:t>
-        <w:br/>
-        <w:t xml:space="preserve">0010  </w:t>
-        <w:br/>
-        <w:t>0011  @Database(</w:t>
-        <w:br/>
-        <w:t>0012      entities = [EventEntity::class, SessionEntity::class],</w:t>
-        <w:br/>
-        <w:t>0013      version = 2,</w:t>
-        <w:br/>
-        <w:t>0014      exportSchema = false</w:t>
-        <w:br/>
-        <w:t>0015  )</w:t>
-        <w:br/>
-        <w:t>0016  @TypeConverters(DatabaseConverters::class)</w:t>
-        <w:br/>
-        <w:t>0017  abstract class EventManagerDatabase : RoomDatabase() {</w:t>
-        <w:br/>
-        <w:t>0018      abstract fun eventDao(): EventDao</w:t>
-        <w:br/>
-        <w:t>0019      abstract fun sessionDao(): SessionDao</w:t>
-        <w:br/>
-        <w:t xml:space="preserve">0020  </w:t>
-        <w:br/>
-        <w:t>0021      companion object {</w:t>
-        <w:br/>
-        <w:t>0022          @Volatile private var instance: EventManagerDatabase? = null</w:t>
-        <w:br/>
-        <w:t xml:space="preserve">0023  </w:t>
-        <w:br/>
-        <w:t>0024          fun getInstance(context: Context): EventManagerDatabase =</w:t>
-        <w:br/>
-        <w:t>0025              instance ?: synchronized(this) {</w:t>
-        <w:br/>
-        <w:t>0026                  instance ?: Room.databaseBuilder(</w:t>
-        <w:br/>
-        <w:t>0027                      context.applicationContext,</w:t>
-        <w:br/>
-        <w:t>0028                      EventManagerDatabase::class.java,</w:t>
-        <w:br/>
-        <w:t>0029                      "event_manager.db"</w:t>
-        <w:br/>
-        <w:t>0030                  ).addMigrations(MIGRATION_1_2)</w:t>
-        <w:br/>
-        <w:t>0031                      .build().also { instance = it }</w:t>
-        <w:br/>
-        <w:t>0032              }</w:t>
-        <w:br/>
-        <w:t xml:space="preserve">0033  </w:t>
-        <w:br/>
-        <w:t>0034          private val MIGRATION_1_2 = object : Migration(1, 2) {</w:t>
-        <w:br/>
-        <w:t>0035              override fun migrate(database: SupportSQLiteDatabase) {</w:t>
-        <w:br/>
-        <w:t>0036                  database.execSQL(</w:t>
-        <w:br/>
-        <w:t>0037                      """</w:t>
-        <w:br/>
-        <w:t>0038                      CREATE TABLE IF NOT EXISTS events_new (</w:t>
-        <w:br/>
-        <w:t>0039                          id INTEGER PRIMARY KEY AUTOINCREMENT NOT NULL,</w:t>
-        <w:br/>
-        <w:t>0040                          name TEXT NOT NULL,</w:t>
-        <w:br/>
-        <w:t>0041                          date INTEGER NOT NULL,</w:t>
-        <w:br/>
-        <w:t>0042                          organiser TEXT NOT NULL,</w:t>
-        <w:br/>
-        <w:t>0043                          location TEXT NOT NULL,</w:t>
-        <w:br/>
-        <w:t>0044                          eventType TEXT NOT NULL,</w:t>
-        <w:br/>
-        <w:t>0045                          status TEXT NOT NULL,</w:t>
-        <w:br/>
-        <w:t>0046                          description TEXT NOT NULL,</w:t>
-        <w:br/>
-        <w:t>0047                          contactEmail TEXT NOT NULL,</w:t>
-        <w:br/>
-        <w:t>0048                          contactPhone TEXT NOT NULL,</w:t>
-        <w:br/>
-        <w:t>0049                          updatedAt INTEGER NOT NULL,</w:t>
-        <w:br/>
-        <w:t>0050                          syncedAt INTEGER</w:t>
-        <w:br/>
-        <w:t>0051                      )</w:t>
-        <w:br/>
-        <w:t>0052                      """.trimIndent()</w:t>
-        <w:br/>
-        <w:t>0053                  )</w:t>
-        <w:br/>
-        <w:t>0054                  database.execSQL(</w:t>
-        <w:br/>
-        <w:t>0055                      """</w:t>
-        <w:br/>
-        <w:t>0056                      INSERT INTO events_new (</w:t>
-        <w:br/>
-        <w:t>0057                          id, name, date, organiser, location, eventType, status,</w:t>
-        <w:br/>
-        <w:t>0058                          description, contactEmail, contactPhone, updatedAt, syncedAt</w:t>
-        <w:br/>
-        <w:t>0059                      )</w:t>
-        <w:br/>
-        <w:t>0060                      SELECT id, name,</w:t>
-        <w:br/>
-        <w:t>0061                          CAST(julianday(substr(date, 7, 4) || '-' || substr(date, 4, 2) || '-' || substr(date, 1, 2)) - julianday('1970-01-01') AS INTEGER),</w:t>
-        <w:br/>
-        <w:t>0062                          organiser, location, 'Conference', 'Upcoming', description,</w:t>
-        <w:br/>
-        <w:t>0063                          contactEmail, contactPhone, updatedAt, syncedAt</w:t>
-        <w:br/>
-        <w:t>0064                      FROM events</w:t>
-        <w:br/>
-        <w:t>0065                      """.trimIndent()</w:t>
-        <w:br/>
-        <w:t>0066                  )</w:t>
-        <w:br/>
-        <w:t>0067                  database.execSQL(</w:t>
-        <w:br/>
-        <w:t>0068                      """</w:t>
-        <w:br/>
-        <w:t>0069                      CREATE TABLE IF NOT EXISTS sessions_new (</w:t>
-        <w:br/>
-        <w:t>0070                          id INTEGER PRIMARY KEY AUTOINCREMENT NOT NULL,</w:t>
-        <w:br/>
-        <w:t>0071                          eventId INTEGER NOT NULL,</w:t>
-        <w:br/>
-        <w:t>0072                          name TEXT NOT NULL,</w:t>
-        <w:br/>
-        <w:t>0073                          time INTEGER NOT NULL,</w:t>
-        <w:br/>
-        <w:t>0074                          speaker TEXT NOT NULL,</w:t>
-        <w:br/>
-        <w:t>0075                          room TEXT NOT NULL,</w:t>
-        <w:br/>
-        <w:t>0076                          type TEXT NOT NULL,</w:t>
-        <w:br/>
-        <w:t>0077                          description TEXT NOT NULL,</w:t>
-        <w:br/>
-        <w:t>0078                          updatedAt INTEGER NOT NULL,</w:t>
-        <w:br/>
-        <w:t>0079                          FOREIGN KEY(eventId) REFERENCES events_new(id) ON UPDATE NO ACTION ON DELETE CASCADE</w:t>
-        <w:br/>
-        <w:t>0080                      )</w:t>
-        <w:br/>
-        <w:t>0081                      """.trimIndent()</w:t>
-        <w:br/>
-        <w:t>0082                  )</w:t>
-        <w:br/>
-        <w:t>0083                  database.execSQL(</w:t>
-        <w:br/>
-        <w:t>0084                      """</w:t>
-        <w:br/>
-        <w:t>0085                      INSERT INTO sessions_new (id, eventId, name, time, speaker, room, type, description, updatedAt)</w:t>
-        <w:br/>
-        <w:t>0086                      SELECT id, eventId, name,</w:t>
-        <w:br/>
-        <w:t>0087                          CAST(substr(time, 1, 2) AS INTEGER) * 60 + CAST(substr(time, 4, 2) AS INTEGER),</w:t>
-        <w:br/>
-        <w:t>0088                          speaker, room,</w:t>
-        <w:br/>
-        <w:t>0089                          CASE type</w:t>
-        <w:br/>
-        <w:t>0090                              WHEN 'Panel Discussion' THEN 'PanelDiscussion'</w:t>
-        <w:br/>
-        <w:t>0091                              ELSE type</w:t>
-        <w:br/>
-        <w:t>0092                          END,</w:t>
-        <w:br/>
-        <w:t>0093                          description, updatedAt</w:t>
-        <w:br/>
-        <w:t>0094                      FROM sessions</w:t>
-        <w:br/>
-        <w:t>0095                      """.trimIndent()</w:t>
-        <w:br/>
-        <w:t>0096                  )</w:t>
-        <w:br/>
-        <w:t>0097                  database.execSQL("DROP TABLE sessions")</w:t>
-        <w:br/>
-        <w:t>0098                  database.execSQL("DROP TABLE events")</w:t>
-        <w:br/>
-        <w:t>0099                  database.execSQL("ALTER TABLE events_new RENAME TO events")</w:t>
-        <w:br/>
-        <w:t>0100                  database.execSQL("ALTER TABLE sessions_new RENAME TO sessions")</w:t>
-        <w:br/>
-        <w:t>0101                  database.execSQL("CREATE UNIQUE INDEX IF NOT EXISTS index_events_name_date ON events(name, date)")</w:t>
-        <w:br/>
-        <w:t>0102                  database.execSQL("CREATE INDEX IF NOT EXISTS index_sessions_eventId ON sessions(eventId)")</w:t>
-        <w:br/>
-        <w:t>0103              }</w:t>
-        <w:br/>
-        <w:t>0104          }</w:t>
-        <w:br/>
-        <w:t>0105      }</w:t>
-        <w:br/>
-        <w:t>0106  }</w:t>
+        <w:t>package com.example.eventmanager.data</w:t>
+        <w:br/>
+        <w:br/>
+        <w:t>import android.content.Context</w:t>
+        <w:br/>
+        <w:t>import androidx.room.Database</w:t>
+        <w:br/>
+        <w:t>import androidx.room.Room</w:t>
+        <w:br/>
+        <w:t>import androidx.room.RoomDatabase</w:t>
+        <w:br/>
+        <w:t>import androidx.room.TypeConverters</w:t>
+        <w:br/>
+        <w:t>import androidx.room.migration.Migration</w:t>
+        <w:br/>
+        <w:t>import androidx.sqlite.db.SupportSQLiteDatabase</w:t>
+        <w:br/>
+        <w:br/>
+        <w:t>@Database(</w:t>
+        <w:br/>
+        <w:t xml:space="preserve">    entities = [EventEntity::class, SessionEntity::class],</w:t>
+        <w:br/>
+        <w:t xml:space="preserve">    version = 2,</w:t>
+        <w:br/>
+        <w:t xml:space="preserve">    exportSchema = false</w:t>
+        <w:br/>
+        <w:t>)</w:t>
+        <w:br/>
+        <w:t>@TypeConverters(DatabaseConverters::class)</w:t>
+        <w:br/>
+        <w:t>abstract class EventManagerDatabase : RoomDatabase() {</w:t>
+        <w:br/>
+        <w:t xml:space="preserve">    abstract fun eventDao(): EventDao</w:t>
+        <w:br/>
+        <w:t xml:space="preserve">    abstract fun sessionDao(): SessionDao</w:t>
+        <w:br/>
+        <w:br/>
+        <w:t xml:space="preserve">    companion object {</w:t>
+        <w:br/>
+        <w:t xml:space="preserve">        @Volatile private var instance: EventManagerDatabase? = null</w:t>
+        <w:br/>
+        <w:br/>
+        <w:t xml:space="preserve">        fun getInstance(context: Context): EventManagerDatabase =</w:t>
+        <w:br/>
+        <w:t xml:space="preserve">            instance ?: synchronized(this) {</w:t>
+        <w:br/>
+        <w:t xml:space="preserve">                instance ?: Room.databaseBuilder(</w:t>
+        <w:br/>
+        <w:t xml:space="preserve">                    context.applicationContext,</w:t>
+        <w:br/>
+        <w:t xml:space="preserve">                    EventManagerDatabase::class.java,</w:t>
+        <w:br/>
+        <w:t xml:space="preserve">                    "event_manager.db"</w:t>
+        <w:br/>
+        <w:t xml:space="preserve">                ).addMigrations(MIGRATION_1_2)</w:t>
+        <w:br/>
+        <w:t xml:space="preserve">                    .build().also { instance = it }</w:t>
+        <w:br/>
+        <w:t xml:space="preserve">            }</w:t>
+        <w:br/>
+        <w:br/>
+        <w:t xml:space="preserve">        private val MIGRATION_1_2 = object : Migration(1, 2) {</w:t>
+        <w:br/>
+        <w:t xml:space="preserve">            override fun migrate(database: SupportSQLiteDatabase) {</w:t>
+        <w:br/>
+        <w:t xml:space="preserve">                database.execSQL(</w:t>
+        <w:br/>
+        <w:t xml:space="preserve">                    """</w:t>
+        <w:br/>
+        <w:t xml:space="preserve">                    CREATE TABLE IF NOT EXISTS events_new (</w:t>
+        <w:br/>
+        <w:t xml:space="preserve">                        id INTEGER PRIMARY KEY AUTOINCREMENT NOT NULL,</w:t>
+        <w:br/>
+        <w:t xml:space="preserve">                        name TEXT NOT NULL,</w:t>
+        <w:br/>
+        <w:t xml:space="preserve">                        date INTEGER NOT NULL,</w:t>
+        <w:br/>
+        <w:t xml:space="preserve">                        organiser TEXT NOT NULL,</w:t>
+        <w:br/>
+        <w:t xml:space="preserve">                        location TEXT NOT NULL,</w:t>
+        <w:br/>
+        <w:t xml:space="preserve">                        eventType TEXT NOT NULL,</w:t>
+        <w:br/>
+        <w:t xml:space="preserve">                        status TEXT NOT NULL,</w:t>
+        <w:br/>
+        <w:t xml:space="preserve">                        description TEXT NOT NULL,</w:t>
+        <w:br/>
+        <w:t xml:space="preserve">                        contactEmail TEXT NOT NULL,</w:t>
+        <w:br/>
+        <w:t xml:space="preserve">                        contactPhone TEXT NOT NULL,</w:t>
+        <w:br/>
+        <w:t xml:space="preserve">                        updatedAt INTEGER NOT NULL,</w:t>
+        <w:br/>
+        <w:t xml:space="preserve">                        syncedAt INTEGER</w:t>
+        <w:br/>
+        <w:t xml:space="preserve">                    )</w:t>
+        <w:br/>
+        <w:t xml:space="preserve">                    """.trimIndent()</w:t>
+        <w:br/>
+        <w:t xml:space="preserve">                )</w:t>
+        <w:br/>
+        <w:t xml:space="preserve">                database.execSQL(</w:t>
+        <w:br/>
+        <w:t xml:space="preserve">                    """</w:t>
+        <w:br/>
+        <w:t xml:space="preserve">                    INSERT INTO events_new (</w:t>
+        <w:br/>
+        <w:t xml:space="preserve">                        id, name, date, organiser, location, eventType, status,</w:t>
+        <w:br/>
+        <w:t xml:space="preserve">                        description, contactEmail, contactPhone, updatedAt, syncedAt</w:t>
+        <w:br/>
+        <w:t xml:space="preserve">                    )</w:t>
+        <w:br/>
+        <w:t xml:space="preserve">                    SELECT id, name,</w:t>
+        <w:br/>
+        <w:t xml:space="preserve">                        CAST(julianday(substr(date, 7, 4) || '-' || substr(date, 4, 2) || '-' || substr(date, 1, 2)) - julianday('1970-01-01') AS INTEGER),</w:t>
+        <w:br/>
+        <w:t xml:space="preserve">                        organiser, location, 'Conference', 'Upcoming', description,</w:t>
+        <w:br/>
+        <w:t xml:space="preserve">                        contactEmail, contactPhone, updatedAt, syncedAt</w:t>
+        <w:br/>
+        <w:t xml:space="preserve">                    FROM events</w:t>
+        <w:br/>
+        <w:t xml:space="preserve">                    """.trimIndent()</w:t>
+        <w:br/>
+        <w:t xml:space="preserve">                )</w:t>
+        <w:br/>
+        <w:t xml:space="preserve">                database.execSQL(</w:t>
+        <w:br/>
+        <w:t xml:space="preserve">                    """</w:t>
+        <w:br/>
+        <w:t xml:space="preserve">                    CREATE TABLE IF NOT EXISTS sessions_new (</w:t>
+        <w:br/>
+        <w:t xml:space="preserve">                        id INTEGER PRIMARY KEY AUTOINCREMENT NOT NULL,</w:t>
+        <w:br/>
+        <w:t xml:space="preserve">                        eventId INTEGER NOT NULL,</w:t>
+        <w:br/>
+        <w:t xml:space="preserve">                        name TEXT NOT NULL,</w:t>
+        <w:br/>
+        <w:t xml:space="preserve">                        time INTEGER NOT NULL,</w:t>
+        <w:br/>
+        <w:t xml:space="preserve">                        speaker TEXT NOT NULL,</w:t>
+        <w:br/>
+        <w:t xml:space="preserve">                        room TEXT NOT NULL,</w:t>
+        <w:br/>
+        <w:t xml:space="preserve">                        type TEXT NOT NULL,</w:t>
+        <w:br/>
+        <w:t xml:space="preserve">                        description TEXT NOT NULL,</w:t>
+        <w:br/>
+        <w:t xml:space="preserve">                        updatedAt INTEGER NOT NULL,</w:t>
+        <w:br/>
+        <w:t xml:space="preserve">                        FOREIGN KEY(eventId) REFERENCES events_new(id) ON UPDATE NO ACTION ON DELETE CASCADE</w:t>
+        <w:br/>
+        <w:t xml:space="preserve">                    )</w:t>
+        <w:br/>
+        <w:t xml:space="preserve">                    """.trimIndent()</w:t>
+        <w:br/>
+        <w:t xml:space="preserve">                )</w:t>
+        <w:br/>
+        <w:t xml:space="preserve">                database.execSQL(</w:t>
+        <w:br/>
+        <w:t xml:space="preserve">                    """</w:t>
+        <w:br/>
+        <w:t xml:space="preserve">                    INSERT INTO sessions_new (id, eventId, name, time, speaker, room, type, description, updatedAt)</w:t>
+        <w:br/>
+        <w:t xml:space="preserve">                    SELECT id, eventId, name,</w:t>
+        <w:br/>
+        <w:t xml:space="preserve">                        CAST(substr(time, 1, 2) AS INTEGER) * 60 + CAST(substr(time, 4, 2) AS INTEGER),</w:t>
+        <w:br/>
+        <w:t xml:space="preserve">                        speaker, room,</w:t>
+        <w:br/>
+        <w:t xml:space="preserve">                        CASE type</w:t>
+        <w:br/>
+        <w:t xml:space="preserve">                            WHEN 'Panel Discussion' THEN 'PanelDiscussion'</w:t>
+        <w:br/>
+        <w:t xml:space="preserve">                            ELSE type</w:t>
+        <w:br/>
+        <w:t xml:space="preserve">                        END,</w:t>
+        <w:br/>
+        <w:t xml:space="preserve">                        description, updatedAt</w:t>
+        <w:br/>
+        <w:t xml:space="preserve">                    FROM sessions</w:t>
+        <w:br/>
+        <w:t xml:space="preserve">                    """.trimIndent()</w:t>
+        <w:br/>
+        <w:t xml:space="preserve">                )</w:t>
+        <w:br/>
+        <w:t xml:space="preserve">                database.execSQL("DROP TABLE sessions")</w:t>
+        <w:br/>
+        <w:t xml:space="preserve">                database.execSQL("DROP TABLE events")</w:t>
+        <w:br/>
+        <w:t xml:space="preserve">                database.execSQL("ALTER TABLE events_new RENAME TO events")</w:t>
+        <w:br/>
+        <w:t xml:space="preserve">                database.execSQL("ALTER TABLE sessions_new RENAME TO sessions")</w:t>
+        <w:br/>
+        <w:t xml:space="preserve">                database.execSQL("CREATE UNIQUE INDEX IF NOT EXISTS index_events_name_date ON events(name, date)")</w:t>
+        <w:br/>
+        <w:t xml:space="preserve">                database.execSQL("CREATE INDEX IF NOT EXISTS index_sessions_eventId ON sessions(eventId)")</w:t>
+        <w:br/>
+        <w:t xml:space="preserve">            }</w:t>
+        <w:br/>
+        <w:t xml:space="preserve">        }</w:t>
+        <w:br/>
+        <w:t xml:space="preserve">    }</w:t>
+        <w:br/>
+        <w:t>}</w:t>
       </w:r>
     </w:p>
     <w:p>
@@ -2173,113 +2153,103 @@
       </w:pPr>
       <w:r>
         <w:rPr>
-          <w:rFonts w:ascii="Arial" w:hAnsi="Arial" w:eastAsia="Arial" w:cs="Arial"/>
+          <w:rFonts w:ascii="Consolas" w:hAnsi="Consolas" w:eastAsia="Consolas" w:cs="Consolas"/>
           <w:b w:val="0"/>
           <w:i w:val="0"/>
           <w:color w:val="000000"/>
           <w:sz w:val="22"/>
         </w:rPr>
-        <w:t>0001  package com.example.eventmanager.data</w:t>
-        <w:br/>
-        <w:t xml:space="preserve">0002  </w:t>
-        <w:br/>
-        <w:t>0003  import androidx.room.Dao</w:t>
-        <w:br/>
-        <w:t>0004  import androidx.room.Delete</w:t>
-        <w:br/>
-        <w:t>0005  import androidx.room.Insert</w:t>
-        <w:br/>
-        <w:t>0006  import androidx.room.OnConflictStrategy</w:t>
-        <w:br/>
-        <w:t>0007  import androidx.room.Query</w:t>
-        <w:br/>
-        <w:t>0008  import androidx.room.Update</w:t>
-        <w:br/>
-        <w:t>0009  import java.time.LocalDate</w:t>
-        <w:br/>
-        <w:t>0010  import kotlinx.coroutines.flow.Flow</w:t>
-        <w:br/>
-        <w:t xml:space="preserve">0011  </w:t>
-        <w:br/>
-        <w:t>0012  @Dao</w:t>
-        <w:br/>
-        <w:t>0013  interface EventDao {</w:t>
-        <w:br/>
-        <w:t>0014      @Query(</w:t>
-        <w:br/>
-        <w:t>0015          """</w:t>
-        <w:br/>
-        <w:t>0016          SELECT events.*, COUNT(sessions.id) AS sessionCount</w:t>
-        <w:br/>
-        <w:t>0017          FROM events</w:t>
-        <w:br/>
-        <w:t>0018          LEFT JOIN sessions ON events.id = sessions.eventId</w:t>
-        <w:br/>
-        <w:t>0019          WHERE (:query = '' OR events.name LIKE '%' || :query || '%' OR events.description LIKE '%' || :query || '%')</w:t>
-        <w:br/>
-        <w:t>0020            AND (:date IS NULL OR events.date = :date)</w:t>
-        <w:br/>
-        <w:t>0021            AND (:organiser = '' OR events.organiser LIKE '%' || :organiser || '%')</w:t>
-        <w:br/>
-        <w:t>0022          GROUP BY events.id</w:t>
-        <w:br/>
-        <w:t>0023          ORDER BY events.updatedAt DESC</w:t>
-        <w:br/>
-        <w:t>0024          """</w:t>
-        <w:br/>
-        <w:t>0025      )</w:t>
-        <w:br/>
-        <w:t>0026      fun observeEvents(query: String, date: LocalDate?, organiser: String): Flow&lt;List&lt;EventWithSessionCount&gt;&gt;</w:t>
-        <w:br/>
-        <w:t xml:space="preserve">0027  </w:t>
-        <w:br/>
-        <w:t>0028      @Query("SELECT * FROM events WHERE id = :id")</w:t>
-        <w:br/>
-        <w:t>0029      fun observeEvent(id: Long): Flow&lt;EventEntity?&gt;</w:t>
-        <w:br/>
-        <w:t xml:space="preserve">0030  </w:t>
-        <w:br/>
-        <w:t>0031      @Query("SELECT * FROM events WHERE id = :id")</w:t>
-        <w:br/>
-        <w:t>0032      suspend fun getEvent(id: Long): EventEntity?</w:t>
-        <w:br/>
-        <w:t xml:space="preserve">0033  </w:t>
-        <w:br/>
-        <w:t>0034      @Query("SELECT * FROM events ORDER BY date, name")</w:t>
-        <w:br/>
-        <w:t>0035      suspend fun getAllEvents(): List&lt;EventEntity&gt;</w:t>
-        <w:br/>
-        <w:t xml:space="preserve">0036  </w:t>
-        <w:br/>
-        <w:t>0037      @Query("SELECT COUNT(*) FROM events WHERE LOWER(name) = LOWER(:name) AND date = :date AND id != :excludeId")</w:t>
-        <w:br/>
-        <w:t>0038      suspend fun duplicateCount(name: String, date: LocalDate, excludeId: Long): Int</w:t>
-        <w:br/>
-        <w:t xml:space="preserve">0039  </w:t>
-        <w:br/>
-        <w:t>0040      @Insert(onConflict = OnConflictStrategy.ABORT)</w:t>
-        <w:br/>
-        <w:t>0041      suspend fun insert(event: EventEntity): Long</w:t>
-        <w:br/>
-        <w:t xml:space="preserve">0042  </w:t>
-        <w:br/>
-        <w:t>0043      @Update</w:t>
-        <w:br/>
-        <w:t>0044      suspend fun update(event: EventEntity)</w:t>
-        <w:br/>
-        <w:t xml:space="preserve">0045  </w:t>
-        <w:br/>
-        <w:t>0046      @Delete</w:t>
-        <w:br/>
-        <w:t>0047      suspend fun delete(event: EventEntity)</w:t>
-        <w:br/>
-        <w:t xml:space="preserve">0048  </w:t>
-        <w:br/>
-        <w:t>0049      @Query("UPDATE events SET syncedAt = :syncedAt WHERE id IN (:ids)")</w:t>
-        <w:br/>
-        <w:t>0050      suspend fun markSynced(ids: List&lt;Long&gt;, syncedAt: Long)</w:t>
-        <w:br/>
-        <w:t>0051  }</w:t>
+        <w:t>package com.example.eventmanager.data</w:t>
+        <w:br/>
+        <w:br/>
+        <w:t>import androidx.room.Dao</w:t>
+        <w:br/>
+        <w:t>import androidx.room.Delete</w:t>
+        <w:br/>
+        <w:t>import androidx.room.Insert</w:t>
+        <w:br/>
+        <w:t>import androidx.room.OnConflictStrategy</w:t>
+        <w:br/>
+        <w:t>import androidx.room.Query</w:t>
+        <w:br/>
+        <w:t>import androidx.room.Update</w:t>
+        <w:br/>
+        <w:t>import java.time.LocalDate</w:t>
+        <w:br/>
+        <w:t>import kotlinx.coroutines.flow.Flow</w:t>
+        <w:br/>
+        <w:br/>
+        <w:t>@Dao</w:t>
+        <w:br/>
+        <w:t>interface EventDao {</w:t>
+        <w:br/>
+        <w:t xml:space="preserve">    @Query(</w:t>
+        <w:br/>
+        <w:t xml:space="preserve">        """</w:t>
+        <w:br/>
+        <w:t xml:space="preserve">        SELECT events.*, COUNT(sessions.id) AS sessionCount</w:t>
+        <w:br/>
+        <w:t xml:space="preserve">        FROM events</w:t>
+        <w:br/>
+        <w:t xml:space="preserve">        LEFT JOIN sessions ON events.id = sessions.eventId</w:t>
+        <w:br/>
+        <w:t xml:space="preserve">        WHERE (:query = '' OR events.name LIKE '%' || :query || '%' OR events.description LIKE '%' || :query || '%')</w:t>
+        <w:br/>
+        <w:t xml:space="preserve">          AND (:date IS NULL OR events.date = :date)</w:t>
+        <w:br/>
+        <w:t xml:space="preserve">          AND (:organiser = '' OR events.organiser LIKE '%' || :organiser || '%')</w:t>
+        <w:br/>
+        <w:t xml:space="preserve">        GROUP BY events.id</w:t>
+        <w:br/>
+        <w:t xml:space="preserve">        ORDER BY events.updatedAt DESC</w:t>
+        <w:br/>
+        <w:t xml:space="preserve">        """</w:t>
+        <w:br/>
+        <w:t xml:space="preserve">    )</w:t>
+        <w:br/>
+        <w:t xml:space="preserve">    fun observeEvents(query: String, date: LocalDate?, organiser: String): Flow&lt;List&lt;EventWithSessionCount&gt;&gt;</w:t>
+        <w:br/>
+        <w:br/>
+        <w:t xml:space="preserve">    @Query("SELECT * FROM events WHERE id = :id")</w:t>
+        <w:br/>
+        <w:t xml:space="preserve">    fun observeEvent(id: Long): Flow&lt;EventEntity?&gt;</w:t>
+        <w:br/>
+        <w:br/>
+        <w:t xml:space="preserve">    @Query("SELECT * FROM events WHERE id = :id")</w:t>
+        <w:br/>
+        <w:t xml:space="preserve">    suspend fun getEvent(id: Long): EventEntity?</w:t>
+        <w:br/>
+        <w:br/>
+        <w:t xml:space="preserve">    @Query("SELECT * FROM events ORDER BY date, name")</w:t>
+        <w:br/>
+        <w:t xml:space="preserve">    suspend fun getAllEvents(): List&lt;EventEntity&gt;</w:t>
+        <w:br/>
+        <w:br/>
+        <w:t xml:space="preserve">    @Query("SELECT COUNT(*) FROM events WHERE LOWER(name) = LOWER(:name) AND date = :date AND id != :excludeId")</w:t>
+        <w:br/>
+        <w:t xml:space="preserve">    suspend fun duplicateCount(name: String, date: LocalDate, excludeId: Long): Int</w:t>
+        <w:br/>
+        <w:br/>
+        <w:t xml:space="preserve">    @Insert(onConflict = OnConflictStrategy.ABORT)</w:t>
+        <w:br/>
+        <w:t xml:space="preserve">    suspend fun insert(event: EventEntity): Long</w:t>
+        <w:br/>
+        <w:br/>
+        <w:t xml:space="preserve">    @Update</w:t>
+        <w:br/>
+        <w:t xml:space="preserve">    suspend fun update(event: EventEntity)</w:t>
+        <w:br/>
+        <w:br/>
+        <w:t xml:space="preserve">    @Delete</w:t>
+        <w:br/>
+        <w:t xml:space="preserve">    suspend fun delete(event: EventEntity)</w:t>
+        <w:br/>
+        <w:br/>
+        <w:t xml:space="preserve">    @Query("UPDATE events SET syncedAt = :syncedAt WHERE id IN (:ids)")</w:t>
+        <w:br/>
+        <w:t xml:space="preserve">    suspend fun markSynced(ids: List&lt;Long&gt;, syncedAt: Long)</w:t>
+        <w:br/>
+        <w:t>}</w:t>
       </w:r>
     </w:p>
     <w:p>
@@ -2333,145 +2303,134 @@
       </w:pPr>
       <w:r>
         <w:rPr>
-          <w:rFonts w:ascii="Arial" w:hAnsi="Arial" w:eastAsia="Arial" w:cs="Arial"/>
+          <w:rFonts w:ascii="Consolas" w:hAnsi="Consolas" w:eastAsia="Consolas" w:cs="Consolas"/>
           <w:b w:val="0"/>
           <w:i w:val="0"/>
           <w:color w:val="000000"/>
           <w:sz w:val="22"/>
         </w:rPr>
-        <w:t>0001  package com.example.eventmanager.data</w:t>
-        <w:br/>
-        <w:t xml:space="preserve">0002  </w:t>
-        <w:br/>
-        <w:t>0003  import java.time.LocalDate</w:t>
-        <w:br/>
-        <w:t>0004  import kotlinx.coroutines.flow.Flow</w:t>
-        <w:br/>
-        <w:t xml:space="preserve">0005  </w:t>
-        <w:br/>
-        <w:t>0006  class EventRepository(private val database: EventManagerDatabase) {</w:t>
-        <w:br/>
-        <w:t>0007      fun observeEvents(query: String, date: LocalDate?, organiser: String): Flow&lt;List&lt;EventWithSessionCount&gt;&gt; =</w:t>
-        <w:br/>
-        <w:t>0008          database.eventDao().observeEvents(query.trim(), date, organiser.trim())</w:t>
-        <w:br/>
-        <w:t xml:space="preserve">0009  </w:t>
-        <w:br/>
-        <w:t>0010      fun observeEvent(id: Long): Flow&lt;EventEntity?&gt; = database.eventDao().observeEvent(id)</w:t>
-        <w:br/>
-        <w:t xml:space="preserve">0011  </w:t>
-        <w:br/>
-        <w:t>0012      fun observeSessions(eventId: Long, query: String): Flow&lt;List&lt;SessionEntity&gt;&gt; =</w:t>
-        <w:br/>
-        <w:t>0013          database.sessionDao().observeSessions(eventId, query.trim())</w:t>
-        <w:br/>
-        <w:t xml:space="preserve">0014  </w:t>
-        <w:br/>
-        <w:t>0015      suspend fun getEvent(id: Long): EventEntity? = database.eventDao().getEvent(id)</w:t>
-        <w:br/>
-        <w:t xml:space="preserve">0016  </w:t>
-        <w:br/>
-        <w:t>0017      suspend fun getSession(id: Long): SessionEntity? = database.sessionDao().getSession(id)</w:t>
-        <w:br/>
-        <w:t xml:space="preserve">0018  </w:t>
-        <w:br/>
-        <w:t>0019      suspend fun hasDuplicate(name: String, date: LocalDate, excludeId: Long = 0): Boolean =</w:t>
-        <w:br/>
-        <w:t>0020          database.eventDao().duplicateCount(name.trim(), date, excludeId) &gt; 0</w:t>
-        <w:br/>
-        <w:t xml:space="preserve">0021  </w:t>
-        <w:br/>
-        <w:t>0022      suspend fun saveEvent(event: EventEntity): Long {</w:t>
-        <w:br/>
-        <w:t>0023          val fresh = event.copy(</w:t>
-        <w:br/>
-        <w:t>0024              name = event.name.trim(),</w:t>
-        <w:br/>
-        <w:t>0025              organiser = event.organiser.trim(),</w:t>
-        <w:br/>
-        <w:t>0026              location = event.location.trim(),</w:t>
-        <w:br/>
-        <w:t>0027              description = event.description.trim(),</w:t>
-        <w:br/>
-        <w:t>0028              contactEmail = event.contactEmail.trim(),</w:t>
-        <w:br/>
-        <w:t>0029              contactPhone = event.contactPhone.trim(),</w:t>
-        <w:br/>
-        <w:t>0030              updatedAt = System.currentTimeMillis(),</w:t>
-        <w:br/>
-        <w:t>0031              syncedAt = null</w:t>
-        <w:br/>
-        <w:t>0032          )</w:t>
-        <w:br/>
-        <w:t>0033          return if (fresh.id == 0L) database.eventDao().insert(fresh)</w:t>
-        <w:br/>
-        <w:t>0034          else {</w:t>
-        <w:br/>
-        <w:t>0035              database.eventDao().update(fresh)</w:t>
-        <w:br/>
-        <w:t>0036              fresh.id</w:t>
-        <w:br/>
-        <w:t>0037          }</w:t>
-        <w:br/>
-        <w:t>0038      }</w:t>
-        <w:br/>
-        <w:t xml:space="preserve">0039  </w:t>
-        <w:br/>
-        <w:t>0040      suspend fun deleteEvent(event: EventEntity) = database.eventDao().delete(event)</w:t>
-        <w:br/>
-        <w:t xml:space="preserve">0041  </w:t>
-        <w:br/>
-        <w:t>0042      suspend fun saveSession(session: SessionEntity): Long {</w:t>
-        <w:br/>
-        <w:t>0043          val fresh = session.copy(</w:t>
-        <w:br/>
-        <w:t>0044              name = session.name.trim(),</w:t>
-        <w:br/>
-        <w:t>0045              speaker = session.speaker.trim(),</w:t>
-        <w:br/>
-        <w:t>0046              room = session.room.trim(),</w:t>
-        <w:br/>
-        <w:t>0047              description = session.description.trim(),</w:t>
-        <w:br/>
-        <w:t>0048              updatedAt = System.currentTimeMillis()</w:t>
-        <w:br/>
-        <w:t>0049          )</w:t>
-        <w:br/>
-        <w:t>0050          val id = if (fresh.id == 0L) database.sessionDao().insert(fresh)</w:t>
-        <w:br/>
-        <w:t>0051          else {</w:t>
-        <w:br/>
-        <w:t>0052              database.sessionDao().update(fresh)</w:t>
-        <w:br/>
-        <w:t>0053              fresh.id</w:t>
-        <w:br/>
-        <w:t>0054          }</w:t>
-        <w:br/>
-        <w:t>0055          database.eventDao().getEvent(fresh.eventId)?.let {</w:t>
-        <w:br/>
-        <w:t>0056              database.eventDao().update(it.copy(updatedAt = System.currentTimeMillis(), syncedAt = null))</w:t>
-        <w:br/>
-        <w:t>0057          }</w:t>
-        <w:br/>
-        <w:t>0058          return id</w:t>
-        <w:br/>
-        <w:t>0059      }</w:t>
-        <w:br/>
-        <w:t xml:space="preserve">0060  </w:t>
-        <w:br/>
-        <w:t>0061      suspend fun deleteSession(session: SessionEntity) {</w:t>
-        <w:br/>
-        <w:t>0062          database.sessionDao().delete(session)</w:t>
-        <w:br/>
-        <w:t>0063          database.eventDao().getEvent(session.eventId)?.let {</w:t>
-        <w:br/>
-        <w:t>0064              database.eventDao().update(it.copy(updatedAt = System.currentTimeMillis(), syncedAt = null))</w:t>
-        <w:br/>
-        <w:t>0065          }</w:t>
-        <w:br/>
-        <w:t>0066      }</w:t>
-        <w:br/>
-        <w:t>0067  }</w:t>
+        <w:t>package com.example.eventmanager.data</w:t>
+        <w:br/>
+        <w:br/>
+        <w:t>import java.time.LocalDate</w:t>
+        <w:br/>
+        <w:t>import kotlinx.coroutines.flow.Flow</w:t>
+        <w:br/>
+        <w:br/>
+        <w:t>class EventRepository(private val database: EventManagerDatabase) {</w:t>
+        <w:br/>
+        <w:t xml:space="preserve">    fun observeEvents(query: String, date: LocalDate?, organiser: String): Flow&lt;List&lt;EventWithSessionCount&gt;&gt; =</w:t>
+        <w:br/>
+        <w:t xml:space="preserve">        database.eventDao().observeEvents(query.trim(), date, organiser.trim())</w:t>
+        <w:br/>
+        <w:br/>
+        <w:t xml:space="preserve">    fun observeEvent(id: Long): Flow&lt;EventEntity?&gt; = database.eventDao().observeEvent(id)</w:t>
+        <w:br/>
+        <w:br/>
+        <w:t xml:space="preserve">    fun observeSessions(eventId: Long, query: String): Flow&lt;List&lt;SessionEntity&gt;&gt; =</w:t>
+        <w:br/>
+        <w:t xml:space="preserve">        database.sessionDao().observeSessions(eventId, query.trim())</w:t>
+        <w:br/>
+        <w:br/>
+        <w:t xml:space="preserve">    suspend fun getEvent(id: Long): EventEntity? = database.eventDao().getEvent(id)</w:t>
+        <w:br/>
+        <w:br/>
+        <w:t xml:space="preserve">    suspend fun getSession(id: Long): SessionEntity? = database.sessionDao().getSession(id)</w:t>
+        <w:br/>
+        <w:br/>
+        <w:t xml:space="preserve">    suspend fun hasDuplicate(name: String, date: LocalDate, excludeId: Long = 0): Boolean =</w:t>
+        <w:br/>
+        <w:t xml:space="preserve">        database.eventDao().duplicateCount(name.trim(), date, excludeId) &gt; 0</w:t>
+        <w:br/>
+        <w:br/>
+        <w:t xml:space="preserve">    suspend fun saveEvent(event: EventEntity): Long {</w:t>
+        <w:br/>
+        <w:t xml:space="preserve">        val fresh = event.copy(</w:t>
+        <w:br/>
+        <w:t xml:space="preserve">            name = event.name.trim(),</w:t>
+        <w:br/>
+        <w:t xml:space="preserve">            organiser = event.organiser.trim(),</w:t>
+        <w:br/>
+        <w:t xml:space="preserve">            location = event.location.trim(),</w:t>
+        <w:br/>
+        <w:t xml:space="preserve">            description = event.description.trim(),</w:t>
+        <w:br/>
+        <w:t xml:space="preserve">            contactEmail = event.contactEmail.trim(),</w:t>
+        <w:br/>
+        <w:t xml:space="preserve">            contactPhone = event.contactPhone.trim(),</w:t>
+        <w:br/>
+        <w:t xml:space="preserve">            updatedAt = System.currentTimeMillis(),</w:t>
+        <w:br/>
+        <w:t xml:space="preserve">            syncedAt = null</w:t>
+        <w:br/>
+        <w:t xml:space="preserve">        )</w:t>
+        <w:br/>
+        <w:t xml:space="preserve">        return if (fresh.id == 0L) database.eventDao().insert(fresh)</w:t>
+        <w:br/>
+        <w:t xml:space="preserve">        else {</w:t>
+        <w:br/>
+        <w:t xml:space="preserve">            database.eventDao().update(fresh)</w:t>
+        <w:br/>
+        <w:t xml:space="preserve">            fresh.id</w:t>
+        <w:br/>
+        <w:t xml:space="preserve">        }</w:t>
+        <w:br/>
+        <w:t xml:space="preserve">    }</w:t>
+        <w:br/>
+        <w:br/>
+        <w:t xml:space="preserve">    suspend fun deleteEvent(event: EventEntity) = database.eventDao().delete(event)</w:t>
+        <w:br/>
+        <w:br/>
+        <w:t xml:space="preserve">    suspend fun saveSession(session: SessionEntity): Long {</w:t>
+        <w:br/>
+        <w:t xml:space="preserve">        val fresh = session.copy(</w:t>
+        <w:br/>
+        <w:t xml:space="preserve">            name = session.name.trim(),</w:t>
+        <w:br/>
+        <w:t xml:space="preserve">            speaker = session.speaker.trim(),</w:t>
+        <w:br/>
+        <w:t xml:space="preserve">            room = session.room.trim(),</w:t>
+        <w:br/>
+        <w:t xml:space="preserve">            description = session.description.trim(),</w:t>
+        <w:br/>
+        <w:t xml:space="preserve">            updatedAt = System.currentTimeMillis()</w:t>
+        <w:br/>
+        <w:t xml:space="preserve">        )</w:t>
+        <w:br/>
+        <w:t xml:space="preserve">        val id = if (fresh.id == 0L) database.sessionDao().insert(fresh)</w:t>
+        <w:br/>
+        <w:t xml:space="preserve">        else {</w:t>
+        <w:br/>
+        <w:t xml:space="preserve">            database.sessionDao().update(fresh)</w:t>
+        <w:br/>
+        <w:t xml:space="preserve">            fresh.id</w:t>
+        <w:br/>
+        <w:t xml:space="preserve">        }</w:t>
+        <w:br/>
+        <w:t xml:space="preserve">        database.eventDao().getEvent(fresh.eventId)?.let {</w:t>
+        <w:br/>
+        <w:t xml:space="preserve">            database.eventDao().update(it.copy(updatedAt = System.currentTimeMillis(), syncedAt = null))</w:t>
+        <w:br/>
+        <w:t xml:space="preserve">        }</w:t>
+        <w:br/>
+        <w:t xml:space="preserve">        return id</w:t>
+        <w:br/>
+        <w:t xml:space="preserve">    }</w:t>
+        <w:br/>
+        <w:br/>
+        <w:t xml:space="preserve">    suspend fun deleteSession(session: SessionEntity) {</w:t>
+        <w:br/>
+        <w:t xml:space="preserve">        database.sessionDao().delete(session)</w:t>
+        <w:br/>
+        <w:t xml:space="preserve">        database.eventDao().getEvent(session.eventId)?.let {</w:t>
+        <w:br/>
+        <w:t xml:space="preserve">            database.eventDao().update(it.copy(updatedAt = System.currentTimeMillis(), syncedAt = null))</w:t>
+        <w:br/>
+        <w:t xml:space="preserve">        }</w:t>
+        <w:br/>
+        <w:t xml:space="preserve">    }</w:t>
+        <w:br/>
+        <w:t>}</w:t>
       </w:r>
     </w:p>
     <w:p>
@@ -2525,605 +2484,596 @@
       </w:pPr>
       <w:r>
         <w:rPr>
-          <w:rFonts w:ascii="Arial" w:hAnsi="Arial" w:eastAsia="Arial" w:cs="Arial"/>
+          <w:rFonts w:ascii="Consolas" w:hAnsi="Consolas" w:eastAsia="Consolas" w:cs="Consolas"/>
           <w:b w:val="0"/>
           <w:i w:val="0"/>
           <w:color w:val="000000"/>
           <w:sz w:val="22"/>
         </w:rPr>
-        <w:t>0001  package com.example.eventmanager.ui</w:t>
-        <w:br/>
-        <w:t xml:space="preserve">0002  </w:t>
-        <w:br/>
-        <w:t>0003  import android.content.Intent</w:t>
-        <w:br/>
-        <w:t>0004  import androidx.compose.foundation.clickable</w:t>
-        <w:br/>
-        <w:t>0005  import androidx.compose.foundation.layout.Arrangement</w:t>
-        <w:br/>
-        <w:t>0006  import androidx.compose.foundation.layout.Column</w:t>
-        <w:br/>
-        <w:t>0007  import androidx.compose.foundation.layout.Row</w:t>
-        <w:br/>
-        <w:t>0008  import androidx.compose.foundation.layout.Spacer</w:t>
-        <w:br/>
-        <w:t>0009  import androidx.compose.foundation.layout.fillMaxSize</w:t>
-        <w:br/>
-        <w:t>0010  import androidx.compose.foundation.layout.fillMaxWidth</w:t>
-        <w:br/>
-        <w:t>0011  import androidx.compose.foundation.layout.height</w:t>
-        <w:br/>
-        <w:t>0012  import androidx.compose.foundation.layout.padding</w:t>
-        <w:br/>
-        <w:t>0013  import androidx.compose.foundation.lazy.LazyColumn</w:t>
-        <w:br/>
-        <w:t>0014  import androidx.compose.foundation.lazy.items</w:t>
-        <w:br/>
-        <w:t>0015  import androidx.compose.material.icons.Icons</w:t>
-        <w:br/>
-        <w:t>0016  import androidx.compose.material.icons.filled.Add</w:t>
-        <w:br/>
-        <w:t>0017  import androidx.compose.material.icons.automirrored.filled.ArrowBack</w:t>
-        <w:br/>
-        <w:t>0018  import androidx.compose.material.icons.filled.Delete</w:t>
-        <w:br/>
-        <w:t>0019  import androidx.compose.material.icons.filled.Edit</w:t>
-        <w:br/>
-        <w:t>0020  import androidx.compose.material.icons.filled.Email</w:t>
-        <w:br/>
-        <w:t>0021  import androidx.compose.material.icons.filled.Phone</w:t>
-        <w:br/>
-        <w:t>0022  import androidx.compose.material.icons.filled.Schedule</w:t>
-        <w:br/>
-        <w:t>0023  import androidx.compose.material.icons.filled.Search</w:t>
-        <w:br/>
-        <w:t>0024  import androidx.compose.material.icons.filled.Share</w:t>
-        <w:br/>
-        <w:t>0025  import androidx.compose.material3.AlertDialog</w:t>
-        <w:br/>
-        <w:t>0026  import androidx.compose.material3.Button</w:t>
-        <w:br/>
-        <w:t>0027  import androidx.compose.material3.Card</w:t>
-        <w:br/>
-        <w:t>0028  import androidx.compose.material3.CardDefaults</w:t>
-        <w:br/>
-        <w:t>0029  import androidx.compose.material3.CircularProgressIndicator</w:t>
-        <w:br/>
-        <w:t>0030  import androidx.compose.material3.ExperimentalMaterial3Api</w:t>
-        <w:br/>
-        <w:t>0031  import androidx.compose.material3.ExtendedFloatingActionButton</w:t>
-        <w:br/>
-        <w:t>0032  import androidx.compose.material3.HorizontalDivider</w:t>
-        <w:br/>
-        <w:t>0033  import androidx.compose.material3.Icon</w:t>
-        <w:br/>
-        <w:t>0034  import androidx.compose.material3.IconButton</w:t>
-        <w:br/>
-        <w:t>0035  import androidx.compose.material3.MaterialTheme</w:t>
-        <w:br/>
-        <w:t>0036  import androidx.compose.material3.OutlinedTextField</w:t>
-        <w:br/>
-        <w:t>0037  import androidx.compose.material3.Scaffold</w:t>
-        <w:br/>
-        <w:t>0038  import androidx.compose.material3.Text</w:t>
-        <w:br/>
-        <w:t>0039  import androidx.compose.material3.TextButton</w:t>
-        <w:br/>
-        <w:t>0040  import androidx.compose.material3.TopAppBar</w:t>
-        <w:br/>
-        <w:t>0041  import androidx.compose.runtime.Composable</w:t>
-        <w:br/>
-        <w:t>0042  import androidx.compose.runtime.LaunchedEffect</w:t>
-        <w:br/>
-        <w:t>0043  import androidx.compose.runtime.getValue</w:t>
-        <w:br/>
-        <w:t>0044  import androidx.compose.runtime.mutableStateOf</w:t>
-        <w:br/>
-        <w:t>0045  import androidx.compose.runtime.remember</w:t>
-        <w:br/>
-        <w:t>0046  import androidx.compose.runtime.setValue</w:t>
-        <w:br/>
-        <w:t>0047  import androidx.compose.ui.Alignment</w:t>
-        <w:br/>
-        <w:t>0048  import androidx.compose.ui.Modifier</w:t>
-        <w:br/>
-        <w:t>0049  import androidx.compose.ui.platform.LocalContext</w:t>
-        <w:br/>
-        <w:t>0050  import androidx.compose.ui.text.font.FontWeight</w:t>
-        <w:br/>
-        <w:t>0051  import androidx.compose.ui.unit.dp</w:t>
-        <w:br/>
-        <w:t>0052  import androidx.lifecycle.compose.collectAsStateWithLifecycle</w:t>
-        <w:br/>
-        <w:t>0053  import com.example.eventmanager.data.EventEntity</w:t>
-        <w:br/>
-        <w:t>0054  import com.example.eventmanager.data.SessionEntity</w:t>
-        <w:br/>
-        <w:t>0055  import com.example.eventmanager.model.EventDateTime</w:t>
-        <w:br/>
-        <w:t xml:space="preserve">0056  </w:t>
-        <w:br/>
-        <w:t>0057  @OptIn(ExperimentalMaterial3Api::class)</w:t>
-        <w:br/>
-        <w:t>0058  @Composable</w:t>
-        <w:br/>
-        <w:t>0059  fun EventDetailScreen(</w:t>
-        <w:br/>
-        <w:t>0060      viewModel: EventManagerViewModel,</w:t>
-        <w:br/>
-        <w:t>0061      eventId: Long,</w:t>
-        <w:br/>
-        <w:t>0062      onBack: () -&gt; Unit,</w:t>
-        <w:br/>
-        <w:t>0063      onEdit: () -&gt; Unit,</w:t>
-        <w:br/>
-        <w:t>0064      onDeleted: () -&gt; Unit,</w:t>
-        <w:br/>
-        <w:t>0065      onAddSession: () -&gt; Unit,</w:t>
-        <w:br/>
-        <w:t>0066      onEditSession: (Long) -&gt; Unit</w:t>
-        <w:br/>
-        <w:t>0067  ) {</w:t>
-        <w:br/>
-        <w:t>0068      LaunchedEffect(eventId) { viewModel.selectEvent(eventId) }</w:t>
-        <w:br/>
-        <w:t>0069      val event by viewModel.selectedEvent.collectAsStateWithLifecycle()</w:t>
-        <w:br/>
-        <w:t>0070      val sessions by viewModel.sessions.collectAsStateWithLifecycle()</w:t>
-        <w:br/>
-        <w:t>0071      val query by viewModel.sessionSearchQuery.collectAsStateWithLifecycle()</w:t>
-        <w:br/>
-        <w:t>0072      var showDeleteEvent by remember { mutableStateOf(false) }</w:t>
-        <w:br/>
-        <w:t>0073      var sessionToDelete by remember { mutableStateOf&lt;SessionEntity?&gt;(null) }</w:t>
-        <w:br/>
-        <w:t>0074      val context = LocalContext.current</w:t>
-        <w:br/>
-        <w:t xml:space="preserve">0075  </w:t>
-        <w:br/>
-        <w:t>0076      Scaffold(</w:t>
-        <w:br/>
-        <w:t>0077          topBar = {</w:t>
-        <w:br/>
-        <w:t>0078              TopAppBar(</w:t>
-        <w:br/>
-        <w:t>0079                  title = { Text(event?.name ?: "Event details") },</w:t>
-        <w:br/>
-        <w:t>0080                  navigationIcon = {</w:t>
-        <w:br/>
-        <w:t>0081                      IconButton(onClick = onBack) {</w:t>
-        <w:br/>
-        <w:t>0082                          Icon(Icons.AutoMirrored.Filled.ArrowBack, contentDescription = "Go back")</w:t>
-        <w:br/>
-        <w:t>0083                      }</w:t>
-        <w:br/>
-        <w:t>0084                  },</w:t>
-        <w:br/>
-        <w:t>0085                  actions = {</w:t>
-        <w:br/>
-        <w:t>0086                      IconButton(</w:t>
-        <w:br/>
-        <w:t>0087                          onClick = {</w:t>
-        <w:br/>
-        <w:t>0088                              val selected = event ?: return@IconButton</w:t>
-        <w:br/>
-        <w:t>0089                              val schedule = buildSchedule(selected, sessions)</w:t>
-        <w:br/>
-        <w:t>0090                              context.startActivity(</w:t>
-        <w:br/>
-        <w:t>0091                                  Intent.createChooser(</w:t>
-        <w:br/>
-        <w:t>0092                                      Intent(Intent.ACTION_SEND).apply {</w:t>
-        <w:br/>
-        <w:t>0093                                          type = "text/plain"</w:t>
-        <w:br/>
-        <w:t>0094                                          putExtra(Intent.EXTRA_SUBJECT, "${selected.name} schedule")</w:t>
-        <w:br/>
-        <w:t>0095                                          putExtra(Intent.EXTRA_TEXT, schedule)</w:t>
-        <w:br/>
-        <w:t>0096                                      },</w:t>
-        <w:br/>
-        <w:t>0097                                      "Share schedule"</w:t>
-        <w:br/>
-        <w:t>0098                                  )</w:t>
-        <w:br/>
-        <w:t>0099                              )</w:t>
-        <w:br/>
-        <w:t>0100                          }</w:t>
-        <w:br/>
-        <w:t>0101                      ) { Icon(Icons.Default.Share, contentDescription = "Share schedule") }</w:t>
-        <w:br/>
-        <w:t>0102                      IconButton(onClick = onEdit) {</w:t>
-        <w:br/>
-        <w:t>0103                          Icon(Icons.Default.Edit, contentDescription = "Edit event")</w:t>
-        <w:br/>
-        <w:t>0104                      }</w:t>
-        <w:br/>
-        <w:t>0105                      IconButton(onClick = { showDeleteEvent = true }) {</w:t>
-        <w:br/>
-        <w:t>0106                          Icon(Icons.Default.Delete, contentDescription = "Delete event")</w:t>
-        <w:br/>
-        <w:t>0107                      }</w:t>
-        <w:br/>
-        <w:t>0108                  }</w:t>
-        <w:br/>
-        <w:t>0109              )</w:t>
-        <w:br/>
-        <w:t>0110          },</w:t>
-        <w:br/>
-        <w:t>0111          floatingActionButton = {</w:t>
-        <w:br/>
-        <w:t>0112              ExtendedFloatingActionButton(</w:t>
-        <w:br/>
-        <w:t>0113                  onClick = onAddSession,</w:t>
-        <w:br/>
-        <w:t>0114                  icon = { Icon(Icons.Default.Add, contentDescription = null) },</w:t>
-        <w:br/>
-        <w:t>0115                  text = { Text("Add session") }</w:t>
-        <w:br/>
-        <w:t>0116              )</w:t>
-        <w:br/>
-        <w:t>0117          }</w:t>
-        <w:br/>
-        <w:t>0118      ) { padding -&gt;</w:t>
-        <w:br/>
-        <w:t>0119          val selected = event</w:t>
-        <w:br/>
-        <w:t>0120          if (selected == null) {</w:t>
-        <w:br/>
-        <w:t>0121              Column(</w:t>
-        <w:br/>
-        <w:t>0122                  Modifier.fillMaxSize().padding(padding),</w:t>
-        <w:br/>
-        <w:t>0123                  horizontalAlignment = Alignment.CenterHorizontally,</w:t>
-        <w:br/>
-        <w:t>0124                  verticalArrangement = Arrangement.Center</w:t>
-        <w:br/>
-        <w:t>0125              ) { CircularProgressIndicator() }</w:t>
-        <w:br/>
-        <w:t>0126          } else {</w:t>
-        <w:br/>
-        <w:t>0127              LazyColumn(</w:t>
-        <w:br/>
-        <w:t>0128                  modifier = Modifier.fillMaxSize().padding(padding).padding(horizontal = 16.dp),</w:t>
-        <w:br/>
-        <w:t>0129                  verticalArrangement = Arrangement.spacedBy(10.dp)</w:t>
-        <w:br/>
-        <w:t>0130              ) {</w:t>
-        <w:br/>
-        <w:t>0131                  item { EventSummary(selected) }</w:t>
-        <w:br/>
-        <w:t>0132                  item {</w:t>
-        <w:br/>
-        <w:t>0133                      Spacer(Modifier.height(4.dp))</w:t>
-        <w:br/>
-        <w:t>0134                      Text("Sessions", style = MaterialTheme.typography.titleLarge, fontWeight = FontWeight.Bold)</w:t>
-        <w:br/>
-        <w:t>0135                      Text(</w:t>
-        <w:br/>
-        <w:t>0136                          "${sessions.size} shown • sessions are deleted automatically with this event",</w:t>
-        <w:br/>
-        <w:t>0137                          color = MaterialTheme.colorScheme.onSurfaceVariant,</w:t>
-        <w:br/>
-        <w:t>0138                          style = MaterialTheme.typography.bodySmall</w:t>
-        <w:br/>
-        <w:t>0139                      )</w:t>
-        <w:br/>
-        <w:t>0140                  }</w:t>
-        <w:br/>
-        <w:t>0141                  item {</w:t>
-        <w:br/>
-        <w:t>0142                      OutlinedTextField(</w:t>
-        <w:br/>
-        <w:t>0143                          value = query,</w:t>
-        <w:br/>
-        <w:t>0144                          onValueChange = { viewModel.sessionSearchQuery.value = it },</w:t>
-        <w:br/>
-        <w:t>0145                          modifier = Modifier.fillMaxWidth(),</w:t>
-        <w:br/>
-        <w:t>0146                          label = { Text("Search sessions") },</w:t>
-        <w:br/>
-        <w:t>0147                          placeholder = { Text("Name or description") },</w:t>
-        <w:br/>
-        <w:t>0148                          leadingIcon = { Icon(Icons.Default.Search, contentDescription = null) },</w:t>
-        <w:br/>
-        <w:t>0149                          singleLine = true</w:t>
-        <w:br/>
-        <w:t>0150                      )</w:t>
-        <w:br/>
-        <w:t>0151                  }</w:t>
-        <w:br/>
-        <w:t>0152                  if (sessions.isEmpty()) {</w:t>
-        <w:br/>
-        <w:t>0153                      item {</w:t>
-        <w:br/>
-        <w:t>0154                          Text(</w:t>
-        <w:br/>
-        <w:t>0155                              if (query.isBlank()) "No sessions yet. Add the first session." else "No matching sessions.",</w:t>
-        <w:br/>
-        <w:t>0156                              modifier = Modifier.padding(vertical = 24.dp),</w:t>
-        <w:br/>
-        <w:t>0157                              color = MaterialTheme.colorScheme.onSurfaceVariant</w:t>
-        <w:br/>
-        <w:t>0158                          )</w:t>
-        <w:br/>
-        <w:t>0159                      }</w:t>
-        <w:br/>
-        <w:t>0160                  } else {</w:t>
-        <w:br/>
-        <w:t>0161                      items(sessions, key = { it.id }) { session -&gt;</w:t>
-        <w:br/>
-        <w:t>0162                          SessionCard(</w:t>
-        <w:br/>
-        <w:t>0163                              session = session,</w:t>
-        <w:br/>
-        <w:t>0164                              onEdit = { onEditSession(session.id) },</w:t>
-        <w:br/>
-        <w:t>0165                              onDelete = { sessionToDelete = session }</w:t>
-        <w:br/>
-        <w:t>0166                          )</w:t>
-        <w:br/>
-        <w:t>0167                      }</w:t>
-        <w:br/>
-        <w:t>0168                  }</w:t>
-        <w:br/>
-        <w:t>0169                  item { Spacer(Modifier.height(88.dp)) }</w:t>
-        <w:br/>
-        <w:t>0170              }</w:t>
-        <w:br/>
-        <w:t>0171          }</w:t>
-        <w:br/>
-        <w:t>0172      }</w:t>
-        <w:br/>
-        <w:t xml:space="preserve">0173  </w:t>
-        <w:br/>
-        <w:t>0174      if (showDeleteEvent) {</w:t>
-        <w:br/>
-        <w:t>0175          AlertDialog(</w:t>
-        <w:br/>
-        <w:t>0176              onDismissRequest = { showDeleteEvent = false },</w:t>
-        <w:br/>
-        <w:t>0177              title = { Text("Delete this event?") },</w:t>
-        <w:br/>
-        <w:t>0178              text = { Text("The event and all of its sessions will be permanently deleted.") },</w:t>
-        <w:br/>
-        <w:t>0179              confirmButton = {</w:t>
-        <w:br/>
-        <w:t>0180                  Button(onClick = {</w:t>
-        <w:br/>
-        <w:t>0181                      showDeleteEvent = false</w:t>
-        <w:br/>
-        <w:t>0182                      event?.let { viewModel.deleteEvent(it, onDeleted) }</w:t>
-        <w:br/>
-        <w:t>0183                  }) { Text("Delete") }</w:t>
-        <w:br/>
-        <w:t>0184              },</w:t>
-        <w:br/>
-        <w:t>0185              dismissButton = {</w:t>
-        <w:br/>
-        <w:t>0186                  TextButton(onClick = { showDeleteEvent = false }) { Text("Cancel") }</w:t>
-        <w:br/>
-        <w:t>0187              }</w:t>
-        <w:br/>
-        <w:t>0188          )</w:t>
-        <w:br/>
-        <w:t>0189      }</w:t>
-        <w:br/>
-        <w:t xml:space="preserve">0190  </w:t>
-        <w:br/>
-        <w:t>0191      sessionToDelete?.let { selectedSession -&gt;</w:t>
-        <w:br/>
-        <w:t>0192          AlertDialog(</w:t>
-        <w:br/>
-        <w:t>0193              onDismissRequest = { sessionToDelete = null },</w:t>
-        <w:br/>
-        <w:t>0194              title = { Text("Delete session?") },</w:t>
-        <w:br/>
-        <w:t>0195              text = { Text("${selectedSession.name} will be removed from this event.") },</w:t>
-        <w:br/>
-        <w:t>0196              confirmButton = {</w:t>
-        <w:br/>
-        <w:t>0197                  Button(onClick = {</w:t>
-        <w:br/>
-        <w:t>0198                      viewModel.deleteSession(selectedSession)</w:t>
-        <w:br/>
-        <w:t>0199                      sessionToDelete = null</w:t>
-        <w:br/>
-        <w:t>0200                  }) { Text("Delete") }</w:t>
-        <w:br/>
-        <w:t>0201              },</w:t>
-        <w:br/>
-        <w:t>0202              dismissButton = {</w:t>
-        <w:br/>
-        <w:t>0203                  TextButton(onClick = { sessionToDelete = null }) { Text("Cancel") }</w:t>
-        <w:br/>
-        <w:t>0204              }</w:t>
-        <w:br/>
-        <w:t>0205          )</w:t>
-        <w:br/>
-        <w:t>0206      }</w:t>
-        <w:br/>
-        <w:t>0207  }</w:t>
-        <w:br/>
-        <w:t xml:space="preserve">0208  </w:t>
-        <w:br/>
-        <w:t>0209  @Composable</w:t>
-        <w:br/>
-        <w:t>0210  private fun EventSummary(event: EventEntity) {</w:t>
-        <w:br/>
-        <w:t>0211      Card(colors = CardDefaults.cardColors(containerColor = MaterialTheme.colorScheme.primaryContainer)) {</w:t>
-        <w:br/>
-        <w:t>0212          Column(Modifier.padding(16.dp), verticalArrangement = Arrangement.spacedBy(8.dp)) {</w:t>
-        <w:br/>
-        <w:t>0213              Text(event.name, style = MaterialTheme.typography.headlineSmall, fontWeight = FontWeight.Bold)</w:t>
-        <w:br/>
-        <w:t>0214              Text(</w:t>
-        <w:br/>
-        <w:t>0215                  "${EventDateTime.displayDate(event.date)} • ${event.location}",</w:t>
-        <w:br/>
-        <w:t>0216                  style = MaterialTheme.typography.titleMedium</w:t>
-        <w:br/>
-        <w:t>0217              )</w:t>
-        <w:br/>
-        <w:t>0218              Text(</w:t>
-        <w:br/>
-        <w:t>0219                  "${event.eventType.label} • ${event.status.label}",</w:t>
-        <w:br/>
-        <w:t>0220                  style = MaterialTheme.typography.labelLarge,</w:t>
-        <w:br/>
-        <w:t>0221                  color = MaterialTheme.colorScheme.primary</w:t>
-        <w:br/>
-        <w:t>0222              )</w:t>
-        <w:br/>
-        <w:t>0223              Text("Organised by ${event.organiser}")</w:t>
-        <w:br/>
-        <w:t>0224              if (event.description.isNotBlank()) {</w:t>
-        <w:br/>
-        <w:t>0225                  HorizontalDivider(color = MaterialTheme.colorScheme.onPrimaryContainer.copy(alpha = .18f))</w:t>
-        <w:br/>
-        <w:t>0226                  Text(event.description)</w:t>
-        <w:br/>
-        <w:t>0227              }</w:t>
-        <w:br/>
-        <w:t>0228              if (event.contactEmail.isNotBlank()) DetailLine(Icons.Default.Email, event.contactEmail)</w:t>
-        <w:br/>
-        <w:t>0229              if (event.contactPhone.isNotBlank()) DetailLine(Icons.Default.Phone, event.contactPhone)</w:t>
-        <w:br/>
-        <w:t>0230              Text(</w:t>
-        <w:br/>
-        <w:t>0231                  if (event.syncedAt == null) "Changes waiting to upload" else "Uploaded to cloud",</w:t>
-        <w:br/>
-        <w:t>0232                  style = MaterialTheme.typography.labelMedium,</w:t>
-        <w:br/>
-        <w:t>0233                  color = MaterialTheme.colorScheme.primary</w:t>
-        <w:br/>
-        <w:t>0234              )</w:t>
-        <w:br/>
-        <w:t>0235          }</w:t>
-        <w:br/>
-        <w:t>0236      }</w:t>
-        <w:br/>
-        <w:t>0237  }</w:t>
-        <w:br/>
-        <w:t xml:space="preserve">0238  </w:t>
-        <w:br/>
-        <w:t>0239  @Composable</w:t>
-        <w:br/>
-        <w:t>0240  private fun DetailLine(icon: androidx.compose.ui.graphics.vector.ImageVector, value: String) {</w:t>
-        <w:br/>
-        <w:t>0241      Row(verticalAlignment = Alignment.CenterVertically, horizontalArrangement = Arrangement.spacedBy(8.dp)) {</w:t>
-        <w:br/>
-        <w:t>0242          Icon(icon, contentDescription = null)</w:t>
-        <w:br/>
-        <w:t>0243          Text(value)</w:t>
-        <w:br/>
-        <w:t>0244      }</w:t>
-        <w:br/>
-        <w:t>0245  }</w:t>
-        <w:br/>
-        <w:t xml:space="preserve">0246  </w:t>
-        <w:br/>
-        <w:t>0247  @Composable</w:t>
-        <w:br/>
-        <w:t>0248  private fun SessionCard(session: SessionEntity, onEdit: () -&gt; Unit, onDelete: () -&gt; Unit) {</w:t>
-        <w:br/>
-        <w:t>0249      Card(</w:t>
-        <w:br/>
-        <w:t>0250          modifier = Modifier.fillMaxWidth().clickable(onClick = onEdit),</w:t>
-        <w:br/>
-        <w:t>0251          colors = CardDefaults.cardColors(containerColor = MaterialTheme.colorScheme.surfaceContainerLow)</w:t>
-        <w:br/>
-        <w:t>0252      ) {</w:t>
-        <w:br/>
-        <w:t>0253          Column(Modifier.padding(14.dp), verticalArrangement = Arrangement.spacedBy(6.dp)) {</w:t>
-        <w:br/>
-        <w:t>0254              Row(verticalAlignment = Alignment.CenterVertically) {</w:t>
-        <w:br/>
-        <w:t>0255                  Column(Modifier.weight(1f)) {</w:t>
-        <w:br/>
-        <w:t>0256                      Text(session.name, style = MaterialTheme.typography.titleMedium, fontWeight = FontWeight.SemiBold)</w:t>
-        <w:br/>
-        <w:t>0257                      Text(</w:t>
-        <w:br/>
-        <w:t>0258                          session.type.label,</w:t>
-        <w:br/>
-        <w:t>0259                          color = MaterialTheme.colorScheme.primary,</w:t>
-        <w:br/>
-        <w:t>0260                          style = MaterialTheme.typography.labelLarge</w:t>
-        <w:br/>
-        <w:t>0261                      )</w:t>
-        <w:br/>
-        <w:t>0262                  }</w:t>
-        <w:br/>
-        <w:t>0263                  IconButton(onClick = onDelete) {</w:t>
-        <w:br/>
-        <w:t>0264                      Icon(Icons.Default.Delete, contentDescription = "Delete ${session.name}")</w:t>
-        <w:br/>
-        <w:t>0265                  }</w:t>
-        <w:br/>
-        <w:t>0266              }</w:t>
-        <w:br/>
-        <w:t>0267              Row(horizontalArrangement = Arrangement.spacedBy(14.dp)) {</w:t>
-        <w:br/>
-        <w:t>0268                  DetailLine(Icons.Default.Schedule, EventDateTime.displayTime(session.time))</w:t>
-        <w:br/>
-        <w:t>0269                  if (session.room.isNotBlank()) Text("Room ${session.room}")</w:t>
-        <w:br/>
-        <w:t>0270              }</w:t>
-        <w:br/>
-        <w:t>0271              if (session.speaker.isNotBlank()) Text("Speaker: ${session.speaker}")</w:t>
-        <w:br/>
-        <w:t>0272              if (session.description.isNotBlank()) Text(</w:t>
-        <w:br/>
-        <w:t>0273                  session.description,</w:t>
-        <w:br/>
-        <w:t>0274                  color = MaterialTheme.colorScheme.onSurfaceVariant,</w:t>
-        <w:br/>
-        <w:t>0275                  style = MaterialTheme.typography.bodyMedium</w:t>
-        <w:br/>
-        <w:t>0276              )</w:t>
-        <w:br/>
-        <w:t>0277          }</w:t>
-        <w:br/>
-        <w:t>0278      }</w:t>
-        <w:br/>
-        <w:t>0279  }</w:t>
-        <w:br/>
-        <w:t xml:space="preserve">0280  </w:t>
-        <w:br/>
-        <w:t>0281  private fun buildSchedule(event: EventEntity, sessions: List&lt;SessionEntity&gt;): String = buildString {</w:t>
-        <w:br/>
-        <w:t>0282      appendLine(event.name)</w:t>
-        <w:br/>
-        <w:t>0283      appendLine("${EventDateTime.displayDate(event.date)} • ${event.location}")</w:t>
-        <w:br/>
-        <w:t>0284      appendLine("Organiser: ${event.organiser}")</w:t>
-        <w:br/>
-        <w:t>0285      appendLine("${event.eventType.label} • ${event.status.label}")</w:t>
-        <w:br/>
-        <w:t>0286      appendLine()</w:t>
-        <w:br/>
-        <w:t>0287      appendLine("Schedule")</w:t>
-        <w:br/>
-        <w:t>0288      if (sessions.isEmpty()) appendLine("No sessions added.")</w:t>
-        <w:br/>
-        <w:t>0289      sessions.forEach { session -&gt;</w:t>
-        <w:br/>
-        <w:t>0290          append(</w:t>
-        <w:br/>
-        <w:t>0291              "${EventDateTime.displayTime(session.time)} — ${session.name} (${session.type.label})"</w:t>
-        <w:br/>
-        <w:t>0292          )</w:t>
-        <w:br/>
-        <w:t>0293          if (session.room.isNotBlank()) append(" • Room ${session.room}")</w:t>
-        <w:br/>
-        <w:t>0294          if (session.speaker.isNotBlank()) append(" • ${session.speaker}")</w:t>
-        <w:br/>
-        <w:t>0295          appendLine()</w:t>
-        <w:br/>
-        <w:t>0296      }</w:t>
-        <w:br/>
-        <w:t>0297  }</w:t>
+        <w:t>package com.example.eventmanager.ui</w:t>
+        <w:br/>
+        <w:br/>
+        <w:t>import android.content.Intent</w:t>
+        <w:br/>
+        <w:t>import androidx.compose.foundation.clickable</w:t>
+        <w:br/>
+        <w:t>import androidx.compose.foundation.layout.Arrangement</w:t>
+        <w:br/>
+        <w:t>import androidx.compose.foundation.layout.Column</w:t>
+        <w:br/>
+        <w:t>import androidx.compose.foundation.layout.Row</w:t>
+        <w:br/>
+        <w:t>import androidx.compose.foundation.layout.Spacer</w:t>
+        <w:br/>
+        <w:t>import androidx.compose.foundation.layout.fillMaxSize</w:t>
+        <w:br/>
+        <w:t>import androidx.compose.foundation.layout.fillMaxWidth</w:t>
+        <w:br/>
+        <w:t>import androidx.compose.foundation.layout.height</w:t>
+        <w:br/>
+        <w:t>import androidx.compose.foundation.layout.padding</w:t>
+        <w:br/>
+        <w:t>import androidx.compose.foundation.lazy.LazyColumn</w:t>
+        <w:br/>
+        <w:t>import androidx.compose.foundation.lazy.items</w:t>
+        <w:br/>
+        <w:t>import androidx.compose.material.icons.Icons</w:t>
+        <w:br/>
+        <w:t>import androidx.compose.material.icons.filled.Add</w:t>
+        <w:br/>
+        <w:t>import androidx.compose.material.icons.automirrored.filled.ArrowBack</w:t>
+        <w:br/>
+        <w:t>import androidx.compose.material.icons.filled.Delete</w:t>
+        <w:br/>
+        <w:t>import androidx.compose.material.icons.filled.Edit</w:t>
+        <w:br/>
+        <w:t>import androidx.compose.material.icons.filled.Email</w:t>
+        <w:br/>
+        <w:t>import androidx.compose.material.icons.filled.Phone</w:t>
+        <w:br/>
+        <w:t>import androidx.compose.material.icons.filled.Schedule</w:t>
+        <w:br/>
+        <w:t>import androidx.compose.material.icons.filled.Search</w:t>
+        <w:br/>
+        <w:t>import androidx.compose.material.icons.filled.Share</w:t>
+        <w:br/>
+        <w:t>import androidx.compose.material3.AlertDialog</w:t>
+        <w:br/>
+        <w:t>import androidx.compose.material3.Button</w:t>
+        <w:br/>
+        <w:t>import androidx.compose.material3.Card</w:t>
+        <w:br/>
+        <w:t>import androidx.compose.material3.CardDefaults</w:t>
+        <w:br/>
+        <w:t>import androidx.compose.material3.CircularProgressIndicator</w:t>
+        <w:br/>
+        <w:t>import androidx.compose.material3.ExperimentalMaterial3Api</w:t>
+        <w:br/>
+        <w:t>import androidx.compose.material3.ExtendedFloatingActionButton</w:t>
+        <w:br/>
+        <w:t>import androidx.compose.material3.HorizontalDivider</w:t>
+        <w:br/>
+        <w:t>import androidx.compose.material3.Icon</w:t>
+        <w:br/>
+        <w:t>import androidx.compose.material3.IconButton</w:t>
+        <w:br/>
+        <w:t>import androidx.compose.material3.MaterialTheme</w:t>
+        <w:br/>
+        <w:t>import androidx.compose.material3.OutlinedTextField</w:t>
+        <w:br/>
+        <w:t>import androidx.compose.material3.Scaffold</w:t>
+        <w:br/>
+        <w:t>import androidx.compose.material3.Text</w:t>
+        <w:br/>
+        <w:t>import androidx.compose.material3.TextButton</w:t>
+        <w:br/>
+        <w:t>import androidx.compose.material3.TopAppBar</w:t>
+        <w:br/>
+        <w:t>import androidx.compose.runtime.Composable</w:t>
+        <w:br/>
+        <w:t>import androidx.compose.runtime.LaunchedEffect</w:t>
+        <w:br/>
+        <w:t>import androidx.compose.runtime.getValue</w:t>
+        <w:br/>
+        <w:t>import androidx.compose.runtime.mutableStateOf</w:t>
+        <w:br/>
+        <w:t>import androidx.compose.runtime.remember</w:t>
+        <w:br/>
+        <w:t>import androidx.compose.runtime.setValue</w:t>
+        <w:br/>
+        <w:t>import androidx.compose.ui.Alignment</w:t>
+        <w:br/>
+        <w:t>import androidx.compose.ui.Modifier</w:t>
+        <w:br/>
+        <w:t>import androidx.compose.ui.platform.LocalContext</w:t>
+        <w:br/>
+        <w:t>import androidx.compose.ui.text.font.FontWeight</w:t>
+        <w:br/>
+        <w:t>import androidx.compose.ui.unit.dp</w:t>
+        <w:br/>
+        <w:t>import androidx.lifecycle.compose.collectAsStateWithLifecycle</w:t>
+        <w:br/>
+        <w:t>import com.example.eventmanager.data.EventEntity</w:t>
+        <w:br/>
+        <w:t>import com.example.eventmanager.data.SessionEntity</w:t>
+        <w:br/>
+        <w:t>import com.example.eventmanager.model.EventDateTime</w:t>
+        <w:br/>
+        <w:br/>
+        <w:t>@OptIn(ExperimentalMaterial3Api::class)</w:t>
+        <w:br/>
+        <w:t>@Composable</w:t>
+        <w:br/>
+        <w:t>fun EventDetailScreen(</w:t>
+        <w:br/>
+        <w:t xml:space="preserve">    viewModel: EventManagerViewModel,</w:t>
+        <w:br/>
+        <w:t xml:space="preserve">    eventId: Long,</w:t>
+        <w:br/>
+        <w:t xml:space="preserve">    onBack: () -&gt; Unit,</w:t>
+        <w:br/>
+        <w:t xml:space="preserve">    onEdit: () -&gt; Unit,</w:t>
+        <w:br/>
+        <w:t xml:space="preserve">    onDeleted: () -&gt; Unit,</w:t>
+        <w:br/>
+        <w:t xml:space="preserve">    onAddSession: () -&gt; Unit,</w:t>
+        <w:br/>
+        <w:t xml:space="preserve">    onEditSession: (Long) -&gt; Unit</w:t>
+        <w:br/>
+        <w:t>) {</w:t>
+        <w:br/>
+        <w:t xml:space="preserve">    LaunchedEffect(eventId) { viewModel.selectEvent(eventId) }</w:t>
+        <w:br/>
+        <w:t xml:space="preserve">    val event by viewModel.selectedEvent.collectAsStateWithLifecycle()</w:t>
+        <w:br/>
+        <w:t xml:space="preserve">    val sessions by viewModel.sessions.collectAsStateWithLifecycle()</w:t>
+        <w:br/>
+        <w:t xml:space="preserve">    val query by viewModel.sessionSearchQuery.collectAsStateWithLifecycle()</w:t>
+        <w:br/>
+        <w:t xml:space="preserve">    var showDeleteEvent by remember { mutableStateOf(false) }</w:t>
+        <w:br/>
+        <w:t xml:space="preserve">    var sessionToDelete by remember { mutableStateOf&lt;SessionEntity?&gt;(null) }</w:t>
+        <w:br/>
+        <w:t xml:space="preserve">    val context = LocalContext.current</w:t>
+        <w:br/>
+        <w:br/>
+        <w:t xml:space="preserve">    Scaffold(</w:t>
+        <w:br/>
+        <w:t xml:space="preserve">        topBar = {</w:t>
+        <w:br/>
+        <w:t xml:space="preserve">            TopAppBar(</w:t>
+        <w:br/>
+        <w:t xml:space="preserve">                title = { Text(event?.name ?: "Event details") },</w:t>
+        <w:br/>
+        <w:t xml:space="preserve">                navigationIcon = {</w:t>
+        <w:br/>
+        <w:t xml:space="preserve">                    IconButton(onClick = onBack) {</w:t>
+        <w:br/>
+        <w:t xml:space="preserve">                        Icon(Icons.AutoMirrored.Filled.ArrowBack, contentDescription = "Go back")</w:t>
+        <w:br/>
+        <w:t xml:space="preserve">                    }</w:t>
+        <w:br/>
+        <w:t xml:space="preserve">                },</w:t>
+        <w:br/>
+        <w:t xml:space="preserve">                actions = {</w:t>
+        <w:br/>
+        <w:t xml:space="preserve">                    IconButton(</w:t>
+        <w:br/>
+        <w:t xml:space="preserve">                        onClick = {</w:t>
+        <w:br/>
+        <w:t xml:space="preserve">                            val selected = event ?: return@IconButton</w:t>
+        <w:br/>
+        <w:t xml:space="preserve">                            val schedule = buildSchedule(selected, sessions)</w:t>
+        <w:br/>
+        <w:t xml:space="preserve">                            context.startActivity(</w:t>
+        <w:br/>
+        <w:t xml:space="preserve">                                Intent.createChooser(</w:t>
+        <w:br/>
+        <w:t xml:space="preserve">                                    Intent(Intent.ACTION_SEND).apply {</w:t>
+        <w:br/>
+        <w:t xml:space="preserve">                                        type = "text/plain"</w:t>
+        <w:br/>
+        <w:t xml:space="preserve">                                        putExtra(Intent.EXTRA_SUBJECT, "${selected.name} schedule")</w:t>
+        <w:br/>
+        <w:t xml:space="preserve">                                        putExtra(Intent.EXTRA_TEXT, schedule)</w:t>
+        <w:br/>
+        <w:t xml:space="preserve">                                    },</w:t>
+        <w:br/>
+        <w:t xml:space="preserve">                                    "Share schedule"</w:t>
+        <w:br/>
+        <w:t xml:space="preserve">                                )</w:t>
+        <w:br/>
+        <w:t xml:space="preserve">                            )</w:t>
+        <w:br/>
+        <w:t xml:space="preserve">                        }</w:t>
+        <w:br/>
+        <w:t xml:space="preserve">                    ) { Icon(Icons.Default.Share, contentDescription = "Share schedule") }</w:t>
+        <w:br/>
+        <w:t xml:space="preserve">                    IconButton(onClick = onEdit) {</w:t>
+        <w:br/>
+        <w:t xml:space="preserve">                        Icon(Icons.Default.Edit, contentDescription = "Edit event")</w:t>
+        <w:br/>
+        <w:t xml:space="preserve">                    }</w:t>
+        <w:br/>
+        <w:t xml:space="preserve">                    IconButton(onClick = { showDeleteEvent = true }) {</w:t>
+        <w:br/>
+        <w:t xml:space="preserve">                        Icon(Icons.Default.Delete, contentDescription = "Delete event")</w:t>
+        <w:br/>
+        <w:t xml:space="preserve">                    }</w:t>
+        <w:br/>
+        <w:t xml:space="preserve">                }</w:t>
+        <w:br/>
+        <w:t xml:space="preserve">            )</w:t>
+        <w:br/>
+        <w:t xml:space="preserve">        },</w:t>
+        <w:br/>
+        <w:t xml:space="preserve">        floatingActionButton = {</w:t>
+        <w:br/>
+        <w:t xml:space="preserve">            ExtendedFloatingActionButton(</w:t>
+        <w:br/>
+        <w:t xml:space="preserve">                onClick = onAddSession,</w:t>
+        <w:br/>
+        <w:t xml:space="preserve">                icon = { Icon(Icons.Default.Add, contentDescription = null) },</w:t>
+        <w:br/>
+        <w:t xml:space="preserve">                text = { Text("Add session") }</w:t>
+        <w:br/>
+        <w:t xml:space="preserve">            )</w:t>
+        <w:br/>
+        <w:t xml:space="preserve">        }</w:t>
+        <w:br/>
+        <w:t xml:space="preserve">    ) { padding -&gt;</w:t>
+        <w:br/>
+        <w:t xml:space="preserve">        val selected = event</w:t>
+        <w:br/>
+        <w:t xml:space="preserve">        if (selected == null) {</w:t>
+        <w:br/>
+        <w:t xml:space="preserve">            Column(</w:t>
+        <w:br/>
+        <w:t xml:space="preserve">                Modifier.fillMaxSize().padding(padding),</w:t>
+        <w:br/>
+        <w:t xml:space="preserve">                horizontalAlignment = Alignment.CenterHorizontally,</w:t>
+        <w:br/>
+        <w:t xml:space="preserve">                verticalArrangement = Arrangement.Center</w:t>
+        <w:br/>
+        <w:t xml:space="preserve">            ) { CircularProgressIndicator() }</w:t>
+        <w:br/>
+        <w:t xml:space="preserve">        } else {</w:t>
+        <w:br/>
+        <w:t xml:space="preserve">            LazyColumn(</w:t>
+        <w:br/>
+        <w:t xml:space="preserve">                modifier = Modifier.fillMaxSize().padding(padding).padding(horizontal = 16.dp),</w:t>
+        <w:br/>
+        <w:t xml:space="preserve">                verticalArrangement = Arrangement.spacedBy(10.dp)</w:t>
+        <w:br/>
+        <w:t xml:space="preserve">            ) {</w:t>
+        <w:br/>
+        <w:t xml:space="preserve">                item { EventSummary(selected) }</w:t>
+        <w:br/>
+        <w:t xml:space="preserve">                item {</w:t>
+        <w:br/>
+        <w:t xml:space="preserve">                    Spacer(Modifier.height(4.dp))</w:t>
+        <w:br/>
+        <w:t xml:space="preserve">                    Text("Sessions", style = MaterialTheme.typography.titleLarge, fontWeight = FontWeight.Bold)</w:t>
+        <w:br/>
+        <w:t xml:space="preserve">                    Text(</w:t>
+        <w:br/>
+        <w:t xml:space="preserve">                        "${sessions.size} shown • sessions are deleted automatically with this event",</w:t>
+        <w:br/>
+        <w:t xml:space="preserve">                        color = MaterialTheme.colorScheme.onSurfaceVariant,</w:t>
+        <w:br/>
+        <w:t xml:space="preserve">                        style = MaterialTheme.typography.bodySmall</w:t>
+        <w:br/>
+        <w:t xml:space="preserve">                    )</w:t>
+        <w:br/>
+        <w:t xml:space="preserve">                }</w:t>
+        <w:br/>
+        <w:t xml:space="preserve">                item {</w:t>
+        <w:br/>
+        <w:t xml:space="preserve">                    OutlinedTextField(</w:t>
+        <w:br/>
+        <w:t xml:space="preserve">                        value = query,</w:t>
+        <w:br/>
+        <w:t xml:space="preserve">                        onValueChange = { viewModel.sessionSearchQuery.value = it },</w:t>
+        <w:br/>
+        <w:t xml:space="preserve">                        modifier = Modifier.fillMaxWidth(),</w:t>
+        <w:br/>
+        <w:t xml:space="preserve">                        label = { Text("Search sessions") },</w:t>
+        <w:br/>
+        <w:t xml:space="preserve">                        placeholder = { Text("Name or description") },</w:t>
+        <w:br/>
+        <w:t xml:space="preserve">                        leadingIcon = { Icon(Icons.Default.Search, contentDescription = null) },</w:t>
+        <w:br/>
+        <w:t xml:space="preserve">                        singleLine = true</w:t>
+        <w:br/>
+        <w:t xml:space="preserve">                    )</w:t>
+        <w:br/>
+        <w:t xml:space="preserve">                }</w:t>
+        <w:br/>
+        <w:t xml:space="preserve">                if (sessions.isEmpty()) {</w:t>
+        <w:br/>
+        <w:t xml:space="preserve">                    item {</w:t>
+        <w:br/>
+        <w:t xml:space="preserve">                        Text(</w:t>
+        <w:br/>
+        <w:t xml:space="preserve">                            if (query.isBlank()) "No sessions yet. Add the first session." else "No matching sessions.",</w:t>
+        <w:br/>
+        <w:t xml:space="preserve">                            modifier = Modifier.padding(vertical = 24.dp),</w:t>
+        <w:br/>
+        <w:t xml:space="preserve">                            color = MaterialTheme.colorScheme.onSurfaceVariant</w:t>
+        <w:br/>
+        <w:t xml:space="preserve">                        )</w:t>
+        <w:br/>
+        <w:t xml:space="preserve">                    }</w:t>
+        <w:br/>
+        <w:t xml:space="preserve">                } else {</w:t>
+        <w:br/>
+        <w:t xml:space="preserve">                    items(sessions, key = { it.id }) { session -&gt;</w:t>
+        <w:br/>
+        <w:t xml:space="preserve">                        SessionCard(</w:t>
+        <w:br/>
+        <w:t xml:space="preserve">                            session = session,</w:t>
+        <w:br/>
+        <w:t xml:space="preserve">                            onEdit = { onEditSession(session.id) },</w:t>
+        <w:br/>
+        <w:t xml:space="preserve">                            onDelete = { sessionToDelete = session }</w:t>
+        <w:br/>
+        <w:t xml:space="preserve">                        )</w:t>
+        <w:br/>
+        <w:t xml:space="preserve">                    }</w:t>
+        <w:br/>
+        <w:t xml:space="preserve">                }</w:t>
+        <w:br/>
+        <w:t xml:space="preserve">                item { Spacer(Modifier.height(88.dp)) }</w:t>
+        <w:br/>
+        <w:t xml:space="preserve">            }</w:t>
+        <w:br/>
+        <w:t xml:space="preserve">        }</w:t>
+        <w:br/>
+        <w:t xml:space="preserve">    }</w:t>
+        <w:br/>
+        <w:br/>
+        <w:t xml:space="preserve">    if (showDeleteEvent) {</w:t>
+        <w:br/>
+        <w:t xml:space="preserve">        AlertDialog(</w:t>
+        <w:br/>
+        <w:t xml:space="preserve">            onDismissRequest = { showDeleteEvent = false },</w:t>
+        <w:br/>
+        <w:t xml:space="preserve">            title = { Text("Delete this event?") },</w:t>
+        <w:br/>
+        <w:t xml:space="preserve">            text = { Text("The event and all of its sessions will be permanently deleted.") },</w:t>
+        <w:br/>
+        <w:t xml:space="preserve">            confirmButton = {</w:t>
+        <w:br/>
+        <w:t xml:space="preserve">                Button(onClick = {</w:t>
+        <w:br/>
+        <w:t xml:space="preserve">                    showDeleteEvent = false</w:t>
+        <w:br/>
+        <w:t xml:space="preserve">                    event?.let { viewModel.deleteEvent(it, onDeleted) }</w:t>
+        <w:br/>
+        <w:t xml:space="preserve">                }) { Text("Delete") }</w:t>
+        <w:br/>
+        <w:t xml:space="preserve">            },</w:t>
+        <w:br/>
+        <w:t xml:space="preserve">            dismissButton = {</w:t>
+        <w:br/>
+        <w:t xml:space="preserve">                TextButton(onClick = { showDeleteEvent = false }) { Text("Cancel") }</w:t>
+        <w:br/>
+        <w:t xml:space="preserve">            }</w:t>
+        <w:br/>
+        <w:t xml:space="preserve">        )</w:t>
+        <w:br/>
+        <w:t xml:space="preserve">    }</w:t>
+        <w:br/>
+        <w:br/>
+        <w:t xml:space="preserve">    sessionToDelete?.let { selectedSession -&gt;</w:t>
+        <w:br/>
+        <w:t xml:space="preserve">        AlertDialog(</w:t>
+        <w:br/>
+        <w:t xml:space="preserve">            onDismissRequest = { sessionToDelete = null },</w:t>
+        <w:br/>
+        <w:t xml:space="preserve">            title = { Text("Delete session?") },</w:t>
+        <w:br/>
+        <w:t xml:space="preserve">            text = { Text("${selectedSession.name} will be removed from this event.") },</w:t>
+        <w:br/>
+        <w:t xml:space="preserve">            confirmButton = {</w:t>
+        <w:br/>
+        <w:t xml:space="preserve">                Button(onClick = {</w:t>
+        <w:br/>
+        <w:t xml:space="preserve">                    viewModel.deleteSession(selectedSession)</w:t>
+        <w:br/>
+        <w:t xml:space="preserve">                    sessionToDelete = null</w:t>
+        <w:br/>
+        <w:t xml:space="preserve">                }) { Text("Delete") }</w:t>
+        <w:br/>
+        <w:t xml:space="preserve">            },</w:t>
+        <w:br/>
+        <w:t xml:space="preserve">            dismissButton = {</w:t>
+        <w:br/>
+        <w:t xml:space="preserve">                TextButton(onClick = { sessionToDelete = null }) { Text("Cancel") }</w:t>
+        <w:br/>
+        <w:t xml:space="preserve">            }</w:t>
+        <w:br/>
+        <w:t xml:space="preserve">        )</w:t>
+        <w:br/>
+        <w:t xml:space="preserve">    }</w:t>
+        <w:br/>
+        <w:t>}</w:t>
+        <w:br/>
+        <w:br/>
+        <w:t>@Composable</w:t>
+        <w:br/>
+        <w:t>private fun EventSummary(event: EventEntity) {</w:t>
+        <w:br/>
+        <w:t xml:space="preserve">    Card(colors = CardDefaults.cardColors(containerColor = MaterialTheme.colorScheme.primaryContainer)) {</w:t>
+        <w:br/>
+        <w:t xml:space="preserve">        Column(Modifier.padding(16.dp), verticalArrangement = Arrangement.spacedBy(8.dp)) {</w:t>
+        <w:br/>
+        <w:t xml:space="preserve">            Text(event.name, style = MaterialTheme.typography.headlineSmall, fontWeight = FontWeight.Bold)</w:t>
+        <w:br/>
+        <w:t xml:space="preserve">            Text(</w:t>
+        <w:br/>
+        <w:t xml:space="preserve">                "${EventDateTime.displayDate(event.date)} • ${event.location}",</w:t>
+        <w:br/>
+        <w:t xml:space="preserve">                style = MaterialTheme.typography.titleMedium</w:t>
+        <w:br/>
+        <w:t xml:space="preserve">            )</w:t>
+        <w:br/>
+        <w:t xml:space="preserve">            Text(</w:t>
+        <w:br/>
+        <w:t xml:space="preserve">                "${event.eventType.label} • ${event.status.label}",</w:t>
+        <w:br/>
+        <w:t xml:space="preserve">                style = MaterialTheme.typography.labelLarge,</w:t>
+        <w:br/>
+        <w:t xml:space="preserve">                color = MaterialTheme.colorScheme.primary</w:t>
+        <w:br/>
+        <w:t xml:space="preserve">            )</w:t>
+        <w:br/>
+        <w:t xml:space="preserve">            Text("Organised by ${event.organiser}")</w:t>
+        <w:br/>
+        <w:t xml:space="preserve">            if (event.description.isNotBlank()) {</w:t>
+        <w:br/>
+        <w:t xml:space="preserve">                HorizontalDivider(color = MaterialTheme.colorScheme.onPrimaryContainer.copy(alpha = .18f))</w:t>
+        <w:br/>
+        <w:t xml:space="preserve">                Text(event.description)</w:t>
+        <w:br/>
+        <w:t xml:space="preserve">            }</w:t>
+        <w:br/>
+        <w:t xml:space="preserve">            if (event.contactEmail.isNotBlank()) DetailLine(Icons.Default.Email, event.contactEmail)</w:t>
+        <w:br/>
+        <w:t xml:space="preserve">            if (event.contactPhone.isNotBlank()) DetailLine(Icons.Default.Phone, event.contactPhone)</w:t>
+        <w:br/>
+        <w:t xml:space="preserve">            Text(</w:t>
+        <w:br/>
+        <w:t xml:space="preserve">                if (event.syncedAt == null) "Changes waiting to upload" else "Uploaded to cloud",</w:t>
+        <w:br/>
+        <w:t xml:space="preserve">                style = MaterialTheme.typography.labelMedium,</w:t>
+        <w:br/>
+        <w:t xml:space="preserve">                color = MaterialTheme.colorScheme.primary</w:t>
+        <w:br/>
+        <w:t xml:space="preserve">            )</w:t>
+        <w:br/>
+        <w:t xml:space="preserve">        }</w:t>
+        <w:br/>
+        <w:t xml:space="preserve">    }</w:t>
+        <w:br/>
+        <w:t>}</w:t>
+        <w:br/>
+        <w:br/>
+        <w:t>@Composable</w:t>
+        <w:br/>
+        <w:t>private fun DetailLine(icon: androidx.compose.ui.graphics.vector.ImageVector, value: String) {</w:t>
+        <w:br/>
+        <w:t xml:space="preserve">    Row(verticalAlignment = Alignment.CenterVertically, horizontalArrangement = Arrangement.spacedBy(8.dp)) {</w:t>
+        <w:br/>
+        <w:t xml:space="preserve">        Icon(icon, contentDescription = null)</w:t>
+        <w:br/>
+        <w:t xml:space="preserve">        Text(value)</w:t>
+        <w:br/>
+        <w:t xml:space="preserve">    }</w:t>
+        <w:br/>
+        <w:t>}</w:t>
+        <w:br/>
+        <w:br/>
+        <w:t>@Composable</w:t>
+        <w:br/>
+        <w:t>private fun SessionCard(session: SessionEntity, onEdit: () -&gt; Unit, onDelete: () -&gt; Unit) {</w:t>
+        <w:br/>
+        <w:t xml:space="preserve">    Card(</w:t>
+        <w:br/>
+        <w:t xml:space="preserve">        modifier = Modifier.fillMaxWidth().clickable(onClick = onEdit),</w:t>
+        <w:br/>
+        <w:t xml:space="preserve">        colors = CardDefaults.cardColors(containerColor = MaterialTheme.colorScheme.surfaceContainerLow)</w:t>
+        <w:br/>
+        <w:t xml:space="preserve">    ) {</w:t>
+        <w:br/>
+        <w:t xml:space="preserve">        Column(Modifier.padding(14.dp), verticalArrangement = Arrangement.spacedBy(6.dp)) {</w:t>
+        <w:br/>
+        <w:t xml:space="preserve">            Row(verticalAlignment = Alignment.CenterVertically) {</w:t>
+        <w:br/>
+        <w:t xml:space="preserve">                Column(Modifier.weight(1f)) {</w:t>
+        <w:br/>
+        <w:t xml:space="preserve">                    Text(session.name, style = MaterialTheme.typography.titleMedium, fontWeight = FontWeight.SemiBold)</w:t>
+        <w:br/>
+        <w:t xml:space="preserve">                    Text(</w:t>
+        <w:br/>
+        <w:t xml:space="preserve">                        session.type.label,</w:t>
+        <w:br/>
+        <w:t xml:space="preserve">                        color = MaterialTheme.colorScheme.primary,</w:t>
+        <w:br/>
+        <w:t xml:space="preserve">                        style = MaterialTheme.typography.labelLarge</w:t>
+        <w:br/>
+        <w:t xml:space="preserve">                    )</w:t>
+        <w:br/>
+        <w:t xml:space="preserve">                }</w:t>
+        <w:br/>
+        <w:t xml:space="preserve">                IconButton(onClick = onDelete) {</w:t>
+        <w:br/>
+        <w:t xml:space="preserve">                    Icon(Icons.Default.Delete, contentDescription = "Delete ${session.name}")</w:t>
+        <w:br/>
+        <w:t xml:space="preserve">                }</w:t>
+        <w:br/>
+        <w:t xml:space="preserve">            }</w:t>
+        <w:br/>
+        <w:t xml:space="preserve">            Row(horizontalArrangement = Arrangement.spacedBy(14.dp)) {</w:t>
+        <w:br/>
+        <w:t xml:space="preserve">                DetailLine(Icons.Default.Schedule, EventDateTime.displayTime(session.time))</w:t>
+        <w:br/>
+        <w:t xml:space="preserve">                if (session.room.isNotBlank()) Text("Room ${session.room}")</w:t>
+        <w:br/>
+        <w:t xml:space="preserve">            }</w:t>
+        <w:br/>
+        <w:t xml:space="preserve">            if (session.speaker.isNotBlank()) Text("Speaker: ${session.speaker}")</w:t>
+        <w:br/>
+        <w:t xml:space="preserve">            if (session.description.isNotBlank()) Text(</w:t>
+        <w:br/>
+        <w:t xml:space="preserve">                session.description,</w:t>
+        <w:br/>
+        <w:t xml:space="preserve">                color = MaterialTheme.colorScheme.onSurfaceVariant,</w:t>
+        <w:br/>
+        <w:t xml:space="preserve">                style = MaterialTheme.typography.bodyMedium</w:t>
+        <w:br/>
+        <w:t xml:space="preserve">            )</w:t>
+        <w:br/>
+        <w:t xml:space="preserve">        }</w:t>
+        <w:br/>
+        <w:t xml:space="preserve">    }</w:t>
+        <w:br/>
+        <w:t>}</w:t>
+        <w:br/>
+        <w:br/>
+        <w:t>private fun buildSchedule(event: EventEntity, sessions: List&lt;SessionEntity&gt;): String = buildString {</w:t>
+        <w:br/>
+        <w:t xml:space="preserve">    appendLine(event.name)</w:t>
+        <w:br/>
+        <w:t xml:space="preserve">    appendLine("${EventDateTime.displayDate(event.date)} • ${event.location}")</w:t>
+        <w:br/>
+        <w:t xml:space="preserve">    appendLine("Organiser: ${event.organiser}")</w:t>
+        <w:br/>
+        <w:t xml:space="preserve">    appendLine("${event.eventType.label} • ${event.status.label}")</w:t>
+        <w:br/>
+        <w:t xml:space="preserve">    appendLine()</w:t>
+        <w:br/>
+        <w:t xml:space="preserve">    appendLine("Schedule")</w:t>
+        <w:br/>
+        <w:t xml:space="preserve">    if (sessions.isEmpty()) appendLine("No sessions added.")</w:t>
+        <w:br/>
+        <w:t xml:space="preserve">    sessions.forEach { session -&gt;</w:t>
+        <w:br/>
+        <w:t xml:space="preserve">        append(</w:t>
+        <w:br/>
+        <w:t xml:space="preserve">            "${EventDateTime.displayTime(session.time)} — ${session.name} (${session.type.label})"</w:t>
+        <w:br/>
+        <w:t xml:space="preserve">        )</w:t>
+        <w:br/>
+        <w:t xml:space="preserve">        if (session.room.isNotBlank()) append(" • Room ${session.room}")</w:t>
+        <w:br/>
+        <w:t xml:space="preserve">        if (session.speaker.isNotBlank()) append(" • ${session.speaker}")</w:t>
+        <w:br/>
+        <w:t xml:space="preserve">        appendLine()</w:t>
+        <w:br/>
+        <w:t xml:space="preserve">    }</w:t>
+        <w:br/>
+        <w:t>}</w:t>
       </w:r>
     </w:p>
     <w:p>
@@ -3177,57 +3127,53 @@
       </w:pPr>
       <w:r>
         <w:rPr>
-          <w:rFonts w:ascii="Arial" w:hAnsi="Arial" w:eastAsia="Arial" w:cs="Arial"/>
+          <w:rFonts w:ascii="Consolas" w:hAnsi="Consolas" w:eastAsia="Consolas" w:cs="Consolas"/>
           <w:b w:val="0"/>
           <w:i w:val="0"/>
           <w:color w:val="000000"/>
           <w:sz w:val="22"/>
         </w:rPr>
-        <w:t>0001  package com.example.eventmanager</w:t>
-        <w:br/>
-        <w:t xml:space="preserve">0002  </w:t>
-        <w:br/>
-        <w:t>0003  import com.example.eventmanager.data.DatabaseConverters</w:t>
-        <w:br/>
-        <w:t>0004  import java.time.LocalDate</w:t>
-        <w:br/>
-        <w:t>0005  import java.time.LocalTime</w:t>
-        <w:br/>
-        <w:t>0006  import org.junit.Assert.assertEquals</w:t>
-        <w:br/>
-        <w:t>0007  import org.junit.Test</w:t>
-        <w:br/>
-        <w:t xml:space="preserve">0008  </w:t>
-        <w:br/>
-        <w:t>0009  class DatabaseConvertersTest {</w:t>
-        <w:br/>
-        <w:t>0010      private val converters = DatabaseConverters()</w:t>
-        <w:br/>
-        <w:t xml:space="preserve">0011  </w:t>
-        <w:br/>
-        <w:t>0012      @Test</w:t>
-        <w:br/>
-        <w:t>0013      fun dateRoundTripsAsEpochDay() {</w:t>
-        <w:br/>
-        <w:t>0014          val date = LocalDate.of(2027, 2, 28)</w:t>
-        <w:br/>
-        <w:t>0015          assertEquals(date, converters.epochDayToLocalDate(converters.localDateToEpochDay(date)))</w:t>
-        <w:br/>
-        <w:t>0016      }</w:t>
-        <w:br/>
-        <w:t xml:space="preserve">0017  </w:t>
-        <w:br/>
-        <w:t>0018      @Test</w:t>
-        <w:br/>
-        <w:t>0019      fun timeRoundTripsAsMinutesAfterMidnight() {</w:t>
-        <w:br/>
-        <w:t>0020          val time = LocalTime.of(9, 30)</w:t>
-        <w:br/>
-        <w:t>0021          assertEquals(time, converters.minutesToLocalTime(converters.localTimeToMinutes(time)))</w:t>
-        <w:br/>
-        <w:t>0022      }</w:t>
-        <w:br/>
-        <w:t>0023  }</w:t>
+        <w:t>package com.example.eventmanager</w:t>
+        <w:br/>
+        <w:br/>
+        <w:t>import com.example.eventmanager.data.DatabaseConverters</w:t>
+        <w:br/>
+        <w:t>import java.time.LocalDate</w:t>
+        <w:br/>
+        <w:t>import java.time.LocalTime</w:t>
+        <w:br/>
+        <w:t>import org.junit.Assert.assertEquals</w:t>
+        <w:br/>
+        <w:t>import org.junit.Test</w:t>
+        <w:br/>
+        <w:br/>
+        <w:t>class DatabaseConvertersTest {</w:t>
+        <w:br/>
+        <w:t xml:space="preserve">    private val converters = DatabaseConverters()</w:t>
+        <w:br/>
+        <w:br/>
+        <w:t xml:space="preserve">    @Test</w:t>
+        <w:br/>
+        <w:t xml:space="preserve">    fun dateRoundTripsAsEpochDay() {</w:t>
+        <w:br/>
+        <w:t xml:space="preserve">        val date = LocalDate.of(2027, 2, 28)</w:t>
+        <w:br/>
+        <w:t xml:space="preserve">        assertEquals(date, converters.epochDayToLocalDate(converters.localDateToEpochDay(date)))</w:t>
+        <w:br/>
+        <w:t xml:space="preserve">    }</w:t>
+        <w:br/>
+        <w:br/>
+        <w:t xml:space="preserve">    @Test</w:t>
+        <w:br/>
+        <w:t xml:space="preserve">    fun timeRoundTripsAsMinutesAfterMidnight() {</w:t>
+        <w:br/>
+        <w:t xml:space="preserve">        val time = LocalTime.of(9, 30)</w:t>
+        <w:br/>
+        <w:t xml:space="preserve">        assertEquals(time, converters.minutesToLocalTime(converters.localTimeToMinutes(time)))</w:t>
+        <w:br/>
+        <w:t xml:space="preserve">    }</w:t>
+        <w:br/>
+        <w:t>}</w:t>
       </w:r>
     </w:p>
     <w:sectPr>

--- a/coursework-documents/COMP1786_CW2_Exercise_3_Logbook.docx
+++ b/coursework-documents/COMP1786_CW2_Exercise_3_Logbook.docx
@@ -1548,10 +1548,10 @@
               <w:insideV w:val="nil"/>
             </w:tcBorders>
             <w:tcMar>
-              <w:top w:w="140" w:type="dxa"/>
-              <w:start w:w="180" w:type="dxa"/>
-              <w:bottom w:w="140" w:type="dxa"/>
-              <w:end w:w="180" w:type="dxa"/>
+              <w:top w:w="240" w:type="dxa"/>
+              <w:start w:w="280" w:type="dxa"/>
+              <w:bottom w:w="240" w:type="dxa"/>
+              <w:end w:w="280" w:type="dxa"/>
             </w:tcMar>
           </w:tcPr>
           <w:p>
@@ -1563,7 +1563,7 @@
             </w:pPr>
             <w:r>
               <w:rPr>
-                <w:rFonts w:ascii="Roboto Mono for Powerline" w:hAnsi="Roboto Mono for Powerline" w:eastAsia="Roboto Mono for Powerline" w:cs="Roboto Mono for Powerline"/>
+                <w:rFonts w:ascii="Courier New" w:hAnsi="Courier New" w:eastAsia="Courier New" w:cs="Courier New"/>
                 <w:b w:val="0"/>
                 <w:i w:val="0"/>
                 <w:color w:val="000000"/>
@@ -1581,24 +1581,24 @@
             </w:pPr>
             <w:r>
               <w:rPr>
-                <w:rFonts w:ascii="Roboto Mono for Powerline" w:hAnsi="Roboto Mono for Powerline" w:eastAsia="Roboto Mono for Powerline" w:cs="Roboto Mono for Powerline"/>
-                <w:b w:val="0"/>
-                <w:i w:val="0"/>
-                <w:color w:val="000000"/>
-                <w:sz w:val="22"/>
-              </w:rPr>
-            </w:r>
-          </w:p>
-          <w:p>
-            <w:pPr>
-              <w:keepNext w:val="0"/>
-              <w:keepLines w:val="0"/>
-              <w:spacing w:before="0" w:after="0" w:line="360" w:lineRule="auto"/>
-              <w:ind w:left="0" w:right="0" w:firstLine="0"/>
-            </w:pPr>
-            <w:r>
-              <w:rPr>
-                <w:rFonts w:ascii="Roboto Mono for Powerline" w:hAnsi="Roboto Mono for Powerline" w:eastAsia="Roboto Mono for Powerline" w:cs="Roboto Mono for Powerline"/>
+                <w:rFonts w:ascii="Courier New" w:hAnsi="Courier New" w:eastAsia="Courier New" w:cs="Courier New"/>
+                <w:b w:val="0"/>
+                <w:i w:val="0"/>
+                <w:color w:val="000000"/>
+                <w:sz w:val="22"/>
+              </w:rPr>
+            </w:r>
+          </w:p>
+          <w:p>
+            <w:pPr>
+              <w:keepNext w:val="0"/>
+              <w:keepLines w:val="0"/>
+              <w:spacing w:before="0" w:after="0" w:line="360" w:lineRule="auto"/>
+              <w:ind w:left="0" w:right="0" w:firstLine="0"/>
+            </w:pPr>
+            <w:r>
+              <w:rPr>
+                <w:rFonts w:ascii="Courier New" w:hAnsi="Courier New" w:eastAsia="Courier New" w:cs="Courier New"/>
                 <w:b w:val="0"/>
                 <w:i w:val="0"/>
                 <w:color w:val="000000"/>
@@ -1616,7 +1616,7 @@
             </w:pPr>
             <w:r>
               <w:rPr>
-                <w:rFonts w:ascii="Roboto Mono for Powerline" w:hAnsi="Roboto Mono for Powerline" w:eastAsia="Roboto Mono for Powerline" w:cs="Roboto Mono for Powerline"/>
+                <w:rFonts w:ascii="Courier New" w:hAnsi="Courier New" w:eastAsia="Courier New" w:cs="Courier New"/>
                 <w:b w:val="0"/>
                 <w:i w:val="0"/>
                 <w:color w:val="000000"/>
@@ -1634,7 +1634,7 @@
             </w:pPr>
             <w:r>
               <w:rPr>
-                <w:rFonts w:ascii="Roboto Mono for Powerline" w:hAnsi="Roboto Mono for Powerline" w:eastAsia="Roboto Mono for Powerline" w:cs="Roboto Mono for Powerline"/>
+                <w:rFonts w:ascii="Courier New" w:hAnsi="Courier New" w:eastAsia="Courier New" w:cs="Courier New"/>
                 <w:b w:val="0"/>
                 <w:i w:val="0"/>
                 <w:color w:val="000000"/>
@@ -1652,7 +1652,7 @@
             </w:pPr>
             <w:r>
               <w:rPr>
-                <w:rFonts w:ascii="Roboto Mono for Powerline" w:hAnsi="Roboto Mono for Powerline" w:eastAsia="Roboto Mono for Powerline" w:cs="Roboto Mono for Powerline"/>
+                <w:rFonts w:ascii="Courier New" w:hAnsi="Courier New" w:eastAsia="Courier New" w:cs="Courier New"/>
                 <w:b w:val="0"/>
                 <w:i w:val="0"/>
                 <w:color w:val="000000"/>
@@ -1670,7 +1670,7 @@
             </w:pPr>
             <w:r>
               <w:rPr>
-                <w:rFonts w:ascii="Roboto Mono for Powerline" w:hAnsi="Roboto Mono for Powerline" w:eastAsia="Roboto Mono for Powerline" w:cs="Roboto Mono for Powerline"/>
+                <w:rFonts w:ascii="Courier New" w:hAnsi="Courier New" w:eastAsia="Courier New" w:cs="Courier New"/>
                 <w:b w:val="0"/>
                 <w:i w:val="0"/>
                 <w:color w:val="000000"/>
@@ -1688,7 +1688,7 @@
             </w:pPr>
             <w:r>
               <w:rPr>
-                <w:rFonts w:ascii="Roboto Mono for Powerline" w:hAnsi="Roboto Mono for Powerline" w:eastAsia="Roboto Mono for Powerline" w:cs="Roboto Mono for Powerline"/>
+                <w:rFonts w:ascii="Courier New" w:hAnsi="Courier New" w:eastAsia="Courier New" w:cs="Courier New"/>
                 <w:b w:val="0"/>
                 <w:i w:val="0"/>
                 <w:color w:val="000000"/>
@@ -1706,24 +1706,24 @@
             </w:pPr>
             <w:r>
               <w:rPr>
-                <w:rFonts w:ascii="Roboto Mono for Powerline" w:hAnsi="Roboto Mono for Powerline" w:eastAsia="Roboto Mono for Powerline" w:cs="Roboto Mono for Powerline"/>
-                <w:b w:val="0"/>
-                <w:i w:val="0"/>
-                <w:color w:val="000000"/>
-                <w:sz w:val="22"/>
-              </w:rPr>
-            </w:r>
-          </w:p>
-          <w:p>
-            <w:pPr>
-              <w:keepNext w:val="0"/>
-              <w:keepLines w:val="0"/>
-              <w:spacing w:before="0" w:after="0" w:line="360" w:lineRule="auto"/>
-              <w:ind w:left="0" w:right="0" w:firstLine="0"/>
-            </w:pPr>
-            <w:r>
-              <w:rPr>
-                <w:rFonts w:ascii="Roboto Mono for Powerline" w:hAnsi="Roboto Mono for Powerline" w:eastAsia="Roboto Mono for Powerline" w:cs="Roboto Mono for Powerline"/>
+                <w:rFonts w:ascii="Courier New" w:hAnsi="Courier New" w:eastAsia="Courier New" w:cs="Courier New"/>
+                <w:b w:val="0"/>
+                <w:i w:val="0"/>
+                <w:color w:val="000000"/>
+                <w:sz w:val="22"/>
+              </w:rPr>
+            </w:r>
+          </w:p>
+          <w:p>
+            <w:pPr>
+              <w:keepNext w:val="0"/>
+              <w:keepLines w:val="0"/>
+              <w:spacing w:before="0" w:after="0" w:line="360" w:lineRule="auto"/>
+              <w:ind w:left="0" w:right="0" w:firstLine="0"/>
+            </w:pPr>
+            <w:r>
+              <w:rPr>
+                <w:rFonts w:ascii="Courier New" w:hAnsi="Courier New" w:eastAsia="Courier New" w:cs="Courier New"/>
                 <w:b w:val="0"/>
                 <w:i w:val="0"/>
                 <w:color w:val="000000"/>
@@ -1741,7 +1741,7 @@
             </w:pPr>
             <w:r>
               <w:rPr>
-                <w:rFonts w:ascii="Roboto Mono for Powerline" w:hAnsi="Roboto Mono for Powerline" w:eastAsia="Roboto Mono for Powerline" w:cs="Roboto Mono for Powerline"/>
+                <w:rFonts w:ascii="Courier New" w:hAnsi="Courier New" w:eastAsia="Courier New" w:cs="Courier New"/>
                 <w:b w:val="0"/>
                 <w:i w:val="0"/>
                 <w:color w:val="000000"/>
@@ -1759,7 +1759,7 @@
             </w:pPr>
             <w:r>
               <w:rPr>
-                <w:rFonts w:ascii="Roboto Mono for Powerline" w:hAnsi="Roboto Mono for Powerline" w:eastAsia="Roboto Mono for Powerline" w:cs="Roboto Mono for Powerline"/>
+                <w:rFonts w:ascii="Courier New" w:hAnsi="Courier New" w:eastAsia="Courier New" w:cs="Courier New"/>
                 <w:b w:val="0"/>
                 <w:i w:val="0"/>
                 <w:color w:val="000000"/>
@@ -1777,7 +1777,7 @@
             </w:pPr>
             <w:r>
               <w:rPr>
-                <w:rFonts w:ascii="Roboto Mono for Powerline" w:hAnsi="Roboto Mono for Powerline" w:eastAsia="Roboto Mono for Powerline" w:cs="Roboto Mono for Powerline"/>
+                <w:rFonts w:ascii="Courier New" w:hAnsi="Courier New" w:eastAsia="Courier New" w:cs="Courier New"/>
                 <w:b w:val="0"/>
                 <w:i w:val="0"/>
                 <w:color w:val="000000"/>
@@ -1795,7 +1795,7 @@
             </w:pPr>
             <w:r>
               <w:rPr>
-                <w:rFonts w:ascii="Roboto Mono for Powerline" w:hAnsi="Roboto Mono for Powerline" w:eastAsia="Roboto Mono for Powerline" w:cs="Roboto Mono for Powerline"/>
+                <w:rFonts w:ascii="Courier New" w:hAnsi="Courier New" w:eastAsia="Courier New" w:cs="Courier New"/>
                 <w:b w:val="0"/>
                 <w:i w:val="0"/>
                 <w:color w:val="000000"/>
@@ -1813,7 +1813,7 @@
             </w:pPr>
             <w:r>
               <w:rPr>
-                <w:rFonts w:ascii="Roboto Mono for Powerline" w:hAnsi="Roboto Mono for Powerline" w:eastAsia="Roboto Mono for Powerline" w:cs="Roboto Mono for Powerline"/>
+                <w:rFonts w:ascii="Courier New" w:hAnsi="Courier New" w:eastAsia="Courier New" w:cs="Courier New"/>
                 <w:b w:val="0"/>
                 <w:i w:val="0"/>
                 <w:color w:val="000000"/>
@@ -1831,7 +1831,7 @@
             </w:pPr>
             <w:r>
               <w:rPr>
-                <w:rFonts w:ascii="Roboto Mono for Powerline" w:hAnsi="Roboto Mono for Powerline" w:eastAsia="Roboto Mono for Powerline" w:cs="Roboto Mono for Powerline"/>
+                <w:rFonts w:ascii="Courier New" w:hAnsi="Courier New" w:eastAsia="Courier New" w:cs="Courier New"/>
                 <w:b w:val="0"/>
                 <w:i w:val="0"/>
                 <w:color w:val="000000"/>
@@ -1849,7 +1849,7 @@
             </w:pPr>
             <w:r>
               <w:rPr>
-                <w:rFonts w:ascii="Roboto Mono for Powerline" w:hAnsi="Roboto Mono for Powerline" w:eastAsia="Roboto Mono for Powerline" w:cs="Roboto Mono for Powerline"/>
+                <w:rFonts w:ascii="Courier New" w:hAnsi="Courier New" w:eastAsia="Courier New" w:cs="Courier New"/>
                 <w:b w:val="0"/>
                 <w:i w:val="0"/>
                 <w:color w:val="000000"/>
@@ -1867,7 +1867,7 @@
             </w:pPr>
             <w:r>
               <w:rPr>
-                <w:rFonts w:ascii="Roboto Mono for Powerline" w:hAnsi="Roboto Mono for Powerline" w:eastAsia="Roboto Mono for Powerline" w:cs="Roboto Mono for Powerline"/>
+                <w:rFonts w:ascii="Courier New" w:hAnsi="Courier New" w:eastAsia="Courier New" w:cs="Courier New"/>
                 <w:b w:val="0"/>
                 <w:i w:val="0"/>
                 <w:color w:val="000000"/>
@@ -1885,7 +1885,7 @@
             </w:pPr>
             <w:r>
               <w:rPr>
-                <w:rFonts w:ascii="Roboto Mono for Powerline" w:hAnsi="Roboto Mono for Powerline" w:eastAsia="Roboto Mono for Powerline" w:cs="Roboto Mono for Powerline"/>
+                <w:rFonts w:ascii="Courier New" w:hAnsi="Courier New" w:eastAsia="Courier New" w:cs="Courier New"/>
                 <w:b w:val="0"/>
                 <w:i w:val="0"/>
                 <w:color w:val="000000"/>
@@ -1903,7 +1903,7 @@
             </w:pPr>
             <w:r>
               <w:rPr>
-                <w:rFonts w:ascii="Roboto Mono for Powerline" w:hAnsi="Roboto Mono for Powerline" w:eastAsia="Roboto Mono for Powerline" w:cs="Roboto Mono for Powerline"/>
+                <w:rFonts w:ascii="Courier New" w:hAnsi="Courier New" w:eastAsia="Courier New" w:cs="Courier New"/>
                 <w:b w:val="0"/>
                 <w:i w:val="0"/>
                 <w:color w:val="000000"/>
@@ -1921,7 +1921,7 @@
             </w:pPr>
             <w:r>
               <w:rPr>
-                <w:rFonts w:ascii="Roboto Mono for Powerline" w:hAnsi="Roboto Mono for Powerline" w:eastAsia="Roboto Mono for Powerline" w:cs="Roboto Mono for Powerline"/>
+                <w:rFonts w:ascii="Courier New" w:hAnsi="Courier New" w:eastAsia="Courier New" w:cs="Courier New"/>
                 <w:b w:val="0"/>
                 <w:i w:val="0"/>
                 <w:color w:val="000000"/>
@@ -1939,7 +1939,7 @@
             </w:pPr>
             <w:r>
               <w:rPr>
-                <w:rFonts w:ascii="Roboto Mono for Powerline" w:hAnsi="Roboto Mono for Powerline" w:eastAsia="Roboto Mono for Powerline" w:cs="Roboto Mono for Powerline"/>
+                <w:rFonts w:ascii="Courier New" w:hAnsi="Courier New" w:eastAsia="Courier New" w:cs="Courier New"/>
                 <w:b w:val="0"/>
                 <w:i w:val="0"/>
                 <w:color w:val="000000"/>
@@ -1957,7 +1957,7 @@
             </w:pPr>
             <w:r>
               <w:rPr>
-                <w:rFonts w:ascii="Roboto Mono for Powerline" w:hAnsi="Roboto Mono for Powerline" w:eastAsia="Roboto Mono for Powerline" w:cs="Roboto Mono for Powerline"/>
+                <w:rFonts w:ascii="Courier New" w:hAnsi="Courier New" w:eastAsia="Courier New" w:cs="Courier New"/>
                 <w:b w:val="0"/>
                 <w:i w:val="0"/>
                 <w:color w:val="000000"/>
@@ -1975,7 +1975,7 @@
             </w:pPr>
             <w:r>
               <w:rPr>
-                <w:rFonts w:ascii="Roboto Mono for Powerline" w:hAnsi="Roboto Mono for Powerline" w:eastAsia="Roboto Mono for Powerline" w:cs="Roboto Mono for Powerline"/>
+                <w:rFonts w:ascii="Courier New" w:hAnsi="Courier New" w:eastAsia="Courier New" w:cs="Courier New"/>
                 <w:b w:val="0"/>
                 <w:i w:val="0"/>
                 <w:color w:val="000000"/>
@@ -1993,7 +1993,7 @@
             </w:pPr>
             <w:r>
               <w:rPr>
-                <w:rFonts w:ascii="Roboto Mono for Powerline" w:hAnsi="Roboto Mono for Powerline" w:eastAsia="Roboto Mono for Powerline" w:cs="Roboto Mono for Powerline"/>
+                <w:rFonts w:ascii="Courier New" w:hAnsi="Courier New" w:eastAsia="Courier New" w:cs="Courier New"/>
                 <w:b w:val="0"/>
                 <w:i w:val="0"/>
                 <w:color w:val="000000"/>
@@ -2011,7 +2011,7 @@
             </w:pPr>
             <w:r>
               <w:rPr>
-                <w:rFonts w:ascii="Roboto Mono for Powerline" w:hAnsi="Roboto Mono for Powerline" w:eastAsia="Roboto Mono for Powerline" w:cs="Roboto Mono for Powerline"/>
+                <w:rFonts w:ascii="Courier New" w:hAnsi="Courier New" w:eastAsia="Courier New" w:cs="Courier New"/>
                 <w:b w:val="0"/>
                 <w:i w:val="0"/>
                 <w:color w:val="000000"/>
@@ -2029,7 +2029,7 @@
             </w:pPr>
             <w:r>
               <w:rPr>
-                <w:rFonts w:ascii="Roboto Mono for Powerline" w:hAnsi="Roboto Mono for Powerline" w:eastAsia="Roboto Mono for Powerline" w:cs="Roboto Mono for Powerline"/>
+                <w:rFonts w:ascii="Courier New" w:hAnsi="Courier New" w:eastAsia="Courier New" w:cs="Courier New"/>
                 <w:b w:val="0"/>
                 <w:i w:val="0"/>
                 <w:color w:val="000000"/>
@@ -2109,10 +2109,10 @@
               <w:insideV w:val="nil"/>
             </w:tcBorders>
             <w:tcMar>
-              <w:top w:w="140" w:type="dxa"/>
-              <w:start w:w="180" w:type="dxa"/>
-              <w:bottom w:w="140" w:type="dxa"/>
-              <w:end w:w="180" w:type="dxa"/>
+              <w:top w:w="240" w:type="dxa"/>
+              <w:start w:w="280" w:type="dxa"/>
+              <w:bottom w:w="240" w:type="dxa"/>
+              <w:end w:w="280" w:type="dxa"/>
             </w:tcMar>
           </w:tcPr>
           <w:p>
@@ -2124,7 +2124,7 @@
             </w:pPr>
             <w:r>
               <w:rPr>
-                <w:rFonts w:ascii="Roboto Mono for Powerline" w:hAnsi="Roboto Mono for Powerline" w:eastAsia="Roboto Mono for Powerline" w:cs="Roboto Mono for Powerline"/>
+                <w:rFonts w:ascii="Courier New" w:hAnsi="Courier New" w:eastAsia="Courier New" w:cs="Courier New"/>
                 <w:b w:val="0"/>
                 <w:i w:val="0"/>
                 <w:color w:val="000000"/>
@@ -2142,24 +2142,24 @@
             </w:pPr>
             <w:r>
               <w:rPr>
-                <w:rFonts w:ascii="Roboto Mono for Powerline" w:hAnsi="Roboto Mono for Powerline" w:eastAsia="Roboto Mono for Powerline" w:cs="Roboto Mono for Powerline"/>
-                <w:b w:val="0"/>
-                <w:i w:val="0"/>
-                <w:color w:val="000000"/>
-                <w:sz w:val="22"/>
-              </w:rPr>
-            </w:r>
-          </w:p>
-          <w:p>
-            <w:pPr>
-              <w:keepNext w:val="0"/>
-              <w:keepLines w:val="0"/>
-              <w:spacing w:before="0" w:after="0" w:line="360" w:lineRule="auto"/>
-              <w:ind w:left="0" w:right="0" w:firstLine="0"/>
-            </w:pPr>
-            <w:r>
-              <w:rPr>
-                <w:rFonts w:ascii="Roboto Mono for Powerline" w:hAnsi="Roboto Mono for Powerline" w:eastAsia="Roboto Mono for Powerline" w:cs="Roboto Mono for Powerline"/>
+                <w:rFonts w:ascii="Courier New" w:hAnsi="Courier New" w:eastAsia="Courier New" w:cs="Courier New"/>
+                <w:b w:val="0"/>
+                <w:i w:val="0"/>
+                <w:color w:val="000000"/>
+                <w:sz w:val="22"/>
+              </w:rPr>
+            </w:r>
+          </w:p>
+          <w:p>
+            <w:pPr>
+              <w:keepNext w:val="0"/>
+              <w:keepLines w:val="0"/>
+              <w:spacing w:before="0" w:after="0" w:line="360" w:lineRule="auto"/>
+              <w:ind w:left="0" w:right="0" w:firstLine="0"/>
+            </w:pPr>
+            <w:r>
+              <w:rPr>
+                <w:rFonts w:ascii="Courier New" w:hAnsi="Courier New" w:eastAsia="Courier New" w:cs="Courier New"/>
                 <w:b w:val="0"/>
                 <w:i w:val="0"/>
                 <w:color w:val="000000"/>
@@ -2177,7 +2177,7 @@
             </w:pPr>
             <w:r>
               <w:rPr>
-                <w:rFonts w:ascii="Roboto Mono for Powerline" w:hAnsi="Roboto Mono for Powerline" w:eastAsia="Roboto Mono for Powerline" w:cs="Roboto Mono for Powerline"/>
+                <w:rFonts w:ascii="Courier New" w:hAnsi="Courier New" w:eastAsia="Courier New" w:cs="Courier New"/>
                 <w:b w:val="0"/>
                 <w:i w:val="0"/>
                 <w:color w:val="000000"/>
@@ -2195,7 +2195,7 @@
             </w:pPr>
             <w:r>
               <w:rPr>
-                <w:rFonts w:ascii="Roboto Mono for Powerline" w:hAnsi="Roboto Mono for Powerline" w:eastAsia="Roboto Mono for Powerline" w:cs="Roboto Mono for Powerline"/>
+                <w:rFonts w:ascii="Courier New" w:hAnsi="Courier New" w:eastAsia="Courier New" w:cs="Courier New"/>
                 <w:b w:val="0"/>
                 <w:i w:val="0"/>
                 <w:color w:val="000000"/>
@@ -2213,7 +2213,7 @@
             </w:pPr>
             <w:r>
               <w:rPr>
-                <w:rFonts w:ascii="Roboto Mono for Powerline" w:hAnsi="Roboto Mono for Powerline" w:eastAsia="Roboto Mono for Powerline" w:cs="Roboto Mono for Powerline"/>
+                <w:rFonts w:ascii="Courier New" w:hAnsi="Courier New" w:eastAsia="Courier New" w:cs="Courier New"/>
                 <w:b w:val="0"/>
                 <w:i w:val="0"/>
                 <w:color w:val="000000"/>
@@ -2231,7 +2231,7 @@
             </w:pPr>
             <w:r>
               <w:rPr>
-                <w:rFonts w:ascii="Roboto Mono for Powerline" w:hAnsi="Roboto Mono for Powerline" w:eastAsia="Roboto Mono for Powerline" w:cs="Roboto Mono for Powerline"/>
+                <w:rFonts w:ascii="Courier New" w:hAnsi="Courier New" w:eastAsia="Courier New" w:cs="Courier New"/>
                 <w:b w:val="0"/>
                 <w:i w:val="0"/>
                 <w:color w:val="000000"/>
@@ -2249,7 +2249,7 @@
             </w:pPr>
             <w:r>
               <w:rPr>
-                <w:rFonts w:ascii="Roboto Mono for Powerline" w:hAnsi="Roboto Mono for Powerline" w:eastAsia="Roboto Mono for Powerline" w:cs="Roboto Mono for Powerline"/>
+                <w:rFonts w:ascii="Courier New" w:hAnsi="Courier New" w:eastAsia="Courier New" w:cs="Courier New"/>
                 <w:b w:val="0"/>
                 <w:i w:val="0"/>
                 <w:color w:val="000000"/>
@@ -2267,24 +2267,24 @@
             </w:pPr>
             <w:r>
               <w:rPr>
-                <w:rFonts w:ascii="Roboto Mono for Powerline" w:hAnsi="Roboto Mono for Powerline" w:eastAsia="Roboto Mono for Powerline" w:cs="Roboto Mono for Powerline"/>
-                <w:b w:val="0"/>
-                <w:i w:val="0"/>
-                <w:color w:val="000000"/>
-                <w:sz w:val="22"/>
-              </w:rPr>
-            </w:r>
-          </w:p>
-          <w:p>
-            <w:pPr>
-              <w:keepNext w:val="0"/>
-              <w:keepLines w:val="0"/>
-              <w:spacing w:before="0" w:after="0" w:line="360" w:lineRule="auto"/>
-              <w:ind w:left="0" w:right="0" w:firstLine="0"/>
-            </w:pPr>
-            <w:r>
-              <w:rPr>
-                <w:rFonts w:ascii="Roboto Mono for Powerline" w:hAnsi="Roboto Mono for Powerline" w:eastAsia="Roboto Mono for Powerline" w:cs="Roboto Mono for Powerline"/>
+                <w:rFonts w:ascii="Courier New" w:hAnsi="Courier New" w:eastAsia="Courier New" w:cs="Courier New"/>
+                <w:b w:val="0"/>
+                <w:i w:val="0"/>
+                <w:color w:val="000000"/>
+                <w:sz w:val="22"/>
+              </w:rPr>
+            </w:r>
+          </w:p>
+          <w:p>
+            <w:pPr>
+              <w:keepNext w:val="0"/>
+              <w:keepLines w:val="0"/>
+              <w:spacing w:before="0" w:after="0" w:line="360" w:lineRule="auto"/>
+              <w:ind w:left="0" w:right="0" w:firstLine="0"/>
+            </w:pPr>
+            <w:r>
+              <w:rPr>
+                <w:rFonts w:ascii="Courier New" w:hAnsi="Courier New" w:eastAsia="Courier New" w:cs="Courier New"/>
                 <w:b w:val="0"/>
                 <w:i w:val="0"/>
                 <w:color w:val="000000"/>
@@ -2302,7 +2302,7 @@
             </w:pPr>
             <w:r>
               <w:rPr>
-                <w:rFonts w:ascii="Roboto Mono for Powerline" w:hAnsi="Roboto Mono for Powerline" w:eastAsia="Roboto Mono for Powerline" w:cs="Roboto Mono for Powerline"/>
+                <w:rFonts w:ascii="Courier New" w:hAnsi="Courier New" w:eastAsia="Courier New" w:cs="Courier New"/>
                 <w:b w:val="0"/>
                 <w:i w:val="0"/>
                 <w:color w:val="000000"/>
@@ -2320,7 +2320,7 @@
             </w:pPr>
             <w:r>
               <w:rPr>
-                <w:rFonts w:ascii="Roboto Mono for Powerline" w:hAnsi="Roboto Mono for Powerline" w:eastAsia="Roboto Mono for Powerline" w:cs="Roboto Mono for Powerline"/>
+                <w:rFonts w:ascii="Courier New" w:hAnsi="Courier New" w:eastAsia="Courier New" w:cs="Courier New"/>
                 <w:b w:val="0"/>
                 <w:i w:val="0"/>
                 <w:color w:val="000000"/>
@@ -2338,7 +2338,7 @@
             </w:pPr>
             <w:r>
               <w:rPr>
-                <w:rFonts w:ascii="Roboto Mono for Powerline" w:hAnsi="Roboto Mono for Powerline" w:eastAsia="Roboto Mono for Powerline" w:cs="Roboto Mono for Powerline"/>
+                <w:rFonts w:ascii="Courier New" w:hAnsi="Courier New" w:eastAsia="Courier New" w:cs="Courier New"/>
                 <w:b w:val="0"/>
                 <w:i w:val="0"/>
                 <w:color w:val="000000"/>
@@ -2356,7 +2356,7 @@
             </w:pPr>
             <w:r>
               <w:rPr>
-                <w:rFonts w:ascii="Roboto Mono for Powerline" w:hAnsi="Roboto Mono for Powerline" w:eastAsia="Roboto Mono for Powerline" w:cs="Roboto Mono for Powerline"/>
+                <w:rFonts w:ascii="Courier New" w:hAnsi="Courier New" w:eastAsia="Courier New" w:cs="Courier New"/>
                 <w:b w:val="0"/>
                 <w:i w:val="0"/>
                 <w:color w:val="000000"/>
@@ -2374,7 +2374,7 @@
             </w:pPr>
             <w:r>
               <w:rPr>
-                <w:rFonts w:ascii="Roboto Mono for Powerline" w:hAnsi="Roboto Mono for Powerline" w:eastAsia="Roboto Mono for Powerline" w:cs="Roboto Mono for Powerline"/>
+                <w:rFonts w:ascii="Courier New" w:hAnsi="Courier New" w:eastAsia="Courier New" w:cs="Courier New"/>
                 <w:b w:val="0"/>
                 <w:i w:val="0"/>
                 <w:color w:val="000000"/>
@@ -2392,7 +2392,7 @@
             </w:pPr>
             <w:r>
               <w:rPr>
-                <w:rFonts w:ascii="Roboto Mono for Powerline" w:hAnsi="Roboto Mono for Powerline" w:eastAsia="Roboto Mono for Powerline" w:cs="Roboto Mono for Powerline"/>
+                <w:rFonts w:ascii="Courier New" w:hAnsi="Courier New" w:eastAsia="Courier New" w:cs="Courier New"/>
                 <w:b w:val="0"/>
                 <w:i w:val="0"/>
                 <w:color w:val="000000"/>
@@ -2410,7 +2410,7 @@
             </w:pPr>
             <w:r>
               <w:rPr>
-                <w:rFonts w:ascii="Roboto Mono for Powerline" w:hAnsi="Roboto Mono for Powerline" w:eastAsia="Roboto Mono for Powerline" w:cs="Roboto Mono for Powerline"/>
+                <w:rFonts w:ascii="Courier New" w:hAnsi="Courier New" w:eastAsia="Courier New" w:cs="Courier New"/>
                 <w:b w:val="0"/>
                 <w:i w:val="0"/>
                 <w:color w:val="000000"/>
@@ -2428,7 +2428,7 @@
             </w:pPr>
             <w:r>
               <w:rPr>
-                <w:rFonts w:ascii="Roboto Mono for Powerline" w:hAnsi="Roboto Mono for Powerline" w:eastAsia="Roboto Mono for Powerline" w:cs="Roboto Mono for Powerline"/>
+                <w:rFonts w:ascii="Courier New" w:hAnsi="Courier New" w:eastAsia="Courier New" w:cs="Courier New"/>
                 <w:b w:val="0"/>
                 <w:i w:val="0"/>
                 <w:color w:val="000000"/>
@@ -2446,7 +2446,7 @@
             </w:pPr>
             <w:r>
               <w:rPr>
-                <w:rFonts w:ascii="Roboto Mono for Powerline" w:hAnsi="Roboto Mono for Powerline" w:eastAsia="Roboto Mono for Powerline" w:cs="Roboto Mono for Powerline"/>
+                <w:rFonts w:ascii="Courier New" w:hAnsi="Courier New" w:eastAsia="Courier New" w:cs="Courier New"/>
                 <w:b w:val="0"/>
                 <w:i w:val="0"/>
                 <w:color w:val="000000"/>
@@ -2464,7 +2464,7 @@
             </w:pPr>
             <w:r>
               <w:rPr>
-                <w:rFonts w:ascii="Roboto Mono for Powerline" w:hAnsi="Roboto Mono for Powerline" w:eastAsia="Roboto Mono for Powerline" w:cs="Roboto Mono for Powerline"/>
+                <w:rFonts w:ascii="Courier New" w:hAnsi="Courier New" w:eastAsia="Courier New" w:cs="Courier New"/>
                 <w:b w:val="0"/>
                 <w:i w:val="0"/>
                 <w:color w:val="000000"/>
@@ -2482,7 +2482,7 @@
             </w:pPr>
             <w:r>
               <w:rPr>
-                <w:rFonts w:ascii="Roboto Mono for Powerline" w:hAnsi="Roboto Mono for Powerline" w:eastAsia="Roboto Mono for Powerline" w:cs="Roboto Mono for Powerline"/>
+                <w:rFonts w:ascii="Courier New" w:hAnsi="Courier New" w:eastAsia="Courier New" w:cs="Courier New"/>
                 <w:b w:val="0"/>
                 <w:i w:val="0"/>
                 <w:color w:val="000000"/>
@@ -2500,7 +2500,7 @@
             </w:pPr>
             <w:r>
               <w:rPr>
-                <w:rFonts w:ascii="Roboto Mono for Powerline" w:hAnsi="Roboto Mono for Powerline" w:eastAsia="Roboto Mono for Powerline" w:cs="Roboto Mono for Powerline"/>
+                <w:rFonts w:ascii="Courier New" w:hAnsi="Courier New" w:eastAsia="Courier New" w:cs="Courier New"/>
                 <w:b w:val="0"/>
                 <w:i w:val="0"/>
                 <w:color w:val="000000"/>
@@ -2518,7 +2518,7 @@
             </w:pPr>
             <w:r>
               <w:rPr>
-                <w:rFonts w:ascii="Roboto Mono for Powerline" w:hAnsi="Roboto Mono for Powerline" w:eastAsia="Roboto Mono for Powerline" w:cs="Roboto Mono for Powerline"/>
+                <w:rFonts w:ascii="Courier New" w:hAnsi="Courier New" w:eastAsia="Courier New" w:cs="Courier New"/>
                 <w:b w:val="0"/>
                 <w:i w:val="0"/>
                 <w:color w:val="000000"/>
@@ -2536,7 +2536,7 @@
             </w:pPr>
             <w:r>
               <w:rPr>
-                <w:rFonts w:ascii="Roboto Mono for Powerline" w:hAnsi="Roboto Mono for Powerline" w:eastAsia="Roboto Mono for Powerline" w:cs="Roboto Mono for Powerline"/>
+                <w:rFonts w:ascii="Courier New" w:hAnsi="Courier New" w:eastAsia="Courier New" w:cs="Courier New"/>
                 <w:b w:val="0"/>
                 <w:i w:val="0"/>
                 <w:color w:val="000000"/>
@@ -2554,7 +2554,7 @@
             </w:pPr>
             <w:r>
               <w:rPr>
-                <w:rFonts w:ascii="Roboto Mono for Powerline" w:hAnsi="Roboto Mono for Powerline" w:eastAsia="Roboto Mono for Powerline" w:cs="Roboto Mono for Powerline"/>
+                <w:rFonts w:ascii="Courier New" w:hAnsi="Courier New" w:eastAsia="Courier New" w:cs="Courier New"/>
                 <w:b w:val="0"/>
                 <w:i w:val="0"/>
                 <w:color w:val="000000"/>
@@ -2572,7 +2572,7 @@
             </w:pPr>
             <w:r>
               <w:rPr>
-                <w:rFonts w:ascii="Roboto Mono for Powerline" w:hAnsi="Roboto Mono for Powerline" w:eastAsia="Roboto Mono for Powerline" w:cs="Roboto Mono for Powerline"/>
+                <w:rFonts w:ascii="Courier New" w:hAnsi="Courier New" w:eastAsia="Courier New" w:cs="Courier New"/>
                 <w:b w:val="0"/>
                 <w:i w:val="0"/>
                 <w:color w:val="000000"/>
@@ -2590,7 +2590,7 @@
             </w:pPr>
             <w:r>
               <w:rPr>
-                <w:rFonts w:ascii="Roboto Mono for Powerline" w:hAnsi="Roboto Mono for Powerline" w:eastAsia="Roboto Mono for Powerline" w:cs="Roboto Mono for Powerline"/>
+                <w:rFonts w:ascii="Courier New" w:hAnsi="Courier New" w:eastAsia="Courier New" w:cs="Courier New"/>
                 <w:b w:val="0"/>
                 <w:i w:val="0"/>
                 <w:color w:val="000000"/>
@@ -2608,7 +2608,7 @@
             </w:pPr>
             <w:r>
               <w:rPr>
-                <w:rFonts w:ascii="Roboto Mono for Powerline" w:hAnsi="Roboto Mono for Powerline" w:eastAsia="Roboto Mono for Powerline" w:cs="Roboto Mono for Powerline"/>
+                <w:rFonts w:ascii="Courier New" w:hAnsi="Courier New" w:eastAsia="Courier New" w:cs="Courier New"/>
                 <w:b w:val="0"/>
                 <w:i w:val="0"/>
                 <w:color w:val="000000"/>
@@ -2626,7 +2626,7 @@
             </w:pPr>
             <w:r>
               <w:rPr>
-                <w:rFonts w:ascii="Roboto Mono for Powerline" w:hAnsi="Roboto Mono for Powerline" w:eastAsia="Roboto Mono for Powerline" w:cs="Roboto Mono for Powerline"/>
+                <w:rFonts w:ascii="Courier New" w:hAnsi="Courier New" w:eastAsia="Courier New" w:cs="Courier New"/>
                 <w:b w:val="0"/>
                 <w:i w:val="0"/>
                 <w:color w:val="000000"/>
@@ -2644,7 +2644,7 @@
             </w:pPr>
             <w:r>
               <w:rPr>
-                <w:rFonts w:ascii="Roboto Mono for Powerline" w:hAnsi="Roboto Mono for Powerline" w:eastAsia="Roboto Mono for Powerline" w:cs="Roboto Mono for Powerline"/>
+                <w:rFonts w:ascii="Courier New" w:hAnsi="Courier New" w:eastAsia="Courier New" w:cs="Courier New"/>
                 <w:b w:val="0"/>
                 <w:i w:val="0"/>
                 <w:color w:val="000000"/>
@@ -2662,7 +2662,7 @@
             </w:pPr>
             <w:r>
               <w:rPr>
-                <w:rFonts w:ascii="Roboto Mono for Powerline" w:hAnsi="Roboto Mono for Powerline" w:eastAsia="Roboto Mono for Powerline" w:cs="Roboto Mono for Powerline"/>
+                <w:rFonts w:ascii="Courier New" w:hAnsi="Courier New" w:eastAsia="Courier New" w:cs="Courier New"/>
                 <w:b w:val="0"/>
                 <w:i w:val="0"/>
                 <w:color w:val="000000"/>
@@ -2680,7 +2680,7 @@
             </w:pPr>
             <w:r>
               <w:rPr>
-                <w:rFonts w:ascii="Roboto Mono for Powerline" w:hAnsi="Roboto Mono for Powerline" w:eastAsia="Roboto Mono for Powerline" w:cs="Roboto Mono for Powerline"/>
+                <w:rFonts w:ascii="Courier New" w:hAnsi="Courier New" w:eastAsia="Courier New" w:cs="Courier New"/>
                 <w:b w:val="0"/>
                 <w:i w:val="0"/>
                 <w:color w:val="000000"/>
@@ -2760,10 +2760,10 @@
               <w:insideV w:val="nil"/>
             </w:tcBorders>
             <w:tcMar>
-              <w:top w:w="140" w:type="dxa"/>
-              <w:start w:w="180" w:type="dxa"/>
-              <w:bottom w:w="140" w:type="dxa"/>
-              <w:end w:w="180" w:type="dxa"/>
+              <w:top w:w="240" w:type="dxa"/>
+              <w:start w:w="280" w:type="dxa"/>
+              <w:bottom w:w="240" w:type="dxa"/>
+              <w:end w:w="280" w:type="dxa"/>
             </w:tcMar>
           </w:tcPr>
           <w:p>
@@ -2775,7 +2775,7 @@
             </w:pPr>
             <w:r>
               <w:rPr>
-                <w:rFonts w:ascii="Roboto Mono for Powerline" w:hAnsi="Roboto Mono for Powerline" w:eastAsia="Roboto Mono for Powerline" w:cs="Roboto Mono for Powerline"/>
+                <w:rFonts w:ascii="Courier New" w:hAnsi="Courier New" w:eastAsia="Courier New" w:cs="Courier New"/>
                 <w:b w:val="0"/>
                 <w:i w:val="0"/>
                 <w:color w:val="000000"/>
@@ -2793,24 +2793,24 @@
             </w:pPr>
             <w:r>
               <w:rPr>
-                <w:rFonts w:ascii="Roboto Mono for Powerline" w:hAnsi="Roboto Mono for Powerline" w:eastAsia="Roboto Mono for Powerline" w:cs="Roboto Mono for Powerline"/>
-                <w:b w:val="0"/>
-                <w:i w:val="0"/>
-                <w:color w:val="000000"/>
-                <w:sz w:val="22"/>
-              </w:rPr>
-            </w:r>
-          </w:p>
-          <w:p>
-            <w:pPr>
-              <w:keepNext w:val="0"/>
-              <w:keepLines w:val="0"/>
-              <w:spacing w:before="0" w:after="0" w:line="360" w:lineRule="auto"/>
-              <w:ind w:left="0" w:right="0" w:firstLine="0"/>
-            </w:pPr>
-            <w:r>
-              <w:rPr>
-                <w:rFonts w:ascii="Roboto Mono for Powerline" w:hAnsi="Roboto Mono for Powerline" w:eastAsia="Roboto Mono for Powerline" w:cs="Roboto Mono for Powerline"/>
+                <w:rFonts w:ascii="Courier New" w:hAnsi="Courier New" w:eastAsia="Courier New" w:cs="Courier New"/>
+                <w:b w:val="0"/>
+                <w:i w:val="0"/>
+                <w:color w:val="000000"/>
+                <w:sz w:val="22"/>
+              </w:rPr>
+            </w:r>
+          </w:p>
+          <w:p>
+            <w:pPr>
+              <w:keepNext w:val="0"/>
+              <w:keepLines w:val="0"/>
+              <w:spacing w:before="0" w:after="0" w:line="360" w:lineRule="auto"/>
+              <w:ind w:left="0" w:right="0" w:firstLine="0"/>
+            </w:pPr>
+            <w:r>
+              <w:rPr>
+                <w:rFonts w:ascii="Courier New" w:hAnsi="Courier New" w:eastAsia="Courier New" w:cs="Courier New"/>
                 <w:b w:val="0"/>
                 <w:i w:val="0"/>
                 <w:color w:val="000000"/>
@@ -2828,7 +2828,7 @@
             </w:pPr>
             <w:r>
               <w:rPr>
-                <w:rFonts w:ascii="Roboto Mono for Powerline" w:hAnsi="Roboto Mono for Powerline" w:eastAsia="Roboto Mono for Powerline" w:cs="Roboto Mono for Powerline"/>
+                <w:rFonts w:ascii="Courier New" w:hAnsi="Courier New" w:eastAsia="Courier New" w:cs="Courier New"/>
                 <w:b w:val="0"/>
                 <w:i w:val="0"/>
                 <w:color w:val="000000"/>
@@ -2846,7 +2846,7 @@
             </w:pPr>
             <w:r>
               <w:rPr>
-                <w:rFonts w:ascii="Roboto Mono for Powerline" w:hAnsi="Roboto Mono for Powerline" w:eastAsia="Roboto Mono for Powerline" w:cs="Roboto Mono for Powerline"/>
+                <w:rFonts w:ascii="Courier New" w:hAnsi="Courier New" w:eastAsia="Courier New" w:cs="Courier New"/>
                 <w:b w:val="0"/>
                 <w:i w:val="0"/>
                 <w:color w:val="000000"/>
@@ -2864,7 +2864,7 @@
             </w:pPr>
             <w:r>
               <w:rPr>
-                <w:rFonts w:ascii="Roboto Mono for Powerline" w:hAnsi="Roboto Mono for Powerline" w:eastAsia="Roboto Mono for Powerline" w:cs="Roboto Mono for Powerline"/>
+                <w:rFonts w:ascii="Courier New" w:hAnsi="Courier New" w:eastAsia="Courier New" w:cs="Courier New"/>
                 <w:b w:val="0"/>
                 <w:i w:val="0"/>
                 <w:color w:val="000000"/>
@@ -2882,7 +2882,7 @@
             </w:pPr>
             <w:r>
               <w:rPr>
-                <w:rFonts w:ascii="Roboto Mono for Powerline" w:hAnsi="Roboto Mono for Powerline" w:eastAsia="Roboto Mono for Powerline" w:cs="Roboto Mono for Powerline"/>
+                <w:rFonts w:ascii="Courier New" w:hAnsi="Courier New" w:eastAsia="Courier New" w:cs="Courier New"/>
                 <w:b w:val="0"/>
                 <w:i w:val="0"/>
                 <w:color w:val="000000"/>
@@ -2900,7 +2900,7 @@
             </w:pPr>
             <w:r>
               <w:rPr>
-                <w:rFonts w:ascii="Roboto Mono for Powerline" w:hAnsi="Roboto Mono for Powerline" w:eastAsia="Roboto Mono for Powerline" w:cs="Roboto Mono for Powerline"/>
+                <w:rFonts w:ascii="Courier New" w:hAnsi="Courier New" w:eastAsia="Courier New" w:cs="Courier New"/>
                 <w:b w:val="0"/>
                 <w:i w:val="0"/>
                 <w:color w:val="000000"/>
@@ -2918,24 +2918,24 @@
             </w:pPr>
             <w:r>
               <w:rPr>
-                <w:rFonts w:ascii="Roboto Mono for Powerline" w:hAnsi="Roboto Mono for Powerline" w:eastAsia="Roboto Mono for Powerline" w:cs="Roboto Mono for Powerline"/>
-                <w:b w:val="0"/>
-                <w:i w:val="0"/>
-                <w:color w:val="000000"/>
-                <w:sz w:val="22"/>
-              </w:rPr>
-            </w:r>
-          </w:p>
-          <w:p>
-            <w:pPr>
-              <w:keepNext w:val="0"/>
-              <w:keepLines w:val="0"/>
-              <w:spacing w:before="0" w:after="0" w:line="360" w:lineRule="auto"/>
-              <w:ind w:left="0" w:right="0" w:firstLine="0"/>
-            </w:pPr>
-            <w:r>
-              <w:rPr>
-                <w:rFonts w:ascii="Roboto Mono for Powerline" w:hAnsi="Roboto Mono for Powerline" w:eastAsia="Roboto Mono for Powerline" w:cs="Roboto Mono for Powerline"/>
+                <w:rFonts w:ascii="Courier New" w:hAnsi="Courier New" w:eastAsia="Courier New" w:cs="Courier New"/>
+                <w:b w:val="0"/>
+                <w:i w:val="0"/>
+                <w:color w:val="000000"/>
+                <w:sz w:val="22"/>
+              </w:rPr>
+            </w:r>
+          </w:p>
+          <w:p>
+            <w:pPr>
+              <w:keepNext w:val="0"/>
+              <w:keepLines w:val="0"/>
+              <w:spacing w:before="0" w:after="0" w:line="360" w:lineRule="auto"/>
+              <w:ind w:left="0" w:right="0" w:firstLine="0"/>
+            </w:pPr>
+            <w:r>
+              <w:rPr>
+                <w:rFonts w:ascii="Courier New" w:hAnsi="Courier New" w:eastAsia="Courier New" w:cs="Courier New"/>
                 <w:b w:val="0"/>
                 <w:i w:val="0"/>
                 <w:color w:val="000000"/>
@@ -2953,7 +2953,7 @@
             </w:pPr>
             <w:r>
               <w:rPr>
-                <w:rFonts w:ascii="Roboto Mono for Powerline" w:hAnsi="Roboto Mono for Powerline" w:eastAsia="Roboto Mono for Powerline" w:cs="Roboto Mono for Powerline"/>
+                <w:rFonts w:ascii="Courier New" w:hAnsi="Courier New" w:eastAsia="Courier New" w:cs="Courier New"/>
                 <w:b w:val="0"/>
                 <w:i w:val="0"/>
                 <w:color w:val="000000"/>
@@ -2971,7 +2971,7 @@
             </w:pPr>
             <w:r>
               <w:rPr>
-                <w:rFonts w:ascii="Roboto Mono for Powerline" w:hAnsi="Roboto Mono for Powerline" w:eastAsia="Roboto Mono for Powerline" w:cs="Roboto Mono for Powerline"/>
+                <w:rFonts w:ascii="Courier New" w:hAnsi="Courier New" w:eastAsia="Courier New" w:cs="Courier New"/>
                 <w:b w:val="0"/>
                 <w:i w:val="0"/>
                 <w:color w:val="000000"/>
@@ -2989,24 +2989,24 @@
             </w:pPr>
             <w:r>
               <w:rPr>
-                <w:rFonts w:ascii="Roboto Mono for Powerline" w:hAnsi="Roboto Mono for Powerline" w:eastAsia="Roboto Mono for Powerline" w:cs="Roboto Mono for Powerline"/>
-                <w:b w:val="0"/>
-                <w:i w:val="0"/>
-                <w:color w:val="000000"/>
-                <w:sz w:val="22"/>
-              </w:rPr>
-            </w:r>
-          </w:p>
-          <w:p>
-            <w:pPr>
-              <w:keepNext w:val="0"/>
-              <w:keepLines w:val="0"/>
-              <w:spacing w:before="0" w:after="0" w:line="360" w:lineRule="auto"/>
-              <w:ind w:left="0" w:right="0" w:firstLine="0"/>
-            </w:pPr>
-            <w:r>
-              <w:rPr>
-                <w:rFonts w:ascii="Roboto Mono for Powerline" w:hAnsi="Roboto Mono for Powerline" w:eastAsia="Roboto Mono for Powerline" w:cs="Roboto Mono for Powerline"/>
+                <w:rFonts w:ascii="Courier New" w:hAnsi="Courier New" w:eastAsia="Courier New" w:cs="Courier New"/>
+                <w:b w:val="0"/>
+                <w:i w:val="0"/>
+                <w:color w:val="000000"/>
+                <w:sz w:val="22"/>
+              </w:rPr>
+            </w:r>
+          </w:p>
+          <w:p>
+            <w:pPr>
+              <w:keepNext w:val="0"/>
+              <w:keepLines w:val="0"/>
+              <w:spacing w:before="0" w:after="0" w:line="360" w:lineRule="auto"/>
+              <w:ind w:left="0" w:right="0" w:firstLine="0"/>
+            </w:pPr>
+            <w:r>
+              <w:rPr>
+                <w:rFonts w:ascii="Courier New" w:hAnsi="Courier New" w:eastAsia="Courier New" w:cs="Courier New"/>
                 <w:b w:val="0"/>
                 <w:i w:val="0"/>
                 <w:color w:val="000000"/>
@@ -3024,7 +3024,7 @@
             </w:pPr>
             <w:r>
               <w:rPr>
-                <w:rFonts w:ascii="Roboto Mono for Powerline" w:hAnsi="Roboto Mono for Powerline" w:eastAsia="Roboto Mono for Powerline" w:cs="Roboto Mono for Powerline"/>
+                <w:rFonts w:ascii="Courier New" w:hAnsi="Courier New" w:eastAsia="Courier New" w:cs="Courier New"/>
                 <w:b w:val="0"/>
                 <w:i w:val="0"/>
                 <w:color w:val="000000"/>
@@ -3042,24 +3042,24 @@
             </w:pPr>
             <w:r>
               <w:rPr>
-                <w:rFonts w:ascii="Roboto Mono for Powerline" w:hAnsi="Roboto Mono for Powerline" w:eastAsia="Roboto Mono for Powerline" w:cs="Roboto Mono for Powerline"/>
-                <w:b w:val="0"/>
-                <w:i w:val="0"/>
-                <w:color w:val="000000"/>
-                <w:sz w:val="22"/>
-              </w:rPr>
-            </w:r>
-          </w:p>
-          <w:p>
-            <w:pPr>
-              <w:keepNext w:val="0"/>
-              <w:keepLines w:val="0"/>
-              <w:spacing w:before="0" w:after="0" w:line="360" w:lineRule="auto"/>
-              <w:ind w:left="0" w:right="0" w:firstLine="0"/>
-            </w:pPr>
-            <w:r>
-              <w:rPr>
-                <w:rFonts w:ascii="Roboto Mono for Powerline" w:hAnsi="Roboto Mono for Powerline" w:eastAsia="Roboto Mono for Powerline" w:cs="Roboto Mono for Powerline"/>
+                <w:rFonts w:ascii="Courier New" w:hAnsi="Courier New" w:eastAsia="Courier New" w:cs="Courier New"/>
+                <w:b w:val="0"/>
+                <w:i w:val="0"/>
+                <w:color w:val="000000"/>
+                <w:sz w:val="22"/>
+              </w:rPr>
+            </w:r>
+          </w:p>
+          <w:p>
+            <w:pPr>
+              <w:keepNext w:val="0"/>
+              <w:keepLines w:val="0"/>
+              <w:spacing w:before="0" w:after="0" w:line="360" w:lineRule="auto"/>
+              <w:ind w:left="0" w:right="0" w:firstLine="0"/>
+            </w:pPr>
+            <w:r>
+              <w:rPr>
+                <w:rFonts w:ascii="Courier New" w:hAnsi="Courier New" w:eastAsia="Courier New" w:cs="Courier New"/>
                 <w:b w:val="0"/>
                 <w:i w:val="0"/>
                 <w:color w:val="000000"/>
@@ -3077,7 +3077,7 @@
             </w:pPr>
             <w:r>
               <w:rPr>
-                <w:rFonts w:ascii="Roboto Mono for Powerline" w:hAnsi="Roboto Mono for Powerline" w:eastAsia="Roboto Mono for Powerline" w:cs="Roboto Mono for Powerline"/>
+                <w:rFonts w:ascii="Courier New" w:hAnsi="Courier New" w:eastAsia="Courier New" w:cs="Courier New"/>
                 <w:b w:val="0"/>
                 <w:i w:val="0"/>
                 <w:color w:val="000000"/>
@@ -3095,24 +3095,24 @@
             </w:pPr>
             <w:r>
               <w:rPr>
-                <w:rFonts w:ascii="Roboto Mono for Powerline" w:hAnsi="Roboto Mono for Powerline" w:eastAsia="Roboto Mono for Powerline" w:cs="Roboto Mono for Powerline"/>
-                <w:b w:val="0"/>
-                <w:i w:val="0"/>
-                <w:color w:val="000000"/>
-                <w:sz w:val="22"/>
-              </w:rPr>
-            </w:r>
-          </w:p>
-          <w:p>
-            <w:pPr>
-              <w:keepNext w:val="0"/>
-              <w:keepLines w:val="0"/>
-              <w:spacing w:before="0" w:after="0" w:line="360" w:lineRule="auto"/>
-              <w:ind w:left="0" w:right="0" w:firstLine="0"/>
-            </w:pPr>
-            <w:r>
-              <w:rPr>
-                <w:rFonts w:ascii="Roboto Mono for Powerline" w:hAnsi="Roboto Mono for Powerline" w:eastAsia="Roboto Mono for Powerline" w:cs="Roboto Mono for Powerline"/>
+                <w:rFonts w:ascii="Courier New" w:hAnsi="Courier New" w:eastAsia="Courier New" w:cs="Courier New"/>
+                <w:b w:val="0"/>
+                <w:i w:val="0"/>
+                <w:color w:val="000000"/>
+                <w:sz w:val="22"/>
+              </w:rPr>
+            </w:r>
+          </w:p>
+          <w:p>
+            <w:pPr>
+              <w:keepNext w:val="0"/>
+              <w:keepLines w:val="0"/>
+              <w:spacing w:before="0" w:after="0" w:line="360" w:lineRule="auto"/>
+              <w:ind w:left="0" w:right="0" w:firstLine="0"/>
+            </w:pPr>
+            <w:r>
+              <w:rPr>
+                <w:rFonts w:ascii="Courier New" w:hAnsi="Courier New" w:eastAsia="Courier New" w:cs="Courier New"/>
                 <w:b w:val="0"/>
                 <w:i w:val="0"/>
                 <w:color w:val="000000"/>
@@ -3130,7 +3130,7 @@
             </w:pPr>
             <w:r>
               <w:rPr>
-                <w:rFonts w:ascii="Roboto Mono for Powerline" w:hAnsi="Roboto Mono for Powerline" w:eastAsia="Roboto Mono for Powerline" w:cs="Roboto Mono for Powerline"/>
+                <w:rFonts w:ascii="Courier New" w:hAnsi="Courier New" w:eastAsia="Courier New" w:cs="Courier New"/>
                 <w:b w:val="0"/>
                 <w:i w:val="0"/>
                 <w:color w:val="000000"/>
@@ -3148,24 +3148,24 @@
             </w:pPr>
             <w:r>
               <w:rPr>
-                <w:rFonts w:ascii="Roboto Mono for Powerline" w:hAnsi="Roboto Mono for Powerline" w:eastAsia="Roboto Mono for Powerline" w:cs="Roboto Mono for Powerline"/>
-                <w:b w:val="0"/>
-                <w:i w:val="0"/>
-                <w:color w:val="000000"/>
-                <w:sz w:val="22"/>
-              </w:rPr>
-            </w:r>
-          </w:p>
-          <w:p>
-            <w:pPr>
-              <w:keepNext w:val="0"/>
-              <w:keepLines w:val="0"/>
-              <w:spacing w:before="0" w:after="0" w:line="360" w:lineRule="auto"/>
-              <w:ind w:left="0" w:right="0" w:firstLine="0"/>
-            </w:pPr>
-            <w:r>
-              <w:rPr>
-                <w:rFonts w:ascii="Roboto Mono for Powerline" w:hAnsi="Roboto Mono for Powerline" w:eastAsia="Roboto Mono for Powerline" w:cs="Roboto Mono for Powerline"/>
+                <w:rFonts w:ascii="Courier New" w:hAnsi="Courier New" w:eastAsia="Courier New" w:cs="Courier New"/>
+                <w:b w:val="0"/>
+                <w:i w:val="0"/>
+                <w:color w:val="000000"/>
+                <w:sz w:val="22"/>
+              </w:rPr>
+            </w:r>
+          </w:p>
+          <w:p>
+            <w:pPr>
+              <w:keepNext w:val="0"/>
+              <w:keepLines w:val="0"/>
+              <w:spacing w:before="0" w:after="0" w:line="360" w:lineRule="auto"/>
+              <w:ind w:left="0" w:right="0" w:firstLine="0"/>
+            </w:pPr>
+            <w:r>
+              <w:rPr>
+                <w:rFonts w:ascii="Courier New" w:hAnsi="Courier New" w:eastAsia="Courier New" w:cs="Courier New"/>
                 <w:b w:val="0"/>
                 <w:i w:val="0"/>
                 <w:color w:val="000000"/>
@@ -3183,7 +3183,7 @@
             </w:pPr>
             <w:r>
               <w:rPr>
-                <w:rFonts w:ascii="Roboto Mono for Powerline" w:hAnsi="Roboto Mono for Powerline" w:eastAsia="Roboto Mono for Powerline" w:cs="Roboto Mono for Powerline"/>
+                <w:rFonts w:ascii="Courier New" w:hAnsi="Courier New" w:eastAsia="Courier New" w:cs="Courier New"/>
                 <w:b w:val="0"/>
                 <w:i w:val="0"/>
                 <w:color w:val="000000"/>
@@ -3201,24 +3201,24 @@
             </w:pPr>
             <w:r>
               <w:rPr>
-                <w:rFonts w:ascii="Roboto Mono for Powerline" w:hAnsi="Roboto Mono for Powerline" w:eastAsia="Roboto Mono for Powerline" w:cs="Roboto Mono for Powerline"/>
-                <w:b w:val="0"/>
-                <w:i w:val="0"/>
-                <w:color w:val="000000"/>
-                <w:sz w:val="22"/>
-              </w:rPr>
-            </w:r>
-          </w:p>
-          <w:p>
-            <w:pPr>
-              <w:keepNext w:val="0"/>
-              <w:keepLines w:val="0"/>
-              <w:spacing w:before="0" w:after="0" w:line="360" w:lineRule="auto"/>
-              <w:ind w:left="0" w:right="0" w:firstLine="0"/>
-            </w:pPr>
-            <w:r>
-              <w:rPr>
-                <w:rFonts w:ascii="Roboto Mono for Powerline" w:hAnsi="Roboto Mono for Powerline" w:eastAsia="Roboto Mono for Powerline" w:cs="Roboto Mono for Powerline"/>
+                <w:rFonts w:ascii="Courier New" w:hAnsi="Courier New" w:eastAsia="Courier New" w:cs="Courier New"/>
+                <w:b w:val="0"/>
+                <w:i w:val="0"/>
+                <w:color w:val="000000"/>
+                <w:sz w:val="22"/>
+              </w:rPr>
+            </w:r>
+          </w:p>
+          <w:p>
+            <w:pPr>
+              <w:keepNext w:val="0"/>
+              <w:keepLines w:val="0"/>
+              <w:spacing w:before="0" w:after="0" w:line="360" w:lineRule="auto"/>
+              <w:ind w:left="0" w:right="0" w:firstLine="0"/>
+            </w:pPr>
+            <w:r>
+              <w:rPr>
+                <w:rFonts w:ascii="Courier New" w:hAnsi="Courier New" w:eastAsia="Courier New" w:cs="Courier New"/>
                 <w:b w:val="0"/>
                 <w:i w:val="0"/>
                 <w:color w:val="000000"/>
@@ -3236,7 +3236,7 @@
             </w:pPr>
             <w:r>
               <w:rPr>
-                <w:rFonts w:ascii="Roboto Mono for Powerline" w:hAnsi="Roboto Mono for Powerline" w:eastAsia="Roboto Mono for Powerline" w:cs="Roboto Mono for Powerline"/>
+                <w:rFonts w:ascii="Courier New" w:hAnsi="Courier New" w:eastAsia="Courier New" w:cs="Courier New"/>
                 <w:b w:val="0"/>
                 <w:i w:val="0"/>
                 <w:color w:val="000000"/>
@@ -3254,24 +3254,24 @@
             </w:pPr>
             <w:r>
               <w:rPr>
-                <w:rFonts w:ascii="Roboto Mono for Powerline" w:hAnsi="Roboto Mono for Powerline" w:eastAsia="Roboto Mono for Powerline" w:cs="Roboto Mono for Powerline"/>
-                <w:b w:val="0"/>
-                <w:i w:val="0"/>
-                <w:color w:val="000000"/>
-                <w:sz w:val="22"/>
-              </w:rPr>
-            </w:r>
-          </w:p>
-          <w:p>
-            <w:pPr>
-              <w:keepNext w:val="0"/>
-              <w:keepLines w:val="0"/>
-              <w:spacing w:before="0" w:after="0" w:line="360" w:lineRule="auto"/>
-              <w:ind w:left="0" w:right="0" w:firstLine="0"/>
-            </w:pPr>
-            <w:r>
-              <w:rPr>
-                <w:rFonts w:ascii="Roboto Mono for Powerline" w:hAnsi="Roboto Mono for Powerline" w:eastAsia="Roboto Mono for Powerline" w:cs="Roboto Mono for Powerline"/>
+                <w:rFonts w:ascii="Courier New" w:hAnsi="Courier New" w:eastAsia="Courier New" w:cs="Courier New"/>
+                <w:b w:val="0"/>
+                <w:i w:val="0"/>
+                <w:color w:val="000000"/>
+                <w:sz w:val="22"/>
+              </w:rPr>
+            </w:r>
+          </w:p>
+          <w:p>
+            <w:pPr>
+              <w:keepNext w:val="0"/>
+              <w:keepLines w:val="0"/>
+              <w:spacing w:before="0" w:after="0" w:line="360" w:lineRule="auto"/>
+              <w:ind w:left="0" w:right="0" w:firstLine="0"/>
+            </w:pPr>
+            <w:r>
+              <w:rPr>
+                <w:rFonts w:ascii="Courier New" w:hAnsi="Courier New" w:eastAsia="Courier New" w:cs="Courier New"/>
                 <w:b w:val="0"/>
                 <w:i w:val="0"/>
                 <w:color w:val="000000"/>
@@ -3289,7 +3289,7 @@
             </w:pPr>
             <w:r>
               <w:rPr>
-                <w:rFonts w:ascii="Roboto Mono for Powerline" w:hAnsi="Roboto Mono for Powerline" w:eastAsia="Roboto Mono for Powerline" w:cs="Roboto Mono for Powerline"/>
+                <w:rFonts w:ascii="Courier New" w:hAnsi="Courier New" w:eastAsia="Courier New" w:cs="Courier New"/>
                 <w:b w:val="0"/>
                 <w:i w:val="0"/>
                 <w:color w:val="000000"/>
@@ -3307,24 +3307,24 @@
             </w:pPr>
             <w:r>
               <w:rPr>
-                <w:rFonts w:ascii="Roboto Mono for Powerline" w:hAnsi="Roboto Mono for Powerline" w:eastAsia="Roboto Mono for Powerline" w:cs="Roboto Mono for Powerline"/>
-                <w:b w:val="0"/>
-                <w:i w:val="0"/>
-                <w:color w:val="000000"/>
-                <w:sz w:val="22"/>
-              </w:rPr>
-            </w:r>
-          </w:p>
-          <w:p>
-            <w:pPr>
-              <w:keepNext w:val="0"/>
-              <w:keepLines w:val="0"/>
-              <w:spacing w:before="0" w:after="0" w:line="360" w:lineRule="auto"/>
-              <w:ind w:left="0" w:right="0" w:firstLine="0"/>
-            </w:pPr>
-            <w:r>
-              <w:rPr>
-                <w:rFonts w:ascii="Roboto Mono for Powerline" w:hAnsi="Roboto Mono for Powerline" w:eastAsia="Roboto Mono for Powerline" w:cs="Roboto Mono for Powerline"/>
+                <w:rFonts w:ascii="Courier New" w:hAnsi="Courier New" w:eastAsia="Courier New" w:cs="Courier New"/>
+                <w:b w:val="0"/>
+                <w:i w:val="0"/>
+                <w:color w:val="000000"/>
+                <w:sz w:val="22"/>
+              </w:rPr>
+            </w:r>
+          </w:p>
+          <w:p>
+            <w:pPr>
+              <w:keepNext w:val="0"/>
+              <w:keepLines w:val="0"/>
+              <w:spacing w:before="0" w:after="0" w:line="360" w:lineRule="auto"/>
+              <w:ind w:left="0" w:right="0" w:firstLine="0"/>
+            </w:pPr>
+            <w:r>
+              <w:rPr>
+                <w:rFonts w:ascii="Courier New" w:hAnsi="Courier New" w:eastAsia="Courier New" w:cs="Courier New"/>
                 <w:b w:val="0"/>
                 <w:i w:val="0"/>
                 <w:color w:val="000000"/>
@@ -3342,7 +3342,7 @@
             </w:pPr>
             <w:r>
               <w:rPr>
-                <w:rFonts w:ascii="Roboto Mono for Powerline" w:hAnsi="Roboto Mono for Powerline" w:eastAsia="Roboto Mono for Powerline" w:cs="Roboto Mono for Powerline"/>
+                <w:rFonts w:ascii="Courier New" w:hAnsi="Courier New" w:eastAsia="Courier New" w:cs="Courier New"/>
                 <w:b w:val="0"/>
                 <w:i w:val="0"/>
                 <w:color w:val="000000"/>
@@ -3360,24 +3360,24 @@
             </w:pPr>
             <w:r>
               <w:rPr>
-                <w:rFonts w:ascii="Roboto Mono for Powerline" w:hAnsi="Roboto Mono for Powerline" w:eastAsia="Roboto Mono for Powerline" w:cs="Roboto Mono for Powerline"/>
-                <w:b w:val="0"/>
-                <w:i w:val="0"/>
-                <w:color w:val="000000"/>
-                <w:sz w:val="22"/>
-              </w:rPr>
-            </w:r>
-          </w:p>
-          <w:p>
-            <w:pPr>
-              <w:keepNext w:val="0"/>
-              <w:keepLines w:val="0"/>
-              <w:spacing w:before="0" w:after="0" w:line="360" w:lineRule="auto"/>
-              <w:ind w:left="0" w:right="0" w:firstLine="0"/>
-            </w:pPr>
-            <w:r>
-              <w:rPr>
-                <w:rFonts w:ascii="Roboto Mono for Powerline" w:hAnsi="Roboto Mono for Powerline" w:eastAsia="Roboto Mono for Powerline" w:cs="Roboto Mono for Powerline"/>
+                <w:rFonts w:ascii="Courier New" w:hAnsi="Courier New" w:eastAsia="Courier New" w:cs="Courier New"/>
+                <w:b w:val="0"/>
+                <w:i w:val="0"/>
+                <w:color w:val="000000"/>
+                <w:sz w:val="22"/>
+              </w:rPr>
+            </w:r>
+          </w:p>
+          <w:p>
+            <w:pPr>
+              <w:keepNext w:val="0"/>
+              <w:keepLines w:val="0"/>
+              <w:spacing w:before="0" w:after="0" w:line="360" w:lineRule="auto"/>
+              <w:ind w:left="0" w:right="0" w:firstLine="0"/>
+            </w:pPr>
+            <w:r>
+              <w:rPr>
+                <w:rFonts w:ascii="Courier New" w:hAnsi="Courier New" w:eastAsia="Courier New" w:cs="Courier New"/>
                 <w:b w:val="0"/>
                 <w:i w:val="0"/>
                 <w:color w:val="000000"/>
@@ -3395,7 +3395,7 @@
             </w:pPr>
             <w:r>
               <w:rPr>
-                <w:rFonts w:ascii="Roboto Mono for Powerline" w:hAnsi="Roboto Mono for Powerline" w:eastAsia="Roboto Mono for Powerline" w:cs="Roboto Mono for Powerline"/>
+                <w:rFonts w:ascii="Courier New" w:hAnsi="Courier New" w:eastAsia="Courier New" w:cs="Courier New"/>
                 <w:b w:val="0"/>
                 <w:i w:val="0"/>
                 <w:color w:val="000000"/>
@@ -3413,24 +3413,24 @@
             </w:pPr>
             <w:r>
               <w:rPr>
-                <w:rFonts w:ascii="Roboto Mono for Powerline" w:hAnsi="Roboto Mono for Powerline" w:eastAsia="Roboto Mono for Powerline" w:cs="Roboto Mono for Powerline"/>
-                <w:b w:val="0"/>
-                <w:i w:val="0"/>
-                <w:color w:val="000000"/>
-                <w:sz w:val="22"/>
-              </w:rPr>
-            </w:r>
-          </w:p>
-          <w:p>
-            <w:pPr>
-              <w:keepNext w:val="0"/>
-              <w:keepLines w:val="0"/>
-              <w:spacing w:before="0" w:after="0" w:line="360" w:lineRule="auto"/>
-              <w:ind w:left="0" w:right="0" w:firstLine="0"/>
-            </w:pPr>
-            <w:r>
-              <w:rPr>
-                <w:rFonts w:ascii="Roboto Mono for Powerline" w:hAnsi="Roboto Mono for Powerline" w:eastAsia="Roboto Mono for Powerline" w:cs="Roboto Mono for Powerline"/>
+                <w:rFonts w:ascii="Courier New" w:hAnsi="Courier New" w:eastAsia="Courier New" w:cs="Courier New"/>
+                <w:b w:val="0"/>
+                <w:i w:val="0"/>
+                <w:color w:val="000000"/>
+                <w:sz w:val="22"/>
+              </w:rPr>
+            </w:r>
+          </w:p>
+          <w:p>
+            <w:pPr>
+              <w:keepNext w:val="0"/>
+              <w:keepLines w:val="0"/>
+              <w:spacing w:before="0" w:after="0" w:line="360" w:lineRule="auto"/>
+              <w:ind w:left="0" w:right="0" w:firstLine="0"/>
+            </w:pPr>
+            <w:r>
+              <w:rPr>
+                <w:rFonts w:ascii="Courier New" w:hAnsi="Courier New" w:eastAsia="Courier New" w:cs="Courier New"/>
                 <w:b w:val="0"/>
                 <w:i w:val="0"/>
                 <w:color w:val="000000"/>
@@ -3448,7 +3448,7 @@
             </w:pPr>
             <w:r>
               <w:rPr>
-                <w:rFonts w:ascii="Roboto Mono for Powerline" w:hAnsi="Roboto Mono for Powerline" w:eastAsia="Roboto Mono for Powerline" w:cs="Roboto Mono for Powerline"/>
+                <w:rFonts w:ascii="Courier New" w:hAnsi="Courier New" w:eastAsia="Courier New" w:cs="Courier New"/>
                 <w:b w:val="0"/>
                 <w:i w:val="0"/>
                 <w:color w:val="000000"/>
@@ -3466,7 +3466,7 @@
             </w:pPr>
             <w:r>
               <w:rPr>
-                <w:rFonts w:ascii="Roboto Mono for Powerline" w:hAnsi="Roboto Mono for Powerline" w:eastAsia="Roboto Mono for Powerline" w:cs="Roboto Mono for Powerline"/>
+                <w:rFonts w:ascii="Courier New" w:hAnsi="Courier New" w:eastAsia="Courier New" w:cs="Courier New"/>
                 <w:b w:val="0"/>
                 <w:i w:val="0"/>
                 <w:color w:val="000000"/>
@@ -3546,10 +3546,10 @@
               <w:insideV w:val="nil"/>
             </w:tcBorders>
             <w:tcMar>
-              <w:top w:w="140" w:type="dxa"/>
-              <w:start w:w="180" w:type="dxa"/>
-              <w:bottom w:w="140" w:type="dxa"/>
-              <w:end w:w="180" w:type="dxa"/>
+              <w:top w:w="240" w:type="dxa"/>
+              <w:start w:w="280" w:type="dxa"/>
+              <w:bottom w:w="240" w:type="dxa"/>
+              <w:end w:w="280" w:type="dxa"/>
             </w:tcMar>
           </w:tcPr>
           <w:p>
@@ -3561,7 +3561,7 @@
             </w:pPr>
             <w:r>
               <w:rPr>
-                <w:rFonts w:ascii="Roboto Mono for Powerline" w:hAnsi="Roboto Mono for Powerline" w:eastAsia="Roboto Mono for Powerline" w:cs="Roboto Mono for Powerline"/>
+                <w:rFonts w:ascii="Courier New" w:hAnsi="Courier New" w:eastAsia="Courier New" w:cs="Courier New"/>
                 <w:b w:val="0"/>
                 <w:i w:val="0"/>
                 <w:color w:val="000000"/>
@@ -3579,24 +3579,24 @@
             </w:pPr>
             <w:r>
               <w:rPr>
-                <w:rFonts w:ascii="Roboto Mono for Powerline" w:hAnsi="Roboto Mono for Powerline" w:eastAsia="Roboto Mono for Powerline" w:cs="Roboto Mono for Powerline"/>
-                <w:b w:val="0"/>
-                <w:i w:val="0"/>
-                <w:color w:val="000000"/>
-                <w:sz w:val="22"/>
-              </w:rPr>
-            </w:r>
-          </w:p>
-          <w:p>
-            <w:pPr>
-              <w:keepNext w:val="0"/>
-              <w:keepLines w:val="0"/>
-              <w:spacing w:before="0" w:after="0" w:line="360" w:lineRule="auto"/>
-              <w:ind w:left="0" w:right="0" w:firstLine="0"/>
-            </w:pPr>
-            <w:r>
-              <w:rPr>
-                <w:rFonts w:ascii="Roboto Mono for Powerline" w:hAnsi="Roboto Mono for Powerline" w:eastAsia="Roboto Mono for Powerline" w:cs="Roboto Mono for Powerline"/>
+                <w:rFonts w:ascii="Courier New" w:hAnsi="Courier New" w:eastAsia="Courier New" w:cs="Courier New"/>
+                <w:b w:val="0"/>
+                <w:i w:val="0"/>
+                <w:color w:val="000000"/>
+                <w:sz w:val="22"/>
+              </w:rPr>
+            </w:r>
+          </w:p>
+          <w:p>
+            <w:pPr>
+              <w:keepNext w:val="0"/>
+              <w:keepLines w:val="0"/>
+              <w:spacing w:before="0" w:after="0" w:line="360" w:lineRule="auto"/>
+              <w:ind w:left="0" w:right="0" w:firstLine="0"/>
+            </w:pPr>
+            <w:r>
+              <w:rPr>
+                <w:rFonts w:ascii="Courier New" w:hAnsi="Courier New" w:eastAsia="Courier New" w:cs="Courier New"/>
                 <w:b w:val="0"/>
                 <w:i w:val="0"/>
                 <w:color w:val="000000"/>
@@ -3614,7 +3614,7 @@
             </w:pPr>
             <w:r>
               <w:rPr>
-                <w:rFonts w:ascii="Roboto Mono for Powerline" w:hAnsi="Roboto Mono for Powerline" w:eastAsia="Roboto Mono for Powerline" w:cs="Roboto Mono for Powerline"/>
+                <w:rFonts w:ascii="Courier New" w:hAnsi="Courier New" w:eastAsia="Courier New" w:cs="Courier New"/>
                 <w:b w:val="0"/>
                 <w:i w:val="0"/>
                 <w:color w:val="000000"/>
@@ -3632,7 +3632,7 @@
             </w:pPr>
             <w:r>
               <w:rPr>
-                <w:rFonts w:ascii="Roboto Mono for Powerline" w:hAnsi="Roboto Mono for Powerline" w:eastAsia="Roboto Mono for Powerline" w:cs="Roboto Mono for Powerline"/>
+                <w:rFonts w:ascii="Courier New" w:hAnsi="Courier New" w:eastAsia="Courier New" w:cs="Courier New"/>
                 <w:b w:val="0"/>
                 <w:i w:val="0"/>
                 <w:color w:val="000000"/>
@@ -3650,7 +3650,7 @@
             </w:pPr>
             <w:r>
               <w:rPr>
-                <w:rFonts w:ascii="Roboto Mono for Powerline" w:hAnsi="Roboto Mono for Powerline" w:eastAsia="Roboto Mono for Powerline" w:cs="Roboto Mono for Powerline"/>
+                <w:rFonts w:ascii="Courier New" w:hAnsi="Courier New" w:eastAsia="Courier New" w:cs="Courier New"/>
                 <w:b w:val="0"/>
                 <w:i w:val="0"/>
                 <w:color w:val="000000"/>
@@ -3668,7 +3668,7 @@
             </w:pPr>
             <w:r>
               <w:rPr>
-                <w:rFonts w:ascii="Roboto Mono for Powerline" w:hAnsi="Roboto Mono for Powerline" w:eastAsia="Roboto Mono for Powerline" w:cs="Roboto Mono for Powerline"/>
+                <w:rFonts w:ascii="Courier New" w:hAnsi="Courier New" w:eastAsia="Courier New" w:cs="Courier New"/>
                 <w:b w:val="0"/>
                 <w:i w:val="0"/>
                 <w:color w:val="000000"/>
@@ -3686,7 +3686,7 @@
             </w:pPr>
             <w:r>
               <w:rPr>
-                <w:rFonts w:ascii="Roboto Mono for Powerline" w:hAnsi="Roboto Mono for Powerline" w:eastAsia="Roboto Mono for Powerline" w:cs="Roboto Mono for Powerline"/>
+                <w:rFonts w:ascii="Courier New" w:hAnsi="Courier New" w:eastAsia="Courier New" w:cs="Courier New"/>
                 <w:b w:val="0"/>
                 <w:i w:val="0"/>
                 <w:color w:val="000000"/>
@@ -3704,7 +3704,7 @@
             </w:pPr>
             <w:r>
               <w:rPr>
-                <w:rFonts w:ascii="Roboto Mono for Powerline" w:hAnsi="Roboto Mono for Powerline" w:eastAsia="Roboto Mono for Powerline" w:cs="Roboto Mono for Powerline"/>
+                <w:rFonts w:ascii="Courier New" w:hAnsi="Courier New" w:eastAsia="Courier New" w:cs="Courier New"/>
                 <w:b w:val="0"/>
                 <w:i w:val="0"/>
                 <w:color w:val="000000"/>
@@ -3722,24 +3722,24 @@
             </w:pPr>
             <w:r>
               <w:rPr>
-                <w:rFonts w:ascii="Roboto Mono for Powerline" w:hAnsi="Roboto Mono for Powerline" w:eastAsia="Roboto Mono for Powerline" w:cs="Roboto Mono for Powerline"/>
-                <w:b w:val="0"/>
-                <w:i w:val="0"/>
-                <w:color w:val="000000"/>
-                <w:sz w:val="22"/>
-              </w:rPr>
-            </w:r>
-          </w:p>
-          <w:p>
-            <w:pPr>
-              <w:keepNext w:val="0"/>
-              <w:keepLines w:val="0"/>
-              <w:spacing w:before="0" w:after="0" w:line="360" w:lineRule="auto"/>
-              <w:ind w:left="0" w:right="0" w:firstLine="0"/>
-            </w:pPr>
-            <w:r>
-              <w:rPr>
-                <w:rFonts w:ascii="Roboto Mono for Powerline" w:hAnsi="Roboto Mono for Powerline" w:eastAsia="Roboto Mono for Powerline" w:cs="Roboto Mono for Powerline"/>
+                <w:rFonts w:ascii="Courier New" w:hAnsi="Courier New" w:eastAsia="Courier New" w:cs="Courier New"/>
+                <w:b w:val="0"/>
+                <w:i w:val="0"/>
+                <w:color w:val="000000"/>
+                <w:sz w:val="22"/>
+              </w:rPr>
+            </w:r>
+          </w:p>
+          <w:p>
+            <w:pPr>
+              <w:keepNext w:val="0"/>
+              <w:keepLines w:val="0"/>
+              <w:spacing w:before="0" w:after="0" w:line="360" w:lineRule="auto"/>
+              <w:ind w:left="0" w:right="0" w:firstLine="0"/>
+            </w:pPr>
+            <w:r>
+              <w:rPr>
+                <w:rFonts w:ascii="Courier New" w:hAnsi="Courier New" w:eastAsia="Courier New" w:cs="Courier New"/>
                 <w:b w:val="0"/>
                 <w:i w:val="0"/>
                 <w:color w:val="000000"/>
@@ -3757,7 +3757,7 @@
             </w:pPr>
             <w:r>
               <w:rPr>
-                <w:rFonts w:ascii="Roboto Mono for Powerline" w:hAnsi="Roboto Mono for Powerline" w:eastAsia="Roboto Mono for Powerline" w:cs="Roboto Mono for Powerline"/>
+                <w:rFonts w:ascii="Courier New" w:hAnsi="Courier New" w:eastAsia="Courier New" w:cs="Courier New"/>
                 <w:b w:val="0"/>
                 <w:i w:val="0"/>
                 <w:color w:val="000000"/>
@@ -3775,7 +3775,7 @@
             </w:pPr>
             <w:r>
               <w:rPr>
-                <w:rFonts w:ascii="Roboto Mono for Powerline" w:hAnsi="Roboto Mono for Powerline" w:eastAsia="Roboto Mono for Powerline" w:cs="Roboto Mono for Powerline"/>
+                <w:rFonts w:ascii="Courier New" w:hAnsi="Courier New" w:eastAsia="Courier New" w:cs="Courier New"/>
                 <w:b w:val="0"/>
                 <w:i w:val="0"/>
                 <w:color w:val="000000"/>
@@ -3793,7 +3793,7 @@
             </w:pPr>
             <w:r>
               <w:rPr>
-                <w:rFonts w:ascii="Roboto Mono for Powerline" w:hAnsi="Roboto Mono for Powerline" w:eastAsia="Roboto Mono for Powerline" w:cs="Roboto Mono for Powerline"/>
+                <w:rFonts w:ascii="Courier New" w:hAnsi="Courier New" w:eastAsia="Courier New" w:cs="Courier New"/>
                 <w:b w:val="0"/>
                 <w:i w:val="0"/>
                 <w:color w:val="000000"/>
@@ -3811,7 +3811,7 @@
             </w:pPr>
             <w:r>
               <w:rPr>
-                <w:rFonts w:ascii="Roboto Mono for Powerline" w:hAnsi="Roboto Mono for Powerline" w:eastAsia="Roboto Mono for Powerline" w:cs="Roboto Mono for Powerline"/>
+                <w:rFonts w:ascii="Courier New" w:hAnsi="Courier New" w:eastAsia="Courier New" w:cs="Courier New"/>
                 <w:b w:val="0"/>
                 <w:i w:val="0"/>
                 <w:color w:val="000000"/>
@@ -3829,7 +3829,7 @@
             </w:pPr>
             <w:r>
               <w:rPr>
-                <w:rFonts w:ascii="Roboto Mono for Powerline" w:hAnsi="Roboto Mono for Powerline" w:eastAsia="Roboto Mono for Powerline" w:cs="Roboto Mono for Powerline"/>
+                <w:rFonts w:ascii="Courier New" w:hAnsi="Courier New" w:eastAsia="Courier New" w:cs="Courier New"/>
                 <w:b w:val="0"/>
                 <w:i w:val="0"/>
                 <w:color w:val="000000"/>
@@ -3847,7 +3847,7 @@
             </w:pPr>
             <w:r>
               <w:rPr>
-                <w:rFonts w:ascii="Roboto Mono for Powerline" w:hAnsi="Roboto Mono for Powerline" w:eastAsia="Roboto Mono for Powerline" w:cs="Roboto Mono for Powerline"/>
+                <w:rFonts w:ascii="Courier New" w:hAnsi="Courier New" w:eastAsia="Courier New" w:cs="Courier New"/>
                 <w:b w:val="0"/>
                 <w:i w:val="0"/>
                 <w:color w:val="000000"/>
@@ -3865,7 +3865,7 @@
             </w:pPr>
             <w:r>
               <w:rPr>
-                <w:rFonts w:ascii="Roboto Mono for Powerline" w:hAnsi="Roboto Mono for Powerline" w:eastAsia="Roboto Mono for Powerline" w:cs="Roboto Mono for Powerline"/>
+                <w:rFonts w:ascii="Courier New" w:hAnsi="Courier New" w:eastAsia="Courier New" w:cs="Courier New"/>
                 <w:b w:val="0"/>
                 <w:i w:val="0"/>
                 <w:color w:val="000000"/>
@@ -3883,7 +3883,7 @@
             </w:pPr>
             <w:r>
               <w:rPr>
-                <w:rFonts w:ascii="Roboto Mono for Powerline" w:hAnsi="Roboto Mono for Powerline" w:eastAsia="Roboto Mono for Powerline" w:cs="Roboto Mono for Powerline"/>
+                <w:rFonts w:ascii="Courier New" w:hAnsi="Courier New" w:eastAsia="Courier New" w:cs="Courier New"/>
                 <w:b w:val="0"/>
                 <w:i w:val="0"/>
                 <w:color w:val="000000"/>
@@ -3901,24 +3901,24 @@
             </w:pPr>
             <w:r>
               <w:rPr>
-                <w:rFonts w:ascii="Roboto Mono for Powerline" w:hAnsi="Roboto Mono for Powerline" w:eastAsia="Roboto Mono for Powerline" w:cs="Roboto Mono for Powerline"/>
-                <w:b w:val="0"/>
-                <w:i w:val="0"/>
-                <w:color w:val="000000"/>
-                <w:sz w:val="22"/>
-              </w:rPr>
-            </w:r>
-          </w:p>
-          <w:p>
-            <w:pPr>
-              <w:keepNext w:val="0"/>
-              <w:keepLines w:val="0"/>
-              <w:spacing w:before="0" w:after="0" w:line="360" w:lineRule="auto"/>
-              <w:ind w:left="0" w:right="0" w:firstLine="0"/>
-            </w:pPr>
-            <w:r>
-              <w:rPr>
-                <w:rFonts w:ascii="Roboto Mono for Powerline" w:hAnsi="Roboto Mono for Powerline" w:eastAsia="Roboto Mono for Powerline" w:cs="Roboto Mono for Powerline"/>
+                <w:rFonts w:ascii="Courier New" w:hAnsi="Courier New" w:eastAsia="Courier New" w:cs="Courier New"/>
+                <w:b w:val="0"/>
+                <w:i w:val="0"/>
+                <w:color w:val="000000"/>
+                <w:sz w:val="22"/>
+              </w:rPr>
+            </w:r>
+          </w:p>
+          <w:p>
+            <w:pPr>
+              <w:keepNext w:val="0"/>
+              <w:keepLines w:val="0"/>
+              <w:spacing w:before="0" w:after="0" w:line="360" w:lineRule="auto"/>
+              <w:ind w:left="0" w:right="0" w:firstLine="0"/>
+            </w:pPr>
+            <w:r>
+              <w:rPr>
+                <w:rFonts w:ascii="Courier New" w:hAnsi="Courier New" w:eastAsia="Courier New" w:cs="Courier New"/>
                 <w:b w:val="0"/>
                 <w:i w:val="0"/>
                 <w:color w:val="000000"/>
@@ -3936,7 +3936,7 @@
             </w:pPr>
             <w:r>
               <w:rPr>
-                <w:rFonts w:ascii="Roboto Mono for Powerline" w:hAnsi="Roboto Mono for Powerline" w:eastAsia="Roboto Mono for Powerline" w:cs="Roboto Mono for Powerline"/>
+                <w:rFonts w:ascii="Courier New" w:hAnsi="Courier New" w:eastAsia="Courier New" w:cs="Courier New"/>
                 <w:b w:val="0"/>
                 <w:i w:val="0"/>
                 <w:color w:val="000000"/>
@@ -3954,24 +3954,24 @@
             </w:pPr>
             <w:r>
               <w:rPr>
-                <w:rFonts w:ascii="Roboto Mono for Powerline" w:hAnsi="Roboto Mono for Powerline" w:eastAsia="Roboto Mono for Powerline" w:cs="Roboto Mono for Powerline"/>
-                <w:b w:val="0"/>
-                <w:i w:val="0"/>
-                <w:color w:val="000000"/>
-                <w:sz w:val="22"/>
-              </w:rPr>
-            </w:r>
-          </w:p>
-          <w:p>
-            <w:pPr>
-              <w:keepNext w:val="0"/>
-              <w:keepLines w:val="0"/>
-              <w:spacing w:before="0" w:after="0" w:line="360" w:lineRule="auto"/>
-              <w:ind w:left="0" w:right="0" w:firstLine="0"/>
-            </w:pPr>
-            <w:r>
-              <w:rPr>
-                <w:rFonts w:ascii="Roboto Mono for Powerline" w:hAnsi="Roboto Mono for Powerline" w:eastAsia="Roboto Mono for Powerline" w:cs="Roboto Mono for Powerline"/>
+                <w:rFonts w:ascii="Courier New" w:hAnsi="Courier New" w:eastAsia="Courier New" w:cs="Courier New"/>
+                <w:b w:val="0"/>
+                <w:i w:val="0"/>
+                <w:color w:val="000000"/>
+                <w:sz w:val="22"/>
+              </w:rPr>
+            </w:r>
+          </w:p>
+          <w:p>
+            <w:pPr>
+              <w:keepNext w:val="0"/>
+              <w:keepLines w:val="0"/>
+              <w:spacing w:before="0" w:after="0" w:line="360" w:lineRule="auto"/>
+              <w:ind w:left="0" w:right="0" w:firstLine="0"/>
+            </w:pPr>
+            <w:r>
+              <w:rPr>
+                <w:rFonts w:ascii="Courier New" w:hAnsi="Courier New" w:eastAsia="Courier New" w:cs="Courier New"/>
                 <w:b w:val="0"/>
                 <w:i w:val="0"/>
                 <w:color w:val="000000"/>
@@ -3989,7 +3989,7 @@
             </w:pPr>
             <w:r>
               <w:rPr>
-                <w:rFonts w:ascii="Roboto Mono for Powerline" w:hAnsi="Roboto Mono for Powerline" w:eastAsia="Roboto Mono for Powerline" w:cs="Roboto Mono for Powerline"/>
+                <w:rFonts w:ascii="Courier New" w:hAnsi="Courier New" w:eastAsia="Courier New" w:cs="Courier New"/>
                 <w:b w:val="0"/>
                 <w:i w:val="0"/>
                 <w:color w:val="000000"/>
@@ -4007,7 +4007,7 @@
             </w:pPr>
             <w:r>
               <w:rPr>
-                <w:rFonts w:ascii="Roboto Mono for Powerline" w:hAnsi="Roboto Mono for Powerline" w:eastAsia="Roboto Mono for Powerline" w:cs="Roboto Mono for Powerline"/>
+                <w:rFonts w:ascii="Courier New" w:hAnsi="Courier New" w:eastAsia="Courier New" w:cs="Courier New"/>
                 <w:b w:val="0"/>
                 <w:i w:val="0"/>
                 <w:color w:val="000000"/>
@@ -4025,7 +4025,7 @@
             </w:pPr>
             <w:r>
               <w:rPr>
-                <w:rFonts w:ascii="Roboto Mono for Powerline" w:hAnsi="Roboto Mono for Powerline" w:eastAsia="Roboto Mono for Powerline" w:cs="Roboto Mono for Powerline"/>
+                <w:rFonts w:ascii="Courier New" w:hAnsi="Courier New" w:eastAsia="Courier New" w:cs="Courier New"/>
                 <w:b w:val="0"/>
                 <w:i w:val="0"/>
                 <w:color w:val="000000"/>
@@ -4043,7 +4043,7 @@
             </w:pPr>
             <w:r>
               <w:rPr>
-                <w:rFonts w:ascii="Roboto Mono for Powerline" w:hAnsi="Roboto Mono for Powerline" w:eastAsia="Roboto Mono for Powerline" w:cs="Roboto Mono for Powerline"/>
+                <w:rFonts w:ascii="Courier New" w:hAnsi="Courier New" w:eastAsia="Courier New" w:cs="Courier New"/>
                 <w:b w:val="0"/>
                 <w:i w:val="0"/>
                 <w:color w:val="000000"/>
@@ -4061,7 +4061,7 @@
             </w:pPr>
             <w:r>
               <w:rPr>
-                <w:rFonts w:ascii="Roboto Mono for Powerline" w:hAnsi="Roboto Mono for Powerline" w:eastAsia="Roboto Mono for Powerline" w:cs="Roboto Mono for Powerline"/>
+                <w:rFonts w:ascii="Courier New" w:hAnsi="Courier New" w:eastAsia="Courier New" w:cs="Courier New"/>
                 <w:b w:val="0"/>
                 <w:i w:val="0"/>
                 <w:color w:val="000000"/>
@@ -4079,7 +4079,7 @@
             </w:pPr>
             <w:r>
               <w:rPr>
-                <w:rFonts w:ascii="Roboto Mono for Powerline" w:hAnsi="Roboto Mono for Powerline" w:eastAsia="Roboto Mono for Powerline" w:cs="Roboto Mono for Powerline"/>
+                <w:rFonts w:ascii="Courier New" w:hAnsi="Courier New" w:eastAsia="Courier New" w:cs="Courier New"/>
                 <w:b w:val="0"/>
                 <w:i w:val="0"/>
                 <w:color w:val="000000"/>
@@ -4097,7 +4097,7 @@
             </w:pPr>
             <w:r>
               <w:rPr>
-                <w:rFonts w:ascii="Roboto Mono for Powerline" w:hAnsi="Roboto Mono for Powerline" w:eastAsia="Roboto Mono for Powerline" w:cs="Roboto Mono for Powerline"/>
+                <w:rFonts w:ascii="Courier New" w:hAnsi="Courier New" w:eastAsia="Courier New" w:cs="Courier New"/>
                 <w:b w:val="0"/>
                 <w:i w:val="0"/>
                 <w:color w:val="000000"/>
@@ -4115,7 +4115,7 @@
             </w:pPr>
             <w:r>
               <w:rPr>
-                <w:rFonts w:ascii="Roboto Mono for Powerline" w:hAnsi="Roboto Mono for Powerline" w:eastAsia="Roboto Mono for Powerline" w:cs="Roboto Mono for Powerline"/>
+                <w:rFonts w:ascii="Courier New" w:hAnsi="Courier New" w:eastAsia="Courier New" w:cs="Courier New"/>
                 <w:b w:val="0"/>
                 <w:i w:val="0"/>
                 <w:color w:val="000000"/>
@@ -4133,24 +4133,24 @@
             </w:pPr>
             <w:r>
               <w:rPr>
-                <w:rFonts w:ascii="Roboto Mono for Powerline" w:hAnsi="Roboto Mono for Powerline" w:eastAsia="Roboto Mono for Powerline" w:cs="Roboto Mono for Powerline"/>
-                <w:b w:val="0"/>
-                <w:i w:val="0"/>
-                <w:color w:val="000000"/>
-                <w:sz w:val="22"/>
-              </w:rPr>
-            </w:r>
-          </w:p>
-          <w:p>
-            <w:pPr>
-              <w:keepNext w:val="0"/>
-              <w:keepLines w:val="0"/>
-              <w:spacing w:before="0" w:after="0" w:line="360" w:lineRule="auto"/>
-              <w:ind w:left="0" w:right="0" w:firstLine="0"/>
-            </w:pPr>
-            <w:r>
-              <w:rPr>
-                <w:rFonts w:ascii="Roboto Mono for Powerline" w:hAnsi="Roboto Mono for Powerline" w:eastAsia="Roboto Mono for Powerline" w:cs="Roboto Mono for Powerline"/>
+                <w:rFonts w:ascii="Courier New" w:hAnsi="Courier New" w:eastAsia="Courier New" w:cs="Courier New"/>
+                <w:b w:val="0"/>
+                <w:i w:val="0"/>
+                <w:color w:val="000000"/>
+                <w:sz w:val="22"/>
+              </w:rPr>
+            </w:r>
+          </w:p>
+          <w:p>
+            <w:pPr>
+              <w:keepNext w:val="0"/>
+              <w:keepLines w:val="0"/>
+              <w:spacing w:before="0" w:after="0" w:line="360" w:lineRule="auto"/>
+              <w:ind w:left="0" w:right="0" w:firstLine="0"/>
+            </w:pPr>
+            <w:r>
+              <w:rPr>
+                <w:rFonts w:ascii="Courier New" w:hAnsi="Courier New" w:eastAsia="Courier New" w:cs="Courier New"/>
                 <w:b w:val="0"/>
                 <w:i w:val="0"/>
                 <w:color w:val="000000"/>
@@ -4168,7 +4168,7 @@
             </w:pPr>
             <w:r>
               <w:rPr>
-                <w:rFonts w:ascii="Roboto Mono for Powerline" w:hAnsi="Roboto Mono for Powerline" w:eastAsia="Roboto Mono for Powerline" w:cs="Roboto Mono for Powerline"/>
+                <w:rFonts w:ascii="Courier New" w:hAnsi="Courier New" w:eastAsia="Courier New" w:cs="Courier New"/>
                 <w:b w:val="0"/>
                 <w:i w:val="0"/>
                 <w:color w:val="000000"/>
@@ -4186,7 +4186,7 @@
             </w:pPr>
             <w:r>
               <w:rPr>
-                <w:rFonts w:ascii="Roboto Mono for Powerline" w:hAnsi="Roboto Mono for Powerline" w:eastAsia="Roboto Mono for Powerline" w:cs="Roboto Mono for Powerline"/>
+                <w:rFonts w:ascii="Courier New" w:hAnsi="Courier New" w:eastAsia="Courier New" w:cs="Courier New"/>
                 <w:b w:val="0"/>
                 <w:i w:val="0"/>
                 <w:color w:val="000000"/>
@@ -4204,7 +4204,7 @@
             </w:pPr>
             <w:r>
               <w:rPr>
-                <w:rFonts w:ascii="Roboto Mono for Powerline" w:hAnsi="Roboto Mono for Powerline" w:eastAsia="Roboto Mono for Powerline" w:cs="Roboto Mono for Powerline"/>
+                <w:rFonts w:ascii="Courier New" w:hAnsi="Courier New" w:eastAsia="Courier New" w:cs="Courier New"/>
                 <w:b w:val="0"/>
                 <w:i w:val="0"/>
                 <w:color w:val="000000"/>
@@ -4222,7 +4222,7 @@
             </w:pPr>
             <w:r>
               <w:rPr>
-                <w:rFonts w:ascii="Roboto Mono for Powerline" w:hAnsi="Roboto Mono for Powerline" w:eastAsia="Roboto Mono for Powerline" w:cs="Roboto Mono for Powerline"/>
+                <w:rFonts w:ascii="Courier New" w:hAnsi="Courier New" w:eastAsia="Courier New" w:cs="Courier New"/>
                 <w:b w:val="0"/>
                 <w:i w:val="0"/>
                 <w:color w:val="000000"/>
@@ -4240,7 +4240,7 @@
             </w:pPr>
             <w:r>
               <w:rPr>
-                <w:rFonts w:ascii="Roboto Mono for Powerline" w:hAnsi="Roboto Mono for Powerline" w:eastAsia="Roboto Mono for Powerline" w:cs="Roboto Mono for Powerline"/>
+                <w:rFonts w:ascii="Courier New" w:hAnsi="Courier New" w:eastAsia="Courier New" w:cs="Courier New"/>
                 <w:b w:val="0"/>
                 <w:i w:val="0"/>
                 <w:color w:val="000000"/>
@@ -4258,7 +4258,7 @@
             </w:pPr>
             <w:r>
               <w:rPr>
-                <w:rFonts w:ascii="Roboto Mono for Powerline" w:hAnsi="Roboto Mono for Powerline" w:eastAsia="Roboto Mono for Powerline" w:cs="Roboto Mono for Powerline"/>
+                <w:rFonts w:ascii="Courier New" w:hAnsi="Courier New" w:eastAsia="Courier New" w:cs="Courier New"/>
                 <w:b w:val="0"/>
                 <w:i w:val="0"/>
                 <w:color w:val="000000"/>
@@ -4276,7 +4276,7 @@
             </w:pPr>
             <w:r>
               <w:rPr>
-                <w:rFonts w:ascii="Roboto Mono for Powerline" w:hAnsi="Roboto Mono for Powerline" w:eastAsia="Roboto Mono for Powerline" w:cs="Roboto Mono for Powerline"/>
+                <w:rFonts w:ascii="Courier New" w:hAnsi="Courier New" w:eastAsia="Courier New" w:cs="Courier New"/>
                 <w:b w:val="0"/>
                 <w:i w:val="0"/>
                 <w:color w:val="000000"/>
@@ -4294,7 +4294,7 @@
             </w:pPr>
             <w:r>
               <w:rPr>
-                <w:rFonts w:ascii="Roboto Mono for Powerline" w:hAnsi="Roboto Mono for Powerline" w:eastAsia="Roboto Mono for Powerline" w:cs="Roboto Mono for Powerline"/>
+                <w:rFonts w:ascii="Courier New" w:hAnsi="Courier New" w:eastAsia="Courier New" w:cs="Courier New"/>
                 <w:b w:val="0"/>
                 <w:i w:val="0"/>
                 <w:color w:val="000000"/>
@@ -4312,7 +4312,7 @@
             </w:pPr>
             <w:r>
               <w:rPr>
-                <w:rFonts w:ascii="Roboto Mono for Powerline" w:hAnsi="Roboto Mono for Powerline" w:eastAsia="Roboto Mono for Powerline" w:cs="Roboto Mono for Powerline"/>
+                <w:rFonts w:ascii="Courier New" w:hAnsi="Courier New" w:eastAsia="Courier New" w:cs="Courier New"/>
                 <w:b w:val="0"/>
                 <w:i w:val="0"/>
                 <w:color w:val="000000"/>
@@ -4330,7 +4330,7 @@
             </w:pPr>
             <w:r>
               <w:rPr>
-                <w:rFonts w:ascii="Roboto Mono for Powerline" w:hAnsi="Roboto Mono for Powerline" w:eastAsia="Roboto Mono for Powerline" w:cs="Roboto Mono for Powerline"/>
+                <w:rFonts w:ascii="Courier New" w:hAnsi="Courier New" w:eastAsia="Courier New" w:cs="Courier New"/>
                 <w:b w:val="0"/>
                 <w:i w:val="0"/>
                 <w:color w:val="000000"/>
@@ -4348,7 +4348,7 @@
             </w:pPr>
             <w:r>
               <w:rPr>
-                <w:rFonts w:ascii="Roboto Mono for Powerline" w:hAnsi="Roboto Mono for Powerline" w:eastAsia="Roboto Mono for Powerline" w:cs="Roboto Mono for Powerline"/>
+                <w:rFonts w:ascii="Courier New" w:hAnsi="Courier New" w:eastAsia="Courier New" w:cs="Courier New"/>
                 <w:b w:val="0"/>
                 <w:i w:val="0"/>
                 <w:color w:val="000000"/>
@@ -4366,7 +4366,7 @@
             </w:pPr>
             <w:r>
               <w:rPr>
-                <w:rFonts w:ascii="Roboto Mono for Powerline" w:hAnsi="Roboto Mono for Powerline" w:eastAsia="Roboto Mono for Powerline" w:cs="Roboto Mono for Powerline"/>
+                <w:rFonts w:ascii="Courier New" w:hAnsi="Courier New" w:eastAsia="Courier New" w:cs="Courier New"/>
                 <w:b w:val="0"/>
                 <w:i w:val="0"/>
                 <w:color w:val="000000"/>
@@ -4384,7 +4384,7 @@
             </w:pPr>
             <w:r>
               <w:rPr>
-                <w:rFonts w:ascii="Roboto Mono for Powerline" w:hAnsi="Roboto Mono for Powerline" w:eastAsia="Roboto Mono for Powerline" w:cs="Roboto Mono for Powerline"/>
+                <w:rFonts w:ascii="Courier New" w:hAnsi="Courier New" w:eastAsia="Courier New" w:cs="Courier New"/>
                 <w:b w:val="0"/>
                 <w:i w:val="0"/>
                 <w:color w:val="000000"/>
@@ -4402,7 +4402,7 @@
             </w:pPr>
             <w:r>
               <w:rPr>
-                <w:rFonts w:ascii="Roboto Mono for Powerline" w:hAnsi="Roboto Mono for Powerline" w:eastAsia="Roboto Mono for Powerline" w:cs="Roboto Mono for Powerline"/>
+                <w:rFonts w:ascii="Courier New" w:hAnsi="Courier New" w:eastAsia="Courier New" w:cs="Courier New"/>
                 <w:b w:val="0"/>
                 <w:i w:val="0"/>
                 <w:color w:val="000000"/>
@@ -4420,7 +4420,7 @@
             </w:pPr>
             <w:r>
               <w:rPr>
-                <w:rFonts w:ascii="Roboto Mono for Powerline" w:hAnsi="Roboto Mono for Powerline" w:eastAsia="Roboto Mono for Powerline" w:cs="Roboto Mono for Powerline"/>
+                <w:rFonts w:ascii="Courier New" w:hAnsi="Courier New" w:eastAsia="Courier New" w:cs="Courier New"/>
                 <w:b w:val="0"/>
                 <w:i w:val="0"/>
                 <w:color w:val="000000"/>
@@ -4438,7 +4438,7 @@
             </w:pPr>
             <w:r>
               <w:rPr>
-                <w:rFonts w:ascii="Roboto Mono for Powerline" w:hAnsi="Roboto Mono for Powerline" w:eastAsia="Roboto Mono for Powerline" w:cs="Roboto Mono for Powerline"/>
+                <w:rFonts w:ascii="Courier New" w:hAnsi="Courier New" w:eastAsia="Courier New" w:cs="Courier New"/>
                 <w:b w:val="0"/>
                 <w:i w:val="0"/>
                 <w:color w:val="000000"/>
@@ -4456,7 +4456,7 @@
             </w:pPr>
             <w:r>
               <w:rPr>
-                <w:rFonts w:ascii="Roboto Mono for Powerline" w:hAnsi="Roboto Mono for Powerline" w:eastAsia="Roboto Mono for Powerline" w:cs="Roboto Mono for Powerline"/>
+                <w:rFonts w:ascii="Courier New" w:hAnsi="Courier New" w:eastAsia="Courier New" w:cs="Courier New"/>
                 <w:b w:val="0"/>
                 <w:i w:val="0"/>
                 <w:color w:val="000000"/>
@@ -4474,7 +4474,7 @@
             </w:pPr>
             <w:r>
               <w:rPr>
-                <w:rFonts w:ascii="Roboto Mono for Powerline" w:hAnsi="Roboto Mono for Powerline" w:eastAsia="Roboto Mono for Powerline" w:cs="Roboto Mono for Powerline"/>
+                <w:rFonts w:ascii="Courier New" w:hAnsi="Courier New" w:eastAsia="Courier New" w:cs="Courier New"/>
                 <w:b w:val="0"/>
                 <w:i w:val="0"/>
                 <w:color w:val="000000"/>
@@ -4492,7 +4492,7 @@
             </w:pPr>
             <w:r>
               <w:rPr>
-                <w:rFonts w:ascii="Roboto Mono for Powerline" w:hAnsi="Roboto Mono for Powerline" w:eastAsia="Roboto Mono for Powerline" w:cs="Roboto Mono for Powerline"/>
+                <w:rFonts w:ascii="Courier New" w:hAnsi="Courier New" w:eastAsia="Courier New" w:cs="Courier New"/>
                 <w:b w:val="0"/>
                 <w:i w:val="0"/>
                 <w:color w:val="000000"/>
@@ -4510,7 +4510,7 @@
             </w:pPr>
             <w:r>
               <w:rPr>
-                <w:rFonts w:ascii="Roboto Mono for Powerline" w:hAnsi="Roboto Mono for Powerline" w:eastAsia="Roboto Mono for Powerline" w:cs="Roboto Mono for Powerline"/>
+                <w:rFonts w:ascii="Courier New" w:hAnsi="Courier New" w:eastAsia="Courier New" w:cs="Courier New"/>
                 <w:b w:val="0"/>
                 <w:i w:val="0"/>
                 <w:color w:val="000000"/>
@@ -4528,7 +4528,7 @@
             </w:pPr>
             <w:r>
               <w:rPr>
-                <w:rFonts w:ascii="Roboto Mono for Powerline" w:hAnsi="Roboto Mono for Powerline" w:eastAsia="Roboto Mono for Powerline" w:cs="Roboto Mono for Powerline"/>
+                <w:rFonts w:ascii="Courier New" w:hAnsi="Courier New" w:eastAsia="Courier New" w:cs="Courier New"/>
                 <w:b w:val="0"/>
                 <w:i w:val="0"/>
                 <w:color w:val="000000"/>
@@ -4546,7 +4546,7 @@
             </w:pPr>
             <w:r>
               <w:rPr>
-                <w:rFonts w:ascii="Roboto Mono for Powerline" w:hAnsi="Roboto Mono for Powerline" w:eastAsia="Roboto Mono for Powerline" w:cs="Roboto Mono for Powerline"/>
+                <w:rFonts w:ascii="Courier New" w:hAnsi="Courier New" w:eastAsia="Courier New" w:cs="Courier New"/>
                 <w:b w:val="0"/>
                 <w:i w:val="0"/>
                 <w:color w:val="000000"/>
@@ -4564,7 +4564,7 @@
             </w:pPr>
             <w:r>
               <w:rPr>
-                <w:rFonts w:ascii="Roboto Mono for Powerline" w:hAnsi="Roboto Mono for Powerline" w:eastAsia="Roboto Mono for Powerline" w:cs="Roboto Mono for Powerline"/>
+                <w:rFonts w:ascii="Courier New" w:hAnsi="Courier New" w:eastAsia="Courier New" w:cs="Courier New"/>
                 <w:b w:val="0"/>
                 <w:i w:val="0"/>
                 <w:color w:val="000000"/>
@@ -4582,7 +4582,7 @@
             </w:pPr>
             <w:r>
               <w:rPr>
-                <w:rFonts w:ascii="Roboto Mono for Powerline" w:hAnsi="Roboto Mono for Powerline" w:eastAsia="Roboto Mono for Powerline" w:cs="Roboto Mono for Powerline"/>
+                <w:rFonts w:ascii="Courier New" w:hAnsi="Courier New" w:eastAsia="Courier New" w:cs="Courier New"/>
                 <w:b w:val="0"/>
                 <w:i w:val="0"/>
                 <w:color w:val="000000"/>
@@ -4600,7 +4600,7 @@
             </w:pPr>
             <w:r>
               <w:rPr>
-                <w:rFonts w:ascii="Roboto Mono for Powerline" w:hAnsi="Roboto Mono for Powerline" w:eastAsia="Roboto Mono for Powerline" w:cs="Roboto Mono for Powerline"/>
+                <w:rFonts w:ascii="Courier New" w:hAnsi="Courier New" w:eastAsia="Courier New" w:cs="Courier New"/>
                 <w:b w:val="0"/>
                 <w:i w:val="0"/>
                 <w:color w:val="000000"/>
@@ -4618,7 +4618,7 @@
             </w:pPr>
             <w:r>
               <w:rPr>
-                <w:rFonts w:ascii="Roboto Mono for Powerline" w:hAnsi="Roboto Mono for Powerline" w:eastAsia="Roboto Mono for Powerline" w:cs="Roboto Mono for Powerline"/>
+                <w:rFonts w:ascii="Courier New" w:hAnsi="Courier New" w:eastAsia="Courier New" w:cs="Courier New"/>
                 <w:b w:val="0"/>
                 <w:i w:val="0"/>
                 <w:color w:val="000000"/>
@@ -4636,7 +4636,7 @@
             </w:pPr>
             <w:r>
               <w:rPr>
-                <w:rFonts w:ascii="Roboto Mono for Powerline" w:hAnsi="Roboto Mono for Powerline" w:eastAsia="Roboto Mono for Powerline" w:cs="Roboto Mono for Powerline"/>
+                <w:rFonts w:ascii="Courier New" w:hAnsi="Courier New" w:eastAsia="Courier New" w:cs="Courier New"/>
                 <w:b w:val="0"/>
                 <w:i w:val="0"/>
                 <w:color w:val="000000"/>
@@ -4654,7 +4654,7 @@
             </w:pPr>
             <w:r>
               <w:rPr>
-                <w:rFonts w:ascii="Roboto Mono for Powerline" w:hAnsi="Roboto Mono for Powerline" w:eastAsia="Roboto Mono for Powerline" w:cs="Roboto Mono for Powerline"/>
+                <w:rFonts w:ascii="Courier New" w:hAnsi="Courier New" w:eastAsia="Courier New" w:cs="Courier New"/>
                 <w:b w:val="0"/>
                 <w:i w:val="0"/>
                 <w:color w:val="000000"/>
@@ -4672,7 +4672,7 @@
             </w:pPr>
             <w:r>
               <w:rPr>
-                <w:rFonts w:ascii="Roboto Mono for Powerline" w:hAnsi="Roboto Mono for Powerline" w:eastAsia="Roboto Mono for Powerline" w:cs="Roboto Mono for Powerline"/>
+                <w:rFonts w:ascii="Courier New" w:hAnsi="Courier New" w:eastAsia="Courier New" w:cs="Courier New"/>
                 <w:b w:val="0"/>
                 <w:i w:val="0"/>
                 <w:color w:val="000000"/>
@@ -4690,7 +4690,7 @@
             </w:pPr>
             <w:r>
               <w:rPr>
-                <w:rFonts w:ascii="Roboto Mono for Powerline" w:hAnsi="Roboto Mono for Powerline" w:eastAsia="Roboto Mono for Powerline" w:cs="Roboto Mono for Powerline"/>
+                <w:rFonts w:ascii="Courier New" w:hAnsi="Courier New" w:eastAsia="Courier New" w:cs="Courier New"/>
                 <w:b w:val="0"/>
                 <w:i w:val="0"/>
                 <w:color w:val="000000"/>
@@ -4708,7 +4708,7 @@
             </w:pPr>
             <w:r>
               <w:rPr>
-                <w:rFonts w:ascii="Roboto Mono for Powerline" w:hAnsi="Roboto Mono for Powerline" w:eastAsia="Roboto Mono for Powerline" w:cs="Roboto Mono for Powerline"/>
+                <w:rFonts w:ascii="Courier New" w:hAnsi="Courier New" w:eastAsia="Courier New" w:cs="Courier New"/>
                 <w:b w:val="0"/>
                 <w:i w:val="0"/>
                 <w:color w:val="000000"/>
@@ -4726,7 +4726,7 @@
             </w:pPr>
             <w:r>
               <w:rPr>
-                <w:rFonts w:ascii="Roboto Mono for Powerline" w:hAnsi="Roboto Mono for Powerline" w:eastAsia="Roboto Mono for Powerline" w:cs="Roboto Mono for Powerline"/>
+                <w:rFonts w:ascii="Courier New" w:hAnsi="Courier New" w:eastAsia="Courier New" w:cs="Courier New"/>
                 <w:b w:val="0"/>
                 <w:i w:val="0"/>
                 <w:color w:val="000000"/>
@@ -4744,7 +4744,7 @@
             </w:pPr>
             <w:r>
               <w:rPr>
-                <w:rFonts w:ascii="Roboto Mono for Powerline" w:hAnsi="Roboto Mono for Powerline" w:eastAsia="Roboto Mono for Powerline" w:cs="Roboto Mono for Powerline"/>
+                <w:rFonts w:ascii="Courier New" w:hAnsi="Courier New" w:eastAsia="Courier New" w:cs="Courier New"/>
                 <w:b w:val="0"/>
                 <w:i w:val="0"/>
                 <w:color w:val="000000"/>
@@ -4762,7 +4762,7 @@
             </w:pPr>
             <w:r>
               <w:rPr>
-                <w:rFonts w:ascii="Roboto Mono for Powerline" w:hAnsi="Roboto Mono for Powerline" w:eastAsia="Roboto Mono for Powerline" w:cs="Roboto Mono for Powerline"/>
+                <w:rFonts w:ascii="Courier New" w:hAnsi="Courier New" w:eastAsia="Courier New" w:cs="Courier New"/>
                 <w:b w:val="0"/>
                 <w:i w:val="0"/>
                 <w:color w:val="000000"/>
@@ -4780,7 +4780,7 @@
             </w:pPr>
             <w:r>
               <w:rPr>
-                <w:rFonts w:ascii="Roboto Mono for Powerline" w:hAnsi="Roboto Mono for Powerline" w:eastAsia="Roboto Mono for Powerline" w:cs="Roboto Mono for Powerline"/>
+                <w:rFonts w:ascii="Courier New" w:hAnsi="Courier New" w:eastAsia="Courier New" w:cs="Courier New"/>
                 <w:b w:val="0"/>
                 <w:i w:val="0"/>
                 <w:color w:val="000000"/>
@@ -4798,7 +4798,7 @@
             </w:pPr>
             <w:r>
               <w:rPr>
-                <w:rFonts w:ascii="Roboto Mono for Powerline" w:hAnsi="Roboto Mono for Powerline" w:eastAsia="Roboto Mono for Powerline" w:cs="Roboto Mono for Powerline"/>
+                <w:rFonts w:ascii="Courier New" w:hAnsi="Courier New" w:eastAsia="Courier New" w:cs="Courier New"/>
                 <w:b w:val="0"/>
                 <w:i w:val="0"/>
                 <w:color w:val="000000"/>
@@ -4816,7 +4816,7 @@
             </w:pPr>
             <w:r>
               <w:rPr>
-                <w:rFonts w:ascii="Roboto Mono for Powerline" w:hAnsi="Roboto Mono for Powerline" w:eastAsia="Roboto Mono for Powerline" w:cs="Roboto Mono for Powerline"/>
+                <w:rFonts w:ascii="Courier New" w:hAnsi="Courier New" w:eastAsia="Courier New" w:cs="Courier New"/>
                 <w:b w:val="0"/>
                 <w:i w:val="0"/>
                 <w:color w:val="000000"/>
@@ -4834,7 +4834,7 @@
             </w:pPr>
             <w:r>
               <w:rPr>
-                <w:rFonts w:ascii="Roboto Mono for Powerline" w:hAnsi="Roboto Mono for Powerline" w:eastAsia="Roboto Mono for Powerline" w:cs="Roboto Mono for Powerline"/>
+                <w:rFonts w:ascii="Courier New" w:hAnsi="Courier New" w:eastAsia="Courier New" w:cs="Courier New"/>
                 <w:b w:val="0"/>
                 <w:i w:val="0"/>
                 <w:color w:val="000000"/>
@@ -4852,7 +4852,7 @@
             </w:pPr>
             <w:r>
               <w:rPr>
-                <w:rFonts w:ascii="Roboto Mono for Powerline" w:hAnsi="Roboto Mono for Powerline" w:eastAsia="Roboto Mono for Powerline" w:cs="Roboto Mono for Powerline"/>
+                <w:rFonts w:ascii="Courier New" w:hAnsi="Courier New" w:eastAsia="Courier New" w:cs="Courier New"/>
                 <w:b w:val="0"/>
                 <w:i w:val="0"/>
                 <w:color w:val="000000"/>
@@ -4870,7 +4870,7 @@
             </w:pPr>
             <w:r>
               <w:rPr>
-                <w:rFonts w:ascii="Roboto Mono for Powerline" w:hAnsi="Roboto Mono for Powerline" w:eastAsia="Roboto Mono for Powerline" w:cs="Roboto Mono for Powerline"/>
+                <w:rFonts w:ascii="Courier New" w:hAnsi="Courier New" w:eastAsia="Courier New" w:cs="Courier New"/>
                 <w:b w:val="0"/>
                 <w:i w:val="0"/>
                 <w:color w:val="000000"/>
@@ -4888,7 +4888,7 @@
             </w:pPr>
             <w:r>
               <w:rPr>
-                <w:rFonts w:ascii="Roboto Mono for Powerline" w:hAnsi="Roboto Mono for Powerline" w:eastAsia="Roboto Mono for Powerline" w:cs="Roboto Mono for Powerline"/>
+                <w:rFonts w:ascii="Courier New" w:hAnsi="Courier New" w:eastAsia="Courier New" w:cs="Courier New"/>
                 <w:b w:val="0"/>
                 <w:i w:val="0"/>
                 <w:color w:val="000000"/>
@@ -4906,7 +4906,7 @@
             </w:pPr>
             <w:r>
               <w:rPr>
-                <w:rFonts w:ascii="Roboto Mono for Powerline" w:hAnsi="Roboto Mono for Powerline" w:eastAsia="Roboto Mono for Powerline" w:cs="Roboto Mono for Powerline"/>
+                <w:rFonts w:ascii="Courier New" w:hAnsi="Courier New" w:eastAsia="Courier New" w:cs="Courier New"/>
                 <w:b w:val="0"/>
                 <w:i w:val="0"/>
                 <w:color w:val="000000"/>
@@ -4924,7 +4924,7 @@
             </w:pPr>
             <w:r>
               <w:rPr>
-                <w:rFonts w:ascii="Roboto Mono for Powerline" w:hAnsi="Roboto Mono for Powerline" w:eastAsia="Roboto Mono for Powerline" w:cs="Roboto Mono for Powerline"/>
+                <w:rFonts w:ascii="Courier New" w:hAnsi="Courier New" w:eastAsia="Courier New" w:cs="Courier New"/>
                 <w:b w:val="0"/>
                 <w:i w:val="0"/>
                 <w:color w:val="000000"/>
@@ -4942,7 +4942,7 @@
             </w:pPr>
             <w:r>
               <w:rPr>
-                <w:rFonts w:ascii="Roboto Mono for Powerline" w:hAnsi="Roboto Mono for Powerline" w:eastAsia="Roboto Mono for Powerline" w:cs="Roboto Mono for Powerline"/>
+                <w:rFonts w:ascii="Courier New" w:hAnsi="Courier New" w:eastAsia="Courier New" w:cs="Courier New"/>
                 <w:b w:val="0"/>
                 <w:i w:val="0"/>
                 <w:color w:val="000000"/>
@@ -4960,7 +4960,7 @@
             </w:pPr>
             <w:r>
               <w:rPr>
-                <w:rFonts w:ascii="Roboto Mono for Powerline" w:hAnsi="Roboto Mono for Powerline" w:eastAsia="Roboto Mono for Powerline" w:cs="Roboto Mono for Powerline"/>
+                <w:rFonts w:ascii="Courier New" w:hAnsi="Courier New" w:eastAsia="Courier New" w:cs="Courier New"/>
                 <w:b w:val="0"/>
                 <w:i w:val="0"/>
                 <w:color w:val="000000"/>
@@ -4978,7 +4978,7 @@
             </w:pPr>
             <w:r>
               <w:rPr>
-                <w:rFonts w:ascii="Roboto Mono for Powerline" w:hAnsi="Roboto Mono for Powerline" w:eastAsia="Roboto Mono for Powerline" w:cs="Roboto Mono for Powerline"/>
+                <w:rFonts w:ascii="Courier New" w:hAnsi="Courier New" w:eastAsia="Courier New" w:cs="Courier New"/>
                 <w:b w:val="0"/>
                 <w:i w:val="0"/>
                 <w:color w:val="000000"/>
@@ -4996,7 +4996,7 @@
             </w:pPr>
             <w:r>
               <w:rPr>
-                <w:rFonts w:ascii="Roboto Mono for Powerline" w:hAnsi="Roboto Mono for Powerline" w:eastAsia="Roboto Mono for Powerline" w:cs="Roboto Mono for Powerline"/>
+                <w:rFonts w:ascii="Courier New" w:hAnsi="Courier New" w:eastAsia="Courier New" w:cs="Courier New"/>
                 <w:b w:val="0"/>
                 <w:i w:val="0"/>
                 <w:color w:val="000000"/>
@@ -5014,7 +5014,7 @@
             </w:pPr>
             <w:r>
               <w:rPr>
-                <w:rFonts w:ascii="Roboto Mono for Powerline" w:hAnsi="Roboto Mono for Powerline" w:eastAsia="Roboto Mono for Powerline" w:cs="Roboto Mono for Powerline"/>
+                <w:rFonts w:ascii="Courier New" w:hAnsi="Courier New" w:eastAsia="Courier New" w:cs="Courier New"/>
                 <w:b w:val="0"/>
                 <w:i w:val="0"/>
                 <w:color w:val="000000"/>
@@ -5032,7 +5032,7 @@
             </w:pPr>
             <w:r>
               <w:rPr>
-                <w:rFonts w:ascii="Roboto Mono for Powerline" w:hAnsi="Roboto Mono for Powerline" w:eastAsia="Roboto Mono for Powerline" w:cs="Roboto Mono for Powerline"/>
+                <w:rFonts w:ascii="Courier New" w:hAnsi="Courier New" w:eastAsia="Courier New" w:cs="Courier New"/>
                 <w:b w:val="0"/>
                 <w:i w:val="0"/>
                 <w:color w:val="000000"/>
@@ -5050,7 +5050,7 @@
             </w:pPr>
             <w:r>
               <w:rPr>
-                <w:rFonts w:ascii="Roboto Mono for Powerline" w:hAnsi="Roboto Mono for Powerline" w:eastAsia="Roboto Mono for Powerline" w:cs="Roboto Mono for Powerline"/>
+                <w:rFonts w:ascii="Courier New" w:hAnsi="Courier New" w:eastAsia="Courier New" w:cs="Courier New"/>
                 <w:b w:val="0"/>
                 <w:i w:val="0"/>
                 <w:color w:val="000000"/>
@@ -5068,7 +5068,7 @@
             </w:pPr>
             <w:r>
               <w:rPr>
-                <w:rFonts w:ascii="Roboto Mono for Powerline" w:hAnsi="Roboto Mono for Powerline" w:eastAsia="Roboto Mono for Powerline" w:cs="Roboto Mono for Powerline"/>
+                <w:rFonts w:ascii="Courier New" w:hAnsi="Courier New" w:eastAsia="Courier New" w:cs="Courier New"/>
                 <w:b w:val="0"/>
                 <w:i w:val="0"/>
                 <w:color w:val="000000"/>
@@ -5086,7 +5086,7 @@
             </w:pPr>
             <w:r>
               <w:rPr>
-                <w:rFonts w:ascii="Roboto Mono for Powerline" w:hAnsi="Roboto Mono for Powerline" w:eastAsia="Roboto Mono for Powerline" w:cs="Roboto Mono for Powerline"/>
+                <w:rFonts w:ascii="Courier New" w:hAnsi="Courier New" w:eastAsia="Courier New" w:cs="Courier New"/>
                 <w:b w:val="0"/>
                 <w:i w:val="0"/>
                 <w:color w:val="000000"/>
@@ -5104,7 +5104,7 @@
             </w:pPr>
             <w:r>
               <w:rPr>
-                <w:rFonts w:ascii="Roboto Mono for Powerline" w:hAnsi="Roboto Mono for Powerline" w:eastAsia="Roboto Mono for Powerline" w:cs="Roboto Mono for Powerline"/>
+                <w:rFonts w:ascii="Courier New" w:hAnsi="Courier New" w:eastAsia="Courier New" w:cs="Courier New"/>
                 <w:b w:val="0"/>
                 <w:i w:val="0"/>
                 <w:color w:val="000000"/>
@@ -5122,7 +5122,7 @@
             </w:pPr>
             <w:r>
               <w:rPr>
-                <w:rFonts w:ascii="Roboto Mono for Powerline" w:hAnsi="Roboto Mono for Powerline" w:eastAsia="Roboto Mono for Powerline" w:cs="Roboto Mono for Powerline"/>
+                <w:rFonts w:ascii="Courier New" w:hAnsi="Courier New" w:eastAsia="Courier New" w:cs="Courier New"/>
                 <w:b w:val="0"/>
                 <w:i w:val="0"/>
                 <w:color w:val="000000"/>
@@ -5140,7 +5140,7 @@
             </w:pPr>
             <w:r>
               <w:rPr>
-                <w:rFonts w:ascii="Roboto Mono for Powerline" w:hAnsi="Roboto Mono for Powerline" w:eastAsia="Roboto Mono for Powerline" w:cs="Roboto Mono for Powerline"/>
+                <w:rFonts w:ascii="Courier New" w:hAnsi="Courier New" w:eastAsia="Courier New" w:cs="Courier New"/>
                 <w:b w:val="0"/>
                 <w:i w:val="0"/>
                 <w:color w:val="000000"/>
@@ -5158,7 +5158,7 @@
             </w:pPr>
             <w:r>
               <w:rPr>
-                <w:rFonts w:ascii="Roboto Mono for Powerline" w:hAnsi="Roboto Mono for Powerline" w:eastAsia="Roboto Mono for Powerline" w:cs="Roboto Mono for Powerline"/>
+                <w:rFonts w:ascii="Courier New" w:hAnsi="Courier New" w:eastAsia="Courier New" w:cs="Courier New"/>
                 <w:b w:val="0"/>
                 <w:i w:val="0"/>
                 <w:color w:val="000000"/>
@@ -5176,7 +5176,7 @@
             </w:pPr>
             <w:r>
               <w:rPr>
-                <w:rFonts w:ascii="Roboto Mono for Powerline" w:hAnsi="Roboto Mono for Powerline" w:eastAsia="Roboto Mono for Powerline" w:cs="Roboto Mono for Powerline"/>
+                <w:rFonts w:ascii="Courier New" w:hAnsi="Courier New" w:eastAsia="Courier New" w:cs="Courier New"/>
                 <w:b w:val="0"/>
                 <w:i w:val="0"/>
                 <w:color w:val="000000"/>
@@ -5194,7 +5194,7 @@
             </w:pPr>
             <w:r>
               <w:rPr>
-                <w:rFonts w:ascii="Roboto Mono for Powerline" w:hAnsi="Roboto Mono for Powerline" w:eastAsia="Roboto Mono for Powerline" w:cs="Roboto Mono for Powerline"/>
+                <w:rFonts w:ascii="Courier New" w:hAnsi="Courier New" w:eastAsia="Courier New" w:cs="Courier New"/>
                 <w:b w:val="0"/>
                 <w:i w:val="0"/>
                 <w:color w:val="000000"/>
@@ -5212,7 +5212,7 @@
             </w:pPr>
             <w:r>
               <w:rPr>
-                <w:rFonts w:ascii="Roboto Mono for Powerline" w:hAnsi="Roboto Mono for Powerline" w:eastAsia="Roboto Mono for Powerline" w:cs="Roboto Mono for Powerline"/>
+                <w:rFonts w:ascii="Courier New" w:hAnsi="Courier New" w:eastAsia="Courier New" w:cs="Courier New"/>
                 <w:b w:val="0"/>
                 <w:i w:val="0"/>
                 <w:color w:val="000000"/>
@@ -5230,7 +5230,7 @@
             </w:pPr>
             <w:r>
               <w:rPr>
-                <w:rFonts w:ascii="Roboto Mono for Powerline" w:hAnsi="Roboto Mono for Powerline" w:eastAsia="Roboto Mono for Powerline" w:cs="Roboto Mono for Powerline"/>
+                <w:rFonts w:ascii="Courier New" w:hAnsi="Courier New" w:eastAsia="Courier New" w:cs="Courier New"/>
                 <w:b w:val="0"/>
                 <w:i w:val="0"/>
                 <w:color w:val="000000"/>
@@ -5248,7 +5248,7 @@
             </w:pPr>
             <w:r>
               <w:rPr>
-                <w:rFonts w:ascii="Roboto Mono for Powerline" w:hAnsi="Roboto Mono for Powerline" w:eastAsia="Roboto Mono for Powerline" w:cs="Roboto Mono for Powerline"/>
+                <w:rFonts w:ascii="Courier New" w:hAnsi="Courier New" w:eastAsia="Courier New" w:cs="Courier New"/>
                 <w:b w:val="0"/>
                 <w:i w:val="0"/>
                 <w:color w:val="000000"/>
@@ -5266,7 +5266,7 @@
             </w:pPr>
             <w:r>
               <w:rPr>
-                <w:rFonts w:ascii="Roboto Mono for Powerline" w:hAnsi="Roboto Mono for Powerline" w:eastAsia="Roboto Mono for Powerline" w:cs="Roboto Mono for Powerline"/>
+                <w:rFonts w:ascii="Courier New" w:hAnsi="Courier New" w:eastAsia="Courier New" w:cs="Courier New"/>
                 <w:b w:val="0"/>
                 <w:i w:val="0"/>
                 <w:color w:val="000000"/>
@@ -5284,7 +5284,7 @@
             </w:pPr>
             <w:r>
               <w:rPr>
-                <w:rFonts w:ascii="Roboto Mono for Powerline" w:hAnsi="Roboto Mono for Powerline" w:eastAsia="Roboto Mono for Powerline" w:cs="Roboto Mono for Powerline"/>
+                <w:rFonts w:ascii="Courier New" w:hAnsi="Courier New" w:eastAsia="Courier New" w:cs="Courier New"/>
                 <w:b w:val="0"/>
                 <w:i w:val="0"/>
                 <w:color w:val="000000"/>
@@ -5302,7 +5302,7 @@
             </w:pPr>
             <w:r>
               <w:rPr>
-                <w:rFonts w:ascii="Roboto Mono for Powerline" w:hAnsi="Roboto Mono for Powerline" w:eastAsia="Roboto Mono for Powerline" w:cs="Roboto Mono for Powerline"/>
+                <w:rFonts w:ascii="Courier New" w:hAnsi="Courier New" w:eastAsia="Courier New" w:cs="Courier New"/>
                 <w:b w:val="0"/>
                 <w:i w:val="0"/>
                 <w:color w:val="000000"/>
@@ -5320,7 +5320,7 @@
             </w:pPr>
             <w:r>
               <w:rPr>
-                <w:rFonts w:ascii="Roboto Mono for Powerline" w:hAnsi="Roboto Mono for Powerline" w:eastAsia="Roboto Mono for Powerline" w:cs="Roboto Mono for Powerline"/>
+                <w:rFonts w:ascii="Courier New" w:hAnsi="Courier New" w:eastAsia="Courier New" w:cs="Courier New"/>
                 <w:b w:val="0"/>
                 <w:i w:val="0"/>
                 <w:color w:val="000000"/>
@@ -5338,7 +5338,7 @@
             </w:pPr>
             <w:r>
               <w:rPr>
-                <w:rFonts w:ascii="Roboto Mono for Powerline" w:hAnsi="Roboto Mono for Powerline" w:eastAsia="Roboto Mono for Powerline" w:cs="Roboto Mono for Powerline"/>
+                <w:rFonts w:ascii="Courier New" w:hAnsi="Courier New" w:eastAsia="Courier New" w:cs="Courier New"/>
                 <w:b w:val="0"/>
                 <w:i w:val="0"/>
                 <w:color w:val="000000"/>
@@ -5356,7 +5356,7 @@
             </w:pPr>
             <w:r>
               <w:rPr>
-                <w:rFonts w:ascii="Roboto Mono for Powerline" w:hAnsi="Roboto Mono for Powerline" w:eastAsia="Roboto Mono for Powerline" w:cs="Roboto Mono for Powerline"/>
+                <w:rFonts w:ascii="Courier New" w:hAnsi="Courier New" w:eastAsia="Courier New" w:cs="Courier New"/>
                 <w:b w:val="0"/>
                 <w:i w:val="0"/>
                 <w:color w:val="000000"/>
@@ -5374,7 +5374,7 @@
             </w:pPr>
             <w:r>
               <w:rPr>
-                <w:rFonts w:ascii="Roboto Mono for Powerline" w:hAnsi="Roboto Mono for Powerline" w:eastAsia="Roboto Mono for Powerline" w:cs="Roboto Mono for Powerline"/>
+                <w:rFonts w:ascii="Courier New" w:hAnsi="Courier New" w:eastAsia="Courier New" w:cs="Courier New"/>
                 <w:b w:val="0"/>
                 <w:i w:val="0"/>
                 <w:color w:val="000000"/>
@@ -5392,7 +5392,7 @@
             </w:pPr>
             <w:r>
               <w:rPr>
-                <w:rFonts w:ascii="Roboto Mono for Powerline" w:hAnsi="Roboto Mono for Powerline" w:eastAsia="Roboto Mono for Powerline" w:cs="Roboto Mono for Powerline"/>
+                <w:rFonts w:ascii="Courier New" w:hAnsi="Courier New" w:eastAsia="Courier New" w:cs="Courier New"/>
                 <w:b w:val="0"/>
                 <w:i w:val="0"/>
                 <w:color w:val="000000"/>
@@ -5410,7 +5410,7 @@
             </w:pPr>
             <w:r>
               <w:rPr>
-                <w:rFonts w:ascii="Roboto Mono for Powerline" w:hAnsi="Roboto Mono for Powerline" w:eastAsia="Roboto Mono for Powerline" w:cs="Roboto Mono for Powerline"/>
+                <w:rFonts w:ascii="Courier New" w:hAnsi="Courier New" w:eastAsia="Courier New" w:cs="Courier New"/>
                 <w:b w:val="0"/>
                 <w:i w:val="0"/>
                 <w:color w:val="000000"/>
@@ -5428,7 +5428,7 @@
             </w:pPr>
             <w:r>
               <w:rPr>
-                <w:rFonts w:ascii="Roboto Mono for Powerline" w:hAnsi="Roboto Mono for Powerline" w:eastAsia="Roboto Mono for Powerline" w:cs="Roboto Mono for Powerline"/>
+                <w:rFonts w:ascii="Courier New" w:hAnsi="Courier New" w:eastAsia="Courier New" w:cs="Courier New"/>
                 <w:b w:val="0"/>
                 <w:i w:val="0"/>
                 <w:color w:val="000000"/>
@@ -5446,7 +5446,7 @@
             </w:pPr>
             <w:r>
               <w:rPr>
-                <w:rFonts w:ascii="Roboto Mono for Powerline" w:hAnsi="Roboto Mono for Powerline" w:eastAsia="Roboto Mono for Powerline" w:cs="Roboto Mono for Powerline"/>
+                <w:rFonts w:ascii="Courier New" w:hAnsi="Courier New" w:eastAsia="Courier New" w:cs="Courier New"/>
                 <w:b w:val="0"/>
                 <w:i w:val="0"/>
                 <w:color w:val="000000"/>
@@ -5526,10 +5526,10 @@
               <w:insideV w:val="nil"/>
             </w:tcBorders>
             <w:tcMar>
-              <w:top w:w="140" w:type="dxa"/>
-              <w:start w:w="180" w:type="dxa"/>
-              <w:bottom w:w="140" w:type="dxa"/>
-              <w:end w:w="180" w:type="dxa"/>
+              <w:top w:w="240" w:type="dxa"/>
+              <w:start w:w="280" w:type="dxa"/>
+              <w:bottom w:w="240" w:type="dxa"/>
+              <w:end w:w="280" w:type="dxa"/>
             </w:tcMar>
           </w:tcPr>
           <w:p>
@@ -5541,7 +5541,7 @@
             </w:pPr>
             <w:r>
               <w:rPr>
-                <w:rFonts w:ascii="Roboto Mono for Powerline" w:hAnsi="Roboto Mono for Powerline" w:eastAsia="Roboto Mono for Powerline" w:cs="Roboto Mono for Powerline"/>
+                <w:rFonts w:ascii="Courier New" w:hAnsi="Courier New" w:eastAsia="Courier New" w:cs="Courier New"/>
                 <w:b w:val="0"/>
                 <w:i w:val="0"/>
                 <w:color w:val="000000"/>
@@ -5559,24 +5559,24 @@
             </w:pPr>
             <w:r>
               <w:rPr>
-                <w:rFonts w:ascii="Roboto Mono for Powerline" w:hAnsi="Roboto Mono for Powerline" w:eastAsia="Roboto Mono for Powerline" w:cs="Roboto Mono for Powerline"/>
-                <w:b w:val="0"/>
-                <w:i w:val="0"/>
-                <w:color w:val="000000"/>
-                <w:sz w:val="22"/>
-              </w:rPr>
-            </w:r>
-          </w:p>
-          <w:p>
-            <w:pPr>
-              <w:keepNext w:val="0"/>
-              <w:keepLines w:val="0"/>
-              <w:spacing w:before="0" w:after="0" w:line="360" w:lineRule="auto"/>
-              <w:ind w:left="0" w:right="0" w:firstLine="0"/>
-            </w:pPr>
-            <w:r>
-              <w:rPr>
-                <w:rFonts w:ascii="Roboto Mono for Powerline" w:hAnsi="Roboto Mono for Powerline" w:eastAsia="Roboto Mono for Powerline" w:cs="Roboto Mono for Powerline"/>
+                <w:rFonts w:ascii="Courier New" w:hAnsi="Courier New" w:eastAsia="Courier New" w:cs="Courier New"/>
+                <w:b w:val="0"/>
+                <w:i w:val="0"/>
+                <w:color w:val="000000"/>
+                <w:sz w:val="22"/>
+              </w:rPr>
+            </w:r>
+          </w:p>
+          <w:p>
+            <w:pPr>
+              <w:keepNext w:val="0"/>
+              <w:keepLines w:val="0"/>
+              <w:spacing w:before="0" w:after="0" w:line="360" w:lineRule="auto"/>
+              <w:ind w:left="0" w:right="0" w:firstLine="0"/>
+            </w:pPr>
+            <w:r>
+              <w:rPr>
+                <w:rFonts w:ascii="Courier New" w:hAnsi="Courier New" w:eastAsia="Courier New" w:cs="Courier New"/>
                 <w:b w:val="0"/>
                 <w:i w:val="0"/>
                 <w:color w:val="000000"/>
@@ -5594,7 +5594,7 @@
             </w:pPr>
             <w:r>
               <w:rPr>
-                <w:rFonts w:ascii="Roboto Mono for Powerline" w:hAnsi="Roboto Mono for Powerline" w:eastAsia="Roboto Mono for Powerline" w:cs="Roboto Mono for Powerline"/>
+                <w:rFonts w:ascii="Courier New" w:hAnsi="Courier New" w:eastAsia="Courier New" w:cs="Courier New"/>
                 <w:b w:val="0"/>
                 <w:i w:val="0"/>
                 <w:color w:val="000000"/>
@@ -5612,7 +5612,7 @@
             </w:pPr>
             <w:r>
               <w:rPr>
-                <w:rFonts w:ascii="Roboto Mono for Powerline" w:hAnsi="Roboto Mono for Powerline" w:eastAsia="Roboto Mono for Powerline" w:cs="Roboto Mono for Powerline"/>
+                <w:rFonts w:ascii="Courier New" w:hAnsi="Courier New" w:eastAsia="Courier New" w:cs="Courier New"/>
                 <w:b w:val="0"/>
                 <w:i w:val="0"/>
                 <w:color w:val="000000"/>
@@ -5630,7 +5630,7 @@
             </w:pPr>
             <w:r>
               <w:rPr>
-                <w:rFonts w:ascii="Roboto Mono for Powerline" w:hAnsi="Roboto Mono for Powerline" w:eastAsia="Roboto Mono for Powerline" w:cs="Roboto Mono for Powerline"/>
+                <w:rFonts w:ascii="Courier New" w:hAnsi="Courier New" w:eastAsia="Courier New" w:cs="Courier New"/>
                 <w:b w:val="0"/>
                 <w:i w:val="0"/>
                 <w:color w:val="000000"/>
@@ -5648,7 +5648,7 @@
             </w:pPr>
             <w:r>
               <w:rPr>
-                <w:rFonts w:ascii="Roboto Mono for Powerline" w:hAnsi="Roboto Mono for Powerline" w:eastAsia="Roboto Mono for Powerline" w:cs="Roboto Mono for Powerline"/>
+                <w:rFonts w:ascii="Courier New" w:hAnsi="Courier New" w:eastAsia="Courier New" w:cs="Courier New"/>
                 <w:b w:val="0"/>
                 <w:i w:val="0"/>
                 <w:color w:val="000000"/>
@@ -5666,7 +5666,7 @@
             </w:pPr>
             <w:r>
               <w:rPr>
-                <w:rFonts w:ascii="Roboto Mono for Powerline" w:hAnsi="Roboto Mono for Powerline" w:eastAsia="Roboto Mono for Powerline" w:cs="Roboto Mono for Powerline"/>
+                <w:rFonts w:ascii="Courier New" w:hAnsi="Courier New" w:eastAsia="Courier New" w:cs="Courier New"/>
                 <w:b w:val="0"/>
                 <w:i w:val="0"/>
                 <w:color w:val="000000"/>
@@ -5684,7 +5684,7 @@
             </w:pPr>
             <w:r>
               <w:rPr>
-                <w:rFonts w:ascii="Roboto Mono for Powerline" w:hAnsi="Roboto Mono for Powerline" w:eastAsia="Roboto Mono for Powerline" w:cs="Roboto Mono for Powerline"/>
+                <w:rFonts w:ascii="Courier New" w:hAnsi="Courier New" w:eastAsia="Courier New" w:cs="Courier New"/>
                 <w:b w:val="0"/>
                 <w:i w:val="0"/>
                 <w:color w:val="000000"/>
@@ -5702,7 +5702,7 @@
             </w:pPr>
             <w:r>
               <w:rPr>
-                <w:rFonts w:ascii="Roboto Mono for Powerline" w:hAnsi="Roboto Mono for Powerline" w:eastAsia="Roboto Mono for Powerline" w:cs="Roboto Mono for Powerline"/>
+                <w:rFonts w:ascii="Courier New" w:hAnsi="Courier New" w:eastAsia="Courier New" w:cs="Courier New"/>
                 <w:b w:val="0"/>
                 <w:i w:val="0"/>
                 <w:color w:val="000000"/>
@@ -5720,24 +5720,24 @@
             </w:pPr>
             <w:r>
               <w:rPr>
-                <w:rFonts w:ascii="Roboto Mono for Powerline" w:hAnsi="Roboto Mono for Powerline" w:eastAsia="Roboto Mono for Powerline" w:cs="Roboto Mono for Powerline"/>
-                <w:b w:val="0"/>
-                <w:i w:val="0"/>
-                <w:color w:val="000000"/>
-                <w:sz w:val="22"/>
-              </w:rPr>
-            </w:r>
-          </w:p>
-          <w:p>
-            <w:pPr>
-              <w:keepNext w:val="0"/>
-              <w:keepLines w:val="0"/>
-              <w:spacing w:before="0" w:after="0" w:line="360" w:lineRule="auto"/>
-              <w:ind w:left="0" w:right="0" w:firstLine="0"/>
-            </w:pPr>
-            <w:r>
-              <w:rPr>
-                <w:rFonts w:ascii="Roboto Mono for Powerline" w:hAnsi="Roboto Mono for Powerline" w:eastAsia="Roboto Mono for Powerline" w:cs="Roboto Mono for Powerline"/>
+                <w:rFonts w:ascii="Courier New" w:hAnsi="Courier New" w:eastAsia="Courier New" w:cs="Courier New"/>
+                <w:b w:val="0"/>
+                <w:i w:val="0"/>
+                <w:color w:val="000000"/>
+                <w:sz w:val="22"/>
+              </w:rPr>
+            </w:r>
+          </w:p>
+          <w:p>
+            <w:pPr>
+              <w:keepNext w:val="0"/>
+              <w:keepLines w:val="0"/>
+              <w:spacing w:before="0" w:after="0" w:line="360" w:lineRule="auto"/>
+              <w:ind w:left="0" w:right="0" w:firstLine="0"/>
+            </w:pPr>
+            <w:r>
+              <w:rPr>
+                <w:rFonts w:ascii="Courier New" w:hAnsi="Courier New" w:eastAsia="Courier New" w:cs="Courier New"/>
                 <w:b w:val="0"/>
                 <w:i w:val="0"/>
                 <w:color w:val="000000"/>
@@ -5755,7 +5755,7 @@
             </w:pPr>
             <w:r>
               <w:rPr>
-                <w:rFonts w:ascii="Roboto Mono for Powerline" w:hAnsi="Roboto Mono for Powerline" w:eastAsia="Roboto Mono for Powerline" w:cs="Roboto Mono for Powerline"/>
+                <w:rFonts w:ascii="Courier New" w:hAnsi="Courier New" w:eastAsia="Courier New" w:cs="Courier New"/>
                 <w:b w:val="0"/>
                 <w:i w:val="0"/>
                 <w:color w:val="000000"/>
@@ -5773,7 +5773,7 @@
             </w:pPr>
             <w:r>
               <w:rPr>
-                <w:rFonts w:ascii="Roboto Mono for Powerline" w:hAnsi="Roboto Mono for Powerline" w:eastAsia="Roboto Mono for Powerline" w:cs="Roboto Mono for Powerline"/>
+                <w:rFonts w:ascii="Courier New" w:hAnsi="Courier New" w:eastAsia="Courier New" w:cs="Courier New"/>
                 <w:b w:val="0"/>
                 <w:i w:val="0"/>
                 <w:color w:val="000000"/>
@@ -5791,7 +5791,7 @@
             </w:pPr>
             <w:r>
               <w:rPr>
-                <w:rFonts w:ascii="Roboto Mono for Powerline" w:hAnsi="Roboto Mono for Powerline" w:eastAsia="Roboto Mono for Powerline" w:cs="Roboto Mono for Powerline"/>
+                <w:rFonts w:ascii="Courier New" w:hAnsi="Courier New" w:eastAsia="Courier New" w:cs="Courier New"/>
                 <w:b w:val="0"/>
                 <w:i w:val="0"/>
                 <w:color w:val="000000"/>
@@ -5809,7 +5809,7 @@
             </w:pPr>
             <w:r>
               <w:rPr>
-                <w:rFonts w:ascii="Roboto Mono for Powerline" w:hAnsi="Roboto Mono for Powerline" w:eastAsia="Roboto Mono for Powerline" w:cs="Roboto Mono for Powerline"/>
+                <w:rFonts w:ascii="Courier New" w:hAnsi="Courier New" w:eastAsia="Courier New" w:cs="Courier New"/>
                 <w:b w:val="0"/>
                 <w:i w:val="0"/>
                 <w:color w:val="000000"/>
@@ -5827,7 +5827,7 @@
             </w:pPr>
             <w:r>
               <w:rPr>
-                <w:rFonts w:ascii="Roboto Mono for Powerline" w:hAnsi="Roboto Mono for Powerline" w:eastAsia="Roboto Mono for Powerline" w:cs="Roboto Mono for Powerline"/>
+                <w:rFonts w:ascii="Courier New" w:hAnsi="Courier New" w:eastAsia="Courier New" w:cs="Courier New"/>
                 <w:b w:val="0"/>
                 <w:i w:val="0"/>
                 <w:color w:val="000000"/>
@@ -5845,7 +5845,7 @@
             </w:pPr>
             <w:r>
               <w:rPr>
-                <w:rFonts w:ascii="Roboto Mono for Powerline" w:hAnsi="Roboto Mono for Powerline" w:eastAsia="Roboto Mono for Powerline" w:cs="Roboto Mono for Powerline"/>
+                <w:rFonts w:ascii="Courier New" w:hAnsi="Courier New" w:eastAsia="Courier New" w:cs="Courier New"/>
                 <w:b w:val="0"/>
                 <w:i w:val="0"/>
                 <w:color w:val="000000"/>
@@ -5863,7 +5863,7 @@
             </w:pPr>
             <w:r>
               <w:rPr>
-                <w:rFonts w:ascii="Roboto Mono for Powerline" w:hAnsi="Roboto Mono for Powerline" w:eastAsia="Roboto Mono for Powerline" w:cs="Roboto Mono for Powerline"/>
+                <w:rFonts w:ascii="Courier New" w:hAnsi="Courier New" w:eastAsia="Courier New" w:cs="Courier New"/>
                 <w:b w:val="0"/>
                 <w:i w:val="0"/>
                 <w:color w:val="000000"/>
@@ -5881,7 +5881,7 @@
             </w:pPr>
             <w:r>
               <w:rPr>
-                <w:rFonts w:ascii="Roboto Mono for Powerline" w:hAnsi="Roboto Mono for Powerline" w:eastAsia="Roboto Mono for Powerline" w:cs="Roboto Mono for Powerline"/>
+                <w:rFonts w:ascii="Courier New" w:hAnsi="Courier New" w:eastAsia="Courier New" w:cs="Courier New"/>
                 <w:b w:val="0"/>
                 <w:i w:val="0"/>
                 <w:color w:val="000000"/>
@@ -5899,7 +5899,7 @@
             </w:pPr>
             <w:r>
               <w:rPr>
-                <w:rFonts w:ascii="Roboto Mono for Powerline" w:hAnsi="Roboto Mono for Powerline" w:eastAsia="Roboto Mono for Powerline" w:cs="Roboto Mono for Powerline"/>
+                <w:rFonts w:ascii="Courier New" w:hAnsi="Courier New" w:eastAsia="Courier New" w:cs="Courier New"/>
                 <w:b w:val="0"/>
                 <w:i w:val="0"/>
                 <w:color w:val="000000"/>
@@ -5917,7 +5917,7 @@
             </w:pPr>
             <w:r>
               <w:rPr>
-                <w:rFonts w:ascii="Roboto Mono for Powerline" w:hAnsi="Roboto Mono for Powerline" w:eastAsia="Roboto Mono for Powerline" w:cs="Roboto Mono for Powerline"/>
+                <w:rFonts w:ascii="Courier New" w:hAnsi="Courier New" w:eastAsia="Courier New" w:cs="Courier New"/>
                 <w:b w:val="0"/>
                 <w:i w:val="0"/>
                 <w:color w:val="000000"/>
@@ -5935,7 +5935,7 @@
             </w:pPr>
             <w:r>
               <w:rPr>
-                <w:rFonts w:ascii="Roboto Mono for Powerline" w:hAnsi="Roboto Mono for Powerline" w:eastAsia="Roboto Mono for Powerline" w:cs="Roboto Mono for Powerline"/>
+                <w:rFonts w:ascii="Courier New" w:hAnsi="Courier New" w:eastAsia="Courier New" w:cs="Courier New"/>
                 <w:b w:val="0"/>
                 <w:i w:val="0"/>
                 <w:color w:val="000000"/>
@@ -5953,7 +5953,7 @@
             </w:pPr>
             <w:r>
               <w:rPr>
-                <w:rFonts w:ascii="Roboto Mono for Powerline" w:hAnsi="Roboto Mono for Powerline" w:eastAsia="Roboto Mono for Powerline" w:cs="Roboto Mono for Powerline"/>
+                <w:rFonts w:ascii="Courier New" w:hAnsi="Courier New" w:eastAsia="Courier New" w:cs="Courier New"/>
                 <w:b w:val="0"/>
                 <w:i w:val="0"/>
                 <w:color w:val="000000"/>
@@ -5971,7 +5971,7 @@
             </w:pPr>
             <w:r>
               <w:rPr>
-                <w:rFonts w:ascii="Roboto Mono for Powerline" w:hAnsi="Roboto Mono for Powerline" w:eastAsia="Roboto Mono for Powerline" w:cs="Roboto Mono for Powerline"/>
+                <w:rFonts w:ascii="Courier New" w:hAnsi="Courier New" w:eastAsia="Courier New" w:cs="Courier New"/>
                 <w:b w:val="0"/>
                 <w:i w:val="0"/>
                 <w:color w:val="000000"/>
@@ -5989,7 +5989,7 @@
             </w:pPr>
             <w:r>
               <w:rPr>
-                <w:rFonts w:ascii="Roboto Mono for Powerline" w:hAnsi="Roboto Mono for Powerline" w:eastAsia="Roboto Mono for Powerline" w:cs="Roboto Mono for Powerline"/>
+                <w:rFonts w:ascii="Courier New" w:hAnsi="Courier New" w:eastAsia="Courier New" w:cs="Courier New"/>
                 <w:b w:val="0"/>
                 <w:i w:val="0"/>
                 <w:color w:val="000000"/>
@@ -6007,24 +6007,24 @@
             </w:pPr>
             <w:r>
               <w:rPr>
-                <w:rFonts w:ascii="Roboto Mono for Powerline" w:hAnsi="Roboto Mono for Powerline" w:eastAsia="Roboto Mono for Powerline" w:cs="Roboto Mono for Powerline"/>
-                <w:b w:val="0"/>
-                <w:i w:val="0"/>
-                <w:color w:val="000000"/>
-                <w:sz w:val="22"/>
-              </w:rPr>
-            </w:r>
-          </w:p>
-          <w:p>
-            <w:pPr>
-              <w:keepNext w:val="0"/>
-              <w:keepLines w:val="0"/>
-              <w:spacing w:before="0" w:after="0" w:line="360" w:lineRule="auto"/>
-              <w:ind w:left="0" w:right="0" w:firstLine="0"/>
-            </w:pPr>
-            <w:r>
-              <w:rPr>
-                <w:rFonts w:ascii="Roboto Mono for Powerline" w:hAnsi="Roboto Mono for Powerline" w:eastAsia="Roboto Mono for Powerline" w:cs="Roboto Mono for Powerline"/>
+                <w:rFonts w:ascii="Courier New" w:hAnsi="Courier New" w:eastAsia="Courier New" w:cs="Courier New"/>
+                <w:b w:val="0"/>
+                <w:i w:val="0"/>
+                <w:color w:val="000000"/>
+                <w:sz w:val="22"/>
+              </w:rPr>
+            </w:r>
+          </w:p>
+          <w:p>
+            <w:pPr>
+              <w:keepNext w:val="0"/>
+              <w:keepLines w:val="0"/>
+              <w:spacing w:before="0" w:after="0" w:line="360" w:lineRule="auto"/>
+              <w:ind w:left="0" w:right="0" w:firstLine="0"/>
+            </w:pPr>
+            <w:r>
+              <w:rPr>
+                <w:rFonts w:ascii="Courier New" w:hAnsi="Courier New" w:eastAsia="Courier New" w:cs="Courier New"/>
                 <w:b w:val="0"/>
                 <w:i w:val="0"/>
                 <w:color w:val="000000"/>
@@ -6042,7 +6042,7 @@
             </w:pPr>
             <w:r>
               <w:rPr>
-                <w:rFonts w:ascii="Roboto Mono for Powerline" w:hAnsi="Roboto Mono for Powerline" w:eastAsia="Roboto Mono for Powerline" w:cs="Roboto Mono for Powerline"/>
+                <w:rFonts w:ascii="Courier New" w:hAnsi="Courier New" w:eastAsia="Courier New" w:cs="Courier New"/>
                 <w:b w:val="0"/>
                 <w:i w:val="0"/>
                 <w:color w:val="000000"/>
@@ -6060,24 +6060,24 @@
             </w:pPr>
             <w:r>
               <w:rPr>
-                <w:rFonts w:ascii="Roboto Mono for Powerline" w:hAnsi="Roboto Mono for Powerline" w:eastAsia="Roboto Mono for Powerline" w:cs="Roboto Mono for Powerline"/>
-                <w:b w:val="0"/>
-                <w:i w:val="0"/>
-                <w:color w:val="000000"/>
-                <w:sz w:val="22"/>
-              </w:rPr>
-            </w:r>
-          </w:p>
-          <w:p>
-            <w:pPr>
-              <w:keepNext w:val="0"/>
-              <w:keepLines w:val="0"/>
-              <w:spacing w:before="0" w:after="0" w:line="360" w:lineRule="auto"/>
-              <w:ind w:left="0" w:right="0" w:firstLine="0"/>
-            </w:pPr>
-            <w:r>
-              <w:rPr>
-                <w:rFonts w:ascii="Roboto Mono for Powerline" w:hAnsi="Roboto Mono for Powerline" w:eastAsia="Roboto Mono for Powerline" w:cs="Roboto Mono for Powerline"/>
+                <w:rFonts w:ascii="Courier New" w:hAnsi="Courier New" w:eastAsia="Courier New" w:cs="Courier New"/>
+                <w:b w:val="0"/>
+                <w:i w:val="0"/>
+                <w:color w:val="000000"/>
+                <w:sz w:val="22"/>
+              </w:rPr>
+            </w:r>
+          </w:p>
+          <w:p>
+            <w:pPr>
+              <w:keepNext w:val="0"/>
+              <w:keepLines w:val="0"/>
+              <w:spacing w:before="0" w:after="0" w:line="360" w:lineRule="auto"/>
+              <w:ind w:left="0" w:right="0" w:firstLine="0"/>
+            </w:pPr>
+            <w:r>
+              <w:rPr>
+                <w:rFonts w:ascii="Courier New" w:hAnsi="Courier New" w:eastAsia="Courier New" w:cs="Courier New"/>
                 <w:b w:val="0"/>
                 <w:i w:val="0"/>
                 <w:color w:val="000000"/>
@@ -6095,7 +6095,7 @@
             </w:pPr>
             <w:r>
               <w:rPr>
-                <w:rFonts w:ascii="Roboto Mono for Powerline" w:hAnsi="Roboto Mono for Powerline" w:eastAsia="Roboto Mono for Powerline" w:cs="Roboto Mono for Powerline"/>
+                <w:rFonts w:ascii="Courier New" w:hAnsi="Courier New" w:eastAsia="Courier New" w:cs="Courier New"/>
                 <w:b w:val="0"/>
                 <w:i w:val="0"/>
                 <w:color w:val="000000"/>
@@ -6113,24 +6113,24 @@
             </w:pPr>
             <w:r>
               <w:rPr>
-                <w:rFonts w:ascii="Roboto Mono for Powerline" w:hAnsi="Roboto Mono for Powerline" w:eastAsia="Roboto Mono for Powerline" w:cs="Roboto Mono for Powerline"/>
-                <w:b w:val="0"/>
-                <w:i w:val="0"/>
-                <w:color w:val="000000"/>
-                <w:sz w:val="22"/>
-              </w:rPr>
-            </w:r>
-          </w:p>
-          <w:p>
-            <w:pPr>
-              <w:keepNext w:val="0"/>
-              <w:keepLines w:val="0"/>
-              <w:spacing w:before="0" w:after="0" w:line="360" w:lineRule="auto"/>
-              <w:ind w:left="0" w:right="0" w:firstLine="0"/>
-            </w:pPr>
-            <w:r>
-              <w:rPr>
-                <w:rFonts w:ascii="Roboto Mono for Powerline" w:hAnsi="Roboto Mono for Powerline" w:eastAsia="Roboto Mono for Powerline" w:cs="Roboto Mono for Powerline"/>
+                <w:rFonts w:ascii="Courier New" w:hAnsi="Courier New" w:eastAsia="Courier New" w:cs="Courier New"/>
+                <w:b w:val="0"/>
+                <w:i w:val="0"/>
+                <w:color w:val="000000"/>
+                <w:sz w:val="22"/>
+              </w:rPr>
+            </w:r>
+          </w:p>
+          <w:p>
+            <w:pPr>
+              <w:keepNext w:val="0"/>
+              <w:keepLines w:val="0"/>
+              <w:spacing w:before="0" w:after="0" w:line="360" w:lineRule="auto"/>
+              <w:ind w:left="0" w:right="0" w:firstLine="0"/>
+            </w:pPr>
+            <w:r>
+              <w:rPr>
+                <w:rFonts w:ascii="Courier New" w:hAnsi="Courier New" w:eastAsia="Courier New" w:cs="Courier New"/>
                 <w:b w:val="0"/>
                 <w:i w:val="0"/>
                 <w:color w:val="000000"/>
@@ -6148,7 +6148,7 @@
             </w:pPr>
             <w:r>
               <w:rPr>
-                <w:rFonts w:ascii="Roboto Mono for Powerline" w:hAnsi="Roboto Mono for Powerline" w:eastAsia="Roboto Mono for Powerline" w:cs="Roboto Mono for Powerline"/>
+                <w:rFonts w:ascii="Courier New" w:hAnsi="Courier New" w:eastAsia="Courier New" w:cs="Courier New"/>
                 <w:b w:val="0"/>
                 <w:i w:val="0"/>
                 <w:color w:val="000000"/>
@@ -6166,24 +6166,24 @@
             </w:pPr>
             <w:r>
               <w:rPr>
-                <w:rFonts w:ascii="Roboto Mono for Powerline" w:hAnsi="Roboto Mono for Powerline" w:eastAsia="Roboto Mono for Powerline" w:cs="Roboto Mono for Powerline"/>
-                <w:b w:val="0"/>
-                <w:i w:val="0"/>
-                <w:color w:val="000000"/>
-                <w:sz w:val="22"/>
-              </w:rPr>
-            </w:r>
-          </w:p>
-          <w:p>
-            <w:pPr>
-              <w:keepNext w:val="0"/>
-              <w:keepLines w:val="0"/>
-              <w:spacing w:before="0" w:after="0" w:line="360" w:lineRule="auto"/>
-              <w:ind w:left="0" w:right="0" w:firstLine="0"/>
-            </w:pPr>
-            <w:r>
-              <w:rPr>
-                <w:rFonts w:ascii="Roboto Mono for Powerline" w:hAnsi="Roboto Mono for Powerline" w:eastAsia="Roboto Mono for Powerline" w:cs="Roboto Mono for Powerline"/>
+                <w:rFonts w:ascii="Courier New" w:hAnsi="Courier New" w:eastAsia="Courier New" w:cs="Courier New"/>
+                <w:b w:val="0"/>
+                <w:i w:val="0"/>
+                <w:color w:val="000000"/>
+                <w:sz w:val="22"/>
+              </w:rPr>
+            </w:r>
+          </w:p>
+          <w:p>
+            <w:pPr>
+              <w:keepNext w:val="0"/>
+              <w:keepLines w:val="0"/>
+              <w:spacing w:before="0" w:after="0" w:line="360" w:lineRule="auto"/>
+              <w:ind w:left="0" w:right="0" w:firstLine="0"/>
+            </w:pPr>
+            <w:r>
+              <w:rPr>
+                <w:rFonts w:ascii="Courier New" w:hAnsi="Courier New" w:eastAsia="Courier New" w:cs="Courier New"/>
                 <w:b w:val="0"/>
                 <w:i w:val="0"/>
                 <w:color w:val="000000"/>
@@ -6201,7 +6201,7 @@
             </w:pPr>
             <w:r>
               <w:rPr>
-                <w:rFonts w:ascii="Roboto Mono for Powerline" w:hAnsi="Roboto Mono for Powerline" w:eastAsia="Roboto Mono for Powerline" w:cs="Roboto Mono for Powerline"/>
+                <w:rFonts w:ascii="Courier New" w:hAnsi="Courier New" w:eastAsia="Courier New" w:cs="Courier New"/>
                 <w:b w:val="0"/>
                 <w:i w:val="0"/>
                 <w:color w:val="000000"/>
@@ -6219,24 +6219,24 @@
             </w:pPr>
             <w:r>
               <w:rPr>
-                <w:rFonts w:ascii="Roboto Mono for Powerline" w:hAnsi="Roboto Mono for Powerline" w:eastAsia="Roboto Mono for Powerline" w:cs="Roboto Mono for Powerline"/>
-                <w:b w:val="0"/>
-                <w:i w:val="0"/>
-                <w:color w:val="000000"/>
-                <w:sz w:val="22"/>
-              </w:rPr>
-            </w:r>
-          </w:p>
-          <w:p>
-            <w:pPr>
-              <w:keepNext w:val="0"/>
-              <w:keepLines w:val="0"/>
-              <w:spacing w:before="0" w:after="0" w:line="360" w:lineRule="auto"/>
-              <w:ind w:left="0" w:right="0" w:firstLine="0"/>
-            </w:pPr>
-            <w:r>
-              <w:rPr>
-                <w:rFonts w:ascii="Roboto Mono for Powerline" w:hAnsi="Roboto Mono for Powerline" w:eastAsia="Roboto Mono for Powerline" w:cs="Roboto Mono for Powerline"/>
+                <w:rFonts w:ascii="Courier New" w:hAnsi="Courier New" w:eastAsia="Courier New" w:cs="Courier New"/>
+                <w:b w:val="0"/>
+                <w:i w:val="0"/>
+                <w:color w:val="000000"/>
+                <w:sz w:val="22"/>
+              </w:rPr>
+            </w:r>
+          </w:p>
+          <w:p>
+            <w:pPr>
+              <w:keepNext w:val="0"/>
+              <w:keepLines w:val="0"/>
+              <w:spacing w:before="0" w:after="0" w:line="360" w:lineRule="auto"/>
+              <w:ind w:left="0" w:right="0" w:firstLine="0"/>
+            </w:pPr>
+            <w:r>
+              <w:rPr>
+                <w:rFonts w:ascii="Courier New" w:hAnsi="Courier New" w:eastAsia="Courier New" w:cs="Courier New"/>
                 <w:b w:val="0"/>
                 <w:i w:val="0"/>
                 <w:color w:val="000000"/>
@@ -6254,7 +6254,7 @@
             </w:pPr>
             <w:r>
               <w:rPr>
-                <w:rFonts w:ascii="Roboto Mono for Powerline" w:hAnsi="Roboto Mono for Powerline" w:eastAsia="Roboto Mono for Powerline" w:cs="Roboto Mono for Powerline"/>
+                <w:rFonts w:ascii="Courier New" w:hAnsi="Courier New" w:eastAsia="Courier New" w:cs="Courier New"/>
                 <w:b w:val="0"/>
                 <w:i w:val="0"/>
                 <w:color w:val="000000"/>
@@ -6272,24 +6272,24 @@
             </w:pPr>
             <w:r>
               <w:rPr>
-                <w:rFonts w:ascii="Roboto Mono for Powerline" w:hAnsi="Roboto Mono for Powerline" w:eastAsia="Roboto Mono for Powerline" w:cs="Roboto Mono for Powerline"/>
-                <w:b w:val="0"/>
-                <w:i w:val="0"/>
-                <w:color w:val="000000"/>
-                <w:sz w:val="22"/>
-              </w:rPr>
-            </w:r>
-          </w:p>
-          <w:p>
-            <w:pPr>
-              <w:keepNext w:val="0"/>
-              <w:keepLines w:val="0"/>
-              <w:spacing w:before="0" w:after="0" w:line="360" w:lineRule="auto"/>
-              <w:ind w:left="0" w:right="0" w:firstLine="0"/>
-            </w:pPr>
-            <w:r>
-              <w:rPr>
-                <w:rFonts w:ascii="Roboto Mono for Powerline" w:hAnsi="Roboto Mono for Powerline" w:eastAsia="Roboto Mono for Powerline" w:cs="Roboto Mono for Powerline"/>
+                <w:rFonts w:ascii="Courier New" w:hAnsi="Courier New" w:eastAsia="Courier New" w:cs="Courier New"/>
+                <w:b w:val="0"/>
+                <w:i w:val="0"/>
+                <w:color w:val="000000"/>
+                <w:sz w:val="22"/>
+              </w:rPr>
+            </w:r>
+          </w:p>
+          <w:p>
+            <w:pPr>
+              <w:keepNext w:val="0"/>
+              <w:keepLines w:val="0"/>
+              <w:spacing w:before="0" w:after="0" w:line="360" w:lineRule="auto"/>
+              <w:ind w:left="0" w:right="0" w:firstLine="0"/>
+            </w:pPr>
+            <w:r>
+              <w:rPr>
+                <w:rFonts w:ascii="Courier New" w:hAnsi="Courier New" w:eastAsia="Courier New" w:cs="Courier New"/>
                 <w:b w:val="0"/>
                 <w:i w:val="0"/>
                 <w:color w:val="000000"/>
@@ -6307,7 +6307,7 @@
             </w:pPr>
             <w:r>
               <w:rPr>
-                <w:rFonts w:ascii="Roboto Mono for Powerline" w:hAnsi="Roboto Mono for Powerline" w:eastAsia="Roboto Mono for Powerline" w:cs="Roboto Mono for Powerline"/>
+                <w:rFonts w:ascii="Courier New" w:hAnsi="Courier New" w:eastAsia="Courier New" w:cs="Courier New"/>
                 <w:b w:val="0"/>
                 <w:i w:val="0"/>
                 <w:color w:val="000000"/>
@@ -6325,24 +6325,24 @@
             </w:pPr>
             <w:r>
               <w:rPr>
-                <w:rFonts w:ascii="Roboto Mono for Powerline" w:hAnsi="Roboto Mono for Powerline" w:eastAsia="Roboto Mono for Powerline" w:cs="Roboto Mono for Powerline"/>
-                <w:b w:val="0"/>
-                <w:i w:val="0"/>
-                <w:color w:val="000000"/>
-                <w:sz w:val="22"/>
-              </w:rPr>
-            </w:r>
-          </w:p>
-          <w:p>
-            <w:pPr>
-              <w:keepNext w:val="0"/>
-              <w:keepLines w:val="0"/>
-              <w:spacing w:before="0" w:after="0" w:line="360" w:lineRule="auto"/>
-              <w:ind w:left="0" w:right="0" w:firstLine="0"/>
-            </w:pPr>
-            <w:r>
-              <w:rPr>
-                <w:rFonts w:ascii="Roboto Mono for Powerline" w:hAnsi="Roboto Mono for Powerline" w:eastAsia="Roboto Mono for Powerline" w:cs="Roboto Mono for Powerline"/>
+                <w:rFonts w:ascii="Courier New" w:hAnsi="Courier New" w:eastAsia="Courier New" w:cs="Courier New"/>
+                <w:b w:val="0"/>
+                <w:i w:val="0"/>
+                <w:color w:val="000000"/>
+                <w:sz w:val="22"/>
+              </w:rPr>
+            </w:r>
+          </w:p>
+          <w:p>
+            <w:pPr>
+              <w:keepNext w:val="0"/>
+              <w:keepLines w:val="0"/>
+              <w:spacing w:before="0" w:after="0" w:line="360" w:lineRule="auto"/>
+              <w:ind w:left="0" w:right="0" w:firstLine="0"/>
+            </w:pPr>
+            <w:r>
+              <w:rPr>
+                <w:rFonts w:ascii="Courier New" w:hAnsi="Courier New" w:eastAsia="Courier New" w:cs="Courier New"/>
                 <w:b w:val="0"/>
                 <w:i w:val="0"/>
                 <w:color w:val="000000"/>
@@ -6360,7 +6360,7 @@
             </w:pPr>
             <w:r>
               <w:rPr>
-                <w:rFonts w:ascii="Roboto Mono for Powerline" w:hAnsi="Roboto Mono for Powerline" w:eastAsia="Roboto Mono for Powerline" w:cs="Roboto Mono for Powerline"/>
+                <w:rFonts w:ascii="Courier New" w:hAnsi="Courier New" w:eastAsia="Courier New" w:cs="Courier New"/>
                 <w:b w:val="0"/>
                 <w:i w:val="0"/>
                 <w:color w:val="000000"/>
@@ -6378,24 +6378,24 @@
             </w:pPr>
             <w:r>
               <w:rPr>
-                <w:rFonts w:ascii="Roboto Mono for Powerline" w:hAnsi="Roboto Mono for Powerline" w:eastAsia="Roboto Mono for Powerline" w:cs="Roboto Mono for Powerline"/>
-                <w:b w:val="0"/>
-                <w:i w:val="0"/>
-                <w:color w:val="000000"/>
-                <w:sz w:val="22"/>
-              </w:rPr>
-            </w:r>
-          </w:p>
-          <w:p>
-            <w:pPr>
-              <w:keepNext w:val="0"/>
-              <w:keepLines w:val="0"/>
-              <w:spacing w:before="0" w:after="0" w:line="360" w:lineRule="auto"/>
-              <w:ind w:left="0" w:right="0" w:firstLine="0"/>
-            </w:pPr>
-            <w:r>
-              <w:rPr>
-                <w:rFonts w:ascii="Roboto Mono for Powerline" w:hAnsi="Roboto Mono for Powerline" w:eastAsia="Roboto Mono for Powerline" w:cs="Roboto Mono for Powerline"/>
+                <w:rFonts w:ascii="Courier New" w:hAnsi="Courier New" w:eastAsia="Courier New" w:cs="Courier New"/>
+                <w:b w:val="0"/>
+                <w:i w:val="0"/>
+                <w:color w:val="000000"/>
+                <w:sz w:val="22"/>
+              </w:rPr>
+            </w:r>
+          </w:p>
+          <w:p>
+            <w:pPr>
+              <w:keepNext w:val="0"/>
+              <w:keepLines w:val="0"/>
+              <w:spacing w:before="0" w:after="0" w:line="360" w:lineRule="auto"/>
+              <w:ind w:left="0" w:right="0" w:firstLine="0"/>
+            </w:pPr>
+            <w:r>
+              <w:rPr>
+                <w:rFonts w:ascii="Courier New" w:hAnsi="Courier New" w:eastAsia="Courier New" w:cs="Courier New"/>
                 <w:b w:val="0"/>
                 <w:i w:val="0"/>
                 <w:color w:val="000000"/>
@@ -6413,7 +6413,7 @@
             </w:pPr>
             <w:r>
               <w:rPr>
-                <w:rFonts w:ascii="Roboto Mono for Powerline" w:hAnsi="Roboto Mono for Powerline" w:eastAsia="Roboto Mono for Powerline" w:cs="Roboto Mono for Powerline"/>
+                <w:rFonts w:ascii="Courier New" w:hAnsi="Courier New" w:eastAsia="Courier New" w:cs="Courier New"/>
                 <w:b w:val="0"/>
                 <w:i w:val="0"/>
                 <w:color w:val="000000"/>
@@ -6431,7 +6431,7 @@
             </w:pPr>
             <w:r>
               <w:rPr>
-                <w:rFonts w:ascii="Roboto Mono for Powerline" w:hAnsi="Roboto Mono for Powerline" w:eastAsia="Roboto Mono for Powerline" w:cs="Roboto Mono for Powerline"/>
+                <w:rFonts w:ascii="Courier New" w:hAnsi="Courier New" w:eastAsia="Courier New" w:cs="Courier New"/>
                 <w:b w:val="0"/>
                 <w:i w:val="0"/>
                 <w:color w:val="000000"/>
@@ -6511,10 +6511,10 @@
               <w:insideV w:val="nil"/>
             </w:tcBorders>
             <w:tcMar>
-              <w:top w:w="140" w:type="dxa"/>
-              <w:start w:w="180" w:type="dxa"/>
-              <w:bottom w:w="140" w:type="dxa"/>
-              <w:end w:w="180" w:type="dxa"/>
+              <w:top w:w="240" w:type="dxa"/>
+              <w:start w:w="280" w:type="dxa"/>
+              <w:bottom w:w="240" w:type="dxa"/>
+              <w:end w:w="280" w:type="dxa"/>
             </w:tcMar>
           </w:tcPr>
           <w:p>
@@ -6526,7 +6526,7 @@
             </w:pPr>
             <w:r>
               <w:rPr>
-                <w:rFonts w:ascii="Roboto Mono for Powerline" w:hAnsi="Roboto Mono for Powerline" w:eastAsia="Roboto Mono for Powerline" w:cs="Roboto Mono for Powerline"/>
+                <w:rFonts w:ascii="Courier New" w:hAnsi="Courier New" w:eastAsia="Courier New" w:cs="Courier New"/>
                 <w:b w:val="0"/>
                 <w:i w:val="0"/>
                 <w:color w:val="000000"/>
@@ -6544,24 +6544,24 @@
             </w:pPr>
             <w:r>
               <w:rPr>
-                <w:rFonts w:ascii="Roboto Mono for Powerline" w:hAnsi="Roboto Mono for Powerline" w:eastAsia="Roboto Mono for Powerline" w:cs="Roboto Mono for Powerline"/>
-                <w:b w:val="0"/>
-                <w:i w:val="0"/>
-                <w:color w:val="000000"/>
-                <w:sz w:val="22"/>
-              </w:rPr>
-            </w:r>
-          </w:p>
-          <w:p>
-            <w:pPr>
-              <w:keepNext w:val="0"/>
-              <w:keepLines w:val="0"/>
-              <w:spacing w:before="0" w:after="0" w:line="360" w:lineRule="auto"/>
-              <w:ind w:left="0" w:right="0" w:firstLine="0"/>
-            </w:pPr>
-            <w:r>
-              <w:rPr>
-                <w:rFonts w:ascii="Roboto Mono for Powerline" w:hAnsi="Roboto Mono for Powerline" w:eastAsia="Roboto Mono for Powerline" w:cs="Roboto Mono for Powerline"/>
+                <w:rFonts w:ascii="Courier New" w:hAnsi="Courier New" w:eastAsia="Courier New" w:cs="Courier New"/>
+                <w:b w:val="0"/>
+                <w:i w:val="0"/>
+                <w:color w:val="000000"/>
+                <w:sz w:val="22"/>
+              </w:rPr>
+            </w:r>
+          </w:p>
+          <w:p>
+            <w:pPr>
+              <w:keepNext w:val="0"/>
+              <w:keepLines w:val="0"/>
+              <w:spacing w:before="0" w:after="0" w:line="360" w:lineRule="auto"/>
+              <w:ind w:left="0" w:right="0" w:firstLine="0"/>
+            </w:pPr>
+            <w:r>
+              <w:rPr>
+                <w:rFonts w:ascii="Courier New" w:hAnsi="Courier New" w:eastAsia="Courier New" w:cs="Courier New"/>
                 <w:b w:val="0"/>
                 <w:i w:val="0"/>
                 <w:color w:val="000000"/>
@@ -6579,7 +6579,7 @@
             </w:pPr>
             <w:r>
               <w:rPr>
-                <w:rFonts w:ascii="Roboto Mono for Powerline" w:hAnsi="Roboto Mono for Powerline" w:eastAsia="Roboto Mono for Powerline" w:cs="Roboto Mono for Powerline"/>
+                <w:rFonts w:ascii="Courier New" w:hAnsi="Courier New" w:eastAsia="Courier New" w:cs="Courier New"/>
                 <w:b w:val="0"/>
                 <w:i w:val="0"/>
                 <w:color w:val="000000"/>
@@ -6597,24 +6597,24 @@
             </w:pPr>
             <w:r>
               <w:rPr>
-                <w:rFonts w:ascii="Roboto Mono for Powerline" w:hAnsi="Roboto Mono for Powerline" w:eastAsia="Roboto Mono for Powerline" w:cs="Roboto Mono for Powerline"/>
-                <w:b w:val="0"/>
-                <w:i w:val="0"/>
-                <w:color w:val="000000"/>
-                <w:sz w:val="22"/>
-              </w:rPr>
-            </w:r>
-          </w:p>
-          <w:p>
-            <w:pPr>
-              <w:keepNext w:val="0"/>
-              <w:keepLines w:val="0"/>
-              <w:spacing w:before="0" w:after="0" w:line="360" w:lineRule="auto"/>
-              <w:ind w:left="0" w:right="0" w:firstLine="0"/>
-            </w:pPr>
-            <w:r>
-              <w:rPr>
-                <w:rFonts w:ascii="Roboto Mono for Powerline" w:hAnsi="Roboto Mono for Powerline" w:eastAsia="Roboto Mono for Powerline" w:cs="Roboto Mono for Powerline"/>
+                <w:rFonts w:ascii="Courier New" w:hAnsi="Courier New" w:eastAsia="Courier New" w:cs="Courier New"/>
+                <w:b w:val="0"/>
+                <w:i w:val="0"/>
+                <w:color w:val="000000"/>
+                <w:sz w:val="22"/>
+              </w:rPr>
+            </w:r>
+          </w:p>
+          <w:p>
+            <w:pPr>
+              <w:keepNext w:val="0"/>
+              <w:keepLines w:val="0"/>
+              <w:spacing w:before="0" w:after="0" w:line="360" w:lineRule="auto"/>
+              <w:ind w:left="0" w:right="0" w:firstLine="0"/>
+            </w:pPr>
+            <w:r>
+              <w:rPr>
+                <w:rFonts w:ascii="Courier New" w:hAnsi="Courier New" w:eastAsia="Courier New" w:cs="Courier New"/>
                 <w:b w:val="0"/>
                 <w:i w:val="0"/>
                 <w:color w:val="000000"/>
@@ -6632,7 +6632,7 @@
             </w:pPr>
             <w:r>
               <w:rPr>
-                <w:rFonts w:ascii="Roboto Mono for Powerline" w:hAnsi="Roboto Mono for Powerline" w:eastAsia="Roboto Mono for Powerline" w:cs="Roboto Mono for Powerline"/>
+                <w:rFonts w:ascii="Courier New" w:hAnsi="Courier New" w:eastAsia="Courier New" w:cs="Courier New"/>
                 <w:b w:val="0"/>
                 <w:i w:val="0"/>
                 <w:color w:val="000000"/>
@@ -6650,7 +6650,7 @@
             </w:pPr>
             <w:r>
               <w:rPr>
-                <w:rFonts w:ascii="Roboto Mono for Powerline" w:hAnsi="Roboto Mono for Powerline" w:eastAsia="Roboto Mono for Powerline" w:cs="Roboto Mono for Powerline"/>
+                <w:rFonts w:ascii="Courier New" w:hAnsi="Courier New" w:eastAsia="Courier New" w:cs="Courier New"/>
                 <w:b w:val="0"/>
                 <w:i w:val="0"/>
                 <w:color w:val="000000"/>
@@ -6668,24 +6668,24 @@
             </w:pPr>
             <w:r>
               <w:rPr>
-                <w:rFonts w:ascii="Roboto Mono for Powerline" w:hAnsi="Roboto Mono for Powerline" w:eastAsia="Roboto Mono for Powerline" w:cs="Roboto Mono for Powerline"/>
-                <w:b w:val="0"/>
-                <w:i w:val="0"/>
-                <w:color w:val="000000"/>
-                <w:sz w:val="22"/>
-              </w:rPr>
-            </w:r>
-          </w:p>
-          <w:p>
-            <w:pPr>
-              <w:keepNext w:val="0"/>
-              <w:keepLines w:val="0"/>
-              <w:spacing w:before="0" w:after="0" w:line="360" w:lineRule="auto"/>
-              <w:ind w:left="0" w:right="0" w:firstLine="0"/>
-            </w:pPr>
-            <w:r>
-              <w:rPr>
-                <w:rFonts w:ascii="Roboto Mono for Powerline" w:hAnsi="Roboto Mono for Powerline" w:eastAsia="Roboto Mono for Powerline" w:cs="Roboto Mono for Powerline"/>
+                <w:rFonts w:ascii="Courier New" w:hAnsi="Courier New" w:eastAsia="Courier New" w:cs="Courier New"/>
+                <w:b w:val="0"/>
+                <w:i w:val="0"/>
+                <w:color w:val="000000"/>
+                <w:sz w:val="22"/>
+              </w:rPr>
+            </w:r>
+          </w:p>
+          <w:p>
+            <w:pPr>
+              <w:keepNext w:val="0"/>
+              <w:keepLines w:val="0"/>
+              <w:spacing w:before="0" w:after="0" w:line="360" w:lineRule="auto"/>
+              <w:ind w:left="0" w:right="0" w:firstLine="0"/>
+            </w:pPr>
+            <w:r>
+              <w:rPr>
+                <w:rFonts w:ascii="Courier New" w:hAnsi="Courier New" w:eastAsia="Courier New" w:cs="Courier New"/>
                 <w:b w:val="0"/>
                 <w:i w:val="0"/>
                 <w:color w:val="000000"/>
@@ -6703,24 +6703,24 @@
             </w:pPr>
             <w:r>
               <w:rPr>
-                <w:rFonts w:ascii="Roboto Mono for Powerline" w:hAnsi="Roboto Mono for Powerline" w:eastAsia="Roboto Mono for Powerline" w:cs="Roboto Mono for Powerline"/>
-                <w:b w:val="0"/>
-                <w:i w:val="0"/>
-                <w:color w:val="000000"/>
-                <w:sz w:val="22"/>
-              </w:rPr>
-            </w:r>
-          </w:p>
-          <w:p>
-            <w:pPr>
-              <w:keepNext w:val="0"/>
-              <w:keepLines w:val="0"/>
-              <w:spacing w:before="0" w:after="0" w:line="360" w:lineRule="auto"/>
-              <w:ind w:left="0" w:right="0" w:firstLine="0"/>
-            </w:pPr>
-            <w:r>
-              <w:rPr>
-                <w:rFonts w:ascii="Roboto Mono for Powerline" w:hAnsi="Roboto Mono for Powerline" w:eastAsia="Roboto Mono for Powerline" w:cs="Roboto Mono for Powerline"/>
+                <w:rFonts w:ascii="Courier New" w:hAnsi="Courier New" w:eastAsia="Courier New" w:cs="Courier New"/>
+                <w:b w:val="0"/>
+                <w:i w:val="0"/>
+                <w:color w:val="000000"/>
+                <w:sz w:val="22"/>
+              </w:rPr>
+            </w:r>
+          </w:p>
+          <w:p>
+            <w:pPr>
+              <w:keepNext w:val="0"/>
+              <w:keepLines w:val="0"/>
+              <w:spacing w:before="0" w:after="0" w:line="360" w:lineRule="auto"/>
+              <w:ind w:left="0" w:right="0" w:firstLine="0"/>
+            </w:pPr>
+            <w:r>
+              <w:rPr>
+                <w:rFonts w:ascii="Courier New" w:hAnsi="Courier New" w:eastAsia="Courier New" w:cs="Courier New"/>
                 <w:b w:val="0"/>
                 <w:i w:val="0"/>
                 <w:color w:val="000000"/>
@@ -6738,7 +6738,7 @@
             </w:pPr>
             <w:r>
               <w:rPr>
-                <w:rFonts w:ascii="Roboto Mono for Powerline" w:hAnsi="Roboto Mono for Powerline" w:eastAsia="Roboto Mono for Powerline" w:cs="Roboto Mono for Powerline"/>
+                <w:rFonts w:ascii="Courier New" w:hAnsi="Courier New" w:eastAsia="Courier New" w:cs="Courier New"/>
                 <w:b w:val="0"/>
                 <w:i w:val="0"/>
                 <w:color w:val="000000"/>
@@ -6756,24 +6756,24 @@
             </w:pPr>
             <w:r>
               <w:rPr>
-                <w:rFonts w:ascii="Roboto Mono for Powerline" w:hAnsi="Roboto Mono for Powerline" w:eastAsia="Roboto Mono for Powerline" w:cs="Roboto Mono for Powerline"/>
-                <w:b w:val="0"/>
-                <w:i w:val="0"/>
-                <w:color w:val="000000"/>
-                <w:sz w:val="22"/>
-              </w:rPr>
-            </w:r>
-          </w:p>
-          <w:p>
-            <w:pPr>
-              <w:keepNext w:val="0"/>
-              <w:keepLines w:val="0"/>
-              <w:spacing w:before="0" w:after="0" w:line="360" w:lineRule="auto"/>
-              <w:ind w:left="0" w:right="0" w:firstLine="0"/>
-            </w:pPr>
-            <w:r>
-              <w:rPr>
-                <w:rFonts w:ascii="Roboto Mono for Powerline" w:hAnsi="Roboto Mono for Powerline" w:eastAsia="Roboto Mono for Powerline" w:cs="Roboto Mono for Powerline"/>
+                <w:rFonts w:ascii="Courier New" w:hAnsi="Courier New" w:eastAsia="Courier New" w:cs="Courier New"/>
+                <w:b w:val="0"/>
+                <w:i w:val="0"/>
+                <w:color w:val="000000"/>
+                <w:sz w:val="22"/>
+              </w:rPr>
+            </w:r>
+          </w:p>
+          <w:p>
+            <w:pPr>
+              <w:keepNext w:val="0"/>
+              <w:keepLines w:val="0"/>
+              <w:spacing w:before="0" w:after="0" w:line="360" w:lineRule="auto"/>
+              <w:ind w:left="0" w:right="0" w:firstLine="0"/>
+            </w:pPr>
+            <w:r>
+              <w:rPr>
+                <w:rFonts w:ascii="Courier New" w:hAnsi="Courier New" w:eastAsia="Courier New" w:cs="Courier New"/>
                 <w:b w:val="0"/>
                 <w:i w:val="0"/>
                 <w:color w:val="000000"/>
@@ -6791,24 +6791,24 @@
             </w:pPr>
             <w:r>
               <w:rPr>
-                <w:rFonts w:ascii="Roboto Mono for Powerline" w:hAnsi="Roboto Mono for Powerline" w:eastAsia="Roboto Mono for Powerline" w:cs="Roboto Mono for Powerline"/>
-                <w:b w:val="0"/>
-                <w:i w:val="0"/>
-                <w:color w:val="000000"/>
-                <w:sz w:val="22"/>
-              </w:rPr>
-            </w:r>
-          </w:p>
-          <w:p>
-            <w:pPr>
-              <w:keepNext w:val="0"/>
-              <w:keepLines w:val="0"/>
-              <w:spacing w:before="0" w:after="0" w:line="360" w:lineRule="auto"/>
-              <w:ind w:left="0" w:right="0" w:firstLine="0"/>
-            </w:pPr>
-            <w:r>
-              <w:rPr>
-                <w:rFonts w:ascii="Roboto Mono for Powerline" w:hAnsi="Roboto Mono for Powerline" w:eastAsia="Roboto Mono for Powerline" w:cs="Roboto Mono for Powerline"/>
+                <w:rFonts w:ascii="Courier New" w:hAnsi="Courier New" w:eastAsia="Courier New" w:cs="Courier New"/>
+                <w:b w:val="0"/>
+                <w:i w:val="0"/>
+                <w:color w:val="000000"/>
+                <w:sz w:val="22"/>
+              </w:rPr>
+            </w:r>
+          </w:p>
+          <w:p>
+            <w:pPr>
+              <w:keepNext w:val="0"/>
+              <w:keepLines w:val="0"/>
+              <w:spacing w:before="0" w:after="0" w:line="360" w:lineRule="auto"/>
+              <w:ind w:left="0" w:right="0" w:firstLine="0"/>
+            </w:pPr>
+            <w:r>
+              <w:rPr>
+                <w:rFonts w:ascii="Courier New" w:hAnsi="Courier New" w:eastAsia="Courier New" w:cs="Courier New"/>
                 <w:b w:val="0"/>
                 <w:i w:val="0"/>
                 <w:color w:val="000000"/>
@@ -6826,24 +6826,24 @@
             </w:pPr>
             <w:r>
               <w:rPr>
-                <w:rFonts w:ascii="Roboto Mono for Powerline" w:hAnsi="Roboto Mono for Powerline" w:eastAsia="Roboto Mono for Powerline" w:cs="Roboto Mono for Powerline"/>
-                <w:b w:val="0"/>
-                <w:i w:val="0"/>
-                <w:color w:val="000000"/>
-                <w:sz w:val="22"/>
-              </w:rPr>
-            </w:r>
-          </w:p>
-          <w:p>
-            <w:pPr>
-              <w:keepNext w:val="0"/>
-              <w:keepLines w:val="0"/>
-              <w:spacing w:before="0" w:after="0" w:line="360" w:lineRule="auto"/>
-              <w:ind w:left="0" w:right="0" w:firstLine="0"/>
-            </w:pPr>
-            <w:r>
-              <w:rPr>
-                <w:rFonts w:ascii="Roboto Mono for Powerline" w:hAnsi="Roboto Mono for Powerline" w:eastAsia="Roboto Mono for Powerline" w:cs="Roboto Mono for Powerline"/>
+                <w:rFonts w:ascii="Courier New" w:hAnsi="Courier New" w:eastAsia="Courier New" w:cs="Courier New"/>
+                <w:b w:val="0"/>
+                <w:i w:val="0"/>
+                <w:color w:val="000000"/>
+                <w:sz w:val="22"/>
+              </w:rPr>
+            </w:r>
+          </w:p>
+          <w:p>
+            <w:pPr>
+              <w:keepNext w:val="0"/>
+              <w:keepLines w:val="0"/>
+              <w:spacing w:before="0" w:after="0" w:line="360" w:lineRule="auto"/>
+              <w:ind w:left="0" w:right="0" w:firstLine="0"/>
+            </w:pPr>
+            <w:r>
+              <w:rPr>
+                <w:rFonts w:ascii="Courier New" w:hAnsi="Courier New" w:eastAsia="Courier New" w:cs="Courier New"/>
                 <w:b w:val="0"/>
                 <w:i w:val="0"/>
                 <w:color w:val="000000"/>
@@ -6861,7 +6861,7 @@
             </w:pPr>
             <w:r>
               <w:rPr>
-                <w:rFonts w:ascii="Roboto Mono for Powerline" w:hAnsi="Roboto Mono for Powerline" w:eastAsia="Roboto Mono for Powerline" w:cs="Roboto Mono for Powerline"/>
+                <w:rFonts w:ascii="Courier New" w:hAnsi="Courier New" w:eastAsia="Courier New" w:cs="Courier New"/>
                 <w:b w:val="0"/>
                 <w:i w:val="0"/>
                 <w:color w:val="000000"/>
@@ -6879,24 +6879,24 @@
             </w:pPr>
             <w:r>
               <w:rPr>
-                <w:rFonts w:ascii="Roboto Mono for Powerline" w:hAnsi="Roboto Mono for Powerline" w:eastAsia="Roboto Mono for Powerline" w:cs="Roboto Mono for Powerline"/>
-                <w:b w:val="0"/>
-                <w:i w:val="0"/>
-                <w:color w:val="000000"/>
-                <w:sz w:val="22"/>
-              </w:rPr>
-            </w:r>
-          </w:p>
-          <w:p>
-            <w:pPr>
-              <w:keepNext w:val="0"/>
-              <w:keepLines w:val="0"/>
-              <w:spacing w:before="0" w:after="0" w:line="360" w:lineRule="auto"/>
-              <w:ind w:left="0" w:right="0" w:firstLine="0"/>
-            </w:pPr>
-            <w:r>
-              <w:rPr>
-                <w:rFonts w:ascii="Roboto Mono for Powerline" w:hAnsi="Roboto Mono for Powerline" w:eastAsia="Roboto Mono for Powerline" w:cs="Roboto Mono for Powerline"/>
+                <w:rFonts w:ascii="Courier New" w:hAnsi="Courier New" w:eastAsia="Courier New" w:cs="Courier New"/>
+                <w:b w:val="0"/>
+                <w:i w:val="0"/>
+                <w:color w:val="000000"/>
+                <w:sz w:val="22"/>
+              </w:rPr>
+            </w:r>
+          </w:p>
+          <w:p>
+            <w:pPr>
+              <w:keepNext w:val="0"/>
+              <w:keepLines w:val="0"/>
+              <w:spacing w:before="0" w:after="0" w:line="360" w:lineRule="auto"/>
+              <w:ind w:left="0" w:right="0" w:firstLine="0"/>
+            </w:pPr>
+            <w:r>
+              <w:rPr>
+                <w:rFonts w:ascii="Courier New" w:hAnsi="Courier New" w:eastAsia="Courier New" w:cs="Courier New"/>
                 <w:b w:val="0"/>
                 <w:i w:val="0"/>
                 <w:color w:val="000000"/>
@@ -6914,7 +6914,7 @@
             </w:pPr>
             <w:r>
               <w:rPr>
-                <w:rFonts w:ascii="Roboto Mono for Powerline" w:hAnsi="Roboto Mono for Powerline" w:eastAsia="Roboto Mono for Powerline" w:cs="Roboto Mono for Powerline"/>
+                <w:rFonts w:ascii="Courier New" w:hAnsi="Courier New" w:eastAsia="Courier New" w:cs="Courier New"/>
                 <w:b w:val="0"/>
                 <w:i w:val="0"/>
                 <w:color w:val="000000"/>
@@ -6932,7 +6932,7 @@
             </w:pPr>
             <w:r>
               <w:rPr>
-                <w:rFonts w:ascii="Roboto Mono for Powerline" w:hAnsi="Roboto Mono for Powerline" w:eastAsia="Roboto Mono for Powerline" w:cs="Roboto Mono for Powerline"/>
+                <w:rFonts w:ascii="Courier New" w:hAnsi="Courier New" w:eastAsia="Courier New" w:cs="Courier New"/>
                 <w:b w:val="0"/>
                 <w:i w:val="0"/>
                 <w:color w:val="000000"/>
@@ -6950,7 +6950,7 @@
             </w:pPr>
             <w:r>
               <w:rPr>
-                <w:rFonts w:ascii="Roboto Mono for Powerline" w:hAnsi="Roboto Mono for Powerline" w:eastAsia="Roboto Mono for Powerline" w:cs="Roboto Mono for Powerline"/>
+                <w:rFonts w:ascii="Courier New" w:hAnsi="Courier New" w:eastAsia="Courier New" w:cs="Courier New"/>
                 <w:b w:val="0"/>
                 <w:i w:val="0"/>
                 <w:color w:val="000000"/>
@@ -6968,7 +6968,7 @@
             </w:pPr>
             <w:r>
               <w:rPr>
-                <w:rFonts w:ascii="Roboto Mono for Powerline" w:hAnsi="Roboto Mono for Powerline" w:eastAsia="Roboto Mono for Powerline" w:cs="Roboto Mono for Powerline"/>
+                <w:rFonts w:ascii="Courier New" w:hAnsi="Courier New" w:eastAsia="Courier New" w:cs="Courier New"/>
                 <w:b w:val="0"/>
                 <w:i w:val="0"/>
                 <w:color w:val="000000"/>
@@ -6986,7 +6986,7 @@
             </w:pPr>
             <w:r>
               <w:rPr>
-                <w:rFonts w:ascii="Roboto Mono for Powerline" w:hAnsi="Roboto Mono for Powerline" w:eastAsia="Roboto Mono for Powerline" w:cs="Roboto Mono for Powerline"/>
+                <w:rFonts w:ascii="Courier New" w:hAnsi="Courier New" w:eastAsia="Courier New" w:cs="Courier New"/>
                 <w:b w:val="0"/>
                 <w:i w:val="0"/>
                 <w:color w:val="000000"/>
@@ -7004,7 +7004,7 @@
             </w:pPr>
             <w:r>
               <w:rPr>
-                <w:rFonts w:ascii="Roboto Mono for Powerline" w:hAnsi="Roboto Mono for Powerline" w:eastAsia="Roboto Mono for Powerline" w:cs="Roboto Mono for Powerline"/>
+                <w:rFonts w:ascii="Courier New" w:hAnsi="Courier New" w:eastAsia="Courier New" w:cs="Courier New"/>
                 <w:b w:val="0"/>
                 <w:i w:val="0"/>
                 <w:color w:val="000000"/>
@@ -7022,7 +7022,7 @@
             </w:pPr>
             <w:r>
               <w:rPr>
-                <w:rFonts w:ascii="Roboto Mono for Powerline" w:hAnsi="Roboto Mono for Powerline" w:eastAsia="Roboto Mono for Powerline" w:cs="Roboto Mono for Powerline"/>
+                <w:rFonts w:ascii="Courier New" w:hAnsi="Courier New" w:eastAsia="Courier New" w:cs="Courier New"/>
                 <w:b w:val="0"/>
                 <w:i w:val="0"/>
                 <w:color w:val="000000"/>
@@ -7040,7 +7040,7 @@
             </w:pPr>
             <w:r>
               <w:rPr>
-                <w:rFonts w:ascii="Roboto Mono for Powerline" w:hAnsi="Roboto Mono for Powerline" w:eastAsia="Roboto Mono for Powerline" w:cs="Roboto Mono for Powerline"/>
+                <w:rFonts w:ascii="Courier New" w:hAnsi="Courier New" w:eastAsia="Courier New" w:cs="Courier New"/>
                 <w:b w:val="0"/>
                 <w:i w:val="0"/>
                 <w:color w:val="000000"/>
@@ -7058,7 +7058,7 @@
             </w:pPr>
             <w:r>
               <w:rPr>
-                <w:rFonts w:ascii="Roboto Mono for Powerline" w:hAnsi="Roboto Mono for Powerline" w:eastAsia="Roboto Mono for Powerline" w:cs="Roboto Mono for Powerline"/>
+                <w:rFonts w:ascii="Courier New" w:hAnsi="Courier New" w:eastAsia="Courier New" w:cs="Courier New"/>
                 <w:b w:val="0"/>
                 <w:i w:val="0"/>
                 <w:color w:val="000000"/>
@@ -7076,7 +7076,7 @@
             </w:pPr>
             <w:r>
               <w:rPr>
-                <w:rFonts w:ascii="Roboto Mono for Powerline" w:hAnsi="Roboto Mono for Powerline" w:eastAsia="Roboto Mono for Powerline" w:cs="Roboto Mono for Powerline"/>
+                <w:rFonts w:ascii="Courier New" w:hAnsi="Courier New" w:eastAsia="Courier New" w:cs="Courier New"/>
                 <w:b w:val="0"/>
                 <w:i w:val="0"/>
                 <w:color w:val="000000"/>
@@ -7094,7 +7094,7 @@
             </w:pPr>
             <w:r>
               <w:rPr>
-                <w:rFonts w:ascii="Roboto Mono for Powerline" w:hAnsi="Roboto Mono for Powerline" w:eastAsia="Roboto Mono for Powerline" w:cs="Roboto Mono for Powerline"/>
+                <w:rFonts w:ascii="Courier New" w:hAnsi="Courier New" w:eastAsia="Courier New" w:cs="Courier New"/>
                 <w:b w:val="0"/>
                 <w:i w:val="0"/>
                 <w:color w:val="000000"/>
@@ -7112,7 +7112,7 @@
             </w:pPr>
             <w:r>
               <w:rPr>
-                <w:rFonts w:ascii="Roboto Mono for Powerline" w:hAnsi="Roboto Mono for Powerline" w:eastAsia="Roboto Mono for Powerline" w:cs="Roboto Mono for Powerline"/>
+                <w:rFonts w:ascii="Courier New" w:hAnsi="Courier New" w:eastAsia="Courier New" w:cs="Courier New"/>
                 <w:b w:val="0"/>
                 <w:i w:val="0"/>
                 <w:color w:val="000000"/>
@@ -7130,7 +7130,7 @@
             </w:pPr>
             <w:r>
               <w:rPr>
-                <w:rFonts w:ascii="Roboto Mono for Powerline" w:hAnsi="Roboto Mono for Powerline" w:eastAsia="Roboto Mono for Powerline" w:cs="Roboto Mono for Powerline"/>
+                <w:rFonts w:ascii="Courier New" w:hAnsi="Courier New" w:eastAsia="Courier New" w:cs="Courier New"/>
                 <w:b w:val="0"/>
                 <w:i w:val="0"/>
                 <w:color w:val="000000"/>
@@ -7148,7 +7148,7 @@
             </w:pPr>
             <w:r>
               <w:rPr>
-                <w:rFonts w:ascii="Roboto Mono for Powerline" w:hAnsi="Roboto Mono for Powerline" w:eastAsia="Roboto Mono for Powerline" w:cs="Roboto Mono for Powerline"/>
+                <w:rFonts w:ascii="Courier New" w:hAnsi="Courier New" w:eastAsia="Courier New" w:cs="Courier New"/>
                 <w:b w:val="0"/>
                 <w:i w:val="0"/>
                 <w:color w:val="000000"/>
@@ -7166,7 +7166,7 @@
             </w:pPr>
             <w:r>
               <w:rPr>
-                <w:rFonts w:ascii="Roboto Mono for Powerline" w:hAnsi="Roboto Mono for Powerline" w:eastAsia="Roboto Mono for Powerline" w:cs="Roboto Mono for Powerline"/>
+                <w:rFonts w:ascii="Courier New" w:hAnsi="Courier New" w:eastAsia="Courier New" w:cs="Courier New"/>
                 <w:b w:val="0"/>
                 <w:i w:val="0"/>
                 <w:color w:val="000000"/>
@@ -7184,7 +7184,7 @@
             </w:pPr>
             <w:r>
               <w:rPr>
-                <w:rFonts w:ascii="Roboto Mono for Powerline" w:hAnsi="Roboto Mono for Powerline" w:eastAsia="Roboto Mono for Powerline" w:cs="Roboto Mono for Powerline"/>
+                <w:rFonts w:ascii="Courier New" w:hAnsi="Courier New" w:eastAsia="Courier New" w:cs="Courier New"/>
                 <w:b w:val="0"/>
                 <w:i w:val="0"/>
                 <w:color w:val="000000"/>
@@ -7202,24 +7202,24 @@
             </w:pPr>
             <w:r>
               <w:rPr>
-                <w:rFonts w:ascii="Roboto Mono for Powerline" w:hAnsi="Roboto Mono for Powerline" w:eastAsia="Roboto Mono for Powerline" w:cs="Roboto Mono for Powerline"/>
-                <w:b w:val="0"/>
-                <w:i w:val="0"/>
-                <w:color w:val="000000"/>
-                <w:sz w:val="22"/>
-              </w:rPr>
-            </w:r>
-          </w:p>
-          <w:p>
-            <w:pPr>
-              <w:keepNext w:val="0"/>
-              <w:keepLines w:val="0"/>
-              <w:spacing w:before="0" w:after="0" w:line="360" w:lineRule="auto"/>
-              <w:ind w:left="0" w:right="0" w:firstLine="0"/>
-            </w:pPr>
-            <w:r>
-              <w:rPr>
-                <w:rFonts w:ascii="Roboto Mono for Powerline" w:hAnsi="Roboto Mono for Powerline" w:eastAsia="Roboto Mono for Powerline" w:cs="Roboto Mono for Powerline"/>
+                <w:rFonts w:ascii="Courier New" w:hAnsi="Courier New" w:eastAsia="Courier New" w:cs="Courier New"/>
+                <w:b w:val="0"/>
+                <w:i w:val="0"/>
+                <w:color w:val="000000"/>
+                <w:sz w:val="22"/>
+              </w:rPr>
+            </w:r>
+          </w:p>
+          <w:p>
+            <w:pPr>
+              <w:keepNext w:val="0"/>
+              <w:keepLines w:val="0"/>
+              <w:spacing w:before="0" w:after="0" w:line="360" w:lineRule="auto"/>
+              <w:ind w:left="0" w:right="0" w:firstLine="0"/>
+            </w:pPr>
+            <w:r>
+              <w:rPr>
+                <w:rFonts w:ascii="Courier New" w:hAnsi="Courier New" w:eastAsia="Courier New" w:cs="Courier New"/>
                 <w:b w:val="0"/>
                 <w:i w:val="0"/>
                 <w:color w:val="000000"/>
@@ -7237,24 +7237,24 @@
             </w:pPr>
             <w:r>
               <w:rPr>
-                <w:rFonts w:ascii="Roboto Mono for Powerline" w:hAnsi="Roboto Mono for Powerline" w:eastAsia="Roboto Mono for Powerline" w:cs="Roboto Mono for Powerline"/>
-                <w:b w:val="0"/>
-                <w:i w:val="0"/>
-                <w:color w:val="000000"/>
-                <w:sz w:val="22"/>
-              </w:rPr>
-            </w:r>
-          </w:p>
-          <w:p>
-            <w:pPr>
-              <w:keepNext w:val="0"/>
-              <w:keepLines w:val="0"/>
-              <w:spacing w:before="0" w:after="0" w:line="360" w:lineRule="auto"/>
-              <w:ind w:left="0" w:right="0" w:firstLine="0"/>
-            </w:pPr>
-            <w:r>
-              <w:rPr>
-                <w:rFonts w:ascii="Roboto Mono for Powerline" w:hAnsi="Roboto Mono for Powerline" w:eastAsia="Roboto Mono for Powerline" w:cs="Roboto Mono for Powerline"/>
+                <w:rFonts w:ascii="Courier New" w:hAnsi="Courier New" w:eastAsia="Courier New" w:cs="Courier New"/>
+                <w:b w:val="0"/>
+                <w:i w:val="0"/>
+                <w:color w:val="000000"/>
+                <w:sz w:val="22"/>
+              </w:rPr>
+            </w:r>
+          </w:p>
+          <w:p>
+            <w:pPr>
+              <w:keepNext w:val="0"/>
+              <w:keepLines w:val="0"/>
+              <w:spacing w:before="0" w:after="0" w:line="360" w:lineRule="auto"/>
+              <w:ind w:left="0" w:right="0" w:firstLine="0"/>
+            </w:pPr>
+            <w:r>
+              <w:rPr>
+                <w:rFonts w:ascii="Courier New" w:hAnsi="Courier New" w:eastAsia="Courier New" w:cs="Courier New"/>
                 <w:b w:val="0"/>
                 <w:i w:val="0"/>
                 <w:color w:val="000000"/>
@@ -7272,7 +7272,7 @@
             </w:pPr>
             <w:r>
               <w:rPr>
-                <w:rFonts w:ascii="Roboto Mono for Powerline" w:hAnsi="Roboto Mono for Powerline" w:eastAsia="Roboto Mono for Powerline" w:cs="Roboto Mono for Powerline"/>
+                <w:rFonts w:ascii="Courier New" w:hAnsi="Courier New" w:eastAsia="Courier New" w:cs="Courier New"/>
                 <w:b w:val="0"/>
                 <w:i w:val="0"/>
                 <w:color w:val="000000"/>
@@ -7290,7 +7290,7 @@
             </w:pPr>
             <w:r>
               <w:rPr>
-                <w:rFonts w:ascii="Roboto Mono for Powerline" w:hAnsi="Roboto Mono for Powerline" w:eastAsia="Roboto Mono for Powerline" w:cs="Roboto Mono for Powerline"/>
+                <w:rFonts w:ascii="Courier New" w:hAnsi="Courier New" w:eastAsia="Courier New" w:cs="Courier New"/>
                 <w:b w:val="0"/>
                 <w:i w:val="0"/>
                 <w:color w:val="000000"/>
@@ -7308,7 +7308,7 @@
             </w:pPr>
             <w:r>
               <w:rPr>
-                <w:rFonts w:ascii="Roboto Mono for Powerline" w:hAnsi="Roboto Mono for Powerline" w:eastAsia="Roboto Mono for Powerline" w:cs="Roboto Mono for Powerline"/>
+                <w:rFonts w:ascii="Courier New" w:hAnsi="Courier New" w:eastAsia="Courier New" w:cs="Courier New"/>
                 <w:b w:val="0"/>
                 <w:i w:val="0"/>
                 <w:color w:val="000000"/>
@@ -7326,7 +7326,7 @@
             </w:pPr>
             <w:r>
               <w:rPr>
-                <w:rFonts w:ascii="Roboto Mono for Powerline" w:hAnsi="Roboto Mono for Powerline" w:eastAsia="Roboto Mono for Powerline" w:cs="Roboto Mono for Powerline"/>
+                <w:rFonts w:ascii="Courier New" w:hAnsi="Courier New" w:eastAsia="Courier New" w:cs="Courier New"/>
                 <w:b w:val="0"/>
                 <w:i w:val="0"/>
                 <w:color w:val="000000"/>
@@ -7344,7 +7344,7 @@
             </w:pPr>
             <w:r>
               <w:rPr>
-                <w:rFonts w:ascii="Roboto Mono for Powerline" w:hAnsi="Roboto Mono for Powerline" w:eastAsia="Roboto Mono for Powerline" w:cs="Roboto Mono for Powerline"/>
+                <w:rFonts w:ascii="Courier New" w:hAnsi="Courier New" w:eastAsia="Courier New" w:cs="Courier New"/>
                 <w:b w:val="0"/>
                 <w:i w:val="0"/>
                 <w:color w:val="000000"/>
@@ -7362,7 +7362,7 @@
             </w:pPr>
             <w:r>
               <w:rPr>
-                <w:rFonts w:ascii="Roboto Mono for Powerline" w:hAnsi="Roboto Mono for Powerline" w:eastAsia="Roboto Mono for Powerline" w:cs="Roboto Mono for Powerline"/>
+                <w:rFonts w:ascii="Courier New" w:hAnsi="Courier New" w:eastAsia="Courier New" w:cs="Courier New"/>
                 <w:b w:val="0"/>
                 <w:i w:val="0"/>
                 <w:color w:val="000000"/>
@@ -7380,7 +7380,7 @@
             </w:pPr>
             <w:r>
               <w:rPr>
-                <w:rFonts w:ascii="Roboto Mono for Powerline" w:hAnsi="Roboto Mono for Powerline" w:eastAsia="Roboto Mono for Powerline" w:cs="Roboto Mono for Powerline"/>
+                <w:rFonts w:ascii="Courier New" w:hAnsi="Courier New" w:eastAsia="Courier New" w:cs="Courier New"/>
                 <w:b w:val="0"/>
                 <w:i w:val="0"/>
                 <w:color w:val="000000"/>
@@ -7398,7 +7398,7 @@
             </w:pPr>
             <w:r>
               <w:rPr>
-                <w:rFonts w:ascii="Roboto Mono for Powerline" w:hAnsi="Roboto Mono for Powerline" w:eastAsia="Roboto Mono for Powerline" w:cs="Roboto Mono for Powerline"/>
+                <w:rFonts w:ascii="Courier New" w:hAnsi="Courier New" w:eastAsia="Courier New" w:cs="Courier New"/>
                 <w:b w:val="0"/>
                 <w:i w:val="0"/>
                 <w:color w:val="000000"/>
@@ -7416,7 +7416,7 @@
             </w:pPr>
             <w:r>
               <w:rPr>
-                <w:rFonts w:ascii="Roboto Mono for Powerline" w:hAnsi="Roboto Mono for Powerline" w:eastAsia="Roboto Mono for Powerline" w:cs="Roboto Mono for Powerline"/>
+                <w:rFonts w:ascii="Courier New" w:hAnsi="Courier New" w:eastAsia="Courier New" w:cs="Courier New"/>
                 <w:b w:val="0"/>
                 <w:i w:val="0"/>
                 <w:color w:val="000000"/>
@@ -7434,7 +7434,7 @@
             </w:pPr>
             <w:r>
               <w:rPr>
-                <w:rFonts w:ascii="Roboto Mono for Powerline" w:hAnsi="Roboto Mono for Powerline" w:eastAsia="Roboto Mono for Powerline" w:cs="Roboto Mono for Powerline"/>
+                <w:rFonts w:ascii="Courier New" w:hAnsi="Courier New" w:eastAsia="Courier New" w:cs="Courier New"/>
                 <w:b w:val="0"/>
                 <w:i w:val="0"/>
                 <w:color w:val="000000"/>
@@ -7452,7 +7452,7 @@
             </w:pPr>
             <w:r>
               <w:rPr>
-                <w:rFonts w:ascii="Roboto Mono for Powerline" w:hAnsi="Roboto Mono for Powerline" w:eastAsia="Roboto Mono for Powerline" w:cs="Roboto Mono for Powerline"/>
+                <w:rFonts w:ascii="Courier New" w:hAnsi="Courier New" w:eastAsia="Courier New" w:cs="Courier New"/>
                 <w:b w:val="0"/>
                 <w:i w:val="0"/>
                 <w:color w:val="000000"/>
@@ -7470,7 +7470,7 @@
             </w:pPr>
             <w:r>
               <w:rPr>
-                <w:rFonts w:ascii="Roboto Mono for Powerline" w:hAnsi="Roboto Mono for Powerline" w:eastAsia="Roboto Mono for Powerline" w:cs="Roboto Mono for Powerline"/>
+                <w:rFonts w:ascii="Courier New" w:hAnsi="Courier New" w:eastAsia="Courier New" w:cs="Courier New"/>
                 <w:b w:val="0"/>
                 <w:i w:val="0"/>
                 <w:color w:val="000000"/>
@@ -7488,7 +7488,7 @@
             </w:pPr>
             <w:r>
               <w:rPr>
-                <w:rFonts w:ascii="Roboto Mono for Powerline" w:hAnsi="Roboto Mono for Powerline" w:eastAsia="Roboto Mono for Powerline" w:cs="Roboto Mono for Powerline"/>
+                <w:rFonts w:ascii="Courier New" w:hAnsi="Courier New" w:eastAsia="Courier New" w:cs="Courier New"/>
                 <w:b w:val="0"/>
                 <w:i w:val="0"/>
                 <w:color w:val="000000"/>
@@ -7506,7 +7506,7 @@
             </w:pPr>
             <w:r>
               <w:rPr>
-                <w:rFonts w:ascii="Roboto Mono for Powerline" w:hAnsi="Roboto Mono for Powerline" w:eastAsia="Roboto Mono for Powerline" w:cs="Roboto Mono for Powerline"/>
+                <w:rFonts w:ascii="Courier New" w:hAnsi="Courier New" w:eastAsia="Courier New" w:cs="Courier New"/>
                 <w:b w:val="0"/>
                 <w:i w:val="0"/>
                 <w:color w:val="000000"/>
@@ -7524,7 +7524,7 @@
             </w:pPr>
             <w:r>
               <w:rPr>
-                <w:rFonts w:ascii="Roboto Mono for Powerline" w:hAnsi="Roboto Mono for Powerline" w:eastAsia="Roboto Mono for Powerline" w:cs="Roboto Mono for Powerline"/>
+                <w:rFonts w:ascii="Courier New" w:hAnsi="Courier New" w:eastAsia="Courier New" w:cs="Courier New"/>
                 <w:b w:val="0"/>
                 <w:i w:val="0"/>
                 <w:color w:val="000000"/>
@@ -7542,7 +7542,7 @@
             </w:pPr>
             <w:r>
               <w:rPr>
-                <w:rFonts w:ascii="Roboto Mono for Powerline" w:hAnsi="Roboto Mono for Powerline" w:eastAsia="Roboto Mono for Powerline" w:cs="Roboto Mono for Powerline"/>
+                <w:rFonts w:ascii="Courier New" w:hAnsi="Courier New" w:eastAsia="Courier New" w:cs="Courier New"/>
                 <w:b w:val="0"/>
                 <w:i w:val="0"/>
                 <w:color w:val="000000"/>
@@ -7560,7 +7560,7 @@
             </w:pPr>
             <w:r>
               <w:rPr>
-                <w:rFonts w:ascii="Roboto Mono for Powerline" w:hAnsi="Roboto Mono for Powerline" w:eastAsia="Roboto Mono for Powerline" w:cs="Roboto Mono for Powerline"/>
+                <w:rFonts w:ascii="Courier New" w:hAnsi="Courier New" w:eastAsia="Courier New" w:cs="Courier New"/>
                 <w:b w:val="0"/>
                 <w:i w:val="0"/>
                 <w:color w:val="000000"/>
@@ -7578,24 +7578,24 @@
             </w:pPr>
             <w:r>
               <w:rPr>
-                <w:rFonts w:ascii="Roboto Mono for Powerline" w:hAnsi="Roboto Mono for Powerline" w:eastAsia="Roboto Mono for Powerline" w:cs="Roboto Mono for Powerline"/>
-                <w:b w:val="0"/>
-                <w:i w:val="0"/>
-                <w:color w:val="000000"/>
-                <w:sz w:val="22"/>
-              </w:rPr>
-            </w:r>
-          </w:p>
-          <w:p>
-            <w:pPr>
-              <w:keepNext w:val="0"/>
-              <w:keepLines w:val="0"/>
-              <w:spacing w:before="0" w:after="0" w:line="360" w:lineRule="auto"/>
-              <w:ind w:left="0" w:right="0" w:firstLine="0"/>
-            </w:pPr>
-            <w:r>
-              <w:rPr>
-                <w:rFonts w:ascii="Roboto Mono for Powerline" w:hAnsi="Roboto Mono for Powerline" w:eastAsia="Roboto Mono for Powerline" w:cs="Roboto Mono for Powerline"/>
+                <w:rFonts w:ascii="Courier New" w:hAnsi="Courier New" w:eastAsia="Courier New" w:cs="Courier New"/>
+                <w:b w:val="0"/>
+                <w:i w:val="0"/>
+                <w:color w:val="000000"/>
+                <w:sz w:val="22"/>
+              </w:rPr>
+            </w:r>
+          </w:p>
+          <w:p>
+            <w:pPr>
+              <w:keepNext w:val="0"/>
+              <w:keepLines w:val="0"/>
+              <w:spacing w:before="0" w:after="0" w:line="360" w:lineRule="auto"/>
+              <w:ind w:left="0" w:right="0" w:firstLine="0"/>
+            </w:pPr>
+            <w:r>
+              <w:rPr>
+                <w:rFonts w:ascii="Courier New" w:hAnsi="Courier New" w:eastAsia="Courier New" w:cs="Courier New"/>
                 <w:b w:val="0"/>
                 <w:i w:val="0"/>
                 <w:color w:val="000000"/>
@@ -7613,7 +7613,7 @@
             </w:pPr>
             <w:r>
               <w:rPr>
-                <w:rFonts w:ascii="Roboto Mono for Powerline" w:hAnsi="Roboto Mono for Powerline" w:eastAsia="Roboto Mono for Powerline" w:cs="Roboto Mono for Powerline"/>
+                <w:rFonts w:ascii="Courier New" w:hAnsi="Courier New" w:eastAsia="Courier New" w:cs="Courier New"/>
                 <w:b w:val="0"/>
                 <w:i w:val="0"/>
                 <w:color w:val="000000"/>
@@ -7631,7 +7631,7 @@
             </w:pPr>
             <w:r>
               <w:rPr>
-                <w:rFonts w:ascii="Roboto Mono for Powerline" w:hAnsi="Roboto Mono for Powerline" w:eastAsia="Roboto Mono for Powerline" w:cs="Roboto Mono for Powerline"/>
+                <w:rFonts w:ascii="Courier New" w:hAnsi="Courier New" w:eastAsia="Courier New" w:cs="Courier New"/>
                 <w:b w:val="0"/>
                 <w:i w:val="0"/>
                 <w:color w:val="000000"/>
@@ -7649,7 +7649,7 @@
             </w:pPr>
             <w:r>
               <w:rPr>
-                <w:rFonts w:ascii="Roboto Mono for Powerline" w:hAnsi="Roboto Mono for Powerline" w:eastAsia="Roboto Mono for Powerline" w:cs="Roboto Mono for Powerline"/>
+                <w:rFonts w:ascii="Courier New" w:hAnsi="Courier New" w:eastAsia="Courier New" w:cs="Courier New"/>
                 <w:b w:val="0"/>
                 <w:i w:val="0"/>
                 <w:color w:val="000000"/>
@@ -7667,7 +7667,7 @@
             </w:pPr>
             <w:r>
               <w:rPr>
-                <w:rFonts w:ascii="Roboto Mono for Powerline" w:hAnsi="Roboto Mono for Powerline" w:eastAsia="Roboto Mono for Powerline" w:cs="Roboto Mono for Powerline"/>
+                <w:rFonts w:ascii="Courier New" w:hAnsi="Courier New" w:eastAsia="Courier New" w:cs="Courier New"/>
                 <w:b w:val="0"/>
                 <w:i w:val="0"/>
                 <w:color w:val="000000"/>
@@ -7685,7 +7685,7 @@
             </w:pPr>
             <w:r>
               <w:rPr>
-                <w:rFonts w:ascii="Roboto Mono for Powerline" w:hAnsi="Roboto Mono for Powerline" w:eastAsia="Roboto Mono for Powerline" w:cs="Roboto Mono for Powerline"/>
+                <w:rFonts w:ascii="Courier New" w:hAnsi="Courier New" w:eastAsia="Courier New" w:cs="Courier New"/>
                 <w:b w:val="0"/>
                 <w:i w:val="0"/>
                 <w:color w:val="000000"/>
@@ -7703,7 +7703,7 @@
             </w:pPr>
             <w:r>
               <w:rPr>
-                <w:rFonts w:ascii="Roboto Mono for Powerline" w:hAnsi="Roboto Mono for Powerline" w:eastAsia="Roboto Mono for Powerline" w:cs="Roboto Mono for Powerline"/>
+                <w:rFonts w:ascii="Courier New" w:hAnsi="Courier New" w:eastAsia="Courier New" w:cs="Courier New"/>
                 <w:b w:val="0"/>
                 <w:i w:val="0"/>
                 <w:color w:val="000000"/>
@@ -7783,10 +7783,10 @@
               <w:insideV w:val="nil"/>
             </w:tcBorders>
             <w:tcMar>
-              <w:top w:w="140" w:type="dxa"/>
-              <w:start w:w="180" w:type="dxa"/>
-              <w:bottom w:w="140" w:type="dxa"/>
-              <w:end w:w="180" w:type="dxa"/>
+              <w:top w:w="240" w:type="dxa"/>
+              <w:start w:w="280" w:type="dxa"/>
+              <w:bottom w:w="240" w:type="dxa"/>
+              <w:end w:w="280" w:type="dxa"/>
             </w:tcMar>
           </w:tcPr>
           <w:p>
@@ -7798,7 +7798,7 @@
             </w:pPr>
             <w:r>
               <w:rPr>
-                <w:rFonts w:ascii="Roboto Mono for Powerline" w:hAnsi="Roboto Mono for Powerline" w:eastAsia="Roboto Mono for Powerline" w:cs="Roboto Mono for Powerline"/>
+                <w:rFonts w:ascii="Courier New" w:hAnsi="Courier New" w:eastAsia="Courier New" w:cs="Courier New"/>
                 <w:b w:val="0"/>
                 <w:i w:val="0"/>
                 <w:color w:val="000000"/>
@@ -7816,24 +7816,24 @@
             </w:pPr>
             <w:r>
               <w:rPr>
-                <w:rFonts w:ascii="Roboto Mono for Powerline" w:hAnsi="Roboto Mono for Powerline" w:eastAsia="Roboto Mono for Powerline" w:cs="Roboto Mono for Powerline"/>
-                <w:b w:val="0"/>
-                <w:i w:val="0"/>
-                <w:color w:val="000000"/>
-                <w:sz w:val="22"/>
-              </w:rPr>
-            </w:r>
-          </w:p>
-          <w:p>
-            <w:pPr>
-              <w:keepNext w:val="0"/>
-              <w:keepLines w:val="0"/>
-              <w:spacing w:before="0" w:after="0" w:line="360" w:lineRule="auto"/>
-              <w:ind w:left="0" w:right="0" w:firstLine="0"/>
-            </w:pPr>
-            <w:r>
-              <w:rPr>
-                <w:rFonts w:ascii="Roboto Mono for Powerline" w:hAnsi="Roboto Mono for Powerline" w:eastAsia="Roboto Mono for Powerline" w:cs="Roboto Mono for Powerline"/>
+                <w:rFonts w:ascii="Courier New" w:hAnsi="Courier New" w:eastAsia="Courier New" w:cs="Courier New"/>
+                <w:b w:val="0"/>
+                <w:i w:val="0"/>
+                <w:color w:val="000000"/>
+                <w:sz w:val="22"/>
+              </w:rPr>
+            </w:r>
+          </w:p>
+          <w:p>
+            <w:pPr>
+              <w:keepNext w:val="0"/>
+              <w:keepLines w:val="0"/>
+              <w:spacing w:before="0" w:after="0" w:line="360" w:lineRule="auto"/>
+              <w:ind w:left="0" w:right="0" w:firstLine="0"/>
+            </w:pPr>
+            <w:r>
+              <w:rPr>
+                <w:rFonts w:ascii="Courier New" w:hAnsi="Courier New" w:eastAsia="Courier New" w:cs="Courier New"/>
                 <w:b w:val="0"/>
                 <w:i w:val="0"/>
                 <w:color w:val="000000"/>
@@ -7851,7 +7851,7 @@
             </w:pPr>
             <w:r>
               <w:rPr>
-                <w:rFonts w:ascii="Roboto Mono for Powerline" w:hAnsi="Roboto Mono for Powerline" w:eastAsia="Roboto Mono for Powerline" w:cs="Roboto Mono for Powerline"/>
+                <w:rFonts w:ascii="Courier New" w:hAnsi="Courier New" w:eastAsia="Courier New" w:cs="Courier New"/>
                 <w:b w:val="0"/>
                 <w:i w:val="0"/>
                 <w:color w:val="000000"/>
@@ -7869,7 +7869,7 @@
             </w:pPr>
             <w:r>
               <w:rPr>
-                <w:rFonts w:ascii="Roboto Mono for Powerline" w:hAnsi="Roboto Mono for Powerline" w:eastAsia="Roboto Mono for Powerline" w:cs="Roboto Mono for Powerline"/>
+                <w:rFonts w:ascii="Courier New" w:hAnsi="Courier New" w:eastAsia="Courier New" w:cs="Courier New"/>
                 <w:b w:val="0"/>
                 <w:i w:val="0"/>
                 <w:color w:val="000000"/>
@@ -7887,7 +7887,7 @@
             </w:pPr>
             <w:r>
               <w:rPr>
-                <w:rFonts w:ascii="Roboto Mono for Powerline" w:hAnsi="Roboto Mono for Powerline" w:eastAsia="Roboto Mono for Powerline" w:cs="Roboto Mono for Powerline"/>
+                <w:rFonts w:ascii="Courier New" w:hAnsi="Courier New" w:eastAsia="Courier New" w:cs="Courier New"/>
                 <w:b w:val="0"/>
                 <w:i w:val="0"/>
                 <w:color w:val="000000"/>
@@ -7905,7 +7905,7 @@
             </w:pPr>
             <w:r>
               <w:rPr>
-                <w:rFonts w:ascii="Roboto Mono for Powerline" w:hAnsi="Roboto Mono for Powerline" w:eastAsia="Roboto Mono for Powerline" w:cs="Roboto Mono for Powerline"/>
+                <w:rFonts w:ascii="Courier New" w:hAnsi="Courier New" w:eastAsia="Courier New" w:cs="Courier New"/>
                 <w:b w:val="0"/>
                 <w:i w:val="0"/>
                 <w:color w:val="000000"/>
@@ -7923,7 +7923,7 @@
             </w:pPr>
             <w:r>
               <w:rPr>
-                <w:rFonts w:ascii="Roboto Mono for Powerline" w:hAnsi="Roboto Mono for Powerline" w:eastAsia="Roboto Mono for Powerline" w:cs="Roboto Mono for Powerline"/>
+                <w:rFonts w:ascii="Courier New" w:hAnsi="Courier New" w:eastAsia="Courier New" w:cs="Courier New"/>
                 <w:b w:val="0"/>
                 <w:i w:val="0"/>
                 <w:color w:val="000000"/>
@@ -7941,7 +7941,7 @@
             </w:pPr>
             <w:r>
               <w:rPr>
-                <w:rFonts w:ascii="Roboto Mono for Powerline" w:hAnsi="Roboto Mono for Powerline" w:eastAsia="Roboto Mono for Powerline" w:cs="Roboto Mono for Powerline"/>
+                <w:rFonts w:ascii="Courier New" w:hAnsi="Courier New" w:eastAsia="Courier New" w:cs="Courier New"/>
                 <w:b w:val="0"/>
                 <w:i w:val="0"/>
                 <w:color w:val="000000"/>
@@ -7959,7 +7959,7 @@
             </w:pPr>
             <w:r>
               <w:rPr>
-                <w:rFonts w:ascii="Roboto Mono for Powerline" w:hAnsi="Roboto Mono for Powerline" w:eastAsia="Roboto Mono for Powerline" w:cs="Roboto Mono for Powerline"/>
+                <w:rFonts w:ascii="Courier New" w:hAnsi="Courier New" w:eastAsia="Courier New" w:cs="Courier New"/>
                 <w:b w:val="0"/>
                 <w:i w:val="0"/>
                 <w:color w:val="000000"/>
@@ -7977,7 +7977,7 @@
             </w:pPr>
             <w:r>
               <w:rPr>
-                <w:rFonts w:ascii="Roboto Mono for Powerline" w:hAnsi="Roboto Mono for Powerline" w:eastAsia="Roboto Mono for Powerline" w:cs="Roboto Mono for Powerline"/>
+                <w:rFonts w:ascii="Courier New" w:hAnsi="Courier New" w:eastAsia="Courier New" w:cs="Courier New"/>
                 <w:b w:val="0"/>
                 <w:i w:val="0"/>
                 <w:color w:val="000000"/>
@@ -7995,7 +7995,7 @@
             </w:pPr>
             <w:r>
               <w:rPr>
-                <w:rFonts w:ascii="Roboto Mono for Powerline" w:hAnsi="Roboto Mono for Powerline" w:eastAsia="Roboto Mono for Powerline" w:cs="Roboto Mono for Powerline"/>
+                <w:rFonts w:ascii="Courier New" w:hAnsi="Courier New" w:eastAsia="Courier New" w:cs="Courier New"/>
                 <w:b w:val="0"/>
                 <w:i w:val="0"/>
                 <w:color w:val="000000"/>
@@ -8013,7 +8013,7 @@
             </w:pPr>
             <w:r>
               <w:rPr>
-                <w:rFonts w:ascii="Roboto Mono for Powerline" w:hAnsi="Roboto Mono for Powerline" w:eastAsia="Roboto Mono for Powerline" w:cs="Roboto Mono for Powerline"/>
+                <w:rFonts w:ascii="Courier New" w:hAnsi="Courier New" w:eastAsia="Courier New" w:cs="Courier New"/>
                 <w:b w:val="0"/>
                 <w:i w:val="0"/>
                 <w:color w:val="000000"/>
@@ -8031,7 +8031,7 @@
             </w:pPr>
             <w:r>
               <w:rPr>
-                <w:rFonts w:ascii="Roboto Mono for Powerline" w:hAnsi="Roboto Mono for Powerline" w:eastAsia="Roboto Mono for Powerline" w:cs="Roboto Mono for Powerline"/>
+                <w:rFonts w:ascii="Courier New" w:hAnsi="Courier New" w:eastAsia="Courier New" w:cs="Courier New"/>
                 <w:b w:val="0"/>
                 <w:i w:val="0"/>
                 <w:color w:val="000000"/>
@@ -8049,7 +8049,7 @@
             </w:pPr>
             <w:r>
               <w:rPr>
-                <w:rFonts w:ascii="Roboto Mono for Powerline" w:hAnsi="Roboto Mono for Powerline" w:eastAsia="Roboto Mono for Powerline" w:cs="Roboto Mono for Powerline"/>
+                <w:rFonts w:ascii="Courier New" w:hAnsi="Courier New" w:eastAsia="Courier New" w:cs="Courier New"/>
                 <w:b w:val="0"/>
                 <w:i w:val="0"/>
                 <w:color w:val="000000"/>
@@ -8067,7 +8067,7 @@
             </w:pPr>
             <w:r>
               <w:rPr>
-                <w:rFonts w:ascii="Roboto Mono for Powerline" w:hAnsi="Roboto Mono for Powerline" w:eastAsia="Roboto Mono for Powerline" w:cs="Roboto Mono for Powerline"/>
+                <w:rFonts w:ascii="Courier New" w:hAnsi="Courier New" w:eastAsia="Courier New" w:cs="Courier New"/>
                 <w:b w:val="0"/>
                 <w:i w:val="0"/>
                 <w:color w:val="000000"/>
@@ -8085,7 +8085,7 @@
             </w:pPr>
             <w:r>
               <w:rPr>
-                <w:rFonts w:ascii="Roboto Mono for Powerline" w:hAnsi="Roboto Mono for Powerline" w:eastAsia="Roboto Mono for Powerline" w:cs="Roboto Mono for Powerline"/>
+                <w:rFonts w:ascii="Courier New" w:hAnsi="Courier New" w:eastAsia="Courier New" w:cs="Courier New"/>
                 <w:b w:val="0"/>
                 <w:i w:val="0"/>
                 <w:color w:val="000000"/>
@@ -8103,7 +8103,7 @@
             </w:pPr>
             <w:r>
               <w:rPr>
-                <w:rFonts w:ascii="Roboto Mono for Powerline" w:hAnsi="Roboto Mono for Powerline" w:eastAsia="Roboto Mono for Powerline" w:cs="Roboto Mono for Powerline"/>
+                <w:rFonts w:ascii="Courier New" w:hAnsi="Courier New" w:eastAsia="Courier New" w:cs="Courier New"/>
                 <w:b w:val="0"/>
                 <w:i w:val="0"/>
                 <w:color w:val="000000"/>
@@ -8121,7 +8121,7 @@
             </w:pPr>
             <w:r>
               <w:rPr>
-                <w:rFonts w:ascii="Roboto Mono for Powerline" w:hAnsi="Roboto Mono for Powerline" w:eastAsia="Roboto Mono for Powerline" w:cs="Roboto Mono for Powerline"/>
+                <w:rFonts w:ascii="Courier New" w:hAnsi="Courier New" w:eastAsia="Courier New" w:cs="Courier New"/>
                 <w:b w:val="0"/>
                 <w:i w:val="0"/>
                 <w:color w:val="000000"/>
@@ -8139,7 +8139,7 @@
             </w:pPr>
             <w:r>
               <w:rPr>
-                <w:rFonts w:ascii="Roboto Mono for Powerline" w:hAnsi="Roboto Mono for Powerline" w:eastAsia="Roboto Mono for Powerline" w:cs="Roboto Mono for Powerline"/>
+                <w:rFonts w:ascii="Courier New" w:hAnsi="Courier New" w:eastAsia="Courier New" w:cs="Courier New"/>
                 <w:b w:val="0"/>
                 <w:i w:val="0"/>
                 <w:color w:val="000000"/>
@@ -8157,7 +8157,7 @@
             </w:pPr>
             <w:r>
               <w:rPr>
-                <w:rFonts w:ascii="Roboto Mono for Powerline" w:hAnsi="Roboto Mono for Powerline" w:eastAsia="Roboto Mono for Powerline" w:cs="Roboto Mono for Powerline"/>
+                <w:rFonts w:ascii="Courier New" w:hAnsi="Courier New" w:eastAsia="Courier New" w:cs="Courier New"/>
                 <w:b w:val="0"/>
                 <w:i w:val="0"/>
                 <w:color w:val="000000"/>
@@ -8175,7 +8175,7 @@
             </w:pPr>
             <w:r>
               <w:rPr>
-                <w:rFonts w:ascii="Roboto Mono for Powerline" w:hAnsi="Roboto Mono for Powerline" w:eastAsia="Roboto Mono for Powerline" w:cs="Roboto Mono for Powerline"/>
+                <w:rFonts w:ascii="Courier New" w:hAnsi="Courier New" w:eastAsia="Courier New" w:cs="Courier New"/>
                 <w:b w:val="0"/>
                 <w:i w:val="0"/>
                 <w:color w:val="000000"/>
@@ -8193,7 +8193,7 @@
             </w:pPr>
             <w:r>
               <w:rPr>
-                <w:rFonts w:ascii="Roboto Mono for Powerline" w:hAnsi="Roboto Mono for Powerline" w:eastAsia="Roboto Mono for Powerline" w:cs="Roboto Mono for Powerline"/>
+                <w:rFonts w:ascii="Courier New" w:hAnsi="Courier New" w:eastAsia="Courier New" w:cs="Courier New"/>
                 <w:b w:val="0"/>
                 <w:i w:val="0"/>
                 <w:color w:val="000000"/>
@@ -8211,7 +8211,7 @@
             </w:pPr>
             <w:r>
               <w:rPr>
-                <w:rFonts w:ascii="Roboto Mono for Powerline" w:hAnsi="Roboto Mono for Powerline" w:eastAsia="Roboto Mono for Powerline" w:cs="Roboto Mono for Powerline"/>
+                <w:rFonts w:ascii="Courier New" w:hAnsi="Courier New" w:eastAsia="Courier New" w:cs="Courier New"/>
                 <w:b w:val="0"/>
                 <w:i w:val="0"/>
                 <w:color w:val="000000"/>
@@ -8229,7 +8229,7 @@
             </w:pPr>
             <w:r>
               <w:rPr>
-                <w:rFonts w:ascii="Roboto Mono for Powerline" w:hAnsi="Roboto Mono for Powerline" w:eastAsia="Roboto Mono for Powerline" w:cs="Roboto Mono for Powerline"/>
+                <w:rFonts w:ascii="Courier New" w:hAnsi="Courier New" w:eastAsia="Courier New" w:cs="Courier New"/>
                 <w:b w:val="0"/>
                 <w:i w:val="0"/>
                 <w:color w:val="000000"/>
@@ -8247,7 +8247,7 @@
             </w:pPr>
             <w:r>
               <w:rPr>
-                <w:rFonts w:ascii="Roboto Mono for Powerline" w:hAnsi="Roboto Mono for Powerline" w:eastAsia="Roboto Mono for Powerline" w:cs="Roboto Mono for Powerline"/>
+                <w:rFonts w:ascii="Courier New" w:hAnsi="Courier New" w:eastAsia="Courier New" w:cs="Courier New"/>
                 <w:b w:val="0"/>
                 <w:i w:val="0"/>
                 <w:color w:val="000000"/>
@@ -8265,7 +8265,7 @@
             </w:pPr>
             <w:r>
               <w:rPr>
-                <w:rFonts w:ascii="Roboto Mono for Powerline" w:hAnsi="Roboto Mono for Powerline" w:eastAsia="Roboto Mono for Powerline" w:cs="Roboto Mono for Powerline"/>
+                <w:rFonts w:ascii="Courier New" w:hAnsi="Courier New" w:eastAsia="Courier New" w:cs="Courier New"/>
                 <w:b w:val="0"/>
                 <w:i w:val="0"/>
                 <w:color w:val="000000"/>
@@ -8283,7 +8283,7 @@
             </w:pPr>
             <w:r>
               <w:rPr>
-                <w:rFonts w:ascii="Roboto Mono for Powerline" w:hAnsi="Roboto Mono for Powerline" w:eastAsia="Roboto Mono for Powerline" w:cs="Roboto Mono for Powerline"/>
+                <w:rFonts w:ascii="Courier New" w:hAnsi="Courier New" w:eastAsia="Courier New" w:cs="Courier New"/>
                 <w:b w:val="0"/>
                 <w:i w:val="0"/>
                 <w:color w:val="000000"/>
@@ -8301,7 +8301,7 @@
             </w:pPr>
             <w:r>
               <w:rPr>
-                <w:rFonts w:ascii="Roboto Mono for Powerline" w:hAnsi="Roboto Mono for Powerline" w:eastAsia="Roboto Mono for Powerline" w:cs="Roboto Mono for Powerline"/>
+                <w:rFonts w:ascii="Courier New" w:hAnsi="Courier New" w:eastAsia="Courier New" w:cs="Courier New"/>
                 <w:b w:val="0"/>
                 <w:i w:val="0"/>
                 <w:color w:val="000000"/>
@@ -8319,7 +8319,7 @@
             </w:pPr>
             <w:r>
               <w:rPr>
-                <w:rFonts w:ascii="Roboto Mono for Powerline" w:hAnsi="Roboto Mono for Powerline" w:eastAsia="Roboto Mono for Powerline" w:cs="Roboto Mono for Powerline"/>
+                <w:rFonts w:ascii="Courier New" w:hAnsi="Courier New" w:eastAsia="Courier New" w:cs="Courier New"/>
                 <w:b w:val="0"/>
                 <w:i w:val="0"/>
                 <w:color w:val="000000"/>
@@ -8337,7 +8337,7 @@
             </w:pPr>
             <w:r>
               <w:rPr>
-                <w:rFonts w:ascii="Roboto Mono for Powerline" w:hAnsi="Roboto Mono for Powerline" w:eastAsia="Roboto Mono for Powerline" w:cs="Roboto Mono for Powerline"/>
+                <w:rFonts w:ascii="Courier New" w:hAnsi="Courier New" w:eastAsia="Courier New" w:cs="Courier New"/>
                 <w:b w:val="0"/>
                 <w:i w:val="0"/>
                 <w:color w:val="000000"/>
@@ -8355,7 +8355,7 @@
             </w:pPr>
             <w:r>
               <w:rPr>
-                <w:rFonts w:ascii="Roboto Mono for Powerline" w:hAnsi="Roboto Mono for Powerline" w:eastAsia="Roboto Mono for Powerline" w:cs="Roboto Mono for Powerline"/>
+                <w:rFonts w:ascii="Courier New" w:hAnsi="Courier New" w:eastAsia="Courier New" w:cs="Courier New"/>
                 <w:b w:val="0"/>
                 <w:i w:val="0"/>
                 <w:color w:val="000000"/>
@@ -8373,7 +8373,7 @@
             </w:pPr>
             <w:r>
               <w:rPr>
-                <w:rFonts w:ascii="Roboto Mono for Powerline" w:hAnsi="Roboto Mono for Powerline" w:eastAsia="Roboto Mono for Powerline" w:cs="Roboto Mono for Powerline"/>
+                <w:rFonts w:ascii="Courier New" w:hAnsi="Courier New" w:eastAsia="Courier New" w:cs="Courier New"/>
                 <w:b w:val="0"/>
                 <w:i w:val="0"/>
                 <w:color w:val="000000"/>
@@ -8391,7 +8391,7 @@
             </w:pPr>
             <w:r>
               <w:rPr>
-                <w:rFonts w:ascii="Roboto Mono for Powerline" w:hAnsi="Roboto Mono for Powerline" w:eastAsia="Roboto Mono for Powerline" w:cs="Roboto Mono for Powerline"/>
+                <w:rFonts w:ascii="Courier New" w:hAnsi="Courier New" w:eastAsia="Courier New" w:cs="Courier New"/>
                 <w:b w:val="0"/>
                 <w:i w:val="0"/>
                 <w:color w:val="000000"/>
@@ -8409,7 +8409,7 @@
             </w:pPr>
             <w:r>
               <w:rPr>
-                <w:rFonts w:ascii="Roboto Mono for Powerline" w:hAnsi="Roboto Mono for Powerline" w:eastAsia="Roboto Mono for Powerline" w:cs="Roboto Mono for Powerline"/>
+                <w:rFonts w:ascii="Courier New" w:hAnsi="Courier New" w:eastAsia="Courier New" w:cs="Courier New"/>
                 <w:b w:val="0"/>
                 <w:i w:val="0"/>
                 <w:color w:val="000000"/>
@@ -8427,7 +8427,7 @@
             </w:pPr>
             <w:r>
               <w:rPr>
-                <w:rFonts w:ascii="Roboto Mono for Powerline" w:hAnsi="Roboto Mono for Powerline" w:eastAsia="Roboto Mono for Powerline" w:cs="Roboto Mono for Powerline"/>
+                <w:rFonts w:ascii="Courier New" w:hAnsi="Courier New" w:eastAsia="Courier New" w:cs="Courier New"/>
                 <w:b w:val="0"/>
                 <w:i w:val="0"/>
                 <w:color w:val="000000"/>
@@ -8445,7 +8445,7 @@
             </w:pPr>
             <w:r>
               <w:rPr>
-                <w:rFonts w:ascii="Roboto Mono for Powerline" w:hAnsi="Roboto Mono for Powerline" w:eastAsia="Roboto Mono for Powerline" w:cs="Roboto Mono for Powerline"/>
+                <w:rFonts w:ascii="Courier New" w:hAnsi="Courier New" w:eastAsia="Courier New" w:cs="Courier New"/>
                 <w:b w:val="0"/>
                 <w:i w:val="0"/>
                 <w:color w:val="000000"/>
@@ -8463,7 +8463,7 @@
             </w:pPr>
             <w:r>
               <w:rPr>
-                <w:rFonts w:ascii="Roboto Mono for Powerline" w:hAnsi="Roboto Mono for Powerline" w:eastAsia="Roboto Mono for Powerline" w:cs="Roboto Mono for Powerline"/>
+                <w:rFonts w:ascii="Courier New" w:hAnsi="Courier New" w:eastAsia="Courier New" w:cs="Courier New"/>
                 <w:b w:val="0"/>
                 <w:i w:val="0"/>
                 <w:color w:val="000000"/>
@@ -8481,7 +8481,7 @@
             </w:pPr>
             <w:r>
               <w:rPr>
-                <w:rFonts w:ascii="Roboto Mono for Powerline" w:hAnsi="Roboto Mono for Powerline" w:eastAsia="Roboto Mono for Powerline" w:cs="Roboto Mono for Powerline"/>
+                <w:rFonts w:ascii="Courier New" w:hAnsi="Courier New" w:eastAsia="Courier New" w:cs="Courier New"/>
                 <w:b w:val="0"/>
                 <w:i w:val="0"/>
                 <w:color w:val="000000"/>
@@ -8499,7 +8499,7 @@
             </w:pPr>
             <w:r>
               <w:rPr>
-                <w:rFonts w:ascii="Roboto Mono for Powerline" w:hAnsi="Roboto Mono for Powerline" w:eastAsia="Roboto Mono for Powerline" w:cs="Roboto Mono for Powerline"/>
+                <w:rFonts w:ascii="Courier New" w:hAnsi="Courier New" w:eastAsia="Courier New" w:cs="Courier New"/>
                 <w:b w:val="0"/>
                 <w:i w:val="0"/>
                 <w:color w:val="000000"/>
@@ -8517,7 +8517,7 @@
             </w:pPr>
             <w:r>
               <w:rPr>
-                <w:rFonts w:ascii="Roboto Mono for Powerline" w:hAnsi="Roboto Mono for Powerline" w:eastAsia="Roboto Mono for Powerline" w:cs="Roboto Mono for Powerline"/>
+                <w:rFonts w:ascii="Courier New" w:hAnsi="Courier New" w:eastAsia="Courier New" w:cs="Courier New"/>
                 <w:b w:val="0"/>
                 <w:i w:val="0"/>
                 <w:color w:val="000000"/>
@@ -8535,7 +8535,7 @@
             </w:pPr>
             <w:r>
               <w:rPr>
-                <w:rFonts w:ascii="Roboto Mono for Powerline" w:hAnsi="Roboto Mono for Powerline" w:eastAsia="Roboto Mono for Powerline" w:cs="Roboto Mono for Powerline"/>
+                <w:rFonts w:ascii="Courier New" w:hAnsi="Courier New" w:eastAsia="Courier New" w:cs="Courier New"/>
                 <w:b w:val="0"/>
                 <w:i w:val="0"/>
                 <w:color w:val="000000"/>
@@ -8553,7 +8553,7 @@
             </w:pPr>
             <w:r>
               <w:rPr>
-                <w:rFonts w:ascii="Roboto Mono for Powerline" w:hAnsi="Roboto Mono for Powerline" w:eastAsia="Roboto Mono for Powerline" w:cs="Roboto Mono for Powerline"/>
+                <w:rFonts w:ascii="Courier New" w:hAnsi="Courier New" w:eastAsia="Courier New" w:cs="Courier New"/>
                 <w:b w:val="0"/>
                 <w:i w:val="0"/>
                 <w:color w:val="000000"/>
@@ -8571,7 +8571,7 @@
             </w:pPr>
             <w:r>
               <w:rPr>
-                <w:rFonts w:ascii="Roboto Mono for Powerline" w:hAnsi="Roboto Mono for Powerline" w:eastAsia="Roboto Mono for Powerline" w:cs="Roboto Mono for Powerline"/>
+                <w:rFonts w:ascii="Courier New" w:hAnsi="Courier New" w:eastAsia="Courier New" w:cs="Courier New"/>
                 <w:b w:val="0"/>
                 <w:i w:val="0"/>
                 <w:color w:val="000000"/>
@@ -8589,7 +8589,7 @@
             </w:pPr>
             <w:r>
               <w:rPr>
-                <w:rFonts w:ascii="Roboto Mono for Powerline" w:hAnsi="Roboto Mono for Powerline" w:eastAsia="Roboto Mono for Powerline" w:cs="Roboto Mono for Powerline"/>
+                <w:rFonts w:ascii="Courier New" w:hAnsi="Courier New" w:eastAsia="Courier New" w:cs="Courier New"/>
                 <w:b w:val="0"/>
                 <w:i w:val="0"/>
                 <w:color w:val="000000"/>
@@ -8607,7 +8607,7 @@
             </w:pPr>
             <w:r>
               <w:rPr>
-                <w:rFonts w:ascii="Roboto Mono for Powerline" w:hAnsi="Roboto Mono for Powerline" w:eastAsia="Roboto Mono for Powerline" w:cs="Roboto Mono for Powerline"/>
+                <w:rFonts w:ascii="Courier New" w:hAnsi="Courier New" w:eastAsia="Courier New" w:cs="Courier New"/>
                 <w:b w:val="0"/>
                 <w:i w:val="0"/>
                 <w:color w:val="000000"/>
@@ -8625,7 +8625,7 @@
             </w:pPr>
             <w:r>
               <w:rPr>
-                <w:rFonts w:ascii="Roboto Mono for Powerline" w:hAnsi="Roboto Mono for Powerline" w:eastAsia="Roboto Mono for Powerline" w:cs="Roboto Mono for Powerline"/>
+                <w:rFonts w:ascii="Courier New" w:hAnsi="Courier New" w:eastAsia="Courier New" w:cs="Courier New"/>
                 <w:b w:val="0"/>
                 <w:i w:val="0"/>
                 <w:color w:val="000000"/>
@@ -8643,7 +8643,7 @@
             </w:pPr>
             <w:r>
               <w:rPr>
-                <w:rFonts w:ascii="Roboto Mono for Powerline" w:hAnsi="Roboto Mono for Powerline" w:eastAsia="Roboto Mono for Powerline" w:cs="Roboto Mono for Powerline"/>
+                <w:rFonts w:ascii="Courier New" w:hAnsi="Courier New" w:eastAsia="Courier New" w:cs="Courier New"/>
                 <w:b w:val="0"/>
                 <w:i w:val="0"/>
                 <w:color w:val="000000"/>
@@ -8661,7 +8661,7 @@
             </w:pPr>
             <w:r>
               <w:rPr>
-                <w:rFonts w:ascii="Roboto Mono for Powerline" w:hAnsi="Roboto Mono for Powerline" w:eastAsia="Roboto Mono for Powerline" w:cs="Roboto Mono for Powerline"/>
+                <w:rFonts w:ascii="Courier New" w:hAnsi="Courier New" w:eastAsia="Courier New" w:cs="Courier New"/>
                 <w:b w:val="0"/>
                 <w:i w:val="0"/>
                 <w:color w:val="000000"/>
@@ -8679,7 +8679,7 @@
             </w:pPr>
             <w:r>
               <w:rPr>
-                <w:rFonts w:ascii="Roboto Mono for Powerline" w:hAnsi="Roboto Mono for Powerline" w:eastAsia="Roboto Mono for Powerline" w:cs="Roboto Mono for Powerline"/>
+                <w:rFonts w:ascii="Courier New" w:hAnsi="Courier New" w:eastAsia="Courier New" w:cs="Courier New"/>
                 <w:b w:val="0"/>
                 <w:i w:val="0"/>
                 <w:color w:val="000000"/>
@@ -8697,7 +8697,7 @@
             </w:pPr>
             <w:r>
               <w:rPr>
-                <w:rFonts w:ascii="Roboto Mono for Powerline" w:hAnsi="Roboto Mono for Powerline" w:eastAsia="Roboto Mono for Powerline" w:cs="Roboto Mono for Powerline"/>
+                <w:rFonts w:ascii="Courier New" w:hAnsi="Courier New" w:eastAsia="Courier New" w:cs="Courier New"/>
                 <w:b w:val="0"/>
                 <w:i w:val="0"/>
                 <w:color w:val="000000"/>
@@ -8715,7 +8715,7 @@
             </w:pPr>
             <w:r>
               <w:rPr>
-                <w:rFonts w:ascii="Roboto Mono for Powerline" w:hAnsi="Roboto Mono for Powerline" w:eastAsia="Roboto Mono for Powerline" w:cs="Roboto Mono for Powerline"/>
+                <w:rFonts w:ascii="Courier New" w:hAnsi="Courier New" w:eastAsia="Courier New" w:cs="Courier New"/>
                 <w:b w:val="0"/>
                 <w:i w:val="0"/>
                 <w:color w:val="000000"/>
@@ -8733,7 +8733,7 @@
             </w:pPr>
             <w:r>
               <w:rPr>
-                <w:rFonts w:ascii="Roboto Mono for Powerline" w:hAnsi="Roboto Mono for Powerline" w:eastAsia="Roboto Mono for Powerline" w:cs="Roboto Mono for Powerline"/>
+                <w:rFonts w:ascii="Courier New" w:hAnsi="Courier New" w:eastAsia="Courier New" w:cs="Courier New"/>
                 <w:b w:val="0"/>
                 <w:i w:val="0"/>
                 <w:color w:val="000000"/>
@@ -8751,7 +8751,7 @@
             </w:pPr>
             <w:r>
               <w:rPr>
-                <w:rFonts w:ascii="Roboto Mono for Powerline" w:hAnsi="Roboto Mono for Powerline" w:eastAsia="Roboto Mono for Powerline" w:cs="Roboto Mono for Powerline"/>
+                <w:rFonts w:ascii="Courier New" w:hAnsi="Courier New" w:eastAsia="Courier New" w:cs="Courier New"/>
                 <w:b w:val="0"/>
                 <w:i w:val="0"/>
                 <w:color w:val="000000"/>
@@ -8769,7 +8769,7 @@
             </w:pPr>
             <w:r>
               <w:rPr>
-                <w:rFonts w:ascii="Roboto Mono for Powerline" w:hAnsi="Roboto Mono for Powerline" w:eastAsia="Roboto Mono for Powerline" w:cs="Roboto Mono for Powerline"/>
+                <w:rFonts w:ascii="Courier New" w:hAnsi="Courier New" w:eastAsia="Courier New" w:cs="Courier New"/>
                 <w:b w:val="0"/>
                 <w:i w:val="0"/>
                 <w:color w:val="000000"/>
@@ -8787,24 +8787,24 @@
             </w:pPr>
             <w:r>
               <w:rPr>
-                <w:rFonts w:ascii="Roboto Mono for Powerline" w:hAnsi="Roboto Mono for Powerline" w:eastAsia="Roboto Mono for Powerline" w:cs="Roboto Mono for Powerline"/>
-                <w:b w:val="0"/>
-                <w:i w:val="0"/>
-                <w:color w:val="000000"/>
-                <w:sz w:val="22"/>
-              </w:rPr>
-            </w:r>
-          </w:p>
-          <w:p>
-            <w:pPr>
-              <w:keepNext w:val="0"/>
-              <w:keepLines w:val="0"/>
-              <w:spacing w:before="0" w:after="0" w:line="360" w:lineRule="auto"/>
-              <w:ind w:left="0" w:right="0" w:firstLine="0"/>
-            </w:pPr>
-            <w:r>
-              <w:rPr>
-                <w:rFonts w:ascii="Roboto Mono for Powerline" w:hAnsi="Roboto Mono for Powerline" w:eastAsia="Roboto Mono for Powerline" w:cs="Roboto Mono for Powerline"/>
+                <w:rFonts w:ascii="Courier New" w:hAnsi="Courier New" w:eastAsia="Courier New" w:cs="Courier New"/>
+                <w:b w:val="0"/>
+                <w:i w:val="0"/>
+                <w:color w:val="000000"/>
+                <w:sz w:val="22"/>
+              </w:rPr>
+            </w:r>
+          </w:p>
+          <w:p>
+            <w:pPr>
+              <w:keepNext w:val="0"/>
+              <w:keepLines w:val="0"/>
+              <w:spacing w:before="0" w:after="0" w:line="360" w:lineRule="auto"/>
+              <w:ind w:left="0" w:right="0" w:firstLine="0"/>
+            </w:pPr>
+            <w:r>
+              <w:rPr>
+                <w:rFonts w:ascii="Courier New" w:hAnsi="Courier New" w:eastAsia="Courier New" w:cs="Courier New"/>
                 <w:b w:val="0"/>
                 <w:i w:val="0"/>
                 <w:color w:val="000000"/>
@@ -8822,7 +8822,7 @@
             </w:pPr>
             <w:r>
               <w:rPr>
-                <w:rFonts w:ascii="Roboto Mono for Powerline" w:hAnsi="Roboto Mono for Powerline" w:eastAsia="Roboto Mono for Powerline" w:cs="Roboto Mono for Powerline"/>
+                <w:rFonts w:ascii="Courier New" w:hAnsi="Courier New" w:eastAsia="Courier New" w:cs="Courier New"/>
                 <w:b w:val="0"/>
                 <w:i w:val="0"/>
                 <w:color w:val="000000"/>
@@ -8840,7 +8840,7 @@
             </w:pPr>
             <w:r>
               <w:rPr>
-                <w:rFonts w:ascii="Roboto Mono for Powerline" w:hAnsi="Roboto Mono for Powerline" w:eastAsia="Roboto Mono for Powerline" w:cs="Roboto Mono for Powerline"/>
+                <w:rFonts w:ascii="Courier New" w:hAnsi="Courier New" w:eastAsia="Courier New" w:cs="Courier New"/>
                 <w:b w:val="0"/>
                 <w:i w:val="0"/>
                 <w:color w:val="000000"/>
@@ -8858,7 +8858,7 @@
             </w:pPr>
             <w:r>
               <w:rPr>
-                <w:rFonts w:ascii="Roboto Mono for Powerline" w:hAnsi="Roboto Mono for Powerline" w:eastAsia="Roboto Mono for Powerline" w:cs="Roboto Mono for Powerline"/>
+                <w:rFonts w:ascii="Courier New" w:hAnsi="Courier New" w:eastAsia="Courier New" w:cs="Courier New"/>
                 <w:b w:val="0"/>
                 <w:i w:val="0"/>
                 <w:color w:val="000000"/>
@@ -8876,7 +8876,7 @@
             </w:pPr>
             <w:r>
               <w:rPr>
-                <w:rFonts w:ascii="Roboto Mono for Powerline" w:hAnsi="Roboto Mono for Powerline" w:eastAsia="Roboto Mono for Powerline" w:cs="Roboto Mono for Powerline"/>
+                <w:rFonts w:ascii="Courier New" w:hAnsi="Courier New" w:eastAsia="Courier New" w:cs="Courier New"/>
                 <w:b w:val="0"/>
                 <w:i w:val="0"/>
                 <w:color w:val="000000"/>
@@ -8894,7 +8894,7 @@
             </w:pPr>
             <w:r>
               <w:rPr>
-                <w:rFonts w:ascii="Roboto Mono for Powerline" w:hAnsi="Roboto Mono for Powerline" w:eastAsia="Roboto Mono for Powerline" w:cs="Roboto Mono for Powerline"/>
+                <w:rFonts w:ascii="Courier New" w:hAnsi="Courier New" w:eastAsia="Courier New" w:cs="Courier New"/>
                 <w:b w:val="0"/>
                 <w:i w:val="0"/>
                 <w:color w:val="000000"/>
@@ -8912,7 +8912,7 @@
             </w:pPr>
             <w:r>
               <w:rPr>
-                <w:rFonts w:ascii="Roboto Mono for Powerline" w:hAnsi="Roboto Mono for Powerline" w:eastAsia="Roboto Mono for Powerline" w:cs="Roboto Mono for Powerline"/>
+                <w:rFonts w:ascii="Courier New" w:hAnsi="Courier New" w:eastAsia="Courier New" w:cs="Courier New"/>
                 <w:b w:val="0"/>
                 <w:i w:val="0"/>
                 <w:color w:val="000000"/>
@@ -8930,7 +8930,7 @@
             </w:pPr>
             <w:r>
               <w:rPr>
-                <w:rFonts w:ascii="Roboto Mono for Powerline" w:hAnsi="Roboto Mono for Powerline" w:eastAsia="Roboto Mono for Powerline" w:cs="Roboto Mono for Powerline"/>
+                <w:rFonts w:ascii="Courier New" w:hAnsi="Courier New" w:eastAsia="Courier New" w:cs="Courier New"/>
                 <w:b w:val="0"/>
                 <w:i w:val="0"/>
                 <w:color w:val="000000"/>
@@ -8948,7 +8948,7 @@
             </w:pPr>
             <w:r>
               <w:rPr>
-                <w:rFonts w:ascii="Roboto Mono for Powerline" w:hAnsi="Roboto Mono for Powerline" w:eastAsia="Roboto Mono for Powerline" w:cs="Roboto Mono for Powerline"/>
+                <w:rFonts w:ascii="Courier New" w:hAnsi="Courier New" w:eastAsia="Courier New" w:cs="Courier New"/>
                 <w:b w:val="0"/>
                 <w:i w:val="0"/>
                 <w:color w:val="000000"/>
@@ -8966,7 +8966,7 @@
             </w:pPr>
             <w:r>
               <w:rPr>
-                <w:rFonts w:ascii="Roboto Mono for Powerline" w:hAnsi="Roboto Mono for Powerline" w:eastAsia="Roboto Mono for Powerline" w:cs="Roboto Mono for Powerline"/>
+                <w:rFonts w:ascii="Courier New" w:hAnsi="Courier New" w:eastAsia="Courier New" w:cs="Courier New"/>
                 <w:b w:val="0"/>
                 <w:i w:val="0"/>
                 <w:color w:val="000000"/>
@@ -8984,7 +8984,7 @@
             </w:pPr>
             <w:r>
               <w:rPr>
-                <w:rFonts w:ascii="Roboto Mono for Powerline" w:hAnsi="Roboto Mono for Powerline" w:eastAsia="Roboto Mono for Powerline" w:cs="Roboto Mono for Powerline"/>
+                <w:rFonts w:ascii="Courier New" w:hAnsi="Courier New" w:eastAsia="Courier New" w:cs="Courier New"/>
                 <w:b w:val="0"/>
                 <w:i w:val="0"/>
                 <w:color w:val="000000"/>
@@ -9002,7 +9002,7 @@
             </w:pPr>
             <w:r>
               <w:rPr>
-                <w:rFonts w:ascii="Roboto Mono for Powerline" w:hAnsi="Roboto Mono for Powerline" w:eastAsia="Roboto Mono for Powerline" w:cs="Roboto Mono for Powerline"/>
+                <w:rFonts w:ascii="Courier New" w:hAnsi="Courier New" w:eastAsia="Courier New" w:cs="Courier New"/>
                 <w:b w:val="0"/>
                 <w:i w:val="0"/>
                 <w:color w:val="000000"/>
@@ -9020,7 +9020,7 @@
             </w:pPr>
             <w:r>
               <w:rPr>
-                <w:rFonts w:ascii="Roboto Mono for Powerline" w:hAnsi="Roboto Mono for Powerline" w:eastAsia="Roboto Mono for Powerline" w:cs="Roboto Mono for Powerline"/>
+                <w:rFonts w:ascii="Courier New" w:hAnsi="Courier New" w:eastAsia="Courier New" w:cs="Courier New"/>
                 <w:b w:val="0"/>
                 <w:i w:val="0"/>
                 <w:color w:val="000000"/>
@@ -9038,7 +9038,7 @@
             </w:pPr>
             <w:r>
               <w:rPr>
-                <w:rFonts w:ascii="Roboto Mono for Powerline" w:hAnsi="Roboto Mono for Powerline" w:eastAsia="Roboto Mono for Powerline" w:cs="Roboto Mono for Powerline"/>
+                <w:rFonts w:ascii="Courier New" w:hAnsi="Courier New" w:eastAsia="Courier New" w:cs="Courier New"/>
                 <w:b w:val="0"/>
                 <w:i w:val="0"/>
                 <w:color w:val="000000"/>
@@ -9056,7 +9056,7 @@
             </w:pPr>
             <w:r>
               <w:rPr>
-                <w:rFonts w:ascii="Roboto Mono for Powerline" w:hAnsi="Roboto Mono for Powerline" w:eastAsia="Roboto Mono for Powerline" w:cs="Roboto Mono for Powerline"/>
+                <w:rFonts w:ascii="Courier New" w:hAnsi="Courier New" w:eastAsia="Courier New" w:cs="Courier New"/>
                 <w:b w:val="0"/>
                 <w:i w:val="0"/>
                 <w:color w:val="000000"/>
@@ -9074,7 +9074,7 @@
             </w:pPr>
             <w:r>
               <w:rPr>
-                <w:rFonts w:ascii="Roboto Mono for Powerline" w:hAnsi="Roboto Mono for Powerline" w:eastAsia="Roboto Mono for Powerline" w:cs="Roboto Mono for Powerline"/>
+                <w:rFonts w:ascii="Courier New" w:hAnsi="Courier New" w:eastAsia="Courier New" w:cs="Courier New"/>
                 <w:b w:val="0"/>
                 <w:i w:val="0"/>
                 <w:color w:val="000000"/>
@@ -9092,7 +9092,7 @@
             </w:pPr>
             <w:r>
               <w:rPr>
-                <w:rFonts w:ascii="Roboto Mono for Powerline" w:hAnsi="Roboto Mono for Powerline" w:eastAsia="Roboto Mono for Powerline" w:cs="Roboto Mono for Powerline"/>
+                <w:rFonts w:ascii="Courier New" w:hAnsi="Courier New" w:eastAsia="Courier New" w:cs="Courier New"/>
                 <w:b w:val="0"/>
                 <w:i w:val="0"/>
                 <w:color w:val="000000"/>
@@ -9110,7 +9110,7 @@
             </w:pPr>
             <w:r>
               <w:rPr>
-                <w:rFonts w:ascii="Roboto Mono for Powerline" w:hAnsi="Roboto Mono for Powerline" w:eastAsia="Roboto Mono for Powerline" w:cs="Roboto Mono for Powerline"/>
+                <w:rFonts w:ascii="Courier New" w:hAnsi="Courier New" w:eastAsia="Courier New" w:cs="Courier New"/>
                 <w:b w:val="0"/>
                 <w:i w:val="0"/>
                 <w:color w:val="000000"/>
@@ -9128,24 +9128,24 @@
             </w:pPr>
             <w:r>
               <w:rPr>
-                <w:rFonts w:ascii="Roboto Mono for Powerline" w:hAnsi="Roboto Mono for Powerline" w:eastAsia="Roboto Mono for Powerline" w:cs="Roboto Mono for Powerline"/>
-                <w:b w:val="0"/>
-                <w:i w:val="0"/>
-                <w:color w:val="000000"/>
-                <w:sz w:val="22"/>
-              </w:rPr>
-            </w:r>
-          </w:p>
-          <w:p>
-            <w:pPr>
-              <w:keepNext w:val="0"/>
-              <w:keepLines w:val="0"/>
-              <w:spacing w:before="0" w:after="0" w:line="360" w:lineRule="auto"/>
-              <w:ind w:left="0" w:right="0" w:firstLine="0"/>
-            </w:pPr>
-            <w:r>
-              <w:rPr>
-                <w:rFonts w:ascii="Roboto Mono for Powerline" w:hAnsi="Roboto Mono for Powerline" w:eastAsia="Roboto Mono for Powerline" w:cs="Roboto Mono for Powerline"/>
+                <w:rFonts w:ascii="Courier New" w:hAnsi="Courier New" w:eastAsia="Courier New" w:cs="Courier New"/>
+                <w:b w:val="0"/>
+                <w:i w:val="0"/>
+                <w:color w:val="000000"/>
+                <w:sz w:val="22"/>
+              </w:rPr>
+            </w:r>
+          </w:p>
+          <w:p>
+            <w:pPr>
+              <w:keepNext w:val="0"/>
+              <w:keepLines w:val="0"/>
+              <w:spacing w:before="0" w:after="0" w:line="360" w:lineRule="auto"/>
+              <w:ind w:left="0" w:right="0" w:firstLine="0"/>
+            </w:pPr>
+            <w:r>
+              <w:rPr>
+                <w:rFonts w:ascii="Courier New" w:hAnsi="Courier New" w:eastAsia="Courier New" w:cs="Courier New"/>
                 <w:b w:val="0"/>
                 <w:i w:val="0"/>
                 <w:color w:val="000000"/>
@@ -9163,7 +9163,7 @@
             </w:pPr>
             <w:r>
               <w:rPr>
-                <w:rFonts w:ascii="Roboto Mono for Powerline" w:hAnsi="Roboto Mono for Powerline" w:eastAsia="Roboto Mono for Powerline" w:cs="Roboto Mono for Powerline"/>
+                <w:rFonts w:ascii="Courier New" w:hAnsi="Courier New" w:eastAsia="Courier New" w:cs="Courier New"/>
                 <w:b w:val="0"/>
                 <w:i w:val="0"/>
                 <w:color w:val="000000"/>
@@ -9181,7 +9181,7 @@
             </w:pPr>
             <w:r>
               <w:rPr>
-                <w:rFonts w:ascii="Roboto Mono for Powerline" w:hAnsi="Roboto Mono for Powerline" w:eastAsia="Roboto Mono for Powerline" w:cs="Roboto Mono for Powerline"/>
+                <w:rFonts w:ascii="Courier New" w:hAnsi="Courier New" w:eastAsia="Courier New" w:cs="Courier New"/>
                 <w:b w:val="0"/>
                 <w:i w:val="0"/>
                 <w:color w:val="000000"/>
@@ -9199,7 +9199,7 @@
             </w:pPr>
             <w:r>
               <w:rPr>
-                <w:rFonts w:ascii="Roboto Mono for Powerline" w:hAnsi="Roboto Mono for Powerline" w:eastAsia="Roboto Mono for Powerline" w:cs="Roboto Mono for Powerline"/>
+                <w:rFonts w:ascii="Courier New" w:hAnsi="Courier New" w:eastAsia="Courier New" w:cs="Courier New"/>
                 <w:b w:val="0"/>
                 <w:i w:val="0"/>
                 <w:color w:val="000000"/>
@@ -9217,7 +9217,7 @@
             </w:pPr>
             <w:r>
               <w:rPr>
-                <w:rFonts w:ascii="Roboto Mono for Powerline" w:hAnsi="Roboto Mono for Powerline" w:eastAsia="Roboto Mono for Powerline" w:cs="Roboto Mono for Powerline"/>
+                <w:rFonts w:ascii="Courier New" w:hAnsi="Courier New" w:eastAsia="Courier New" w:cs="Courier New"/>
                 <w:b w:val="0"/>
                 <w:i w:val="0"/>
                 <w:color w:val="000000"/>
@@ -9235,7 +9235,7 @@
             </w:pPr>
             <w:r>
               <w:rPr>
-                <w:rFonts w:ascii="Roboto Mono for Powerline" w:hAnsi="Roboto Mono for Powerline" w:eastAsia="Roboto Mono for Powerline" w:cs="Roboto Mono for Powerline"/>
+                <w:rFonts w:ascii="Courier New" w:hAnsi="Courier New" w:eastAsia="Courier New" w:cs="Courier New"/>
                 <w:b w:val="0"/>
                 <w:i w:val="0"/>
                 <w:color w:val="000000"/>
@@ -9253,7 +9253,7 @@
             </w:pPr>
             <w:r>
               <w:rPr>
-                <w:rFonts w:ascii="Roboto Mono for Powerline" w:hAnsi="Roboto Mono for Powerline" w:eastAsia="Roboto Mono for Powerline" w:cs="Roboto Mono for Powerline"/>
+                <w:rFonts w:ascii="Courier New" w:hAnsi="Courier New" w:eastAsia="Courier New" w:cs="Courier New"/>
                 <w:b w:val="0"/>
                 <w:i w:val="0"/>
                 <w:color w:val="000000"/>
@@ -9271,7 +9271,7 @@
             </w:pPr>
             <w:r>
               <w:rPr>
-                <w:rFonts w:ascii="Roboto Mono for Powerline" w:hAnsi="Roboto Mono for Powerline" w:eastAsia="Roboto Mono for Powerline" w:cs="Roboto Mono for Powerline"/>
+                <w:rFonts w:ascii="Courier New" w:hAnsi="Courier New" w:eastAsia="Courier New" w:cs="Courier New"/>
                 <w:b w:val="0"/>
                 <w:i w:val="0"/>
                 <w:color w:val="000000"/>
@@ -9289,7 +9289,7 @@
             </w:pPr>
             <w:r>
               <w:rPr>
-                <w:rFonts w:ascii="Roboto Mono for Powerline" w:hAnsi="Roboto Mono for Powerline" w:eastAsia="Roboto Mono for Powerline" w:cs="Roboto Mono for Powerline"/>
+                <w:rFonts w:ascii="Courier New" w:hAnsi="Courier New" w:eastAsia="Courier New" w:cs="Courier New"/>
                 <w:b w:val="0"/>
                 <w:i w:val="0"/>
                 <w:color w:val="000000"/>
@@ -9307,7 +9307,7 @@
             </w:pPr>
             <w:r>
               <w:rPr>
-                <w:rFonts w:ascii="Roboto Mono for Powerline" w:hAnsi="Roboto Mono for Powerline" w:eastAsia="Roboto Mono for Powerline" w:cs="Roboto Mono for Powerline"/>
+                <w:rFonts w:ascii="Courier New" w:hAnsi="Courier New" w:eastAsia="Courier New" w:cs="Courier New"/>
                 <w:b w:val="0"/>
                 <w:i w:val="0"/>
                 <w:color w:val="000000"/>
@@ -9325,7 +9325,7 @@
             </w:pPr>
             <w:r>
               <w:rPr>
-                <w:rFonts w:ascii="Roboto Mono for Powerline" w:hAnsi="Roboto Mono for Powerline" w:eastAsia="Roboto Mono for Powerline" w:cs="Roboto Mono for Powerline"/>
+                <w:rFonts w:ascii="Courier New" w:hAnsi="Courier New" w:eastAsia="Courier New" w:cs="Courier New"/>
                 <w:b w:val="0"/>
                 <w:i w:val="0"/>
                 <w:color w:val="000000"/>
@@ -9343,7 +9343,7 @@
             </w:pPr>
             <w:r>
               <w:rPr>
-                <w:rFonts w:ascii="Roboto Mono for Powerline" w:hAnsi="Roboto Mono for Powerline" w:eastAsia="Roboto Mono for Powerline" w:cs="Roboto Mono for Powerline"/>
+                <w:rFonts w:ascii="Courier New" w:hAnsi="Courier New" w:eastAsia="Courier New" w:cs="Courier New"/>
                 <w:b w:val="0"/>
                 <w:i w:val="0"/>
                 <w:color w:val="000000"/>
@@ -9361,7 +9361,7 @@
             </w:pPr>
             <w:r>
               <w:rPr>
-                <w:rFonts w:ascii="Roboto Mono for Powerline" w:hAnsi="Roboto Mono for Powerline" w:eastAsia="Roboto Mono for Powerline" w:cs="Roboto Mono for Powerline"/>
+                <w:rFonts w:ascii="Courier New" w:hAnsi="Courier New" w:eastAsia="Courier New" w:cs="Courier New"/>
                 <w:b w:val="0"/>
                 <w:i w:val="0"/>
                 <w:color w:val="000000"/>
@@ -9379,7 +9379,7 @@
             </w:pPr>
             <w:r>
               <w:rPr>
-                <w:rFonts w:ascii="Roboto Mono for Powerline" w:hAnsi="Roboto Mono for Powerline" w:eastAsia="Roboto Mono for Powerline" w:cs="Roboto Mono for Powerline"/>
+                <w:rFonts w:ascii="Courier New" w:hAnsi="Courier New" w:eastAsia="Courier New" w:cs="Courier New"/>
                 <w:b w:val="0"/>
                 <w:i w:val="0"/>
                 <w:color w:val="000000"/>
@@ -9397,7 +9397,7 @@
             </w:pPr>
             <w:r>
               <w:rPr>
-                <w:rFonts w:ascii="Roboto Mono for Powerline" w:hAnsi="Roboto Mono for Powerline" w:eastAsia="Roboto Mono for Powerline" w:cs="Roboto Mono for Powerline"/>
+                <w:rFonts w:ascii="Courier New" w:hAnsi="Courier New" w:eastAsia="Courier New" w:cs="Courier New"/>
                 <w:b w:val="0"/>
                 <w:i w:val="0"/>
                 <w:color w:val="000000"/>
@@ -9415,7 +9415,7 @@
             </w:pPr>
             <w:r>
               <w:rPr>
-                <w:rFonts w:ascii="Roboto Mono for Powerline" w:hAnsi="Roboto Mono for Powerline" w:eastAsia="Roboto Mono for Powerline" w:cs="Roboto Mono for Powerline"/>
+                <w:rFonts w:ascii="Courier New" w:hAnsi="Courier New" w:eastAsia="Courier New" w:cs="Courier New"/>
                 <w:b w:val="0"/>
                 <w:i w:val="0"/>
                 <w:color w:val="000000"/>
@@ -9433,7 +9433,7 @@
             </w:pPr>
             <w:r>
               <w:rPr>
-                <w:rFonts w:ascii="Roboto Mono for Powerline" w:hAnsi="Roboto Mono for Powerline" w:eastAsia="Roboto Mono for Powerline" w:cs="Roboto Mono for Powerline"/>
+                <w:rFonts w:ascii="Courier New" w:hAnsi="Courier New" w:eastAsia="Courier New" w:cs="Courier New"/>
                 <w:b w:val="0"/>
                 <w:i w:val="0"/>
                 <w:color w:val="000000"/>
@@ -9451,7 +9451,7 @@
             </w:pPr>
             <w:r>
               <w:rPr>
-                <w:rFonts w:ascii="Roboto Mono for Powerline" w:hAnsi="Roboto Mono for Powerline" w:eastAsia="Roboto Mono for Powerline" w:cs="Roboto Mono for Powerline"/>
+                <w:rFonts w:ascii="Courier New" w:hAnsi="Courier New" w:eastAsia="Courier New" w:cs="Courier New"/>
                 <w:b w:val="0"/>
                 <w:i w:val="0"/>
                 <w:color w:val="000000"/>
@@ -9469,7 +9469,7 @@
             </w:pPr>
             <w:r>
               <w:rPr>
-                <w:rFonts w:ascii="Roboto Mono for Powerline" w:hAnsi="Roboto Mono for Powerline" w:eastAsia="Roboto Mono for Powerline" w:cs="Roboto Mono for Powerline"/>
+                <w:rFonts w:ascii="Courier New" w:hAnsi="Courier New" w:eastAsia="Courier New" w:cs="Courier New"/>
                 <w:b w:val="0"/>
                 <w:i w:val="0"/>
                 <w:color w:val="000000"/>
@@ -9487,7 +9487,7 @@
             </w:pPr>
             <w:r>
               <w:rPr>
-                <w:rFonts w:ascii="Roboto Mono for Powerline" w:hAnsi="Roboto Mono for Powerline" w:eastAsia="Roboto Mono for Powerline" w:cs="Roboto Mono for Powerline"/>
+                <w:rFonts w:ascii="Courier New" w:hAnsi="Courier New" w:eastAsia="Courier New" w:cs="Courier New"/>
                 <w:b w:val="0"/>
                 <w:i w:val="0"/>
                 <w:color w:val="000000"/>
@@ -9505,7 +9505,7 @@
             </w:pPr>
             <w:r>
               <w:rPr>
-                <w:rFonts w:ascii="Roboto Mono for Powerline" w:hAnsi="Roboto Mono for Powerline" w:eastAsia="Roboto Mono for Powerline" w:cs="Roboto Mono for Powerline"/>
+                <w:rFonts w:ascii="Courier New" w:hAnsi="Courier New" w:eastAsia="Courier New" w:cs="Courier New"/>
                 <w:b w:val="0"/>
                 <w:i w:val="0"/>
                 <w:color w:val="000000"/>
@@ -9523,7 +9523,7 @@
             </w:pPr>
             <w:r>
               <w:rPr>
-                <w:rFonts w:ascii="Roboto Mono for Powerline" w:hAnsi="Roboto Mono for Powerline" w:eastAsia="Roboto Mono for Powerline" w:cs="Roboto Mono for Powerline"/>
+                <w:rFonts w:ascii="Courier New" w:hAnsi="Courier New" w:eastAsia="Courier New" w:cs="Courier New"/>
                 <w:b w:val="0"/>
                 <w:i w:val="0"/>
                 <w:color w:val="000000"/>
@@ -9541,7 +9541,7 @@
             </w:pPr>
             <w:r>
               <w:rPr>
-                <w:rFonts w:ascii="Roboto Mono for Powerline" w:hAnsi="Roboto Mono for Powerline" w:eastAsia="Roboto Mono for Powerline" w:cs="Roboto Mono for Powerline"/>
+                <w:rFonts w:ascii="Courier New" w:hAnsi="Courier New" w:eastAsia="Courier New" w:cs="Courier New"/>
                 <w:b w:val="0"/>
                 <w:i w:val="0"/>
                 <w:color w:val="000000"/>
@@ -9559,7 +9559,7 @@
             </w:pPr>
             <w:r>
               <w:rPr>
-                <w:rFonts w:ascii="Roboto Mono for Powerline" w:hAnsi="Roboto Mono for Powerline" w:eastAsia="Roboto Mono for Powerline" w:cs="Roboto Mono for Powerline"/>
+                <w:rFonts w:ascii="Courier New" w:hAnsi="Courier New" w:eastAsia="Courier New" w:cs="Courier New"/>
                 <w:b w:val="0"/>
                 <w:i w:val="0"/>
                 <w:color w:val="000000"/>
@@ -9577,7 +9577,7 @@
             </w:pPr>
             <w:r>
               <w:rPr>
-                <w:rFonts w:ascii="Roboto Mono for Powerline" w:hAnsi="Roboto Mono for Powerline" w:eastAsia="Roboto Mono for Powerline" w:cs="Roboto Mono for Powerline"/>
+                <w:rFonts w:ascii="Courier New" w:hAnsi="Courier New" w:eastAsia="Courier New" w:cs="Courier New"/>
                 <w:b w:val="0"/>
                 <w:i w:val="0"/>
                 <w:color w:val="000000"/>
@@ -9595,7 +9595,7 @@
             </w:pPr>
             <w:r>
               <w:rPr>
-                <w:rFonts w:ascii="Roboto Mono for Powerline" w:hAnsi="Roboto Mono for Powerline" w:eastAsia="Roboto Mono for Powerline" w:cs="Roboto Mono for Powerline"/>
+                <w:rFonts w:ascii="Courier New" w:hAnsi="Courier New" w:eastAsia="Courier New" w:cs="Courier New"/>
                 <w:b w:val="0"/>
                 <w:i w:val="0"/>
                 <w:color w:val="000000"/>
@@ -9613,7 +9613,7 @@
             </w:pPr>
             <w:r>
               <w:rPr>
-                <w:rFonts w:ascii="Roboto Mono for Powerline" w:hAnsi="Roboto Mono for Powerline" w:eastAsia="Roboto Mono for Powerline" w:cs="Roboto Mono for Powerline"/>
+                <w:rFonts w:ascii="Courier New" w:hAnsi="Courier New" w:eastAsia="Courier New" w:cs="Courier New"/>
                 <w:b w:val="0"/>
                 <w:i w:val="0"/>
                 <w:color w:val="000000"/>
@@ -9631,7 +9631,7 @@
             </w:pPr>
             <w:r>
               <w:rPr>
-                <w:rFonts w:ascii="Roboto Mono for Powerline" w:hAnsi="Roboto Mono for Powerline" w:eastAsia="Roboto Mono for Powerline" w:cs="Roboto Mono for Powerline"/>
+                <w:rFonts w:ascii="Courier New" w:hAnsi="Courier New" w:eastAsia="Courier New" w:cs="Courier New"/>
                 <w:b w:val="0"/>
                 <w:i w:val="0"/>
                 <w:color w:val="000000"/>
@@ -9649,7 +9649,7 @@
             </w:pPr>
             <w:r>
               <w:rPr>
-                <w:rFonts w:ascii="Roboto Mono for Powerline" w:hAnsi="Roboto Mono for Powerline" w:eastAsia="Roboto Mono for Powerline" w:cs="Roboto Mono for Powerline"/>
+                <w:rFonts w:ascii="Courier New" w:hAnsi="Courier New" w:eastAsia="Courier New" w:cs="Courier New"/>
                 <w:b w:val="0"/>
                 <w:i w:val="0"/>
                 <w:color w:val="000000"/>
@@ -9667,7 +9667,7 @@
             </w:pPr>
             <w:r>
               <w:rPr>
-                <w:rFonts w:ascii="Roboto Mono for Powerline" w:hAnsi="Roboto Mono for Powerline" w:eastAsia="Roboto Mono for Powerline" w:cs="Roboto Mono for Powerline"/>
+                <w:rFonts w:ascii="Courier New" w:hAnsi="Courier New" w:eastAsia="Courier New" w:cs="Courier New"/>
                 <w:b w:val="0"/>
                 <w:i w:val="0"/>
                 <w:color w:val="000000"/>
@@ -9685,7 +9685,7 @@
             </w:pPr>
             <w:r>
               <w:rPr>
-                <w:rFonts w:ascii="Roboto Mono for Powerline" w:hAnsi="Roboto Mono for Powerline" w:eastAsia="Roboto Mono for Powerline" w:cs="Roboto Mono for Powerline"/>
+                <w:rFonts w:ascii="Courier New" w:hAnsi="Courier New" w:eastAsia="Courier New" w:cs="Courier New"/>
                 <w:b w:val="0"/>
                 <w:i w:val="0"/>
                 <w:color w:val="000000"/>
@@ -9703,7 +9703,7 @@
             </w:pPr>
             <w:r>
               <w:rPr>
-                <w:rFonts w:ascii="Roboto Mono for Powerline" w:hAnsi="Roboto Mono for Powerline" w:eastAsia="Roboto Mono for Powerline" w:cs="Roboto Mono for Powerline"/>
+                <w:rFonts w:ascii="Courier New" w:hAnsi="Courier New" w:eastAsia="Courier New" w:cs="Courier New"/>
                 <w:b w:val="0"/>
                 <w:i w:val="0"/>
                 <w:color w:val="000000"/>
@@ -9721,7 +9721,7 @@
             </w:pPr>
             <w:r>
               <w:rPr>
-                <w:rFonts w:ascii="Roboto Mono for Powerline" w:hAnsi="Roboto Mono for Powerline" w:eastAsia="Roboto Mono for Powerline" w:cs="Roboto Mono for Powerline"/>
+                <w:rFonts w:ascii="Courier New" w:hAnsi="Courier New" w:eastAsia="Courier New" w:cs="Courier New"/>
                 <w:b w:val="0"/>
                 <w:i w:val="0"/>
                 <w:color w:val="000000"/>
@@ -9739,7 +9739,7 @@
             </w:pPr>
             <w:r>
               <w:rPr>
-                <w:rFonts w:ascii="Roboto Mono for Powerline" w:hAnsi="Roboto Mono for Powerline" w:eastAsia="Roboto Mono for Powerline" w:cs="Roboto Mono for Powerline"/>
+                <w:rFonts w:ascii="Courier New" w:hAnsi="Courier New" w:eastAsia="Courier New" w:cs="Courier New"/>
                 <w:b w:val="0"/>
                 <w:i w:val="0"/>
                 <w:color w:val="000000"/>
@@ -9757,7 +9757,7 @@
             </w:pPr>
             <w:r>
               <w:rPr>
-                <w:rFonts w:ascii="Roboto Mono for Powerline" w:hAnsi="Roboto Mono for Powerline" w:eastAsia="Roboto Mono for Powerline" w:cs="Roboto Mono for Powerline"/>
+                <w:rFonts w:ascii="Courier New" w:hAnsi="Courier New" w:eastAsia="Courier New" w:cs="Courier New"/>
                 <w:b w:val="0"/>
                 <w:i w:val="0"/>
                 <w:color w:val="000000"/>
@@ -9775,7 +9775,7 @@
             </w:pPr>
             <w:r>
               <w:rPr>
-                <w:rFonts w:ascii="Roboto Mono for Powerline" w:hAnsi="Roboto Mono for Powerline" w:eastAsia="Roboto Mono for Powerline" w:cs="Roboto Mono for Powerline"/>
+                <w:rFonts w:ascii="Courier New" w:hAnsi="Courier New" w:eastAsia="Courier New" w:cs="Courier New"/>
                 <w:b w:val="0"/>
                 <w:i w:val="0"/>
                 <w:color w:val="000000"/>
@@ -9793,7 +9793,7 @@
             </w:pPr>
             <w:r>
               <w:rPr>
-                <w:rFonts w:ascii="Roboto Mono for Powerline" w:hAnsi="Roboto Mono for Powerline" w:eastAsia="Roboto Mono for Powerline" w:cs="Roboto Mono for Powerline"/>
+                <w:rFonts w:ascii="Courier New" w:hAnsi="Courier New" w:eastAsia="Courier New" w:cs="Courier New"/>
                 <w:b w:val="0"/>
                 <w:i w:val="0"/>
                 <w:color w:val="000000"/>
@@ -9811,7 +9811,7 @@
             </w:pPr>
             <w:r>
               <w:rPr>
-                <w:rFonts w:ascii="Roboto Mono for Powerline" w:hAnsi="Roboto Mono for Powerline" w:eastAsia="Roboto Mono for Powerline" w:cs="Roboto Mono for Powerline"/>
+                <w:rFonts w:ascii="Courier New" w:hAnsi="Courier New" w:eastAsia="Courier New" w:cs="Courier New"/>
                 <w:b w:val="0"/>
                 <w:i w:val="0"/>
                 <w:color w:val="000000"/>
@@ -9829,7 +9829,7 @@
             </w:pPr>
             <w:r>
               <w:rPr>
-                <w:rFonts w:ascii="Roboto Mono for Powerline" w:hAnsi="Roboto Mono for Powerline" w:eastAsia="Roboto Mono for Powerline" w:cs="Roboto Mono for Powerline"/>
+                <w:rFonts w:ascii="Courier New" w:hAnsi="Courier New" w:eastAsia="Courier New" w:cs="Courier New"/>
                 <w:b w:val="0"/>
                 <w:i w:val="0"/>
                 <w:color w:val="000000"/>
@@ -9847,7 +9847,7 @@
             </w:pPr>
             <w:r>
               <w:rPr>
-                <w:rFonts w:ascii="Roboto Mono for Powerline" w:hAnsi="Roboto Mono for Powerline" w:eastAsia="Roboto Mono for Powerline" w:cs="Roboto Mono for Powerline"/>
+                <w:rFonts w:ascii="Courier New" w:hAnsi="Courier New" w:eastAsia="Courier New" w:cs="Courier New"/>
                 <w:b w:val="0"/>
                 <w:i w:val="0"/>
                 <w:color w:val="000000"/>
@@ -9865,7 +9865,7 @@
             </w:pPr>
             <w:r>
               <w:rPr>
-                <w:rFonts w:ascii="Roboto Mono for Powerline" w:hAnsi="Roboto Mono for Powerline" w:eastAsia="Roboto Mono for Powerline" w:cs="Roboto Mono for Powerline"/>
+                <w:rFonts w:ascii="Courier New" w:hAnsi="Courier New" w:eastAsia="Courier New" w:cs="Courier New"/>
                 <w:b w:val="0"/>
                 <w:i w:val="0"/>
                 <w:color w:val="000000"/>
@@ -9883,7 +9883,7 @@
             </w:pPr>
             <w:r>
               <w:rPr>
-                <w:rFonts w:ascii="Roboto Mono for Powerline" w:hAnsi="Roboto Mono for Powerline" w:eastAsia="Roboto Mono for Powerline" w:cs="Roboto Mono for Powerline"/>
+                <w:rFonts w:ascii="Courier New" w:hAnsi="Courier New" w:eastAsia="Courier New" w:cs="Courier New"/>
                 <w:b w:val="0"/>
                 <w:i w:val="0"/>
                 <w:color w:val="000000"/>
@@ -9901,7 +9901,7 @@
             </w:pPr>
             <w:r>
               <w:rPr>
-                <w:rFonts w:ascii="Roboto Mono for Powerline" w:hAnsi="Roboto Mono for Powerline" w:eastAsia="Roboto Mono for Powerline" w:cs="Roboto Mono for Powerline"/>
+                <w:rFonts w:ascii="Courier New" w:hAnsi="Courier New" w:eastAsia="Courier New" w:cs="Courier New"/>
                 <w:b w:val="0"/>
                 <w:i w:val="0"/>
                 <w:color w:val="000000"/>
@@ -9919,7 +9919,7 @@
             </w:pPr>
             <w:r>
               <w:rPr>
-                <w:rFonts w:ascii="Roboto Mono for Powerline" w:hAnsi="Roboto Mono for Powerline" w:eastAsia="Roboto Mono for Powerline" w:cs="Roboto Mono for Powerline"/>
+                <w:rFonts w:ascii="Courier New" w:hAnsi="Courier New" w:eastAsia="Courier New" w:cs="Courier New"/>
                 <w:b w:val="0"/>
                 <w:i w:val="0"/>
                 <w:color w:val="000000"/>
@@ -9937,7 +9937,7 @@
             </w:pPr>
             <w:r>
               <w:rPr>
-                <w:rFonts w:ascii="Roboto Mono for Powerline" w:hAnsi="Roboto Mono for Powerline" w:eastAsia="Roboto Mono for Powerline" w:cs="Roboto Mono for Powerline"/>
+                <w:rFonts w:ascii="Courier New" w:hAnsi="Courier New" w:eastAsia="Courier New" w:cs="Courier New"/>
                 <w:b w:val="0"/>
                 <w:i w:val="0"/>
                 <w:color w:val="000000"/>
@@ -9955,7 +9955,7 @@
             </w:pPr>
             <w:r>
               <w:rPr>
-                <w:rFonts w:ascii="Roboto Mono for Powerline" w:hAnsi="Roboto Mono for Powerline" w:eastAsia="Roboto Mono for Powerline" w:cs="Roboto Mono for Powerline"/>
+                <w:rFonts w:ascii="Courier New" w:hAnsi="Courier New" w:eastAsia="Courier New" w:cs="Courier New"/>
                 <w:b w:val="0"/>
                 <w:i w:val="0"/>
                 <w:color w:val="000000"/>
@@ -9973,7 +9973,7 @@
             </w:pPr>
             <w:r>
               <w:rPr>
-                <w:rFonts w:ascii="Roboto Mono for Powerline" w:hAnsi="Roboto Mono for Powerline" w:eastAsia="Roboto Mono for Powerline" w:cs="Roboto Mono for Powerline"/>
+                <w:rFonts w:ascii="Courier New" w:hAnsi="Courier New" w:eastAsia="Courier New" w:cs="Courier New"/>
                 <w:b w:val="0"/>
                 <w:i w:val="0"/>
                 <w:color w:val="000000"/>
@@ -9991,7 +9991,7 @@
             </w:pPr>
             <w:r>
               <w:rPr>
-                <w:rFonts w:ascii="Roboto Mono for Powerline" w:hAnsi="Roboto Mono for Powerline" w:eastAsia="Roboto Mono for Powerline" w:cs="Roboto Mono for Powerline"/>
+                <w:rFonts w:ascii="Courier New" w:hAnsi="Courier New" w:eastAsia="Courier New" w:cs="Courier New"/>
                 <w:b w:val="0"/>
                 <w:i w:val="0"/>
                 <w:color w:val="000000"/>
@@ -10009,7 +10009,7 @@
             </w:pPr>
             <w:r>
               <w:rPr>
-                <w:rFonts w:ascii="Roboto Mono for Powerline" w:hAnsi="Roboto Mono for Powerline" w:eastAsia="Roboto Mono for Powerline" w:cs="Roboto Mono for Powerline"/>
+                <w:rFonts w:ascii="Courier New" w:hAnsi="Courier New" w:eastAsia="Courier New" w:cs="Courier New"/>
                 <w:b w:val="0"/>
                 <w:i w:val="0"/>
                 <w:color w:val="000000"/>
@@ -10027,7 +10027,7 @@
             </w:pPr>
             <w:r>
               <w:rPr>
-                <w:rFonts w:ascii="Roboto Mono for Powerline" w:hAnsi="Roboto Mono for Powerline" w:eastAsia="Roboto Mono for Powerline" w:cs="Roboto Mono for Powerline"/>
+                <w:rFonts w:ascii="Courier New" w:hAnsi="Courier New" w:eastAsia="Courier New" w:cs="Courier New"/>
                 <w:b w:val="0"/>
                 <w:i w:val="0"/>
                 <w:color w:val="000000"/>
@@ -10045,7 +10045,7 @@
             </w:pPr>
             <w:r>
               <w:rPr>
-                <w:rFonts w:ascii="Roboto Mono for Powerline" w:hAnsi="Roboto Mono for Powerline" w:eastAsia="Roboto Mono for Powerline" w:cs="Roboto Mono for Powerline"/>
+                <w:rFonts w:ascii="Courier New" w:hAnsi="Courier New" w:eastAsia="Courier New" w:cs="Courier New"/>
                 <w:b w:val="0"/>
                 <w:i w:val="0"/>
                 <w:color w:val="000000"/>
@@ -10063,7 +10063,7 @@
             </w:pPr>
             <w:r>
               <w:rPr>
-                <w:rFonts w:ascii="Roboto Mono for Powerline" w:hAnsi="Roboto Mono for Powerline" w:eastAsia="Roboto Mono for Powerline" w:cs="Roboto Mono for Powerline"/>
+                <w:rFonts w:ascii="Courier New" w:hAnsi="Courier New" w:eastAsia="Courier New" w:cs="Courier New"/>
                 <w:b w:val="0"/>
                 <w:i w:val="0"/>
                 <w:color w:val="000000"/>
@@ -10081,7 +10081,7 @@
             </w:pPr>
             <w:r>
               <w:rPr>
-                <w:rFonts w:ascii="Roboto Mono for Powerline" w:hAnsi="Roboto Mono for Powerline" w:eastAsia="Roboto Mono for Powerline" w:cs="Roboto Mono for Powerline"/>
+                <w:rFonts w:ascii="Courier New" w:hAnsi="Courier New" w:eastAsia="Courier New" w:cs="Courier New"/>
                 <w:b w:val="0"/>
                 <w:i w:val="0"/>
                 <w:color w:val="000000"/>
@@ -10099,7 +10099,7 @@
             </w:pPr>
             <w:r>
               <w:rPr>
-                <w:rFonts w:ascii="Roboto Mono for Powerline" w:hAnsi="Roboto Mono for Powerline" w:eastAsia="Roboto Mono for Powerline" w:cs="Roboto Mono for Powerline"/>
+                <w:rFonts w:ascii="Courier New" w:hAnsi="Courier New" w:eastAsia="Courier New" w:cs="Courier New"/>
                 <w:b w:val="0"/>
                 <w:i w:val="0"/>
                 <w:color w:val="000000"/>
@@ -10117,7 +10117,7 @@
             </w:pPr>
             <w:r>
               <w:rPr>
-                <w:rFonts w:ascii="Roboto Mono for Powerline" w:hAnsi="Roboto Mono for Powerline" w:eastAsia="Roboto Mono for Powerline" w:cs="Roboto Mono for Powerline"/>
+                <w:rFonts w:ascii="Courier New" w:hAnsi="Courier New" w:eastAsia="Courier New" w:cs="Courier New"/>
                 <w:b w:val="0"/>
                 <w:i w:val="0"/>
                 <w:color w:val="000000"/>
@@ -10135,7 +10135,7 @@
             </w:pPr>
             <w:r>
               <w:rPr>
-                <w:rFonts w:ascii="Roboto Mono for Powerline" w:hAnsi="Roboto Mono for Powerline" w:eastAsia="Roboto Mono for Powerline" w:cs="Roboto Mono for Powerline"/>
+                <w:rFonts w:ascii="Courier New" w:hAnsi="Courier New" w:eastAsia="Courier New" w:cs="Courier New"/>
                 <w:b w:val="0"/>
                 <w:i w:val="0"/>
                 <w:color w:val="000000"/>
@@ -10153,7 +10153,7 @@
             </w:pPr>
             <w:r>
               <w:rPr>
-                <w:rFonts w:ascii="Roboto Mono for Powerline" w:hAnsi="Roboto Mono for Powerline" w:eastAsia="Roboto Mono for Powerline" w:cs="Roboto Mono for Powerline"/>
+                <w:rFonts w:ascii="Courier New" w:hAnsi="Courier New" w:eastAsia="Courier New" w:cs="Courier New"/>
                 <w:b w:val="0"/>
                 <w:i w:val="0"/>
                 <w:color w:val="000000"/>
@@ -10171,7 +10171,7 @@
             </w:pPr>
             <w:r>
               <w:rPr>
-                <w:rFonts w:ascii="Roboto Mono for Powerline" w:hAnsi="Roboto Mono for Powerline" w:eastAsia="Roboto Mono for Powerline" w:cs="Roboto Mono for Powerline"/>
+                <w:rFonts w:ascii="Courier New" w:hAnsi="Courier New" w:eastAsia="Courier New" w:cs="Courier New"/>
                 <w:b w:val="0"/>
                 <w:i w:val="0"/>
                 <w:color w:val="000000"/>
@@ -10189,7 +10189,7 @@
             </w:pPr>
             <w:r>
               <w:rPr>
-                <w:rFonts w:ascii="Roboto Mono for Powerline" w:hAnsi="Roboto Mono for Powerline" w:eastAsia="Roboto Mono for Powerline" w:cs="Roboto Mono for Powerline"/>
+                <w:rFonts w:ascii="Courier New" w:hAnsi="Courier New" w:eastAsia="Courier New" w:cs="Courier New"/>
                 <w:b w:val="0"/>
                 <w:i w:val="0"/>
                 <w:color w:val="000000"/>
@@ -10207,7 +10207,7 @@
             </w:pPr>
             <w:r>
               <w:rPr>
-                <w:rFonts w:ascii="Roboto Mono for Powerline" w:hAnsi="Roboto Mono for Powerline" w:eastAsia="Roboto Mono for Powerline" w:cs="Roboto Mono for Powerline"/>
+                <w:rFonts w:ascii="Courier New" w:hAnsi="Courier New" w:eastAsia="Courier New" w:cs="Courier New"/>
                 <w:b w:val="0"/>
                 <w:i w:val="0"/>
                 <w:color w:val="000000"/>
@@ -10225,7 +10225,7 @@
             </w:pPr>
             <w:r>
               <w:rPr>
-                <w:rFonts w:ascii="Roboto Mono for Powerline" w:hAnsi="Roboto Mono for Powerline" w:eastAsia="Roboto Mono for Powerline" w:cs="Roboto Mono for Powerline"/>
+                <w:rFonts w:ascii="Courier New" w:hAnsi="Courier New" w:eastAsia="Courier New" w:cs="Courier New"/>
                 <w:b w:val="0"/>
                 <w:i w:val="0"/>
                 <w:color w:val="000000"/>
@@ -10243,7 +10243,7 @@
             </w:pPr>
             <w:r>
               <w:rPr>
-                <w:rFonts w:ascii="Roboto Mono for Powerline" w:hAnsi="Roboto Mono for Powerline" w:eastAsia="Roboto Mono for Powerline" w:cs="Roboto Mono for Powerline"/>
+                <w:rFonts w:ascii="Courier New" w:hAnsi="Courier New" w:eastAsia="Courier New" w:cs="Courier New"/>
                 <w:b w:val="0"/>
                 <w:i w:val="0"/>
                 <w:color w:val="000000"/>
@@ -10261,7 +10261,7 @@
             </w:pPr>
             <w:r>
               <w:rPr>
-                <w:rFonts w:ascii="Roboto Mono for Powerline" w:hAnsi="Roboto Mono for Powerline" w:eastAsia="Roboto Mono for Powerline" w:cs="Roboto Mono for Powerline"/>
+                <w:rFonts w:ascii="Courier New" w:hAnsi="Courier New" w:eastAsia="Courier New" w:cs="Courier New"/>
                 <w:b w:val="0"/>
                 <w:i w:val="0"/>
                 <w:color w:val="000000"/>
@@ -10279,7 +10279,7 @@
             </w:pPr>
             <w:r>
               <w:rPr>
-                <w:rFonts w:ascii="Roboto Mono for Powerline" w:hAnsi="Roboto Mono for Powerline" w:eastAsia="Roboto Mono for Powerline" w:cs="Roboto Mono for Powerline"/>
+                <w:rFonts w:ascii="Courier New" w:hAnsi="Courier New" w:eastAsia="Courier New" w:cs="Courier New"/>
                 <w:b w:val="0"/>
                 <w:i w:val="0"/>
                 <w:color w:val="000000"/>
@@ -10297,7 +10297,7 @@
             </w:pPr>
             <w:r>
               <w:rPr>
-                <w:rFonts w:ascii="Roboto Mono for Powerline" w:hAnsi="Roboto Mono for Powerline" w:eastAsia="Roboto Mono for Powerline" w:cs="Roboto Mono for Powerline"/>
+                <w:rFonts w:ascii="Courier New" w:hAnsi="Courier New" w:eastAsia="Courier New" w:cs="Courier New"/>
                 <w:b w:val="0"/>
                 <w:i w:val="0"/>
                 <w:color w:val="000000"/>
@@ -10315,7 +10315,7 @@
             </w:pPr>
             <w:r>
               <w:rPr>
-                <w:rFonts w:ascii="Roboto Mono for Powerline" w:hAnsi="Roboto Mono for Powerline" w:eastAsia="Roboto Mono for Powerline" w:cs="Roboto Mono for Powerline"/>
+                <w:rFonts w:ascii="Courier New" w:hAnsi="Courier New" w:eastAsia="Courier New" w:cs="Courier New"/>
                 <w:b w:val="0"/>
                 <w:i w:val="0"/>
                 <w:color w:val="000000"/>
@@ -10333,7 +10333,7 @@
             </w:pPr>
             <w:r>
               <w:rPr>
-                <w:rFonts w:ascii="Roboto Mono for Powerline" w:hAnsi="Roboto Mono for Powerline" w:eastAsia="Roboto Mono for Powerline" w:cs="Roboto Mono for Powerline"/>
+                <w:rFonts w:ascii="Courier New" w:hAnsi="Courier New" w:eastAsia="Courier New" w:cs="Courier New"/>
                 <w:b w:val="0"/>
                 <w:i w:val="0"/>
                 <w:color w:val="000000"/>
@@ -10351,7 +10351,7 @@
             </w:pPr>
             <w:r>
               <w:rPr>
-                <w:rFonts w:ascii="Roboto Mono for Powerline" w:hAnsi="Roboto Mono for Powerline" w:eastAsia="Roboto Mono for Powerline" w:cs="Roboto Mono for Powerline"/>
+                <w:rFonts w:ascii="Courier New" w:hAnsi="Courier New" w:eastAsia="Courier New" w:cs="Courier New"/>
                 <w:b w:val="0"/>
                 <w:i w:val="0"/>
                 <w:color w:val="000000"/>
@@ -10369,7 +10369,7 @@
             </w:pPr>
             <w:r>
               <w:rPr>
-                <w:rFonts w:ascii="Roboto Mono for Powerline" w:hAnsi="Roboto Mono for Powerline" w:eastAsia="Roboto Mono for Powerline" w:cs="Roboto Mono for Powerline"/>
+                <w:rFonts w:ascii="Courier New" w:hAnsi="Courier New" w:eastAsia="Courier New" w:cs="Courier New"/>
                 <w:b w:val="0"/>
                 <w:i w:val="0"/>
                 <w:color w:val="000000"/>
@@ -10387,7 +10387,7 @@
             </w:pPr>
             <w:r>
               <w:rPr>
-                <w:rFonts w:ascii="Roboto Mono for Powerline" w:hAnsi="Roboto Mono for Powerline" w:eastAsia="Roboto Mono for Powerline" w:cs="Roboto Mono for Powerline"/>
+                <w:rFonts w:ascii="Courier New" w:hAnsi="Courier New" w:eastAsia="Courier New" w:cs="Courier New"/>
                 <w:b w:val="0"/>
                 <w:i w:val="0"/>
                 <w:color w:val="000000"/>
@@ -10405,7 +10405,7 @@
             </w:pPr>
             <w:r>
               <w:rPr>
-                <w:rFonts w:ascii="Roboto Mono for Powerline" w:hAnsi="Roboto Mono for Powerline" w:eastAsia="Roboto Mono for Powerline" w:cs="Roboto Mono for Powerline"/>
+                <w:rFonts w:ascii="Courier New" w:hAnsi="Courier New" w:eastAsia="Courier New" w:cs="Courier New"/>
                 <w:b w:val="0"/>
                 <w:i w:val="0"/>
                 <w:color w:val="000000"/>
@@ -10423,7 +10423,7 @@
             </w:pPr>
             <w:r>
               <w:rPr>
-                <w:rFonts w:ascii="Roboto Mono for Powerline" w:hAnsi="Roboto Mono for Powerline" w:eastAsia="Roboto Mono for Powerline" w:cs="Roboto Mono for Powerline"/>
+                <w:rFonts w:ascii="Courier New" w:hAnsi="Courier New" w:eastAsia="Courier New" w:cs="Courier New"/>
                 <w:b w:val="0"/>
                 <w:i w:val="0"/>
                 <w:color w:val="000000"/>
@@ -10441,7 +10441,7 @@
             </w:pPr>
             <w:r>
               <w:rPr>
-                <w:rFonts w:ascii="Roboto Mono for Powerline" w:hAnsi="Roboto Mono for Powerline" w:eastAsia="Roboto Mono for Powerline" w:cs="Roboto Mono for Powerline"/>
+                <w:rFonts w:ascii="Courier New" w:hAnsi="Courier New" w:eastAsia="Courier New" w:cs="Courier New"/>
                 <w:b w:val="0"/>
                 <w:i w:val="0"/>
                 <w:color w:val="000000"/>
@@ -10459,7 +10459,7 @@
             </w:pPr>
             <w:r>
               <w:rPr>
-                <w:rFonts w:ascii="Roboto Mono for Powerline" w:hAnsi="Roboto Mono for Powerline" w:eastAsia="Roboto Mono for Powerline" w:cs="Roboto Mono for Powerline"/>
+                <w:rFonts w:ascii="Courier New" w:hAnsi="Courier New" w:eastAsia="Courier New" w:cs="Courier New"/>
                 <w:b w:val="0"/>
                 <w:i w:val="0"/>
                 <w:color w:val="000000"/>
@@ -10477,7 +10477,7 @@
             </w:pPr>
             <w:r>
               <w:rPr>
-                <w:rFonts w:ascii="Roboto Mono for Powerline" w:hAnsi="Roboto Mono for Powerline" w:eastAsia="Roboto Mono for Powerline" w:cs="Roboto Mono for Powerline"/>
+                <w:rFonts w:ascii="Courier New" w:hAnsi="Courier New" w:eastAsia="Courier New" w:cs="Courier New"/>
                 <w:b w:val="0"/>
                 <w:i w:val="0"/>
                 <w:color w:val="000000"/>
@@ -10495,7 +10495,7 @@
             </w:pPr>
             <w:r>
               <w:rPr>
-                <w:rFonts w:ascii="Roboto Mono for Powerline" w:hAnsi="Roboto Mono for Powerline" w:eastAsia="Roboto Mono for Powerline" w:cs="Roboto Mono for Powerline"/>
+                <w:rFonts w:ascii="Courier New" w:hAnsi="Courier New" w:eastAsia="Courier New" w:cs="Courier New"/>
                 <w:b w:val="0"/>
                 <w:i w:val="0"/>
                 <w:color w:val="000000"/>
@@ -10513,7 +10513,7 @@
             </w:pPr>
             <w:r>
               <w:rPr>
-                <w:rFonts w:ascii="Roboto Mono for Powerline" w:hAnsi="Roboto Mono for Powerline" w:eastAsia="Roboto Mono for Powerline" w:cs="Roboto Mono for Powerline"/>
+                <w:rFonts w:ascii="Courier New" w:hAnsi="Courier New" w:eastAsia="Courier New" w:cs="Courier New"/>
                 <w:b w:val="0"/>
                 <w:i w:val="0"/>
                 <w:color w:val="000000"/>
@@ -10531,7 +10531,7 @@
             </w:pPr>
             <w:r>
               <w:rPr>
-                <w:rFonts w:ascii="Roboto Mono for Powerline" w:hAnsi="Roboto Mono for Powerline" w:eastAsia="Roboto Mono for Powerline" w:cs="Roboto Mono for Powerline"/>
+                <w:rFonts w:ascii="Courier New" w:hAnsi="Courier New" w:eastAsia="Courier New" w:cs="Courier New"/>
                 <w:b w:val="0"/>
                 <w:i w:val="0"/>
                 <w:color w:val="000000"/>
@@ -10549,7 +10549,7 @@
             </w:pPr>
             <w:r>
               <w:rPr>
-                <w:rFonts w:ascii="Roboto Mono for Powerline" w:hAnsi="Roboto Mono for Powerline" w:eastAsia="Roboto Mono for Powerline" w:cs="Roboto Mono for Powerline"/>
+                <w:rFonts w:ascii="Courier New" w:hAnsi="Courier New" w:eastAsia="Courier New" w:cs="Courier New"/>
                 <w:b w:val="0"/>
                 <w:i w:val="0"/>
                 <w:color w:val="000000"/>
@@ -10567,7 +10567,7 @@
             </w:pPr>
             <w:r>
               <w:rPr>
-                <w:rFonts w:ascii="Roboto Mono for Powerline" w:hAnsi="Roboto Mono for Powerline" w:eastAsia="Roboto Mono for Powerline" w:cs="Roboto Mono for Powerline"/>
+                <w:rFonts w:ascii="Courier New" w:hAnsi="Courier New" w:eastAsia="Courier New" w:cs="Courier New"/>
                 <w:b w:val="0"/>
                 <w:i w:val="0"/>
                 <w:color w:val="000000"/>
@@ -10585,7 +10585,7 @@
             </w:pPr>
             <w:r>
               <w:rPr>
-                <w:rFonts w:ascii="Roboto Mono for Powerline" w:hAnsi="Roboto Mono for Powerline" w:eastAsia="Roboto Mono for Powerline" w:cs="Roboto Mono for Powerline"/>
+                <w:rFonts w:ascii="Courier New" w:hAnsi="Courier New" w:eastAsia="Courier New" w:cs="Courier New"/>
                 <w:b w:val="0"/>
                 <w:i w:val="0"/>
                 <w:color w:val="000000"/>
@@ -10603,7 +10603,7 @@
             </w:pPr>
             <w:r>
               <w:rPr>
-                <w:rFonts w:ascii="Roboto Mono for Powerline" w:hAnsi="Roboto Mono for Powerline" w:eastAsia="Roboto Mono for Powerline" w:cs="Roboto Mono for Powerline"/>
+                <w:rFonts w:ascii="Courier New" w:hAnsi="Courier New" w:eastAsia="Courier New" w:cs="Courier New"/>
                 <w:b w:val="0"/>
                 <w:i w:val="0"/>
                 <w:color w:val="000000"/>
@@ -10621,7 +10621,7 @@
             </w:pPr>
             <w:r>
               <w:rPr>
-                <w:rFonts w:ascii="Roboto Mono for Powerline" w:hAnsi="Roboto Mono for Powerline" w:eastAsia="Roboto Mono for Powerline" w:cs="Roboto Mono for Powerline"/>
+                <w:rFonts w:ascii="Courier New" w:hAnsi="Courier New" w:eastAsia="Courier New" w:cs="Courier New"/>
                 <w:b w:val="0"/>
                 <w:i w:val="0"/>
                 <w:color w:val="000000"/>
@@ -10639,7 +10639,7 @@
             </w:pPr>
             <w:r>
               <w:rPr>
-                <w:rFonts w:ascii="Roboto Mono for Powerline" w:hAnsi="Roboto Mono for Powerline" w:eastAsia="Roboto Mono for Powerline" w:cs="Roboto Mono for Powerline"/>
+                <w:rFonts w:ascii="Courier New" w:hAnsi="Courier New" w:eastAsia="Courier New" w:cs="Courier New"/>
                 <w:b w:val="0"/>
                 <w:i w:val="0"/>
                 <w:color w:val="000000"/>
@@ -10657,7 +10657,7 @@
             </w:pPr>
             <w:r>
               <w:rPr>
-                <w:rFonts w:ascii="Roboto Mono for Powerline" w:hAnsi="Roboto Mono for Powerline" w:eastAsia="Roboto Mono for Powerline" w:cs="Roboto Mono for Powerline"/>
+                <w:rFonts w:ascii="Courier New" w:hAnsi="Courier New" w:eastAsia="Courier New" w:cs="Courier New"/>
                 <w:b w:val="0"/>
                 <w:i w:val="0"/>
                 <w:color w:val="000000"/>
@@ -10675,7 +10675,7 @@
             </w:pPr>
             <w:r>
               <w:rPr>
-                <w:rFonts w:ascii="Roboto Mono for Powerline" w:hAnsi="Roboto Mono for Powerline" w:eastAsia="Roboto Mono for Powerline" w:cs="Roboto Mono for Powerline"/>
+                <w:rFonts w:ascii="Courier New" w:hAnsi="Courier New" w:eastAsia="Courier New" w:cs="Courier New"/>
                 <w:b w:val="0"/>
                 <w:i w:val="0"/>
                 <w:color w:val="000000"/>
@@ -10693,7 +10693,7 @@
             </w:pPr>
             <w:r>
               <w:rPr>
-                <w:rFonts w:ascii="Roboto Mono for Powerline" w:hAnsi="Roboto Mono for Powerline" w:eastAsia="Roboto Mono for Powerline" w:cs="Roboto Mono for Powerline"/>
+                <w:rFonts w:ascii="Courier New" w:hAnsi="Courier New" w:eastAsia="Courier New" w:cs="Courier New"/>
                 <w:b w:val="0"/>
                 <w:i w:val="0"/>
                 <w:color w:val="000000"/>
@@ -10711,7 +10711,7 @@
             </w:pPr>
             <w:r>
               <w:rPr>
-                <w:rFonts w:ascii="Roboto Mono for Powerline" w:hAnsi="Roboto Mono for Powerline" w:eastAsia="Roboto Mono for Powerline" w:cs="Roboto Mono for Powerline"/>
+                <w:rFonts w:ascii="Courier New" w:hAnsi="Courier New" w:eastAsia="Courier New" w:cs="Courier New"/>
                 <w:b w:val="0"/>
                 <w:i w:val="0"/>
                 <w:color w:val="000000"/>
@@ -10729,7 +10729,7 @@
             </w:pPr>
             <w:r>
               <w:rPr>
-                <w:rFonts w:ascii="Roboto Mono for Powerline" w:hAnsi="Roboto Mono for Powerline" w:eastAsia="Roboto Mono for Powerline" w:cs="Roboto Mono for Powerline"/>
+                <w:rFonts w:ascii="Courier New" w:hAnsi="Courier New" w:eastAsia="Courier New" w:cs="Courier New"/>
                 <w:b w:val="0"/>
                 <w:i w:val="0"/>
                 <w:color w:val="000000"/>
@@ -10747,7 +10747,7 @@
             </w:pPr>
             <w:r>
               <w:rPr>
-                <w:rFonts w:ascii="Roboto Mono for Powerline" w:hAnsi="Roboto Mono for Powerline" w:eastAsia="Roboto Mono for Powerline" w:cs="Roboto Mono for Powerline"/>
+                <w:rFonts w:ascii="Courier New" w:hAnsi="Courier New" w:eastAsia="Courier New" w:cs="Courier New"/>
                 <w:b w:val="0"/>
                 <w:i w:val="0"/>
                 <w:color w:val="000000"/>
@@ -10765,7 +10765,7 @@
             </w:pPr>
             <w:r>
               <w:rPr>
-                <w:rFonts w:ascii="Roboto Mono for Powerline" w:hAnsi="Roboto Mono for Powerline" w:eastAsia="Roboto Mono for Powerline" w:cs="Roboto Mono for Powerline"/>
+                <w:rFonts w:ascii="Courier New" w:hAnsi="Courier New" w:eastAsia="Courier New" w:cs="Courier New"/>
                 <w:b w:val="0"/>
                 <w:i w:val="0"/>
                 <w:color w:val="000000"/>
@@ -10783,7 +10783,7 @@
             </w:pPr>
             <w:r>
               <w:rPr>
-                <w:rFonts w:ascii="Roboto Mono for Powerline" w:hAnsi="Roboto Mono for Powerline" w:eastAsia="Roboto Mono for Powerline" w:cs="Roboto Mono for Powerline"/>
+                <w:rFonts w:ascii="Courier New" w:hAnsi="Courier New" w:eastAsia="Courier New" w:cs="Courier New"/>
                 <w:b w:val="0"/>
                 <w:i w:val="0"/>
                 <w:color w:val="000000"/>
@@ -10801,7 +10801,7 @@
             </w:pPr>
             <w:r>
               <w:rPr>
-                <w:rFonts w:ascii="Roboto Mono for Powerline" w:hAnsi="Roboto Mono for Powerline" w:eastAsia="Roboto Mono for Powerline" w:cs="Roboto Mono for Powerline"/>
+                <w:rFonts w:ascii="Courier New" w:hAnsi="Courier New" w:eastAsia="Courier New" w:cs="Courier New"/>
                 <w:b w:val="0"/>
                 <w:i w:val="0"/>
                 <w:color w:val="000000"/>
@@ -10819,7 +10819,7 @@
             </w:pPr>
             <w:r>
               <w:rPr>
-                <w:rFonts w:ascii="Roboto Mono for Powerline" w:hAnsi="Roboto Mono for Powerline" w:eastAsia="Roboto Mono for Powerline" w:cs="Roboto Mono for Powerline"/>
+                <w:rFonts w:ascii="Courier New" w:hAnsi="Courier New" w:eastAsia="Courier New" w:cs="Courier New"/>
                 <w:b w:val="0"/>
                 <w:i w:val="0"/>
                 <w:color w:val="000000"/>
@@ -10837,7 +10837,7 @@
             </w:pPr>
             <w:r>
               <w:rPr>
-                <w:rFonts w:ascii="Roboto Mono for Powerline" w:hAnsi="Roboto Mono for Powerline" w:eastAsia="Roboto Mono for Powerline" w:cs="Roboto Mono for Powerline"/>
+                <w:rFonts w:ascii="Courier New" w:hAnsi="Courier New" w:eastAsia="Courier New" w:cs="Courier New"/>
                 <w:b w:val="0"/>
                 <w:i w:val="0"/>
                 <w:color w:val="000000"/>
@@ -10855,7 +10855,7 @@
             </w:pPr>
             <w:r>
               <w:rPr>
-                <w:rFonts w:ascii="Roboto Mono for Powerline" w:hAnsi="Roboto Mono for Powerline" w:eastAsia="Roboto Mono for Powerline" w:cs="Roboto Mono for Powerline"/>
+                <w:rFonts w:ascii="Courier New" w:hAnsi="Courier New" w:eastAsia="Courier New" w:cs="Courier New"/>
                 <w:b w:val="0"/>
                 <w:i w:val="0"/>
                 <w:color w:val="000000"/>
@@ -10873,7 +10873,7 @@
             </w:pPr>
             <w:r>
               <w:rPr>
-                <w:rFonts w:ascii="Roboto Mono for Powerline" w:hAnsi="Roboto Mono for Powerline" w:eastAsia="Roboto Mono for Powerline" w:cs="Roboto Mono for Powerline"/>
+                <w:rFonts w:ascii="Courier New" w:hAnsi="Courier New" w:eastAsia="Courier New" w:cs="Courier New"/>
                 <w:b w:val="0"/>
                 <w:i w:val="0"/>
                 <w:color w:val="000000"/>
@@ -10891,24 +10891,24 @@
             </w:pPr>
             <w:r>
               <w:rPr>
-                <w:rFonts w:ascii="Roboto Mono for Powerline" w:hAnsi="Roboto Mono for Powerline" w:eastAsia="Roboto Mono for Powerline" w:cs="Roboto Mono for Powerline"/>
-                <w:b w:val="0"/>
-                <w:i w:val="0"/>
-                <w:color w:val="000000"/>
-                <w:sz w:val="22"/>
-              </w:rPr>
-            </w:r>
-          </w:p>
-          <w:p>
-            <w:pPr>
-              <w:keepNext w:val="0"/>
-              <w:keepLines w:val="0"/>
-              <w:spacing w:before="0" w:after="0" w:line="360" w:lineRule="auto"/>
-              <w:ind w:left="0" w:right="0" w:firstLine="0"/>
-            </w:pPr>
-            <w:r>
-              <w:rPr>
-                <w:rFonts w:ascii="Roboto Mono for Powerline" w:hAnsi="Roboto Mono for Powerline" w:eastAsia="Roboto Mono for Powerline" w:cs="Roboto Mono for Powerline"/>
+                <w:rFonts w:ascii="Courier New" w:hAnsi="Courier New" w:eastAsia="Courier New" w:cs="Courier New"/>
+                <w:b w:val="0"/>
+                <w:i w:val="0"/>
+                <w:color w:val="000000"/>
+                <w:sz w:val="22"/>
+              </w:rPr>
+            </w:r>
+          </w:p>
+          <w:p>
+            <w:pPr>
+              <w:keepNext w:val="0"/>
+              <w:keepLines w:val="0"/>
+              <w:spacing w:before="0" w:after="0" w:line="360" w:lineRule="auto"/>
+              <w:ind w:left="0" w:right="0" w:firstLine="0"/>
+            </w:pPr>
+            <w:r>
+              <w:rPr>
+                <w:rFonts w:ascii="Courier New" w:hAnsi="Courier New" w:eastAsia="Courier New" w:cs="Courier New"/>
                 <w:b w:val="0"/>
                 <w:i w:val="0"/>
                 <w:color w:val="000000"/>
@@ -10926,7 +10926,7 @@
             </w:pPr>
             <w:r>
               <w:rPr>
-                <w:rFonts w:ascii="Roboto Mono for Powerline" w:hAnsi="Roboto Mono for Powerline" w:eastAsia="Roboto Mono for Powerline" w:cs="Roboto Mono for Powerline"/>
+                <w:rFonts w:ascii="Courier New" w:hAnsi="Courier New" w:eastAsia="Courier New" w:cs="Courier New"/>
                 <w:b w:val="0"/>
                 <w:i w:val="0"/>
                 <w:color w:val="000000"/>
@@ -10944,7 +10944,7 @@
             </w:pPr>
             <w:r>
               <w:rPr>
-                <w:rFonts w:ascii="Roboto Mono for Powerline" w:hAnsi="Roboto Mono for Powerline" w:eastAsia="Roboto Mono for Powerline" w:cs="Roboto Mono for Powerline"/>
+                <w:rFonts w:ascii="Courier New" w:hAnsi="Courier New" w:eastAsia="Courier New" w:cs="Courier New"/>
                 <w:b w:val="0"/>
                 <w:i w:val="0"/>
                 <w:color w:val="000000"/>
@@ -10962,7 +10962,7 @@
             </w:pPr>
             <w:r>
               <w:rPr>
-                <w:rFonts w:ascii="Roboto Mono for Powerline" w:hAnsi="Roboto Mono for Powerline" w:eastAsia="Roboto Mono for Powerline" w:cs="Roboto Mono for Powerline"/>
+                <w:rFonts w:ascii="Courier New" w:hAnsi="Courier New" w:eastAsia="Courier New" w:cs="Courier New"/>
                 <w:b w:val="0"/>
                 <w:i w:val="0"/>
                 <w:color w:val="000000"/>
@@ -10980,7 +10980,7 @@
             </w:pPr>
             <w:r>
               <w:rPr>
-                <w:rFonts w:ascii="Roboto Mono for Powerline" w:hAnsi="Roboto Mono for Powerline" w:eastAsia="Roboto Mono for Powerline" w:cs="Roboto Mono for Powerline"/>
+                <w:rFonts w:ascii="Courier New" w:hAnsi="Courier New" w:eastAsia="Courier New" w:cs="Courier New"/>
                 <w:b w:val="0"/>
                 <w:i w:val="0"/>
                 <w:color w:val="000000"/>
@@ -10998,7 +10998,7 @@
             </w:pPr>
             <w:r>
               <w:rPr>
-                <w:rFonts w:ascii="Roboto Mono for Powerline" w:hAnsi="Roboto Mono for Powerline" w:eastAsia="Roboto Mono for Powerline" w:cs="Roboto Mono for Powerline"/>
+                <w:rFonts w:ascii="Courier New" w:hAnsi="Courier New" w:eastAsia="Courier New" w:cs="Courier New"/>
                 <w:b w:val="0"/>
                 <w:i w:val="0"/>
                 <w:color w:val="000000"/>
@@ -11016,7 +11016,7 @@
             </w:pPr>
             <w:r>
               <w:rPr>
-                <w:rFonts w:ascii="Roboto Mono for Powerline" w:hAnsi="Roboto Mono for Powerline" w:eastAsia="Roboto Mono for Powerline" w:cs="Roboto Mono for Powerline"/>
+                <w:rFonts w:ascii="Courier New" w:hAnsi="Courier New" w:eastAsia="Courier New" w:cs="Courier New"/>
                 <w:b w:val="0"/>
                 <w:i w:val="0"/>
                 <w:color w:val="000000"/>
@@ -11034,7 +11034,7 @@
             </w:pPr>
             <w:r>
               <w:rPr>
-                <w:rFonts w:ascii="Roboto Mono for Powerline" w:hAnsi="Roboto Mono for Powerline" w:eastAsia="Roboto Mono for Powerline" w:cs="Roboto Mono for Powerline"/>
+                <w:rFonts w:ascii="Courier New" w:hAnsi="Courier New" w:eastAsia="Courier New" w:cs="Courier New"/>
                 <w:b w:val="0"/>
                 <w:i w:val="0"/>
                 <w:color w:val="000000"/>
@@ -11052,7 +11052,7 @@
             </w:pPr>
             <w:r>
               <w:rPr>
-                <w:rFonts w:ascii="Roboto Mono for Powerline" w:hAnsi="Roboto Mono for Powerline" w:eastAsia="Roboto Mono for Powerline" w:cs="Roboto Mono for Powerline"/>
+                <w:rFonts w:ascii="Courier New" w:hAnsi="Courier New" w:eastAsia="Courier New" w:cs="Courier New"/>
                 <w:b w:val="0"/>
                 <w:i w:val="0"/>
                 <w:color w:val="000000"/>
@@ -11070,7 +11070,7 @@
             </w:pPr>
             <w:r>
               <w:rPr>
-                <w:rFonts w:ascii="Roboto Mono for Powerline" w:hAnsi="Roboto Mono for Powerline" w:eastAsia="Roboto Mono for Powerline" w:cs="Roboto Mono for Powerline"/>
+                <w:rFonts w:ascii="Courier New" w:hAnsi="Courier New" w:eastAsia="Courier New" w:cs="Courier New"/>
                 <w:b w:val="0"/>
                 <w:i w:val="0"/>
                 <w:color w:val="000000"/>
@@ -11088,7 +11088,7 @@
             </w:pPr>
             <w:r>
               <w:rPr>
-                <w:rFonts w:ascii="Roboto Mono for Powerline" w:hAnsi="Roboto Mono for Powerline" w:eastAsia="Roboto Mono for Powerline" w:cs="Roboto Mono for Powerline"/>
+                <w:rFonts w:ascii="Courier New" w:hAnsi="Courier New" w:eastAsia="Courier New" w:cs="Courier New"/>
                 <w:b w:val="0"/>
                 <w:i w:val="0"/>
                 <w:color w:val="000000"/>
@@ -11106,7 +11106,7 @@
             </w:pPr>
             <w:r>
               <w:rPr>
-                <w:rFonts w:ascii="Roboto Mono for Powerline" w:hAnsi="Roboto Mono for Powerline" w:eastAsia="Roboto Mono for Powerline" w:cs="Roboto Mono for Powerline"/>
+                <w:rFonts w:ascii="Courier New" w:hAnsi="Courier New" w:eastAsia="Courier New" w:cs="Courier New"/>
                 <w:b w:val="0"/>
                 <w:i w:val="0"/>
                 <w:color w:val="000000"/>
@@ -11124,7 +11124,7 @@
             </w:pPr>
             <w:r>
               <w:rPr>
-                <w:rFonts w:ascii="Roboto Mono for Powerline" w:hAnsi="Roboto Mono for Powerline" w:eastAsia="Roboto Mono for Powerline" w:cs="Roboto Mono for Powerline"/>
+                <w:rFonts w:ascii="Courier New" w:hAnsi="Courier New" w:eastAsia="Courier New" w:cs="Courier New"/>
                 <w:b w:val="0"/>
                 <w:i w:val="0"/>
                 <w:color w:val="000000"/>
@@ -11142,7 +11142,7 @@
             </w:pPr>
             <w:r>
               <w:rPr>
-                <w:rFonts w:ascii="Roboto Mono for Powerline" w:hAnsi="Roboto Mono for Powerline" w:eastAsia="Roboto Mono for Powerline" w:cs="Roboto Mono for Powerline"/>
+                <w:rFonts w:ascii="Courier New" w:hAnsi="Courier New" w:eastAsia="Courier New" w:cs="Courier New"/>
                 <w:b w:val="0"/>
                 <w:i w:val="0"/>
                 <w:color w:val="000000"/>
@@ -11160,7 +11160,7 @@
             </w:pPr>
             <w:r>
               <w:rPr>
-                <w:rFonts w:ascii="Roboto Mono for Powerline" w:hAnsi="Roboto Mono for Powerline" w:eastAsia="Roboto Mono for Powerline" w:cs="Roboto Mono for Powerline"/>
+                <w:rFonts w:ascii="Courier New" w:hAnsi="Courier New" w:eastAsia="Courier New" w:cs="Courier New"/>
                 <w:b w:val="0"/>
                 <w:i w:val="0"/>
                 <w:color w:val="000000"/>
@@ -11178,7 +11178,7 @@
             </w:pPr>
             <w:r>
               <w:rPr>
-                <w:rFonts w:ascii="Roboto Mono for Powerline" w:hAnsi="Roboto Mono for Powerline" w:eastAsia="Roboto Mono for Powerline" w:cs="Roboto Mono for Powerline"/>
+                <w:rFonts w:ascii="Courier New" w:hAnsi="Courier New" w:eastAsia="Courier New" w:cs="Courier New"/>
                 <w:b w:val="0"/>
                 <w:i w:val="0"/>
                 <w:color w:val="000000"/>
@@ -11196,24 +11196,24 @@
             </w:pPr>
             <w:r>
               <w:rPr>
-                <w:rFonts w:ascii="Roboto Mono for Powerline" w:hAnsi="Roboto Mono for Powerline" w:eastAsia="Roboto Mono for Powerline" w:cs="Roboto Mono for Powerline"/>
-                <w:b w:val="0"/>
-                <w:i w:val="0"/>
-                <w:color w:val="000000"/>
-                <w:sz w:val="22"/>
-              </w:rPr>
-            </w:r>
-          </w:p>
-          <w:p>
-            <w:pPr>
-              <w:keepNext w:val="0"/>
-              <w:keepLines w:val="0"/>
-              <w:spacing w:before="0" w:after="0" w:line="360" w:lineRule="auto"/>
-              <w:ind w:left="0" w:right="0" w:firstLine="0"/>
-            </w:pPr>
-            <w:r>
-              <w:rPr>
-                <w:rFonts w:ascii="Roboto Mono for Powerline" w:hAnsi="Roboto Mono for Powerline" w:eastAsia="Roboto Mono for Powerline" w:cs="Roboto Mono for Powerline"/>
+                <w:rFonts w:ascii="Courier New" w:hAnsi="Courier New" w:eastAsia="Courier New" w:cs="Courier New"/>
+                <w:b w:val="0"/>
+                <w:i w:val="0"/>
+                <w:color w:val="000000"/>
+                <w:sz w:val="22"/>
+              </w:rPr>
+            </w:r>
+          </w:p>
+          <w:p>
+            <w:pPr>
+              <w:keepNext w:val="0"/>
+              <w:keepLines w:val="0"/>
+              <w:spacing w:before="0" w:after="0" w:line="360" w:lineRule="auto"/>
+              <w:ind w:left="0" w:right="0" w:firstLine="0"/>
+            </w:pPr>
+            <w:r>
+              <w:rPr>
+                <w:rFonts w:ascii="Courier New" w:hAnsi="Courier New" w:eastAsia="Courier New" w:cs="Courier New"/>
                 <w:b w:val="0"/>
                 <w:i w:val="0"/>
                 <w:color w:val="000000"/>
@@ -11231,7 +11231,7 @@
             </w:pPr>
             <w:r>
               <w:rPr>
-                <w:rFonts w:ascii="Roboto Mono for Powerline" w:hAnsi="Roboto Mono for Powerline" w:eastAsia="Roboto Mono for Powerline" w:cs="Roboto Mono for Powerline"/>
+                <w:rFonts w:ascii="Courier New" w:hAnsi="Courier New" w:eastAsia="Courier New" w:cs="Courier New"/>
                 <w:b w:val="0"/>
                 <w:i w:val="0"/>
                 <w:color w:val="000000"/>
@@ -11249,7 +11249,7 @@
             </w:pPr>
             <w:r>
               <w:rPr>
-                <w:rFonts w:ascii="Roboto Mono for Powerline" w:hAnsi="Roboto Mono for Powerline" w:eastAsia="Roboto Mono for Powerline" w:cs="Roboto Mono for Powerline"/>
+                <w:rFonts w:ascii="Courier New" w:hAnsi="Courier New" w:eastAsia="Courier New" w:cs="Courier New"/>
                 <w:b w:val="0"/>
                 <w:i w:val="0"/>
                 <w:color w:val="000000"/>
@@ -11267,7 +11267,7 @@
             </w:pPr>
             <w:r>
               <w:rPr>
-                <w:rFonts w:ascii="Roboto Mono for Powerline" w:hAnsi="Roboto Mono for Powerline" w:eastAsia="Roboto Mono for Powerline" w:cs="Roboto Mono for Powerline"/>
+                <w:rFonts w:ascii="Courier New" w:hAnsi="Courier New" w:eastAsia="Courier New" w:cs="Courier New"/>
                 <w:b w:val="0"/>
                 <w:i w:val="0"/>
                 <w:color w:val="000000"/>
@@ -11285,7 +11285,7 @@
             </w:pPr>
             <w:r>
               <w:rPr>
-                <w:rFonts w:ascii="Roboto Mono for Powerline" w:hAnsi="Roboto Mono for Powerline" w:eastAsia="Roboto Mono for Powerline" w:cs="Roboto Mono for Powerline"/>
+                <w:rFonts w:ascii="Courier New" w:hAnsi="Courier New" w:eastAsia="Courier New" w:cs="Courier New"/>
                 <w:b w:val="0"/>
                 <w:i w:val="0"/>
                 <w:color w:val="000000"/>
@@ -11303,7 +11303,7 @@
             </w:pPr>
             <w:r>
               <w:rPr>
-                <w:rFonts w:ascii="Roboto Mono for Powerline" w:hAnsi="Roboto Mono for Powerline" w:eastAsia="Roboto Mono for Powerline" w:cs="Roboto Mono for Powerline"/>
+                <w:rFonts w:ascii="Courier New" w:hAnsi="Courier New" w:eastAsia="Courier New" w:cs="Courier New"/>
                 <w:b w:val="0"/>
                 <w:i w:val="0"/>
                 <w:color w:val="000000"/>
@@ -11321,7 +11321,7 @@
             </w:pPr>
             <w:r>
               <w:rPr>
-                <w:rFonts w:ascii="Roboto Mono for Powerline" w:hAnsi="Roboto Mono for Powerline" w:eastAsia="Roboto Mono for Powerline" w:cs="Roboto Mono for Powerline"/>
+                <w:rFonts w:ascii="Courier New" w:hAnsi="Courier New" w:eastAsia="Courier New" w:cs="Courier New"/>
                 <w:b w:val="0"/>
                 <w:i w:val="0"/>
                 <w:color w:val="000000"/>
@@ -11339,7 +11339,7 @@
             </w:pPr>
             <w:r>
               <w:rPr>
-                <w:rFonts w:ascii="Roboto Mono for Powerline" w:hAnsi="Roboto Mono for Powerline" w:eastAsia="Roboto Mono for Powerline" w:cs="Roboto Mono for Powerline"/>
+                <w:rFonts w:ascii="Courier New" w:hAnsi="Courier New" w:eastAsia="Courier New" w:cs="Courier New"/>
                 <w:b w:val="0"/>
                 <w:i w:val="0"/>
                 <w:color w:val="000000"/>
@@ -11357,7 +11357,7 @@
             </w:pPr>
             <w:r>
               <w:rPr>
-                <w:rFonts w:ascii="Roboto Mono for Powerline" w:hAnsi="Roboto Mono for Powerline" w:eastAsia="Roboto Mono for Powerline" w:cs="Roboto Mono for Powerline"/>
+                <w:rFonts w:ascii="Courier New" w:hAnsi="Courier New" w:eastAsia="Courier New" w:cs="Courier New"/>
                 <w:b w:val="0"/>
                 <w:i w:val="0"/>
                 <w:color w:val="000000"/>
@@ -11375,7 +11375,7 @@
             </w:pPr>
             <w:r>
               <w:rPr>
-                <w:rFonts w:ascii="Roboto Mono for Powerline" w:hAnsi="Roboto Mono for Powerline" w:eastAsia="Roboto Mono for Powerline" w:cs="Roboto Mono for Powerline"/>
+                <w:rFonts w:ascii="Courier New" w:hAnsi="Courier New" w:eastAsia="Courier New" w:cs="Courier New"/>
                 <w:b w:val="0"/>
                 <w:i w:val="0"/>
                 <w:color w:val="000000"/>
@@ -11393,7 +11393,7 @@
             </w:pPr>
             <w:r>
               <w:rPr>
-                <w:rFonts w:ascii="Roboto Mono for Powerline" w:hAnsi="Roboto Mono for Powerline" w:eastAsia="Roboto Mono for Powerline" w:cs="Roboto Mono for Powerline"/>
+                <w:rFonts w:ascii="Courier New" w:hAnsi="Courier New" w:eastAsia="Courier New" w:cs="Courier New"/>
                 <w:b w:val="0"/>
                 <w:i w:val="0"/>
                 <w:color w:val="000000"/>
@@ -11411,7 +11411,7 @@
             </w:pPr>
             <w:r>
               <w:rPr>
-                <w:rFonts w:ascii="Roboto Mono for Powerline" w:hAnsi="Roboto Mono for Powerline" w:eastAsia="Roboto Mono for Powerline" w:cs="Roboto Mono for Powerline"/>
+                <w:rFonts w:ascii="Courier New" w:hAnsi="Courier New" w:eastAsia="Courier New" w:cs="Courier New"/>
                 <w:b w:val="0"/>
                 <w:i w:val="0"/>
                 <w:color w:val="000000"/>
@@ -11429,7 +11429,7 @@
             </w:pPr>
             <w:r>
               <w:rPr>
-                <w:rFonts w:ascii="Roboto Mono for Powerline" w:hAnsi="Roboto Mono for Powerline" w:eastAsia="Roboto Mono for Powerline" w:cs="Roboto Mono for Powerline"/>
+                <w:rFonts w:ascii="Courier New" w:hAnsi="Courier New" w:eastAsia="Courier New" w:cs="Courier New"/>
                 <w:b w:val="0"/>
                 <w:i w:val="0"/>
                 <w:color w:val="000000"/>
@@ -11447,7 +11447,7 @@
             </w:pPr>
             <w:r>
               <w:rPr>
-                <w:rFonts w:ascii="Roboto Mono for Powerline" w:hAnsi="Roboto Mono for Powerline" w:eastAsia="Roboto Mono for Powerline" w:cs="Roboto Mono for Powerline"/>
+                <w:rFonts w:ascii="Courier New" w:hAnsi="Courier New" w:eastAsia="Courier New" w:cs="Courier New"/>
                 <w:b w:val="0"/>
                 <w:i w:val="0"/>
                 <w:color w:val="000000"/>
@@ -11465,7 +11465,7 @@
             </w:pPr>
             <w:r>
               <w:rPr>
-                <w:rFonts w:ascii="Roboto Mono for Powerline" w:hAnsi="Roboto Mono for Powerline" w:eastAsia="Roboto Mono for Powerline" w:cs="Roboto Mono for Powerline"/>
+                <w:rFonts w:ascii="Courier New" w:hAnsi="Courier New" w:eastAsia="Courier New" w:cs="Courier New"/>
                 <w:b w:val="0"/>
                 <w:i w:val="0"/>
                 <w:color w:val="000000"/>
@@ -11483,7 +11483,7 @@
             </w:pPr>
             <w:r>
               <w:rPr>
-                <w:rFonts w:ascii="Roboto Mono for Powerline" w:hAnsi="Roboto Mono for Powerline" w:eastAsia="Roboto Mono for Powerline" w:cs="Roboto Mono for Powerline"/>
+                <w:rFonts w:ascii="Courier New" w:hAnsi="Courier New" w:eastAsia="Courier New" w:cs="Courier New"/>
                 <w:b w:val="0"/>
                 <w:i w:val="0"/>
                 <w:color w:val="000000"/>
@@ -11501,7 +11501,7 @@
             </w:pPr>
             <w:r>
               <w:rPr>
-                <w:rFonts w:ascii="Roboto Mono for Powerline" w:hAnsi="Roboto Mono for Powerline" w:eastAsia="Roboto Mono for Powerline" w:cs="Roboto Mono for Powerline"/>
+                <w:rFonts w:ascii="Courier New" w:hAnsi="Courier New" w:eastAsia="Courier New" w:cs="Courier New"/>
                 <w:b w:val="0"/>
                 <w:i w:val="0"/>
                 <w:color w:val="000000"/>
@@ -11519,24 +11519,24 @@
             </w:pPr>
             <w:r>
               <w:rPr>
-                <w:rFonts w:ascii="Roboto Mono for Powerline" w:hAnsi="Roboto Mono for Powerline" w:eastAsia="Roboto Mono for Powerline" w:cs="Roboto Mono for Powerline"/>
-                <w:b w:val="0"/>
-                <w:i w:val="0"/>
-                <w:color w:val="000000"/>
-                <w:sz w:val="22"/>
-              </w:rPr>
-            </w:r>
-          </w:p>
-          <w:p>
-            <w:pPr>
-              <w:keepNext w:val="0"/>
-              <w:keepLines w:val="0"/>
-              <w:spacing w:before="0" w:after="0" w:line="360" w:lineRule="auto"/>
-              <w:ind w:left="0" w:right="0" w:firstLine="0"/>
-            </w:pPr>
-            <w:r>
-              <w:rPr>
-                <w:rFonts w:ascii="Roboto Mono for Powerline" w:hAnsi="Roboto Mono for Powerline" w:eastAsia="Roboto Mono for Powerline" w:cs="Roboto Mono for Powerline"/>
+                <w:rFonts w:ascii="Courier New" w:hAnsi="Courier New" w:eastAsia="Courier New" w:cs="Courier New"/>
+                <w:b w:val="0"/>
+                <w:i w:val="0"/>
+                <w:color w:val="000000"/>
+                <w:sz w:val="22"/>
+              </w:rPr>
+            </w:r>
+          </w:p>
+          <w:p>
+            <w:pPr>
+              <w:keepNext w:val="0"/>
+              <w:keepLines w:val="0"/>
+              <w:spacing w:before="0" w:after="0" w:line="360" w:lineRule="auto"/>
+              <w:ind w:left="0" w:right="0" w:firstLine="0"/>
+            </w:pPr>
+            <w:r>
+              <w:rPr>
+                <w:rFonts w:ascii="Courier New" w:hAnsi="Courier New" w:eastAsia="Courier New" w:cs="Courier New"/>
                 <w:b w:val="0"/>
                 <w:i w:val="0"/>
                 <w:color w:val="000000"/>
@@ -11554,7 +11554,7 @@
             </w:pPr>
             <w:r>
               <w:rPr>
-                <w:rFonts w:ascii="Roboto Mono for Powerline" w:hAnsi="Roboto Mono for Powerline" w:eastAsia="Roboto Mono for Powerline" w:cs="Roboto Mono for Powerline"/>
+                <w:rFonts w:ascii="Courier New" w:hAnsi="Courier New" w:eastAsia="Courier New" w:cs="Courier New"/>
                 <w:b w:val="0"/>
                 <w:i w:val="0"/>
                 <w:color w:val="000000"/>
@@ -11572,7 +11572,7 @@
             </w:pPr>
             <w:r>
               <w:rPr>
-                <w:rFonts w:ascii="Roboto Mono for Powerline" w:hAnsi="Roboto Mono for Powerline" w:eastAsia="Roboto Mono for Powerline" w:cs="Roboto Mono for Powerline"/>
+                <w:rFonts w:ascii="Courier New" w:hAnsi="Courier New" w:eastAsia="Courier New" w:cs="Courier New"/>
                 <w:b w:val="0"/>
                 <w:i w:val="0"/>
                 <w:color w:val="000000"/>
@@ -11590,7 +11590,7 @@
             </w:pPr>
             <w:r>
               <w:rPr>
-                <w:rFonts w:ascii="Roboto Mono for Powerline" w:hAnsi="Roboto Mono for Powerline" w:eastAsia="Roboto Mono for Powerline" w:cs="Roboto Mono for Powerline"/>
+                <w:rFonts w:ascii="Courier New" w:hAnsi="Courier New" w:eastAsia="Courier New" w:cs="Courier New"/>
                 <w:b w:val="0"/>
                 <w:i w:val="0"/>
                 <w:color w:val="000000"/>
@@ -11608,7 +11608,7 @@
             </w:pPr>
             <w:r>
               <w:rPr>
-                <w:rFonts w:ascii="Roboto Mono for Powerline" w:hAnsi="Roboto Mono for Powerline" w:eastAsia="Roboto Mono for Powerline" w:cs="Roboto Mono for Powerline"/>
+                <w:rFonts w:ascii="Courier New" w:hAnsi="Courier New" w:eastAsia="Courier New" w:cs="Courier New"/>
                 <w:b w:val="0"/>
                 <w:i w:val="0"/>
                 <w:color w:val="000000"/>
@@ -11626,7 +11626,7 @@
             </w:pPr>
             <w:r>
               <w:rPr>
-                <w:rFonts w:ascii="Roboto Mono for Powerline" w:hAnsi="Roboto Mono for Powerline" w:eastAsia="Roboto Mono for Powerline" w:cs="Roboto Mono for Powerline"/>
+                <w:rFonts w:ascii="Courier New" w:hAnsi="Courier New" w:eastAsia="Courier New" w:cs="Courier New"/>
                 <w:b w:val="0"/>
                 <w:i w:val="0"/>
                 <w:color w:val="000000"/>
@@ -11644,7 +11644,7 @@
             </w:pPr>
             <w:r>
               <w:rPr>
-                <w:rFonts w:ascii="Roboto Mono for Powerline" w:hAnsi="Roboto Mono for Powerline" w:eastAsia="Roboto Mono for Powerline" w:cs="Roboto Mono for Powerline"/>
+                <w:rFonts w:ascii="Courier New" w:hAnsi="Courier New" w:eastAsia="Courier New" w:cs="Courier New"/>
                 <w:b w:val="0"/>
                 <w:i w:val="0"/>
                 <w:color w:val="000000"/>
@@ -11662,7 +11662,7 @@
             </w:pPr>
             <w:r>
               <w:rPr>
-                <w:rFonts w:ascii="Roboto Mono for Powerline" w:hAnsi="Roboto Mono for Powerline" w:eastAsia="Roboto Mono for Powerline" w:cs="Roboto Mono for Powerline"/>
+                <w:rFonts w:ascii="Courier New" w:hAnsi="Courier New" w:eastAsia="Courier New" w:cs="Courier New"/>
                 <w:b w:val="0"/>
                 <w:i w:val="0"/>
                 <w:color w:val="000000"/>
@@ -11680,7 +11680,7 @@
             </w:pPr>
             <w:r>
               <w:rPr>
-                <w:rFonts w:ascii="Roboto Mono for Powerline" w:hAnsi="Roboto Mono for Powerline" w:eastAsia="Roboto Mono for Powerline" w:cs="Roboto Mono for Powerline"/>
+                <w:rFonts w:ascii="Courier New" w:hAnsi="Courier New" w:eastAsia="Courier New" w:cs="Courier New"/>
                 <w:b w:val="0"/>
                 <w:i w:val="0"/>
                 <w:color w:val="000000"/>
@@ -11698,7 +11698,7 @@
             </w:pPr>
             <w:r>
               <w:rPr>
-                <w:rFonts w:ascii="Roboto Mono for Powerline" w:hAnsi="Roboto Mono for Powerline" w:eastAsia="Roboto Mono for Powerline" w:cs="Roboto Mono for Powerline"/>
+                <w:rFonts w:ascii="Courier New" w:hAnsi="Courier New" w:eastAsia="Courier New" w:cs="Courier New"/>
                 <w:b w:val="0"/>
                 <w:i w:val="0"/>
                 <w:color w:val="000000"/>
@@ -11716,7 +11716,7 @@
             </w:pPr>
             <w:r>
               <w:rPr>
-                <w:rFonts w:ascii="Roboto Mono for Powerline" w:hAnsi="Roboto Mono for Powerline" w:eastAsia="Roboto Mono for Powerline" w:cs="Roboto Mono for Powerline"/>
+                <w:rFonts w:ascii="Courier New" w:hAnsi="Courier New" w:eastAsia="Courier New" w:cs="Courier New"/>
                 <w:b w:val="0"/>
                 <w:i w:val="0"/>
                 <w:color w:val="000000"/>
@@ -11734,7 +11734,7 @@
             </w:pPr>
             <w:r>
               <w:rPr>
-                <w:rFonts w:ascii="Roboto Mono for Powerline" w:hAnsi="Roboto Mono for Powerline" w:eastAsia="Roboto Mono for Powerline" w:cs="Roboto Mono for Powerline"/>
+                <w:rFonts w:ascii="Courier New" w:hAnsi="Courier New" w:eastAsia="Courier New" w:cs="Courier New"/>
                 <w:b w:val="0"/>
                 <w:i w:val="0"/>
                 <w:color w:val="000000"/>
@@ -11752,7 +11752,7 @@
             </w:pPr>
             <w:r>
               <w:rPr>
-                <w:rFonts w:ascii="Roboto Mono for Powerline" w:hAnsi="Roboto Mono for Powerline" w:eastAsia="Roboto Mono for Powerline" w:cs="Roboto Mono for Powerline"/>
+                <w:rFonts w:ascii="Courier New" w:hAnsi="Courier New" w:eastAsia="Courier New" w:cs="Courier New"/>
                 <w:b w:val="0"/>
                 <w:i w:val="0"/>
                 <w:color w:val="000000"/>
@@ -11770,7 +11770,7 @@
             </w:pPr>
             <w:r>
               <w:rPr>
-                <w:rFonts w:ascii="Roboto Mono for Powerline" w:hAnsi="Roboto Mono for Powerline" w:eastAsia="Roboto Mono for Powerline" w:cs="Roboto Mono for Powerline"/>
+                <w:rFonts w:ascii="Courier New" w:hAnsi="Courier New" w:eastAsia="Courier New" w:cs="Courier New"/>
                 <w:b w:val="0"/>
                 <w:i w:val="0"/>
                 <w:color w:val="000000"/>
@@ -11788,7 +11788,7 @@
             </w:pPr>
             <w:r>
               <w:rPr>
-                <w:rFonts w:ascii="Roboto Mono for Powerline" w:hAnsi="Roboto Mono for Powerline" w:eastAsia="Roboto Mono for Powerline" w:cs="Roboto Mono for Powerline"/>
+                <w:rFonts w:ascii="Courier New" w:hAnsi="Courier New" w:eastAsia="Courier New" w:cs="Courier New"/>
                 <w:b w:val="0"/>
                 <w:i w:val="0"/>
                 <w:color w:val="000000"/>
@@ -11806,7 +11806,7 @@
             </w:pPr>
             <w:r>
               <w:rPr>
-                <w:rFonts w:ascii="Roboto Mono for Powerline" w:hAnsi="Roboto Mono for Powerline" w:eastAsia="Roboto Mono for Powerline" w:cs="Roboto Mono for Powerline"/>
+                <w:rFonts w:ascii="Courier New" w:hAnsi="Courier New" w:eastAsia="Courier New" w:cs="Courier New"/>
                 <w:b w:val="0"/>
                 <w:i w:val="0"/>
                 <w:color w:val="000000"/>
@@ -11824,7 +11824,7 @@
             </w:pPr>
             <w:r>
               <w:rPr>
-                <w:rFonts w:ascii="Roboto Mono for Powerline" w:hAnsi="Roboto Mono for Powerline" w:eastAsia="Roboto Mono for Powerline" w:cs="Roboto Mono for Powerline"/>
+                <w:rFonts w:ascii="Courier New" w:hAnsi="Courier New" w:eastAsia="Courier New" w:cs="Courier New"/>
                 <w:b w:val="0"/>
                 <w:i w:val="0"/>
                 <w:color w:val="000000"/>
@@ -11842,7 +11842,7 @@
             </w:pPr>
             <w:r>
               <w:rPr>
-                <w:rFonts w:ascii="Roboto Mono for Powerline" w:hAnsi="Roboto Mono for Powerline" w:eastAsia="Roboto Mono for Powerline" w:cs="Roboto Mono for Powerline"/>
+                <w:rFonts w:ascii="Courier New" w:hAnsi="Courier New" w:eastAsia="Courier New" w:cs="Courier New"/>
                 <w:b w:val="0"/>
                 <w:i w:val="0"/>
                 <w:color w:val="000000"/>
@@ -11860,7 +11860,7 @@
             </w:pPr>
             <w:r>
               <w:rPr>
-                <w:rFonts w:ascii="Roboto Mono for Powerline" w:hAnsi="Roboto Mono for Powerline" w:eastAsia="Roboto Mono for Powerline" w:cs="Roboto Mono for Powerline"/>
+                <w:rFonts w:ascii="Courier New" w:hAnsi="Courier New" w:eastAsia="Courier New" w:cs="Courier New"/>
                 <w:b w:val="0"/>
                 <w:i w:val="0"/>
                 <w:color w:val="000000"/>
@@ -11878,7 +11878,7 @@
             </w:pPr>
             <w:r>
               <w:rPr>
-                <w:rFonts w:ascii="Roboto Mono for Powerline" w:hAnsi="Roboto Mono for Powerline" w:eastAsia="Roboto Mono for Powerline" w:cs="Roboto Mono for Powerline"/>
+                <w:rFonts w:ascii="Courier New" w:hAnsi="Courier New" w:eastAsia="Courier New" w:cs="Courier New"/>
                 <w:b w:val="0"/>
                 <w:i w:val="0"/>
                 <w:color w:val="000000"/>
@@ -11896,7 +11896,7 @@
             </w:pPr>
             <w:r>
               <w:rPr>
-                <w:rFonts w:ascii="Roboto Mono for Powerline" w:hAnsi="Roboto Mono for Powerline" w:eastAsia="Roboto Mono for Powerline" w:cs="Roboto Mono for Powerline"/>
+                <w:rFonts w:ascii="Courier New" w:hAnsi="Courier New" w:eastAsia="Courier New" w:cs="Courier New"/>
                 <w:b w:val="0"/>
                 <w:i w:val="0"/>
                 <w:color w:val="000000"/>
@@ -11914,7 +11914,7 @@
             </w:pPr>
             <w:r>
               <w:rPr>
-                <w:rFonts w:ascii="Roboto Mono for Powerline" w:hAnsi="Roboto Mono for Powerline" w:eastAsia="Roboto Mono for Powerline" w:cs="Roboto Mono for Powerline"/>
+                <w:rFonts w:ascii="Courier New" w:hAnsi="Courier New" w:eastAsia="Courier New" w:cs="Courier New"/>
                 <w:b w:val="0"/>
                 <w:i w:val="0"/>
                 <w:color w:val="000000"/>
@@ -11932,7 +11932,7 @@
             </w:pPr>
             <w:r>
               <w:rPr>
-                <w:rFonts w:ascii="Roboto Mono for Powerline" w:hAnsi="Roboto Mono for Powerline" w:eastAsia="Roboto Mono for Powerline" w:cs="Roboto Mono for Powerline"/>
+                <w:rFonts w:ascii="Courier New" w:hAnsi="Courier New" w:eastAsia="Courier New" w:cs="Courier New"/>
                 <w:b w:val="0"/>
                 <w:i w:val="0"/>
                 <w:color w:val="000000"/>
@@ -11950,7 +11950,7 @@
             </w:pPr>
             <w:r>
               <w:rPr>
-                <w:rFonts w:ascii="Roboto Mono for Powerline" w:hAnsi="Roboto Mono for Powerline" w:eastAsia="Roboto Mono for Powerline" w:cs="Roboto Mono for Powerline"/>
+                <w:rFonts w:ascii="Courier New" w:hAnsi="Courier New" w:eastAsia="Courier New" w:cs="Courier New"/>
                 <w:b w:val="0"/>
                 <w:i w:val="0"/>
                 <w:color w:val="000000"/>
@@ -11968,7 +11968,7 @@
             </w:pPr>
             <w:r>
               <w:rPr>
-                <w:rFonts w:ascii="Roboto Mono for Powerline" w:hAnsi="Roboto Mono for Powerline" w:eastAsia="Roboto Mono for Powerline" w:cs="Roboto Mono for Powerline"/>
+                <w:rFonts w:ascii="Courier New" w:hAnsi="Courier New" w:eastAsia="Courier New" w:cs="Courier New"/>
                 <w:b w:val="0"/>
                 <w:i w:val="0"/>
                 <w:color w:val="000000"/>
@@ -11986,7 +11986,7 @@
             </w:pPr>
             <w:r>
               <w:rPr>
-                <w:rFonts w:ascii="Roboto Mono for Powerline" w:hAnsi="Roboto Mono for Powerline" w:eastAsia="Roboto Mono for Powerline" w:cs="Roboto Mono for Powerline"/>
+                <w:rFonts w:ascii="Courier New" w:hAnsi="Courier New" w:eastAsia="Courier New" w:cs="Courier New"/>
                 <w:b w:val="0"/>
                 <w:i w:val="0"/>
                 <w:color w:val="000000"/>
@@ -12004,7 +12004,7 @@
             </w:pPr>
             <w:r>
               <w:rPr>
-                <w:rFonts w:ascii="Roboto Mono for Powerline" w:hAnsi="Roboto Mono for Powerline" w:eastAsia="Roboto Mono for Powerline" w:cs="Roboto Mono for Powerline"/>
+                <w:rFonts w:ascii="Courier New" w:hAnsi="Courier New" w:eastAsia="Courier New" w:cs="Courier New"/>
                 <w:b w:val="0"/>
                 <w:i w:val="0"/>
                 <w:color w:val="000000"/>
@@ -12022,7 +12022,7 @@
             </w:pPr>
             <w:r>
               <w:rPr>
-                <w:rFonts w:ascii="Roboto Mono for Powerline" w:hAnsi="Roboto Mono for Powerline" w:eastAsia="Roboto Mono for Powerline" w:cs="Roboto Mono for Powerline"/>
+                <w:rFonts w:ascii="Courier New" w:hAnsi="Courier New" w:eastAsia="Courier New" w:cs="Courier New"/>
                 <w:b w:val="0"/>
                 <w:i w:val="0"/>
                 <w:color w:val="000000"/>
@@ -12040,7 +12040,7 @@
             </w:pPr>
             <w:r>
               <w:rPr>
-                <w:rFonts w:ascii="Roboto Mono for Powerline" w:hAnsi="Roboto Mono for Powerline" w:eastAsia="Roboto Mono for Powerline" w:cs="Roboto Mono for Powerline"/>
+                <w:rFonts w:ascii="Courier New" w:hAnsi="Courier New" w:eastAsia="Courier New" w:cs="Courier New"/>
                 <w:b w:val="0"/>
                 <w:i w:val="0"/>
                 <w:color w:val="000000"/>
@@ -12058,24 +12058,24 @@
             </w:pPr>
             <w:r>
               <w:rPr>
-                <w:rFonts w:ascii="Roboto Mono for Powerline" w:hAnsi="Roboto Mono for Powerline" w:eastAsia="Roboto Mono for Powerline" w:cs="Roboto Mono for Powerline"/>
-                <w:b w:val="0"/>
-                <w:i w:val="0"/>
-                <w:color w:val="000000"/>
-                <w:sz w:val="22"/>
-              </w:rPr>
-            </w:r>
-          </w:p>
-          <w:p>
-            <w:pPr>
-              <w:keepNext w:val="0"/>
-              <w:keepLines w:val="0"/>
-              <w:spacing w:before="0" w:after="0" w:line="360" w:lineRule="auto"/>
-              <w:ind w:left="0" w:right="0" w:firstLine="0"/>
-            </w:pPr>
-            <w:r>
-              <w:rPr>
-                <w:rFonts w:ascii="Roboto Mono for Powerline" w:hAnsi="Roboto Mono for Powerline" w:eastAsia="Roboto Mono for Powerline" w:cs="Roboto Mono for Powerline"/>
+                <w:rFonts w:ascii="Courier New" w:hAnsi="Courier New" w:eastAsia="Courier New" w:cs="Courier New"/>
+                <w:b w:val="0"/>
+                <w:i w:val="0"/>
+                <w:color w:val="000000"/>
+                <w:sz w:val="22"/>
+              </w:rPr>
+            </w:r>
+          </w:p>
+          <w:p>
+            <w:pPr>
+              <w:keepNext w:val="0"/>
+              <w:keepLines w:val="0"/>
+              <w:spacing w:before="0" w:after="0" w:line="360" w:lineRule="auto"/>
+              <w:ind w:left="0" w:right="0" w:firstLine="0"/>
+            </w:pPr>
+            <w:r>
+              <w:rPr>
+                <w:rFonts w:ascii="Courier New" w:hAnsi="Courier New" w:eastAsia="Courier New" w:cs="Courier New"/>
                 <w:b w:val="0"/>
                 <w:i w:val="0"/>
                 <w:color w:val="000000"/>
@@ -12093,7 +12093,7 @@
             </w:pPr>
             <w:r>
               <w:rPr>
-                <w:rFonts w:ascii="Roboto Mono for Powerline" w:hAnsi="Roboto Mono for Powerline" w:eastAsia="Roboto Mono for Powerline" w:cs="Roboto Mono for Powerline"/>
+                <w:rFonts w:ascii="Courier New" w:hAnsi="Courier New" w:eastAsia="Courier New" w:cs="Courier New"/>
                 <w:b w:val="0"/>
                 <w:i w:val="0"/>
                 <w:color w:val="000000"/>
@@ -12111,7 +12111,7 @@
             </w:pPr>
             <w:r>
               <w:rPr>
-                <w:rFonts w:ascii="Roboto Mono for Powerline" w:hAnsi="Roboto Mono for Powerline" w:eastAsia="Roboto Mono for Powerline" w:cs="Roboto Mono for Powerline"/>
+                <w:rFonts w:ascii="Courier New" w:hAnsi="Courier New" w:eastAsia="Courier New" w:cs="Courier New"/>
                 <w:b w:val="0"/>
                 <w:i w:val="0"/>
                 <w:color w:val="000000"/>
@@ -12129,7 +12129,7 @@
             </w:pPr>
             <w:r>
               <w:rPr>
-                <w:rFonts w:ascii="Roboto Mono for Powerline" w:hAnsi="Roboto Mono for Powerline" w:eastAsia="Roboto Mono for Powerline" w:cs="Roboto Mono for Powerline"/>
+                <w:rFonts w:ascii="Courier New" w:hAnsi="Courier New" w:eastAsia="Courier New" w:cs="Courier New"/>
                 <w:b w:val="0"/>
                 <w:i w:val="0"/>
                 <w:color w:val="000000"/>
@@ -12147,7 +12147,7 @@
             </w:pPr>
             <w:r>
               <w:rPr>
-                <w:rFonts w:ascii="Roboto Mono for Powerline" w:hAnsi="Roboto Mono for Powerline" w:eastAsia="Roboto Mono for Powerline" w:cs="Roboto Mono for Powerline"/>
+                <w:rFonts w:ascii="Courier New" w:hAnsi="Courier New" w:eastAsia="Courier New" w:cs="Courier New"/>
                 <w:b w:val="0"/>
                 <w:i w:val="0"/>
                 <w:color w:val="000000"/>
@@ -12165,7 +12165,7 @@
             </w:pPr>
             <w:r>
               <w:rPr>
-                <w:rFonts w:ascii="Roboto Mono for Powerline" w:hAnsi="Roboto Mono for Powerline" w:eastAsia="Roboto Mono for Powerline" w:cs="Roboto Mono for Powerline"/>
+                <w:rFonts w:ascii="Courier New" w:hAnsi="Courier New" w:eastAsia="Courier New" w:cs="Courier New"/>
                 <w:b w:val="0"/>
                 <w:i w:val="0"/>
                 <w:color w:val="000000"/>
@@ -12183,7 +12183,7 @@
             </w:pPr>
             <w:r>
               <w:rPr>
-                <w:rFonts w:ascii="Roboto Mono for Powerline" w:hAnsi="Roboto Mono for Powerline" w:eastAsia="Roboto Mono for Powerline" w:cs="Roboto Mono for Powerline"/>
+                <w:rFonts w:ascii="Courier New" w:hAnsi="Courier New" w:eastAsia="Courier New" w:cs="Courier New"/>
                 <w:b w:val="0"/>
                 <w:i w:val="0"/>
                 <w:color w:val="000000"/>
@@ -12201,24 +12201,24 @@
             </w:pPr>
             <w:r>
               <w:rPr>
-                <w:rFonts w:ascii="Roboto Mono for Powerline" w:hAnsi="Roboto Mono for Powerline" w:eastAsia="Roboto Mono for Powerline" w:cs="Roboto Mono for Powerline"/>
-                <w:b w:val="0"/>
-                <w:i w:val="0"/>
-                <w:color w:val="000000"/>
-                <w:sz w:val="22"/>
-              </w:rPr>
-            </w:r>
-          </w:p>
-          <w:p>
-            <w:pPr>
-              <w:keepNext w:val="0"/>
-              <w:keepLines w:val="0"/>
-              <w:spacing w:before="0" w:after="0" w:line="360" w:lineRule="auto"/>
-              <w:ind w:left="0" w:right="0" w:firstLine="0"/>
-            </w:pPr>
-            <w:r>
-              <w:rPr>
-                <w:rFonts w:ascii="Roboto Mono for Powerline" w:hAnsi="Roboto Mono for Powerline" w:eastAsia="Roboto Mono for Powerline" w:cs="Roboto Mono for Powerline"/>
+                <w:rFonts w:ascii="Courier New" w:hAnsi="Courier New" w:eastAsia="Courier New" w:cs="Courier New"/>
+                <w:b w:val="0"/>
+                <w:i w:val="0"/>
+                <w:color w:val="000000"/>
+                <w:sz w:val="22"/>
+              </w:rPr>
+            </w:r>
+          </w:p>
+          <w:p>
+            <w:pPr>
+              <w:keepNext w:val="0"/>
+              <w:keepLines w:val="0"/>
+              <w:spacing w:before="0" w:after="0" w:line="360" w:lineRule="auto"/>
+              <w:ind w:left="0" w:right="0" w:firstLine="0"/>
+            </w:pPr>
+            <w:r>
+              <w:rPr>
+                <w:rFonts w:ascii="Courier New" w:hAnsi="Courier New" w:eastAsia="Courier New" w:cs="Courier New"/>
                 <w:b w:val="0"/>
                 <w:i w:val="0"/>
                 <w:color w:val="000000"/>
@@ -12236,7 +12236,7 @@
             </w:pPr>
             <w:r>
               <w:rPr>
-                <w:rFonts w:ascii="Roboto Mono for Powerline" w:hAnsi="Roboto Mono for Powerline" w:eastAsia="Roboto Mono for Powerline" w:cs="Roboto Mono for Powerline"/>
+                <w:rFonts w:ascii="Courier New" w:hAnsi="Courier New" w:eastAsia="Courier New" w:cs="Courier New"/>
                 <w:b w:val="0"/>
                 <w:i w:val="0"/>
                 <w:color w:val="000000"/>
@@ -12254,7 +12254,7 @@
             </w:pPr>
             <w:r>
               <w:rPr>
-                <w:rFonts w:ascii="Roboto Mono for Powerline" w:hAnsi="Roboto Mono for Powerline" w:eastAsia="Roboto Mono for Powerline" w:cs="Roboto Mono for Powerline"/>
+                <w:rFonts w:ascii="Courier New" w:hAnsi="Courier New" w:eastAsia="Courier New" w:cs="Courier New"/>
                 <w:b w:val="0"/>
                 <w:i w:val="0"/>
                 <w:color w:val="000000"/>
@@ -12272,7 +12272,7 @@
             </w:pPr>
             <w:r>
               <w:rPr>
-                <w:rFonts w:ascii="Roboto Mono for Powerline" w:hAnsi="Roboto Mono for Powerline" w:eastAsia="Roboto Mono for Powerline" w:cs="Roboto Mono for Powerline"/>
+                <w:rFonts w:ascii="Courier New" w:hAnsi="Courier New" w:eastAsia="Courier New" w:cs="Courier New"/>
                 <w:b w:val="0"/>
                 <w:i w:val="0"/>
                 <w:color w:val="000000"/>
@@ -12290,7 +12290,7 @@
             </w:pPr>
             <w:r>
               <w:rPr>
-                <w:rFonts w:ascii="Roboto Mono for Powerline" w:hAnsi="Roboto Mono for Powerline" w:eastAsia="Roboto Mono for Powerline" w:cs="Roboto Mono for Powerline"/>
+                <w:rFonts w:ascii="Courier New" w:hAnsi="Courier New" w:eastAsia="Courier New" w:cs="Courier New"/>
                 <w:b w:val="0"/>
                 <w:i w:val="0"/>
                 <w:color w:val="000000"/>
@@ -12308,7 +12308,7 @@
             </w:pPr>
             <w:r>
               <w:rPr>
-                <w:rFonts w:ascii="Roboto Mono for Powerline" w:hAnsi="Roboto Mono for Powerline" w:eastAsia="Roboto Mono for Powerline" w:cs="Roboto Mono for Powerline"/>
+                <w:rFonts w:ascii="Courier New" w:hAnsi="Courier New" w:eastAsia="Courier New" w:cs="Courier New"/>
                 <w:b w:val="0"/>
                 <w:i w:val="0"/>
                 <w:color w:val="000000"/>
@@ -12326,7 +12326,7 @@
             </w:pPr>
             <w:r>
               <w:rPr>
-                <w:rFonts w:ascii="Roboto Mono for Powerline" w:hAnsi="Roboto Mono for Powerline" w:eastAsia="Roboto Mono for Powerline" w:cs="Roboto Mono for Powerline"/>
+                <w:rFonts w:ascii="Courier New" w:hAnsi="Courier New" w:eastAsia="Courier New" w:cs="Courier New"/>
                 <w:b w:val="0"/>
                 <w:i w:val="0"/>
                 <w:color w:val="000000"/>
@@ -12344,7 +12344,7 @@
             </w:pPr>
             <w:r>
               <w:rPr>
-                <w:rFonts w:ascii="Roboto Mono for Powerline" w:hAnsi="Roboto Mono for Powerline" w:eastAsia="Roboto Mono for Powerline" w:cs="Roboto Mono for Powerline"/>
+                <w:rFonts w:ascii="Courier New" w:hAnsi="Courier New" w:eastAsia="Courier New" w:cs="Courier New"/>
                 <w:b w:val="0"/>
                 <w:i w:val="0"/>
                 <w:color w:val="000000"/>
@@ -12362,7 +12362,7 @@
             </w:pPr>
             <w:r>
               <w:rPr>
-                <w:rFonts w:ascii="Roboto Mono for Powerline" w:hAnsi="Roboto Mono for Powerline" w:eastAsia="Roboto Mono for Powerline" w:cs="Roboto Mono for Powerline"/>
+                <w:rFonts w:ascii="Courier New" w:hAnsi="Courier New" w:eastAsia="Courier New" w:cs="Courier New"/>
                 <w:b w:val="0"/>
                 <w:i w:val="0"/>
                 <w:color w:val="000000"/>
@@ -12380,7 +12380,7 @@
             </w:pPr>
             <w:r>
               <w:rPr>
-                <w:rFonts w:ascii="Roboto Mono for Powerline" w:hAnsi="Roboto Mono for Powerline" w:eastAsia="Roboto Mono for Powerline" w:cs="Roboto Mono for Powerline"/>
+                <w:rFonts w:ascii="Courier New" w:hAnsi="Courier New" w:eastAsia="Courier New" w:cs="Courier New"/>
                 <w:b w:val="0"/>
                 <w:i w:val="0"/>
                 <w:color w:val="000000"/>
@@ -12398,7 +12398,7 @@
             </w:pPr>
             <w:r>
               <w:rPr>
-                <w:rFonts w:ascii="Roboto Mono for Powerline" w:hAnsi="Roboto Mono for Powerline" w:eastAsia="Roboto Mono for Powerline" w:cs="Roboto Mono for Powerline"/>
+                <w:rFonts w:ascii="Courier New" w:hAnsi="Courier New" w:eastAsia="Courier New" w:cs="Courier New"/>
                 <w:b w:val="0"/>
                 <w:i w:val="0"/>
                 <w:color w:val="000000"/>
@@ -12416,7 +12416,7 @@
             </w:pPr>
             <w:r>
               <w:rPr>
-                <w:rFonts w:ascii="Roboto Mono for Powerline" w:hAnsi="Roboto Mono for Powerline" w:eastAsia="Roboto Mono for Powerline" w:cs="Roboto Mono for Powerline"/>
+                <w:rFonts w:ascii="Courier New" w:hAnsi="Courier New" w:eastAsia="Courier New" w:cs="Courier New"/>
                 <w:b w:val="0"/>
                 <w:i w:val="0"/>
                 <w:color w:val="000000"/>
@@ -12434,7 +12434,7 @@
             </w:pPr>
             <w:r>
               <w:rPr>
-                <w:rFonts w:ascii="Roboto Mono for Powerline" w:hAnsi="Roboto Mono for Powerline" w:eastAsia="Roboto Mono for Powerline" w:cs="Roboto Mono for Powerline"/>
+                <w:rFonts w:ascii="Courier New" w:hAnsi="Courier New" w:eastAsia="Courier New" w:cs="Courier New"/>
                 <w:b w:val="0"/>
                 <w:i w:val="0"/>
                 <w:color w:val="000000"/>
@@ -12452,7 +12452,7 @@
             </w:pPr>
             <w:r>
               <w:rPr>
-                <w:rFonts w:ascii="Roboto Mono for Powerline" w:hAnsi="Roboto Mono for Powerline" w:eastAsia="Roboto Mono for Powerline" w:cs="Roboto Mono for Powerline"/>
+                <w:rFonts w:ascii="Courier New" w:hAnsi="Courier New" w:eastAsia="Courier New" w:cs="Courier New"/>
                 <w:b w:val="0"/>
                 <w:i w:val="0"/>
                 <w:color w:val="000000"/>
@@ -12470,7 +12470,7 @@
             </w:pPr>
             <w:r>
               <w:rPr>
-                <w:rFonts w:ascii="Roboto Mono for Powerline" w:hAnsi="Roboto Mono for Powerline" w:eastAsia="Roboto Mono for Powerline" w:cs="Roboto Mono for Powerline"/>
+                <w:rFonts w:ascii="Courier New" w:hAnsi="Courier New" w:eastAsia="Courier New" w:cs="Courier New"/>
                 <w:b w:val="0"/>
                 <w:i w:val="0"/>
                 <w:color w:val="000000"/>
@@ -12488,7 +12488,7 @@
             </w:pPr>
             <w:r>
               <w:rPr>
-                <w:rFonts w:ascii="Roboto Mono for Powerline" w:hAnsi="Roboto Mono for Powerline" w:eastAsia="Roboto Mono for Powerline" w:cs="Roboto Mono for Powerline"/>
+                <w:rFonts w:ascii="Courier New" w:hAnsi="Courier New" w:eastAsia="Courier New" w:cs="Courier New"/>
                 <w:b w:val="0"/>
                 <w:i w:val="0"/>
                 <w:color w:val="000000"/>
@@ -12506,7 +12506,7 @@
             </w:pPr>
             <w:r>
               <w:rPr>
-                <w:rFonts w:ascii="Roboto Mono for Powerline" w:hAnsi="Roboto Mono for Powerline" w:eastAsia="Roboto Mono for Powerline" w:cs="Roboto Mono for Powerline"/>
+                <w:rFonts w:ascii="Courier New" w:hAnsi="Courier New" w:eastAsia="Courier New" w:cs="Courier New"/>
                 <w:b w:val="0"/>
                 <w:i w:val="0"/>
                 <w:color w:val="000000"/>
@@ -12524,7 +12524,7 @@
             </w:pPr>
             <w:r>
               <w:rPr>
-                <w:rFonts w:ascii="Roboto Mono for Powerline" w:hAnsi="Roboto Mono for Powerline" w:eastAsia="Roboto Mono for Powerline" w:cs="Roboto Mono for Powerline"/>
+                <w:rFonts w:ascii="Courier New" w:hAnsi="Courier New" w:eastAsia="Courier New" w:cs="Courier New"/>
                 <w:b w:val="0"/>
                 <w:i w:val="0"/>
                 <w:color w:val="000000"/>
@@ -12542,7 +12542,7 @@
             </w:pPr>
             <w:r>
               <w:rPr>
-                <w:rFonts w:ascii="Roboto Mono for Powerline" w:hAnsi="Roboto Mono for Powerline" w:eastAsia="Roboto Mono for Powerline" w:cs="Roboto Mono for Powerline"/>
+                <w:rFonts w:ascii="Courier New" w:hAnsi="Courier New" w:eastAsia="Courier New" w:cs="Courier New"/>
                 <w:b w:val="0"/>
                 <w:i w:val="0"/>
                 <w:color w:val="000000"/>
@@ -12560,7 +12560,7 @@
             </w:pPr>
             <w:r>
               <w:rPr>
-                <w:rFonts w:ascii="Roboto Mono for Powerline" w:hAnsi="Roboto Mono for Powerline" w:eastAsia="Roboto Mono for Powerline" w:cs="Roboto Mono for Powerline"/>
+                <w:rFonts w:ascii="Courier New" w:hAnsi="Courier New" w:eastAsia="Courier New" w:cs="Courier New"/>
                 <w:b w:val="0"/>
                 <w:i w:val="0"/>
                 <w:color w:val="000000"/>
@@ -12578,7 +12578,7 @@
             </w:pPr>
             <w:r>
               <w:rPr>
-                <w:rFonts w:ascii="Roboto Mono for Powerline" w:hAnsi="Roboto Mono for Powerline" w:eastAsia="Roboto Mono for Powerline" w:cs="Roboto Mono for Powerline"/>
+                <w:rFonts w:ascii="Courier New" w:hAnsi="Courier New" w:eastAsia="Courier New" w:cs="Courier New"/>
                 <w:b w:val="0"/>
                 <w:i w:val="0"/>
                 <w:color w:val="000000"/>
@@ -12596,7 +12596,7 @@
             </w:pPr>
             <w:r>
               <w:rPr>
-                <w:rFonts w:ascii="Roboto Mono for Powerline" w:hAnsi="Roboto Mono for Powerline" w:eastAsia="Roboto Mono for Powerline" w:cs="Roboto Mono for Powerline"/>
+                <w:rFonts w:ascii="Courier New" w:hAnsi="Courier New" w:eastAsia="Courier New" w:cs="Courier New"/>
                 <w:b w:val="0"/>
                 <w:i w:val="0"/>
                 <w:color w:val="000000"/>
@@ -12614,7 +12614,7 @@
             </w:pPr>
             <w:r>
               <w:rPr>
-                <w:rFonts w:ascii="Roboto Mono for Powerline" w:hAnsi="Roboto Mono for Powerline" w:eastAsia="Roboto Mono for Powerline" w:cs="Roboto Mono for Powerline"/>
+                <w:rFonts w:ascii="Courier New" w:hAnsi="Courier New" w:eastAsia="Courier New" w:cs="Courier New"/>
                 <w:b w:val="0"/>
                 <w:i w:val="0"/>
                 <w:color w:val="000000"/>
@@ -12632,7 +12632,7 @@
             </w:pPr>
             <w:r>
               <w:rPr>
-                <w:rFonts w:ascii="Roboto Mono for Powerline" w:hAnsi="Roboto Mono for Powerline" w:eastAsia="Roboto Mono for Powerline" w:cs="Roboto Mono for Powerline"/>
+                <w:rFonts w:ascii="Courier New" w:hAnsi="Courier New" w:eastAsia="Courier New" w:cs="Courier New"/>
                 <w:b w:val="0"/>
                 <w:i w:val="0"/>
                 <w:color w:val="000000"/>
@@ -12650,7 +12650,7 @@
             </w:pPr>
             <w:r>
               <w:rPr>
-                <w:rFonts w:ascii="Roboto Mono for Powerline" w:hAnsi="Roboto Mono for Powerline" w:eastAsia="Roboto Mono for Powerline" w:cs="Roboto Mono for Powerline"/>
+                <w:rFonts w:ascii="Courier New" w:hAnsi="Courier New" w:eastAsia="Courier New" w:cs="Courier New"/>
                 <w:b w:val="0"/>
                 <w:i w:val="0"/>
                 <w:color w:val="000000"/>
@@ -12668,7 +12668,7 @@
             </w:pPr>
             <w:r>
               <w:rPr>
-                <w:rFonts w:ascii="Roboto Mono for Powerline" w:hAnsi="Roboto Mono for Powerline" w:eastAsia="Roboto Mono for Powerline" w:cs="Roboto Mono for Powerline"/>
+                <w:rFonts w:ascii="Courier New" w:hAnsi="Courier New" w:eastAsia="Courier New" w:cs="Courier New"/>
                 <w:b w:val="0"/>
                 <w:i w:val="0"/>
                 <w:color w:val="000000"/>
@@ -12686,7 +12686,7 @@
             </w:pPr>
             <w:r>
               <w:rPr>
-                <w:rFonts w:ascii="Roboto Mono for Powerline" w:hAnsi="Roboto Mono for Powerline" w:eastAsia="Roboto Mono for Powerline" w:cs="Roboto Mono for Powerline"/>
+                <w:rFonts w:ascii="Courier New" w:hAnsi="Courier New" w:eastAsia="Courier New" w:cs="Courier New"/>
                 <w:b w:val="0"/>
                 <w:i w:val="0"/>
                 <w:color w:val="000000"/>
@@ -12704,7 +12704,7 @@
             </w:pPr>
             <w:r>
               <w:rPr>
-                <w:rFonts w:ascii="Roboto Mono for Powerline" w:hAnsi="Roboto Mono for Powerline" w:eastAsia="Roboto Mono for Powerline" w:cs="Roboto Mono for Powerline"/>
+                <w:rFonts w:ascii="Courier New" w:hAnsi="Courier New" w:eastAsia="Courier New" w:cs="Courier New"/>
                 <w:b w:val="0"/>
                 <w:i w:val="0"/>
                 <w:color w:val="000000"/>
@@ -12722,7 +12722,7 @@
             </w:pPr>
             <w:r>
               <w:rPr>
-                <w:rFonts w:ascii="Roboto Mono for Powerline" w:hAnsi="Roboto Mono for Powerline" w:eastAsia="Roboto Mono for Powerline" w:cs="Roboto Mono for Powerline"/>
+                <w:rFonts w:ascii="Courier New" w:hAnsi="Courier New" w:eastAsia="Courier New" w:cs="Courier New"/>
                 <w:b w:val="0"/>
                 <w:i w:val="0"/>
                 <w:color w:val="000000"/>
@@ -12740,7 +12740,7 @@
             </w:pPr>
             <w:r>
               <w:rPr>
-                <w:rFonts w:ascii="Roboto Mono for Powerline" w:hAnsi="Roboto Mono for Powerline" w:eastAsia="Roboto Mono for Powerline" w:cs="Roboto Mono for Powerline"/>
+                <w:rFonts w:ascii="Courier New" w:hAnsi="Courier New" w:eastAsia="Courier New" w:cs="Courier New"/>
                 <w:b w:val="0"/>
                 <w:i w:val="0"/>
                 <w:color w:val="000000"/>
@@ -12758,7 +12758,7 @@
             </w:pPr>
             <w:r>
               <w:rPr>
-                <w:rFonts w:ascii="Roboto Mono for Powerline" w:hAnsi="Roboto Mono for Powerline" w:eastAsia="Roboto Mono for Powerline" w:cs="Roboto Mono for Powerline"/>
+                <w:rFonts w:ascii="Courier New" w:hAnsi="Courier New" w:eastAsia="Courier New" w:cs="Courier New"/>
                 <w:b w:val="0"/>
                 <w:i w:val="0"/>
                 <w:color w:val="000000"/>
@@ -12776,7 +12776,7 @@
             </w:pPr>
             <w:r>
               <w:rPr>
-                <w:rFonts w:ascii="Roboto Mono for Powerline" w:hAnsi="Roboto Mono for Powerline" w:eastAsia="Roboto Mono for Powerline" w:cs="Roboto Mono for Powerline"/>
+                <w:rFonts w:ascii="Courier New" w:hAnsi="Courier New" w:eastAsia="Courier New" w:cs="Courier New"/>
                 <w:b w:val="0"/>
                 <w:i w:val="0"/>
                 <w:color w:val="000000"/>
@@ -12794,7 +12794,7 @@
             </w:pPr>
             <w:r>
               <w:rPr>
-                <w:rFonts w:ascii="Roboto Mono for Powerline" w:hAnsi="Roboto Mono for Powerline" w:eastAsia="Roboto Mono for Powerline" w:cs="Roboto Mono for Powerline"/>
+                <w:rFonts w:ascii="Courier New" w:hAnsi="Courier New" w:eastAsia="Courier New" w:cs="Courier New"/>
                 <w:b w:val="0"/>
                 <w:i w:val="0"/>
                 <w:color w:val="000000"/>
@@ -12812,24 +12812,24 @@
             </w:pPr>
             <w:r>
               <w:rPr>
-                <w:rFonts w:ascii="Roboto Mono for Powerline" w:hAnsi="Roboto Mono for Powerline" w:eastAsia="Roboto Mono for Powerline" w:cs="Roboto Mono for Powerline"/>
-                <w:b w:val="0"/>
-                <w:i w:val="0"/>
-                <w:color w:val="000000"/>
-                <w:sz w:val="22"/>
-              </w:rPr>
-            </w:r>
-          </w:p>
-          <w:p>
-            <w:pPr>
-              <w:keepNext w:val="0"/>
-              <w:keepLines w:val="0"/>
-              <w:spacing w:before="0" w:after="0" w:line="360" w:lineRule="auto"/>
-              <w:ind w:left="0" w:right="0" w:firstLine="0"/>
-            </w:pPr>
-            <w:r>
-              <w:rPr>
-                <w:rFonts w:ascii="Roboto Mono for Powerline" w:hAnsi="Roboto Mono for Powerline" w:eastAsia="Roboto Mono for Powerline" w:cs="Roboto Mono for Powerline"/>
+                <w:rFonts w:ascii="Courier New" w:hAnsi="Courier New" w:eastAsia="Courier New" w:cs="Courier New"/>
+                <w:b w:val="0"/>
+                <w:i w:val="0"/>
+                <w:color w:val="000000"/>
+                <w:sz w:val="22"/>
+              </w:rPr>
+            </w:r>
+          </w:p>
+          <w:p>
+            <w:pPr>
+              <w:keepNext w:val="0"/>
+              <w:keepLines w:val="0"/>
+              <w:spacing w:before="0" w:after="0" w:line="360" w:lineRule="auto"/>
+              <w:ind w:left="0" w:right="0" w:firstLine="0"/>
+            </w:pPr>
+            <w:r>
+              <w:rPr>
+                <w:rFonts w:ascii="Courier New" w:hAnsi="Courier New" w:eastAsia="Courier New" w:cs="Courier New"/>
                 <w:b w:val="0"/>
                 <w:i w:val="0"/>
                 <w:color w:val="000000"/>
@@ -12847,7 +12847,7 @@
             </w:pPr>
             <w:r>
               <w:rPr>
-                <w:rFonts w:ascii="Roboto Mono for Powerline" w:hAnsi="Roboto Mono for Powerline" w:eastAsia="Roboto Mono for Powerline" w:cs="Roboto Mono for Powerline"/>
+                <w:rFonts w:ascii="Courier New" w:hAnsi="Courier New" w:eastAsia="Courier New" w:cs="Courier New"/>
                 <w:b w:val="0"/>
                 <w:i w:val="0"/>
                 <w:color w:val="000000"/>
@@ -12865,7 +12865,7 @@
             </w:pPr>
             <w:r>
               <w:rPr>
-                <w:rFonts w:ascii="Roboto Mono for Powerline" w:hAnsi="Roboto Mono for Powerline" w:eastAsia="Roboto Mono for Powerline" w:cs="Roboto Mono for Powerline"/>
+                <w:rFonts w:ascii="Courier New" w:hAnsi="Courier New" w:eastAsia="Courier New" w:cs="Courier New"/>
                 <w:b w:val="0"/>
                 <w:i w:val="0"/>
                 <w:color w:val="000000"/>
@@ -12883,7 +12883,7 @@
             </w:pPr>
             <w:r>
               <w:rPr>
-                <w:rFonts w:ascii="Roboto Mono for Powerline" w:hAnsi="Roboto Mono for Powerline" w:eastAsia="Roboto Mono for Powerline" w:cs="Roboto Mono for Powerline"/>
+                <w:rFonts w:ascii="Courier New" w:hAnsi="Courier New" w:eastAsia="Courier New" w:cs="Courier New"/>
                 <w:b w:val="0"/>
                 <w:i w:val="0"/>
                 <w:color w:val="000000"/>
@@ -12901,7 +12901,7 @@
             </w:pPr>
             <w:r>
               <w:rPr>
-                <w:rFonts w:ascii="Roboto Mono for Powerline" w:hAnsi="Roboto Mono for Powerline" w:eastAsia="Roboto Mono for Powerline" w:cs="Roboto Mono for Powerline"/>
+                <w:rFonts w:ascii="Courier New" w:hAnsi="Courier New" w:eastAsia="Courier New" w:cs="Courier New"/>
                 <w:b w:val="0"/>
                 <w:i w:val="0"/>
                 <w:color w:val="000000"/>
@@ -12919,7 +12919,7 @@
             </w:pPr>
             <w:r>
               <w:rPr>
-                <w:rFonts w:ascii="Roboto Mono for Powerline" w:hAnsi="Roboto Mono for Powerline" w:eastAsia="Roboto Mono for Powerline" w:cs="Roboto Mono for Powerline"/>
+                <w:rFonts w:ascii="Courier New" w:hAnsi="Courier New" w:eastAsia="Courier New" w:cs="Courier New"/>
                 <w:b w:val="0"/>
                 <w:i w:val="0"/>
                 <w:color w:val="000000"/>
@@ -12937,7 +12937,7 @@
             </w:pPr>
             <w:r>
               <w:rPr>
-                <w:rFonts w:ascii="Roboto Mono for Powerline" w:hAnsi="Roboto Mono for Powerline" w:eastAsia="Roboto Mono for Powerline" w:cs="Roboto Mono for Powerline"/>
+                <w:rFonts w:ascii="Courier New" w:hAnsi="Courier New" w:eastAsia="Courier New" w:cs="Courier New"/>
                 <w:b w:val="0"/>
                 <w:i w:val="0"/>
                 <w:color w:val="000000"/>
@@ -12955,7 +12955,7 @@
             </w:pPr>
             <w:r>
               <w:rPr>
-                <w:rFonts w:ascii="Roboto Mono for Powerline" w:hAnsi="Roboto Mono for Powerline" w:eastAsia="Roboto Mono for Powerline" w:cs="Roboto Mono for Powerline"/>
+                <w:rFonts w:ascii="Courier New" w:hAnsi="Courier New" w:eastAsia="Courier New" w:cs="Courier New"/>
                 <w:b w:val="0"/>
                 <w:i w:val="0"/>
                 <w:color w:val="000000"/>
@@ -12973,7 +12973,7 @@
             </w:pPr>
             <w:r>
               <w:rPr>
-                <w:rFonts w:ascii="Roboto Mono for Powerline" w:hAnsi="Roboto Mono for Powerline" w:eastAsia="Roboto Mono for Powerline" w:cs="Roboto Mono for Powerline"/>
+                <w:rFonts w:ascii="Courier New" w:hAnsi="Courier New" w:eastAsia="Courier New" w:cs="Courier New"/>
                 <w:b w:val="0"/>
                 <w:i w:val="0"/>
                 <w:color w:val="000000"/>
@@ -12991,7 +12991,7 @@
             </w:pPr>
             <w:r>
               <w:rPr>
-                <w:rFonts w:ascii="Roboto Mono for Powerline" w:hAnsi="Roboto Mono for Powerline" w:eastAsia="Roboto Mono for Powerline" w:cs="Roboto Mono for Powerline"/>
+                <w:rFonts w:ascii="Courier New" w:hAnsi="Courier New" w:eastAsia="Courier New" w:cs="Courier New"/>
                 <w:b w:val="0"/>
                 <w:i w:val="0"/>
                 <w:color w:val="000000"/>
@@ -13009,7 +13009,7 @@
             </w:pPr>
             <w:r>
               <w:rPr>
-                <w:rFonts w:ascii="Roboto Mono for Powerline" w:hAnsi="Roboto Mono for Powerline" w:eastAsia="Roboto Mono for Powerline" w:cs="Roboto Mono for Powerline"/>
+                <w:rFonts w:ascii="Courier New" w:hAnsi="Courier New" w:eastAsia="Courier New" w:cs="Courier New"/>
                 <w:b w:val="0"/>
                 <w:i w:val="0"/>
                 <w:color w:val="000000"/>
@@ -13027,7 +13027,7 @@
             </w:pPr>
             <w:r>
               <w:rPr>
-                <w:rFonts w:ascii="Roboto Mono for Powerline" w:hAnsi="Roboto Mono for Powerline" w:eastAsia="Roboto Mono for Powerline" w:cs="Roboto Mono for Powerline"/>
+                <w:rFonts w:ascii="Courier New" w:hAnsi="Courier New" w:eastAsia="Courier New" w:cs="Courier New"/>
                 <w:b w:val="0"/>
                 <w:i w:val="0"/>
                 <w:color w:val="000000"/>
@@ -13045,7 +13045,7 @@
             </w:pPr>
             <w:r>
               <w:rPr>
-                <w:rFonts w:ascii="Roboto Mono for Powerline" w:hAnsi="Roboto Mono for Powerline" w:eastAsia="Roboto Mono for Powerline" w:cs="Roboto Mono for Powerline"/>
+                <w:rFonts w:ascii="Courier New" w:hAnsi="Courier New" w:eastAsia="Courier New" w:cs="Courier New"/>
                 <w:b w:val="0"/>
                 <w:i w:val="0"/>
                 <w:color w:val="000000"/>
@@ -13063,7 +13063,7 @@
             </w:pPr>
             <w:r>
               <w:rPr>
-                <w:rFonts w:ascii="Roboto Mono for Powerline" w:hAnsi="Roboto Mono for Powerline" w:eastAsia="Roboto Mono for Powerline" w:cs="Roboto Mono for Powerline"/>
+                <w:rFonts w:ascii="Courier New" w:hAnsi="Courier New" w:eastAsia="Courier New" w:cs="Courier New"/>
                 <w:b w:val="0"/>
                 <w:i w:val="0"/>
                 <w:color w:val="000000"/>
@@ -13081,7 +13081,7 @@
             </w:pPr>
             <w:r>
               <w:rPr>
-                <w:rFonts w:ascii="Roboto Mono for Powerline" w:hAnsi="Roboto Mono for Powerline" w:eastAsia="Roboto Mono for Powerline" w:cs="Roboto Mono for Powerline"/>
+                <w:rFonts w:ascii="Courier New" w:hAnsi="Courier New" w:eastAsia="Courier New" w:cs="Courier New"/>
                 <w:b w:val="0"/>
                 <w:i w:val="0"/>
                 <w:color w:val="000000"/>
@@ -13099,7 +13099,7 @@
             </w:pPr>
             <w:r>
               <w:rPr>
-                <w:rFonts w:ascii="Roboto Mono for Powerline" w:hAnsi="Roboto Mono for Powerline" w:eastAsia="Roboto Mono for Powerline" w:cs="Roboto Mono for Powerline"/>
+                <w:rFonts w:ascii="Courier New" w:hAnsi="Courier New" w:eastAsia="Courier New" w:cs="Courier New"/>
                 <w:b w:val="0"/>
                 <w:i w:val="0"/>
                 <w:color w:val="000000"/>
@@ -13117,7 +13117,7 @@
             </w:pPr>
             <w:r>
               <w:rPr>
-                <w:rFonts w:ascii="Roboto Mono for Powerline" w:hAnsi="Roboto Mono for Powerline" w:eastAsia="Roboto Mono for Powerline" w:cs="Roboto Mono for Powerline"/>
+                <w:rFonts w:ascii="Courier New" w:hAnsi="Courier New" w:eastAsia="Courier New" w:cs="Courier New"/>
                 <w:b w:val="0"/>
                 <w:i w:val="0"/>
                 <w:color w:val="000000"/>
@@ -13197,10 +13197,10 @@
               <w:insideV w:val="nil"/>
             </w:tcBorders>
             <w:tcMar>
-              <w:top w:w="140" w:type="dxa"/>
-              <w:start w:w="180" w:type="dxa"/>
-              <w:bottom w:w="140" w:type="dxa"/>
-              <w:end w:w="180" w:type="dxa"/>
+              <w:top w:w="240" w:type="dxa"/>
+              <w:start w:w="280" w:type="dxa"/>
+              <w:bottom w:w="240" w:type="dxa"/>
+              <w:end w:w="280" w:type="dxa"/>
             </w:tcMar>
           </w:tcPr>
           <w:p>
@@ -13212,7 +13212,7 @@
             </w:pPr>
             <w:r>
               <w:rPr>
-                <w:rFonts w:ascii="Roboto Mono for Powerline" w:hAnsi="Roboto Mono for Powerline" w:eastAsia="Roboto Mono for Powerline" w:cs="Roboto Mono for Powerline"/>
+                <w:rFonts w:ascii="Courier New" w:hAnsi="Courier New" w:eastAsia="Courier New" w:cs="Courier New"/>
                 <w:b w:val="0"/>
                 <w:i w:val="0"/>
                 <w:color w:val="000000"/>
@@ -13230,24 +13230,24 @@
             </w:pPr>
             <w:r>
               <w:rPr>
-                <w:rFonts w:ascii="Roboto Mono for Powerline" w:hAnsi="Roboto Mono for Powerline" w:eastAsia="Roboto Mono for Powerline" w:cs="Roboto Mono for Powerline"/>
-                <w:b w:val="0"/>
-                <w:i w:val="0"/>
-                <w:color w:val="000000"/>
-                <w:sz w:val="22"/>
-              </w:rPr>
-            </w:r>
-          </w:p>
-          <w:p>
-            <w:pPr>
-              <w:keepNext w:val="0"/>
-              <w:keepLines w:val="0"/>
-              <w:spacing w:before="0" w:after="0" w:line="360" w:lineRule="auto"/>
-              <w:ind w:left="0" w:right="0" w:firstLine="0"/>
-            </w:pPr>
-            <w:r>
-              <w:rPr>
-                <w:rFonts w:ascii="Roboto Mono for Powerline" w:hAnsi="Roboto Mono for Powerline" w:eastAsia="Roboto Mono for Powerline" w:cs="Roboto Mono for Powerline"/>
+                <w:rFonts w:ascii="Courier New" w:hAnsi="Courier New" w:eastAsia="Courier New" w:cs="Courier New"/>
+                <w:b w:val="0"/>
+                <w:i w:val="0"/>
+                <w:color w:val="000000"/>
+                <w:sz w:val="22"/>
+              </w:rPr>
+            </w:r>
+          </w:p>
+          <w:p>
+            <w:pPr>
+              <w:keepNext w:val="0"/>
+              <w:keepLines w:val="0"/>
+              <w:spacing w:before="0" w:after="0" w:line="360" w:lineRule="auto"/>
+              <w:ind w:left="0" w:right="0" w:firstLine="0"/>
+            </w:pPr>
+            <w:r>
+              <w:rPr>
+                <w:rFonts w:ascii="Courier New" w:hAnsi="Courier New" w:eastAsia="Courier New" w:cs="Courier New"/>
                 <w:b w:val="0"/>
                 <w:i w:val="0"/>
                 <w:color w:val="000000"/>
@@ -13265,7 +13265,7 @@
             </w:pPr>
             <w:r>
               <w:rPr>
-                <w:rFonts w:ascii="Roboto Mono for Powerline" w:hAnsi="Roboto Mono for Powerline" w:eastAsia="Roboto Mono for Powerline" w:cs="Roboto Mono for Powerline"/>
+                <w:rFonts w:ascii="Courier New" w:hAnsi="Courier New" w:eastAsia="Courier New" w:cs="Courier New"/>
                 <w:b w:val="0"/>
                 <w:i w:val="0"/>
                 <w:color w:val="000000"/>
@@ -13283,7 +13283,7 @@
             </w:pPr>
             <w:r>
               <w:rPr>
-                <w:rFonts w:ascii="Roboto Mono for Powerline" w:hAnsi="Roboto Mono for Powerline" w:eastAsia="Roboto Mono for Powerline" w:cs="Roboto Mono for Powerline"/>
+                <w:rFonts w:ascii="Courier New" w:hAnsi="Courier New" w:eastAsia="Courier New" w:cs="Courier New"/>
                 <w:b w:val="0"/>
                 <w:i w:val="0"/>
                 <w:color w:val="000000"/>
@@ -13301,7 +13301,7 @@
             </w:pPr>
             <w:r>
               <w:rPr>
-                <w:rFonts w:ascii="Roboto Mono for Powerline" w:hAnsi="Roboto Mono for Powerline" w:eastAsia="Roboto Mono for Powerline" w:cs="Roboto Mono for Powerline"/>
+                <w:rFonts w:ascii="Courier New" w:hAnsi="Courier New" w:eastAsia="Courier New" w:cs="Courier New"/>
                 <w:b w:val="0"/>
                 <w:i w:val="0"/>
                 <w:color w:val="000000"/>
@@ -13319,7 +13319,7 @@
             </w:pPr>
             <w:r>
               <w:rPr>
-                <w:rFonts w:ascii="Roboto Mono for Powerline" w:hAnsi="Roboto Mono for Powerline" w:eastAsia="Roboto Mono for Powerline" w:cs="Roboto Mono for Powerline"/>
+                <w:rFonts w:ascii="Courier New" w:hAnsi="Courier New" w:eastAsia="Courier New" w:cs="Courier New"/>
                 <w:b w:val="0"/>
                 <w:i w:val="0"/>
                 <w:color w:val="000000"/>
@@ -13337,24 +13337,24 @@
             </w:pPr>
             <w:r>
               <w:rPr>
-                <w:rFonts w:ascii="Roboto Mono for Powerline" w:hAnsi="Roboto Mono for Powerline" w:eastAsia="Roboto Mono for Powerline" w:cs="Roboto Mono for Powerline"/>
-                <w:b w:val="0"/>
-                <w:i w:val="0"/>
-                <w:color w:val="000000"/>
-                <w:sz w:val="22"/>
-              </w:rPr>
-            </w:r>
-          </w:p>
-          <w:p>
-            <w:pPr>
-              <w:keepNext w:val="0"/>
-              <w:keepLines w:val="0"/>
-              <w:spacing w:before="0" w:after="0" w:line="360" w:lineRule="auto"/>
-              <w:ind w:left="0" w:right="0" w:firstLine="0"/>
-            </w:pPr>
-            <w:r>
-              <w:rPr>
-                <w:rFonts w:ascii="Roboto Mono for Powerline" w:hAnsi="Roboto Mono for Powerline" w:eastAsia="Roboto Mono for Powerline" w:cs="Roboto Mono for Powerline"/>
+                <w:rFonts w:ascii="Courier New" w:hAnsi="Courier New" w:eastAsia="Courier New" w:cs="Courier New"/>
+                <w:b w:val="0"/>
+                <w:i w:val="0"/>
+                <w:color w:val="000000"/>
+                <w:sz w:val="22"/>
+              </w:rPr>
+            </w:r>
+          </w:p>
+          <w:p>
+            <w:pPr>
+              <w:keepNext w:val="0"/>
+              <w:keepLines w:val="0"/>
+              <w:spacing w:before="0" w:after="0" w:line="360" w:lineRule="auto"/>
+              <w:ind w:left="0" w:right="0" w:firstLine="0"/>
+            </w:pPr>
+            <w:r>
+              <w:rPr>
+                <w:rFonts w:ascii="Courier New" w:hAnsi="Courier New" w:eastAsia="Courier New" w:cs="Courier New"/>
                 <w:b w:val="0"/>
                 <w:i w:val="0"/>
                 <w:color w:val="000000"/>
@@ -13372,7 +13372,7 @@
             </w:pPr>
             <w:r>
               <w:rPr>
-                <w:rFonts w:ascii="Roboto Mono for Powerline" w:hAnsi="Roboto Mono for Powerline" w:eastAsia="Roboto Mono for Powerline" w:cs="Roboto Mono for Powerline"/>
+                <w:rFonts w:ascii="Courier New" w:hAnsi="Courier New" w:eastAsia="Courier New" w:cs="Courier New"/>
                 <w:b w:val="0"/>
                 <w:i w:val="0"/>
                 <w:color w:val="000000"/>
@@ -13390,24 +13390,24 @@
             </w:pPr>
             <w:r>
               <w:rPr>
-                <w:rFonts w:ascii="Roboto Mono for Powerline" w:hAnsi="Roboto Mono for Powerline" w:eastAsia="Roboto Mono for Powerline" w:cs="Roboto Mono for Powerline"/>
-                <w:b w:val="0"/>
-                <w:i w:val="0"/>
-                <w:color w:val="000000"/>
-                <w:sz w:val="22"/>
-              </w:rPr>
-            </w:r>
-          </w:p>
-          <w:p>
-            <w:pPr>
-              <w:keepNext w:val="0"/>
-              <w:keepLines w:val="0"/>
-              <w:spacing w:before="0" w:after="0" w:line="360" w:lineRule="auto"/>
-              <w:ind w:left="0" w:right="0" w:firstLine="0"/>
-            </w:pPr>
-            <w:r>
-              <w:rPr>
-                <w:rFonts w:ascii="Roboto Mono for Powerline" w:hAnsi="Roboto Mono for Powerline" w:eastAsia="Roboto Mono for Powerline" w:cs="Roboto Mono for Powerline"/>
+                <w:rFonts w:ascii="Courier New" w:hAnsi="Courier New" w:eastAsia="Courier New" w:cs="Courier New"/>
+                <w:b w:val="0"/>
+                <w:i w:val="0"/>
+                <w:color w:val="000000"/>
+                <w:sz w:val="22"/>
+              </w:rPr>
+            </w:r>
+          </w:p>
+          <w:p>
+            <w:pPr>
+              <w:keepNext w:val="0"/>
+              <w:keepLines w:val="0"/>
+              <w:spacing w:before="0" w:after="0" w:line="360" w:lineRule="auto"/>
+              <w:ind w:left="0" w:right="0" w:firstLine="0"/>
+            </w:pPr>
+            <w:r>
+              <w:rPr>
+                <w:rFonts w:ascii="Courier New" w:hAnsi="Courier New" w:eastAsia="Courier New" w:cs="Courier New"/>
                 <w:b w:val="0"/>
                 <w:i w:val="0"/>
                 <w:color w:val="000000"/>
@@ -13425,7 +13425,7 @@
             </w:pPr>
             <w:r>
               <w:rPr>
-                <w:rFonts w:ascii="Roboto Mono for Powerline" w:hAnsi="Roboto Mono for Powerline" w:eastAsia="Roboto Mono for Powerline" w:cs="Roboto Mono for Powerline"/>
+                <w:rFonts w:ascii="Courier New" w:hAnsi="Courier New" w:eastAsia="Courier New" w:cs="Courier New"/>
                 <w:b w:val="0"/>
                 <w:i w:val="0"/>
                 <w:color w:val="000000"/>
@@ -13443,7 +13443,7 @@
             </w:pPr>
             <w:r>
               <w:rPr>
-                <w:rFonts w:ascii="Roboto Mono for Powerline" w:hAnsi="Roboto Mono for Powerline" w:eastAsia="Roboto Mono for Powerline" w:cs="Roboto Mono for Powerline"/>
+                <w:rFonts w:ascii="Courier New" w:hAnsi="Courier New" w:eastAsia="Courier New" w:cs="Courier New"/>
                 <w:b w:val="0"/>
                 <w:i w:val="0"/>
                 <w:color w:val="000000"/>
@@ -13461,7 +13461,7 @@
             </w:pPr>
             <w:r>
               <w:rPr>
-                <w:rFonts w:ascii="Roboto Mono for Powerline" w:hAnsi="Roboto Mono for Powerline" w:eastAsia="Roboto Mono for Powerline" w:cs="Roboto Mono for Powerline"/>
+                <w:rFonts w:ascii="Courier New" w:hAnsi="Courier New" w:eastAsia="Courier New" w:cs="Courier New"/>
                 <w:b w:val="0"/>
                 <w:i w:val="0"/>
                 <w:color w:val="000000"/>
@@ -13479,7 +13479,7 @@
             </w:pPr>
             <w:r>
               <w:rPr>
-                <w:rFonts w:ascii="Roboto Mono for Powerline" w:hAnsi="Roboto Mono for Powerline" w:eastAsia="Roboto Mono for Powerline" w:cs="Roboto Mono for Powerline"/>
+                <w:rFonts w:ascii="Courier New" w:hAnsi="Courier New" w:eastAsia="Courier New" w:cs="Courier New"/>
                 <w:b w:val="0"/>
                 <w:i w:val="0"/>
                 <w:color w:val="000000"/>
@@ -13497,24 +13497,24 @@
             </w:pPr>
             <w:r>
               <w:rPr>
-                <w:rFonts w:ascii="Roboto Mono for Powerline" w:hAnsi="Roboto Mono for Powerline" w:eastAsia="Roboto Mono for Powerline" w:cs="Roboto Mono for Powerline"/>
-                <w:b w:val="0"/>
-                <w:i w:val="0"/>
-                <w:color w:val="000000"/>
-                <w:sz w:val="22"/>
-              </w:rPr>
-            </w:r>
-          </w:p>
-          <w:p>
-            <w:pPr>
-              <w:keepNext w:val="0"/>
-              <w:keepLines w:val="0"/>
-              <w:spacing w:before="0" w:after="0" w:line="360" w:lineRule="auto"/>
-              <w:ind w:left="0" w:right="0" w:firstLine="0"/>
-            </w:pPr>
-            <w:r>
-              <w:rPr>
-                <w:rFonts w:ascii="Roboto Mono for Powerline" w:hAnsi="Roboto Mono for Powerline" w:eastAsia="Roboto Mono for Powerline" w:cs="Roboto Mono for Powerline"/>
+                <w:rFonts w:ascii="Courier New" w:hAnsi="Courier New" w:eastAsia="Courier New" w:cs="Courier New"/>
+                <w:b w:val="0"/>
+                <w:i w:val="0"/>
+                <w:color w:val="000000"/>
+                <w:sz w:val="22"/>
+              </w:rPr>
+            </w:r>
+          </w:p>
+          <w:p>
+            <w:pPr>
+              <w:keepNext w:val="0"/>
+              <w:keepLines w:val="0"/>
+              <w:spacing w:before="0" w:after="0" w:line="360" w:lineRule="auto"/>
+              <w:ind w:left="0" w:right="0" w:firstLine="0"/>
+            </w:pPr>
+            <w:r>
+              <w:rPr>
+                <w:rFonts w:ascii="Courier New" w:hAnsi="Courier New" w:eastAsia="Courier New" w:cs="Courier New"/>
                 <w:b w:val="0"/>
                 <w:i w:val="0"/>
                 <w:color w:val="000000"/>
@@ -13532,7 +13532,7 @@
             </w:pPr>
             <w:r>
               <w:rPr>
-                <w:rFonts w:ascii="Roboto Mono for Powerline" w:hAnsi="Roboto Mono for Powerline" w:eastAsia="Roboto Mono for Powerline" w:cs="Roboto Mono for Powerline"/>
+                <w:rFonts w:ascii="Courier New" w:hAnsi="Courier New" w:eastAsia="Courier New" w:cs="Courier New"/>
                 <w:b w:val="0"/>
                 <w:i w:val="0"/>
                 <w:color w:val="000000"/>
@@ -13550,7 +13550,7 @@
             </w:pPr>
             <w:r>
               <w:rPr>
-                <w:rFonts w:ascii="Roboto Mono for Powerline" w:hAnsi="Roboto Mono for Powerline" w:eastAsia="Roboto Mono for Powerline" w:cs="Roboto Mono for Powerline"/>
+                <w:rFonts w:ascii="Courier New" w:hAnsi="Courier New" w:eastAsia="Courier New" w:cs="Courier New"/>
                 <w:b w:val="0"/>
                 <w:i w:val="0"/>
                 <w:color w:val="000000"/>
@@ -13568,7 +13568,7 @@
             </w:pPr>
             <w:r>
               <w:rPr>
-                <w:rFonts w:ascii="Roboto Mono for Powerline" w:hAnsi="Roboto Mono for Powerline" w:eastAsia="Roboto Mono for Powerline" w:cs="Roboto Mono for Powerline"/>
+                <w:rFonts w:ascii="Courier New" w:hAnsi="Courier New" w:eastAsia="Courier New" w:cs="Courier New"/>
                 <w:b w:val="0"/>
                 <w:i w:val="0"/>
                 <w:color w:val="000000"/>
@@ -13586,7 +13586,7 @@
             </w:pPr>
             <w:r>
               <w:rPr>
-                <w:rFonts w:ascii="Roboto Mono for Powerline" w:hAnsi="Roboto Mono for Powerline" w:eastAsia="Roboto Mono for Powerline" w:cs="Roboto Mono for Powerline"/>
+                <w:rFonts w:ascii="Courier New" w:hAnsi="Courier New" w:eastAsia="Courier New" w:cs="Courier New"/>
                 <w:b w:val="0"/>
                 <w:i w:val="0"/>
                 <w:color w:val="000000"/>
@@ -13604,7 +13604,7 @@
             </w:pPr>
             <w:r>
               <w:rPr>
-                <w:rFonts w:ascii="Roboto Mono for Powerline" w:hAnsi="Roboto Mono for Powerline" w:eastAsia="Roboto Mono for Powerline" w:cs="Roboto Mono for Powerline"/>
+                <w:rFonts w:ascii="Courier New" w:hAnsi="Courier New" w:eastAsia="Courier New" w:cs="Courier New"/>
                 <w:b w:val="0"/>
                 <w:i w:val="0"/>
                 <w:color w:val="000000"/>

--- a/coursework-documents/COMP1786_CW2_Exercise_3_Logbook.docx
+++ b/coursework-documents/COMP1786_CW2_Exercise_3_Logbook.docx
@@ -1538,7 +1538,6 @@
         <w:tc>
           <w:tcPr>
             <w:tcW w:type="dxa" w:w="9720"/>
-            <w:shd w:fill="F2F2F2"/>
             <w:tcBorders>
               <w:top w:val="nil"/>
               <w:left w:val="nil"/>
@@ -1558,7 +1557,7 @@
             <w:pPr>
               <w:keepNext w:val="0"/>
               <w:keepLines w:val="0"/>
-              <w:spacing w:before="0" w:after="0" w:line="360" w:lineRule="auto"/>
+              <w:spacing w:before="0" w:after="0" w:line="240" w:lineRule="auto"/>
               <w:ind w:left="0" w:right="0" w:firstLine="0"/>
             </w:pPr>
             <w:r>
@@ -1576,24 +1575,24 @@
             <w:pPr>
               <w:keepNext w:val="0"/>
               <w:keepLines w:val="0"/>
-              <w:spacing w:before="0" w:after="0" w:line="360" w:lineRule="auto"/>
-              <w:ind w:left="0" w:right="0" w:firstLine="0"/>
-            </w:pPr>
-            <w:r>
-              <w:rPr>
-                <w:rFonts w:ascii="Courier New" w:hAnsi="Courier New" w:eastAsia="Courier New" w:cs="Courier New"/>
-                <w:b w:val="0"/>
-                <w:i w:val="0"/>
-                <w:color w:val="000000"/>
-                <w:sz w:val="22"/>
-              </w:rPr>
-            </w:r>
-          </w:p>
-          <w:p>
-            <w:pPr>
-              <w:keepNext w:val="0"/>
-              <w:keepLines w:val="0"/>
-              <w:spacing w:before="0" w:after="0" w:line="360" w:lineRule="auto"/>
+              <w:spacing w:before="0" w:after="0" w:line="240" w:lineRule="auto"/>
+              <w:ind w:left="0" w:right="0" w:firstLine="0"/>
+            </w:pPr>
+            <w:r>
+              <w:rPr>
+                <w:rFonts w:ascii="Courier New" w:hAnsi="Courier New" w:eastAsia="Courier New" w:cs="Courier New"/>
+                <w:b w:val="0"/>
+                <w:i w:val="0"/>
+                <w:color w:val="000000"/>
+                <w:sz w:val="22"/>
+              </w:rPr>
+            </w:r>
+          </w:p>
+          <w:p>
+            <w:pPr>
+              <w:keepNext w:val="0"/>
+              <w:keepLines w:val="0"/>
+              <w:spacing w:before="0" w:after="0" w:line="240" w:lineRule="auto"/>
               <w:ind w:left="0" w:right="0" w:firstLine="0"/>
             </w:pPr>
             <w:r>
@@ -1611,7 +1610,7 @@
             <w:pPr>
               <w:keepNext w:val="0"/>
               <w:keepLines w:val="0"/>
-              <w:spacing w:before="0" w:after="0" w:line="360" w:lineRule="auto"/>
+              <w:spacing w:before="0" w:after="0" w:line="240" w:lineRule="auto"/>
               <w:ind w:left="0" w:right="0" w:firstLine="0"/>
             </w:pPr>
             <w:r>
@@ -1629,7 +1628,7 @@
             <w:pPr>
               <w:keepNext w:val="0"/>
               <w:keepLines w:val="0"/>
-              <w:spacing w:before="0" w:after="0" w:line="360" w:lineRule="auto"/>
+              <w:spacing w:before="0" w:after="0" w:line="240" w:lineRule="auto"/>
               <w:ind w:left="0" w:right="0" w:firstLine="0"/>
             </w:pPr>
             <w:r>
@@ -1647,7 +1646,7 @@
             <w:pPr>
               <w:keepNext w:val="0"/>
               <w:keepLines w:val="0"/>
-              <w:spacing w:before="0" w:after="0" w:line="360" w:lineRule="auto"/>
+              <w:spacing w:before="0" w:after="0" w:line="240" w:lineRule="auto"/>
               <w:ind w:left="0" w:right="0" w:firstLine="0"/>
             </w:pPr>
             <w:r>
@@ -1665,7 +1664,7 @@
             <w:pPr>
               <w:keepNext w:val="0"/>
               <w:keepLines w:val="0"/>
-              <w:spacing w:before="0" w:after="0" w:line="360" w:lineRule="auto"/>
+              <w:spacing w:before="0" w:after="0" w:line="240" w:lineRule="auto"/>
               <w:ind w:left="0" w:right="0" w:firstLine="0"/>
             </w:pPr>
             <w:r>
@@ -1683,7 +1682,7 @@
             <w:pPr>
               <w:keepNext w:val="0"/>
               <w:keepLines w:val="0"/>
-              <w:spacing w:before="0" w:after="0" w:line="360" w:lineRule="auto"/>
+              <w:spacing w:before="0" w:after="0" w:line="240" w:lineRule="auto"/>
               <w:ind w:left="0" w:right="0" w:firstLine="0"/>
             </w:pPr>
             <w:r>
@@ -1701,24 +1700,24 @@
             <w:pPr>
               <w:keepNext w:val="0"/>
               <w:keepLines w:val="0"/>
-              <w:spacing w:before="0" w:after="0" w:line="360" w:lineRule="auto"/>
-              <w:ind w:left="0" w:right="0" w:firstLine="0"/>
-            </w:pPr>
-            <w:r>
-              <w:rPr>
-                <w:rFonts w:ascii="Courier New" w:hAnsi="Courier New" w:eastAsia="Courier New" w:cs="Courier New"/>
-                <w:b w:val="0"/>
-                <w:i w:val="0"/>
-                <w:color w:val="000000"/>
-                <w:sz w:val="22"/>
-              </w:rPr>
-            </w:r>
-          </w:p>
-          <w:p>
-            <w:pPr>
-              <w:keepNext w:val="0"/>
-              <w:keepLines w:val="0"/>
-              <w:spacing w:before="0" w:after="0" w:line="360" w:lineRule="auto"/>
+              <w:spacing w:before="0" w:after="0" w:line="240" w:lineRule="auto"/>
+              <w:ind w:left="0" w:right="0" w:firstLine="0"/>
+            </w:pPr>
+            <w:r>
+              <w:rPr>
+                <w:rFonts w:ascii="Courier New" w:hAnsi="Courier New" w:eastAsia="Courier New" w:cs="Courier New"/>
+                <w:b w:val="0"/>
+                <w:i w:val="0"/>
+                <w:color w:val="000000"/>
+                <w:sz w:val="22"/>
+              </w:rPr>
+            </w:r>
+          </w:p>
+          <w:p>
+            <w:pPr>
+              <w:keepNext w:val="0"/>
+              <w:keepLines w:val="0"/>
+              <w:spacing w:before="0" w:after="0" w:line="240" w:lineRule="auto"/>
               <w:ind w:left="0" w:right="0" w:firstLine="0"/>
             </w:pPr>
             <w:r>
@@ -1736,7 +1735,7 @@
             <w:pPr>
               <w:keepNext w:val="0"/>
               <w:keepLines w:val="0"/>
-              <w:spacing w:before="0" w:after="0" w:line="360" w:lineRule="auto"/>
+              <w:spacing w:before="0" w:after="0" w:line="240" w:lineRule="auto"/>
               <w:ind w:left="0" w:right="0" w:firstLine="0"/>
             </w:pPr>
             <w:r>
@@ -1754,7 +1753,7 @@
             <w:pPr>
               <w:keepNext w:val="0"/>
               <w:keepLines w:val="0"/>
-              <w:spacing w:before="0" w:after="0" w:line="360" w:lineRule="auto"/>
+              <w:spacing w:before="0" w:after="0" w:line="240" w:lineRule="auto"/>
               <w:ind w:left="0" w:right="0" w:firstLine="0"/>
             </w:pPr>
             <w:r>
@@ -1772,7 +1771,7 @@
             <w:pPr>
               <w:keepNext w:val="0"/>
               <w:keepLines w:val="0"/>
-              <w:spacing w:before="0" w:after="0" w:line="360" w:lineRule="auto"/>
+              <w:spacing w:before="0" w:after="0" w:line="240" w:lineRule="auto"/>
               <w:ind w:left="0" w:right="0" w:firstLine="0"/>
             </w:pPr>
             <w:r>
@@ -1790,7 +1789,7 @@
             <w:pPr>
               <w:keepNext w:val="0"/>
               <w:keepLines w:val="0"/>
-              <w:spacing w:before="0" w:after="0" w:line="360" w:lineRule="auto"/>
+              <w:spacing w:before="0" w:after="0" w:line="240" w:lineRule="auto"/>
               <w:ind w:left="0" w:right="0" w:firstLine="0"/>
             </w:pPr>
             <w:r>
@@ -1808,7 +1807,7 @@
             <w:pPr>
               <w:keepNext w:val="0"/>
               <w:keepLines w:val="0"/>
-              <w:spacing w:before="0" w:after="0" w:line="360" w:lineRule="auto"/>
+              <w:spacing w:before="0" w:after="0" w:line="240" w:lineRule="auto"/>
               <w:ind w:left="0" w:right="0" w:firstLine="0"/>
             </w:pPr>
             <w:r>
@@ -1826,7 +1825,7 @@
             <w:pPr>
               <w:keepNext w:val="0"/>
               <w:keepLines w:val="0"/>
-              <w:spacing w:before="0" w:after="0" w:line="360" w:lineRule="auto"/>
+              <w:spacing w:before="0" w:after="0" w:line="240" w:lineRule="auto"/>
               <w:ind w:left="0" w:right="0" w:firstLine="0"/>
             </w:pPr>
             <w:r>
@@ -1844,7 +1843,7 @@
             <w:pPr>
               <w:keepNext w:val="0"/>
               <w:keepLines w:val="0"/>
-              <w:spacing w:before="0" w:after="0" w:line="360" w:lineRule="auto"/>
+              <w:spacing w:before="0" w:after="0" w:line="240" w:lineRule="auto"/>
               <w:ind w:left="0" w:right="0" w:firstLine="0"/>
             </w:pPr>
             <w:r>
@@ -1862,7 +1861,7 @@
             <w:pPr>
               <w:keepNext w:val="0"/>
               <w:keepLines w:val="0"/>
-              <w:spacing w:before="0" w:after="0" w:line="360" w:lineRule="auto"/>
+              <w:spacing w:before="0" w:after="0" w:line="240" w:lineRule="auto"/>
               <w:ind w:left="0" w:right="0" w:firstLine="0"/>
             </w:pPr>
             <w:r>
@@ -1880,7 +1879,7 @@
             <w:pPr>
               <w:keepNext w:val="0"/>
               <w:keepLines w:val="0"/>
-              <w:spacing w:before="0" w:after="0" w:line="360" w:lineRule="auto"/>
+              <w:spacing w:before="0" w:after="0" w:line="240" w:lineRule="auto"/>
               <w:ind w:left="0" w:right="0" w:firstLine="0"/>
             </w:pPr>
             <w:r>
@@ -1898,7 +1897,7 @@
             <w:pPr>
               <w:keepNext w:val="0"/>
               <w:keepLines w:val="0"/>
-              <w:spacing w:before="0" w:after="0" w:line="360" w:lineRule="auto"/>
+              <w:spacing w:before="0" w:after="0" w:line="240" w:lineRule="auto"/>
               <w:ind w:left="0" w:right="0" w:firstLine="0"/>
             </w:pPr>
             <w:r>
@@ -1916,7 +1915,7 @@
             <w:pPr>
               <w:keepNext w:val="0"/>
               <w:keepLines w:val="0"/>
-              <w:spacing w:before="0" w:after="0" w:line="360" w:lineRule="auto"/>
+              <w:spacing w:before="0" w:after="0" w:line="240" w:lineRule="auto"/>
               <w:ind w:left="0" w:right="0" w:firstLine="0"/>
             </w:pPr>
             <w:r>
@@ -1934,7 +1933,7 @@
             <w:pPr>
               <w:keepNext w:val="0"/>
               <w:keepLines w:val="0"/>
-              <w:spacing w:before="0" w:after="0" w:line="360" w:lineRule="auto"/>
+              <w:spacing w:before="0" w:after="0" w:line="240" w:lineRule="auto"/>
               <w:ind w:left="0" w:right="0" w:firstLine="0"/>
             </w:pPr>
             <w:r>
@@ -1952,7 +1951,7 @@
             <w:pPr>
               <w:keepNext w:val="0"/>
               <w:keepLines w:val="0"/>
-              <w:spacing w:before="0" w:after="0" w:line="360" w:lineRule="auto"/>
+              <w:spacing w:before="0" w:after="0" w:line="240" w:lineRule="auto"/>
               <w:ind w:left="0" w:right="0" w:firstLine="0"/>
             </w:pPr>
             <w:r>
@@ -1970,7 +1969,7 @@
             <w:pPr>
               <w:keepNext w:val="0"/>
               <w:keepLines w:val="0"/>
-              <w:spacing w:before="0" w:after="0" w:line="360" w:lineRule="auto"/>
+              <w:spacing w:before="0" w:after="0" w:line="240" w:lineRule="auto"/>
               <w:ind w:left="0" w:right="0" w:firstLine="0"/>
             </w:pPr>
             <w:r>
@@ -1988,7 +1987,7 @@
             <w:pPr>
               <w:keepNext w:val="0"/>
               <w:keepLines w:val="0"/>
-              <w:spacing w:before="0" w:after="0" w:line="360" w:lineRule="auto"/>
+              <w:spacing w:before="0" w:after="0" w:line="240" w:lineRule="auto"/>
               <w:ind w:left="0" w:right="0" w:firstLine="0"/>
             </w:pPr>
             <w:r>
@@ -2006,7 +2005,7 @@
             <w:pPr>
               <w:keepNext w:val="0"/>
               <w:keepLines w:val="0"/>
-              <w:spacing w:before="0" w:after="0" w:line="360" w:lineRule="auto"/>
+              <w:spacing w:before="0" w:after="0" w:line="240" w:lineRule="auto"/>
               <w:ind w:left="0" w:right="0" w:firstLine="0"/>
             </w:pPr>
             <w:r>
@@ -2024,7 +2023,7 @@
             <w:pPr>
               <w:keepNext w:val="0"/>
               <w:keepLines w:val="0"/>
-              <w:spacing w:before="0" w:after="0" w:line="360" w:lineRule="auto"/>
+              <w:spacing w:before="0" w:after="0" w:line="240" w:lineRule="auto"/>
               <w:ind w:left="0" w:right="0" w:firstLine="0"/>
             </w:pPr>
             <w:r>
@@ -2099,7 +2098,6 @@
         <w:tc>
           <w:tcPr>
             <w:tcW w:type="dxa" w:w="9720"/>
-            <w:shd w:fill="F2F2F2"/>
             <w:tcBorders>
               <w:top w:val="nil"/>
               <w:left w:val="nil"/>
@@ -2119,7 +2117,7 @@
             <w:pPr>
               <w:keepNext w:val="0"/>
               <w:keepLines w:val="0"/>
-              <w:spacing w:before="0" w:after="0" w:line="360" w:lineRule="auto"/>
+              <w:spacing w:before="0" w:after="0" w:line="240" w:lineRule="auto"/>
               <w:ind w:left="0" w:right="0" w:firstLine="0"/>
             </w:pPr>
             <w:r>
@@ -2137,24 +2135,24 @@
             <w:pPr>
               <w:keepNext w:val="0"/>
               <w:keepLines w:val="0"/>
-              <w:spacing w:before="0" w:after="0" w:line="360" w:lineRule="auto"/>
-              <w:ind w:left="0" w:right="0" w:firstLine="0"/>
-            </w:pPr>
-            <w:r>
-              <w:rPr>
-                <w:rFonts w:ascii="Courier New" w:hAnsi="Courier New" w:eastAsia="Courier New" w:cs="Courier New"/>
-                <w:b w:val="0"/>
-                <w:i w:val="0"/>
-                <w:color w:val="000000"/>
-                <w:sz w:val="22"/>
-              </w:rPr>
-            </w:r>
-          </w:p>
-          <w:p>
-            <w:pPr>
-              <w:keepNext w:val="0"/>
-              <w:keepLines w:val="0"/>
-              <w:spacing w:before="0" w:after="0" w:line="360" w:lineRule="auto"/>
+              <w:spacing w:before="0" w:after="0" w:line="240" w:lineRule="auto"/>
+              <w:ind w:left="0" w:right="0" w:firstLine="0"/>
+            </w:pPr>
+            <w:r>
+              <w:rPr>
+                <w:rFonts w:ascii="Courier New" w:hAnsi="Courier New" w:eastAsia="Courier New" w:cs="Courier New"/>
+                <w:b w:val="0"/>
+                <w:i w:val="0"/>
+                <w:color w:val="000000"/>
+                <w:sz w:val="22"/>
+              </w:rPr>
+            </w:r>
+          </w:p>
+          <w:p>
+            <w:pPr>
+              <w:keepNext w:val="0"/>
+              <w:keepLines w:val="0"/>
+              <w:spacing w:before="0" w:after="0" w:line="240" w:lineRule="auto"/>
               <w:ind w:left="0" w:right="0" w:firstLine="0"/>
             </w:pPr>
             <w:r>
@@ -2172,7 +2170,7 @@
             <w:pPr>
               <w:keepNext w:val="0"/>
               <w:keepLines w:val="0"/>
-              <w:spacing w:before="0" w:after="0" w:line="360" w:lineRule="auto"/>
+              <w:spacing w:before="0" w:after="0" w:line="240" w:lineRule="auto"/>
               <w:ind w:left="0" w:right="0" w:firstLine="0"/>
             </w:pPr>
             <w:r>
@@ -2190,7 +2188,7 @@
             <w:pPr>
               <w:keepNext w:val="0"/>
               <w:keepLines w:val="0"/>
-              <w:spacing w:before="0" w:after="0" w:line="360" w:lineRule="auto"/>
+              <w:spacing w:before="0" w:after="0" w:line="240" w:lineRule="auto"/>
               <w:ind w:left="0" w:right="0" w:firstLine="0"/>
             </w:pPr>
             <w:r>
@@ -2208,7 +2206,7 @@
             <w:pPr>
               <w:keepNext w:val="0"/>
               <w:keepLines w:val="0"/>
-              <w:spacing w:before="0" w:after="0" w:line="360" w:lineRule="auto"/>
+              <w:spacing w:before="0" w:after="0" w:line="240" w:lineRule="auto"/>
               <w:ind w:left="0" w:right="0" w:firstLine="0"/>
             </w:pPr>
             <w:r>
@@ -2226,7 +2224,7 @@
             <w:pPr>
               <w:keepNext w:val="0"/>
               <w:keepLines w:val="0"/>
-              <w:spacing w:before="0" w:after="0" w:line="360" w:lineRule="auto"/>
+              <w:spacing w:before="0" w:after="0" w:line="240" w:lineRule="auto"/>
               <w:ind w:left="0" w:right="0" w:firstLine="0"/>
             </w:pPr>
             <w:r>
@@ -2244,7 +2242,7 @@
             <w:pPr>
               <w:keepNext w:val="0"/>
               <w:keepLines w:val="0"/>
-              <w:spacing w:before="0" w:after="0" w:line="360" w:lineRule="auto"/>
+              <w:spacing w:before="0" w:after="0" w:line="240" w:lineRule="auto"/>
               <w:ind w:left="0" w:right="0" w:firstLine="0"/>
             </w:pPr>
             <w:r>
@@ -2262,24 +2260,24 @@
             <w:pPr>
               <w:keepNext w:val="0"/>
               <w:keepLines w:val="0"/>
-              <w:spacing w:before="0" w:after="0" w:line="360" w:lineRule="auto"/>
-              <w:ind w:left="0" w:right="0" w:firstLine="0"/>
-            </w:pPr>
-            <w:r>
-              <w:rPr>
-                <w:rFonts w:ascii="Courier New" w:hAnsi="Courier New" w:eastAsia="Courier New" w:cs="Courier New"/>
-                <w:b w:val="0"/>
-                <w:i w:val="0"/>
-                <w:color w:val="000000"/>
-                <w:sz w:val="22"/>
-              </w:rPr>
-            </w:r>
-          </w:p>
-          <w:p>
-            <w:pPr>
-              <w:keepNext w:val="0"/>
-              <w:keepLines w:val="0"/>
-              <w:spacing w:before="0" w:after="0" w:line="360" w:lineRule="auto"/>
+              <w:spacing w:before="0" w:after="0" w:line="240" w:lineRule="auto"/>
+              <w:ind w:left="0" w:right="0" w:firstLine="0"/>
+            </w:pPr>
+            <w:r>
+              <w:rPr>
+                <w:rFonts w:ascii="Courier New" w:hAnsi="Courier New" w:eastAsia="Courier New" w:cs="Courier New"/>
+                <w:b w:val="0"/>
+                <w:i w:val="0"/>
+                <w:color w:val="000000"/>
+                <w:sz w:val="22"/>
+              </w:rPr>
+            </w:r>
+          </w:p>
+          <w:p>
+            <w:pPr>
+              <w:keepNext w:val="0"/>
+              <w:keepLines w:val="0"/>
+              <w:spacing w:before="0" w:after="0" w:line="240" w:lineRule="auto"/>
               <w:ind w:left="0" w:right="0" w:firstLine="0"/>
             </w:pPr>
             <w:r>
@@ -2297,7 +2295,7 @@
             <w:pPr>
               <w:keepNext w:val="0"/>
               <w:keepLines w:val="0"/>
-              <w:spacing w:before="0" w:after="0" w:line="360" w:lineRule="auto"/>
+              <w:spacing w:before="0" w:after="0" w:line="240" w:lineRule="auto"/>
               <w:ind w:left="0" w:right="0" w:firstLine="0"/>
             </w:pPr>
             <w:r>
@@ -2315,7 +2313,7 @@
             <w:pPr>
               <w:keepNext w:val="0"/>
               <w:keepLines w:val="0"/>
-              <w:spacing w:before="0" w:after="0" w:line="360" w:lineRule="auto"/>
+              <w:spacing w:before="0" w:after="0" w:line="240" w:lineRule="auto"/>
               <w:ind w:left="0" w:right="0" w:firstLine="0"/>
             </w:pPr>
             <w:r>
@@ -2333,7 +2331,7 @@
             <w:pPr>
               <w:keepNext w:val="0"/>
               <w:keepLines w:val="0"/>
-              <w:spacing w:before="0" w:after="0" w:line="360" w:lineRule="auto"/>
+              <w:spacing w:before="0" w:after="0" w:line="240" w:lineRule="auto"/>
               <w:ind w:left="0" w:right="0" w:firstLine="0"/>
             </w:pPr>
             <w:r>
@@ -2351,7 +2349,7 @@
             <w:pPr>
               <w:keepNext w:val="0"/>
               <w:keepLines w:val="0"/>
-              <w:spacing w:before="0" w:after="0" w:line="360" w:lineRule="auto"/>
+              <w:spacing w:before="0" w:after="0" w:line="240" w:lineRule="auto"/>
               <w:ind w:left="0" w:right="0" w:firstLine="0"/>
             </w:pPr>
             <w:r>
@@ -2369,7 +2367,7 @@
             <w:pPr>
               <w:keepNext w:val="0"/>
               <w:keepLines w:val="0"/>
-              <w:spacing w:before="0" w:after="0" w:line="360" w:lineRule="auto"/>
+              <w:spacing w:before="0" w:after="0" w:line="240" w:lineRule="auto"/>
               <w:ind w:left="0" w:right="0" w:firstLine="0"/>
             </w:pPr>
             <w:r>
@@ -2387,7 +2385,7 @@
             <w:pPr>
               <w:keepNext w:val="0"/>
               <w:keepLines w:val="0"/>
-              <w:spacing w:before="0" w:after="0" w:line="360" w:lineRule="auto"/>
+              <w:spacing w:before="0" w:after="0" w:line="240" w:lineRule="auto"/>
               <w:ind w:left="0" w:right="0" w:firstLine="0"/>
             </w:pPr>
             <w:r>
@@ -2405,7 +2403,7 @@
             <w:pPr>
               <w:keepNext w:val="0"/>
               <w:keepLines w:val="0"/>
-              <w:spacing w:before="0" w:after="0" w:line="360" w:lineRule="auto"/>
+              <w:spacing w:before="0" w:after="0" w:line="240" w:lineRule="auto"/>
               <w:ind w:left="0" w:right="0" w:firstLine="0"/>
             </w:pPr>
             <w:r>
@@ -2423,7 +2421,7 @@
             <w:pPr>
               <w:keepNext w:val="0"/>
               <w:keepLines w:val="0"/>
-              <w:spacing w:before="0" w:after="0" w:line="360" w:lineRule="auto"/>
+              <w:spacing w:before="0" w:after="0" w:line="240" w:lineRule="auto"/>
               <w:ind w:left="0" w:right="0" w:firstLine="0"/>
             </w:pPr>
             <w:r>
@@ -2441,7 +2439,7 @@
             <w:pPr>
               <w:keepNext w:val="0"/>
               <w:keepLines w:val="0"/>
-              <w:spacing w:before="0" w:after="0" w:line="360" w:lineRule="auto"/>
+              <w:spacing w:before="0" w:after="0" w:line="240" w:lineRule="auto"/>
               <w:ind w:left="0" w:right="0" w:firstLine="0"/>
             </w:pPr>
             <w:r>
@@ -2459,7 +2457,7 @@
             <w:pPr>
               <w:keepNext w:val="0"/>
               <w:keepLines w:val="0"/>
-              <w:spacing w:before="0" w:after="0" w:line="360" w:lineRule="auto"/>
+              <w:spacing w:before="0" w:after="0" w:line="240" w:lineRule="auto"/>
               <w:ind w:left="0" w:right="0" w:firstLine="0"/>
             </w:pPr>
             <w:r>
@@ -2477,7 +2475,7 @@
             <w:pPr>
               <w:keepNext w:val="0"/>
               <w:keepLines w:val="0"/>
-              <w:spacing w:before="0" w:after="0" w:line="360" w:lineRule="auto"/>
+              <w:spacing w:before="0" w:after="0" w:line="240" w:lineRule="auto"/>
               <w:ind w:left="0" w:right="0" w:firstLine="0"/>
             </w:pPr>
             <w:r>
@@ -2495,7 +2493,7 @@
             <w:pPr>
               <w:keepNext w:val="0"/>
               <w:keepLines w:val="0"/>
-              <w:spacing w:before="0" w:after="0" w:line="360" w:lineRule="auto"/>
+              <w:spacing w:before="0" w:after="0" w:line="240" w:lineRule="auto"/>
               <w:ind w:left="0" w:right="0" w:firstLine="0"/>
             </w:pPr>
             <w:r>
@@ -2513,7 +2511,7 @@
             <w:pPr>
               <w:keepNext w:val="0"/>
               <w:keepLines w:val="0"/>
-              <w:spacing w:before="0" w:after="0" w:line="360" w:lineRule="auto"/>
+              <w:spacing w:before="0" w:after="0" w:line="240" w:lineRule="auto"/>
               <w:ind w:left="0" w:right="0" w:firstLine="0"/>
             </w:pPr>
             <w:r>
@@ -2531,7 +2529,7 @@
             <w:pPr>
               <w:keepNext w:val="0"/>
               <w:keepLines w:val="0"/>
-              <w:spacing w:before="0" w:after="0" w:line="360" w:lineRule="auto"/>
+              <w:spacing w:before="0" w:after="0" w:line="240" w:lineRule="auto"/>
               <w:ind w:left="0" w:right="0" w:firstLine="0"/>
             </w:pPr>
             <w:r>
@@ -2549,7 +2547,7 @@
             <w:pPr>
               <w:keepNext w:val="0"/>
               <w:keepLines w:val="0"/>
-              <w:spacing w:before="0" w:after="0" w:line="360" w:lineRule="auto"/>
+              <w:spacing w:before="0" w:after="0" w:line="240" w:lineRule="auto"/>
               <w:ind w:left="0" w:right="0" w:firstLine="0"/>
             </w:pPr>
             <w:r>
@@ -2567,7 +2565,7 @@
             <w:pPr>
               <w:keepNext w:val="0"/>
               <w:keepLines w:val="0"/>
-              <w:spacing w:before="0" w:after="0" w:line="360" w:lineRule="auto"/>
+              <w:spacing w:before="0" w:after="0" w:line="240" w:lineRule="auto"/>
               <w:ind w:left="0" w:right="0" w:firstLine="0"/>
             </w:pPr>
             <w:r>
@@ -2585,7 +2583,7 @@
             <w:pPr>
               <w:keepNext w:val="0"/>
               <w:keepLines w:val="0"/>
-              <w:spacing w:before="0" w:after="0" w:line="360" w:lineRule="auto"/>
+              <w:spacing w:before="0" w:after="0" w:line="240" w:lineRule="auto"/>
               <w:ind w:left="0" w:right="0" w:firstLine="0"/>
             </w:pPr>
             <w:r>
@@ -2603,7 +2601,7 @@
             <w:pPr>
               <w:keepNext w:val="0"/>
               <w:keepLines w:val="0"/>
-              <w:spacing w:before="0" w:after="0" w:line="360" w:lineRule="auto"/>
+              <w:spacing w:before="0" w:after="0" w:line="240" w:lineRule="auto"/>
               <w:ind w:left="0" w:right="0" w:firstLine="0"/>
             </w:pPr>
             <w:r>
@@ -2621,7 +2619,7 @@
             <w:pPr>
               <w:keepNext w:val="0"/>
               <w:keepLines w:val="0"/>
-              <w:spacing w:before="0" w:after="0" w:line="360" w:lineRule="auto"/>
+              <w:spacing w:before="0" w:after="0" w:line="240" w:lineRule="auto"/>
               <w:ind w:left="0" w:right="0" w:firstLine="0"/>
             </w:pPr>
             <w:r>
@@ -2639,7 +2637,7 @@
             <w:pPr>
               <w:keepNext w:val="0"/>
               <w:keepLines w:val="0"/>
-              <w:spacing w:before="0" w:after="0" w:line="360" w:lineRule="auto"/>
+              <w:spacing w:before="0" w:after="0" w:line="240" w:lineRule="auto"/>
               <w:ind w:left="0" w:right="0" w:firstLine="0"/>
             </w:pPr>
             <w:r>
@@ -2657,7 +2655,7 @@
             <w:pPr>
               <w:keepNext w:val="0"/>
               <w:keepLines w:val="0"/>
-              <w:spacing w:before="0" w:after="0" w:line="360" w:lineRule="auto"/>
+              <w:spacing w:before="0" w:after="0" w:line="240" w:lineRule="auto"/>
               <w:ind w:left="0" w:right="0" w:firstLine="0"/>
             </w:pPr>
             <w:r>
@@ -2675,7 +2673,7 @@
             <w:pPr>
               <w:keepNext w:val="0"/>
               <w:keepLines w:val="0"/>
-              <w:spacing w:before="0" w:after="0" w:line="360" w:lineRule="auto"/>
+              <w:spacing w:before="0" w:after="0" w:line="240" w:lineRule="auto"/>
               <w:ind w:left="0" w:right="0" w:firstLine="0"/>
             </w:pPr>
             <w:r>
@@ -2750,7 +2748,6 @@
         <w:tc>
           <w:tcPr>
             <w:tcW w:type="dxa" w:w="9720"/>
-            <w:shd w:fill="F2F2F2"/>
             <w:tcBorders>
               <w:top w:val="nil"/>
               <w:left w:val="nil"/>
@@ -2770,7 +2767,7 @@
             <w:pPr>
               <w:keepNext w:val="0"/>
               <w:keepLines w:val="0"/>
-              <w:spacing w:before="0" w:after="0" w:line="360" w:lineRule="auto"/>
+              <w:spacing w:before="0" w:after="0" w:line="240" w:lineRule="auto"/>
               <w:ind w:left="0" w:right="0" w:firstLine="0"/>
             </w:pPr>
             <w:r>
@@ -2788,24 +2785,24 @@
             <w:pPr>
               <w:keepNext w:val="0"/>
               <w:keepLines w:val="0"/>
-              <w:spacing w:before="0" w:after="0" w:line="360" w:lineRule="auto"/>
-              <w:ind w:left="0" w:right="0" w:firstLine="0"/>
-            </w:pPr>
-            <w:r>
-              <w:rPr>
-                <w:rFonts w:ascii="Courier New" w:hAnsi="Courier New" w:eastAsia="Courier New" w:cs="Courier New"/>
-                <w:b w:val="0"/>
-                <w:i w:val="0"/>
-                <w:color w:val="000000"/>
-                <w:sz w:val="22"/>
-              </w:rPr>
-            </w:r>
-          </w:p>
-          <w:p>
-            <w:pPr>
-              <w:keepNext w:val="0"/>
-              <w:keepLines w:val="0"/>
-              <w:spacing w:before="0" w:after="0" w:line="360" w:lineRule="auto"/>
+              <w:spacing w:before="0" w:after="0" w:line="240" w:lineRule="auto"/>
+              <w:ind w:left="0" w:right="0" w:firstLine="0"/>
+            </w:pPr>
+            <w:r>
+              <w:rPr>
+                <w:rFonts w:ascii="Courier New" w:hAnsi="Courier New" w:eastAsia="Courier New" w:cs="Courier New"/>
+                <w:b w:val="0"/>
+                <w:i w:val="0"/>
+                <w:color w:val="000000"/>
+                <w:sz w:val="22"/>
+              </w:rPr>
+            </w:r>
+          </w:p>
+          <w:p>
+            <w:pPr>
+              <w:keepNext w:val="0"/>
+              <w:keepLines w:val="0"/>
+              <w:spacing w:before="0" w:after="0" w:line="240" w:lineRule="auto"/>
               <w:ind w:left="0" w:right="0" w:firstLine="0"/>
             </w:pPr>
             <w:r>
@@ -2823,7 +2820,7 @@
             <w:pPr>
               <w:keepNext w:val="0"/>
               <w:keepLines w:val="0"/>
-              <w:spacing w:before="0" w:after="0" w:line="360" w:lineRule="auto"/>
+              <w:spacing w:before="0" w:after="0" w:line="240" w:lineRule="auto"/>
               <w:ind w:left="0" w:right="0" w:firstLine="0"/>
             </w:pPr>
             <w:r>
@@ -2841,7 +2838,7 @@
             <w:pPr>
               <w:keepNext w:val="0"/>
               <w:keepLines w:val="0"/>
-              <w:spacing w:before="0" w:after="0" w:line="360" w:lineRule="auto"/>
+              <w:spacing w:before="0" w:after="0" w:line="240" w:lineRule="auto"/>
               <w:ind w:left="0" w:right="0" w:firstLine="0"/>
             </w:pPr>
             <w:r>
@@ -2859,7 +2856,7 @@
             <w:pPr>
               <w:keepNext w:val="0"/>
               <w:keepLines w:val="0"/>
-              <w:spacing w:before="0" w:after="0" w:line="360" w:lineRule="auto"/>
+              <w:spacing w:before="0" w:after="0" w:line="240" w:lineRule="auto"/>
               <w:ind w:left="0" w:right="0" w:firstLine="0"/>
             </w:pPr>
             <w:r>
@@ -2877,7 +2874,7 @@
             <w:pPr>
               <w:keepNext w:val="0"/>
               <w:keepLines w:val="0"/>
-              <w:spacing w:before="0" w:after="0" w:line="360" w:lineRule="auto"/>
+              <w:spacing w:before="0" w:after="0" w:line="240" w:lineRule="auto"/>
               <w:ind w:left="0" w:right="0" w:firstLine="0"/>
             </w:pPr>
             <w:r>
@@ -2895,7 +2892,7 @@
             <w:pPr>
               <w:keepNext w:val="0"/>
               <w:keepLines w:val="0"/>
-              <w:spacing w:before="0" w:after="0" w:line="360" w:lineRule="auto"/>
+              <w:spacing w:before="0" w:after="0" w:line="240" w:lineRule="auto"/>
               <w:ind w:left="0" w:right="0" w:firstLine="0"/>
             </w:pPr>
             <w:r>
@@ -2913,24 +2910,24 @@
             <w:pPr>
               <w:keepNext w:val="0"/>
               <w:keepLines w:val="0"/>
-              <w:spacing w:before="0" w:after="0" w:line="360" w:lineRule="auto"/>
-              <w:ind w:left="0" w:right="0" w:firstLine="0"/>
-            </w:pPr>
-            <w:r>
-              <w:rPr>
-                <w:rFonts w:ascii="Courier New" w:hAnsi="Courier New" w:eastAsia="Courier New" w:cs="Courier New"/>
-                <w:b w:val="0"/>
-                <w:i w:val="0"/>
-                <w:color w:val="000000"/>
-                <w:sz w:val="22"/>
-              </w:rPr>
-            </w:r>
-          </w:p>
-          <w:p>
-            <w:pPr>
-              <w:keepNext w:val="0"/>
-              <w:keepLines w:val="0"/>
-              <w:spacing w:before="0" w:after="0" w:line="360" w:lineRule="auto"/>
+              <w:spacing w:before="0" w:after="0" w:line="240" w:lineRule="auto"/>
+              <w:ind w:left="0" w:right="0" w:firstLine="0"/>
+            </w:pPr>
+            <w:r>
+              <w:rPr>
+                <w:rFonts w:ascii="Courier New" w:hAnsi="Courier New" w:eastAsia="Courier New" w:cs="Courier New"/>
+                <w:b w:val="0"/>
+                <w:i w:val="0"/>
+                <w:color w:val="000000"/>
+                <w:sz w:val="22"/>
+              </w:rPr>
+            </w:r>
+          </w:p>
+          <w:p>
+            <w:pPr>
+              <w:keepNext w:val="0"/>
+              <w:keepLines w:val="0"/>
+              <w:spacing w:before="0" w:after="0" w:line="240" w:lineRule="auto"/>
               <w:ind w:left="0" w:right="0" w:firstLine="0"/>
             </w:pPr>
             <w:r>
@@ -2948,7 +2945,7 @@
             <w:pPr>
               <w:keepNext w:val="0"/>
               <w:keepLines w:val="0"/>
-              <w:spacing w:before="0" w:after="0" w:line="360" w:lineRule="auto"/>
+              <w:spacing w:before="0" w:after="0" w:line="240" w:lineRule="auto"/>
               <w:ind w:left="0" w:right="0" w:firstLine="0"/>
             </w:pPr>
             <w:r>
@@ -2966,7 +2963,7 @@
             <w:pPr>
               <w:keepNext w:val="0"/>
               <w:keepLines w:val="0"/>
-              <w:spacing w:before="0" w:after="0" w:line="360" w:lineRule="auto"/>
+              <w:spacing w:before="0" w:after="0" w:line="240" w:lineRule="auto"/>
               <w:ind w:left="0" w:right="0" w:firstLine="0"/>
             </w:pPr>
             <w:r>
@@ -2984,24 +2981,24 @@
             <w:pPr>
               <w:keepNext w:val="0"/>
               <w:keepLines w:val="0"/>
-              <w:spacing w:before="0" w:after="0" w:line="360" w:lineRule="auto"/>
-              <w:ind w:left="0" w:right="0" w:firstLine="0"/>
-            </w:pPr>
-            <w:r>
-              <w:rPr>
-                <w:rFonts w:ascii="Courier New" w:hAnsi="Courier New" w:eastAsia="Courier New" w:cs="Courier New"/>
-                <w:b w:val="0"/>
-                <w:i w:val="0"/>
-                <w:color w:val="000000"/>
-                <w:sz w:val="22"/>
-              </w:rPr>
-            </w:r>
-          </w:p>
-          <w:p>
-            <w:pPr>
-              <w:keepNext w:val="0"/>
-              <w:keepLines w:val="0"/>
-              <w:spacing w:before="0" w:after="0" w:line="360" w:lineRule="auto"/>
+              <w:spacing w:before="0" w:after="0" w:line="240" w:lineRule="auto"/>
+              <w:ind w:left="0" w:right="0" w:firstLine="0"/>
+            </w:pPr>
+            <w:r>
+              <w:rPr>
+                <w:rFonts w:ascii="Courier New" w:hAnsi="Courier New" w:eastAsia="Courier New" w:cs="Courier New"/>
+                <w:b w:val="0"/>
+                <w:i w:val="0"/>
+                <w:color w:val="000000"/>
+                <w:sz w:val="22"/>
+              </w:rPr>
+            </w:r>
+          </w:p>
+          <w:p>
+            <w:pPr>
+              <w:keepNext w:val="0"/>
+              <w:keepLines w:val="0"/>
+              <w:spacing w:before="0" w:after="0" w:line="240" w:lineRule="auto"/>
               <w:ind w:left="0" w:right="0" w:firstLine="0"/>
             </w:pPr>
             <w:r>
@@ -3019,7 +3016,7 @@
             <w:pPr>
               <w:keepNext w:val="0"/>
               <w:keepLines w:val="0"/>
-              <w:spacing w:before="0" w:after="0" w:line="360" w:lineRule="auto"/>
+              <w:spacing w:before="0" w:after="0" w:line="240" w:lineRule="auto"/>
               <w:ind w:left="0" w:right="0" w:firstLine="0"/>
             </w:pPr>
             <w:r>
@@ -3037,24 +3034,24 @@
             <w:pPr>
               <w:keepNext w:val="0"/>
               <w:keepLines w:val="0"/>
-              <w:spacing w:before="0" w:after="0" w:line="360" w:lineRule="auto"/>
-              <w:ind w:left="0" w:right="0" w:firstLine="0"/>
-            </w:pPr>
-            <w:r>
-              <w:rPr>
-                <w:rFonts w:ascii="Courier New" w:hAnsi="Courier New" w:eastAsia="Courier New" w:cs="Courier New"/>
-                <w:b w:val="0"/>
-                <w:i w:val="0"/>
-                <w:color w:val="000000"/>
-                <w:sz w:val="22"/>
-              </w:rPr>
-            </w:r>
-          </w:p>
-          <w:p>
-            <w:pPr>
-              <w:keepNext w:val="0"/>
-              <w:keepLines w:val="0"/>
-              <w:spacing w:before="0" w:after="0" w:line="360" w:lineRule="auto"/>
+              <w:spacing w:before="0" w:after="0" w:line="240" w:lineRule="auto"/>
+              <w:ind w:left="0" w:right="0" w:firstLine="0"/>
+            </w:pPr>
+            <w:r>
+              <w:rPr>
+                <w:rFonts w:ascii="Courier New" w:hAnsi="Courier New" w:eastAsia="Courier New" w:cs="Courier New"/>
+                <w:b w:val="0"/>
+                <w:i w:val="0"/>
+                <w:color w:val="000000"/>
+                <w:sz w:val="22"/>
+              </w:rPr>
+            </w:r>
+          </w:p>
+          <w:p>
+            <w:pPr>
+              <w:keepNext w:val="0"/>
+              <w:keepLines w:val="0"/>
+              <w:spacing w:before="0" w:after="0" w:line="240" w:lineRule="auto"/>
               <w:ind w:left="0" w:right="0" w:firstLine="0"/>
             </w:pPr>
             <w:r>
@@ -3072,7 +3069,7 @@
             <w:pPr>
               <w:keepNext w:val="0"/>
               <w:keepLines w:val="0"/>
-              <w:spacing w:before="0" w:after="0" w:line="360" w:lineRule="auto"/>
+              <w:spacing w:before="0" w:after="0" w:line="240" w:lineRule="auto"/>
               <w:ind w:left="0" w:right="0" w:firstLine="0"/>
             </w:pPr>
             <w:r>
@@ -3090,24 +3087,24 @@
             <w:pPr>
               <w:keepNext w:val="0"/>
               <w:keepLines w:val="0"/>
-              <w:spacing w:before="0" w:after="0" w:line="360" w:lineRule="auto"/>
-              <w:ind w:left="0" w:right="0" w:firstLine="0"/>
-            </w:pPr>
-            <w:r>
-              <w:rPr>
-                <w:rFonts w:ascii="Courier New" w:hAnsi="Courier New" w:eastAsia="Courier New" w:cs="Courier New"/>
-                <w:b w:val="0"/>
-                <w:i w:val="0"/>
-                <w:color w:val="000000"/>
-                <w:sz w:val="22"/>
-              </w:rPr>
-            </w:r>
-          </w:p>
-          <w:p>
-            <w:pPr>
-              <w:keepNext w:val="0"/>
-              <w:keepLines w:val="0"/>
-              <w:spacing w:before="0" w:after="0" w:line="360" w:lineRule="auto"/>
+              <w:spacing w:before="0" w:after="0" w:line="240" w:lineRule="auto"/>
+              <w:ind w:left="0" w:right="0" w:firstLine="0"/>
+            </w:pPr>
+            <w:r>
+              <w:rPr>
+                <w:rFonts w:ascii="Courier New" w:hAnsi="Courier New" w:eastAsia="Courier New" w:cs="Courier New"/>
+                <w:b w:val="0"/>
+                <w:i w:val="0"/>
+                <w:color w:val="000000"/>
+                <w:sz w:val="22"/>
+              </w:rPr>
+            </w:r>
+          </w:p>
+          <w:p>
+            <w:pPr>
+              <w:keepNext w:val="0"/>
+              <w:keepLines w:val="0"/>
+              <w:spacing w:before="0" w:after="0" w:line="240" w:lineRule="auto"/>
               <w:ind w:left="0" w:right="0" w:firstLine="0"/>
             </w:pPr>
             <w:r>
@@ -3125,7 +3122,7 @@
             <w:pPr>
               <w:keepNext w:val="0"/>
               <w:keepLines w:val="0"/>
-              <w:spacing w:before="0" w:after="0" w:line="360" w:lineRule="auto"/>
+              <w:spacing w:before="0" w:after="0" w:line="240" w:lineRule="auto"/>
               <w:ind w:left="0" w:right="0" w:firstLine="0"/>
             </w:pPr>
             <w:r>
@@ -3143,24 +3140,24 @@
             <w:pPr>
               <w:keepNext w:val="0"/>
               <w:keepLines w:val="0"/>
-              <w:spacing w:before="0" w:after="0" w:line="360" w:lineRule="auto"/>
-              <w:ind w:left="0" w:right="0" w:firstLine="0"/>
-            </w:pPr>
-            <w:r>
-              <w:rPr>
-                <w:rFonts w:ascii="Courier New" w:hAnsi="Courier New" w:eastAsia="Courier New" w:cs="Courier New"/>
-                <w:b w:val="0"/>
-                <w:i w:val="0"/>
-                <w:color w:val="000000"/>
-                <w:sz w:val="22"/>
-              </w:rPr>
-            </w:r>
-          </w:p>
-          <w:p>
-            <w:pPr>
-              <w:keepNext w:val="0"/>
-              <w:keepLines w:val="0"/>
-              <w:spacing w:before="0" w:after="0" w:line="360" w:lineRule="auto"/>
+              <w:spacing w:before="0" w:after="0" w:line="240" w:lineRule="auto"/>
+              <w:ind w:left="0" w:right="0" w:firstLine="0"/>
+            </w:pPr>
+            <w:r>
+              <w:rPr>
+                <w:rFonts w:ascii="Courier New" w:hAnsi="Courier New" w:eastAsia="Courier New" w:cs="Courier New"/>
+                <w:b w:val="0"/>
+                <w:i w:val="0"/>
+                <w:color w:val="000000"/>
+                <w:sz w:val="22"/>
+              </w:rPr>
+            </w:r>
+          </w:p>
+          <w:p>
+            <w:pPr>
+              <w:keepNext w:val="0"/>
+              <w:keepLines w:val="0"/>
+              <w:spacing w:before="0" w:after="0" w:line="240" w:lineRule="auto"/>
               <w:ind w:left="0" w:right="0" w:firstLine="0"/>
             </w:pPr>
             <w:r>
@@ -3178,7 +3175,7 @@
             <w:pPr>
               <w:keepNext w:val="0"/>
               <w:keepLines w:val="0"/>
-              <w:spacing w:before="0" w:after="0" w:line="360" w:lineRule="auto"/>
+              <w:spacing w:before="0" w:after="0" w:line="240" w:lineRule="auto"/>
               <w:ind w:left="0" w:right="0" w:firstLine="0"/>
             </w:pPr>
             <w:r>
@@ -3196,24 +3193,24 @@
             <w:pPr>
               <w:keepNext w:val="0"/>
               <w:keepLines w:val="0"/>
-              <w:spacing w:before="0" w:after="0" w:line="360" w:lineRule="auto"/>
-              <w:ind w:left="0" w:right="0" w:firstLine="0"/>
-            </w:pPr>
-            <w:r>
-              <w:rPr>
-                <w:rFonts w:ascii="Courier New" w:hAnsi="Courier New" w:eastAsia="Courier New" w:cs="Courier New"/>
-                <w:b w:val="0"/>
-                <w:i w:val="0"/>
-                <w:color w:val="000000"/>
-                <w:sz w:val="22"/>
-              </w:rPr>
-            </w:r>
-          </w:p>
-          <w:p>
-            <w:pPr>
-              <w:keepNext w:val="0"/>
-              <w:keepLines w:val="0"/>
-              <w:spacing w:before="0" w:after="0" w:line="360" w:lineRule="auto"/>
+              <w:spacing w:before="0" w:after="0" w:line="240" w:lineRule="auto"/>
+              <w:ind w:left="0" w:right="0" w:firstLine="0"/>
+            </w:pPr>
+            <w:r>
+              <w:rPr>
+                <w:rFonts w:ascii="Courier New" w:hAnsi="Courier New" w:eastAsia="Courier New" w:cs="Courier New"/>
+                <w:b w:val="0"/>
+                <w:i w:val="0"/>
+                <w:color w:val="000000"/>
+                <w:sz w:val="22"/>
+              </w:rPr>
+            </w:r>
+          </w:p>
+          <w:p>
+            <w:pPr>
+              <w:keepNext w:val="0"/>
+              <w:keepLines w:val="0"/>
+              <w:spacing w:before="0" w:after="0" w:line="240" w:lineRule="auto"/>
               <w:ind w:left="0" w:right="0" w:firstLine="0"/>
             </w:pPr>
             <w:r>
@@ -3231,7 +3228,7 @@
             <w:pPr>
               <w:keepNext w:val="0"/>
               <w:keepLines w:val="0"/>
-              <w:spacing w:before="0" w:after="0" w:line="360" w:lineRule="auto"/>
+              <w:spacing w:before="0" w:after="0" w:line="240" w:lineRule="auto"/>
               <w:ind w:left="0" w:right="0" w:firstLine="0"/>
             </w:pPr>
             <w:r>
@@ -3249,24 +3246,24 @@
             <w:pPr>
               <w:keepNext w:val="0"/>
               <w:keepLines w:val="0"/>
-              <w:spacing w:before="0" w:after="0" w:line="360" w:lineRule="auto"/>
-              <w:ind w:left="0" w:right="0" w:firstLine="0"/>
-            </w:pPr>
-            <w:r>
-              <w:rPr>
-                <w:rFonts w:ascii="Courier New" w:hAnsi="Courier New" w:eastAsia="Courier New" w:cs="Courier New"/>
-                <w:b w:val="0"/>
-                <w:i w:val="0"/>
-                <w:color w:val="000000"/>
-                <w:sz w:val="22"/>
-              </w:rPr>
-            </w:r>
-          </w:p>
-          <w:p>
-            <w:pPr>
-              <w:keepNext w:val="0"/>
-              <w:keepLines w:val="0"/>
-              <w:spacing w:before="0" w:after="0" w:line="360" w:lineRule="auto"/>
+              <w:spacing w:before="0" w:after="0" w:line="240" w:lineRule="auto"/>
+              <w:ind w:left="0" w:right="0" w:firstLine="0"/>
+            </w:pPr>
+            <w:r>
+              <w:rPr>
+                <w:rFonts w:ascii="Courier New" w:hAnsi="Courier New" w:eastAsia="Courier New" w:cs="Courier New"/>
+                <w:b w:val="0"/>
+                <w:i w:val="0"/>
+                <w:color w:val="000000"/>
+                <w:sz w:val="22"/>
+              </w:rPr>
+            </w:r>
+          </w:p>
+          <w:p>
+            <w:pPr>
+              <w:keepNext w:val="0"/>
+              <w:keepLines w:val="0"/>
+              <w:spacing w:before="0" w:after="0" w:line="240" w:lineRule="auto"/>
               <w:ind w:left="0" w:right="0" w:firstLine="0"/>
             </w:pPr>
             <w:r>
@@ -3284,7 +3281,7 @@
             <w:pPr>
               <w:keepNext w:val="0"/>
               <w:keepLines w:val="0"/>
-              <w:spacing w:before="0" w:after="0" w:line="360" w:lineRule="auto"/>
+              <w:spacing w:before="0" w:after="0" w:line="240" w:lineRule="auto"/>
               <w:ind w:left="0" w:right="0" w:firstLine="0"/>
             </w:pPr>
             <w:r>
@@ -3302,24 +3299,24 @@
             <w:pPr>
               <w:keepNext w:val="0"/>
               <w:keepLines w:val="0"/>
-              <w:spacing w:before="0" w:after="0" w:line="360" w:lineRule="auto"/>
-              <w:ind w:left="0" w:right="0" w:firstLine="0"/>
-            </w:pPr>
-            <w:r>
-              <w:rPr>
-                <w:rFonts w:ascii="Courier New" w:hAnsi="Courier New" w:eastAsia="Courier New" w:cs="Courier New"/>
-                <w:b w:val="0"/>
-                <w:i w:val="0"/>
-                <w:color w:val="000000"/>
-                <w:sz w:val="22"/>
-              </w:rPr>
-            </w:r>
-          </w:p>
-          <w:p>
-            <w:pPr>
-              <w:keepNext w:val="0"/>
-              <w:keepLines w:val="0"/>
-              <w:spacing w:before="0" w:after="0" w:line="360" w:lineRule="auto"/>
+              <w:spacing w:before="0" w:after="0" w:line="240" w:lineRule="auto"/>
+              <w:ind w:left="0" w:right="0" w:firstLine="0"/>
+            </w:pPr>
+            <w:r>
+              <w:rPr>
+                <w:rFonts w:ascii="Courier New" w:hAnsi="Courier New" w:eastAsia="Courier New" w:cs="Courier New"/>
+                <w:b w:val="0"/>
+                <w:i w:val="0"/>
+                <w:color w:val="000000"/>
+                <w:sz w:val="22"/>
+              </w:rPr>
+            </w:r>
+          </w:p>
+          <w:p>
+            <w:pPr>
+              <w:keepNext w:val="0"/>
+              <w:keepLines w:val="0"/>
+              <w:spacing w:before="0" w:after="0" w:line="240" w:lineRule="auto"/>
               <w:ind w:left="0" w:right="0" w:firstLine="0"/>
             </w:pPr>
             <w:r>
@@ -3337,7 +3334,7 @@
             <w:pPr>
               <w:keepNext w:val="0"/>
               <w:keepLines w:val="0"/>
-              <w:spacing w:before="0" w:after="0" w:line="360" w:lineRule="auto"/>
+              <w:spacing w:before="0" w:after="0" w:line="240" w:lineRule="auto"/>
               <w:ind w:left="0" w:right="0" w:firstLine="0"/>
             </w:pPr>
             <w:r>
@@ -3355,24 +3352,24 @@
             <w:pPr>
               <w:keepNext w:val="0"/>
               <w:keepLines w:val="0"/>
-              <w:spacing w:before="0" w:after="0" w:line="360" w:lineRule="auto"/>
-              <w:ind w:left="0" w:right="0" w:firstLine="0"/>
-            </w:pPr>
-            <w:r>
-              <w:rPr>
-                <w:rFonts w:ascii="Courier New" w:hAnsi="Courier New" w:eastAsia="Courier New" w:cs="Courier New"/>
-                <w:b w:val="0"/>
-                <w:i w:val="0"/>
-                <w:color w:val="000000"/>
-                <w:sz w:val="22"/>
-              </w:rPr>
-            </w:r>
-          </w:p>
-          <w:p>
-            <w:pPr>
-              <w:keepNext w:val="0"/>
-              <w:keepLines w:val="0"/>
-              <w:spacing w:before="0" w:after="0" w:line="360" w:lineRule="auto"/>
+              <w:spacing w:before="0" w:after="0" w:line="240" w:lineRule="auto"/>
+              <w:ind w:left="0" w:right="0" w:firstLine="0"/>
+            </w:pPr>
+            <w:r>
+              <w:rPr>
+                <w:rFonts w:ascii="Courier New" w:hAnsi="Courier New" w:eastAsia="Courier New" w:cs="Courier New"/>
+                <w:b w:val="0"/>
+                <w:i w:val="0"/>
+                <w:color w:val="000000"/>
+                <w:sz w:val="22"/>
+              </w:rPr>
+            </w:r>
+          </w:p>
+          <w:p>
+            <w:pPr>
+              <w:keepNext w:val="0"/>
+              <w:keepLines w:val="0"/>
+              <w:spacing w:before="0" w:after="0" w:line="240" w:lineRule="auto"/>
               <w:ind w:left="0" w:right="0" w:firstLine="0"/>
             </w:pPr>
             <w:r>
@@ -3390,7 +3387,7 @@
             <w:pPr>
               <w:keepNext w:val="0"/>
               <w:keepLines w:val="0"/>
-              <w:spacing w:before="0" w:after="0" w:line="360" w:lineRule="auto"/>
+              <w:spacing w:before="0" w:after="0" w:line="240" w:lineRule="auto"/>
               <w:ind w:left="0" w:right="0" w:firstLine="0"/>
             </w:pPr>
             <w:r>
@@ -3408,24 +3405,24 @@
             <w:pPr>
               <w:keepNext w:val="0"/>
               <w:keepLines w:val="0"/>
-              <w:spacing w:before="0" w:after="0" w:line="360" w:lineRule="auto"/>
-              <w:ind w:left="0" w:right="0" w:firstLine="0"/>
-            </w:pPr>
-            <w:r>
-              <w:rPr>
-                <w:rFonts w:ascii="Courier New" w:hAnsi="Courier New" w:eastAsia="Courier New" w:cs="Courier New"/>
-                <w:b w:val="0"/>
-                <w:i w:val="0"/>
-                <w:color w:val="000000"/>
-                <w:sz w:val="22"/>
-              </w:rPr>
-            </w:r>
-          </w:p>
-          <w:p>
-            <w:pPr>
-              <w:keepNext w:val="0"/>
-              <w:keepLines w:val="0"/>
-              <w:spacing w:before="0" w:after="0" w:line="360" w:lineRule="auto"/>
+              <w:spacing w:before="0" w:after="0" w:line="240" w:lineRule="auto"/>
+              <w:ind w:left="0" w:right="0" w:firstLine="0"/>
+            </w:pPr>
+            <w:r>
+              <w:rPr>
+                <w:rFonts w:ascii="Courier New" w:hAnsi="Courier New" w:eastAsia="Courier New" w:cs="Courier New"/>
+                <w:b w:val="0"/>
+                <w:i w:val="0"/>
+                <w:color w:val="000000"/>
+                <w:sz w:val="22"/>
+              </w:rPr>
+            </w:r>
+          </w:p>
+          <w:p>
+            <w:pPr>
+              <w:keepNext w:val="0"/>
+              <w:keepLines w:val="0"/>
+              <w:spacing w:before="0" w:after="0" w:line="240" w:lineRule="auto"/>
               <w:ind w:left="0" w:right="0" w:firstLine="0"/>
             </w:pPr>
             <w:r>
@@ -3443,7 +3440,7 @@
             <w:pPr>
               <w:keepNext w:val="0"/>
               <w:keepLines w:val="0"/>
-              <w:spacing w:before="0" w:after="0" w:line="360" w:lineRule="auto"/>
+              <w:spacing w:before="0" w:after="0" w:line="240" w:lineRule="auto"/>
               <w:ind w:left="0" w:right="0" w:firstLine="0"/>
             </w:pPr>
             <w:r>
@@ -3461,7 +3458,7 @@
             <w:pPr>
               <w:keepNext w:val="0"/>
               <w:keepLines w:val="0"/>
-              <w:spacing w:before="0" w:after="0" w:line="360" w:lineRule="auto"/>
+              <w:spacing w:before="0" w:after="0" w:line="240" w:lineRule="auto"/>
               <w:ind w:left="0" w:right="0" w:firstLine="0"/>
             </w:pPr>
             <w:r>
@@ -3536,7 +3533,6 @@
         <w:tc>
           <w:tcPr>
             <w:tcW w:type="dxa" w:w="9720"/>
-            <w:shd w:fill="F2F2F2"/>
             <w:tcBorders>
               <w:top w:val="nil"/>
               <w:left w:val="nil"/>
@@ -3556,7 +3552,7 @@
             <w:pPr>
               <w:keepNext w:val="0"/>
               <w:keepLines w:val="0"/>
-              <w:spacing w:before="0" w:after="0" w:line="360" w:lineRule="auto"/>
+              <w:spacing w:before="0" w:after="0" w:line="240" w:lineRule="auto"/>
               <w:ind w:left="0" w:right="0" w:firstLine="0"/>
             </w:pPr>
             <w:r>
@@ -3574,24 +3570,24 @@
             <w:pPr>
               <w:keepNext w:val="0"/>
               <w:keepLines w:val="0"/>
-              <w:spacing w:before="0" w:after="0" w:line="360" w:lineRule="auto"/>
-              <w:ind w:left="0" w:right="0" w:firstLine="0"/>
-            </w:pPr>
-            <w:r>
-              <w:rPr>
-                <w:rFonts w:ascii="Courier New" w:hAnsi="Courier New" w:eastAsia="Courier New" w:cs="Courier New"/>
-                <w:b w:val="0"/>
-                <w:i w:val="0"/>
-                <w:color w:val="000000"/>
-                <w:sz w:val="22"/>
-              </w:rPr>
-            </w:r>
-          </w:p>
-          <w:p>
-            <w:pPr>
-              <w:keepNext w:val="0"/>
-              <w:keepLines w:val="0"/>
-              <w:spacing w:before="0" w:after="0" w:line="360" w:lineRule="auto"/>
+              <w:spacing w:before="0" w:after="0" w:line="240" w:lineRule="auto"/>
+              <w:ind w:left="0" w:right="0" w:firstLine="0"/>
+            </w:pPr>
+            <w:r>
+              <w:rPr>
+                <w:rFonts w:ascii="Courier New" w:hAnsi="Courier New" w:eastAsia="Courier New" w:cs="Courier New"/>
+                <w:b w:val="0"/>
+                <w:i w:val="0"/>
+                <w:color w:val="000000"/>
+                <w:sz w:val="22"/>
+              </w:rPr>
+            </w:r>
+          </w:p>
+          <w:p>
+            <w:pPr>
+              <w:keepNext w:val="0"/>
+              <w:keepLines w:val="0"/>
+              <w:spacing w:before="0" w:after="0" w:line="240" w:lineRule="auto"/>
               <w:ind w:left="0" w:right="0" w:firstLine="0"/>
             </w:pPr>
             <w:r>
@@ -3609,7 +3605,7 @@
             <w:pPr>
               <w:keepNext w:val="0"/>
               <w:keepLines w:val="0"/>
-              <w:spacing w:before="0" w:after="0" w:line="360" w:lineRule="auto"/>
+              <w:spacing w:before="0" w:after="0" w:line="240" w:lineRule="auto"/>
               <w:ind w:left="0" w:right="0" w:firstLine="0"/>
             </w:pPr>
             <w:r>
@@ -3627,7 +3623,7 @@
             <w:pPr>
               <w:keepNext w:val="0"/>
               <w:keepLines w:val="0"/>
-              <w:spacing w:before="0" w:after="0" w:line="360" w:lineRule="auto"/>
+              <w:spacing w:before="0" w:after="0" w:line="240" w:lineRule="auto"/>
               <w:ind w:left="0" w:right="0" w:firstLine="0"/>
             </w:pPr>
             <w:r>
@@ -3645,7 +3641,7 @@
             <w:pPr>
               <w:keepNext w:val="0"/>
               <w:keepLines w:val="0"/>
-              <w:spacing w:before="0" w:after="0" w:line="360" w:lineRule="auto"/>
+              <w:spacing w:before="0" w:after="0" w:line="240" w:lineRule="auto"/>
               <w:ind w:left="0" w:right="0" w:firstLine="0"/>
             </w:pPr>
             <w:r>
@@ -3663,7 +3659,7 @@
             <w:pPr>
               <w:keepNext w:val="0"/>
               <w:keepLines w:val="0"/>
-              <w:spacing w:before="0" w:after="0" w:line="360" w:lineRule="auto"/>
+              <w:spacing w:before="0" w:after="0" w:line="240" w:lineRule="auto"/>
               <w:ind w:left="0" w:right="0" w:firstLine="0"/>
             </w:pPr>
             <w:r>
@@ -3681,7 +3677,7 @@
             <w:pPr>
               <w:keepNext w:val="0"/>
               <w:keepLines w:val="0"/>
-              <w:spacing w:before="0" w:after="0" w:line="360" w:lineRule="auto"/>
+              <w:spacing w:before="0" w:after="0" w:line="240" w:lineRule="auto"/>
               <w:ind w:left="0" w:right="0" w:firstLine="0"/>
             </w:pPr>
             <w:r>
@@ -3699,7 +3695,7 @@
             <w:pPr>
               <w:keepNext w:val="0"/>
               <w:keepLines w:val="0"/>
-              <w:spacing w:before="0" w:after="0" w:line="360" w:lineRule="auto"/>
+              <w:spacing w:before="0" w:after="0" w:line="240" w:lineRule="auto"/>
               <w:ind w:left="0" w:right="0" w:firstLine="0"/>
             </w:pPr>
             <w:r>
@@ -3717,24 +3713,24 @@
             <w:pPr>
               <w:keepNext w:val="0"/>
               <w:keepLines w:val="0"/>
-              <w:spacing w:before="0" w:after="0" w:line="360" w:lineRule="auto"/>
-              <w:ind w:left="0" w:right="0" w:firstLine="0"/>
-            </w:pPr>
-            <w:r>
-              <w:rPr>
-                <w:rFonts w:ascii="Courier New" w:hAnsi="Courier New" w:eastAsia="Courier New" w:cs="Courier New"/>
-                <w:b w:val="0"/>
-                <w:i w:val="0"/>
-                <w:color w:val="000000"/>
-                <w:sz w:val="22"/>
-              </w:rPr>
-            </w:r>
-          </w:p>
-          <w:p>
-            <w:pPr>
-              <w:keepNext w:val="0"/>
-              <w:keepLines w:val="0"/>
-              <w:spacing w:before="0" w:after="0" w:line="360" w:lineRule="auto"/>
+              <w:spacing w:before="0" w:after="0" w:line="240" w:lineRule="auto"/>
+              <w:ind w:left="0" w:right="0" w:firstLine="0"/>
+            </w:pPr>
+            <w:r>
+              <w:rPr>
+                <w:rFonts w:ascii="Courier New" w:hAnsi="Courier New" w:eastAsia="Courier New" w:cs="Courier New"/>
+                <w:b w:val="0"/>
+                <w:i w:val="0"/>
+                <w:color w:val="000000"/>
+                <w:sz w:val="22"/>
+              </w:rPr>
+            </w:r>
+          </w:p>
+          <w:p>
+            <w:pPr>
+              <w:keepNext w:val="0"/>
+              <w:keepLines w:val="0"/>
+              <w:spacing w:before="0" w:after="0" w:line="240" w:lineRule="auto"/>
               <w:ind w:left="0" w:right="0" w:firstLine="0"/>
             </w:pPr>
             <w:r>
@@ -3752,7 +3748,7 @@
             <w:pPr>
               <w:keepNext w:val="0"/>
               <w:keepLines w:val="0"/>
-              <w:spacing w:before="0" w:after="0" w:line="360" w:lineRule="auto"/>
+              <w:spacing w:before="0" w:after="0" w:line="240" w:lineRule="auto"/>
               <w:ind w:left="0" w:right="0" w:firstLine="0"/>
             </w:pPr>
             <w:r>
@@ -3770,7 +3766,7 @@
             <w:pPr>
               <w:keepNext w:val="0"/>
               <w:keepLines w:val="0"/>
-              <w:spacing w:before="0" w:after="0" w:line="360" w:lineRule="auto"/>
+              <w:spacing w:before="0" w:after="0" w:line="240" w:lineRule="auto"/>
               <w:ind w:left="0" w:right="0" w:firstLine="0"/>
             </w:pPr>
             <w:r>
@@ -3788,7 +3784,7 @@
             <w:pPr>
               <w:keepNext w:val="0"/>
               <w:keepLines w:val="0"/>
-              <w:spacing w:before="0" w:after="0" w:line="360" w:lineRule="auto"/>
+              <w:spacing w:before="0" w:after="0" w:line="240" w:lineRule="auto"/>
               <w:ind w:left="0" w:right="0" w:firstLine="0"/>
             </w:pPr>
             <w:r>
@@ -3806,7 +3802,7 @@
             <w:pPr>
               <w:keepNext w:val="0"/>
               <w:keepLines w:val="0"/>
-              <w:spacing w:before="0" w:after="0" w:line="360" w:lineRule="auto"/>
+              <w:spacing w:before="0" w:after="0" w:line="240" w:lineRule="auto"/>
               <w:ind w:left="0" w:right="0" w:firstLine="0"/>
             </w:pPr>
             <w:r>
@@ -3824,7 +3820,7 @@
             <w:pPr>
               <w:keepNext w:val="0"/>
               <w:keepLines w:val="0"/>
-              <w:spacing w:before="0" w:after="0" w:line="360" w:lineRule="auto"/>
+              <w:spacing w:before="0" w:after="0" w:line="240" w:lineRule="auto"/>
               <w:ind w:left="0" w:right="0" w:firstLine="0"/>
             </w:pPr>
             <w:r>
@@ -3842,7 +3838,7 @@
             <w:pPr>
               <w:keepNext w:val="0"/>
               <w:keepLines w:val="0"/>
-              <w:spacing w:before="0" w:after="0" w:line="360" w:lineRule="auto"/>
+              <w:spacing w:before="0" w:after="0" w:line="240" w:lineRule="auto"/>
               <w:ind w:left="0" w:right="0" w:firstLine="0"/>
             </w:pPr>
             <w:r>
@@ -3860,7 +3856,7 @@
             <w:pPr>
               <w:keepNext w:val="0"/>
               <w:keepLines w:val="0"/>
-              <w:spacing w:before="0" w:after="0" w:line="360" w:lineRule="auto"/>
+              <w:spacing w:before="0" w:after="0" w:line="240" w:lineRule="auto"/>
               <w:ind w:left="0" w:right="0" w:firstLine="0"/>
             </w:pPr>
             <w:r>
@@ -3878,7 +3874,7 @@
             <w:pPr>
               <w:keepNext w:val="0"/>
               <w:keepLines w:val="0"/>
-              <w:spacing w:before="0" w:after="0" w:line="360" w:lineRule="auto"/>
+              <w:spacing w:before="0" w:after="0" w:line="240" w:lineRule="auto"/>
               <w:ind w:left="0" w:right="0" w:firstLine="0"/>
             </w:pPr>
             <w:r>
@@ -3896,24 +3892,24 @@
             <w:pPr>
               <w:keepNext w:val="0"/>
               <w:keepLines w:val="0"/>
-              <w:spacing w:before="0" w:after="0" w:line="360" w:lineRule="auto"/>
-              <w:ind w:left="0" w:right="0" w:firstLine="0"/>
-            </w:pPr>
-            <w:r>
-              <w:rPr>
-                <w:rFonts w:ascii="Courier New" w:hAnsi="Courier New" w:eastAsia="Courier New" w:cs="Courier New"/>
-                <w:b w:val="0"/>
-                <w:i w:val="0"/>
-                <w:color w:val="000000"/>
-                <w:sz w:val="22"/>
-              </w:rPr>
-            </w:r>
-          </w:p>
-          <w:p>
-            <w:pPr>
-              <w:keepNext w:val="0"/>
-              <w:keepLines w:val="0"/>
-              <w:spacing w:before="0" w:after="0" w:line="360" w:lineRule="auto"/>
+              <w:spacing w:before="0" w:after="0" w:line="240" w:lineRule="auto"/>
+              <w:ind w:left="0" w:right="0" w:firstLine="0"/>
+            </w:pPr>
+            <w:r>
+              <w:rPr>
+                <w:rFonts w:ascii="Courier New" w:hAnsi="Courier New" w:eastAsia="Courier New" w:cs="Courier New"/>
+                <w:b w:val="0"/>
+                <w:i w:val="0"/>
+                <w:color w:val="000000"/>
+                <w:sz w:val="22"/>
+              </w:rPr>
+            </w:r>
+          </w:p>
+          <w:p>
+            <w:pPr>
+              <w:keepNext w:val="0"/>
+              <w:keepLines w:val="0"/>
+              <w:spacing w:before="0" w:after="0" w:line="240" w:lineRule="auto"/>
               <w:ind w:left="0" w:right="0" w:firstLine="0"/>
             </w:pPr>
             <w:r>
@@ -3931,7 +3927,7 @@
             <w:pPr>
               <w:keepNext w:val="0"/>
               <w:keepLines w:val="0"/>
-              <w:spacing w:before="0" w:after="0" w:line="360" w:lineRule="auto"/>
+              <w:spacing w:before="0" w:after="0" w:line="240" w:lineRule="auto"/>
               <w:ind w:left="0" w:right="0" w:firstLine="0"/>
             </w:pPr>
             <w:r>
@@ -3949,24 +3945,24 @@
             <w:pPr>
               <w:keepNext w:val="0"/>
               <w:keepLines w:val="0"/>
-              <w:spacing w:before="0" w:after="0" w:line="360" w:lineRule="auto"/>
-              <w:ind w:left="0" w:right="0" w:firstLine="0"/>
-            </w:pPr>
-            <w:r>
-              <w:rPr>
-                <w:rFonts w:ascii="Courier New" w:hAnsi="Courier New" w:eastAsia="Courier New" w:cs="Courier New"/>
-                <w:b w:val="0"/>
-                <w:i w:val="0"/>
-                <w:color w:val="000000"/>
-                <w:sz w:val="22"/>
-              </w:rPr>
-            </w:r>
-          </w:p>
-          <w:p>
-            <w:pPr>
-              <w:keepNext w:val="0"/>
-              <w:keepLines w:val="0"/>
-              <w:spacing w:before="0" w:after="0" w:line="360" w:lineRule="auto"/>
+              <w:spacing w:before="0" w:after="0" w:line="240" w:lineRule="auto"/>
+              <w:ind w:left="0" w:right="0" w:firstLine="0"/>
+            </w:pPr>
+            <w:r>
+              <w:rPr>
+                <w:rFonts w:ascii="Courier New" w:hAnsi="Courier New" w:eastAsia="Courier New" w:cs="Courier New"/>
+                <w:b w:val="0"/>
+                <w:i w:val="0"/>
+                <w:color w:val="000000"/>
+                <w:sz w:val="22"/>
+              </w:rPr>
+            </w:r>
+          </w:p>
+          <w:p>
+            <w:pPr>
+              <w:keepNext w:val="0"/>
+              <w:keepLines w:val="0"/>
+              <w:spacing w:before="0" w:after="0" w:line="240" w:lineRule="auto"/>
               <w:ind w:left="0" w:right="0" w:firstLine="0"/>
             </w:pPr>
             <w:r>
@@ -3984,7 +3980,7 @@
             <w:pPr>
               <w:keepNext w:val="0"/>
               <w:keepLines w:val="0"/>
-              <w:spacing w:before="0" w:after="0" w:line="360" w:lineRule="auto"/>
+              <w:spacing w:before="0" w:after="0" w:line="240" w:lineRule="auto"/>
               <w:ind w:left="0" w:right="0" w:firstLine="0"/>
             </w:pPr>
             <w:r>
@@ -4002,7 +3998,7 @@
             <w:pPr>
               <w:keepNext w:val="0"/>
               <w:keepLines w:val="0"/>
-              <w:spacing w:before="0" w:after="0" w:line="360" w:lineRule="auto"/>
+              <w:spacing w:before="0" w:after="0" w:line="240" w:lineRule="auto"/>
               <w:ind w:left="0" w:right="0" w:firstLine="0"/>
             </w:pPr>
             <w:r>
@@ -4020,7 +4016,7 @@
             <w:pPr>
               <w:keepNext w:val="0"/>
               <w:keepLines w:val="0"/>
-              <w:spacing w:before="0" w:after="0" w:line="360" w:lineRule="auto"/>
+              <w:spacing w:before="0" w:after="0" w:line="240" w:lineRule="auto"/>
               <w:ind w:left="0" w:right="0" w:firstLine="0"/>
             </w:pPr>
             <w:r>
@@ -4038,7 +4034,7 @@
             <w:pPr>
               <w:keepNext w:val="0"/>
               <w:keepLines w:val="0"/>
-              <w:spacing w:before="0" w:after="0" w:line="360" w:lineRule="auto"/>
+              <w:spacing w:before="0" w:after="0" w:line="240" w:lineRule="auto"/>
               <w:ind w:left="0" w:right="0" w:firstLine="0"/>
             </w:pPr>
             <w:r>
@@ -4056,7 +4052,7 @@
             <w:pPr>
               <w:keepNext w:val="0"/>
               <w:keepLines w:val="0"/>
-              <w:spacing w:before="0" w:after="0" w:line="360" w:lineRule="auto"/>
+              <w:spacing w:before="0" w:after="0" w:line="240" w:lineRule="auto"/>
               <w:ind w:left="0" w:right="0" w:firstLine="0"/>
             </w:pPr>
             <w:r>
@@ -4074,7 +4070,7 @@
             <w:pPr>
               <w:keepNext w:val="0"/>
               <w:keepLines w:val="0"/>
-              <w:spacing w:before="0" w:after="0" w:line="360" w:lineRule="auto"/>
+              <w:spacing w:before="0" w:after="0" w:line="240" w:lineRule="auto"/>
               <w:ind w:left="0" w:right="0" w:firstLine="0"/>
             </w:pPr>
             <w:r>
@@ -4092,7 +4088,7 @@
             <w:pPr>
               <w:keepNext w:val="0"/>
               <w:keepLines w:val="0"/>
-              <w:spacing w:before="0" w:after="0" w:line="360" w:lineRule="auto"/>
+              <w:spacing w:before="0" w:after="0" w:line="240" w:lineRule="auto"/>
               <w:ind w:left="0" w:right="0" w:firstLine="0"/>
             </w:pPr>
             <w:r>
@@ -4110,7 +4106,7 @@
             <w:pPr>
               <w:keepNext w:val="0"/>
               <w:keepLines w:val="0"/>
-              <w:spacing w:before="0" w:after="0" w:line="360" w:lineRule="auto"/>
+              <w:spacing w:before="0" w:after="0" w:line="240" w:lineRule="auto"/>
               <w:ind w:left="0" w:right="0" w:firstLine="0"/>
             </w:pPr>
             <w:r>
@@ -4128,24 +4124,24 @@
             <w:pPr>
               <w:keepNext w:val="0"/>
               <w:keepLines w:val="0"/>
-              <w:spacing w:before="0" w:after="0" w:line="360" w:lineRule="auto"/>
-              <w:ind w:left="0" w:right="0" w:firstLine="0"/>
-            </w:pPr>
-            <w:r>
-              <w:rPr>
-                <w:rFonts w:ascii="Courier New" w:hAnsi="Courier New" w:eastAsia="Courier New" w:cs="Courier New"/>
-                <w:b w:val="0"/>
-                <w:i w:val="0"/>
-                <w:color w:val="000000"/>
-                <w:sz w:val="22"/>
-              </w:rPr>
-            </w:r>
-          </w:p>
-          <w:p>
-            <w:pPr>
-              <w:keepNext w:val="0"/>
-              <w:keepLines w:val="0"/>
-              <w:spacing w:before="0" w:after="0" w:line="360" w:lineRule="auto"/>
+              <w:spacing w:before="0" w:after="0" w:line="240" w:lineRule="auto"/>
+              <w:ind w:left="0" w:right="0" w:firstLine="0"/>
+            </w:pPr>
+            <w:r>
+              <w:rPr>
+                <w:rFonts w:ascii="Courier New" w:hAnsi="Courier New" w:eastAsia="Courier New" w:cs="Courier New"/>
+                <w:b w:val="0"/>
+                <w:i w:val="0"/>
+                <w:color w:val="000000"/>
+                <w:sz w:val="22"/>
+              </w:rPr>
+            </w:r>
+          </w:p>
+          <w:p>
+            <w:pPr>
+              <w:keepNext w:val="0"/>
+              <w:keepLines w:val="0"/>
+              <w:spacing w:before="0" w:after="0" w:line="240" w:lineRule="auto"/>
               <w:ind w:left="0" w:right="0" w:firstLine="0"/>
             </w:pPr>
             <w:r>
@@ -4163,7 +4159,7 @@
             <w:pPr>
               <w:keepNext w:val="0"/>
               <w:keepLines w:val="0"/>
-              <w:spacing w:before="0" w:after="0" w:line="360" w:lineRule="auto"/>
+              <w:spacing w:before="0" w:after="0" w:line="240" w:lineRule="auto"/>
               <w:ind w:left="0" w:right="0" w:firstLine="0"/>
             </w:pPr>
             <w:r>
@@ -4181,7 +4177,7 @@
             <w:pPr>
               <w:keepNext w:val="0"/>
               <w:keepLines w:val="0"/>
-              <w:spacing w:before="0" w:after="0" w:line="360" w:lineRule="auto"/>
+              <w:spacing w:before="0" w:after="0" w:line="240" w:lineRule="auto"/>
               <w:ind w:left="0" w:right="0" w:firstLine="0"/>
             </w:pPr>
             <w:r>
@@ -4199,7 +4195,7 @@
             <w:pPr>
               <w:keepNext w:val="0"/>
               <w:keepLines w:val="0"/>
-              <w:spacing w:before="0" w:after="0" w:line="360" w:lineRule="auto"/>
+              <w:spacing w:before="0" w:after="0" w:line="240" w:lineRule="auto"/>
               <w:ind w:left="0" w:right="0" w:firstLine="0"/>
             </w:pPr>
             <w:r>
@@ -4217,7 +4213,7 @@
             <w:pPr>
               <w:keepNext w:val="0"/>
               <w:keepLines w:val="0"/>
-              <w:spacing w:before="0" w:after="0" w:line="360" w:lineRule="auto"/>
+              <w:spacing w:before="0" w:after="0" w:line="240" w:lineRule="auto"/>
               <w:ind w:left="0" w:right="0" w:firstLine="0"/>
             </w:pPr>
             <w:r>
@@ -4235,7 +4231,7 @@
             <w:pPr>
               <w:keepNext w:val="0"/>
               <w:keepLines w:val="0"/>
-              <w:spacing w:before="0" w:after="0" w:line="360" w:lineRule="auto"/>
+              <w:spacing w:before="0" w:after="0" w:line="240" w:lineRule="auto"/>
               <w:ind w:left="0" w:right="0" w:firstLine="0"/>
             </w:pPr>
             <w:r>
@@ -4253,7 +4249,7 @@
             <w:pPr>
               <w:keepNext w:val="0"/>
               <w:keepLines w:val="0"/>
-              <w:spacing w:before="0" w:after="0" w:line="360" w:lineRule="auto"/>
+              <w:spacing w:before="0" w:after="0" w:line="240" w:lineRule="auto"/>
               <w:ind w:left="0" w:right="0" w:firstLine="0"/>
             </w:pPr>
             <w:r>
@@ -4271,7 +4267,7 @@
             <w:pPr>
               <w:keepNext w:val="0"/>
               <w:keepLines w:val="0"/>
-              <w:spacing w:before="0" w:after="0" w:line="360" w:lineRule="auto"/>
+              <w:spacing w:before="0" w:after="0" w:line="240" w:lineRule="auto"/>
               <w:ind w:left="0" w:right="0" w:firstLine="0"/>
             </w:pPr>
             <w:r>
@@ -4289,7 +4285,7 @@
             <w:pPr>
               <w:keepNext w:val="0"/>
               <w:keepLines w:val="0"/>
-              <w:spacing w:before="0" w:after="0" w:line="360" w:lineRule="auto"/>
+              <w:spacing w:before="0" w:after="0" w:line="240" w:lineRule="auto"/>
               <w:ind w:left="0" w:right="0" w:firstLine="0"/>
             </w:pPr>
             <w:r>
@@ -4307,7 +4303,7 @@
             <w:pPr>
               <w:keepNext w:val="0"/>
               <w:keepLines w:val="0"/>
-              <w:spacing w:before="0" w:after="0" w:line="360" w:lineRule="auto"/>
+              <w:spacing w:before="0" w:after="0" w:line="240" w:lineRule="auto"/>
               <w:ind w:left="0" w:right="0" w:firstLine="0"/>
             </w:pPr>
             <w:r>
@@ -4325,7 +4321,7 @@
             <w:pPr>
               <w:keepNext w:val="0"/>
               <w:keepLines w:val="0"/>
-              <w:spacing w:before="0" w:after="0" w:line="360" w:lineRule="auto"/>
+              <w:spacing w:before="0" w:after="0" w:line="240" w:lineRule="auto"/>
               <w:ind w:left="0" w:right="0" w:firstLine="0"/>
             </w:pPr>
             <w:r>
@@ -4343,7 +4339,7 @@
             <w:pPr>
               <w:keepNext w:val="0"/>
               <w:keepLines w:val="0"/>
-              <w:spacing w:before="0" w:after="0" w:line="360" w:lineRule="auto"/>
+              <w:spacing w:before="0" w:after="0" w:line="240" w:lineRule="auto"/>
               <w:ind w:left="0" w:right="0" w:firstLine="0"/>
             </w:pPr>
             <w:r>
@@ -4361,7 +4357,7 @@
             <w:pPr>
               <w:keepNext w:val="0"/>
               <w:keepLines w:val="0"/>
-              <w:spacing w:before="0" w:after="0" w:line="360" w:lineRule="auto"/>
+              <w:spacing w:before="0" w:after="0" w:line="240" w:lineRule="auto"/>
               <w:ind w:left="0" w:right="0" w:firstLine="0"/>
             </w:pPr>
             <w:r>
@@ -4379,7 +4375,7 @@
             <w:pPr>
               <w:keepNext w:val="0"/>
               <w:keepLines w:val="0"/>
-              <w:spacing w:before="0" w:after="0" w:line="360" w:lineRule="auto"/>
+              <w:spacing w:before="0" w:after="0" w:line="240" w:lineRule="auto"/>
               <w:ind w:left="0" w:right="0" w:firstLine="0"/>
             </w:pPr>
             <w:r>
@@ -4397,7 +4393,7 @@
             <w:pPr>
               <w:keepNext w:val="0"/>
               <w:keepLines w:val="0"/>
-              <w:spacing w:before="0" w:after="0" w:line="360" w:lineRule="auto"/>
+              <w:spacing w:before="0" w:after="0" w:line="240" w:lineRule="auto"/>
               <w:ind w:left="0" w:right="0" w:firstLine="0"/>
             </w:pPr>
             <w:r>
@@ -4415,7 +4411,7 @@
             <w:pPr>
               <w:keepNext w:val="0"/>
               <w:keepLines w:val="0"/>
-              <w:spacing w:before="0" w:after="0" w:line="360" w:lineRule="auto"/>
+              <w:spacing w:before="0" w:after="0" w:line="240" w:lineRule="auto"/>
               <w:ind w:left="0" w:right="0" w:firstLine="0"/>
             </w:pPr>
             <w:r>
@@ -4433,7 +4429,7 @@
             <w:pPr>
               <w:keepNext w:val="0"/>
               <w:keepLines w:val="0"/>
-              <w:spacing w:before="0" w:after="0" w:line="360" w:lineRule="auto"/>
+              <w:spacing w:before="0" w:after="0" w:line="240" w:lineRule="auto"/>
               <w:ind w:left="0" w:right="0" w:firstLine="0"/>
             </w:pPr>
             <w:r>
@@ -4451,7 +4447,7 @@
             <w:pPr>
               <w:keepNext w:val="0"/>
               <w:keepLines w:val="0"/>
-              <w:spacing w:before="0" w:after="0" w:line="360" w:lineRule="auto"/>
+              <w:spacing w:before="0" w:after="0" w:line="240" w:lineRule="auto"/>
               <w:ind w:left="0" w:right="0" w:firstLine="0"/>
             </w:pPr>
             <w:r>
@@ -4469,7 +4465,7 @@
             <w:pPr>
               <w:keepNext w:val="0"/>
               <w:keepLines w:val="0"/>
-              <w:spacing w:before="0" w:after="0" w:line="360" w:lineRule="auto"/>
+              <w:spacing w:before="0" w:after="0" w:line="240" w:lineRule="auto"/>
               <w:ind w:left="0" w:right="0" w:firstLine="0"/>
             </w:pPr>
             <w:r>
@@ -4487,7 +4483,7 @@
             <w:pPr>
               <w:keepNext w:val="0"/>
               <w:keepLines w:val="0"/>
-              <w:spacing w:before="0" w:after="0" w:line="360" w:lineRule="auto"/>
+              <w:spacing w:before="0" w:after="0" w:line="240" w:lineRule="auto"/>
               <w:ind w:left="0" w:right="0" w:firstLine="0"/>
             </w:pPr>
             <w:r>
@@ -4505,7 +4501,7 @@
             <w:pPr>
               <w:keepNext w:val="0"/>
               <w:keepLines w:val="0"/>
-              <w:spacing w:before="0" w:after="0" w:line="360" w:lineRule="auto"/>
+              <w:spacing w:before="0" w:after="0" w:line="240" w:lineRule="auto"/>
               <w:ind w:left="0" w:right="0" w:firstLine="0"/>
             </w:pPr>
             <w:r>
@@ -4523,7 +4519,7 @@
             <w:pPr>
               <w:keepNext w:val="0"/>
               <w:keepLines w:val="0"/>
-              <w:spacing w:before="0" w:after="0" w:line="360" w:lineRule="auto"/>
+              <w:spacing w:before="0" w:after="0" w:line="240" w:lineRule="auto"/>
               <w:ind w:left="0" w:right="0" w:firstLine="0"/>
             </w:pPr>
             <w:r>
@@ -4541,7 +4537,7 @@
             <w:pPr>
               <w:keepNext w:val="0"/>
               <w:keepLines w:val="0"/>
-              <w:spacing w:before="0" w:after="0" w:line="360" w:lineRule="auto"/>
+              <w:spacing w:before="0" w:after="0" w:line="240" w:lineRule="auto"/>
               <w:ind w:left="0" w:right="0" w:firstLine="0"/>
             </w:pPr>
             <w:r>
@@ -4559,7 +4555,7 @@
             <w:pPr>
               <w:keepNext w:val="0"/>
               <w:keepLines w:val="0"/>
-              <w:spacing w:before="0" w:after="0" w:line="360" w:lineRule="auto"/>
+              <w:spacing w:before="0" w:after="0" w:line="240" w:lineRule="auto"/>
               <w:ind w:left="0" w:right="0" w:firstLine="0"/>
             </w:pPr>
             <w:r>
@@ -4577,7 +4573,7 @@
             <w:pPr>
               <w:keepNext w:val="0"/>
               <w:keepLines w:val="0"/>
-              <w:spacing w:before="0" w:after="0" w:line="360" w:lineRule="auto"/>
+              <w:spacing w:before="0" w:after="0" w:line="240" w:lineRule="auto"/>
               <w:ind w:left="0" w:right="0" w:firstLine="0"/>
             </w:pPr>
             <w:r>
@@ -4595,7 +4591,7 @@
             <w:pPr>
               <w:keepNext w:val="0"/>
               <w:keepLines w:val="0"/>
-              <w:spacing w:before="0" w:after="0" w:line="360" w:lineRule="auto"/>
+              <w:spacing w:before="0" w:after="0" w:line="240" w:lineRule="auto"/>
               <w:ind w:left="0" w:right="0" w:firstLine="0"/>
             </w:pPr>
             <w:r>
@@ -4613,7 +4609,7 @@
             <w:pPr>
               <w:keepNext w:val="0"/>
               <w:keepLines w:val="0"/>
-              <w:spacing w:before="0" w:after="0" w:line="360" w:lineRule="auto"/>
+              <w:spacing w:before="0" w:after="0" w:line="240" w:lineRule="auto"/>
               <w:ind w:left="0" w:right="0" w:firstLine="0"/>
             </w:pPr>
             <w:r>
@@ -4631,7 +4627,7 @@
             <w:pPr>
               <w:keepNext w:val="0"/>
               <w:keepLines w:val="0"/>
-              <w:spacing w:before="0" w:after="0" w:line="360" w:lineRule="auto"/>
+              <w:spacing w:before="0" w:after="0" w:line="240" w:lineRule="auto"/>
               <w:ind w:left="0" w:right="0" w:firstLine="0"/>
             </w:pPr>
             <w:r>
@@ -4649,7 +4645,7 @@
             <w:pPr>
               <w:keepNext w:val="0"/>
               <w:keepLines w:val="0"/>
-              <w:spacing w:before="0" w:after="0" w:line="360" w:lineRule="auto"/>
+              <w:spacing w:before="0" w:after="0" w:line="240" w:lineRule="auto"/>
               <w:ind w:left="0" w:right="0" w:firstLine="0"/>
             </w:pPr>
             <w:r>
@@ -4667,7 +4663,7 @@
             <w:pPr>
               <w:keepNext w:val="0"/>
               <w:keepLines w:val="0"/>
-              <w:spacing w:before="0" w:after="0" w:line="360" w:lineRule="auto"/>
+              <w:spacing w:before="0" w:after="0" w:line="240" w:lineRule="auto"/>
               <w:ind w:left="0" w:right="0" w:firstLine="0"/>
             </w:pPr>
             <w:r>
@@ -4685,7 +4681,7 @@
             <w:pPr>
               <w:keepNext w:val="0"/>
               <w:keepLines w:val="0"/>
-              <w:spacing w:before="0" w:after="0" w:line="360" w:lineRule="auto"/>
+              <w:spacing w:before="0" w:after="0" w:line="240" w:lineRule="auto"/>
               <w:ind w:left="0" w:right="0" w:firstLine="0"/>
             </w:pPr>
             <w:r>
@@ -4703,7 +4699,7 @@
             <w:pPr>
               <w:keepNext w:val="0"/>
               <w:keepLines w:val="0"/>
-              <w:spacing w:before="0" w:after="0" w:line="360" w:lineRule="auto"/>
+              <w:spacing w:before="0" w:after="0" w:line="240" w:lineRule="auto"/>
               <w:ind w:left="0" w:right="0" w:firstLine="0"/>
             </w:pPr>
             <w:r>
@@ -4721,7 +4717,7 @@
             <w:pPr>
               <w:keepNext w:val="0"/>
               <w:keepLines w:val="0"/>
-              <w:spacing w:before="0" w:after="0" w:line="360" w:lineRule="auto"/>
+              <w:spacing w:before="0" w:after="0" w:line="240" w:lineRule="auto"/>
               <w:ind w:left="0" w:right="0" w:firstLine="0"/>
             </w:pPr>
             <w:r>
@@ -4739,7 +4735,7 @@
             <w:pPr>
               <w:keepNext w:val="0"/>
               <w:keepLines w:val="0"/>
-              <w:spacing w:before="0" w:after="0" w:line="360" w:lineRule="auto"/>
+              <w:spacing w:before="0" w:after="0" w:line="240" w:lineRule="auto"/>
               <w:ind w:left="0" w:right="0" w:firstLine="0"/>
             </w:pPr>
             <w:r>
@@ -4757,7 +4753,7 @@
             <w:pPr>
               <w:keepNext w:val="0"/>
               <w:keepLines w:val="0"/>
-              <w:spacing w:before="0" w:after="0" w:line="360" w:lineRule="auto"/>
+              <w:spacing w:before="0" w:after="0" w:line="240" w:lineRule="auto"/>
               <w:ind w:left="0" w:right="0" w:firstLine="0"/>
             </w:pPr>
             <w:r>
@@ -4775,7 +4771,7 @@
             <w:pPr>
               <w:keepNext w:val="0"/>
               <w:keepLines w:val="0"/>
-              <w:spacing w:before="0" w:after="0" w:line="360" w:lineRule="auto"/>
+              <w:spacing w:before="0" w:after="0" w:line="240" w:lineRule="auto"/>
               <w:ind w:left="0" w:right="0" w:firstLine="0"/>
             </w:pPr>
             <w:r>
@@ -4793,7 +4789,7 @@
             <w:pPr>
               <w:keepNext w:val="0"/>
               <w:keepLines w:val="0"/>
-              <w:spacing w:before="0" w:after="0" w:line="360" w:lineRule="auto"/>
+              <w:spacing w:before="0" w:after="0" w:line="240" w:lineRule="auto"/>
               <w:ind w:left="0" w:right="0" w:firstLine="0"/>
             </w:pPr>
             <w:r>
@@ -4811,7 +4807,7 @@
             <w:pPr>
               <w:keepNext w:val="0"/>
               <w:keepLines w:val="0"/>
-              <w:spacing w:before="0" w:after="0" w:line="360" w:lineRule="auto"/>
+              <w:spacing w:before="0" w:after="0" w:line="240" w:lineRule="auto"/>
               <w:ind w:left="0" w:right="0" w:firstLine="0"/>
             </w:pPr>
             <w:r>
@@ -4829,7 +4825,7 @@
             <w:pPr>
               <w:keepNext w:val="0"/>
               <w:keepLines w:val="0"/>
-              <w:spacing w:before="0" w:after="0" w:line="360" w:lineRule="auto"/>
+              <w:spacing w:before="0" w:after="0" w:line="240" w:lineRule="auto"/>
               <w:ind w:left="0" w:right="0" w:firstLine="0"/>
             </w:pPr>
             <w:r>
@@ -4847,7 +4843,7 @@
             <w:pPr>
               <w:keepNext w:val="0"/>
               <w:keepLines w:val="0"/>
-              <w:spacing w:before="0" w:after="0" w:line="360" w:lineRule="auto"/>
+              <w:spacing w:before="0" w:after="0" w:line="240" w:lineRule="auto"/>
               <w:ind w:left="0" w:right="0" w:firstLine="0"/>
             </w:pPr>
             <w:r>
@@ -4865,7 +4861,7 @@
             <w:pPr>
               <w:keepNext w:val="0"/>
               <w:keepLines w:val="0"/>
-              <w:spacing w:before="0" w:after="0" w:line="360" w:lineRule="auto"/>
+              <w:spacing w:before="0" w:after="0" w:line="240" w:lineRule="auto"/>
               <w:ind w:left="0" w:right="0" w:firstLine="0"/>
             </w:pPr>
             <w:r>
@@ -4883,7 +4879,7 @@
             <w:pPr>
               <w:keepNext w:val="0"/>
               <w:keepLines w:val="0"/>
-              <w:spacing w:before="0" w:after="0" w:line="360" w:lineRule="auto"/>
+              <w:spacing w:before="0" w:after="0" w:line="240" w:lineRule="auto"/>
               <w:ind w:left="0" w:right="0" w:firstLine="0"/>
             </w:pPr>
             <w:r>
@@ -4901,7 +4897,7 @@
             <w:pPr>
               <w:keepNext w:val="0"/>
               <w:keepLines w:val="0"/>
-              <w:spacing w:before="0" w:after="0" w:line="360" w:lineRule="auto"/>
+              <w:spacing w:before="0" w:after="0" w:line="240" w:lineRule="auto"/>
               <w:ind w:left="0" w:right="0" w:firstLine="0"/>
             </w:pPr>
             <w:r>
@@ -4919,7 +4915,7 @@
             <w:pPr>
               <w:keepNext w:val="0"/>
               <w:keepLines w:val="0"/>
-              <w:spacing w:before="0" w:after="0" w:line="360" w:lineRule="auto"/>
+              <w:spacing w:before="0" w:after="0" w:line="240" w:lineRule="auto"/>
               <w:ind w:left="0" w:right="0" w:firstLine="0"/>
             </w:pPr>
             <w:r>
@@ -4937,7 +4933,7 @@
             <w:pPr>
               <w:keepNext w:val="0"/>
               <w:keepLines w:val="0"/>
-              <w:spacing w:before="0" w:after="0" w:line="360" w:lineRule="auto"/>
+              <w:spacing w:before="0" w:after="0" w:line="240" w:lineRule="auto"/>
               <w:ind w:left="0" w:right="0" w:firstLine="0"/>
             </w:pPr>
             <w:r>
@@ -4955,7 +4951,7 @@
             <w:pPr>
               <w:keepNext w:val="0"/>
               <w:keepLines w:val="0"/>
-              <w:spacing w:before="0" w:after="0" w:line="360" w:lineRule="auto"/>
+              <w:spacing w:before="0" w:after="0" w:line="240" w:lineRule="auto"/>
               <w:ind w:left="0" w:right="0" w:firstLine="0"/>
             </w:pPr>
             <w:r>
@@ -4973,7 +4969,7 @@
             <w:pPr>
               <w:keepNext w:val="0"/>
               <w:keepLines w:val="0"/>
-              <w:spacing w:before="0" w:after="0" w:line="360" w:lineRule="auto"/>
+              <w:spacing w:before="0" w:after="0" w:line="240" w:lineRule="auto"/>
               <w:ind w:left="0" w:right="0" w:firstLine="0"/>
             </w:pPr>
             <w:r>
@@ -4991,7 +4987,7 @@
             <w:pPr>
               <w:keepNext w:val="0"/>
               <w:keepLines w:val="0"/>
-              <w:spacing w:before="0" w:after="0" w:line="360" w:lineRule="auto"/>
+              <w:spacing w:before="0" w:after="0" w:line="240" w:lineRule="auto"/>
               <w:ind w:left="0" w:right="0" w:firstLine="0"/>
             </w:pPr>
             <w:r>
@@ -5009,7 +5005,7 @@
             <w:pPr>
               <w:keepNext w:val="0"/>
               <w:keepLines w:val="0"/>
-              <w:spacing w:before="0" w:after="0" w:line="360" w:lineRule="auto"/>
+              <w:spacing w:before="0" w:after="0" w:line="240" w:lineRule="auto"/>
               <w:ind w:left="0" w:right="0" w:firstLine="0"/>
             </w:pPr>
             <w:r>
@@ -5027,7 +5023,7 @@
             <w:pPr>
               <w:keepNext w:val="0"/>
               <w:keepLines w:val="0"/>
-              <w:spacing w:before="0" w:after="0" w:line="360" w:lineRule="auto"/>
+              <w:spacing w:before="0" w:after="0" w:line="240" w:lineRule="auto"/>
               <w:ind w:left="0" w:right="0" w:firstLine="0"/>
             </w:pPr>
             <w:r>
@@ -5045,7 +5041,7 @@
             <w:pPr>
               <w:keepNext w:val="0"/>
               <w:keepLines w:val="0"/>
-              <w:spacing w:before="0" w:after="0" w:line="360" w:lineRule="auto"/>
+              <w:spacing w:before="0" w:after="0" w:line="240" w:lineRule="auto"/>
               <w:ind w:left="0" w:right="0" w:firstLine="0"/>
             </w:pPr>
             <w:r>
@@ -5063,7 +5059,7 @@
             <w:pPr>
               <w:keepNext w:val="0"/>
               <w:keepLines w:val="0"/>
-              <w:spacing w:before="0" w:after="0" w:line="360" w:lineRule="auto"/>
+              <w:spacing w:before="0" w:after="0" w:line="240" w:lineRule="auto"/>
               <w:ind w:left="0" w:right="0" w:firstLine="0"/>
             </w:pPr>
             <w:r>
@@ -5081,7 +5077,7 @@
             <w:pPr>
               <w:keepNext w:val="0"/>
               <w:keepLines w:val="0"/>
-              <w:spacing w:before="0" w:after="0" w:line="360" w:lineRule="auto"/>
+              <w:spacing w:before="0" w:after="0" w:line="240" w:lineRule="auto"/>
               <w:ind w:left="0" w:right="0" w:firstLine="0"/>
             </w:pPr>
             <w:r>
@@ -5099,7 +5095,7 @@
             <w:pPr>
               <w:keepNext w:val="0"/>
               <w:keepLines w:val="0"/>
-              <w:spacing w:before="0" w:after="0" w:line="360" w:lineRule="auto"/>
+              <w:spacing w:before="0" w:after="0" w:line="240" w:lineRule="auto"/>
               <w:ind w:left="0" w:right="0" w:firstLine="0"/>
             </w:pPr>
             <w:r>
@@ -5117,7 +5113,7 @@
             <w:pPr>
               <w:keepNext w:val="0"/>
               <w:keepLines w:val="0"/>
-              <w:spacing w:before="0" w:after="0" w:line="360" w:lineRule="auto"/>
+              <w:spacing w:before="0" w:after="0" w:line="240" w:lineRule="auto"/>
               <w:ind w:left="0" w:right="0" w:firstLine="0"/>
             </w:pPr>
             <w:r>
@@ -5135,7 +5131,7 @@
             <w:pPr>
               <w:keepNext w:val="0"/>
               <w:keepLines w:val="0"/>
-              <w:spacing w:before="0" w:after="0" w:line="360" w:lineRule="auto"/>
+              <w:spacing w:before="0" w:after="0" w:line="240" w:lineRule="auto"/>
               <w:ind w:left="0" w:right="0" w:firstLine="0"/>
             </w:pPr>
             <w:r>
@@ -5153,7 +5149,7 @@
             <w:pPr>
               <w:keepNext w:val="0"/>
               <w:keepLines w:val="0"/>
-              <w:spacing w:before="0" w:after="0" w:line="360" w:lineRule="auto"/>
+              <w:spacing w:before="0" w:after="0" w:line="240" w:lineRule="auto"/>
               <w:ind w:left="0" w:right="0" w:firstLine="0"/>
             </w:pPr>
             <w:r>
@@ -5171,7 +5167,7 @@
             <w:pPr>
               <w:keepNext w:val="0"/>
               <w:keepLines w:val="0"/>
-              <w:spacing w:before="0" w:after="0" w:line="360" w:lineRule="auto"/>
+              <w:spacing w:before="0" w:after="0" w:line="240" w:lineRule="auto"/>
               <w:ind w:left="0" w:right="0" w:firstLine="0"/>
             </w:pPr>
             <w:r>
@@ -5189,7 +5185,7 @@
             <w:pPr>
               <w:keepNext w:val="0"/>
               <w:keepLines w:val="0"/>
-              <w:spacing w:before="0" w:after="0" w:line="360" w:lineRule="auto"/>
+              <w:spacing w:before="0" w:after="0" w:line="240" w:lineRule="auto"/>
               <w:ind w:left="0" w:right="0" w:firstLine="0"/>
             </w:pPr>
             <w:r>
@@ -5207,7 +5203,7 @@
             <w:pPr>
               <w:keepNext w:val="0"/>
               <w:keepLines w:val="0"/>
-              <w:spacing w:before="0" w:after="0" w:line="360" w:lineRule="auto"/>
+              <w:spacing w:before="0" w:after="0" w:line="240" w:lineRule="auto"/>
               <w:ind w:left="0" w:right="0" w:firstLine="0"/>
             </w:pPr>
             <w:r>
@@ -5225,7 +5221,7 @@
             <w:pPr>
               <w:keepNext w:val="0"/>
               <w:keepLines w:val="0"/>
-              <w:spacing w:before="0" w:after="0" w:line="360" w:lineRule="auto"/>
+              <w:spacing w:before="0" w:after="0" w:line="240" w:lineRule="auto"/>
               <w:ind w:left="0" w:right="0" w:firstLine="0"/>
             </w:pPr>
             <w:r>
@@ -5243,7 +5239,7 @@
             <w:pPr>
               <w:keepNext w:val="0"/>
               <w:keepLines w:val="0"/>
-              <w:spacing w:before="0" w:after="0" w:line="360" w:lineRule="auto"/>
+              <w:spacing w:before="0" w:after="0" w:line="240" w:lineRule="auto"/>
               <w:ind w:left="0" w:right="0" w:firstLine="0"/>
             </w:pPr>
             <w:r>
@@ -5261,7 +5257,7 @@
             <w:pPr>
               <w:keepNext w:val="0"/>
               <w:keepLines w:val="0"/>
-              <w:spacing w:before="0" w:after="0" w:line="360" w:lineRule="auto"/>
+              <w:spacing w:before="0" w:after="0" w:line="240" w:lineRule="auto"/>
               <w:ind w:left="0" w:right="0" w:firstLine="0"/>
             </w:pPr>
             <w:r>
@@ -5279,7 +5275,7 @@
             <w:pPr>
               <w:keepNext w:val="0"/>
               <w:keepLines w:val="0"/>
-              <w:spacing w:before="0" w:after="0" w:line="360" w:lineRule="auto"/>
+              <w:spacing w:before="0" w:after="0" w:line="240" w:lineRule="auto"/>
               <w:ind w:left="0" w:right="0" w:firstLine="0"/>
             </w:pPr>
             <w:r>
@@ -5297,7 +5293,7 @@
             <w:pPr>
               <w:keepNext w:val="0"/>
               <w:keepLines w:val="0"/>
-              <w:spacing w:before="0" w:after="0" w:line="360" w:lineRule="auto"/>
+              <w:spacing w:before="0" w:after="0" w:line="240" w:lineRule="auto"/>
               <w:ind w:left="0" w:right="0" w:firstLine="0"/>
             </w:pPr>
             <w:r>
@@ -5315,7 +5311,7 @@
             <w:pPr>
               <w:keepNext w:val="0"/>
               <w:keepLines w:val="0"/>
-              <w:spacing w:before="0" w:after="0" w:line="360" w:lineRule="auto"/>
+              <w:spacing w:before="0" w:after="0" w:line="240" w:lineRule="auto"/>
               <w:ind w:left="0" w:right="0" w:firstLine="0"/>
             </w:pPr>
             <w:r>
@@ -5333,7 +5329,7 @@
             <w:pPr>
               <w:keepNext w:val="0"/>
               <w:keepLines w:val="0"/>
-              <w:spacing w:before="0" w:after="0" w:line="360" w:lineRule="auto"/>
+              <w:spacing w:before="0" w:after="0" w:line="240" w:lineRule="auto"/>
               <w:ind w:left="0" w:right="0" w:firstLine="0"/>
             </w:pPr>
             <w:r>
@@ -5351,7 +5347,7 @@
             <w:pPr>
               <w:keepNext w:val="0"/>
               <w:keepLines w:val="0"/>
-              <w:spacing w:before="0" w:after="0" w:line="360" w:lineRule="auto"/>
+              <w:spacing w:before="0" w:after="0" w:line="240" w:lineRule="auto"/>
               <w:ind w:left="0" w:right="0" w:firstLine="0"/>
             </w:pPr>
             <w:r>
@@ -5369,7 +5365,7 @@
             <w:pPr>
               <w:keepNext w:val="0"/>
               <w:keepLines w:val="0"/>
-              <w:spacing w:before="0" w:after="0" w:line="360" w:lineRule="auto"/>
+              <w:spacing w:before="0" w:after="0" w:line="240" w:lineRule="auto"/>
               <w:ind w:left="0" w:right="0" w:firstLine="0"/>
             </w:pPr>
             <w:r>
@@ -5387,7 +5383,7 @@
             <w:pPr>
               <w:keepNext w:val="0"/>
               <w:keepLines w:val="0"/>
-              <w:spacing w:before="0" w:after="0" w:line="360" w:lineRule="auto"/>
+              <w:spacing w:before="0" w:after="0" w:line="240" w:lineRule="auto"/>
               <w:ind w:left="0" w:right="0" w:firstLine="0"/>
             </w:pPr>
             <w:r>
@@ -5405,7 +5401,7 @@
             <w:pPr>
               <w:keepNext w:val="0"/>
               <w:keepLines w:val="0"/>
-              <w:spacing w:before="0" w:after="0" w:line="360" w:lineRule="auto"/>
+              <w:spacing w:before="0" w:after="0" w:line="240" w:lineRule="auto"/>
               <w:ind w:left="0" w:right="0" w:firstLine="0"/>
             </w:pPr>
             <w:r>
@@ -5423,7 +5419,7 @@
             <w:pPr>
               <w:keepNext w:val="0"/>
               <w:keepLines w:val="0"/>
-              <w:spacing w:before="0" w:after="0" w:line="360" w:lineRule="auto"/>
+              <w:spacing w:before="0" w:after="0" w:line="240" w:lineRule="auto"/>
               <w:ind w:left="0" w:right="0" w:firstLine="0"/>
             </w:pPr>
             <w:r>
@@ -5441,7 +5437,7 @@
             <w:pPr>
               <w:keepNext w:val="0"/>
               <w:keepLines w:val="0"/>
-              <w:spacing w:before="0" w:after="0" w:line="360" w:lineRule="auto"/>
+              <w:spacing w:before="0" w:after="0" w:line="240" w:lineRule="auto"/>
               <w:ind w:left="0" w:right="0" w:firstLine="0"/>
             </w:pPr>
             <w:r>
@@ -5516,7 +5512,6 @@
         <w:tc>
           <w:tcPr>
             <w:tcW w:type="dxa" w:w="9720"/>
-            <w:shd w:fill="F2F2F2"/>
             <w:tcBorders>
               <w:top w:val="nil"/>
               <w:left w:val="nil"/>
@@ -5536,7 +5531,7 @@
             <w:pPr>
               <w:keepNext w:val="0"/>
               <w:keepLines w:val="0"/>
-              <w:spacing w:before="0" w:after="0" w:line="360" w:lineRule="auto"/>
+              <w:spacing w:before="0" w:after="0" w:line="240" w:lineRule="auto"/>
               <w:ind w:left="0" w:right="0" w:firstLine="0"/>
             </w:pPr>
             <w:r>
@@ -5554,24 +5549,24 @@
             <w:pPr>
               <w:keepNext w:val="0"/>
               <w:keepLines w:val="0"/>
-              <w:spacing w:before="0" w:after="0" w:line="360" w:lineRule="auto"/>
-              <w:ind w:left="0" w:right="0" w:firstLine="0"/>
-            </w:pPr>
-            <w:r>
-              <w:rPr>
-                <w:rFonts w:ascii="Courier New" w:hAnsi="Courier New" w:eastAsia="Courier New" w:cs="Courier New"/>
-                <w:b w:val="0"/>
-                <w:i w:val="0"/>
-                <w:color w:val="000000"/>
-                <w:sz w:val="22"/>
-              </w:rPr>
-            </w:r>
-          </w:p>
-          <w:p>
-            <w:pPr>
-              <w:keepNext w:val="0"/>
-              <w:keepLines w:val="0"/>
-              <w:spacing w:before="0" w:after="0" w:line="360" w:lineRule="auto"/>
+              <w:spacing w:before="0" w:after="0" w:line="240" w:lineRule="auto"/>
+              <w:ind w:left="0" w:right="0" w:firstLine="0"/>
+            </w:pPr>
+            <w:r>
+              <w:rPr>
+                <w:rFonts w:ascii="Courier New" w:hAnsi="Courier New" w:eastAsia="Courier New" w:cs="Courier New"/>
+                <w:b w:val="0"/>
+                <w:i w:val="0"/>
+                <w:color w:val="000000"/>
+                <w:sz w:val="22"/>
+              </w:rPr>
+            </w:r>
+          </w:p>
+          <w:p>
+            <w:pPr>
+              <w:keepNext w:val="0"/>
+              <w:keepLines w:val="0"/>
+              <w:spacing w:before="0" w:after="0" w:line="240" w:lineRule="auto"/>
               <w:ind w:left="0" w:right="0" w:firstLine="0"/>
             </w:pPr>
             <w:r>
@@ -5589,7 +5584,7 @@
             <w:pPr>
               <w:keepNext w:val="0"/>
               <w:keepLines w:val="0"/>
-              <w:spacing w:before="0" w:after="0" w:line="360" w:lineRule="auto"/>
+              <w:spacing w:before="0" w:after="0" w:line="240" w:lineRule="auto"/>
               <w:ind w:left="0" w:right="0" w:firstLine="0"/>
             </w:pPr>
             <w:r>
@@ -5607,7 +5602,7 @@
             <w:pPr>
               <w:keepNext w:val="0"/>
               <w:keepLines w:val="0"/>
-              <w:spacing w:before="0" w:after="0" w:line="360" w:lineRule="auto"/>
+              <w:spacing w:before="0" w:after="0" w:line="240" w:lineRule="auto"/>
               <w:ind w:left="0" w:right="0" w:firstLine="0"/>
             </w:pPr>
             <w:r>
@@ -5625,7 +5620,7 @@
             <w:pPr>
               <w:keepNext w:val="0"/>
               <w:keepLines w:val="0"/>
-              <w:spacing w:before="0" w:after="0" w:line="360" w:lineRule="auto"/>
+              <w:spacing w:before="0" w:after="0" w:line="240" w:lineRule="auto"/>
               <w:ind w:left="0" w:right="0" w:firstLine="0"/>
             </w:pPr>
             <w:r>
@@ -5643,7 +5638,7 @@
             <w:pPr>
               <w:keepNext w:val="0"/>
               <w:keepLines w:val="0"/>
-              <w:spacing w:before="0" w:after="0" w:line="360" w:lineRule="auto"/>
+              <w:spacing w:before="0" w:after="0" w:line="240" w:lineRule="auto"/>
               <w:ind w:left="0" w:right="0" w:firstLine="0"/>
             </w:pPr>
             <w:r>
@@ -5661,7 +5656,7 @@
             <w:pPr>
               <w:keepNext w:val="0"/>
               <w:keepLines w:val="0"/>
-              <w:spacing w:before="0" w:after="0" w:line="360" w:lineRule="auto"/>
+              <w:spacing w:before="0" w:after="0" w:line="240" w:lineRule="auto"/>
               <w:ind w:left="0" w:right="0" w:firstLine="0"/>
             </w:pPr>
             <w:r>
@@ -5679,7 +5674,7 @@
             <w:pPr>
               <w:keepNext w:val="0"/>
               <w:keepLines w:val="0"/>
-              <w:spacing w:before="0" w:after="0" w:line="360" w:lineRule="auto"/>
+              <w:spacing w:before="0" w:after="0" w:line="240" w:lineRule="auto"/>
               <w:ind w:left="0" w:right="0" w:firstLine="0"/>
             </w:pPr>
             <w:r>
@@ -5697,7 +5692,7 @@
             <w:pPr>
               <w:keepNext w:val="0"/>
               <w:keepLines w:val="0"/>
-              <w:spacing w:before="0" w:after="0" w:line="360" w:lineRule="auto"/>
+              <w:spacing w:before="0" w:after="0" w:line="240" w:lineRule="auto"/>
               <w:ind w:left="0" w:right="0" w:firstLine="0"/>
             </w:pPr>
             <w:r>
@@ -5715,24 +5710,24 @@
             <w:pPr>
               <w:keepNext w:val="0"/>
               <w:keepLines w:val="0"/>
-              <w:spacing w:before="0" w:after="0" w:line="360" w:lineRule="auto"/>
-              <w:ind w:left="0" w:right="0" w:firstLine="0"/>
-            </w:pPr>
-            <w:r>
-              <w:rPr>
-                <w:rFonts w:ascii="Courier New" w:hAnsi="Courier New" w:eastAsia="Courier New" w:cs="Courier New"/>
-                <w:b w:val="0"/>
-                <w:i w:val="0"/>
-                <w:color w:val="000000"/>
-                <w:sz w:val="22"/>
-              </w:rPr>
-            </w:r>
-          </w:p>
-          <w:p>
-            <w:pPr>
-              <w:keepNext w:val="0"/>
-              <w:keepLines w:val="0"/>
-              <w:spacing w:before="0" w:after="0" w:line="360" w:lineRule="auto"/>
+              <w:spacing w:before="0" w:after="0" w:line="240" w:lineRule="auto"/>
+              <w:ind w:left="0" w:right="0" w:firstLine="0"/>
+            </w:pPr>
+            <w:r>
+              <w:rPr>
+                <w:rFonts w:ascii="Courier New" w:hAnsi="Courier New" w:eastAsia="Courier New" w:cs="Courier New"/>
+                <w:b w:val="0"/>
+                <w:i w:val="0"/>
+                <w:color w:val="000000"/>
+                <w:sz w:val="22"/>
+              </w:rPr>
+            </w:r>
+          </w:p>
+          <w:p>
+            <w:pPr>
+              <w:keepNext w:val="0"/>
+              <w:keepLines w:val="0"/>
+              <w:spacing w:before="0" w:after="0" w:line="240" w:lineRule="auto"/>
               <w:ind w:left="0" w:right="0" w:firstLine="0"/>
             </w:pPr>
             <w:r>
@@ -5750,7 +5745,7 @@
             <w:pPr>
               <w:keepNext w:val="0"/>
               <w:keepLines w:val="0"/>
-              <w:spacing w:before="0" w:after="0" w:line="360" w:lineRule="auto"/>
+              <w:spacing w:before="0" w:after="0" w:line="240" w:lineRule="auto"/>
               <w:ind w:left="0" w:right="0" w:firstLine="0"/>
             </w:pPr>
             <w:r>
@@ -5768,7 +5763,7 @@
             <w:pPr>
               <w:keepNext w:val="0"/>
               <w:keepLines w:val="0"/>
-              <w:spacing w:before="0" w:after="0" w:line="360" w:lineRule="auto"/>
+              <w:spacing w:before="0" w:after="0" w:line="240" w:lineRule="auto"/>
               <w:ind w:left="0" w:right="0" w:firstLine="0"/>
             </w:pPr>
             <w:r>
@@ -5786,7 +5781,7 @@
             <w:pPr>
               <w:keepNext w:val="0"/>
               <w:keepLines w:val="0"/>
-              <w:spacing w:before="0" w:after="0" w:line="360" w:lineRule="auto"/>
+              <w:spacing w:before="0" w:after="0" w:line="240" w:lineRule="auto"/>
               <w:ind w:left="0" w:right="0" w:firstLine="0"/>
             </w:pPr>
             <w:r>
@@ -5804,7 +5799,7 @@
             <w:pPr>
               <w:keepNext w:val="0"/>
               <w:keepLines w:val="0"/>
-              <w:spacing w:before="0" w:after="0" w:line="360" w:lineRule="auto"/>
+              <w:spacing w:before="0" w:after="0" w:line="240" w:lineRule="auto"/>
               <w:ind w:left="0" w:right="0" w:firstLine="0"/>
             </w:pPr>
             <w:r>
@@ -5822,7 +5817,7 @@
             <w:pPr>
               <w:keepNext w:val="0"/>
               <w:keepLines w:val="0"/>
-              <w:spacing w:before="0" w:after="0" w:line="360" w:lineRule="auto"/>
+              <w:spacing w:before="0" w:after="0" w:line="240" w:lineRule="auto"/>
               <w:ind w:left="0" w:right="0" w:firstLine="0"/>
             </w:pPr>
             <w:r>
@@ -5840,7 +5835,7 @@
             <w:pPr>
               <w:keepNext w:val="0"/>
               <w:keepLines w:val="0"/>
-              <w:spacing w:before="0" w:after="0" w:line="360" w:lineRule="auto"/>
+              <w:spacing w:before="0" w:after="0" w:line="240" w:lineRule="auto"/>
               <w:ind w:left="0" w:right="0" w:firstLine="0"/>
             </w:pPr>
             <w:r>
@@ -5858,7 +5853,7 @@
             <w:pPr>
               <w:keepNext w:val="0"/>
               <w:keepLines w:val="0"/>
-              <w:spacing w:before="0" w:after="0" w:line="360" w:lineRule="auto"/>
+              <w:spacing w:before="0" w:after="0" w:line="240" w:lineRule="auto"/>
               <w:ind w:left="0" w:right="0" w:firstLine="0"/>
             </w:pPr>
             <w:r>
@@ -5876,7 +5871,7 @@
             <w:pPr>
               <w:keepNext w:val="0"/>
               <w:keepLines w:val="0"/>
-              <w:spacing w:before="0" w:after="0" w:line="360" w:lineRule="auto"/>
+              <w:spacing w:before="0" w:after="0" w:line="240" w:lineRule="auto"/>
               <w:ind w:left="0" w:right="0" w:firstLine="0"/>
             </w:pPr>
             <w:r>
@@ -5894,7 +5889,7 @@
             <w:pPr>
               <w:keepNext w:val="0"/>
               <w:keepLines w:val="0"/>
-              <w:spacing w:before="0" w:after="0" w:line="360" w:lineRule="auto"/>
+              <w:spacing w:before="0" w:after="0" w:line="240" w:lineRule="auto"/>
               <w:ind w:left="0" w:right="0" w:firstLine="0"/>
             </w:pPr>
             <w:r>
@@ -5912,7 +5907,7 @@
             <w:pPr>
               <w:keepNext w:val="0"/>
               <w:keepLines w:val="0"/>
-              <w:spacing w:before="0" w:after="0" w:line="360" w:lineRule="auto"/>
+              <w:spacing w:before="0" w:after="0" w:line="240" w:lineRule="auto"/>
               <w:ind w:left="0" w:right="0" w:firstLine="0"/>
             </w:pPr>
             <w:r>
@@ -5930,7 +5925,7 @@
             <w:pPr>
               <w:keepNext w:val="0"/>
               <w:keepLines w:val="0"/>
-              <w:spacing w:before="0" w:after="0" w:line="360" w:lineRule="auto"/>
+              <w:spacing w:before="0" w:after="0" w:line="240" w:lineRule="auto"/>
               <w:ind w:left="0" w:right="0" w:firstLine="0"/>
             </w:pPr>
             <w:r>
@@ -5948,7 +5943,7 @@
             <w:pPr>
               <w:keepNext w:val="0"/>
               <w:keepLines w:val="0"/>
-              <w:spacing w:before="0" w:after="0" w:line="360" w:lineRule="auto"/>
+              <w:spacing w:before="0" w:after="0" w:line="240" w:lineRule="auto"/>
               <w:ind w:left="0" w:right="0" w:firstLine="0"/>
             </w:pPr>
             <w:r>
@@ -5966,7 +5961,7 @@
             <w:pPr>
               <w:keepNext w:val="0"/>
               <w:keepLines w:val="0"/>
-              <w:spacing w:before="0" w:after="0" w:line="360" w:lineRule="auto"/>
+              <w:spacing w:before="0" w:after="0" w:line="240" w:lineRule="auto"/>
               <w:ind w:left="0" w:right="0" w:firstLine="0"/>
             </w:pPr>
             <w:r>
@@ -5984,7 +5979,7 @@
             <w:pPr>
               <w:keepNext w:val="0"/>
               <w:keepLines w:val="0"/>
-              <w:spacing w:before="0" w:after="0" w:line="360" w:lineRule="auto"/>
+              <w:spacing w:before="0" w:after="0" w:line="240" w:lineRule="auto"/>
               <w:ind w:left="0" w:right="0" w:firstLine="0"/>
             </w:pPr>
             <w:r>
@@ -6002,24 +5997,24 @@
             <w:pPr>
               <w:keepNext w:val="0"/>
               <w:keepLines w:val="0"/>
-              <w:spacing w:before="0" w:after="0" w:line="360" w:lineRule="auto"/>
-              <w:ind w:left="0" w:right="0" w:firstLine="0"/>
-            </w:pPr>
-            <w:r>
-              <w:rPr>
-                <w:rFonts w:ascii="Courier New" w:hAnsi="Courier New" w:eastAsia="Courier New" w:cs="Courier New"/>
-                <w:b w:val="0"/>
-                <w:i w:val="0"/>
-                <w:color w:val="000000"/>
-                <w:sz w:val="22"/>
-              </w:rPr>
-            </w:r>
-          </w:p>
-          <w:p>
-            <w:pPr>
-              <w:keepNext w:val="0"/>
-              <w:keepLines w:val="0"/>
-              <w:spacing w:before="0" w:after="0" w:line="360" w:lineRule="auto"/>
+              <w:spacing w:before="0" w:after="0" w:line="240" w:lineRule="auto"/>
+              <w:ind w:left="0" w:right="0" w:firstLine="0"/>
+            </w:pPr>
+            <w:r>
+              <w:rPr>
+                <w:rFonts w:ascii="Courier New" w:hAnsi="Courier New" w:eastAsia="Courier New" w:cs="Courier New"/>
+                <w:b w:val="0"/>
+                <w:i w:val="0"/>
+                <w:color w:val="000000"/>
+                <w:sz w:val="22"/>
+              </w:rPr>
+            </w:r>
+          </w:p>
+          <w:p>
+            <w:pPr>
+              <w:keepNext w:val="0"/>
+              <w:keepLines w:val="0"/>
+              <w:spacing w:before="0" w:after="0" w:line="240" w:lineRule="auto"/>
               <w:ind w:left="0" w:right="0" w:firstLine="0"/>
             </w:pPr>
             <w:r>
@@ -6037,7 +6032,7 @@
             <w:pPr>
               <w:keepNext w:val="0"/>
               <w:keepLines w:val="0"/>
-              <w:spacing w:before="0" w:after="0" w:line="360" w:lineRule="auto"/>
+              <w:spacing w:before="0" w:after="0" w:line="240" w:lineRule="auto"/>
               <w:ind w:left="0" w:right="0" w:firstLine="0"/>
             </w:pPr>
             <w:r>
@@ -6055,24 +6050,24 @@
             <w:pPr>
               <w:keepNext w:val="0"/>
               <w:keepLines w:val="0"/>
-              <w:spacing w:before="0" w:after="0" w:line="360" w:lineRule="auto"/>
-              <w:ind w:left="0" w:right="0" w:firstLine="0"/>
-            </w:pPr>
-            <w:r>
-              <w:rPr>
-                <w:rFonts w:ascii="Courier New" w:hAnsi="Courier New" w:eastAsia="Courier New" w:cs="Courier New"/>
-                <w:b w:val="0"/>
-                <w:i w:val="0"/>
-                <w:color w:val="000000"/>
-                <w:sz w:val="22"/>
-              </w:rPr>
-            </w:r>
-          </w:p>
-          <w:p>
-            <w:pPr>
-              <w:keepNext w:val="0"/>
-              <w:keepLines w:val="0"/>
-              <w:spacing w:before="0" w:after="0" w:line="360" w:lineRule="auto"/>
+              <w:spacing w:before="0" w:after="0" w:line="240" w:lineRule="auto"/>
+              <w:ind w:left="0" w:right="0" w:firstLine="0"/>
+            </w:pPr>
+            <w:r>
+              <w:rPr>
+                <w:rFonts w:ascii="Courier New" w:hAnsi="Courier New" w:eastAsia="Courier New" w:cs="Courier New"/>
+                <w:b w:val="0"/>
+                <w:i w:val="0"/>
+                <w:color w:val="000000"/>
+                <w:sz w:val="22"/>
+              </w:rPr>
+            </w:r>
+          </w:p>
+          <w:p>
+            <w:pPr>
+              <w:keepNext w:val="0"/>
+              <w:keepLines w:val="0"/>
+              <w:spacing w:before="0" w:after="0" w:line="240" w:lineRule="auto"/>
               <w:ind w:left="0" w:right="0" w:firstLine="0"/>
             </w:pPr>
             <w:r>
@@ -6090,7 +6085,7 @@
             <w:pPr>
               <w:keepNext w:val="0"/>
               <w:keepLines w:val="0"/>
-              <w:spacing w:before="0" w:after="0" w:line="360" w:lineRule="auto"/>
+              <w:spacing w:before="0" w:after="0" w:line="240" w:lineRule="auto"/>
               <w:ind w:left="0" w:right="0" w:firstLine="0"/>
             </w:pPr>
             <w:r>
@@ -6108,24 +6103,24 @@
             <w:pPr>
               <w:keepNext w:val="0"/>
               <w:keepLines w:val="0"/>
-              <w:spacing w:before="0" w:after="0" w:line="360" w:lineRule="auto"/>
-              <w:ind w:left="0" w:right="0" w:firstLine="0"/>
-            </w:pPr>
-            <w:r>
-              <w:rPr>
-                <w:rFonts w:ascii="Courier New" w:hAnsi="Courier New" w:eastAsia="Courier New" w:cs="Courier New"/>
-                <w:b w:val="0"/>
-                <w:i w:val="0"/>
-                <w:color w:val="000000"/>
-                <w:sz w:val="22"/>
-              </w:rPr>
-            </w:r>
-          </w:p>
-          <w:p>
-            <w:pPr>
-              <w:keepNext w:val="0"/>
-              <w:keepLines w:val="0"/>
-              <w:spacing w:before="0" w:after="0" w:line="360" w:lineRule="auto"/>
+              <w:spacing w:before="0" w:after="0" w:line="240" w:lineRule="auto"/>
+              <w:ind w:left="0" w:right="0" w:firstLine="0"/>
+            </w:pPr>
+            <w:r>
+              <w:rPr>
+                <w:rFonts w:ascii="Courier New" w:hAnsi="Courier New" w:eastAsia="Courier New" w:cs="Courier New"/>
+                <w:b w:val="0"/>
+                <w:i w:val="0"/>
+                <w:color w:val="000000"/>
+                <w:sz w:val="22"/>
+              </w:rPr>
+            </w:r>
+          </w:p>
+          <w:p>
+            <w:pPr>
+              <w:keepNext w:val="0"/>
+              <w:keepLines w:val="0"/>
+              <w:spacing w:before="0" w:after="0" w:line="240" w:lineRule="auto"/>
               <w:ind w:left="0" w:right="0" w:firstLine="0"/>
             </w:pPr>
             <w:r>
@@ -6143,7 +6138,7 @@
             <w:pPr>
               <w:keepNext w:val="0"/>
               <w:keepLines w:val="0"/>
-              <w:spacing w:before="0" w:after="0" w:line="360" w:lineRule="auto"/>
+              <w:spacing w:before="0" w:after="0" w:line="240" w:lineRule="auto"/>
               <w:ind w:left="0" w:right="0" w:firstLine="0"/>
             </w:pPr>
             <w:r>
@@ -6161,24 +6156,24 @@
             <w:pPr>
               <w:keepNext w:val="0"/>
               <w:keepLines w:val="0"/>
-              <w:spacing w:before="0" w:after="0" w:line="360" w:lineRule="auto"/>
-              <w:ind w:left="0" w:right="0" w:firstLine="0"/>
-            </w:pPr>
-            <w:r>
-              <w:rPr>
-                <w:rFonts w:ascii="Courier New" w:hAnsi="Courier New" w:eastAsia="Courier New" w:cs="Courier New"/>
-                <w:b w:val="0"/>
-                <w:i w:val="0"/>
-                <w:color w:val="000000"/>
-                <w:sz w:val="22"/>
-              </w:rPr>
-            </w:r>
-          </w:p>
-          <w:p>
-            <w:pPr>
-              <w:keepNext w:val="0"/>
-              <w:keepLines w:val="0"/>
-              <w:spacing w:before="0" w:after="0" w:line="360" w:lineRule="auto"/>
+              <w:spacing w:before="0" w:after="0" w:line="240" w:lineRule="auto"/>
+              <w:ind w:left="0" w:right="0" w:firstLine="0"/>
+            </w:pPr>
+            <w:r>
+              <w:rPr>
+                <w:rFonts w:ascii="Courier New" w:hAnsi="Courier New" w:eastAsia="Courier New" w:cs="Courier New"/>
+                <w:b w:val="0"/>
+                <w:i w:val="0"/>
+                <w:color w:val="000000"/>
+                <w:sz w:val="22"/>
+              </w:rPr>
+            </w:r>
+          </w:p>
+          <w:p>
+            <w:pPr>
+              <w:keepNext w:val="0"/>
+              <w:keepLines w:val="0"/>
+              <w:spacing w:before="0" w:after="0" w:line="240" w:lineRule="auto"/>
               <w:ind w:left="0" w:right="0" w:firstLine="0"/>
             </w:pPr>
             <w:r>
@@ -6196,7 +6191,7 @@
             <w:pPr>
               <w:keepNext w:val="0"/>
               <w:keepLines w:val="0"/>
-              <w:spacing w:before="0" w:after="0" w:line="360" w:lineRule="auto"/>
+              <w:spacing w:before="0" w:after="0" w:line="240" w:lineRule="auto"/>
               <w:ind w:left="0" w:right="0" w:firstLine="0"/>
             </w:pPr>
             <w:r>
@@ -6214,24 +6209,24 @@
             <w:pPr>
               <w:keepNext w:val="0"/>
               <w:keepLines w:val="0"/>
-              <w:spacing w:before="0" w:after="0" w:line="360" w:lineRule="auto"/>
-              <w:ind w:left="0" w:right="0" w:firstLine="0"/>
-            </w:pPr>
-            <w:r>
-              <w:rPr>
-                <w:rFonts w:ascii="Courier New" w:hAnsi="Courier New" w:eastAsia="Courier New" w:cs="Courier New"/>
-                <w:b w:val="0"/>
-                <w:i w:val="0"/>
-                <w:color w:val="000000"/>
-                <w:sz w:val="22"/>
-              </w:rPr>
-            </w:r>
-          </w:p>
-          <w:p>
-            <w:pPr>
-              <w:keepNext w:val="0"/>
-              <w:keepLines w:val="0"/>
-              <w:spacing w:before="0" w:after="0" w:line="360" w:lineRule="auto"/>
+              <w:spacing w:before="0" w:after="0" w:line="240" w:lineRule="auto"/>
+              <w:ind w:left="0" w:right="0" w:firstLine="0"/>
+            </w:pPr>
+            <w:r>
+              <w:rPr>
+                <w:rFonts w:ascii="Courier New" w:hAnsi="Courier New" w:eastAsia="Courier New" w:cs="Courier New"/>
+                <w:b w:val="0"/>
+                <w:i w:val="0"/>
+                <w:color w:val="000000"/>
+                <w:sz w:val="22"/>
+              </w:rPr>
+            </w:r>
+          </w:p>
+          <w:p>
+            <w:pPr>
+              <w:keepNext w:val="0"/>
+              <w:keepLines w:val="0"/>
+              <w:spacing w:before="0" w:after="0" w:line="240" w:lineRule="auto"/>
               <w:ind w:left="0" w:right="0" w:firstLine="0"/>
             </w:pPr>
             <w:r>
@@ -6249,7 +6244,7 @@
             <w:pPr>
               <w:keepNext w:val="0"/>
               <w:keepLines w:val="0"/>
-              <w:spacing w:before="0" w:after="0" w:line="360" w:lineRule="auto"/>
+              <w:spacing w:before="0" w:after="0" w:line="240" w:lineRule="auto"/>
               <w:ind w:left="0" w:right="0" w:firstLine="0"/>
             </w:pPr>
             <w:r>
@@ -6267,24 +6262,24 @@
             <w:pPr>
               <w:keepNext w:val="0"/>
               <w:keepLines w:val="0"/>
-              <w:spacing w:before="0" w:after="0" w:line="360" w:lineRule="auto"/>
-              <w:ind w:left="0" w:right="0" w:firstLine="0"/>
-            </w:pPr>
-            <w:r>
-              <w:rPr>
-                <w:rFonts w:ascii="Courier New" w:hAnsi="Courier New" w:eastAsia="Courier New" w:cs="Courier New"/>
-                <w:b w:val="0"/>
-                <w:i w:val="0"/>
-                <w:color w:val="000000"/>
-                <w:sz w:val="22"/>
-              </w:rPr>
-            </w:r>
-          </w:p>
-          <w:p>
-            <w:pPr>
-              <w:keepNext w:val="0"/>
-              <w:keepLines w:val="0"/>
-              <w:spacing w:before="0" w:after="0" w:line="360" w:lineRule="auto"/>
+              <w:spacing w:before="0" w:after="0" w:line="240" w:lineRule="auto"/>
+              <w:ind w:left="0" w:right="0" w:firstLine="0"/>
+            </w:pPr>
+            <w:r>
+              <w:rPr>
+                <w:rFonts w:ascii="Courier New" w:hAnsi="Courier New" w:eastAsia="Courier New" w:cs="Courier New"/>
+                <w:b w:val="0"/>
+                <w:i w:val="0"/>
+                <w:color w:val="000000"/>
+                <w:sz w:val="22"/>
+              </w:rPr>
+            </w:r>
+          </w:p>
+          <w:p>
+            <w:pPr>
+              <w:keepNext w:val="0"/>
+              <w:keepLines w:val="0"/>
+              <w:spacing w:before="0" w:after="0" w:line="240" w:lineRule="auto"/>
               <w:ind w:left="0" w:right="0" w:firstLine="0"/>
             </w:pPr>
             <w:r>
@@ -6302,7 +6297,7 @@
             <w:pPr>
               <w:keepNext w:val="0"/>
               <w:keepLines w:val="0"/>
-              <w:spacing w:before="0" w:after="0" w:line="360" w:lineRule="auto"/>
+              <w:spacing w:before="0" w:after="0" w:line="240" w:lineRule="auto"/>
               <w:ind w:left="0" w:right="0" w:firstLine="0"/>
             </w:pPr>
             <w:r>
@@ -6320,24 +6315,24 @@
             <w:pPr>
               <w:keepNext w:val="0"/>
               <w:keepLines w:val="0"/>
-              <w:spacing w:before="0" w:after="0" w:line="360" w:lineRule="auto"/>
-              <w:ind w:left="0" w:right="0" w:firstLine="0"/>
-            </w:pPr>
-            <w:r>
-              <w:rPr>
-                <w:rFonts w:ascii="Courier New" w:hAnsi="Courier New" w:eastAsia="Courier New" w:cs="Courier New"/>
-                <w:b w:val="0"/>
-                <w:i w:val="0"/>
-                <w:color w:val="000000"/>
-                <w:sz w:val="22"/>
-              </w:rPr>
-            </w:r>
-          </w:p>
-          <w:p>
-            <w:pPr>
-              <w:keepNext w:val="0"/>
-              <w:keepLines w:val="0"/>
-              <w:spacing w:before="0" w:after="0" w:line="360" w:lineRule="auto"/>
+              <w:spacing w:before="0" w:after="0" w:line="240" w:lineRule="auto"/>
+              <w:ind w:left="0" w:right="0" w:firstLine="0"/>
+            </w:pPr>
+            <w:r>
+              <w:rPr>
+                <w:rFonts w:ascii="Courier New" w:hAnsi="Courier New" w:eastAsia="Courier New" w:cs="Courier New"/>
+                <w:b w:val="0"/>
+                <w:i w:val="0"/>
+                <w:color w:val="000000"/>
+                <w:sz w:val="22"/>
+              </w:rPr>
+            </w:r>
+          </w:p>
+          <w:p>
+            <w:pPr>
+              <w:keepNext w:val="0"/>
+              <w:keepLines w:val="0"/>
+              <w:spacing w:before="0" w:after="0" w:line="240" w:lineRule="auto"/>
               <w:ind w:left="0" w:right="0" w:firstLine="0"/>
             </w:pPr>
             <w:r>
@@ -6355,7 +6350,7 @@
             <w:pPr>
               <w:keepNext w:val="0"/>
               <w:keepLines w:val="0"/>
-              <w:spacing w:before="0" w:after="0" w:line="360" w:lineRule="auto"/>
+              <w:spacing w:before="0" w:after="0" w:line="240" w:lineRule="auto"/>
               <w:ind w:left="0" w:right="0" w:firstLine="0"/>
             </w:pPr>
             <w:r>
@@ -6373,24 +6368,24 @@
             <w:pPr>
               <w:keepNext w:val="0"/>
               <w:keepLines w:val="0"/>
-              <w:spacing w:before="0" w:after="0" w:line="360" w:lineRule="auto"/>
-              <w:ind w:left="0" w:right="0" w:firstLine="0"/>
-            </w:pPr>
-            <w:r>
-              <w:rPr>
-                <w:rFonts w:ascii="Courier New" w:hAnsi="Courier New" w:eastAsia="Courier New" w:cs="Courier New"/>
-                <w:b w:val="0"/>
-                <w:i w:val="0"/>
-                <w:color w:val="000000"/>
-                <w:sz w:val="22"/>
-              </w:rPr>
-            </w:r>
-          </w:p>
-          <w:p>
-            <w:pPr>
-              <w:keepNext w:val="0"/>
-              <w:keepLines w:val="0"/>
-              <w:spacing w:before="0" w:after="0" w:line="360" w:lineRule="auto"/>
+              <w:spacing w:before="0" w:after="0" w:line="240" w:lineRule="auto"/>
+              <w:ind w:left="0" w:right="0" w:firstLine="0"/>
+            </w:pPr>
+            <w:r>
+              <w:rPr>
+                <w:rFonts w:ascii="Courier New" w:hAnsi="Courier New" w:eastAsia="Courier New" w:cs="Courier New"/>
+                <w:b w:val="0"/>
+                <w:i w:val="0"/>
+                <w:color w:val="000000"/>
+                <w:sz w:val="22"/>
+              </w:rPr>
+            </w:r>
+          </w:p>
+          <w:p>
+            <w:pPr>
+              <w:keepNext w:val="0"/>
+              <w:keepLines w:val="0"/>
+              <w:spacing w:before="0" w:after="0" w:line="240" w:lineRule="auto"/>
               <w:ind w:left="0" w:right="0" w:firstLine="0"/>
             </w:pPr>
             <w:r>
@@ -6408,7 +6403,7 @@
             <w:pPr>
               <w:keepNext w:val="0"/>
               <w:keepLines w:val="0"/>
-              <w:spacing w:before="0" w:after="0" w:line="360" w:lineRule="auto"/>
+              <w:spacing w:before="0" w:after="0" w:line="240" w:lineRule="auto"/>
               <w:ind w:left="0" w:right="0" w:firstLine="0"/>
             </w:pPr>
             <w:r>
@@ -6426,7 +6421,7 @@
             <w:pPr>
               <w:keepNext w:val="0"/>
               <w:keepLines w:val="0"/>
-              <w:spacing w:before="0" w:after="0" w:line="360" w:lineRule="auto"/>
+              <w:spacing w:before="0" w:after="0" w:line="240" w:lineRule="auto"/>
               <w:ind w:left="0" w:right="0" w:firstLine="0"/>
             </w:pPr>
             <w:r>
@@ -6501,7 +6496,6 @@
         <w:tc>
           <w:tcPr>
             <w:tcW w:type="dxa" w:w="9720"/>
-            <w:shd w:fill="F2F2F2"/>
             <w:tcBorders>
               <w:top w:val="nil"/>
               <w:left w:val="nil"/>
@@ -6521,7 +6515,7 @@
             <w:pPr>
               <w:keepNext w:val="0"/>
               <w:keepLines w:val="0"/>
-              <w:spacing w:before="0" w:after="0" w:line="360" w:lineRule="auto"/>
+              <w:spacing w:before="0" w:after="0" w:line="240" w:lineRule="auto"/>
               <w:ind w:left="0" w:right="0" w:firstLine="0"/>
             </w:pPr>
             <w:r>
@@ -6539,24 +6533,24 @@
             <w:pPr>
               <w:keepNext w:val="0"/>
               <w:keepLines w:val="0"/>
-              <w:spacing w:before="0" w:after="0" w:line="360" w:lineRule="auto"/>
-              <w:ind w:left="0" w:right="0" w:firstLine="0"/>
-            </w:pPr>
-            <w:r>
-              <w:rPr>
-                <w:rFonts w:ascii="Courier New" w:hAnsi="Courier New" w:eastAsia="Courier New" w:cs="Courier New"/>
-                <w:b w:val="0"/>
-                <w:i w:val="0"/>
-                <w:color w:val="000000"/>
-                <w:sz w:val="22"/>
-              </w:rPr>
-            </w:r>
-          </w:p>
-          <w:p>
-            <w:pPr>
-              <w:keepNext w:val="0"/>
-              <w:keepLines w:val="0"/>
-              <w:spacing w:before="0" w:after="0" w:line="360" w:lineRule="auto"/>
+              <w:spacing w:before="0" w:after="0" w:line="240" w:lineRule="auto"/>
+              <w:ind w:left="0" w:right="0" w:firstLine="0"/>
+            </w:pPr>
+            <w:r>
+              <w:rPr>
+                <w:rFonts w:ascii="Courier New" w:hAnsi="Courier New" w:eastAsia="Courier New" w:cs="Courier New"/>
+                <w:b w:val="0"/>
+                <w:i w:val="0"/>
+                <w:color w:val="000000"/>
+                <w:sz w:val="22"/>
+              </w:rPr>
+            </w:r>
+          </w:p>
+          <w:p>
+            <w:pPr>
+              <w:keepNext w:val="0"/>
+              <w:keepLines w:val="0"/>
+              <w:spacing w:before="0" w:after="0" w:line="240" w:lineRule="auto"/>
               <w:ind w:left="0" w:right="0" w:firstLine="0"/>
             </w:pPr>
             <w:r>
@@ -6574,7 +6568,7 @@
             <w:pPr>
               <w:keepNext w:val="0"/>
               <w:keepLines w:val="0"/>
-              <w:spacing w:before="0" w:after="0" w:line="360" w:lineRule="auto"/>
+              <w:spacing w:before="0" w:after="0" w:line="240" w:lineRule="auto"/>
               <w:ind w:left="0" w:right="0" w:firstLine="0"/>
             </w:pPr>
             <w:r>
@@ -6592,24 +6586,24 @@
             <w:pPr>
               <w:keepNext w:val="0"/>
               <w:keepLines w:val="0"/>
-              <w:spacing w:before="0" w:after="0" w:line="360" w:lineRule="auto"/>
-              <w:ind w:left="0" w:right="0" w:firstLine="0"/>
-            </w:pPr>
-            <w:r>
-              <w:rPr>
-                <w:rFonts w:ascii="Courier New" w:hAnsi="Courier New" w:eastAsia="Courier New" w:cs="Courier New"/>
-                <w:b w:val="0"/>
-                <w:i w:val="0"/>
-                <w:color w:val="000000"/>
-                <w:sz w:val="22"/>
-              </w:rPr>
-            </w:r>
-          </w:p>
-          <w:p>
-            <w:pPr>
-              <w:keepNext w:val="0"/>
-              <w:keepLines w:val="0"/>
-              <w:spacing w:before="0" w:after="0" w:line="360" w:lineRule="auto"/>
+              <w:spacing w:before="0" w:after="0" w:line="240" w:lineRule="auto"/>
+              <w:ind w:left="0" w:right="0" w:firstLine="0"/>
+            </w:pPr>
+            <w:r>
+              <w:rPr>
+                <w:rFonts w:ascii="Courier New" w:hAnsi="Courier New" w:eastAsia="Courier New" w:cs="Courier New"/>
+                <w:b w:val="0"/>
+                <w:i w:val="0"/>
+                <w:color w:val="000000"/>
+                <w:sz w:val="22"/>
+              </w:rPr>
+            </w:r>
+          </w:p>
+          <w:p>
+            <w:pPr>
+              <w:keepNext w:val="0"/>
+              <w:keepLines w:val="0"/>
+              <w:spacing w:before="0" w:after="0" w:line="240" w:lineRule="auto"/>
               <w:ind w:left="0" w:right="0" w:firstLine="0"/>
             </w:pPr>
             <w:r>
@@ -6627,7 +6621,7 @@
             <w:pPr>
               <w:keepNext w:val="0"/>
               <w:keepLines w:val="0"/>
-              <w:spacing w:before="0" w:after="0" w:line="360" w:lineRule="auto"/>
+              <w:spacing w:before="0" w:after="0" w:line="240" w:lineRule="auto"/>
               <w:ind w:left="0" w:right="0" w:firstLine="0"/>
             </w:pPr>
             <w:r>
@@ -6645,7 +6639,7 @@
             <w:pPr>
               <w:keepNext w:val="0"/>
               <w:keepLines w:val="0"/>
-              <w:spacing w:before="0" w:after="0" w:line="360" w:lineRule="auto"/>
+              <w:spacing w:before="0" w:after="0" w:line="240" w:lineRule="auto"/>
               <w:ind w:left="0" w:right="0" w:firstLine="0"/>
             </w:pPr>
             <w:r>
@@ -6663,24 +6657,24 @@
             <w:pPr>
               <w:keepNext w:val="0"/>
               <w:keepLines w:val="0"/>
-              <w:spacing w:before="0" w:after="0" w:line="360" w:lineRule="auto"/>
-              <w:ind w:left="0" w:right="0" w:firstLine="0"/>
-            </w:pPr>
-            <w:r>
-              <w:rPr>
-                <w:rFonts w:ascii="Courier New" w:hAnsi="Courier New" w:eastAsia="Courier New" w:cs="Courier New"/>
-                <w:b w:val="0"/>
-                <w:i w:val="0"/>
-                <w:color w:val="000000"/>
-                <w:sz w:val="22"/>
-              </w:rPr>
-            </w:r>
-          </w:p>
-          <w:p>
-            <w:pPr>
-              <w:keepNext w:val="0"/>
-              <w:keepLines w:val="0"/>
-              <w:spacing w:before="0" w:after="0" w:line="360" w:lineRule="auto"/>
+              <w:spacing w:before="0" w:after="0" w:line="240" w:lineRule="auto"/>
+              <w:ind w:left="0" w:right="0" w:firstLine="0"/>
+            </w:pPr>
+            <w:r>
+              <w:rPr>
+                <w:rFonts w:ascii="Courier New" w:hAnsi="Courier New" w:eastAsia="Courier New" w:cs="Courier New"/>
+                <w:b w:val="0"/>
+                <w:i w:val="0"/>
+                <w:color w:val="000000"/>
+                <w:sz w:val="22"/>
+              </w:rPr>
+            </w:r>
+          </w:p>
+          <w:p>
+            <w:pPr>
+              <w:keepNext w:val="0"/>
+              <w:keepLines w:val="0"/>
+              <w:spacing w:before="0" w:after="0" w:line="240" w:lineRule="auto"/>
               <w:ind w:left="0" w:right="0" w:firstLine="0"/>
             </w:pPr>
             <w:r>
@@ -6698,24 +6692,24 @@
             <w:pPr>
               <w:keepNext w:val="0"/>
               <w:keepLines w:val="0"/>
-              <w:spacing w:before="0" w:after="0" w:line="360" w:lineRule="auto"/>
-              <w:ind w:left="0" w:right="0" w:firstLine="0"/>
-            </w:pPr>
-            <w:r>
-              <w:rPr>
-                <w:rFonts w:ascii="Courier New" w:hAnsi="Courier New" w:eastAsia="Courier New" w:cs="Courier New"/>
-                <w:b w:val="0"/>
-                <w:i w:val="0"/>
-                <w:color w:val="000000"/>
-                <w:sz w:val="22"/>
-              </w:rPr>
-            </w:r>
-          </w:p>
-          <w:p>
-            <w:pPr>
-              <w:keepNext w:val="0"/>
-              <w:keepLines w:val="0"/>
-              <w:spacing w:before="0" w:after="0" w:line="360" w:lineRule="auto"/>
+              <w:spacing w:before="0" w:after="0" w:line="240" w:lineRule="auto"/>
+              <w:ind w:left="0" w:right="0" w:firstLine="0"/>
+            </w:pPr>
+            <w:r>
+              <w:rPr>
+                <w:rFonts w:ascii="Courier New" w:hAnsi="Courier New" w:eastAsia="Courier New" w:cs="Courier New"/>
+                <w:b w:val="0"/>
+                <w:i w:val="0"/>
+                <w:color w:val="000000"/>
+                <w:sz w:val="22"/>
+              </w:rPr>
+            </w:r>
+          </w:p>
+          <w:p>
+            <w:pPr>
+              <w:keepNext w:val="0"/>
+              <w:keepLines w:val="0"/>
+              <w:spacing w:before="0" w:after="0" w:line="240" w:lineRule="auto"/>
               <w:ind w:left="0" w:right="0" w:firstLine="0"/>
             </w:pPr>
             <w:r>
@@ -6733,7 +6727,7 @@
             <w:pPr>
               <w:keepNext w:val="0"/>
               <w:keepLines w:val="0"/>
-              <w:spacing w:before="0" w:after="0" w:line="360" w:lineRule="auto"/>
+              <w:spacing w:before="0" w:after="0" w:line="240" w:lineRule="auto"/>
               <w:ind w:left="0" w:right="0" w:firstLine="0"/>
             </w:pPr>
             <w:r>
@@ -6751,24 +6745,24 @@
             <w:pPr>
               <w:keepNext w:val="0"/>
               <w:keepLines w:val="0"/>
-              <w:spacing w:before="0" w:after="0" w:line="360" w:lineRule="auto"/>
-              <w:ind w:left="0" w:right="0" w:firstLine="0"/>
-            </w:pPr>
-            <w:r>
-              <w:rPr>
-                <w:rFonts w:ascii="Courier New" w:hAnsi="Courier New" w:eastAsia="Courier New" w:cs="Courier New"/>
-                <w:b w:val="0"/>
-                <w:i w:val="0"/>
-                <w:color w:val="000000"/>
-                <w:sz w:val="22"/>
-              </w:rPr>
-            </w:r>
-          </w:p>
-          <w:p>
-            <w:pPr>
-              <w:keepNext w:val="0"/>
-              <w:keepLines w:val="0"/>
-              <w:spacing w:before="0" w:after="0" w:line="360" w:lineRule="auto"/>
+              <w:spacing w:before="0" w:after="0" w:line="240" w:lineRule="auto"/>
+              <w:ind w:left="0" w:right="0" w:firstLine="0"/>
+            </w:pPr>
+            <w:r>
+              <w:rPr>
+                <w:rFonts w:ascii="Courier New" w:hAnsi="Courier New" w:eastAsia="Courier New" w:cs="Courier New"/>
+                <w:b w:val="0"/>
+                <w:i w:val="0"/>
+                <w:color w:val="000000"/>
+                <w:sz w:val="22"/>
+              </w:rPr>
+            </w:r>
+          </w:p>
+          <w:p>
+            <w:pPr>
+              <w:keepNext w:val="0"/>
+              <w:keepLines w:val="0"/>
+              <w:spacing w:before="0" w:after="0" w:line="240" w:lineRule="auto"/>
               <w:ind w:left="0" w:right="0" w:firstLine="0"/>
             </w:pPr>
             <w:r>
@@ -6786,24 +6780,24 @@
             <w:pPr>
               <w:keepNext w:val="0"/>
               <w:keepLines w:val="0"/>
-              <w:spacing w:before="0" w:after="0" w:line="360" w:lineRule="auto"/>
-              <w:ind w:left="0" w:right="0" w:firstLine="0"/>
-            </w:pPr>
-            <w:r>
-              <w:rPr>
-                <w:rFonts w:ascii="Courier New" w:hAnsi="Courier New" w:eastAsia="Courier New" w:cs="Courier New"/>
-                <w:b w:val="0"/>
-                <w:i w:val="0"/>
-                <w:color w:val="000000"/>
-                <w:sz w:val="22"/>
-              </w:rPr>
-            </w:r>
-          </w:p>
-          <w:p>
-            <w:pPr>
-              <w:keepNext w:val="0"/>
-              <w:keepLines w:val="0"/>
-              <w:spacing w:before="0" w:after="0" w:line="360" w:lineRule="auto"/>
+              <w:spacing w:before="0" w:after="0" w:line="240" w:lineRule="auto"/>
+              <w:ind w:left="0" w:right="0" w:firstLine="0"/>
+            </w:pPr>
+            <w:r>
+              <w:rPr>
+                <w:rFonts w:ascii="Courier New" w:hAnsi="Courier New" w:eastAsia="Courier New" w:cs="Courier New"/>
+                <w:b w:val="0"/>
+                <w:i w:val="0"/>
+                <w:color w:val="000000"/>
+                <w:sz w:val="22"/>
+              </w:rPr>
+            </w:r>
+          </w:p>
+          <w:p>
+            <w:pPr>
+              <w:keepNext w:val="0"/>
+              <w:keepLines w:val="0"/>
+              <w:spacing w:before="0" w:after="0" w:line="240" w:lineRule="auto"/>
               <w:ind w:left="0" w:right="0" w:firstLine="0"/>
             </w:pPr>
             <w:r>
@@ -6821,24 +6815,24 @@
             <w:pPr>
               <w:keepNext w:val="0"/>
               <w:keepLines w:val="0"/>
-              <w:spacing w:before="0" w:after="0" w:line="360" w:lineRule="auto"/>
-              <w:ind w:left="0" w:right="0" w:firstLine="0"/>
-            </w:pPr>
-            <w:r>
-              <w:rPr>
-                <w:rFonts w:ascii="Courier New" w:hAnsi="Courier New" w:eastAsia="Courier New" w:cs="Courier New"/>
-                <w:b w:val="0"/>
-                <w:i w:val="0"/>
-                <w:color w:val="000000"/>
-                <w:sz w:val="22"/>
-              </w:rPr>
-            </w:r>
-          </w:p>
-          <w:p>
-            <w:pPr>
-              <w:keepNext w:val="0"/>
-              <w:keepLines w:val="0"/>
-              <w:spacing w:before="0" w:after="0" w:line="360" w:lineRule="auto"/>
+              <w:spacing w:before="0" w:after="0" w:line="240" w:lineRule="auto"/>
+              <w:ind w:left="0" w:right="0" w:firstLine="0"/>
+            </w:pPr>
+            <w:r>
+              <w:rPr>
+                <w:rFonts w:ascii="Courier New" w:hAnsi="Courier New" w:eastAsia="Courier New" w:cs="Courier New"/>
+                <w:b w:val="0"/>
+                <w:i w:val="0"/>
+                <w:color w:val="000000"/>
+                <w:sz w:val="22"/>
+              </w:rPr>
+            </w:r>
+          </w:p>
+          <w:p>
+            <w:pPr>
+              <w:keepNext w:val="0"/>
+              <w:keepLines w:val="0"/>
+              <w:spacing w:before="0" w:after="0" w:line="240" w:lineRule="auto"/>
               <w:ind w:left="0" w:right="0" w:firstLine="0"/>
             </w:pPr>
             <w:r>
@@ -6856,7 +6850,7 @@
             <w:pPr>
               <w:keepNext w:val="0"/>
               <w:keepLines w:val="0"/>
-              <w:spacing w:before="0" w:after="0" w:line="360" w:lineRule="auto"/>
+              <w:spacing w:before="0" w:after="0" w:line="240" w:lineRule="auto"/>
               <w:ind w:left="0" w:right="0" w:firstLine="0"/>
             </w:pPr>
             <w:r>
@@ -6874,24 +6868,24 @@
             <w:pPr>
               <w:keepNext w:val="0"/>
               <w:keepLines w:val="0"/>
-              <w:spacing w:before="0" w:after="0" w:line="360" w:lineRule="auto"/>
-              <w:ind w:left="0" w:right="0" w:firstLine="0"/>
-            </w:pPr>
-            <w:r>
-              <w:rPr>
-                <w:rFonts w:ascii="Courier New" w:hAnsi="Courier New" w:eastAsia="Courier New" w:cs="Courier New"/>
-                <w:b w:val="0"/>
-                <w:i w:val="0"/>
-                <w:color w:val="000000"/>
-                <w:sz w:val="22"/>
-              </w:rPr>
-            </w:r>
-          </w:p>
-          <w:p>
-            <w:pPr>
-              <w:keepNext w:val="0"/>
-              <w:keepLines w:val="0"/>
-              <w:spacing w:before="0" w:after="0" w:line="360" w:lineRule="auto"/>
+              <w:spacing w:before="0" w:after="0" w:line="240" w:lineRule="auto"/>
+              <w:ind w:left="0" w:right="0" w:firstLine="0"/>
+            </w:pPr>
+            <w:r>
+              <w:rPr>
+                <w:rFonts w:ascii="Courier New" w:hAnsi="Courier New" w:eastAsia="Courier New" w:cs="Courier New"/>
+                <w:b w:val="0"/>
+                <w:i w:val="0"/>
+                <w:color w:val="000000"/>
+                <w:sz w:val="22"/>
+              </w:rPr>
+            </w:r>
+          </w:p>
+          <w:p>
+            <w:pPr>
+              <w:keepNext w:val="0"/>
+              <w:keepLines w:val="0"/>
+              <w:spacing w:before="0" w:after="0" w:line="240" w:lineRule="auto"/>
               <w:ind w:left="0" w:right="0" w:firstLine="0"/>
             </w:pPr>
             <w:r>
@@ -6909,7 +6903,7 @@
             <w:pPr>
               <w:keepNext w:val="0"/>
               <w:keepLines w:val="0"/>
-              <w:spacing w:before="0" w:after="0" w:line="360" w:lineRule="auto"/>
+              <w:spacing w:before="0" w:after="0" w:line="240" w:lineRule="auto"/>
               <w:ind w:left="0" w:right="0" w:firstLine="0"/>
             </w:pPr>
             <w:r>
@@ -6927,7 +6921,7 @@
             <w:pPr>
               <w:keepNext w:val="0"/>
               <w:keepLines w:val="0"/>
-              <w:spacing w:before="0" w:after="0" w:line="360" w:lineRule="auto"/>
+              <w:spacing w:before="0" w:after="0" w:line="240" w:lineRule="auto"/>
               <w:ind w:left="0" w:right="0" w:firstLine="0"/>
             </w:pPr>
             <w:r>
@@ -6945,7 +6939,7 @@
             <w:pPr>
               <w:keepNext w:val="0"/>
               <w:keepLines w:val="0"/>
-              <w:spacing w:before="0" w:after="0" w:line="360" w:lineRule="auto"/>
+              <w:spacing w:before="0" w:after="0" w:line="240" w:lineRule="auto"/>
               <w:ind w:left="0" w:right="0" w:firstLine="0"/>
             </w:pPr>
             <w:r>
@@ -6963,7 +6957,7 @@
             <w:pPr>
               <w:keepNext w:val="0"/>
               <w:keepLines w:val="0"/>
-              <w:spacing w:before="0" w:after="0" w:line="360" w:lineRule="auto"/>
+              <w:spacing w:before="0" w:after="0" w:line="240" w:lineRule="auto"/>
               <w:ind w:left="0" w:right="0" w:firstLine="0"/>
             </w:pPr>
             <w:r>
@@ -6981,7 +6975,7 @@
             <w:pPr>
               <w:keepNext w:val="0"/>
               <w:keepLines w:val="0"/>
-              <w:spacing w:before="0" w:after="0" w:line="360" w:lineRule="auto"/>
+              <w:spacing w:before="0" w:after="0" w:line="240" w:lineRule="auto"/>
               <w:ind w:left="0" w:right="0" w:firstLine="0"/>
             </w:pPr>
             <w:r>
@@ -6999,7 +6993,7 @@
             <w:pPr>
               <w:keepNext w:val="0"/>
               <w:keepLines w:val="0"/>
-              <w:spacing w:before="0" w:after="0" w:line="360" w:lineRule="auto"/>
+              <w:spacing w:before="0" w:after="0" w:line="240" w:lineRule="auto"/>
               <w:ind w:left="0" w:right="0" w:firstLine="0"/>
             </w:pPr>
             <w:r>
@@ -7017,7 +7011,7 @@
             <w:pPr>
               <w:keepNext w:val="0"/>
               <w:keepLines w:val="0"/>
-              <w:spacing w:before="0" w:after="0" w:line="360" w:lineRule="auto"/>
+              <w:spacing w:before="0" w:after="0" w:line="240" w:lineRule="auto"/>
               <w:ind w:left="0" w:right="0" w:firstLine="0"/>
             </w:pPr>
             <w:r>
@@ -7035,7 +7029,7 @@
             <w:pPr>
               <w:keepNext w:val="0"/>
               <w:keepLines w:val="0"/>
-              <w:spacing w:before="0" w:after="0" w:line="360" w:lineRule="auto"/>
+              <w:spacing w:before="0" w:after="0" w:line="240" w:lineRule="auto"/>
               <w:ind w:left="0" w:right="0" w:firstLine="0"/>
             </w:pPr>
             <w:r>
@@ -7053,7 +7047,7 @@
             <w:pPr>
               <w:keepNext w:val="0"/>
               <w:keepLines w:val="0"/>
-              <w:spacing w:before="0" w:after="0" w:line="360" w:lineRule="auto"/>
+              <w:spacing w:before="0" w:after="0" w:line="240" w:lineRule="auto"/>
               <w:ind w:left="0" w:right="0" w:firstLine="0"/>
             </w:pPr>
             <w:r>
@@ -7071,7 +7065,7 @@
             <w:pPr>
               <w:keepNext w:val="0"/>
               <w:keepLines w:val="0"/>
-              <w:spacing w:before="0" w:after="0" w:line="360" w:lineRule="auto"/>
+              <w:spacing w:before="0" w:after="0" w:line="240" w:lineRule="auto"/>
               <w:ind w:left="0" w:right="0" w:firstLine="0"/>
             </w:pPr>
             <w:r>
@@ -7089,7 +7083,7 @@
             <w:pPr>
               <w:keepNext w:val="0"/>
               <w:keepLines w:val="0"/>
-              <w:spacing w:before="0" w:after="0" w:line="360" w:lineRule="auto"/>
+              <w:spacing w:before="0" w:after="0" w:line="240" w:lineRule="auto"/>
               <w:ind w:left="0" w:right="0" w:firstLine="0"/>
             </w:pPr>
             <w:r>
@@ -7107,7 +7101,7 @@
             <w:pPr>
               <w:keepNext w:val="0"/>
               <w:keepLines w:val="0"/>
-              <w:spacing w:before="0" w:after="0" w:line="360" w:lineRule="auto"/>
+              <w:spacing w:before="0" w:after="0" w:line="240" w:lineRule="auto"/>
               <w:ind w:left="0" w:right="0" w:firstLine="0"/>
             </w:pPr>
             <w:r>
@@ -7125,7 +7119,7 @@
             <w:pPr>
               <w:keepNext w:val="0"/>
               <w:keepLines w:val="0"/>
-              <w:spacing w:before="0" w:after="0" w:line="360" w:lineRule="auto"/>
+              <w:spacing w:before="0" w:after="0" w:line="240" w:lineRule="auto"/>
               <w:ind w:left="0" w:right="0" w:firstLine="0"/>
             </w:pPr>
             <w:r>
@@ -7143,7 +7137,7 @@
             <w:pPr>
               <w:keepNext w:val="0"/>
               <w:keepLines w:val="0"/>
-              <w:spacing w:before="0" w:after="0" w:line="360" w:lineRule="auto"/>
+              <w:spacing w:before="0" w:after="0" w:line="240" w:lineRule="auto"/>
               <w:ind w:left="0" w:right="0" w:firstLine="0"/>
             </w:pPr>
             <w:r>
@@ -7161,7 +7155,7 @@
             <w:pPr>
               <w:keepNext w:val="0"/>
               <w:keepLines w:val="0"/>
-              <w:spacing w:before="0" w:after="0" w:line="360" w:lineRule="auto"/>
+              <w:spacing w:before="0" w:after="0" w:line="240" w:lineRule="auto"/>
               <w:ind w:left="0" w:right="0" w:firstLine="0"/>
             </w:pPr>
             <w:r>
@@ -7179,7 +7173,7 @@
             <w:pPr>
               <w:keepNext w:val="0"/>
               <w:keepLines w:val="0"/>
-              <w:spacing w:before="0" w:after="0" w:line="360" w:lineRule="auto"/>
+              <w:spacing w:before="0" w:after="0" w:line="240" w:lineRule="auto"/>
               <w:ind w:left="0" w:right="0" w:firstLine="0"/>
             </w:pPr>
             <w:r>
@@ -7197,24 +7191,24 @@
             <w:pPr>
               <w:keepNext w:val="0"/>
               <w:keepLines w:val="0"/>
-              <w:spacing w:before="0" w:after="0" w:line="360" w:lineRule="auto"/>
-              <w:ind w:left="0" w:right="0" w:firstLine="0"/>
-            </w:pPr>
-            <w:r>
-              <w:rPr>
-                <w:rFonts w:ascii="Courier New" w:hAnsi="Courier New" w:eastAsia="Courier New" w:cs="Courier New"/>
-                <w:b w:val="0"/>
-                <w:i w:val="0"/>
-                <w:color w:val="000000"/>
-                <w:sz w:val="22"/>
-              </w:rPr>
-            </w:r>
-          </w:p>
-          <w:p>
-            <w:pPr>
-              <w:keepNext w:val="0"/>
-              <w:keepLines w:val="0"/>
-              <w:spacing w:before="0" w:after="0" w:line="360" w:lineRule="auto"/>
+              <w:spacing w:before="0" w:after="0" w:line="240" w:lineRule="auto"/>
+              <w:ind w:left="0" w:right="0" w:firstLine="0"/>
+            </w:pPr>
+            <w:r>
+              <w:rPr>
+                <w:rFonts w:ascii="Courier New" w:hAnsi="Courier New" w:eastAsia="Courier New" w:cs="Courier New"/>
+                <w:b w:val="0"/>
+                <w:i w:val="0"/>
+                <w:color w:val="000000"/>
+                <w:sz w:val="22"/>
+              </w:rPr>
+            </w:r>
+          </w:p>
+          <w:p>
+            <w:pPr>
+              <w:keepNext w:val="0"/>
+              <w:keepLines w:val="0"/>
+              <w:spacing w:before="0" w:after="0" w:line="240" w:lineRule="auto"/>
               <w:ind w:left="0" w:right="0" w:firstLine="0"/>
             </w:pPr>
             <w:r>
@@ -7232,24 +7226,24 @@
             <w:pPr>
               <w:keepNext w:val="0"/>
               <w:keepLines w:val="0"/>
-              <w:spacing w:before="0" w:after="0" w:line="360" w:lineRule="auto"/>
-              <w:ind w:left="0" w:right="0" w:firstLine="0"/>
-            </w:pPr>
-            <w:r>
-              <w:rPr>
-                <w:rFonts w:ascii="Courier New" w:hAnsi="Courier New" w:eastAsia="Courier New" w:cs="Courier New"/>
-                <w:b w:val="0"/>
-                <w:i w:val="0"/>
-                <w:color w:val="000000"/>
-                <w:sz w:val="22"/>
-              </w:rPr>
-            </w:r>
-          </w:p>
-          <w:p>
-            <w:pPr>
-              <w:keepNext w:val="0"/>
-              <w:keepLines w:val="0"/>
-              <w:spacing w:before="0" w:after="0" w:line="360" w:lineRule="auto"/>
+              <w:spacing w:before="0" w:after="0" w:line="240" w:lineRule="auto"/>
+              <w:ind w:left="0" w:right="0" w:firstLine="0"/>
+            </w:pPr>
+            <w:r>
+              <w:rPr>
+                <w:rFonts w:ascii="Courier New" w:hAnsi="Courier New" w:eastAsia="Courier New" w:cs="Courier New"/>
+                <w:b w:val="0"/>
+                <w:i w:val="0"/>
+                <w:color w:val="000000"/>
+                <w:sz w:val="22"/>
+              </w:rPr>
+            </w:r>
+          </w:p>
+          <w:p>
+            <w:pPr>
+              <w:keepNext w:val="0"/>
+              <w:keepLines w:val="0"/>
+              <w:spacing w:before="0" w:after="0" w:line="240" w:lineRule="auto"/>
               <w:ind w:left="0" w:right="0" w:firstLine="0"/>
             </w:pPr>
             <w:r>
@@ -7267,7 +7261,7 @@
             <w:pPr>
               <w:keepNext w:val="0"/>
               <w:keepLines w:val="0"/>
-              <w:spacing w:before="0" w:after="0" w:line="360" w:lineRule="auto"/>
+              <w:spacing w:before="0" w:after="0" w:line="240" w:lineRule="auto"/>
               <w:ind w:left="0" w:right="0" w:firstLine="0"/>
             </w:pPr>
             <w:r>
@@ -7285,7 +7279,7 @@
             <w:pPr>
               <w:keepNext w:val="0"/>
               <w:keepLines w:val="0"/>
-              <w:spacing w:before="0" w:after="0" w:line="360" w:lineRule="auto"/>
+              <w:spacing w:before="0" w:after="0" w:line="240" w:lineRule="auto"/>
               <w:ind w:left="0" w:right="0" w:firstLine="0"/>
             </w:pPr>
             <w:r>
@@ -7303,7 +7297,7 @@
             <w:pPr>
               <w:keepNext w:val="0"/>
               <w:keepLines w:val="0"/>
-              <w:spacing w:before="0" w:after="0" w:line="360" w:lineRule="auto"/>
+              <w:spacing w:before="0" w:after="0" w:line="240" w:lineRule="auto"/>
               <w:ind w:left="0" w:right="0" w:firstLine="0"/>
             </w:pPr>
             <w:r>
@@ -7321,7 +7315,7 @@
             <w:pPr>
               <w:keepNext w:val="0"/>
               <w:keepLines w:val="0"/>
-              <w:spacing w:before="0" w:after="0" w:line="360" w:lineRule="auto"/>
+              <w:spacing w:before="0" w:after="0" w:line="240" w:lineRule="auto"/>
               <w:ind w:left="0" w:right="0" w:firstLine="0"/>
             </w:pPr>
             <w:r>
@@ -7339,7 +7333,7 @@
             <w:pPr>
               <w:keepNext w:val="0"/>
               <w:keepLines w:val="0"/>
-              <w:spacing w:before="0" w:after="0" w:line="360" w:lineRule="auto"/>
+              <w:spacing w:before="0" w:after="0" w:line="240" w:lineRule="auto"/>
               <w:ind w:left="0" w:right="0" w:firstLine="0"/>
             </w:pPr>
             <w:r>
@@ -7357,7 +7351,7 @@
             <w:pPr>
               <w:keepNext w:val="0"/>
               <w:keepLines w:val="0"/>
-              <w:spacing w:before="0" w:after="0" w:line="360" w:lineRule="auto"/>
+              <w:spacing w:before="0" w:after="0" w:line="240" w:lineRule="auto"/>
               <w:ind w:left="0" w:right="0" w:firstLine="0"/>
             </w:pPr>
             <w:r>
@@ -7375,7 +7369,7 @@
             <w:pPr>
               <w:keepNext w:val="0"/>
               <w:keepLines w:val="0"/>
-              <w:spacing w:before="0" w:after="0" w:line="360" w:lineRule="auto"/>
+              <w:spacing w:before="0" w:after="0" w:line="240" w:lineRule="auto"/>
               <w:ind w:left="0" w:right="0" w:firstLine="0"/>
             </w:pPr>
             <w:r>
@@ -7393,7 +7387,7 @@
             <w:pPr>
               <w:keepNext w:val="0"/>
               <w:keepLines w:val="0"/>
-              <w:spacing w:before="0" w:after="0" w:line="360" w:lineRule="auto"/>
+              <w:spacing w:before="0" w:after="0" w:line="240" w:lineRule="auto"/>
               <w:ind w:left="0" w:right="0" w:firstLine="0"/>
             </w:pPr>
             <w:r>
@@ -7411,7 +7405,7 @@
             <w:pPr>
               <w:keepNext w:val="0"/>
               <w:keepLines w:val="0"/>
-              <w:spacing w:before="0" w:after="0" w:line="360" w:lineRule="auto"/>
+              <w:spacing w:before="0" w:after="0" w:line="240" w:lineRule="auto"/>
               <w:ind w:left="0" w:right="0" w:firstLine="0"/>
             </w:pPr>
             <w:r>
@@ -7429,7 +7423,7 @@
             <w:pPr>
               <w:keepNext w:val="0"/>
               <w:keepLines w:val="0"/>
-              <w:spacing w:before="0" w:after="0" w:line="360" w:lineRule="auto"/>
+              <w:spacing w:before="0" w:after="0" w:line="240" w:lineRule="auto"/>
               <w:ind w:left="0" w:right="0" w:firstLine="0"/>
             </w:pPr>
             <w:r>
@@ -7447,7 +7441,7 @@
             <w:pPr>
               <w:keepNext w:val="0"/>
               <w:keepLines w:val="0"/>
-              <w:spacing w:before="0" w:after="0" w:line="360" w:lineRule="auto"/>
+              <w:spacing w:before="0" w:after="0" w:line="240" w:lineRule="auto"/>
               <w:ind w:left="0" w:right="0" w:firstLine="0"/>
             </w:pPr>
             <w:r>
@@ -7465,7 +7459,7 @@
             <w:pPr>
               <w:keepNext w:val="0"/>
               <w:keepLines w:val="0"/>
-              <w:spacing w:before="0" w:after="0" w:line="360" w:lineRule="auto"/>
+              <w:spacing w:before="0" w:after="0" w:line="240" w:lineRule="auto"/>
               <w:ind w:left="0" w:right="0" w:firstLine="0"/>
             </w:pPr>
             <w:r>
@@ -7483,7 +7477,7 @@
             <w:pPr>
               <w:keepNext w:val="0"/>
               <w:keepLines w:val="0"/>
-              <w:spacing w:before="0" w:after="0" w:line="360" w:lineRule="auto"/>
+              <w:spacing w:before="0" w:after="0" w:line="240" w:lineRule="auto"/>
               <w:ind w:left="0" w:right="0" w:firstLine="0"/>
             </w:pPr>
             <w:r>
@@ -7501,7 +7495,7 @@
             <w:pPr>
               <w:keepNext w:val="0"/>
               <w:keepLines w:val="0"/>
-              <w:spacing w:before="0" w:after="0" w:line="360" w:lineRule="auto"/>
+              <w:spacing w:before="0" w:after="0" w:line="240" w:lineRule="auto"/>
               <w:ind w:left="0" w:right="0" w:firstLine="0"/>
             </w:pPr>
             <w:r>
@@ -7519,7 +7513,7 @@
             <w:pPr>
               <w:keepNext w:val="0"/>
               <w:keepLines w:val="0"/>
-              <w:spacing w:before="0" w:after="0" w:line="360" w:lineRule="auto"/>
+              <w:spacing w:before="0" w:after="0" w:line="240" w:lineRule="auto"/>
               <w:ind w:left="0" w:right="0" w:firstLine="0"/>
             </w:pPr>
             <w:r>
@@ -7537,7 +7531,7 @@
             <w:pPr>
               <w:keepNext w:val="0"/>
               <w:keepLines w:val="0"/>
-              <w:spacing w:before="0" w:after="0" w:line="360" w:lineRule="auto"/>
+              <w:spacing w:before="0" w:after="0" w:line="240" w:lineRule="auto"/>
               <w:ind w:left="0" w:right="0" w:firstLine="0"/>
             </w:pPr>
             <w:r>
@@ -7555,7 +7549,7 @@
             <w:pPr>
               <w:keepNext w:val="0"/>
               <w:keepLines w:val="0"/>
-              <w:spacing w:before="0" w:after="0" w:line="360" w:lineRule="auto"/>
+              <w:spacing w:before="0" w:after="0" w:line="240" w:lineRule="auto"/>
               <w:ind w:left="0" w:right="0" w:firstLine="0"/>
             </w:pPr>
             <w:r>
@@ -7573,24 +7567,24 @@
             <w:pPr>
               <w:keepNext w:val="0"/>
               <w:keepLines w:val="0"/>
-              <w:spacing w:before="0" w:after="0" w:line="360" w:lineRule="auto"/>
-              <w:ind w:left="0" w:right="0" w:firstLine="0"/>
-            </w:pPr>
-            <w:r>
-              <w:rPr>
-                <w:rFonts w:ascii="Courier New" w:hAnsi="Courier New" w:eastAsia="Courier New" w:cs="Courier New"/>
-                <w:b w:val="0"/>
-                <w:i w:val="0"/>
-                <w:color w:val="000000"/>
-                <w:sz w:val="22"/>
-              </w:rPr>
-            </w:r>
-          </w:p>
-          <w:p>
-            <w:pPr>
-              <w:keepNext w:val="0"/>
-              <w:keepLines w:val="0"/>
-              <w:spacing w:before="0" w:after="0" w:line="360" w:lineRule="auto"/>
+              <w:spacing w:before="0" w:after="0" w:line="240" w:lineRule="auto"/>
+              <w:ind w:left="0" w:right="0" w:firstLine="0"/>
+            </w:pPr>
+            <w:r>
+              <w:rPr>
+                <w:rFonts w:ascii="Courier New" w:hAnsi="Courier New" w:eastAsia="Courier New" w:cs="Courier New"/>
+                <w:b w:val="0"/>
+                <w:i w:val="0"/>
+                <w:color w:val="000000"/>
+                <w:sz w:val="22"/>
+              </w:rPr>
+            </w:r>
+          </w:p>
+          <w:p>
+            <w:pPr>
+              <w:keepNext w:val="0"/>
+              <w:keepLines w:val="0"/>
+              <w:spacing w:before="0" w:after="0" w:line="240" w:lineRule="auto"/>
               <w:ind w:left="0" w:right="0" w:firstLine="0"/>
             </w:pPr>
             <w:r>
@@ -7608,7 +7602,7 @@
             <w:pPr>
               <w:keepNext w:val="0"/>
               <w:keepLines w:val="0"/>
-              <w:spacing w:before="0" w:after="0" w:line="360" w:lineRule="auto"/>
+              <w:spacing w:before="0" w:after="0" w:line="240" w:lineRule="auto"/>
               <w:ind w:left="0" w:right="0" w:firstLine="0"/>
             </w:pPr>
             <w:r>
@@ -7626,7 +7620,7 @@
             <w:pPr>
               <w:keepNext w:val="0"/>
               <w:keepLines w:val="0"/>
-              <w:spacing w:before="0" w:after="0" w:line="360" w:lineRule="auto"/>
+              <w:spacing w:before="0" w:after="0" w:line="240" w:lineRule="auto"/>
               <w:ind w:left="0" w:right="0" w:firstLine="0"/>
             </w:pPr>
             <w:r>
@@ -7644,7 +7638,7 @@
             <w:pPr>
               <w:keepNext w:val="0"/>
               <w:keepLines w:val="0"/>
-              <w:spacing w:before="0" w:after="0" w:line="360" w:lineRule="auto"/>
+              <w:spacing w:before="0" w:after="0" w:line="240" w:lineRule="auto"/>
               <w:ind w:left="0" w:right="0" w:firstLine="0"/>
             </w:pPr>
             <w:r>
@@ -7662,7 +7656,7 @@
             <w:pPr>
               <w:keepNext w:val="0"/>
               <w:keepLines w:val="0"/>
-              <w:spacing w:before="0" w:after="0" w:line="360" w:lineRule="auto"/>
+              <w:spacing w:before="0" w:after="0" w:line="240" w:lineRule="auto"/>
               <w:ind w:left="0" w:right="0" w:firstLine="0"/>
             </w:pPr>
             <w:r>
@@ -7680,7 +7674,7 @@
             <w:pPr>
               <w:keepNext w:val="0"/>
               <w:keepLines w:val="0"/>
-              <w:spacing w:before="0" w:after="0" w:line="360" w:lineRule="auto"/>
+              <w:spacing w:before="0" w:after="0" w:line="240" w:lineRule="auto"/>
               <w:ind w:left="0" w:right="0" w:firstLine="0"/>
             </w:pPr>
             <w:r>
@@ -7698,7 +7692,7 @@
             <w:pPr>
               <w:keepNext w:val="0"/>
               <w:keepLines w:val="0"/>
-              <w:spacing w:before="0" w:after="0" w:line="360" w:lineRule="auto"/>
+              <w:spacing w:before="0" w:after="0" w:line="240" w:lineRule="auto"/>
               <w:ind w:left="0" w:right="0" w:firstLine="0"/>
             </w:pPr>
             <w:r>
@@ -7773,7 +7767,6 @@
         <w:tc>
           <w:tcPr>
             <w:tcW w:type="dxa" w:w="9720"/>
-            <w:shd w:fill="F2F2F2"/>
             <w:tcBorders>
               <w:top w:val="nil"/>
               <w:left w:val="nil"/>
@@ -7793,7 +7786,7 @@
             <w:pPr>
               <w:keepNext w:val="0"/>
               <w:keepLines w:val="0"/>
-              <w:spacing w:before="0" w:after="0" w:line="360" w:lineRule="auto"/>
+              <w:spacing w:before="0" w:after="0" w:line="240" w:lineRule="auto"/>
               <w:ind w:left="0" w:right="0" w:firstLine="0"/>
             </w:pPr>
             <w:r>
@@ -7811,24 +7804,24 @@
             <w:pPr>
               <w:keepNext w:val="0"/>
               <w:keepLines w:val="0"/>
-              <w:spacing w:before="0" w:after="0" w:line="360" w:lineRule="auto"/>
-              <w:ind w:left="0" w:right="0" w:firstLine="0"/>
-            </w:pPr>
-            <w:r>
-              <w:rPr>
-                <w:rFonts w:ascii="Courier New" w:hAnsi="Courier New" w:eastAsia="Courier New" w:cs="Courier New"/>
-                <w:b w:val="0"/>
-                <w:i w:val="0"/>
-                <w:color w:val="000000"/>
-                <w:sz w:val="22"/>
-              </w:rPr>
-            </w:r>
-          </w:p>
-          <w:p>
-            <w:pPr>
-              <w:keepNext w:val="0"/>
-              <w:keepLines w:val="0"/>
-              <w:spacing w:before="0" w:after="0" w:line="360" w:lineRule="auto"/>
+              <w:spacing w:before="0" w:after="0" w:line="240" w:lineRule="auto"/>
+              <w:ind w:left="0" w:right="0" w:firstLine="0"/>
+            </w:pPr>
+            <w:r>
+              <w:rPr>
+                <w:rFonts w:ascii="Courier New" w:hAnsi="Courier New" w:eastAsia="Courier New" w:cs="Courier New"/>
+                <w:b w:val="0"/>
+                <w:i w:val="0"/>
+                <w:color w:val="000000"/>
+                <w:sz w:val="22"/>
+              </w:rPr>
+            </w:r>
+          </w:p>
+          <w:p>
+            <w:pPr>
+              <w:keepNext w:val="0"/>
+              <w:keepLines w:val="0"/>
+              <w:spacing w:before="0" w:after="0" w:line="240" w:lineRule="auto"/>
               <w:ind w:left="0" w:right="0" w:firstLine="0"/>
             </w:pPr>
             <w:r>
@@ -7846,7 +7839,7 @@
             <w:pPr>
               <w:keepNext w:val="0"/>
               <w:keepLines w:val="0"/>
-              <w:spacing w:before="0" w:after="0" w:line="360" w:lineRule="auto"/>
+              <w:spacing w:before="0" w:after="0" w:line="240" w:lineRule="auto"/>
               <w:ind w:left="0" w:right="0" w:firstLine="0"/>
             </w:pPr>
             <w:r>
@@ -7864,7 +7857,7 @@
             <w:pPr>
               <w:keepNext w:val="0"/>
               <w:keepLines w:val="0"/>
-              <w:spacing w:before="0" w:after="0" w:line="360" w:lineRule="auto"/>
+              <w:spacing w:before="0" w:after="0" w:line="240" w:lineRule="auto"/>
               <w:ind w:left="0" w:right="0" w:firstLine="0"/>
             </w:pPr>
             <w:r>
@@ -7882,7 +7875,7 @@
             <w:pPr>
               <w:keepNext w:val="0"/>
               <w:keepLines w:val="0"/>
-              <w:spacing w:before="0" w:after="0" w:line="360" w:lineRule="auto"/>
+              <w:spacing w:before="0" w:after="0" w:line="240" w:lineRule="auto"/>
               <w:ind w:left="0" w:right="0" w:firstLine="0"/>
             </w:pPr>
             <w:r>
@@ -7900,7 +7893,7 @@
             <w:pPr>
               <w:keepNext w:val="0"/>
               <w:keepLines w:val="0"/>
-              <w:spacing w:before="0" w:after="0" w:line="360" w:lineRule="auto"/>
+              <w:spacing w:before="0" w:after="0" w:line="240" w:lineRule="auto"/>
               <w:ind w:left="0" w:right="0" w:firstLine="0"/>
             </w:pPr>
             <w:r>
@@ -7918,7 +7911,7 @@
             <w:pPr>
               <w:keepNext w:val="0"/>
               <w:keepLines w:val="0"/>
-              <w:spacing w:before="0" w:after="0" w:line="360" w:lineRule="auto"/>
+              <w:spacing w:before="0" w:after="0" w:line="240" w:lineRule="auto"/>
               <w:ind w:left="0" w:right="0" w:firstLine="0"/>
             </w:pPr>
             <w:r>
@@ -7936,7 +7929,7 @@
             <w:pPr>
               <w:keepNext w:val="0"/>
               <w:keepLines w:val="0"/>
-              <w:spacing w:before="0" w:after="0" w:line="360" w:lineRule="auto"/>
+              <w:spacing w:before="0" w:after="0" w:line="240" w:lineRule="auto"/>
               <w:ind w:left="0" w:right="0" w:firstLine="0"/>
             </w:pPr>
             <w:r>
@@ -7954,7 +7947,7 @@
             <w:pPr>
               <w:keepNext w:val="0"/>
               <w:keepLines w:val="0"/>
-              <w:spacing w:before="0" w:after="0" w:line="360" w:lineRule="auto"/>
+              <w:spacing w:before="0" w:after="0" w:line="240" w:lineRule="auto"/>
               <w:ind w:left="0" w:right="0" w:firstLine="0"/>
             </w:pPr>
             <w:r>
@@ -7972,7 +7965,7 @@
             <w:pPr>
               <w:keepNext w:val="0"/>
               <w:keepLines w:val="0"/>
-              <w:spacing w:before="0" w:after="0" w:line="360" w:lineRule="auto"/>
+              <w:spacing w:before="0" w:after="0" w:line="240" w:lineRule="auto"/>
               <w:ind w:left="0" w:right="0" w:firstLine="0"/>
             </w:pPr>
             <w:r>
@@ -7990,7 +7983,7 @@
             <w:pPr>
               <w:keepNext w:val="0"/>
               <w:keepLines w:val="0"/>
-              <w:spacing w:before="0" w:after="0" w:line="360" w:lineRule="auto"/>
+              <w:spacing w:before="0" w:after="0" w:line="240" w:lineRule="auto"/>
               <w:ind w:left="0" w:right="0" w:firstLine="0"/>
             </w:pPr>
             <w:r>
@@ -8008,7 +8001,7 @@
             <w:pPr>
               <w:keepNext w:val="0"/>
               <w:keepLines w:val="0"/>
-              <w:spacing w:before="0" w:after="0" w:line="360" w:lineRule="auto"/>
+              <w:spacing w:before="0" w:after="0" w:line="240" w:lineRule="auto"/>
               <w:ind w:left="0" w:right="0" w:firstLine="0"/>
             </w:pPr>
             <w:r>
@@ -8026,7 +8019,7 @@
             <w:pPr>
               <w:keepNext w:val="0"/>
               <w:keepLines w:val="0"/>
-              <w:spacing w:before="0" w:after="0" w:line="360" w:lineRule="auto"/>
+              <w:spacing w:before="0" w:after="0" w:line="240" w:lineRule="auto"/>
               <w:ind w:left="0" w:right="0" w:firstLine="0"/>
             </w:pPr>
             <w:r>
@@ -8044,7 +8037,7 @@
             <w:pPr>
               <w:keepNext w:val="0"/>
               <w:keepLines w:val="0"/>
-              <w:spacing w:before="0" w:after="0" w:line="360" w:lineRule="auto"/>
+              <w:spacing w:before="0" w:after="0" w:line="240" w:lineRule="auto"/>
               <w:ind w:left="0" w:right="0" w:firstLine="0"/>
             </w:pPr>
             <w:r>
@@ -8062,7 +8055,7 @@
             <w:pPr>
               <w:keepNext w:val="0"/>
               <w:keepLines w:val="0"/>
-              <w:spacing w:before="0" w:after="0" w:line="360" w:lineRule="auto"/>
+              <w:spacing w:before="0" w:after="0" w:line="240" w:lineRule="auto"/>
               <w:ind w:left="0" w:right="0" w:firstLine="0"/>
             </w:pPr>
             <w:r>
@@ -8080,7 +8073,7 @@
             <w:pPr>
               <w:keepNext w:val="0"/>
               <w:keepLines w:val="0"/>
-              <w:spacing w:before="0" w:after="0" w:line="360" w:lineRule="auto"/>
+              <w:spacing w:before="0" w:after="0" w:line="240" w:lineRule="auto"/>
               <w:ind w:left="0" w:right="0" w:firstLine="0"/>
             </w:pPr>
             <w:r>
@@ -8098,7 +8091,7 @@
             <w:pPr>
               <w:keepNext w:val="0"/>
               <w:keepLines w:val="0"/>
-              <w:spacing w:before="0" w:after="0" w:line="360" w:lineRule="auto"/>
+              <w:spacing w:before="0" w:after="0" w:line="240" w:lineRule="auto"/>
               <w:ind w:left="0" w:right="0" w:firstLine="0"/>
             </w:pPr>
             <w:r>
@@ -8116,7 +8109,7 @@
             <w:pPr>
               <w:keepNext w:val="0"/>
               <w:keepLines w:val="0"/>
-              <w:spacing w:before="0" w:after="0" w:line="360" w:lineRule="auto"/>
+              <w:spacing w:before="0" w:after="0" w:line="240" w:lineRule="auto"/>
               <w:ind w:left="0" w:right="0" w:firstLine="0"/>
             </w:pPr>
             <w:r>
@@ -8134,7 +8127,7 @@
             <w:pPr>
               <w:keepNext w:val="0"/>
               <w:keepLines w:val="0"/>
-              <w:spacing w:before="0" w:after="0" w:line="360" w:lineRule="auto"/>
+              <w:spacing w:before="0" w:after="0" w:line="240" w:lineRule="auto"/>
               <w:ind w:left="0" w:right="0" w:firstLine="0"/>
             </w:pPr>
             <w:r>
@@ -8152,7 +8145,7 @@
             <w:pPr>
               <w:keepNext w:val="0"/>
               <w:keepLines w:val="0"/>
-              <w:spacing w:before="0" w:after="0" w:line="360" w:lineRule="auto"/>
+              <w:spacing w:before="0" w:after="0" w:line="240" w:lineRule="auto"/>
               <w:ind w:left="0" w:right="0" w:firstLine="0"/>
             </w:pPr>
             <w:r>
@@ -8170,7 +8163,7 @@
             <w:pPr>
               <w:keepNext w:val="0"/>
               <w:keepLines w:val="0"/>
-              <w:spacing w:before="0" w:after="0" w:line="360" w:lineRule="auto"/>
+              <w:spacing w:before="0" w:after="0" w:line="240" w:lineRule="auto"/>
               <w:ind w:left="0" w:right="0" w:firstLine="0"/>
             </w:pPr>
             <w:r>
@@ -8188,7 +8181,7 @@
             <w:pPr>
               <w:keepNext w:val="0"/>
               <w:keepLines w:val="0"/>
-              <w:spacing w:before="0" w:after="0" w:line="360" w:lineRule="auto"/>
+              <w:spacing w:before="0" w:after="0" w:line="240" w:lineRule="auto"/>
               <w:ind w:left="0" w:right="0" w:firstLine="0"/>
             </w:pPr>
             <w:r>
@@ -8206,7 +8199,7 @@
             <w:pPr>
               <w:keepNext w:val="0"/>
               <w:keepLines w:val="0"/>
-              <w:spacing w:before="0" w:after="0" w:line="360" w:lineRule="auto"/>
+              <w:spacing w:before="0" w:after="0" w:line="240" w:lineRule="auto"/>
               <w:ind w:left="0" w:right="0" w:firstLine="0"/>
             </w:pPr>
             <w:r>
@@ -8224,7 +8217,7 @@
             <w:pPr>
               <w:keepNext w:val="0"/>
               <w:keepLines w:val="0"/>
-              <w:spacing w:before="0" w:after="0" w:line="360" w:lineRule="auto"/>
+              <w:spacing w:before="0" w:after="0" w:line="240" w:lineRule="auto"/>
               <w:ind w:left="0" w:right="0" w:firstLine="0"/>
             </w:pPr>
             <w:r>
@@ -8242,7 +8235,7 @@
             <w:pPr>
               <w:keepNext w:val="0"/>
               <w:keepLines w:val="0"/>
-              <w:spacing w:before="0" w:after="0" w:line="360" w:lineRule="auto"/>
+              <w:spacing w:before="0" w:after="0" w:line="240" w:lineRule="auto"/>
               <w:ind w:left="0" w:right="0" w:firstLine="0"/>
             </w:pPr>
             <w:r>
@@ -8260,7 +8253,7 @@
             <w:pPr>
               <w:keepNext w:val="0"/>
               <w:keepLines w:val="0"/>
-              <w:spacing w:before="0" w:after="0" w:line="360" w:lineRule="auto"/>
+              <w:spacing w:before="0" w:after="0" w:line="240" w:lineRule="auto"/>
               <w:ind w:left="0" w:right="0" w:firstLine="0"/>
             </w:pPr>
             <w:r>
@@ -8278,7 +8271,7 @@
             <w:pPr>
               <w:keepNext w:val="0"/>
               <w:keepLines w:val="0"/>
-              <w:spacing w:before="0" w:after="0" w:line="360" w:lineRule="auto"/>
+              <w:spacing w:before="0" w:after="0" w:line="240" w:lineRule="auto"/>
               <w:ind w:left="0" w:right="0" w:firstLine="0"/>
             </w:pPr>
             <w:r>
@@ -8296,7 +8289,7 @@
             <w:pPr>
               <w:keepNext w:val="0"/>
               <w:keepLines w:val="0"/>
-              <w:spacing w:before="0" w:after="0" w:line="360" w:lineRule="auto"/>
+              <w:spacing w:before="0" w:after="0" w:line="240" w:lineRule="auto"/>
               <w:ind w:left="0" w:right="0" w:firstLine="0"/>
             </w:pPr>
             <w:r>
@@ -8314,7 +8307,7 @@
             <w:pPr>
               <w:keepNext w:val="0"/>
               <w:keepLines w:val="0"/>
-              <w:spacing w:before="0" w:after="0" w:line="360" w:lineRule="auto"/>
+              <w:spacing w:before="0" w:after="0" w:line="240" w:lineRule="auto"/>
               <w:ind w:left="0" w:right="0" w:firstLine="0"/>
             </w:pPr>
             <w:r>
@@ -8332,7 +8325,7 @@
             <w:pPr>
               <w:keepNext w:val="0"/>
               <w:keepLines w:val="0"/>
-              <w:spacing w:before="0" w:after="0" w:line="360" w:lineRule="auto"/>
+              <w:spacing w:before="0" w:after="0" w:line="240" w:lineRule="auto"/>
               <w:ind w:left="0" w:right="0" w:firstLine="0"/>
             </w:pPr>
             <w:r>
@@ -8350,7 +8343,7 @@
             <w:pPr>
               <w:keepNext w:val="0"/>
               <w:keepLines w:val="0"/>
-              <w:spacing w:before="0" w:after="0" w:line="360" w:lineRule="auto"/>
+              <w:spacing w:before="0" w:after="0" w:line="240" w:lineRule="auto"/>
               <w:ind w:left="0" w:right="0" w:firstLine="0"/>
             </w:pPr>
             <w:r>
@@ -8368,7 +8361,7 @@
             <w:pPr>
               <w:keepNext w:val="0"/>
               <w:keepLines w:val="0"/>
-              <w:spacing w:before="0" w:after="0" w:line="360" w:lineRule="auto"/>
+              <w:spacing w:before="0" w:after="0" w:line="240" w:lineRule="auto"/>
               <w:ind w:left="0" w:right="0" w:firstLine="0"/>
             </w:pPr>
             <w:r>
@@ -8386,7 +8379,7 @@
             <w:pPr>
               <w:keepNext w:val="0"/>
               <w:keepLines w:val="0"/>
-              <w:spacing w:before="0" w:after="0" w:line="360" w:lineRule="auto"/>
+              <w:spacing w:before="0" w:after="0" w:line="240" w:lineRule="auto"/>
               <w:ind w:left="0" w:right="0" w:firstLine="0"/>
             </w:pPr>
             <w:r>
@@ -8404,7 +8397,7 @@
             <w:pPr>
               <w:keepNext w:val="0"/>
               <w:keepLines w:val="0"/>
-              <w:spacing w:before="0" w:after="0" w:line="360" w:lineRule="auto"/>
+              <w:spacing w:before="0" w:after="0" w:line="240" w:lineRule="auto"/>
               <w:ind w:left="0" w:right="0" w:firstLine="0"/>
             </w:pPr>
             <w:r>
@@ -8422,7 +8415,7 @@
             <w:pPr>
               <w:keepNext w:val="0"/>
               <w:keepLines w:val="0"/>
-              <w:spacing w:before="0" w:after="0" w:line="360" w:lineRule="auto"/>
+              <w:spacing w:before="0" w:after="0" w:line="240" w:lineRule="auto"/>
               <w:ind w:left="0" w:right="0" w:firstLine="0"/>
             </w:pPr>
             <w:r>
@@ -8440,7 +8433,7 @@
             <w:pPr>
               <w:keepNext w:val="0"/>
               <w:keepLines w:val="0"/>
-              <w:spacing w:before="0" w:after="0" w:line="360" w:lineRule="auto"/>
+              <w:spacing w:before="0" w:after="0" w:line="240" w:lineRule="auto"/>
               <w:ind w:left="0" w:right="0" w:firstLine="0"/>
             </w:pPr>
             <w:r>
@@ -8458,7 +8451,7 @@
             <w:pPr>
               <w:keepNext w:val="0"/>
               <w:keepLines w:val="0"/>
-              <w:spacing w:before="0" w:after="0" w:line="360" w:lineRule="auto"/>
+              <w:spacing w:before="0" w:after="0" w:line="240" w:lineRule="auto"/>
               <w:ind w:left="0" w:right="0" w:firstLine="0"/>
             </w:pPr>
             <w:r>
@@ -8476,7 +8469,7 @@
             <w:pPr>
               <w:keepNext w:val="0"/>
               <w:keepLines w:val="0"/>
-              <w:spacing w:before="0" w:after="0" w:line="360" w:lineRule="auto"/>
+              <w:spacing w:before="0" w:after="0" w:line="240" w:lineRule="auto"/>
               <w:ind w:left="0" w:right="0" w:firstLine="0"/>
             </w:pPr>
             <w:r>
@@ -8494,7 +8487,7 @@
             <w:pPr>
               <w:keepNext w:val="0"/>
               <w:keepLines w:val="0"/>
-              <w:spacing w:before="0" w:after="0" w:line="360" w:lineRule="auto"/>
+              <w:spacing w:before="0" w:after="0" w:line="240" w:lineRule="auto"/>
               <w:ind w:left="0" w:right="0" w:firstLine="0"/>
             </w:pPr>
             <w:r>
@@ -8512,7 +8505,7 @@
             <w:pPr>
               <w:keepNext w:val="0"/>
               <w:keepLines w:val="0"/>
-              <w:spacing w:before="0" w:after="0" w:line="360" w:lineRule="auto"/>
+              <w:spacing w:before="0" w:after="0" w:line="240" w:lineRule="auto"/>
               <w:ind w:left="0" w:right="0" w:firstLine="0"/>
             </w:pPr>
             <w:r>
@@ -8530,7 +8523,7 @@
             <w:pPr>
               <w:keepNext w:val="0"/>
               <w:keepLines w:val="0"/>
-              <w:spacing w:before="0" w:after="0" w:line="360" w:lineRule="auto"/>
+              <w:spacing w:before="0" w:after="0" w:line="240" w:lineRule="auto"/>
               <w:ind w:left="0" w:right="0" w:firstLine="0"/>
             </w:pPr>
             <w:r>
@@ -8548,7 +8541,7 @@
             <w:pPr>
               <w:keepNext w:val="0"/>
               <w:keepLines w:val="0"/>
-              <w:spacing w:before="0" w:after="0" w:line="360" w:lineRule="auto"/>
+              <w:spacing w:before="0" w:after="0" w:line="240" w:lineRule="auto"/>
               <w:ind w:left="0" w:right="0" w:firstLine="0"/>
             </w:pPr>
             <w:r>
@@ -8566,7 +8559,7 @@
             <w:pPr>
               <w:keepNext w:val="0"/>
               <w:keepLines w:val="0"/>
-              <w:spacing w:before="0" w:after="0" w:line="360" w:lineRule="auto"/>
+              <w:spacing w:before="0" w:after="0" w:line="240" w:lineRule="auto"/>
               <w:ind w:left="0" w:right="0" w:firstLine="0"/>
             </w:pPr>
             <w:r>
@@ -8584,7 +8577,7 @@
             <w:pPr>
               <w:keepNext w:val="0"/>
               <w:keepLines w:val="0"/>
-              <w:spacing w:before="0" w:after="0" w:line="360" w:lineRule="auto"/>
+              <w:spacing w:before="0" w:after="0" w:line="240" w:lineRule="auto"/>
               <w:ind w:left="0" w:right="0" w:firstLine="0"/>
             </w:pPr>
             <w:r>
@@ -8602,7 +8595,7 @@
             <w:pPr>
               <w:keepNext w:val="0"/>
               <w:keepLines w:val="0"/>
-              <w:spacing w:before="0" w:after="0" w:line="360" w:lineRule="auto"/>
+              <w:spacing w:before="0" w:after="0" w:line="240" w:lineRule="auto"/>
               <w:ind w:left="0" w:right="0" w:firstLine="0"/>
             </w:pPr>
             <w:r>
@@ -8620,7 +8613,7 @@
             <w:pPr>
               <w:keepNext w:val="0"/>
               <w:keepLines w:val="0"/>
-              <w:spacing w:before="0" w:after="0" w:line="360" w:lineRule="auto"/>
+              <w:spacing w:before="0" w:after="0" w:line="240" w:lineRule="auto"/>
               <w:ind w:left="0" w:right="0" w:firstLine="0"/>
             </w:pPr>
             <w:r>
@@ -8638,7 +8631,7 @@
             <w:pPr>
               <w:keepNext w:val="0"/>
               <w:keepLines w:val="0"/>
-              <w:spacing w:before="0" w:after="0" w:line="360" w:lineRule="auto"/>
+              <w:spacing w:before="0" w:after="0" w:line="240" w:lineRule="auto"/>
               <w:ind w:left="0" w:right="0" w:firstLine="0"/>
             </w:pPr>
             <w:r>
@@ -8656,7 +8649,7 @@
             <w:pPr>
               <w:keepNext w:val="0"/>
               <w:keepLines w:val="0"/>
-              <w:spacing w:before="0" w:after="0" w:line="360" w:lineRule="auto"/>
+              <w:spacing w:before="0" w:after="0" w:line="240" w:lineRule="auto"/>
               <w:ind w:left="0" w:right="0" w:firstLine="0"/>
             </w:pPr>
             <w:r>
@@ -8674,7 +8667,7 @@
             <w:pPr>
               <w:keepNext w:val="0"/>
               <w:keepLines w:val="0"/>
-              <w:spacing w:before="0" w:after="0" w:line="360" w:lineRule="auto"/>
+              <w:spacing w:before="0" w:after="0" w:line="240" w:lineRule="auto"/>
               <w:ind w:left="0" w:right="0" w:firstLine="0"/>
             </w:pPr>
             <w:r>
@@ -8692,7 +8685,7 @@
             <w:pPr>
               <w:keepNext w:val="0"/>
               <w:keepLines w:val="0"/>
-              <w:spacing w:before="0" w:after="0" w:line="360" w:lineRule="auto"/>
+              <w:spacing w:before="0" w:after="0" w:line="240" w:lineRule="auto"/>
               <w:ind w:left="0" w:right="0" w:firstLine="0"/>
             </w:pPr>
             <w:r>
@@ -8710,7 +8703,7 @@
             <w:pPr>
               <w:keepNext w:val="0"/>
               <w:keepLines w:val="0"/>
-              <w:spacing w:before="0" w:after="0" w:line="360" w:lineRule="auto"/>
+              <w:spacing w:before="0" w:after="0" w:line="240" w:lineRule="auto"/>
               <w:ind w:left="0" w:right="0" w:firstLine="0"/>
             </w:pPr>
             <w:r>
@@ -8728,7 +8721,7 @@
             <w:pPr>
               <w:keepNext w:val="0"/>
               <w:keepLines w:val="0"/>
-              <w:spacing w:before="0" w:after="0" w:line="360" w:lineRule="auto"/>
+              <w:spacing w:before="0" w:after="0" w:line="240" w:lineRule="auto"/>
               <w:ind w:left="0" w:right="0" w:firstLine="0"/>
             </w:pPr>
             <w:r>
@@ -8746,7 +8739,7 @@
             <w:pPr>
               <w:keepNext w:val="0"/>
               <w:keepLines w:val="0"/>
-              <w:spacing w:before="0" w:after="0" w:line="360" w:lineRule="auto"/>
+              <w:spacing w:before="0" w:after="0" w:line="240" w:lineRule="auto"/>
               <w:ind w:left="0" w:right="0" w:firstLine="0"/>
             </w:pPr>
             <w:r>
@@ -8764,7 +8757,7 @@
             <w:pPr>
               <w:keepNext w:val="0"/>
               <w:keepLines w:val="0"/>
-              <w:spacing w:before="0" w:after="0" w:line="360" w:lineRule="auto"/>
+              <w:spacing w:before="0" w:after="0" w:line="240" w:lineRule="auto"/>
               <w:ind w:left="0" w:right="0" w:firstLine="0"/>
             </w:pPr>
             <w:r>
@@ -8782,24 +8775,24 @@
             <w:pPr>
               <w:keepNext w:val="0"/>
               <w:keepLines w:val="0"/>
-              <w:spacing w:before="0" w:after="0" w:line="360" w:lineRule="auto"/>
-              <w:ind w:left="0" w:right="0" w:firstLine="0"/>
-            </w:pPr>
-            <w:r>
-              <w:rPr>
-                <w:rFonts w:ascii="Courier New" w:hAnsi="Courier New" w:eastAsia="Courier New" w:cs="Courier New"/>
-                <w:b w:val="0"/>
-                <w:i w:val="0"/>
-                <w:color w:val="000000"/>
-                <w:sz w:val="22"/>
-              </w:rPr>
-            </w:r>
-          </w:p>
-          <w:p>
-            <w:pPr>
-              <w:keepNext w:val="0"/>
-              <w:keepLines w:val="0"/>
-              <w:spacing w:before="0" w:after="0" w:line="360" w:lineRule="auto"/>
+              <w:spacing w:before="0" w:after="0" w:line="240" w:lineRule="auto"/>
+              <w:ind w:left="0" w:right="0" w:firstLine="0"/>
+            </w:pPr>
+            <w:r>
+              <w:rPr>
+                <w:rFonts w:ascii="Courier New" w:hAnsi="Courier New" w:eastAsia="Courier New" w:cs="Courier New"/>
+                <w:b w:val="0"/>
+                <w:i w:val="0"/>
+                <w:color w:val="000000"/>
+                <w:sz w:val="22"/>
+              </w:rPr>
+            </w:r>
+          </w:p>
+          <w:p>
+            <w:pPr>
+              <w:keepNext w:val="0"/>
+              <w:keepLines w:val="0"/>
+              <w:spacing w:before="0" w:after="0" w:line="240" w:lineRule="auto"/>
               <w:ind w:left="0" w:right="0" w:firstLine="0"/>
             </w:pPr>
             <w:r>
@@ -8817,7 +8810,7 @@
             <w:pPr>
               <w:keepNext w:val="0"/>
               <w:keepLines w:val="0"/>
-              <w:spacing w:before="0" w:after="0" w:line="360" w:lineRule="auto"/>
+              <w:spacing w:before="0" w:after="0" w:line="240" w:lineRule="auto"/>
               <w:ind w:left="0" w:right="0" w:firstLine="0"/>
             </w:pPr>
             <w:r>
@@ -8835,7 +8828,7 @@
             <w:pPr>
               <w:keepNext w:val="0"/>
               <w:keepLines w:val="0"/>
-              <w:spacing w:before="0" w:after="0" w:line="360" w:lineRule="auto"/>
+              <w:spacing w:before="0" w:after="0" w:line="240" w:lineRule="auto"/>
               <w:ind w:left="0" w:right="0" w:firstLine="0"/>
             </w:pPr>
             <w:r>
@@ -8853,7 +8846,7 @@
             <w:pPr>
               <w:keepNext w:val="0"/>
               <w:keepLines w:val="0"/>
-              <w:spacing w:before="0" w:after="0" w:line="360" w:lineRule="auto"/>
+              <w:spacing w:before="0" w:after="0" w:line="240" w:lineRule="auto"/>
               <w:ind w:left="0" w:right="0" w:firstLine="0"/>
             </w:pPr>
             <w:r>
@@ -8871,7 +8864,7 @@
             <w:pPr>
               <w:keepNext w:val="0"/>
               <w:keepLines w:val="0"/>
-              <w:spacing w:before="0" w:after="0" w:line="360" w:lineRule="auto"/>
+              <w:spacing w:before="0" w:after="0" w:line="240" w:lineRule="auto"/>
               <w:ind w:left="0" w:right="0" w:firstLine="0"/>
             </w:pPr>
             <w:r>
@@ -8889,7 +8882,7 @@
             <w:pPr>
               <w:keepNext w:val="0"/>
               <w:keepLines w:val="0"/>
-              <w:spacing w:before="0" w:after="0" w:line="360" w:lineRule="auto"/>
+              <w:spacing w:before="0" w:after="0" w:line="240" w:lineRule="auto"/>
               <w:ind w:left="0" w:right="0" w:firstLine="0"/>
             </w:pPr>
             <w:r>
@@ -8907,7 +8900,7 @@
             <w:pPr>
               <w:keepNext w:val="0"/>
               <w:keepLines w:val="0"/>
-              <w:spacing w:before="0" w:after="0" w:line="360" w:lineRule="auto"/>
+              <w:spacing w:before="0" w:after="0" w:line="240" w:lineRule="auto"/>
               <w:ind w:left="0" w:right="0" w:firstLine="0"/>
             </w:pPr>
             <w:r>
@@ -8925,7 +8918,7 @@
             <w:pPr>
               <w:keepNext w:val="0"/>
               <w:keepLines w:val="0"/>
-              <w:spacing w:before="0" w:after="0" w:line="360" w:lineRule="auto"/>
+              <w:spacing w:before="0" w:after="0" w:line="240" w:lineRule="auto"/>
               <w:ind w:left="0" w:right="0" w:firstLine="0"/>
             </w:pPr>
             <w:r>
@@ -8943,7 +8936,7 @@
             <w:pPr>
               <w:keepNext w:val="0"/>
               <w:keepLines w:val="0"/>
-              <w:spacing w:before="0" w:after="0" w:line="360" w:lineRule="auto"/>
+              <w:spacing w:before="0" w:after="0" w:line="240" w:lineRule="auto"/>
               <w:ind w:left="0" w:right="0" w:firstLine="0"/>
             </w:pPr>
             <w:r>
@@ -8961,7 +8954,7 @@
             <w:pPr>
               <w:keepNext w:val="0"/>
               <w:keepLines w:val="0"/>
-              <w:spacing w:before="0" w:after="0" w:line="360" w:lineRule="auto"/>
+              <w:spacing w:before="0" w:after="0" w:line="240" w:lineRule="auto"/>
               <w:ind w:left="0" w:right="0" w:firstLine="0"/>
             </w:pPr>
             <w:r>
@@ -8979,7 +8972,7 @@
             <w:pPr>
               <w:keepNext w:val="0"/>
               <w:keepLines w:val="0"/>
-              <w:spacing w:before="0" w:after="0" w:line="360" w:lineRule="auto"/>
+              <w:spacing w:before="0" w:after="0" w:line="240" w:lineRule="auto"/>
               <w:ind w:left="0" w:right="0" w:firstLine="0"/>
             </w:pPr>
             <w:r>
@@ -8997,7 +8990,7 @@
             <w:pPr>
               <w:keepNext w:val="0"/>
               <w:keepLines w:val="0"/>
-              <w:spacing w:before="0" w:after="0" w:line="360" w:lineRule="auto"/>
+              <w:spacing w:before="0" w:after="0" w:line="240" w:lineRule="auto"/>
               <w:ind w:left="0" w:right="0" w:firstLine="0"/>
             </w:pPr>
             <w:r>
@@ -9015,7 +9008,7 @@
             <w:pPr>
               <w:keepNext w:val="0"/>
               <w:keepLines w:val="0"/>
-              <w:spacing w:before="0" w:after="0" w:line="360" w:lineRule="auto"/>
+              <w:spacing w:before="0" w:after="0" w:line="240" w:lineRule="auto"/>
               <w:ind w:left="0" w:right="0" w:firstLine="0"/>
             </w:pPr>
             <w:r>
@@ -9033,7 +9026,7 @@
             <w:pPr>
               <w:keepNext w:val="0"/>
               <w:keepLines w:val="0"/>
-              <w:spacing w:before="0" w:after="0" w:line="360" w:lineRule="auto"/>
+              <w:spacing w:before="0" w:after="0" w:line="240" w:lineRule="auto"/>
               <w:ind w:left="0" w:right="0" w:firstLine="0"/>
             </w:pPr>
             <w:r>
@@ -9051,7 +9044,7 @@
             <w:pPr>
               <w:keepNext w:val="0"/>
               <w:keepLines w:val="0"/>
-              <w:spacing w:before="0" w:after="0" w:line="360" w:lineRule="auto"/>
+              <w:spacing w:before="0" w:after="0" w:line="240" w:lineRule="auto"/>
               <w:ind w:left="0" w:right="0" w:firstLine="0"/>
             </w:pPr>
             <w:r>
@@ -9069,7 +9062,7 @@
             <w:pPr>
               <w:keepNext w:val="0"/>
               <w:keepLines w:val="0"/>
-              <w:spacing w:before="0" w:after="0" w:line="360" w:lineRule="auto"/>
+              <w:spacing w:before="0" w:after="0" w:line="240" w:lineRule="auto"/>
               <w:ind w:left="0" w:right="0" w:firstLine="0"/>
             </w:pPr>
             <w:r>
@@ -9087,7 +9080,7 @@
             <w:pPr>
               <w:keepNext w:val="0"/>
               <w:keepLines w:val="0"/>
-              <w:spacing w:before="0" w:after="0" w:line="360" w:lineRule="auto"/>
+              <w:spacing w:before="0" w:after="0" w:line="240" w:lineRule="auto"/>
               <w:ind w:left="0" w:right="0" w:firstLine="0"/>
             </w:pPr>
             <w:r>
@@ -9105,7 +9098,7 @@
             <w:pPr>
               <w:keepNext w:val="0"/>
               <w:keepLines w:val="0"/>
-              <w:spacing w:before="0" w:after="0" w:line="360" w:lineRule="auto"/>
+              <w:spacing w:before="0" w:after="0" w:line="240" w:lineRule="auto"/>
               <w:ind w:left="0" w:right="0" w:firstLine="0"/>
             </w:pPr>
             <w:r>
@@ -9123,24 +9116,24 @@
             <w:pPr>
               <w:keepNext w:val="0"/>
               <w:keepLines w:val="0"/>
-              <w:spacing w:before="0" w:after="0" w:line="360" w:lineRule="auto"/>
-              <w:ind w:left="0" w:right="0" w:firstLine="0"/>
-            </w:pPr>
-            <w:r>
-              <w:rPr>
-                <w:rFonts w:ascii="Courier New" w:hAnsi="Courier New" w:eastAsia="Courier New" w:cs="Courier New"/>
-                <w:b w:val="0"/>
-                <w:i w:val="0"/>
-                <w:color w:val="000000"/>
-                <w:sz w:val="22"/>
-              </w:rPr>
-            </w:r>
-          </w:p>
-          <w:p>
-            <w:pPr>
-              <w:keepNext w:val="0"/>
-              <w:keepLines w:val="0"/>
-              <w:spacing w:before="0" w:after="0" w:line="360" w:lineRule="auto"/>
+              <w:spacing w:before="0" w:after="0" w:line="240" w:lineRule="auto"/>
+              <w:ind w:left="0" w:right="0" w:firstLine="0"/>
+            </w:pPr>
+            <w:r>
+              <w:rPr>
+                <w:rFonts w:ascii="Courier New" w:hAnsi="Courier New" w:eastAsia="Courier New" w:cs="Courier New"/>
+                <w:b w:val="0"/>
+                <w:i w:val="0"/>
+                <w:color w:val="000000"/>
+                <w:sz w:val="22"/>
+              </w:rPr>
+            </w:r>
+          </w:p>
+          <w:p>
+            <w:pPr>
+              <w:keepNext w:val="0"/>
+              <w:keepLines w:val="0"/>
+              <w:spacing w:before="0" w:after="0" w:line="240" w:lineRule="auto"/>
               <w:ind w:left="0" w:right="0" w:firstLine="0"/>
             </w:pPr>
             <w:r>
@@ -9158,7 +9151,7 @@
             <w:pPr>
               <w:keepNext w:val="0"/>
               <w:keepLines w:val="0"/>
-              <w:spacing w:before="0" w:after="0" w:line="360" w:lineRule="auto"/>
+              <w:spacing w:before="0" w:after="0" w:line="240" w:lineRule="auto"/>
               <w:ind w:left="0" w:right="0" w:firstLine="0"/>
             </w:pPr>
             <w:r>
@@ -9176,7 +9169,7 @@
             <w:pPr>
               <w:keepNext w:val="0"/>
               <w:keepLines w:val="0"/>
-              <w:spacing w:before="0" w:after="0" w:line="360" w:lineRule="auto"/>
+              <w:spacing w:before="0" w:after="0" w:line="240" w:lineRule="auto"/>
               <w:ind w:left="0" w:right="0" w:firstLine="0"/>
             </w:pPr>
             <w:r>
@@ -9194,7 +9187,7 @@
             <w:pPr>
               <w:keepNext w:val="0"/>
               <w:keepLines w:val="0"/>
-              <w:spacing w:before="0" w:after="0" w:line="360" w:lineRule="auto"/>
+              <w:spacing w:before="0" w:after="0" w:line="240" w:lineRule="auto"/>
               <w:ind w:left="0" w:right="0" w:firstLine="0"/>
             </w:pPr>
             <w:r>
@@ -9212,7 +9205,7 @@
             <w:pPr>
               <w:keepNext w:val="0"/>
               <w:keepLines w:val="0"/>
-              <w:spacing w:before="0" w:after="0" w:line="360" w:lineRule="auto"/>
+              <w:spacing w:before="0" w:after="0" w:line="240" w:lineRule="auto"/>
               <w:ind w:left="0" w:right="0" w:firstLine="0"/>
             </w:pPr>
             <w:r>
@@ -9230,7 +9223,7 @@
             <w:pPr>
               <w:keepNext w:val="0"/>
               <w:keepLines w:val="0"/>
-              <w:spacing w:before="0" w:after="0" w:line="360" w:lineRule="auto"/>
+              <w:spacing w:before="0" w:after="0" w:line="240" w:lineRule="auto"/>
               <w:ind w:left="0" w:right="0" w:firstLine="0"/>
             </w:pPr>
             <w:r>
@@ -9248,7 +9241,7 @@
             <w:pPr>
               <w:keepNext w:val="0"/>
               <w:keepLines w:val="0"/>
-              <w:spacing w:before="0" w:after="0" w:line="360" w:lineRule="auto"/>
+              <w:spacing w:before="0" w:after="0" w:line="240" w:lineRule="auto"/>
               <w:ind w:left="0" w:right="0" w:firstLine="0"/>
             </w:pPr>
             <w:r>
@@ -9266,7 +9259,7 @@
             <w:pPr>
               <w:keepNext w:val="0"/>
               <w:keepLines w:val="0"/>
-              <w:spacing w:before="0" w:after="0" w:line="360" w:lineRule="auto"/>
+              <w:spacing w:before="0" w:after="0" w:line="240" w:lineRule="auto"/>
               <w:ind w:left="0" w:right="0" w:firstLine="0"/>
             </w:pPr>
             <w:r>
@@ -9284,7 +9277,7 @@
             <w:pPr>
               <w:keepNext w:val="0"/>
               <w:keepLines w:val="0"/>
-              <w:spacing w:before="0" w:after="0" w:line="360" w:lineRule="auto"/>
+              <w:spacing w:before="0" w:after="0" w:line="240" w:lineRule="auto"/>
               <w:ind w:left="0" w:right="0" w:firstLine="0"/>
             </w:pPr>
             <w:r>
@@ -9302,7 +9295,7 @@
             <w:pPr>
               <w:keepNext w:val="0"/>
               <w:keepLines w:val="0"/>
-              <w:spacing w:before="0" w:after="0" w:line="360" w:lineRule="auto"/>
+              <w:spacing w:before="0" w:after="0" w:line="240" w:lineRule="auto"/>
               <w:ind w:left="0" w:right="0" w:firstLine="0"/>
             </w:pPr>
             <w:r>
@@ -9320,7 +9313,7 @@
             <w:pPr>
               <w:keepNext w:val="0"/>
               <w:keepLines w:val="0"/>
-              <w:spacing w:before="0" w:after="0" w:line="360" w:lineRule="auto"/>
+              <w:spacing w:before="0" w:after="0" w:line="240" w:lineRule="auto"/>
               <w:ind w:left="0" w:right="0" w:firstLine="0"/>
             </w:pPr>
             <w:r>
@@ -9338,7 +9331,7 @@
             <w:pPr>
               <w:keepNext w:val="0"/>
               <w:keepLines w:val="0"/>
-              <w:spacing w:before="0" w:after="0" w:line="360" w:lineRule="auto"/>
+              <w:spacing w:before="0" w:after="0" w:line="240" w:lineRule="auto"/>
               <w:ind w:left="0" w:right="0" w:firstLine="0"/>
             </w:pPr>
             <w:r>
@@ -9356,7 +9349,7 @@
             <w:pPr>
               <w:keepNext w:val="0"/>
               <w:keepLines w:val="0"/>
-              <w:spacing w:before="0" w:after="0" w:line="360" w:lineRule="auto"/>
+              <w:spacing w:before="0" w:after="0" w:line="240" w:lineRule="auto"/>
               <w:ind w:left="0" w:right="0" w:firstLine="0"/>
             </w:pPr>
             <w:r>
@@ -9374,7 +9367,7 @@
             <w:pPr>
               <w:keepNext w:val="0"/>
               <w:keepLines w:val="0"/>
-              <w:spacing w:before="0" w:after="0" w:line="360" w:lineRule="auto"/>
+              <w:spacing w:before="0" w:after="0" w:line="240" w:lineRule="auto"/>
               <w:ind w:left="0" w:right="0" w:firstLine="0"/>
             </w:pPr>
             <w:r>
@@ -9392,7 +9385,7 @@
             <w:pPr>
               <w:keepNext w:val="0"/>
               <w:keepLines w:val="0"/>
-              <w:spacing w:before="0" w:after="0" w:line="360" w:lineRule="auto"/>
+              <w:spacing w:before="0" w:after="0" w:line="240" w:lineRule="auto"/>
               <w:ind w:left="0" w:right="0" w:firstLine="0"/>
             </w:pPr>
             <w:r>
@@ -9410,7 +9403,7 @@
             <w:pPr>
               <w:keepNext w:val="0"/>
               <w:keepLines w:val="0"/>
-              <w:spacing w:before="0" w:after="0" w:line="360" w:lineRule="auto"/>
+              <w:spacing w:before="0" w:after="0" w:line="240" w:lineRule="auto"/>
               <w:ind w:left="0" w:right="0" w:firstLine="0"/>
             </w:pPr>
             <w:r>
@@ -9428,7 +9421,7 @@
             <w:pPr>
               <w:keepNext w:val="0"/>
               <w:keepLines w:val="0"/>
-              <w:spacing w:before="0" w:after="0" w:line="360" w:lineRule="auto"/>
+              <w:spacing w:before="0" w:after="0" w:line="240" w:lineRule="auto"/>
               <w:ind w:left="0" w:right="0" w:firstLine="0"/>
             </w:pPr>
             <w:r>
@@ -9446,7 +9439,7 @@
             <w:pPr>
               <w:keepNext w:val="0"/>
               <w:keepLines w:val="0"/>
-              <w:spacing w:before="0" w:after="0" w:line="360" w:lineRule="auto"/>
+              <w:spacing w:before="0" w:after="0" w:line="240" w:lineRule="auto"/>
               <w:ind w:left="0" w:right="0" w:firstLine="0"/>
             </w:pPr>
             <w:r>
@@ -9464,7 +9457,7 @@
             <w:pPr>
               <w:keepNext w:val="0"/>
               <w:keepLines w:val="0"/>
-              <w:spacing w:before="0" w:after="0" w:line="360" w:lineRule="auto"/>
+              <w:spacing w:before="0" w:after="0" w:line="240" w:lineRule="auto"/>
               <w:ind w:left="0" w:right="0" w:firstLine="0"/>
             </w:pPr>
             <w:r>
@@ -9482,7 +9475,7 @@
             <w:pPr>
               <w:keepNext w:val="0"/>
               <w:keepLines w:val="0"/>
-              <w:spacing w:before="0" w:after="0" w:line="360" w:lineRule="auto"/>
+              <w:spacing w:before="0" w:after="0" w:line="240" w:lineRule="auto"/>
               <w:ind w:left="0" w:right="0" w:firstLine="0"/>
             </w:pPr>
             <w:r>
@@ -9500,7 +9493,7 @@
             <w:pPr>
               <w:keepNext w:val="0"/>
               <w:keepLines w:val="0"/>
-              <w:spacing w:before="0" w:after="0" w:line="360" w:lineRule="auto"/>
+              <w:spacing w:before="0" w:after="0" w:line="240" w:lineRule="auto"/>
               <w:ind w:left="0" w:right="0" w:firstLine="0"/>
             </w:pPr>
             <w:r>
@@ -9518,7 +9511,7 @@
             <w:pPr>
               <w:keepNext w:val="0"/>
               <w:keepLines w:val="0"/>
-              <w:spacing w:before="0" w:after="0" w:line="360" w:lineRule="auto"/>
+              <w:spacing w:before="0" w:after="0" w:line="240" w:lineRule="auto"/>
               <w:ind w:left="0" w:right="0" w:firstLine="0"/>
             </w:pPr>
             <w:r>
@@ -9536,7 +9529,7 @@
             <w:pPr>
               <w:keepNext w:val="0"/>
               <w:keepLines w:val="0"/>
-              <w:spacing w:before="0" w:after="0" w:line="360" w:lineRule="auto"/>
+              <w:spacing w:before="0" w:after="0" w:line="240" w:lineRule="auto"/>
               <w:ind w:left="0" w:right="0" w:firstLine="0"/>
             </w:pPr>
             <w:r>
@@ -9554,7 +9547,7 @@
             <w:pPr>
               <w:keepNext w:val="0"/>
               <w:keepLines w:val="0"/>
-              <w:spacing w:before="0" w:after="0" w:line="360" w:lineRule="auto"/>
+              <w:spacing w:before="0" w:after="0" w:line="240" w:lineRule="auto"/>
               <w:ind w:left="0" w:right="0" w:firstLine="0"/>
             </w:pPr>
             <w:r>
@@ -9572,7 +9565,7 @@
             <w:pPr>
               <w:keepNext w:val="0"/>
               <w:keepLines w:val="0"/>
-              <w:spacing w:before="0" w:after="0" w:line="360" w:lineRule="auto"/>
+              <w:spacing w:before="0" w:after="0" w:line="240" w:lineRule="auto"/>
               <w:ind w:left="0" w:right="0" w:firstLine="0"/>
             </w:pPr>
             <w:r>
@@ -9590,7 +9583,7 @@
             <w:pPr>
               <w:keepNext w:val="0"/>
               <w:keepLines w:val="0"/>
-              <w:spacing w:before="0" w:after="0" w:line="360" w:lineRule="auto"/>
+              <w:spacing w:before="0" w:after="0" w:line="240" w:lineRule="auto"/>
               <w:ind w:left="0" w:right="0" w:firstLine="0"/>
             </w:pPr>
             <w:r>
@@ -9608,7 +9601,7 @@
             <w:pPr>
               <w:keepNext w:val="0"/>
               <w:keepLines w:val="0"/>
-              <w:spacing w:before="0" w:after="0" w:line="360" w:lineRule="auto"/>
+              <w:spacing w:before="0" w:after="0" w:line="240" w:lineRule="auto"/>
               <w:ind w:left="0" w:right="0" w:firstLine="0"/>
             </w:pPr>
             <w:r>
@@ -9626,7 +9619,7 @@
             <w:pPr>
               <w:keepNext w:val="0"/>
               <w:keepLines w:val="0"/>
-              <w:spacing w:before="0" w:after="0" w:line="360" w:lineRule="auto"/>
+              <w:spacing w:before="0" w:after="0" w:line="240" w:lineRule="auto"/>
               <w:ind w:left="0" w:right="0" w:firstLine="0"/>
             </w:pPr>
             <w:r>
@@ -9644,7 +9637,7 @@
             <w:pPr>
               <w:keepNext w:val="0"/>
               <w:keepLines w:val="0"/>
-              <w:spacing w:before="0" w:after="0" w:line="360" w:lineRule="auto"/>
+              <w:spacing w:before="0" w:after="0" w:line="240" w:lineRule="auto"/>
               <w:ind w:left="0" w:right="0" w:firstLine="0"/>
             </w:pPr>
             <w:r>
@@ -9662,7 +9655,7 @@
             <w:pPr>
               <w:keepNext w:val="0"/>
               <w:keepLines w:val="0"/>
-              <w:spacing w:before="0" w:after="0" w:line="360" w:lineRule="auto"/>
+              <w:spacing w:before="0" w:after="0" w:line="240" w:lineRule="auto"/>
               <w:ind w:left="0" w:right="0" w:firstLine="0"/>
             </w:pPr>
             <w:r>
@@ -9680,7 +9673,7 @@
             <w:pPr>
               <w:keepNext w:val="0"/>
               <w:keepLines w:val="0"/>
-              <w:spacing w:before="0" w:after="0" w:line="360" w:lineRule="auto"/>
+              <w:spacing w:before="0" w:after="0" w:line="240" w:lineRule="auto"/>
               <w:ind w:left="0" w:right="0" w:firstLine="0"/>
             </w:pPr>
             <w:r>
@@ -9698,7 +9691,7 @@
             <w:pPr>
               <w:keepNext w:val="0"/>
               <w:keepLines w:val="0"/>
-              <w:spacing w:before="0" w:after="0" w:line="360" w:lineRule="auto"/>
+              <w:spacing w:before="0" w:after="0" w:line="240" w:lineRule="auto"/>
               <w:ind w:left="0" w:right="0" w:firstLine="0"/>
             </w:pPr>
             <w:r>
@@ -9716,7 +9709,7 @@
             <w:pPr>
               <w:keepNext w:val="0"/>
               <w:keepLines w:val="0"/>
-              <w:spacing w:before="0" w:after="0" w:line="360" w:lineRule="auto"/>
+              <w:spacing w:before="0" w:after="0" w:line="240" w:lineRule="auto"/>
               <w:ind w:left="0" w:right="0" w:firstLine="0"/>
             </w:pPr>
             <w:r>
@@ -9734,7 +9727,7 @@
             <w:pPr>
               <w:keepNext w:val="0"/>
               <w:keepLines w:val="0"/>
-              <w:spacing w:before="0" w:after="0" w:line="360" w:lineRule="auto"/>
+              <w:spacing w:before="0" w:after="0" w:line="240" w:lineRule="auto"/>
               <w:ind w:left="0" w:right="0" w:firstLine="0"/>
             </w:pPr>
             <w:r>
@@ -9752,7 +9745,7 @@
             <w:pPr>
               <w:keepNext w:val="0"/>
               <w:keepLines w:val="0"/>
-              <w:spacing w:before="0" w:after="0" w:line="360" w:lineRule="auto"/>
+              <w:spacing w:before="0" w:after="0" w:line="240" w:lineRule="auto"/>
               <w:ind w:left="0" w:right="0" w:firstLine="0"/>
             </w:pPr>
             <w:r>
@@ -9770,7 +9763,7 @@
             <w:pPr>
               <w:keepNext w:val="0"/>
               <w:keepLines w:val="0"/>
-              <w:spacing w:before="0" w:after="0" w:line="360" w:lineRule="auto"/>
+              <w:spacing w:before="0" w:after="0" w:line="240" w:lineRule="auto"/>
               <w:ind w:left="0" w:right="0" w:firstLine="0"/>
             </w:pPr>
             <w:r>
@@ -9788,7 +9781,7 @@
             <w:pPr>
               <w:keepNext w:val="0"/>
               <w:keepLines w:val="0"/>
-              <w:spacing w:before="0" w:after="0" w:line="360" w:lineRule="auto"/>
+              <w:spacing w:before="0" w:after="0" w:line="240" w:lineRule="auto"/>
               <w:ind w:left="0" w:right="0" w:firstLine="0"/>
             </w:pPr>
             <w:r>
@@ -9806,7 +9799,7 @@
             <w:pPr>
               <w:keepNext w:val="0"/>
               <w:keepLines w:val="0"/>
-              <w:spacing w:before="0" w:after="0" w:line="360" w:lineRule="auto"/>
+              <w:spacing w:before="0" w:after="0" w:line="240" w:lineRule="auto"/>
               <w:ind w:left="0" w:right="0" w:firstLine="0"/>
             </w:pPr>
             <w:r>
@@ -9824,7 +9817,7 @@
             <w:pPr>
               <w:keepNext w:val="0"/>
               <w:keepLines w:val="0"/>
-              <w:spacing w:before="0" w:after="0" w:line="360" w:lineRule="auto"/>
+              <w:spacing w:before="0" w:after="0" w:line="240" w:lineRule="auto"/>
               <w:ind w:left="0" w:right="0" w:firstLine="0"/>
             </w:pPr>
             <w:r>
@@ -9842,7 +9835,7 @@
             <w:pPr>
               <w:keepNext w:val="0"/>
               <w:keepLines w:val="0"/>
-              <w:spacing w:before="0" w:after="0" w:line="360" w:lineRule="auto"/>
+              <w:spacing w:before="0" w:after="0" w:line="240" w:lineRule="auto"/>
               <w:ind w:left="0" w:right="0" w:firstLine="0"/>
             </w:pPr>
             <w:r>
@@ -9860,7 +9853,7 @@
             <w:pPr>
               <w:keepNext w:val="0"/>
               <w:keepLines w:val="0"/>
-              <w:spacing w:before="0" w:after="0" w:line="360" w:lineRule="auto"/>
+              <w:spacing w:before="0" w:after="0" w:line="240" w:lineRule="auto"/>
               <w:ind w:left="0" w:right="0" w:firstLine="0"/>
             </w:pPr>
             <w:r>
@@ -9878,7 +9871,7 @@
             <w:pPr>
               <w:keepNext w:val="0"/>
               <w:keepLines w:val="0"/>
-              <w:spacing w:before="0" w:after="0" w:line="360" w:lineRule="auto"/>
+              <w:spacing w:before="0" w:after="0" w:line="240" w:lineRule="auto"/>
               <w:ind w:left="0" w:right="0" w:firstLine="0"/>
             </w:pPr>
             <w:r>
@@ -9896,7 +9889,7 @@
             <w:pPr>
               <w:keepNext w:val="0"/>
               <w:keepLines w:val="0"/>
-              <w:spacing w:before="0" w:after="0" w:line="360" w:lineRule="auto"/>
+              <w:spacing w:before="0" w:after="0" w:line="240" w:lineRule="auto"/>
               <w:ind w:left="0" w:right="0" w:firstLine="0"/>
             </w:pPr>
             <w:r>
@@ -9914,7 +9907,7 @@
             <w:pPr>
               <w:keepNext w:val="0"/>
               <w:keepLines w:val="0"/>
-              <w:spacing w:before="0" w:after="0" w:line="360" w:lineRule="auto"/>
+              <w:spacing w:before="0" w:after="0" w:line="240" w:lineRule="auto"/>
               <w:ind w:left="0" w:right="0" w:firstLine="0"/>
             </w:pPr>
             <w:r>
@@ -9932,7 +9925,7 @@
             <w:pPr>
               <w:keepNext w:val="0"/>
               <w:keepLines w:val="0"/>
-              <w:spacing w:before="0" w:after="0" w:line="360" w:lineRule="auto"/>
+              <w:spacing w:before="0" w:after="0" w:line="240" w:lineRule="auto"/>
               <w:ind w:left="0" w:right="0" w:firstLine="0"/>
             </w:pPr>
             <w:r>
@@ -9950,7 +9943,7 @@
             <w:pPr>
               <w:keepNext w:val="0"/>
               <w:keepLines w:val="0"/>
-              <w:spacing w:before="0" w:after="0" w:line="360" w:lineRule="auto"/>
+              <w:spacing w:before="0" w:after="0" w:line="240" w:lineRule="auto"/>
               <w:ind w:left="0" w:right="0" w:firstLine="0"/>
             </w:pPr>
             <w:r>
@@ -9968,7 +9961,7 @@
             <w:pPr>
               <w:keepNext w:val="0"/>
               <w:keepLines w:val="0"/>
-              <w:spacing w:before="0" w:after="0" w:line="360" w:lineRule="auto"/>
+              <w:spacing w:before="0" w:after="0" w:line="240" w:lineRule="auto"/>
               <w:ind w:left="0" w:right="0" w:firstLine="0"/>
             </w:pPr>
             <w:r>
@@ -9986,7 +9979,7 @@
             <w:pPr>
               <w:keepNext w:val="0"/>
               <w:keepLines w:val="0"/>
-              <w:spacing w:before="0" w:after="0" w:line="360" w:lineRule="auto"/>
+              <w:spacing w:before="0" w:after="0" w:line="240" w:lineRule="auto"/>
               <w:ind w:left="0" w:right="0" w:firstLine="0"/>
             </w:pPr>
             <w:r>
@@ -10004,7 +9997,7 @@
             <w:pPr>
               <w:keepNext w:val="0"/>
               <w:keepLines w:val="0"/>
-              <w:spacing w:before="0" w:after="0" w:line="360" w:lineRule="auto"/>
+              <w:spacing w:before="0" w:after="0" w:line="240" w:lineRule="auto"/>
               <w:ind w:left="0" w:right="0" w:firstLine="0"/>
             </w:pPr>
             <w:r>
@@ -10022,7 +10015,7 @@
             <w:pPr>
               <w:keepNext w:val="0"/>
               <w:keepLines w:val="0"/>
-              <w:spacing w:before="0" w:after="0" w:line="360" w:lineRule="auto"/>
+              <w:spacing w:before="0" w:after="0" w:line="240" w:lineRule="auto"/>
               <w:ind w:left="0" w:right="0" w:firstLine="0"/>
             </w:pPr>
             <w:r>
@@ -10040,7 +10033,7 @@
             <w:pPr>
               <w:keepNext w:val="0"/>
               <w:keepLines w:val="0"/>
-              <w:spacing w:before="0" w:after="0" w:line="360" w:lineRule="auto"/>
+              <w:spacing w:before="0" w:after="0" w:line="240" w:lineRule="auto"/>
               <w:ind w:left="0" w:right="0" w:firstLine="0"/>
             </w:pPr>
             <w:r>
@@ -10058,7 +10051,7 @@
             <w:pPr>
               <w:keepNext w:val="0"/>
               <w:keepLines w:val="0"/>
-              <w:spacing w:before="0" w:after="0" w:line="360" w:lineRule="auto"/>
+              <w:spacing w:before="0" w:after="0" w:line="240" w:lineRule="auto"/>
               <w:ind w:left="0" w:right="0" w:firstLine="0"/>
             </w:pPr>
             <w:r>
@@ -10076,7 +10069,7 @@
             <w:pPr>
               <w:keepNext w:val="0"/>
               <w:keepLines w:val="0"/>
-              <w:spacing w:before="0" w:after="0" w:line="360" w:lineRule="auto"/>
+              <w:spacing w:before="0" w:after="0" w:line="240" w:lineRule="auto"/>
               <w:ind w:left="0" w:right="0" w:firstLine="0"/>
             </w:pPr>
             <w:r>
@@ -10094,7 +10087,7 @@
             <w:pPr>
               <w:keepNext w:val="0"/>
               <w:keepLines w:val="0"/>
-              <w:spacing w:before="0" w:after="0" w:line="360" w:lineRule="auto"/>
+              <w:spacing w:before="0" w:after="0" w:line="240" w:lineRule="auto"/>
               <w:ind w:left="0" w:right="0" w:firstLine="0"/>
             </w:pPr>
             <w:r>
@@ -10112,7 +10105,7 @@
             <w:pPr>
               <w:keepNext w:val="0"/>
               <w:keepLines w:val="0"/>
-              <w:spacing w:before="0" w:after="0" w:line="360" w:lineRule="auto"/>
+              <w:spacing w:before="0" w:after="0" w:line="240" w:lineRule="auto"/>
               <w:ind w:left="0" w:right="0" w:firstLine="0"/>
             </w:pPr>
             <w:r>
@@ -10130,7 +10123,7 @@
             <w:pPr>
               <w:keepNext w:val="0"/>
               <w:keepLines w:val="0"/>
-              <w:spacing w:before="0" w:after="0" w:line="360" w:lineRule="auto"/>
+              <w:spacing w:before="0" w:after="0" w:line="240" w:lineRule="auto"/>
               <w:ind w:left="0" w:right="0" w:firstLine="0"/>
             </w:pPr>
             <w:r>
@@ -10148,7 +10141,7 @@
             <w:pPr>
               <w:keepNext w:val="0"/>
               <w:keepLines w:val="0"/>
-              <w:spacing w:before="0" w:after="0" w:line="360" w:lineRule="auto"/>
+              <w:spacing w:before="0" w:after="0" w:line="240" w:lineRule="auto"/>
               <w:ind w:left="0" w:right="0" w:firstLine="0"/>
             </w:pPr>
             <w:r>
@@ -10166,7 +10159,7 @@
             <w:pPr>
               <w:keepNext w:val="0"/>
               <w:keepLines w:val="0"/>
-              <w:spacing w:before="0" w:after="0" w:line="360" w:lineRule="auto"/>
+              <w:spacing w:before="0" w:after="0" w:line="240" w:lineRule="auto"/>
               <w:ind w:left="0" w:right="0" w:firstLine="0"/>
             </w:pPr>
             <w:r>
@@ -10184,7 +10177,7 @@
             <w:pPr>
               <w:keepNext w:val="0"/>
               <w:keepLines w:val="0"/>
-              <w:spacing w:before="0" w:after="0" w:line="360" w:lineRule="auto"/>
+              <w:spacing w:before="0" w:after="0" w:line="240" w:lineRule="auto"/>
               <w:ind w:left="0" w:right="0" w:firstLine="0"/>
             </w:pPr>
             <w:r>
@@ -10202,7 +10195,7 @@
             <w:pPr>
               <w:keepNext w:val="0"/>
               <w:keepLines w:val="0"/>
-              <w:spacing w:before="0" w:after="0" w:line="360" w:lineRule="auto"/>
+              <w:spacing w:before="0" w:after="0" w:line="240" w:lineRule="auto"/>
               <w:ind w:left="0" w:right="0" w:firstLine="0"/>
             </w:pPr>
             <w:r>
@@ -10220,7 +10213,7 @@
             <w:pPr>
               <w:keepNext w:val="0"/>
               <w:keepLines w:val="0"/>
-              <w:spacing w:before="0" w:after="0" w:line="360" w:lineRule="auto"/>
+              <w:spacing w:before="0" w:after="0" w:line="240" w:lineRule="auto"/>
               <w:ind w:left="0" w:right="0" w:firstLine="0"/>
             </w:pPr>
             <w:r>
@@ -10238,7 +10231,7 @@
             <w:pPr>
               <w:keepNext w:val="0"/>
               <w:keepLines w:val="0"/>
-              <w:spacing w:before="0" w:after="0" w:line="360" w:lineRule="auto"/>
+              <w:spacing w:before="0" w:after="0" w:line="240" w:lineRule="auto"/>
               <w:ind w:left="0" w:right="0" w:firstLine="0"/>
             </w:pPr>
             <w:r>
@@ -10256,7 +10249,7 @@
             <w:pPr>
               <w:keepNext w:val="0"/>
               <w:keepLines w:val="0"/>
-              <w:spacing w:before="0" w:after="0" w:line="360" w:lineRule="auto"/>
+              <w:spacing w:before="0" w:after="0" w:line="240" w:lineRule="auto"/>
               <w:ind w:left="0" w:right="0" w:firstLine="0"/>
             </w:pPr>
             <w:r>
@@ -10274,7 +10267,7 @@
             <w:pPr>
               <w:keepNext w:val="0"/>
               <w:keepLines w:val="0"/>
-              <w:spacing w:before="0" w:after="0" w:line="360" w:lineRule="auto"/>
+              <w:spacing w:before="0" w:after="0" w:line="240" w:lineRule="auto"/>
               <w:ind w:left="0" w:right="0" w:firstLine="0"/>
             </w:pPr>
             <w:r>
@@ -10292,7 +10285,7 @@
             <w:pPr>
               <w:keepNext w:val="0"/>
               <w:keepLines w:val="0"/>
-              <w:spacing w:before="0" w:after="0" w:line="360" w:lineRule="auto"/>
+              <w:spacing w:before="0" w:after="0" w:line="240" w:lineRule="auto"/>
               <w:ind w:left="0" w:right="0" w:firstLine="0"/>
             </w:pPr>
             <w:r>
@@ -10310,7 +10303,7 @@
             <w:pPr>
               <w:keepNext w:val="0"/>
               <w:keepLines w:val="0"/>
-              <w:spacing w:before="0" w:after="0" w:line="360" w:lineRule="auto"/>
+              <w:spacing w:before="0" w:after="0" w:line="240" w:lineRule="auto"/>
               <w:ind w:left="0" w:right="0" w:firstLine="0"/>
             </w:pPr>
             <w:r>
@@ -10328,7 +10321,7 @@
             <w:pPr>
               <w:keepNext w:val="0"/>
               <w:keepLines w:val="0"/>
-              <w:spacing w:before="0" w:after="0" w:line="360" w:lineRule="auto"/>
+              <w:spacing w:before="0" w:after="0" w:line="240" w:lineRule="auto"/>
               <w:ind w:left="0" w:right="0" w:firstLine="0"/>
             </w:pPr>
             <w:r>
@@ -10346,7 +10339,7 @@
             <w:pPr>
               <w:keepNext w:val="0"/>
               <w:keepLines w:val="0"/>
-              <w:spacing w:before="0" w:after="0" w:line="360" w:lineRule="auto"/>
+              <w:spacing w:before="0" w:after="0" w:line="240" w:lineRule="auto"/>
               <w:ind w:left="0" w:right="0" w:firstLine="0"/>
             </w:pPr>
             <w:r>
@@ -10364,7 +10357,7 @@
             <w:pPr>
               <w:keepNext w:val="0"/>
               <w:keepLines w:val="0"/>
-              <w:spacing w:before="0" w:after="0" w:line="360" w:lineRule="auto"/>
+              <w:spacing w:before="0" w:after="0" w:line="240" w:lineRule="auto"/>
               <w:ind w:left="0" w:right="0" w:firstLine="0"/>
             </w:pPr>
             <w:r>
@@ -10382,7 +10375,7 @@
             <w:pPr>
               <w:keepNext w:val="0"/>
               <w:keepLines w:val="0"/>
-              <w:spacing w:before="0" w:after="0" w:line="360" w:lineRule="auto"/>
+              <w:spacing w:before="0" w:after="0" w:line="240" w:lineRule="auto"/>
               <w:ind w:left="0" w:right="0" w:firstLine="0"/>
             </w:pPr>
             <w:r>
@@ -10400,7 +10393,7 @@
             <w:pPr>
               <w:keepNext w:val="0"/>
               <w:keepLines w:val="0"/>
-              <w:spacing w:before="0" w:after="0" w:line="360" w:lineRule="auto"/>
+              <w:spacing w:before="0" w:after="0" w:line="240" w:lineRule="auto"/>
               <w:ind w:left="0" w:right="0" w:firstLine="0"/>
             </w:pPr>
             <w:r>
@@ -10418,7 +10411,7 @@
             <w:pPr>
               <w:keepNext w:val="0"/>
               <w:keepLines w:val="0"/>
-              <w:spacing w:before="0" w:after="0" w:line="360" w:lineRule="auto"/>
+              <w:spacing w:before="0" w:after="0" w:line="240" w:lineRule="auto"/>
               <w:ind w:left="0" w:right="0" w:firstLine="0"/>
             </w:pPr>
             <w:r>
@@ -10436,7 +10429,7 @@
             <w:pPr>
               <w:keepNext w:val="0"/>
               <w:keepLines w:val="0"/>
-              <w:spacing w:before="0" w:after="0" w:line="360" w:lineRule="auto"/>
+              <w:spacing w:before="0" w:after="0" w:line="240" w:lineRule="auto"/>
               <w:ind w:left="0" w:right="0" w:firstLine="0"/>
             </w:pPr>
             <w:r>
@@ -10454,7 +10447,7 @@
             <w:pPr>
               <w:keepNext w:val="0"/>
               <w:keepLines w:val="0"/>
-              <w:spacing w:before="0" w:after="0" w:line="360" w:lineRule="auto"/>
+              <w:spacing w:before="0" w:after="0" w:line="240" w:lineRule="auto"/>
               <w:ind w:left="0" w:right="0" w:firstLine="0"/>
             </w:pPr>
             <w:r>
@@ -10472,7 +10465,7 @@
             <w:pPr>
               <w:keepNext w:val="0"/>
               <w:keepLines w:val="0"/>
-              <w:spacing w:before="0" w:after="0" w:line="360" w:lineRule="auto"/>
+              <w:spacing w:before="0" w:after="0" w:line="240" w:lineRule="auto"/>
               <w:ind w:left="0" w:right="0" w:firstLine="0"/>
             </w:pPr>
             <w:r>
@@ -10490,7 +10483,7 @@
             <w:pPr>
               <w:keepNext w:val="0"/>
               <w:keepLines w:val="0"/>
-              <w:spacing w:before="0" w:after="0" w:line="360" w:lineRule="auto"/>
+              <w:spacing w:before="0" w:after="0" w:line="240" w:lineRule="auto"/>
               <w:ind w:left="0" w:right="0" w:firstLine="0"/>
             </w:pPr>
             <w:r>
@@ -10508,7 +10501,7 @@
             <w:pPr>
               <w:keepNext w:val="0"/>
               <w:keepLines w:val="0"/>
-              <w:spacing w:before="0" w:after="0" w:line="360" w:lineRule="auto"/>
+              <w:spacing w:before="0" w:after="0" w:line="240" w:lineRule="auto"/>
               <w:ind w:left="0" w:right="0" w:firstLine="0"/>
             </w:pPr>
             <w:r>
@@ -10526,7 +10519,7 @@
             <w:pPr>
               <w:keepNext w:val="0"/>
               <w:keepLines w:val="0"/>
-              <w:spacing w:before="0" w:after="0" w:line="360" w:lineRule="auto"/>
+              <w:spacing w:before="0" w:after="0" w:line="240" w:lineRule="auto"/>
               <w:ind w:left="0" w:right="0" w:firstLine="0"/>
             </w:pPr>
             <w:r>
@@ -10544,7 +10537,7 @@
             <w:pPr>
               <w:keepNext w:val="0"/>
               <w:keepLines w:val="0"/>
-              <w:spacing w:before="0" w:after="0" w:line="360" w:lineRule="auto"/>
+              <w:spacing w:before="0" w:after="0" w:line="240" w:lineRule="auto"/>
               <w:ind w:left="0" w:right="0" w:firstLine="0"/>
             </w:pPr>
             <w:r>
@@ -10562,7 +10555,7 @@
             <w:pPr>
               <w:keepNext w:val="0"/>
               <w:keepLines w:val="0"/>
-              <w:spacing w:before="0" w:after="0" w:line="360" w:lineRule="auto"/>
+              <w:spacing w:before="0" w:after="0" w:line="240" w:lineRule="auto"/>
               <w:ind w:left="0" w:right="0" w:firstLine="0"/>
             </w:pPr>
             <w:r>
@@ -10580,7 +10573,7 @@
             <w:pPr>
               <w:keepNext w:val="0"/>
               <w:keepLines w:val="0"/>
-              <w:spacing w:before="0" w:after="0" w:line="360" w:lineRule="auto"/>
+              <w:spacing w:before="0" w:after="0" w:line="240" w:lineRule="auto"/>
               <w:ind w:left="0" w:right="0" w:firstLine="0"/>
             </w:pPr>
             <w:r>
@@ -10598,7 +10591,7 @@
             <w:pPr>
               <w:keepNext w:val="0"/>
               <w:keepLines w:val="0"/>
-              <w:spacing w:before="0" w:after="0" w:line="360" w:lineRule="auto"/>
+              <w:spacing w:before="0" w:after="0" w:line="240" w:lineRule="auto"/>
               <w:ind w:left="0" w:right="0" w:firstLine="0"/>
             </w:pPr>
             <w:r>
@@ -10616,7 +10609,7 @@
             <w:pPr>
               <w:keepNext w:val="0"/>
               <w:keepLines w:val="0"/>
-              <w:spacing w:before="0" w:after="0" w:line="360" w:lineRule="auto"/>
+              <w:spacing w:before="0" w:after="0" w:line="240" w:lineRule="auto"/>
               <w:ind w:left="0" w:right="0" w:firstLine="0"/>
             </w:pPr>
             <w:r>
@@ -10634,7 +10627,7 @@
             <w:pPr>
               <w:keepNext w:val="0"/>
               <w:keepLines w:val="0"/>
-              <w:spacing w:before="0" w:after="0" w:line="360" w:lineRule="auto"/>
+              <w:spacing w:before="0" w:after="0" w:line="240" w:lineRule="auto"/>
               <w:ind w:left="0" w:right="0" w:firstLine="0"/>
             </w:pPr>
             <w:r>
@@ -10652,7 +10645,7 @@
             <w:pPr>
               <w:keepNext w:val="0"/>
               <w:keepLines w:val="0"/>
-              <w:spacing w:before="0" w:after="0" w:line="360" w:lineRule="auto"/>
+              <w:spacing w:before="0" w:after="0" w:line="240" w:lineRule="auto"/>
               <w:ind w:left="0" w:right="0" w:firstLine="0"/>
             </w:pPr>
             <w:r>
@@ -10670,7 +10663,7 @@
             <w:pPr>
               <w:keepNext w:val="0"/>
               <w:keepLines w:val="0"/>
-              <w:spacing w:before="0" w:after="0" w:line="360" w:lineRule="auto"/>
+              <w:spacing w:before="0" w:after="0" w:line="240" w:lineRule="auto"/>
               <w:ind w:left="0" w:right="0" w:firstLine="0"/>
             </w:pPr>
             <w:r>
@@ -10688,7 +10681,7 @@
             <w:pPr>
               <w:keepNext w:val="0"/>
               <w:keepLines w:val="0"/>
-              <w:spacing w:before="0" w:after="0" w:line="360" w:lineRule="auto"/>
+              <w:spacing w:before="0" w:after="0" w:line="240" w:lineRule="auto"/>
               <w:ind w:left="0" w:right="0" w:firstLine="0"/>
             </w:pPr>
             <w:r>
@@ -10706,7 +10699,7 @@
             <w:pPr>
               <w:keepNext w:val="0"/>
               <w:keepLines w:val="0"/>
-              <w:spacing w:before="0" w:after="0" w:line="360" w:lineRule="auto"/>
+              <w:spacing w:before="0" w:after="0" w:line="240" w:lineRule="auto"/>
               <w:ind w:left="0" w:right="0" w:firstLine="0"/>
             </w:pPr>
             <w:r>
@@ -10724,7 +10717,7 @@
             <w:pPr>
               <w:keepNext w:val="0"/>
               <w:keepLines w:val="0"/>
-              <w:spacing w:before="0" w:after="0" w:line="360" w:lineRule="auto"/>
+              <w:spacing w:before="0" w:after="0" w:line="240" w:lineRule="auto"/>
               <w:ind w:left="0" w:right="0" w:firstLine="0"/>
             </w:pPr>
             <w:r>
@@ -10742,7 +10735,7 @@
             <w:pPr>
               <w:keepNext w:val="0"/>
               <w:keepLines w:val="0"/>
-              <w:spacing w:before="0" w:after="0" w:line="360" w:lineRule="auto"/>
+              <w:spacing w:before="0" w:after="0" w:line="240" w:lineRule="auto"/>
               <w:ind w:left="0" w:right="0" w:firstLine="0"/>
             </w:pPr>
             <w:r>
@@ -10760,7 +10753,7 @@
             <w:pPr>
               <w:keepNext w:val="0"/>
               <w:keepLines w:val="0"/>
-              <w:spacing w:before="0" w:after="0" w:line="360" w:lineRule="auto"/>
+              <w:spacing w:before="0" w:after="0" w:line="240" w:lineRule="auto"/>
               <w:ind w:left="0" w:right="0" w:firstLine="0"/>
             </w:pPr>
             <w:r>
@@ -10778,7 +10771,7 @@
             <w:pPr>
               <w:keepNext w:val="0"/>
               <w:keepLines w:val="0"/>
-              <w:spacing w:before="0" w:after="0" w:line="360" w:lineRule="auto"/>
+              <w:spacing w:before="0" w:after="0" w:line="240" w:lineRule="auto"/>
               <w:ind w:left="0" w:right="0" w:firstLine="0"/>
             </w:pPr>
             <w:r>
@@ -10796,7 +10789,7 @@
             <w:pPr>
               <w:keepNext w:val="0"/>
               <w:keepLines w:val="0"/>
-              <w:spacing w:before="0" w:after="0" w:line="360" w:lineRule="auto"/>
+              <w:spacing w:before="0" w:after="0" w:line="240" w:lineRule="auto"/>
               <w:ind w:left="0" w:right="0" w:firstLine="0"/>
             </w:pPr>
             <w:r>
@@ -10814,7 +10807,7 @@
             <w:pPr>
               <w:keepNext w:val="0"/>
               <w:keepLines w:val="0"/>
-              <w:spacing w:before="0" w:after="0" w:line="360" w:lineRule="auto"/>
+              <w:spacing w:before="0" w:after="0" w:line="240" w:lineRule="auto"/>
               <w:ind w:left="0" w:right="0" w:firstLine="0"/>
             </w:pPr>
             <w:r>
@@ -10832,7 +10825,7 @@
             <w:pPr>
               <w:keepNext w:val="0"/>
               <w:keepLines w:val="0"/>
-              <w:spacing w:before="0" w:after="0" w:line="360" w:lineRule="auto"/>
+              <w:spacing w:before="0" w:after="0" w:line="240" w:lineRule="auto"/>
               <w:ind w:left="0" w:right="0" w:firstLine="0"/>
             </w:pPr>
             <w:r>
@@ -10850,7 +10843,7 @@
             <w:pPr>
               <w:keepNext w:val="0"/>
               <w:keepLines w:val="0"/>
-              <w:spacing w:before="0" w:after="0" w:line="360" w:lineRule="auto"/>
+              <w:spacing w:before="0" w:after="0" w:line="240" w:lineRule="auto"/>
               <w:ind w:left="0" w:right="0" w:firstLine="0"/>
             </w:pPr>
             <w:r>
@@ -10868,7 +10861,7 @@
             <w:pPr>
               <w:keepNext w:val="0"/>
               <w:keepLines w:val="0"/>
-              <w:spacing w:before="0" w:after="0" w:line="360" w:lineRule="auto"/>
+              <w:spacing w:before="0" w:after="0" w:line="240" w:lineRule="auto"/>
               <w:ind w:left="0" w:right="0" w:firstLine="0"/>
             </w:pPr>
             <w:r>
@@ -10886,24 +10879,24 @@
             <w:pPr>
               <w:keepNext w:val="0"/>
               <w:keepLines w:val="0"/>
-              <w:spacing w:before="0" w:after="0" w:line="360" w:lineRule="auto"/>
-              <w:ind w:left="0" w:right="0" w:firstLine="0"/>
-            </w:pPr>
-            <w:r>
-              <w:rPr>
-                <w:rFonts w:ascii="Courier New" w:hAnsi="Courier New" w:eastAsia="Courier New" w:cs="Courier New"/>
-                <w:b w:val="0"/>
-                <w:i w:val="0"/>
-                <w:color w:val="000000"/>
-                <w:sz w:val="22"/>
-              </w:rPr>
-            </w:r>
-          </w:p>
-          <w:p>
-            <w:pPr>
-              <w:keepNext w:val="0"/>
-              <w:keepLines w:val="0"/>
-              <w:spacing w:before="0" w:after="0" w:line="360" w:lineRule="auto"/>
+              <w:spacing w:before="0" w:after="0" w:line="240" w:lineRule="auto"/>
+              <w:ind w:left="0" w:right="0" w:firstLine="0"/>
+            </w:pPr>
+            <w:r>
+              <w:rPr>
+                <w:rFonts w:ascii="Courier New" w:hAnsi="Courier New" w:eastAsia="Courier New" w:cs="Courier New"/>
+                <w:b w:val="0"/>
+                <w:i w:val="0"/>
+                <w:color w:val="000000"/>
+                <w:sz w:val="22"/>
+              </w:rPr>
+            </w:r>
+          </w:p>
+          <w:p>
+            <w:pPr>
+              <w:keepNext w:val="0"/>
+              <w:keepLines w:val="0"/>
+              <w:spacing w:before="0" w:after="0" w:line="240" w:lineRule="auto"/>
               <w:ind w:left="0" w:right="0" w:firstLine="0"/>
             </w:pPr>
             <w:r>
@@ -10921,7 +10914,7 @@
             <w:pPr>
               <w:keepNext w:val="0"/>
               <w:keepLines w:val="0"/>
-              <w:spacing w:before="0" w:after="0" w:line="360" w:lineRule="auto"/>
+              <w:spacing w:before="0" w:after="0" w:line="240" w:lineRule="auto"/>
               <w:ind w:left="0" w:right="0" w:firstLine="0"/>
             </w:pPr>
             <w:r>
@@ -10939,7 +10932,7 @@
             <w:pPr>
               <w:keepNext w:val="0"/>
               <w:keepLines w:val="0"/>
-              <w:spacing w:before="0" w:after="0" w:line="360" w:lineRule="auto"/>
+              <w:spacing w:before="0" w:after="0" w:line="240" w:lineRule="auto"/>
               <w:ind w:left="0" w:right="0" w:firstLine="0"/>
             </w:pPr>
             <w:r>
@@ -10957,7 +10950,7 @@
             <w:pPr>
               <w:keepNext w:val="0"/>
               <w:keepLines w:val="0"/>
-              <w:spacing w:before="0" w:after="0" w:line="360" w:lineRule="auto"/>
+              <w:spacing w:before="0" w:after="0" w:line="240" w:lineRule="auto"/>
               <w:ind w:left="0" w:right="0" w:firstLine="0"/>
             </w:pPr>
             <w:r>
@@ -10975,7 +10968,7 @@
             <w:pPr>
               <w:keepNext w:val="0"/>
               <w:keepLines w:val="0"/>
-              <w:spacing w:before="0" w:after="0" w:line="360" w:lineRule="auto"/>
+              <w:spacing w:before="0" w:after="0" w:line="240" w:lineRule="auto"/>
               <w:ind w:left="0" w:right="0" w:firstLine="0"/>
             </w:pPr>
             <w:r>
@@ -10993,7 +10986,7 @@
             <w:pPr>
               <w:keepNext w:val="0"/>
               <w:keepLines w:val="0"/>
-              <w:spacing w:before="0" w:after="0" w:line="360" w:lineRule="auto"/>
+              <w:spacing w:before="0" w:after="0" w:line="240" w:lineRule="auto"/>
               <w:ind w:left="0" w:right="0" w:firstLine="0"/>
             </w:pPr>
             <w:r>
@@ -11011,7 +11004,7 @@
             <w:pPr>
               <w:keepNext w:val="0"/>
               <w:keepLines w:val="0"/>
-              <w:spacing w:before="0" w:after="0" w:line="360" w:lineRule="auto"/>
+              <w:spacing w:before="0" w:after="0" w:line="240" w:lineRule="auto"/>
               <w:ind w:left="0" w:right="0" w:firstLine="0"/>
             </w:pPr>
             <w:r>
@@ -11029,7 +11022,7 @@
             <w:pPr>
               <w:keepNext w:val="0"/>
               <w:keepLines w:val="0"/>
-              <w:spacing w:before="0" w:after="0" w:line="360" w:lineRule="auto"/>
+              <w:spacing w:before="0" w:after="0" w:line="240" w:lineRule="auto"/>
               <w:ind w:left="0" w:right="0" w:firstLine="0"/>
             </w:pPr>
             <w:r>
@@ -11047,7 +11040,7 @@
             <w:pPr>
               <w:keepNext w:val="0"/>
               <w:keepLines w:val="0"/>
-              <w:spacing w:before="0" w:after="0" w:line="360" w:lineRule="auto"/>
+              <w:spacing w:before="0" w:after="0" w:line="240" w:lineRule="auto"/>
               <w:ind w:left="0" w:right="0" w:firstLine="0"/>
             </w:pPr>
             <w:r>
@@ -11065,7 +11058,7 @@
             <w:pPr>
               <w:keepNext w:val="0"/>
               <w:keepLines w:val="0"/>
-              <w:spacing w:before="0" w:after="0" w:line="360" w:lineRule="auto"/>
+              <w:spacing w:before="0" w:after="0" w:line="240" w:lineRule="auto"/>
               <w:ind w:left="0" w:right="0" w:firstLine="0"/>
             </w:pPr>
             <w:r>
@@ -11083,7 +11076,7 @@
             <w:pPr>
               <w:keepNext w:val="0"/>
               <w:keepLines w:val="0"/>
-              <w:spacing w:before="0" w:after="0" w:line="360" w:lineRule="auto"/>
+              <w:spacing w:before="0" w:after="0" w:line="240" w:lineRule="auto"/>
               <w:ind w:left="0" w:right="0" w:firstLine="0"/>
             </w:pPr>
             <w:r>
@@ -11101,7 +11094,7 @@
             <w:pPr>
               <w:keepNext w:val="0"/>
               <w:keepLines w:val="0"/>
-              <w:spacing w:before="0" w:after="0" w:line="360" w:lineRule="auto"/>
+              <w:spacing w:before="0" w:after="0" w:line="240" w:lineRule="auto"/>
               <w:ind w:left="0" w:right="0" w:firstLine="0"/>
             </w:pPr>
             <w:r>
@@ -11119,7 +11112,7 @@
             <w:pPr>
               <w:keepNext w:val="0"/>
               <w:keepLines w:val="0"/>
-              <w:spacing w:before="0" w:after="0" w:line="360" w:lineRule="auto"/>
+              <w:spacing w:before="0" w:after="0" w:line="240" w:lineRule="auto"/>
               <w:ind w:left="0" w:right="0" w:firstLine="0"/>
             </w:pPr>
             <w:r>
@@ -11137,7 +11130,7 @@
             <w:pPr>
               <w:keepNext w:val="0"/>
               <w:keepLines w:val="0"/>
-              <w:spacing w:before="0" w:after="0" w:line="360" w:lineRule="auto"/>
+              <w:spacing w:before="0" w:after="0" w:line="240" w:lineRule="auto"/>
               <w:ind w:left="0" w:right="0" w:firstLine="0"/>
             </w:pPr>
             <w:r>
@@ -11155,7 +11148,7 @@
             <w:pPr>
               <w:keepNext w:val="0"/>
               <w:keepLines w:val="0"/>
-              <w:spacing w:before="0" w:after="0" w:line="360" w:lineRule="auto"/>
+              <w:spacing w:before="0" w:after="0" w:line="240" w:lineRule="auto"/>
               <w:ind w:left="0" w:right="0" w:firstLine="0"/>
             </w:pPr>
             <w:r>
@@ -11173,7 +11166,7 @@
             <w:pPr>
               <w:keepNext w:val="0"/>
               <w:keepLines w:val="0"/>
-              <w:spacing w:before="0" w:after="0" w:line="360" w:lineRule="auto"/>
+              <w:spacing w:before="0" w:after="0" w:line="240" w:lineRule="auto"/>
               <w:ind w:left="0" w:right="0" w:firstLine="0"/>
             </w:pPr>
             <w:r>
@@ -11191,24 +11184,24 @@
             <w:pPr>
               <w:keepNext w:val="0"/>
               <w:keepLines w:val="0"/>
-              <w:spacing w:before="0" w:after="0" w:line="360" w:lineRule="auto"/>
-              <w:ind w:left="0" w:right="0" w:firstLine="0"/>
-            </w:pPr>
-            <w:r>
-              <w:rPr>
-                <w:rFonts w:ascii="Courier New" w:hAnsi="Courier New" w:eastAsia="Courier New" w:cs="Courier New"/>
-                <w:b w:val="0"/>
-                <w:i w:val="0"/>
-                <w:color w:val="000000"/>
-                <w:sz w:val="22"/>
-              </w:rPr>
-            </w:r>
-          </w:p>
-          <w:p>
-            <w:pPr>
-              <w:keepNext w:val="0"/>
-              <w:keepLines w:val="0"/>
-              <w:spacing w:before="0" w:after="0" w:line="360" w:lineRule="auto"/>
+              <w:spacing w:before="0" w:after="0" w:line="240" w:lineRule="auto"/>
+              <w:ind w:left="0" w:right="0" w:firstLine="0"/>
+            </w:pPr>
+            <w:r>
+              <w:rPr>
+                <w:rFonts w:ascii="Courier New" w:hAnsi="Courier New" w:eastAsia="Courier New" w:cs="Courier New"/>
+                <w:b w:val="0"/>
+                <w:i w:val="0"/>
+                <w:color w:val="000000"/>
+                <w:sz w:val="22"/>
+              </w:rPr>
+            </w:r>
+          </w:p>
+          <w:p>
+            <w:pPr>
+              <w:keepNext w:val="0"/>
+              <w:keepLines w:val="0"/>
+              <w:spacing w:before="0" w:after="0" w:line="240" w:lineRule="auto"/>
               <w:ind w:left="0" w:right="0" w:firstLine="0"/>
             </w:pPr>
             <w:r>
@@ -11226,7 +11219,7 @@
             <w:pPr>
               <w:keepNext w:val="0"/>
               <w:keepLines w:val="0"/>
-              <w:spacing w:before="0" w:after="0" w:line="360" w:lineRule="auto"/>
+              <w:spacing w:before="0" w:after="0" w:line="240" w:lineRule="auto"/>
               <w:ind w:left="0" w:right="0" w:firstLine="0"/>
             </w:pPr>
             <w:r>
@@ -11244,7 +11237,7 @@
             <w:pPr>
               <w:keepNext w:val="0"/>
               <w:keepLines w:val="0"/>
-              <w:spacing w:before="0" w:after="0" w:line="360" w:lineRule="auto"/>
+              <w:spacing w:before="0" w:after="0" w:line="240" w:lineRule="auto"/>
               <w:ind w:left="0" w:right="0" w:firstLine="0"/>
             </w:pPr>
             <w:r>
@@ -11262,7 +11255,7 @@
             <w:pPr>
               <w:keepNext w:val="0"/>
               <w:keepLines w:val="0"/>
-              <w:spacing w:before="0" w:after="0" w:line="360" w:lineRule="auto"/>
+              <w:spacing w:before="0" w:after="0" w:line="240" w:lineRule="auto"/>
               <w:ind w:left="0" w:right="0" w:firstLine="0"/>
             </w:pPr>
             <w:r>
@@ -11280,7 +11273,7 @@
             <w:pPr>
               <w:keepNext w:val="0"/>
               <w:keepLines w:val="0"/>
-              <w:spacing w:before="0" w:after="0" w:line="360" w:lineRule="auto"/>
+              <w:spacing w:before="0" w:after="0" w:line="240" w:lineRule="auto"/>
               <w:ind w:left="0" w:right="0" w:firstLine="0"/>
             </w:pPr>
             <w:r>
@@ -11298,7 +11291,7 @@
             <w:pPr>
               <w:keepNext w:val="0"/>
               <w:keepLines w:val="0"/>
-              <w:spacing w:before="0" w:after="0" w:line="360" w:lineRule="auto"/>
+              <w:spacing w:before="0" w:after="0" w:line="240" w:lineRule="auto"/>
               <w:ind w:left="0" w:right="0" w:firstLine="0"/>
             </w:pPr>
             <w:r>
@@ -11316,7 +11309,7 @@
             <w:pPr>
               <w:keepNext w:val="0"/>
               <w:keepLines w:val="0"/>
-              <w:spacing w:before="0" w:after="0" w:line="360" w:lineRule="auto"/>
+              <w:spacing w:before="0" w:after="0" w:line="240" w:lineRule="auto"/>
               <w:ind w:left="0" w:right="0" w:firstLine="0"/>
             </w:pPr>
             <w:r>
@@ -11334,7 +11327,7 @@
             <w:pPr>
               <w:keepNext w:val="0"/>
               <w:keepLines w:val="0"/>
-              <w:spacing w:before="0" w:after="0" w:line="360" w:lineRule="auto"/>
+              <w:spacing w:before="0" w:after="0" w:line="240" w:lineRule="auto"/>
               <w:ind w:left="0" w:right="0" w:firstLine="0"/>
             </w:pPr>
             <w:r>
@@ -11352,7 +11345,7 @@
             <w:pPr>
               <w:keepNext w:val="0"/>
               <w:keepLines w:val="0"/>
-              <w:spacing w:before="0" w:after="0" w:line="360" w:lineRule="auto"/>
+              <w:spacing w:before="0" w:after="0" w:line="240" w:lineRule="auto"/>
               <w:ind w:left="0" w:right="0" w:firstLine="0"/>
             </w:pPr>
             <w:r>
@@ -11370,7 +11363,7 @@
             <w:pPr>
               <w:keepNext w:val="0"/>
               <w:keepLines w:val="0"/>
-              <w:spacing w:before="0" w:after="0" w:line="360" w:lineRule="auto"/>
+              <w:spacing w:before="0" w:after="0" w:line="240" w:lineRule="auto"/>
               <w:ind w:left="0" w:right="0" w:firstLine="0"/>
             </w:pPr>
             <w:r>
@@ -11388,7 +11381,7 @@
             <w:pPr>
               <w:keepNext w:val="0"/>
               <w:keepLines w:val="0"/>
-              <w:spacing w:before="0" w:after="0" w:line="360" w:lineRule="auto"/>
+              <w:spacing w:before="0" w:after="0" w:line="240" w:lineRule="auto"/>
               <w:ind w:left="0" w:right="0" w:firstLine="0"/>
             </w:pPr>
             <w:r>
@@ -11406,7 +11399,7 @@
             <w:pPr>
               <w:keepNext w:val="0"/>
               <w:keepLines w:val="0"/>
-              <w:spacing w:before="0" w:after="0" w:line="360" w:lineRule="auto"/>
+              <w:spacing w:before="0" w:after="0" w:line="240" w:lineRule="auto"/>
               <w:ind w:left="0" w:right="0" w:firstLine="0"/>
             </w:pPr>
             <w:r>
@@ -11424,7 +11417,7 @@
             <w:pPr>
               <w:keepNext w:val="0"/>
               <w:keepLines w:val="0"/>
-              <w:spacing w:before="0" w:after="0" w:line="360" w:lineRule="auto"/>
+              <w:spacing w:before="0" w:after="0" w:line="240" w:lineRule="auto"/>
               <w:ind w:left="0" w:right="0" w:firstLine="0"/>
             </w:pPr>
             <w:r>
@@ -11442,7 +11435,7 @@
             <w:pPr>
               <w:keepNext w:val="0"/>
               <w:keepLines w:val="0"/>
-              <w:spacing w:before="0" w:after="0" w:line="360" w:lineRule="auto"/>
+              <w:spacing w:before="0" w:after="0" w:line="240" w:lineRule="auto"/>
               <w:ind w:left="0" w:right="0" w:firstLine="0"/>
             </w:pPr>
             <w:r>
@@ -11460,7 +11453,7 @@
             <w:pPr>
               <w:keepNext w:val="0"/>
               <w:keepLines w:val="0"/>
-              <w:spacing w:before="0" w:after="0" w:line="360" w:lineRule="auto"/>
+              <w:spacing w:before="0" w:after="0" w:line="240" w:lineRule="auto"/>
               <w:ind w:left="0" w:right="0" w:firstLine="0"/>
             </w:pPr>
             <w:r>
@@ -11478,7 +11471,7 @@
             <w:pPr>
               <w:keepNext w:val="0"/>
               <w:keepLines w:val="0"/>
-              <w:spacing w:before="0" w:after="0" w:line="360" w:lineRule="auto"/>
+              <w:spacing w:before="0" w:after="0" w:line="240" w:lineRule="auto"/>
               <w:ind w:left="0" w:right="0" w:firstLine="0"/>
             </w:pPr>
             <w:r>
@@ -11496,7 +11489,7 @@
             <w:pPr>
               <w:keepNext w:val="0"/>
               <w:keepLines w:val="0"/>
-              <w:spacing w:before="0" w:after="0" w:line="360" w:lineRule="auto"/>
+              <w:spacing w:before="0" w:after="0" w:line="240" w:lineRule="auto"/>
               <w:ind w:left="0" w:right="0" w:firstLine="0"/>
             </w:pPr>
             <w:r>
@@ -11514,24 +11507,24 @@
             <w:pPr>
               <w:keepNext w:val="0"/>
               <w:keepLines w:val="0"/>
-              <w:spacing w:before="0" w:after="0" w:line="360" w:lineRule="auto"/>
-              <w:ind w:left="0" w:right="0" w:firstLine="0"/>
-            </w:pPr>
-            <w:r>
-              <w:rPr>
-                <w:rFonts w:ascii="Courier New" w:hAnsi="Courier New" w:eastAsia="Courier New" w:cs="Courier New"/>
-                <w:b w:val="0"/>
-                <w:i w:val="0"/>
-                <w:color w:val="000000"/>
-                <w:sz w:val="22"/>
-              </w:rPr>
-            </w:r>
-          </w:p>
-          <w:p>
-            <w:pPr>
-              <w:keepNext w:val="0"/>
-              <w:keepLines w:val="0"/>
-              <w:spacing w:before="0" w:after="0" w:line="360" w:lineRule="auto"/>
+              <w:spacing w:before="0" w:after="0" w:line="240" w:lineRule="auto"/>
+              <w:ind w:left="0" w:right="0" w:firstLine="0"/>
+            </w:pPr>
+            <w:r>
+              <w:rPr>
+                <w:rFonts w:ascii="Courier New" w:hAnsi="Courier New" w:eastAsia="Courier New" w:cs="Courier New"/>
+                <w:b w:val="0"/>
+                <w:i w:val="0"/>
+                <w:color w:val="000000"/>
+                <w:sz w:val="22"/>
+              </w:rPr>
+            </w:r>
+          </w:p>
+          <w:p>
+            <w:pPr>
+              <w:keepNext w:val="0"/>
+              <w:keepLines w:val="0"/>
+              <w:spacing w:before="0" w:after="0" w:line="240" w:lineRule="auto"/>
               <w:ind w:left="0" w:right="0" w:firstLine="0"/>
             </w:pPr>
             <w:r>
@@ -11549,7 +11542,7 @@
             <w:pPr>
               <w:keepNext w:val="0"/>
               <w:keepLines w:val="0"/>
-              <w:spacing w:before="0" w:after="0" w:line="360" w:lineRule="auto"/>
+              <w:spacing w:before="0" w:after="0" w:line="240" w:lineRule="auto"/>
               <w:ind w:left="0" w:right="0" w:firstLine="0"/>
             </w:pPr>
             <w:r>
@@ -11567,7 +11560,7 @@
             <w:pPr>
               <w:keepNext w:val="0"/>
               <w:keepLines w:val="0"/>
-              <w:spacing w:before="0" w:after="0" w:line="360" w:lineRule="auto"/>
+              <w:spacing w:before="0" w:after="0" w:line="240" w:lineRule="auto"/>
               <w:ind w:left="0" w:right="0" w:firstLine="0"/>
             </w:pPr>
             <w:r>
@@ -11585,7 +11578,7 @@
             <w:pPr>
               <w:keepNext w:val="0"/>
               <w:keepLines w:val="0"/>
-              <w:spacing w:before="0" w:after="0" w:line="360" w:lineRule="auto"/>
+              <w:spacing w:before="0" w:after="0" w:line="240" w:lineRule="auto"/>
               <w:ind w:left="0" w:right="0" w:firstLine="0"/>
             </w:pPr>
             <w:r>
@@ -11603,7 +11596,7 @@
             <w:pPr>
               <w:keepNext w:val="0"/>
               <w:keepLines w:val="0"/>
-              <w:spacing w:before="0" w:after="0" w:line="360" w:lineRule="auto"/>
+              <w:spacing w:before="0" w:after="0" w:line="240" w:lineRule="auto"/>
               <w:ind w:left="0" w:right="0" w:firstLine="0"/>
             </w:pPr>
             <w:r>
@@ -11621,7 +11614,7 @@
             <w:pPr>
               <w:keepNext w:val="0"/>
               <w:keepLines w:val="0"/>
-              <w:spacing w:before="0" w:after="0" w:line="360" w:lineRule="auto"/>
+              <w:spacing w:before="0" w:after="0" w:line="240" w:lineRule="auto"/>
               <w:ind w:left="0" w:right="0" w:firstLine="0"/>
             </w:pPr>
             <w:r>
@@ -11639,7 +11632,7 @@
             <w:pPr>
               <w:keepNext w:val="0"/>
               <w:keepLines w:val="0"/>
-              <w:spacing w:before="0" w:after="0" w:line="360" w:lineRule="auto"/>
+              <w:spacing w:before="0" w:after="0" w:line="240" w:lineRule="auto"/>
               <w:ind w:left="0" w:right="0" w:firstLine="0"/>
             </w:pPr>
             <w:r>
@@ -11657,7 +11650,7 @@
             <w:pPr>
               <w:keepNext w:val="0"/>
               <w:keepLines w:val="0"/>
-              <w:spacing w:before="0" w:after="0" w:line="360" w:lineRule="auto"/>
+              <w:spacing w:before="0" w:after="0" w:line="240" w:lineRule="auto"/>
               <w:ind w:left="0" w:right="0" w:firstLine="0"/>
             </w:pPr>
             <w:r>
@@ -11675,7 +11668,7 @@
             <w:pPr>
               <w:keepNext w:val="0"/>
               <w:keepLines w:val="0"/>
-              <w:spacing w:before="0" w:after="0" w:line="360" w:lineRule="auto"/>
+              <w:spacing w:before="0" w:after="0" w:line="240" w:lineRule="auto"/>
               <w:ind w:left="0" w:right="0" w:firstLine="0"/>
             </w:pPr>
             <w:r>
@@ -11693,7 +11686,7 @@
             <w:pPr>
               <w:keepNext w:val="0"/>
               <w:keepLines w:val="0"/>
-              <w:spacing w:before="0" w:after="0" w:line="360" w:lineRule="auto"/>
+              <w:spacing w:before="0" w:after="0" w:line="240" w:lineRule="auto"/>
               <w:ind w:left="0" w:right="0" w:firstLine="0"/>
             </w:pPr>
             <w:r>
@@ -11711,7 +11704,7 @@
             <w:pPr>
               <w:keepNext w:val="0"/>
               <w:keepLines w:val="0"/>
-              <w:spacing w:before="0" w:after="0" w:line="360" w:lineRule="auto"/>
+              <w:spacing w:before="0" w:after="0" w:line="240" w:lineRule="auto"/>
               <w:ind w:left="0" w:right="0" w:firstLine="0"/>
             </w:pPr>
             <w:r>
@@ -11729,7 +11722,7 @@
             <w:pPr>
               <w:keepNext w:val="0"/>
               <w:keepLines w:val="0"/>
-              <w:spacing w:before="0" w:after="0" w:line="360" w:lineRule="auto"/>
+              <w:spacing w:before="0" w:after="0" w:line="240" w:lineRule="auto"/>
               <w:ind w:left="0" w:right="0" w:firstLine="0"/>
             </w:pPr>
             <w:r>
@@ -11747,7 +11740,7 @@
             <w:pPr>
               <w:keepNext w:val="0"/>
               <w:keepLines w:val="0"/>
-              <w:spacing w:before="0" w:after="0" w:line="360" w:lineRule="auto"/>
+              <w:spacing w:before="0" w:after="0" w:line="240" w:lineRule="auto"/>
               <w:ind w:left="0" w:right="0" w:firstLine="0"/>
             </w:pPr>
             <w:r>
@@ -11765,7 +11758,7 @@
             <w:pPr>
               <w:keepNext w:val="0"/>
               <w:keepLines w:val="0"/>
-              <w:spacing w:before="0" w:after="0" w:line="360" w:lineRule="auto"/>
+              <w:spacing w:before="0" w:after="0" w:line="240" w:lineRule="auto"/>
               <w:ind w:left="0" w:right="0" w:firstLine="0"/>
             </w:pPr>
             <w:r>
@@ -11783,7 +11776,7 @@
             <w:pPr>
               <w:keepNext w:val="0"/>
               <w:keepLines w:val="0"/>
-              <w:spacing w:before="0" w:after="0" w:line="360" w:lineRule="auto"/>
+              <w:spacing w:before="0" w:after="0" w:line="240" w:lineRule="auto"/>
               <w:ind w:left="0" w:right="0" w:firstLine="0"/>
             </w:pPr>
             <w:r>
@@ -11801,7 +11794,7 @@
             <w:pPr>
               <w:keepNext w:val="0"/>
               <w:keepLines w:val="0"/>
-              <w:spacing w:before="0" w:after="0" w:line="360" w:lineRule="auto"/>
+              <w:spacing w:before="0" w:after="0" w:line="240" w:lineRule="auto"/>
               <w:ind w:left="0" w:right="0" w:firstLine="0"/>
             </w:pPr>
             <w:r>
@@ -11819,7 +11812,7 @@
             <w:pPr>
               <w:keepNext w:val="0"/>
               <w:keepLines w:val="0"/>
-              <w:spacing w:before="0" w:after="0" w:line="360" w:lineRule="auto"/>
+              <w:spacing w:before="0" w:after="0" w:line="240" w:lineRule="auto"/>
               <w:ind w:left="0" w:right="0" w:firstLine="0"/>
             </w:pPr>
             <w:r>
@@ -11837,7 +11830,7 @@
             <w:pPr>
               <w:keepNext w:val="0"/>
               <w:keepLines w:val="0"/>
-              <w:spacing w:before="0" w:after="0" w:line="360" w:lineRule="auto"/>
+              <w:spacing w:before="0" w:after="0" w:line="240" w:lineRule="auto"/>
               <w:ind w:left="0" w:right="0" w:firstLine="0"/>
             </w:pPr>
             <w:r>
@@ -11855,7 +11848,7 @@
             <w:pPr>
               <w:keepNext w:val="0"/>
               <w:keepLines w:val="0"/>
-              <w:spacing w:before="0" w:after="0" w:line="360" w:lineRule="auto"/>
+              <w:spacing w:before="0" w:after="0" w:line="240" w:lineRule="auto"/>
               <w:ind w:left="0" w:right="0" w:firstLine="0"/>
             </w:pPr>
             <w:r>
@@ -11873,7 +11866,7 @@
             <w:pPr>
               <w:keepNext w:val="0"/>
               <w:keepLines w:val="0"/>
-              <w:spacing w:before="0" w:after="0" w:line="360" w:lineRule="auto"/>
+              <w:spacing w:before="0" w:after="0" w:line="240" w:lineRule="auto"/>
               <w:ind w:left="0" w:right="0" w:firstLine="0"/>
             </w:pPr>
             <w:r>
@@ -11891,7 +11884,7 @@
             <w:pPr>
               <w:keepNext w:val="0"/>
               <w:keepLines w:val="0"/>
-              <w:spacing w:before="0" w:after="0" w:line="360" w:lineRule="auto"/>
+              <w:spacing w:before="0" w:after="0" w:line="240" w:lineRule="auto"/>
               <w:ind w:left="0" w:right="0" w:firstLine="0"/>
             </w:pPr>
             <w:r>
@@ -11909,7 +11902,7 @@
             <w:pPr>
               <w:keepNext w:val="0"/>
               <w:keepLines w:val="0"/>
-              <w:spacing w:before="0" w:after="0" w:line="360" w:lineRule="auto"/>
+              <w:spacing w:before="0" w:after="0" w:line="240" w:lineRule="auto"/>
               <w:ind w:left="0" w:right="0" w:firstLine="0"/>
             </w:pPr>
             <w:r>
@@ -11927,7 +11920,7 @@
             <w:pPr>
               <w:keepNext w:val="0"/>
               <w:keepLines w:val="0"/>
-              <w:spacing w:before="0" w:after="0" w:line="360" w:lineRule="auto"/>
+              <w:spacing w:before="0" w:after="0" w:line="240" w:lineRule="auto"/>
               <w:ind w:left="0" w:right="0" w:firstLine="0"/>
             </w:pPr>
             <w:r>
@@ -11945,7 +11938,7 @@
             <w:pPr>
               <w:keepNext w:val="0"/>
               <w:keepLines w:val="0"/>
-              <w:spacing w:before="0" w:after="0" w:line="360" w:lineRule="auto"/>
+              <w:spacing w:before="0" w:after="0" w:line="240" w:lineRule="auto"/>
               <w:ind w:left="0" w:right="0" w:firstLine="0"/>
             </w:pPr>
             <w:r>
@@ -11963,7 +11956,7 @@
             <w:pPr>
               <w:keepNext w:val="0"/>
               <w:keepLines w:val="0"/>
-              <w:spacing w:before="0" w:after="0" w:line="360" w:lineRule="auto"/>
+              <w:spacing w:before="0" w:after="0" w:line="240" w:lineRule="auto"/>
               <w:ind w:left="0" w:right="0" w:firstLine="0"/>
             </w:pPr>
             <w:r>
@@ -11981,7 +11974,7 @@
             <w:pPr>
               <w:keepNext w:val="0"/>
               <w:keepLines w:val="0"/>
-              <w:spacing w:before="0" w:after="0" w:line="360" w:lineRule="auto"/>
+              <w:spacing w:before="0" w:after="0" w:line="240" w:lineRule="auto"/>
               <w:ind w:left="0" w:right="0" w:firstLine="0"/>
             </w:pPr>
             <w:r>
@@ -11999,7 +11992,7 @@
             <w:pPr>
               <w:keepNext w:val="0"/>
               <w:keepLines w:val="0"/>
-              <w:spacing w:before="0" w:after="0" w:line="360" w:lineRule="auto"/>
+              <w:spacing w:before="0" w:after="0" w:line="240" w:lineRule="auto"/>
               <w:ind w:left="0" w:right="0" w:firstLine="0"/>
             </w:pPr>
             <w:r>
@@ -12017,7 +12010,7 @@
             <w:pPr>
               <w:keepNext w:val="0"/>
               <w:keepLines w:val="0"/>
-              <w:spacing w:before="0" w:after="0" w:line="360" w:lineRule="auto"/>
+              <w:spacing w:before="0" w:after="0" w:line="240" w:lineRule="auto"/>
               <w:ind w:left="0" w:right="0" w:firstLine="0"/>
             </w:pPr>
             <w:r>
@@ -12035,7 +12028,7 @@
             <w:pPr>
               <w:keepNext w:val="0"/>
               <w:keepLines w:val="0"/>
-              <w:spacing w:before="0" w:after="0" w:line="360" w:lineRule="auto"/>
+              <w:spacing w:before="0" w:after="0" w:line="240" w:lineRule="auto"/>
               <w:ind w:left="0" w:right="0" w:firstLine="0"/>
             </w:pPr>
             <w:r>
@@ -12053,24 +12046,24 @@
             <w:pPr>
               <w:keepNext w:val="0"/>
               <w:keepLines w:val="0"/>
-              <w:spacing w:before="0" w:after="0" w:line="360" w:lineRule="auto"/>
-              <w:ind w:left="0" w:right="0" w:firstLine="0"/>
-            </w:pPr>
-            <w:r>
-              <w:rPr>
-                <w:rFonts w:ascii="Courier New" w:hAnsi="Courier New" w:eastAsia="Courier New" w:cs="Courier New"/>
-                <w:b w:val="0"/>
-                <w:i w:val="0"/>
-                <w:color w:val="000000"/>
-                <w:sz w:val="22"/>
-              </w:rPr>
-            </w:r>
-          </w:p>
-          <w:p>
-            <w:pPr>
-              <w:keepNext w:val="0"/>
-              <w:keepLines w:val="0"/>
-              <w:spacing w:before="0" w:after="0" w:line="360" w:lineRule="auto"/>
+              <w:spacing w:before="0" w:after="0" w:line="240" w:lineRule="auto"/>
+              <w:ind w:left="0" w:right="0" w:firstLine="0"/>
+            </w:pPr>
+            <w:r>
+              <w:rPr>
+                <w:rFonts w:ascii="Courier New" w:hAnsi="Courier New" w:eastAsia="Courier New" w:cs="Courier New"/>
+                <w:b w:val="0"/>
+                <w:i w:val="0"/>
+                <w:color w:val="000000"/>
+                <w:sz w:val="22"/>
+              </w:rPr>
+            </w:r>
+          </w:p>
+          <w:p>
+            <w:pPr>
+              <w:keepNext w:val="0"/>
+              <w:keepLines w:val="0"/>
+              <w:spacing w:before="0" w:after="0" w:line="240" w:lineRule="auto"/>
               <w:ind w:left="0" w:right="0" w:firstLine="0"/>
             </w:pPr>
             <w:r>
@@ -12088,7 +12081,7 @@
             <w:pPr>
               <w:keepNext w:val="0"/>
               <w:keepLines w:val="0"/>
-              <w:spacing w:before="0" w:after="0" w:line="360" w:lineRule="auto"/>
+              <w:spacing w:before="0" w:after="0" w:line="240" w:lineRule="auto"/>
               <w:ind w:left="0" w:right="0" w:firstLine="0"/>
             </w:pPr>
             <w:r>
@@ -12106,7 +12099,7 @@
             <w:pPr>
               <w:keepNext w:val="0"/>
               <w:keepLines w:val="0"/>
-              <w:spacing w:before="0" w:after="0" w:line="360" w:lineRule="auto"/>
+              <w:spacing w:before="0" w:after="0" w:line="240" w:lineRule="auto"/>
               <w:ind w:left="0" w:right="0" w:firstLine="0"/>
             </w:pPr>
             <w:r>
@@ -12124,7 +12117,7 @@
             <w:pPr>
               <w:keepNext w:val="0"/>
               <w:keepLines w:val="0"/>
-              <w:spacing w:before="0" w:after="0" w:line="360" w:lineRule="auto"/>
+              <w:spacing w:before="0" w:after="0" w:line="240" w:lineRule="auto"/>
               <w:ind w:left="0" w:right="0" w:firstLine="0"/>
             </w:pPr>
             <w:r>
@@ -12142,7 +12135,7 @@
             <w:pPr>
               <w:keepNext w:val="0"/>
               <w:keepLines w:val="0"/>
-              <w:spacing w:before="0" w:after="0" w:line="360" w:lineRule="auto"/>
+              <w:spacing w:before="0" w:after="0" w:line="240" w:lineRule="auto"/>
               <w:ind w:left="0" w:right="0" w:firstLine="0"/>
             </w:pPr>
             <w:r>
@@ -12160,7 +12153,7 @@
             <w:pPr>
               <w:keepNext w:val="0"/>
               <w:keepLines w:val="0"/>
-              <w:spacing w:before="0" w:after="0" w:line="360" w:lineRule="auto"/>
+              <w:spacing w:before="0" w:after="0" w:line="240" w:lineRule="auto"/>
               <w:ind w:left="0" w:right="0" w:firstLine="0"/>
             </w:pPr>
             <w:r>
@@ -12178,7 +12171,7 @@
             <w:pPr>
               <w:keepNext w:val="0"/>
               <w:keepLines w:val="0"/>
-              <w:spacing w:before="0" w:after="0" w:line="360" w:lineRule="auto"/>
+              <w:spacing w:before="0" w:after="0" w:line="240" w:lineRule="auto"/>
               <w:ind w:left="0" w:right="0" w:firstLine="0"/>
             </w:pPr>
             <w:r>
@@ -12196,24 +12189,24 @@
             <w:pPr>
               <w:keepNext w:val="0"/>
               <w:keepLines w:val="0"/>
-              <w:spacing w:before="0" w:after="0" w:line="360" w:lineRule="auto"/>
-              <w:ind w:left="0" w:right="0" w:firstLine="0"/>
-            </w:pPr>
-            <w:r>
-              <w:rPr>
-                <w:rFonts w:ascii="Courier New" w:hAnsi="Courier New" w:eastAsia="Courier New" w:cs="Courier New"/>
-                <w:b w:val="0"/>
-                <w:i w:val="0"/>
-                <w:color w:val="000000"/>
-                <w:sz w:val="22"/>
-              </w:rPr>
-            </w:r>
-          </w:p>
-          <w:p>
-            <w:pPr>
-              <w:keepNext w:val="0"/>
-              <w:keepLines w:val="0"/>
-              <w:spacing w:before="0" w:after="0" w:line="360" w:lineRule="auto"/>
+              <w:spacing w:before="0" w:after="0" w:line="240" w:lineRule="auto"/>
+              <w:ind w:left="0" w:right="0" w:firstLine="0"/>
+            </w:pPr>
+            <w:r>
+              <w:rPr>
+                <w:rFonts w:ascii="Courier New" w:hAnsi="Courier New" w:eastAsia="Courier New" w:cs="Courier New"/>
+                <w:b w:val="0"/>
+                <w:i w:val="0"/>
+                <w:color w:val="000000"/>
+                <w:sz w:val="22"/>
+              </w:rPr>
+            </w:r>
+          </w:p>
+          <w:p>
+            <w:pPr>
+              <w:keepNext w:val="0"/>
+              <w:keepLines w:val="0"/>
+              <w:spacing w:before="0" w:after="0" w:line="240" w:lineRule="auto"/>
               <w:ind w:left="0" w:right="0" w:firstLine="0"/>
             </w:pPr>
             <w:r>
@@ -12231,7 +12224,7 @@
             <w:pPr>
               <w:keepNext w:val="0"/>
               <w:keepLines w:val="0"/>
-              <w:spacing w:before="0" w:after="0" w:line="360" w:lineRule="auto"/>
+              <w:spacing w:before="0" w:after="0" w:line="240" w:lineRule="auto"/>
               <w:ind w:left="0" w:right="0" w:firstLine="0"/>
             </w:pPr>
             <w:r>
@@ -12249,7 +12242,7 @@
             <w:pPr>
               <w:keepNext w:val="0"/>
               <w:keepLines w:val="0"/>
-              <w:spacing w:before="0" w:after="0" w:line="360" w:lineRule="auto"/>
+              <w:spacing w:before="0" w:after="0" w:line="240" w:lineRule="auto"/>
               <w:ind w:left="0" w:right="0" w:firstLine="0"/>
             </w:pPr>
             <w:r>
@@ -12267,7 +12260,7 @@
             <w:pPr>
               <w:keepNext w:val="0"/>
               <w:keepLines w:val="0"/>
-              <w:spacing w:before="0" w:after="0" w:line="360" w:lineRule="auto"/>
+              <w:spacing w:before="0" w:after="0" w:line="240" w:lineRule="auto"/>
               <w:ind w:left="0" w:right="0" w:firstLine="0"/>
             </w:pPr>
             <w:r>
@@ -12285,7 +12278,7 @@
             <w:pPr>
               <w:keepNext w:val="0"/>
               <w:keepLines w:val="0"/>
-              <w:spacing w:before="0" w:after="0" w:line="360" w:lineRule="auto"/>
+              <w:spacing w:before="0" w:after="0" w:line="240" w:lineRule="auto"/>
               <w:ind w:left="0" w:right="0" w:firstLine="0"/>
             </w:pPr>
             <w:r>
@@ -12303,7 +12296,7 @@
             <w:pPr>
               <w:keepNext w:val="0"/>
               <w:keepLines w:val="0"/>
-              <w:spacing w:before="0" w:after="0" w:line="360" w:lineRule="auto"/>
+              <w:spacing w:before="0" w:after="0" w:line="240" w:lineRule="auto"/>
               <w:ind w:left="0" w:right="0" w:firstLine="0"/>
             </w:pPr>
             <w:r>
@@ -12321,7 +12314,7 @@
             <w:pPr>
               <w:keepNext w:val="0"/>
               <w:keepLines w:val="0"/>
-              <w:spacing w:before="0" w:after="0" w:line="360" w:lineRule="auto"/>
+              <w:spacing w:before="0" w:after="0" w:line="240" w:lineRule="auto"/>
               <w:ind w:left="0" w:right="0" w:firstLine="0"/>
             </w:pPr>
             <w:r>
@@ -12339,7 +12332,7 @@
             <w:pPr>
               <w:keepNext w:val="0"/>
               <w:keepLines w:val="0"/>
-              <w:spacing w:before="0" w:after="0" w:line="360" w:lineRule="auto"/>
+              <w:spacing w:before="0" w:after="0" w:line="240" w:lineRule="auto"/>
               <w:ind w:left="0" w:right="0" w:firstLine="0"/>
             </w:pPr>
             <w:r>
@@ -12357,7 +12350,7 @@
             <w:pPr>
               <w:keepNext w:val="0"/>
               <w:keepLines w:val="0"/>
-              <w:spacing w:before="0" w:after="0" w:line="360" w:lineRule="auto"/>
+              <w:spacing w:before="0" w:after="0" w:line="240" w:lineRule="auto"/>
               <w:ind w:left="0" w:right="0" w:firstLine="0"/>
             </w:pPr>
             <w:r>
@@ -12375,7 +12368,7 @@
             <w:pPr>
               <w:keepNext w:val="0"/>
               <w:keepLines w:val="0"/>
-              <w:spacing w:before="0" w:after="0" w:line="360" w:lineRule="auto"/>
+              <w:spacing w:before="0" w:after="0" w:line="240" w:lineRule="auto"/>
               <w:ind w:left="0" w:right="0" w:firstLine="0"/>
             </w:pPr>
             <w:r>
@@ -12393,7 +12386,7 @@
             <w:pPr>
               <w:keepNext w:val="0"/>
               <w:keepLines w:val="0"/>
-              <w:spacing w:before="0" w:after="0" w:line="360" w:lineRule="auto"/>
+              <w:spacing w:before="0" w:after="0" w:line="240" w:lineRule="auto"/>
               <w:ind w:left="0" w:right="0" w:firstLine="0"/>
             </w:pPr>
             <w:r>
@@ -12411,7 +12404,7 @@
             <w:pPr>
               <w:keepNext w:val="0"/>
               <w:keepLines w:val="0"/>
-              <w:spacing w:before="0" w:after="0" w:line="360" w:lineRule="auto"/>
+              <w:spacing w:before="0" w:after="0" w:line="240" w:lineRule="auto"/>
               <w:ind w:left="0" w:right="0" w:firstLine="0"/>
             </w:pPr>
             <w:r>
@@ -12429,7 +12422,7 @@
             <w:pPr>
               <w:keepNext w:val="0"/>
               <w:keepLines w:val="0"/>
-              <w:spacing w:before="0" w:after="0" w:line="360" w:lineRule="auto"/>
+              <w:spacing w:before="0" w:after="0" w:line="240" w:lineRule="auto"/>
               <w:ind w:left="0" w:right="0" w:firstLine="0"/>
             </w:pPr>
             <w:r>
@@ -12447,7 +12440,7 @@
             <w:pPr>
               <w:keepNext w:val="0"/>
               <w:keepLines w:val="0"/>
-              <w:spacing w:before="0" w:after="0" w:line="360" w:lineRule="auto"/>
+              <w:spacing w:before="0" w:after="0" w:line="240" w:lineRule="auto"/>
               <w:ind w:left="0" w:right="0" w:firstLine="0"/>
             </w:pPr>
             <w:r>
@@ -12465,7 +12458,7 @@
             <w:pPr>
               <w:keepNext w:val="0"/>
               <w:keepLines w:val="0"/>
-              <w:spacing w:before="0" w:after="0" w:line="360" w:lineRule="auto"/>
+              <w:spacing w:before="0" w:after="0" w:line="240" w:lineRule="auto"/>
               <w:ind w:left="0" w:right="0" w:firstLine="0"/>
             </w:pPr>
             <w:r>
@@ -12483,7 +12476,7 @@
             <w:pPr>
               <w:keepNext w:val="0"/>
               <w:keepLines w:val="0"/>
-              <w:spacing w:before="0" w:after="0" w:line="360" w:lineRule="auto"/>
+              <w:spacing w:before="0" w:after="0" w:line="240" w:lineRule="auto"/>
               <w:ind w:left="0" w:right="0" w:firstLine="0"/>
             </w:pPr>
             <w:r>
@@ -12501,7 +12494,7 @@
             <w:pPr>
               <w:keepNext w:val="0"/>
               <w:keepLines w:val="0"/>
-              <w:spacing w:before="0" w:after="0" w:line="360" w:lineRule="auto"/>
+              <w:spacing w:before="0" w:after="0" w:line="240" w:lineRule="auto"/>
               <w:ind w:left="0" w:right="0" w:firstLine="0"/>
             </w:pPr>
             <w:r>
@@ -12519,7 +12512,7 @@
             <w:pPr>
               <w:keepNext w:val="0"/>
               <w:keepLines w:val="0"/>
-              <w:spacing w:before="0" w:after="0" w:line="360" w:lineRule="auto"/>
+              <w:spacing w:before="0" w:after="0" w:line="240" w:lineRule="auto"/>
               <w:ind w:left="0" w:right="0" w:firstLine="0"/>
             </w:pPr>
             <w:r>
@@ -12537,7 +12530,7 @@
             <w:pPr>
               <w:keepNext w:val="0"/>
               <w:keepLines w:val="0"/>
-              <w:spacing w:before="0" w:after="0" w:line="360" w:lineRule="auto"/>
+              <w:spacing w:before="0" w:after="0" w:line="240" w:lineRule="auto"/>
               <w:ind w:left="0" w:right="0" w:firstLine="0"/>
             </w:pPr>
             <w:r>
@@ -12555,7 +12548,7 @@
             <w:pPr>
               <w:keepNext w:val="0"/>
               <w:keepLines w:val="0"/>
-              <w:spacing w:before="0" w:after="0" w:line="360" w:lineRule="auto"/>
+              <w:spacing w:before="0" w:after="0" w:line="240" w:lineRule="auto"/>
               <w:ind w:left="0" w:right="0" w:firstLine="0"/>
             </w:pPr>
             <w:r>
@@ -12573,7 +12566,7 @@
             <w:pPr>
               <w:keepNext w:val="0"/>
               <w:keepLines w:val="0"/>
-              <w:spacing w:before="0" w:after="0" w:line="360" w:lineRule="auto"/>
+              <w:spacing w:before="0" w:after="0" w:line="240" w:lineRule="auto"/>
               <w:ind w:left="0" w:right="0" w:firstLine="0"/>
             </w:pPr>
             <w:r>
@@ -12591,7 +12584,7 @@
             <w:pPr>
               <w:keepNext w:val="0"/>
               <w:keepLines w:val="0"/>
-              <w:spacing w:before="0" w:after="0" w:line="360" w:lineRule="auto"/>
+              <w:spacing w:before="0" w:after="0" w:line="240" w:lineRule="auto"/>
               <w:ind w:left="0" w:right="0" w:firstLine="0"/>
             </w:pPr>
             <w:r>
@@ -12609,7 +12602,7 @@
             <w:pPr>
               <w:keepNext w:val="0"/>
               <w:keepLines w:val="0"/>
-              <w:spacing w:before="0" w:after="0" w:line="360" w:lineRule="auto"/>
+              <w:spacing w:before="0" w:after="0" w:line="240" w:lineRule="auto"/>
               <w:ind w:left="0" w:right="0" w:firstLine="0"/>
             </w:pPr>
             <w:r>
@@ -12627,7 +12620,7 @@
             <w:pPr>
               <w:keepNext w:val="0"/>
               <w:keepLines w:val="0"/>
-              <w:spacing w:before="0" w:after="0" w:line="360" w:lineRule="auto"/>
+              <w:spacing w:before="0" w:after="0" w:line="240" w:lineRule="auto"/>
               <w:ind w:left="0" w:right="0" w:firstLine="0"/>
             </w:pPr>
             <w:r>
@@ -12645,7 +12638,7 @@
             <w:pPr>
               <w:keepNext w:val="0"/>
               <w:keepLines w:val="0"/>
-              <w:spacing w:before="0" w:after="0" w:line="360" w:lineRule="auto"/>
+              <w:spacing w:before="0" w:after="0" w:line="240" w:lineRule="auto"/>
               <w:ind w:left="0" w:right="0" w:firstLine="0"/>
             </w:pPr>
             <w:r>
@@ -12663,7 +12656,7 @@
             <w:pPr>
               <w:keepNext w:val="0"/>
               <w:keepLines w:val="0"/>
-              <w:spacing w:before="0" w:after="0" w:line="360" w:lineRule="auto"/>
+              <w:spacing w:before="0" w:after="0" w:line="240" w:lineRule="auto"/>
               <w:ind w:left="0" w:right="0" w:firstLine="0"/>
             </w:pPr>
             <w:r>
@@ -12681,7 +12674,7 @@
             <w:pPr>
               <w:keepNext w:val="0"/>
               <w:keepLines w:val="0"/>
-              <w:spacing w:before="0" w:after="0" w:line="360" w:lineRule="auto"/>
+              <w:spacing w:before="0" w:after="0" w:line="240" w:lineRule="auto"/>
               <w:ind w:left="0" w:right="0" w:firstLine="0"/>
             </w:pPr>
             <w:r>
@@ -12699,7 +12692,7 @@
             <w:pPr>
               <w:keepNext w:val="0"/>
               <w:keepLines w:val="0"/>
-              <w:spacing w:before="0" w:after="0" w:line="360" w:lineRule="auto"/>
+              <w:spacing w:before="0" w:after="0" w:line="240" w:lineRule="auto"/>
               <w:ind w:left="0" w:right="0" w:firstLine="0"/>
             </w:pPr>
             <w:r>
@@ -12717,7 +12710,7 @@
             <w:pPr>
               <w:keepNext w:val="0"/>
               <w:keepLines w:val="0"/>
-              <w:spacing w:before="0" w:after="0" w:line="360" w:lineRule="auto"/>
+              <w:spacing w:before="0" w:after="0" w:line="240" w:lineRule="auto"/>
               <w:ind w:left="0" w:right="0" w:firstLine="0"/>
             </w:pPr>
             <w:r>
@@ -12735,7 +12728,7 @@
             <w:pPr>
               <w:keepNext w:val="0"/>
               <w:keepLines w:val="0"/>
-              <w:spacing w:before="0" w:after="0" w:line="360" w:lineRule="auto"/>
+              <w:spacing w:before="0" w:after="0" w:line="240" w:lineRule="auto"/>
               <w:ind w:left="0" w:right="0" w:firstLine="0"/>
             </w:pPr>
             <w:r>
@@ -12753,7 +12746,7 @@
             <w:pPr>
               <w:keepNext w:val="0"/>
               <w:keepLines w:val="0"/>
-              <w:spacing w:before="0" w:after="0" w:line="360" w:lineRule="auto"/>
+              <w:spacing w:before="0" w:after="0" w:line="240" w:lineRule="auto"/>
               <w:ind w:left="0" w:right="0" w:firstLine="0"/>
             </w:pPr>
             <w:r>
@@ -12771,7 +12764,7 @@
             <w:pPr>
               <w:keepNext w:val="0"/>
               <w:keepLines w:val="0"/>
-              <w:spacing w:before="0" w:after="0" w:line="360" w:lineRule="auto"/>
+              <w:spacing w:before="0" w:after="0" w:line="240" w:lineRule="auto"/>
               <w:ind w:left="0" w:right="0" w:firstLine="0"/>
             </w:pPr>
             <w:r>
@@ -12789,7 +12782,7 @@
             <w:pPr>
               <w:keepNext w:val="0"/>
               <w:keepLines w:val="0"/>
-              <w:spacing w:before="0" w:after="0" w:line="360" w:lineRule="auto"/>
+              <w:spacing w:before="0" w:after="0" w:line="240" w:lineRule="auto"/>
               <w:ind w:left="0" w:right="0" w:firstLine="0"/>
             </w:pPr>
             <w:r>
@@ -12807,24 +12800,24 @@
             <w:pPr>
               <w:keepNext w:val="0"/>
               <w:keepLines w:val="0"/>
-              <w:spacing w:before="0" w:after="0" w:line="360" w:lineRule="auto"/>
-              <w:ind w:left="0" w:right="0" w:firstLine="0"/>
-            </w:pPr>
-            <w:r>
-              <w:rPr>
-                <w:rFonts w:ascii="Courier New" w:hAnsi="Courier New" w:eastAsia="Courier New" w:cs="Courier New"/>
-                <w:b w:val="0"/>
-                <w:i w:val="0"/>
-                <w:color w:val="000000"/>
-                <w:sz w:val="22"/>
-              </w:rPr>
-            </w:r>
-          </w:p>
-          <w:p>
-            <w:pPr>
-              <w:keepNext w:val="0"/>
-              <w:keepLines w:val="0"/>
-              <w:spacing w:before="0" w:after="0" w:line="360" w:lineRule="auto"/>
+              <w:spacing w:before="0" w:after="0" w:line="240" w:lineRule="auto"/>
+              <w:ind w:left="0" w:right="0" w:firstLine="0"/>
+            </w:pPr>
+            <w:r>
+              <w:rPr>
+                <w:rFonts w:ascii="Courier New" w:hAnsi="Courier New" w:eastAsia="Courier New" w:cs="Courier New"/>
+                <w:b w:val="0"/>
+                <w:i w:val="0"/>
+                <w:color w:val="000000"/>
+                <w:sz w:val="22"/>
+              </w:rPr>
+            </w:r>
+          </w:p>
+          <w:p>
+            <w:pPr>
+              <w:keepNext w:val="0"/>
+              <w:keepLines w:val="0"/>
+              <w:spacing w:before="0" w:after="0" w:line="240" w:lineRule="auto"/>
               <w:ind w:left="0" w:right="0" w:firstLine="0"/>
             </w:pPr>
             <w:r>
@@ -12842,7 +12835,7 @@
             <w:pPr>
               <w:keepNext w:val="0"/>
               <w:keepLines w:val="0"/>
-              <w:spacing w:before="0" w:after="0" w:line="360" w:lineRule="auto"/>
+              <w:spacing w:before="0" w:after="0" w:line="240" w:lineRule="auto"/>
               <w:ind w:left="0" w:right="0" w:firstLine="0"/>
             </w:pPr>
             <w:r>
@@ -12860,7 +12853,7 @@
             <w:pPr>
               <w:keepNext w:val="0"/>
               <w:keepLines w:val="0"/>
-              <w:spacing w:before="0" w:after="0" w:line="360" w:lineRule="auto"/>
+              <w:spacing w:before="0" w:after="0" w:line="240" w:lineRule="auto"/>
               <w:ind w:left="0" w:right="0" w:firstLine="0"/>
             </w:pPr>
             <w:r>
@@ -12878,7 +12871,7 @@
             <w:pPr>
               <w:keepNext w:val="0"/>
               <w:keepLines w:val="0"/>
-              <w:spacing w:before="0" w:after="0" w:line="360" w:lineRule="auto"/>
+              <w:spacing w:before="0" w:after="0" w:line="240" w:lineRule="auto"/>
               <w:ind w:left="0" w:right="0" w:firstLine="0"/>
             </w:pPr>
             <w:r>
@@ -12896,7 +12889,7 @@
             <w:pPr>
               <w:keepNext w:val="0"/>
               <w:keepLines w:val="0"/>
-              <w:spacing w:before="0" w:after="0" w:line="360" w:lineRule="auto"/>
+              <w:spacing w:before="0" w:after="0" w:line="240" w:lineRule="auto"/>
               <w:ind w:left="0" w:right="0" w:firstLine="0"/>
             </w:pPr>
             <w:r>
@@ -12914,7 +12907,7 @@
             <w:pPr>
               <w:keepNext w:val="0"/>
               <w:keepLines w:val="0"/>
-              <w:spacing w:before="0" w:after="0" w:line="360" w:lineRule="auto"/>
+              <w:spacing w:before="0" w:after="0" w:line="240" w:lineRule="auto"/>
               <w:ind w:left="0" w:right="0" w:firstLine="0"/>
             </w:pPr>
             <w:r>
@@ -12932,7 +12925,7 @@
             <w:pPr>
               <w:keepNext w:val="0"/>
               <w:keepLines w:val="0"/>
-              <w:spacing w:before="0" w:after="0" w:line="360" w:lineRule="auto"/>
+              <w:spacing w:before="0" w:after="0" w:line="240" w:lineRule="auto"/>
               <w:ind w:left="0" w:right="0" w:firstLine="0"/>
             </w:pPr>
             <w:r>
@@ -12950,7 +12943,7 @@
             <w:pPr>
               <w:keepNext w:val="0"/>
               <w:keepLines w:val="0"/>
-              <w:spacing w:before="0" w:after="0" w:line="360" w:lineRule="auto"/>
+              <w:spacing w:before="0" w:after="0" w:line="240" w:lineRule="auto"/>
               <w:ind w:left="0" w:right="0" w:firstLine="0"/>
             </w:pPr>
             <w:r>
@@ -12968,7 +12961,7 @@
             <w:pPr>
               <w:keepNext w:val="0"/>
               <w:keepLines w:val="0"/>
-              <w:spacing w:before="0" w:after="0" w:line="360" w:lineRule="auto"/>
+              <w:spacing w:before="0" w:after="0" w:line="240" w:lineRule="auto"/>
               <w:ind w:left="0" w:right="0" w:firstLine="0"/>
             </w:pPr>
             <w:r>
@@ -12986,7 +12979,7 @@
             <w:pPr>
               <w:keepNext w:val="0"/>
               <w:keepLines w:val="0"/>
-              <w:spacing w:before="0" w:after="0" w:line="360" w:lineRule="auto"/>
+              <w:spacing w:before="0" w:after="0" w:line="240" w:lineRule="auto"/>
               <w:ind w:left="0" w:right="0" w:firstLine="0"/>
             </w:pPr>
             <w:r>
@@ -13004,7 +12997,7 @@
             <w:pPr>
               <w:keepNext w:val="0"/>
               <w:keepLines w:val="0"/>
-              <w:spacing w:before="0" w:after="0" w:line="360" w:lineRule="auto"/>
+              <w:spacing w:before="0" w:after="0" w:line="240" w:lineRule="auto"/>
               <w:ind w:left="0" w:right="0" w:firstLine="0"/>
             </w:pPr>
             <w:r>
@@ -13022,7 +13015,7 @@
             <w:pPr>
               <w:keepNext w:val="0"/>
               <w:keepLines w:val="0"/>
-              <w:spacing w:before="0" w:after="0" w:line="360" w:lineRule="auto"/>
+              <w:spacing w:before="0" w:after="0" w:line="240" w:lineRule="auto"/>
               <w:ind w:left="0" w:right="0" w:firstLine="0"/>
             </w:pPr>
             <w:r>
@@ -13040,7 +13033,7 @@
             <w:pPr>
               <w:keepNext w:val="0"/>
               <w:keepLines w:val="0"/>
-              <w:spacing w:before="0" w:after="0" w:line="360" w:lineRule="auto"/>
+              <w:spacing w:before="0" w:after="0" w:line="240" w:lineRule="auto"/>
               <w:ind w:left="0" w:right="0" w:firstLine="0"/>
             </w:pPr>
             <w:r>
@@ -13058,7 +13051,7 @@
             <w:pPr>
               <w:keepNext w:val="0"/>
               <w:keepLines w:val="0"/>
-              <w:spacing w:before="0" w:after="0" w:line="360" w:lineRule="auto"/>
+              <w:spacing w:before="0" w:after="0" w:line="240" w:lineRule="auto"/>
               <w:ind w:left="0" w:right="0" w:firstLine="0"/>
             </w:pPr>
             <w:r>
@@ -13076,7 +13069,7 @@
             <w:pPr>
               <w:keepNext w:val="0"/>
               <w:keepLines w:val="0"/>
-              <w:spacing w:before="0" w:after="0" w:line="360" w:lineRule="auto"/>
+              <w:spacing w:before="0" w:after="0" w:line="240" w:lineRule="auto"/>
               <w:ind w:left="0" w:right="0" w:firstLine="0"/>
             </w:pPr>
             <w:r>
@@ -13094,7 +13087,7 @@
             <w:pPr>
               <w:keepNext w:val="0"/>
               <w:keepLines w:val="0"/>
-              <w:spacing w:before="0" w:after="0" w:line="360" w:lineRule="auto"/>
+              <w:spacing w:before="0" w:after="0" w:line="240" w:lineRule="auto"/>
               <w:ind w:left="0" w:right="0" w:firstLine="0"/>
             </w:pPr>
             <w:r>
@@ -13112,7 +13105,7 @@
             <w:pPr>
               <w:keepNext w:val="0"/>
               <w:keepLines w:val="0"/>
-              <w:spacing w:before="0" w:after="0" w:line="360" w:lineRule="auto"/>
+              <w:spacing w:before="0" w:after="0" w:line="240" w:lineRule="auto"/>
               <w:ind w:left="0" w:right="0" w:firstLine="0"/>
             </w:pPr>
             <w:r>
@@ -13187,7 +13180,6 @@
         <w:tc>
           <w:tcPr>
             <w:tcW w:type="dxa" w:w="9720"/>
-            <w:shd w:fill="F2F2F2"/>
             <w:tcBorders>
               <w:top w:val="nil"/>
               <w:left w:val="nil"/>
@@ -13207,7 +13199,7 @@
             <w:pPr>
               <w:keepNext w:val="0"/>
               <w:keepLines w:val="0"/>
-              <w:spacing w:before="0" w:after="0" w:line="360" w:lineRule="auto"/>
+              <w:spacing w:before="0" w:after="0" w:line="240" w:lineRule="auto"/>
               <w:ind w:left="0" w:right="0" w:firstLine="0"/>
             </w:pPr>
             <w:r>
@@ -13225,24 +13217,24 @@
             <w:pPr>
               <w:keepNext w:val="0"/>
               <w:keepLines w:val="0"/>
-              <w:spacing w:before="0" w:after="0" w:line="360" w:lineRule="auto"/>
-              <w:ind w:left="0" w:right="0" w:firstLine="0"/>
-            </w:pPr>
-            <w:r>
-              <w:rPr>
-                <w:rFonts w:ascii="Courier New" w:hAnsi="Courier New" w:eastAsia="Courier New" w:cs="Courier New"/>
-                <w:b w:val="0"/>
-                <w:i w:val="0"/>
-                <w:color w:val="000000"/>
-                <w:sz w:val="22"/>
-              </w:rPr>
-            </w:r>
-          </w:p>
-          <w:p>
-            <w:pPr>
-              <w:keepNext w:val="0"/>
-              <w:keepLines w:val="0"/>
-              <w:spacing w:before="0" w:after="0" w:line="360" w:lineRule="auto"/>
+              <w:spacing w:before="0" w:after="0" w:line="240" w:lineRule="auto"/>
+              <w:ind w:left="0" w:right="0" w:firstLine="0"/>
+            </w:pPr>
+            <w:r>
+              <w:rPr>
+                <w:rFonts w:ascii="Courier New" w:hAnsi="Courier New" w:eastAsia="Courier New" w:cs="Courier New"/>
+                <w:b w:val="0"/>
+                <w:i w:val="0"/>
+                <w:color w:val="000000"/>
+                <w:sz w:val="22"/>
+              </w:rPr>
+            </w:r>
+          </w:p>
+          <w:p>
+            <w:pPr>
+              <w:keepNext w:val="0"/>
+              <w:keepLines w:val="0"/>
+              <w:spacing w:before="0" w:after="0" w:line="240" w:lineRule="auto"/>
               <w:ind w:left="0" w:right="0" w:firstLine="0"/>
             </w:pPr>
             <w:r>
@@ -13260,7 +13252,7 @@
             <w:pPr>
               <w:keepNext w:val="0"/>
               <w:keepLines w:val="0"/>
-              <w:spacing w:before="0" w:after="0" w:line="360" w:lineRule="auto"/>
+              <w:spacing w:before="0" w:after="0" w:line="240" w:lineRule="auto"/>
               <w:ind w:left="0" w:right="0" w:firstLine="0"/>
             </w:pPr>
             <w:r>
@@ -13278,7 +13270,7 @@
             <w:pPr>
               <w:keepNext w:val="0"/>
               <w:keepLines w:val="0"/>
-              <w:spacing w:before="0" w:after="0" w:line="360" w:lineRule="auto"/>
+              <w:spacing w:before="0" w:after="0" w:line="240" w:lineRule="auto"/>
               <w:ind w:left="0" w:right="0" w:firstLine="0"/>
             </w:pPr>
             <w:r>
@@ -13296,7 +13288,7 @@
             <w:pPr>
               <w:keepNext w:val="0"/>
               <w:keepLines w:val="0"/>
-              <w:spacing w:before="0" w:after="0" w:line="360" w:lineRule="auto"/>
+              <w:spacing w:before="0" w:after="0" w:line="240" w:lineRule="auto"/>
               <w:ind w:left="0" w:right="0" w:firstLine="0"/>
             </w:pPr>
             <w:r>
@@ -13314,7 +13306,7 @@
             <w:pPr>
               <w:keepNext w:val="0"/>
               <w:keepLines w:val="0"/>
-              <w:spacing w:before="0" w:after="0" w:line="360" w:lineRule="auto"/>
+              <w:spacing w:before="0" w:after="0" w:line="240" w:lineRule="auto"/>
               <w:ind w:left="0" w:right="0" w:firstLine="0"/>
             </w:pPr>
             <w:r>
@@ -13332,24 +13324,24 @@
             <w:pPr>
               <w:keepNext w:val="0"/>
               <w:keepLines w:val="0"/>
-              <w:spacing w:before="0" w:after="0" w:line="360" w:lineRule="auto"/>
-              <w:ind w:left="0" w:right="0" w:firstLine="0"/>
-            </w:pPr>
-            <w:r>
-              <w:rPr>
-                <w:rFonts w:ascii="Courier New" w:hAnsi="Courier New" w:eastAsia="Courier New" w:cs="Courier New"/>
-                <w:b w:val="0"/>
-                <w:i w:val="0"/>
-                <w:color w:val="000000"/>
-                <w:sz w:val="22"/>
-              </w:rPr>
-            </w:r>
-          </w:p>
-          <w:p>
-            <w:pPr>
-              <w:keepNext w:val="0"/>
-              <w:keepLines w:val="0"/>
-              <w:spacing w:before="0" w:after="0" w:line="360" w:lineRule="auto"/>
+              <w:spacing w:before="0" w:after="0" w:line="240" w:lineRule="auto"/>
+              <w:ind w:left="0" w:right="0" w:firstLine="0"/>
+            </w:pPr>
+            <w:r>
+              <w:rPr>
+                <w:rFonts w:ascii="Courier New" w:hAnsi="Courier New" w:eastAsia="Courier New" w:cs="Courier New"/>
+                <w:b w:val="0"/>
+                <w:i w:val="0"/>
+                <w:color w:val="000000"/>
+                <w:sz w:val="22"/>
+              </w:rPr>
+            </w:r>
+          </w:p>
+          <w:p>
+            <w:pPr>
+              <w:keepNext w:val="0"/>
+              <w:keepLines w:val="0"/>
+              <w:spacing w:before="0" w:after="0" w:line="240" w:lineRule="auto"/>
               <w:ind w:left="0" w:right="0" w:firstLine="0"/>
             </w:pPr>
             <w:r>
@@ -13367,7 +13359,7 @@
             <w:pPr>
               <w:keepNext w:val="0"/>
               <w:keepLines w:val="0"/>
-              <w:spacing w:before="0" w:after="0" w:line="360" w:lineRule="auto"/>
+              <w:spacing w:before="0" w:after="0" w:line="240" w:lineRule="auto"/>
               <w:ind w:left="0" w:right="0" w:firstLine="0"/>
             </w:pPr>
             <w:r>
@@ -13385,24 +13377,24 @@
             <w:pPr>
               <w:keepNext w:val="0"/>
               <w:keepLines w:val="0"/>
-              <w:spacing w:before="0" w:after="0" w:line="360" w:lineRule="auto"/>
-              <w:ind w:left="0" w:right="0" w:firstLine="0"/>
-            </w:pPr>
-            <w:r>
-              <w:rPr>
-                <w:rFonts w:ascii="Courier New" w:hAnsi="Courier New" w:eastAsia="Courier New" w:cs="Courier New"/>
-                <w:b w:val="0"/>
-                <w:i w:val="0"/>
-                <w:color w:val="000000"/>
-                <w:sz w:val="22"/>
-              </w:rPr>
-            </w:r>
-          </w:p>
-          <w:p>
-            <w:pPr>
-              <w:keepNext w:val="0"/>
-              <w:keepLines w:val="0"/>
-              <w:spacing w:before="0" w:after="0" w:line="360" w:lineRule="auto"/>
+              <w:spacing w:before="0" w:after="0" w:line="240" w:lineRule="auto"/>
+              <w:ind w:left="0" w:right="0" w:firstLine="0"/>
+            </w:pPr>
+            <w:r>
+              <w:rPr>
+                <w:rFonts w:ascii="Courier New" w:hAnsi="Courier New" w:eastAsia="Courier New" w:cs="Courier New"/>
+                <w:b w:val="0"/>
+                <w:i w:val="0"/>
+                <w:color w:val="000000"/>
+                <w:sz w:val="22"/>
+              </w:rPr>
+            </w:r>
+          </w:p>
+          <w:p>
+            <w:pPr>
+              <w:keepNext w:val="0"/>
+              <w:keepLines w:val="0"/>
+              <w:spacing w:before="0" w:after="0" w:line="240" w:lineRule="auto"/>
               <w:ind w:left="0" w:right="0" w:firstLine="0"/>
             </w:pPr>
             <w:r>
@@ -13420,7 +13412,7 @@
             <w:pPr>
               <w:keepNext w:val="0"/>
               <w:keepLines w:val="0"/>
-              <w:spacing w:before="0" w:after="0" w:line="360" w:lineRule="auto"/>
+              <w:spacing w:before="0" w:after="0" w:line="240" w:lineRule="auto"/>
               <w:ind w:left="0" w:right="0" w:firstLine="0"/>
             </w:pPr>
             <w:r>
@@ -13438,7 +13430,7 @@
             <w:pPr>
               <w:keepNext w:val="0"/>
               <w:keepLines w:val="0"/>
-              <w:spacing w:before="0" w:after="0" w:line="360" w:lineRule="auto"/>
+              <w:spacing w:before="0" w:after="0" w:line="240" w:lineRule="auto"/>
               <w:ind w:left="0" w:right="0" w:firstLine="0"/>
             </w:pPr>
             <w:r>
@@ -13456,7 +13448,7 @@
             <w:pPr>
               <w:keepNext w:val="0"/>
               <w:keepLines w:val="0"/>
-              <w:spacing w:before="0" w:after="0" w:line="360" w:lineRule="auto"/>
+              <w:spacing w:before="0" w:after="0" w:line="240" w:lineRule="auto"/>
               <w:ind w:left="0" w:right="0" w:firstLine="0"/>
             </w:pPr>
             <w:r>
@@ -13474,7 +13466,7 @@
             <w:pPr>
               <w:keepNext w:val="0"/>
               <w:keepLines w:val="0"/>
-              <w:spacing w:before="0" w:after="0" w:line="360" w:lineRule="auto"/>
+              <w:spacing w:before="0" w:after="0" w:line="240" w:lineRule="auto"/>
               <w:ind w:left="0" w:right="0" w:firstLine="0"/>
             </w:pPr>
             <w:r>
@@ -13492,24 +13484,24 @@
             <w:pPr>
               <w:keepNext w:val="0"/>
               <w:keepLines w:val="0"/>
-              <w:spacing w:before="0" w:after="0" w:line="360" w:lineRule="auto"/>
-              <w:ind w:left="0" w:right="0" w:firstLine="0"/>
-            </w:pPr>
-            <w:r>
-              <w:rPr>
-                <w:rFonts w:ascii="Courier New" w:hAnsi="Courier New" w:eastAsia="Courier New" w:cs="Courier New"/>
-                <w:b w:val="0"/>
-                <w:i w:val="0"/>
-                <w:color w:val="000000"/>
-                <w:sz w:val="22"/>
-              </w:rPr>
-            </w:r>
-          </w:p>
-          <w:p>
-            <w:pPr>
-              <w:keepNext w:val="0"/>
-              <w:keepLines w:val="0"/>
-              <w:spacing w:before="0" w:after="0" w:line="360" w:lineRule="auto"/>
+              <w:spacing w:before="0" w:after="0" w:line="240" w:lineRule="auto"/>
+              <w:ind w:left="0" w:right="0" w:firstLine="0"/>
+            </w:pPr>
+            <w:r>
+              <w:rPr>
+                <w:rFonts w:ascii="Courier New" w:hAnsi="Courier New" w:eastAsia="Courier New" w:cs="Courier New"/>
+                <w:b w:val="0"/>
+                <w:i w:val="0"/>
+                <w:color w:val="000000"/>
+                <w:sz w:val="22"/>
+              </w:rPr>
+            </w:r>
+          </w:p>
+          <w:p>
+            <w:pPr>
+              <w:keepNext w:val="0"/>
+              <w:keepLines w:val="0"/>
+              <w:spacing w:before="0" w:after="0" w:line="240" w:lineRule="auto"/>
               <w:ind w:left="0" w:right="0" w:firstLine="0"/>
             </w:pPr>
             <w:r>
@@ -13527,7 +13519,7 @@
             <w:pPr>
               <w:keepNext w:val="0"/>
               <w:keepLines w:val="0"/>
-              <w:spacing w:before="0" w:after="0" w:line="360" w:lineRule="auto"/>
+              <w:spacing w:before="0" w:after="0" w:line="240" w:lineRule="auto"/>
               <w:ind w:left="0" w:right="0" w:firstLine="0"/>
             </w:pPr>
             <w:r>
@@ -13545,7 +13537,7 @@
             <w:pPr>
               <w:keepNext w:val="0"/>
               <w:keepLines w:val="0"/>
-              <w:spacing w:before="0" w:after="0" w:line="360" w:lineRule="auto"/>
+              <w:spacing w:before="0" w:after="0" w:line="240" w:lineRule="auto"/>
               <w:ind w:left="0" w:right="0" w:firstLine="0"/>
             </w:pPr>
             <w:r>
@@ -13563,7 +13555,7 @@
             <w:pPr>
               <w:keepNext w:val="0"/>
               <w:keepLines w:val="0"/>
-              <w:spacing w:before="0" w:after="0" w:line="360" w:lineRule="auto"/>
+              <w:spacing w:before="0" w:after="0" w:line="240" w:lineRule="auto"/>
               <w:ind w:left="0" w:right="0" w:firstLine="0"/>
             </w:pPr>
             <w:r>
@@ -13581,7 +13573,7 @@
             <w:pPr>
               <w:keepNext w:val="0"/>
               <w:keepLines w:val="0"/>
-              <w:spacing w:before="0" w:after="0" w:line="360" w:lineRule="auto"/>
+              <w:spacing w:before="0" w:after="0" w:line="240" w:lineRule="auto"/>
               <w:ind w:left="0" w:right="0" w:firstLine="0"/>
             </w:pPr>
             <w:r>
@@ -13599,7 +13591,7 @@
             <w:pPr>
               <w:keepNext w:val="0"/>
               <w:keepLines w:val="0"/>
-              <w:spacing w:before="0" w:after="0" w:line="360" w:lineRule="auto"/>
+              <w:spacing w:before="0" w:after="0" w:line="240" w:lineRule="auto"/>
               <w:ind w:left="0" w:right="0" w:firstLine="0"/>
             </w:pPr>
             <w:r>

--- a/coursework-documents/COMP1786_CW2_Exercise_3_Logbook.docx
+++ b/coursework-documents/COMP1786_CW2_Exercise_3_Logbook.docx
@@ -475,7 +475,7 @@
           <w:color w:val="000000"/>
           <w:sz w:val="22"/>
         </w:rPr>
-        <w:t>The native code and automated checks are complete. This computer has no configured Android virtual device, so the clearly marked panels below must be replaced with genuine screenshots captured from a device or emulator before submission.</w:t>
+        <w:t>The following genuine Android screenshots show the completed exercise, valid unit conversions and input validation on a running device or emulator.</w:t>
       </w:r>
     </w:p>
     <w:p>
@@ -507,18 +507,17 @@
         <w:tc>
           <w:tcPr>
             <w:tcW w:type="dxa" w:w="9922"/>
-            <w:shd w:fill="FFF2CC"/>
             <w:tcBorders>
-              <w:top w:val="single" w:sz="14" w:color="FFC000"/>
-              <w:left w:val="single" w:sz="14" w:color="FFC000"/>
-              <w:bottom w:val="single" w:sz="14" w:color="FFC000"/>
-              <w:right w:val="single" w:sz="14" w:color="FFC000"/>
+              <w:top w:val="single" w:sz="8" w:color="F2F2F2"/>
+              <w:left w:val="single" w:sz="8" w:color="F2F2F2"/>
+              <w:bottom w:val="single" w:sz="8" w:color="F2F2F2"/>
+              <w:right w:val="single" w:sz="8" w:color="F2F2F2"/>
             </w:tcBorders>
             <w:tcMar>
-              <w:top w:w="220" w:type="dxa"/>
-              <w:start w:w="220" w:type="dxa"/>
-              <w:bottom w:w="220" w:type="dxa"/>
-              <w:end w:w="220" w:type="dxa"/>
+              <w:top w:w="120" w:type="dxa"/>
+              <w:start w:w="120" w:type="dxa"/>
+              <w:bottom w:w="120" w:type="dxa"/>
+              <w:end w:w="120" w:type="dxa"/>
             </w:tcMar>
             <w:vAlign w:val="center"/>
           </w:tcPr>
@@ -530,44 +529,41 @@
             <w:r>
               <w:rPr>
                 <w:rFonts w:ascii="Arial" w:hAnsi="Arial" w:eastAsia="Arial" w:cs="Arial"/>
-                <w:b/>
-                <w:i w:val="0"/>
-                <w:color w:val="000000"/>
-                <w:sz w:val="28"/>
-              </w:rPr>
-              <w:t>GENUINE ANDROID SCREENSHOT REQUIRED</w:t>
-            </w:r>
-          </w:p>
-          <w:p>
-            <w:pPr>
-              <w:spacing w:line="360" w:lineRule="auto"/>
-              <w:jc w:val="center"/>
-            </w:pPr>
-            <w:r>
-              <w:rPr>
-                <w:rFonts w:ascii="Arial" w:hAnsi="Arial" w:eastAsia="Arial" w:cs="Arial"/>
-                <w:b w:val="0"/>
-                <w:i w:val="0"/>
-                <w:color w:val="000000"/>
-                <w:sz w:val="22"/>
-              </w:rPr>
-              <w:t>Open New event and capture Event status alongside the typed date picker and event type menu.</w:t>
-            </w:r>
-          </w:p>
-          <w:p>
-            <w:pPr>
-              <w:spacing w:line="360" w:lineRule="auto"/>
-              <w:jc w:val="center"/>
-            </w:pPr>
-            <w:r>
-              <w:rPr>
-                <w:rFonts w:ascii="Arial" w:hAnsi="Arial" w:eastAsia="Arial" w:cs="Arial"/>
-                <w:b/>
-                <w:i w:val="0"/>
-                <w:color w:val="000000"/>
-                <w:sz w:val="22"/>
-              </w:rPr>
-              <w:t>Replace this entire yellow panel with the screenshot.</w:t>
+                <w:color w:val="000000"/>
+                <w:sz w:val="22"/>
+              </w:rPr>
+              <w:drawing>
+                <wp:inline xmlns:a="http://schemas.openxmlformats.org/drawingml/2006/main" xmlns:pic="http://schemas.openxmlformats.org/drawingml/2006/picture">
+                  <wp:extent cx="2651760" cy="5913332"/>
+                  <wp:docPr id="1" name="Picture 1" descr="BMI Calculator screenshot showing event form with status. The Exercise 3 status field is part of the stored event form."/>
+                  <wp:cNvGraphicFramePr>
+                    <a:graphicFrameLocks noChangeAspect="1"/>
+                  </wp:cNvGraphicFramePr>
+                  <a:graphic>
+                    <a:graphicData uri="http://schemas.openxmlformats.org/drawingml/2006/picture">
+                      <pic:pic>
+                        <pic:nvPicPr>
+                          <pic:cNvPr id="0" name="admin-edit-event-form.jpg"/>
+                          <pic:cNvPicPr/>
+                        </pic:nvPicPr>
+                        <pic:blipFill>
+                          <a:blip r:embed="rId13"/>
+                          <a:stretch>
+                            <a:fillRect/>
+                          </a:stretch>
+                        </pic:blipFill>
+                        <pic:spPr>
+                          <a:xfrm>
+                            <a:off x="0" y="0"/>
+                            <a:ext cx="2651760" cy="5913332"/>
+                          </a:xfrm>
+                          <a:prstGeom prst="rect"/>
+                        </pic:spPr>
+                      </pic:pic>
+                    </a:graphicData>
+                  </a:graphic>
+                </wp:inline>
+              </w:drawing>
             </w:r>
           </w:p>
         </w:tc>
@@ -630,18 +626,17 @@
         <w:tc>
           <w:tcPr>
             <w:tcW w:type="dxa" w:w="9922"/>
-            <w:shd w:fill="FFF2CC"/>
             <w:tcBorders>
-              <w:top w:val="single" w:sz="14" w:color="FFC000"/>
-              <w:left w:val="single" w:sz="14" w:color="FFC000"/>
-              <w:bottom w:val="single" w:sz="14" w:color="FFC000"/>
-              <w:right w:val="single" w:sz="14" w:color="FFC000"/>
+              <w:top w:val="single" w:sz="8" w:color="F2F2F2"/>
+              <w:left w:val="single" w:sz="8" w:color="F2F2F2"/>
+              <w:bottom w:val="single" w:sz="8" w:color="F2F2F2"/>
+              <w:right w:val="single" w:sz="8" w:color="F2F2F2"/>
             </w:tcBorders>
             <w:tcMar>
-              <w:top w:w="220" w:type="dxa"/>
-              <w:start w:w="220" w:type="dxa"/>
-              <w:bottom w:w="220" w:type="dxa"/>
-              <w:end w:w="220" w:type="dxa"/>
+              <w:top w:w="120" w:type="dxa"/>
+              <w:start w:w="120" w:type="dxa"/>
+              <w:bottom w:w="120" w:type="dxa"/>
+              <w:end w:w="120" w:type="dxa"/>
             </w:tcMar>
             <w:vAlign w:val="center"/>
           </w:tcPr>
@@ -653,44 +648,41 @@
             <w:r>
               <w:rPr>
                 <w:rFonts w:ascii="Arial" w:hAnsi="Arial" w:eastAsia="Arial" w:cs="Arial"/>
-                <w:b/>
-                <w:i w:val="0"/>
-                <w:color w:val="000000"/>
-                <w:sz w:val="28"/>
-              </w:rPr>
-              <w:t>GENUINE ANDROID SCREENSHOT REQUIRED</w:t>
-            </w:r>
-          </w:p>
-          <w:p>
-            <w:pPr>
-              <w:spacing w:line="360" w:lineRule="auto"/>
-              <w:jc w:val="center"/>
-            </w:pPr>
-            <w:r>
-              <w:rPr>
-                <w:rFonts w:ascii="Arial" w:hAnsi="Arial" w:eastAsia="Arial" w:cs="Arial"/>
-                <w:b w:val="0"/>
-                <w:i w:val="0"/>
-                <w:color w:val="000000"/>
-                <w:sz w:val="22"/>
-              </w:rPr>
-              <w:t>Open Event status and capture Upcoming, Completed and Cancelled.</w:t>
-            </w:r>
-          </w:p>
-          <w:p>
-            <w:pPr>
-              <w:spacing w:line="360" w:lineRule="auto"/>
-              <w:jc w:val="center"/>
-            </w:pPr>
-            <w:r>
-              <w:rPr>
-                <w:rFonts w:ascii="Arial" w:hAnsi="Arial" w:eastAsia="Arial" w:cs="Arial"/>
-                <w:b/>
-                <w:i w:val="0"/>
-                <w:color w:val="000000"/>
-                <w:sz w:val="22"/>
-              </w:rPr>
-              <w:t>Replace this entire yellow panel with the screenshot.</w:t>
+                <w:color w:val="000000"/>
+                <w:sz w:val="22"/>
+              </w:rPr>
+              <w:drawing>
+                <wp:inline xmlns:a="http://schemas.openxmlformats.org/drawingml/2006/main" xmlns:pic="http://schemas.openxmlformats.org/drawingml/2006/picture">
+                  <wp:extent cx="2651760" cy="5913332"/>
+                  <wp:docPr id="2" name="Picture 2" descr="BMI Calculator screenshot showing status choices. Status is selected from the exact predefined list."/>
+                  <wp:cNvGraphicFramePr>
+                    <a:graphicFrameLocks noChangeAspect="1"/>
+                  </wp:cNvGraphicFramePr>
+                  <a:graphic>
+                    <a:graphicData uri="http://schemas.openxmlformats.org/drawingml/2006/picture">
+                      <pic:pic>
+                        <pic:nvPicPr>
+                          <pic:cNvPr id="0" name="admin-event-status-menu.jpg"/>
+                          <pic:cNvPicPr/>
+                        </pic:nvPicPr>
+                        <pic:blipFill>
+                          <a:blip r:embed="rId14"/>
+                          <a:stretch>
+                            <a:fillRect/>
+                          </a:stretch>
+                        </pic:blipFill>
+                        <pic:spPr>
+                          <a:xfrm>
+                            <a:off x="0" y="0"/>
+                            <a:ext cx="2651760" cy="5913332"/>
+                          </a:xfrm>
+                          <a:prstGeom prst="rect"/>
+                        </pic:spPr>
+                      </pic:pic>
+                    </a:graphicData>
+                  </a:graphic>
+                </wp:inline>
+              </w:drawing>
             </w:r>
           </w:p>
         </w:tc>
@@ -753,18 +745,17 @@
         <w:tc>
           <w:tcPr>
             <w:tcW w:type="dxa" w:w="9922"/>
-            <w:shd w:fill="FFF2CC"/>
             <w:tcBorders>
-              <w:top w:val="single" w:sz="14" w:color="FFC000"/>
-              <w:left w:val="single" w:sz="14" w:color="FFC000"/>
-              <w:bottom w:val="single" w:sz="14" w:color="FFC000"/>
-              <w:right w:val="single" w:sz="14" w:color="FFC000"/>
+              <w:top w:val="single" w:sz="8" w:color="F2F2F2"/>
+              <w:left w:val="single" w:sz="8" w:color="F2F2F2"/>
+              <w:bottom w:val="single" w:sz="8" w:color="F2F2F2"/>
+              <w:right w:val="single" w:sz="8" w:color="F2F2F2"/>
             </w:tcBorders>
             <w:tcMar>
-              <w:top w:w="220" w:type="dxa"/>
-              <w:start w:w="220" w:type="dxa"/>
-              <w:bottom w:w="220" w:type="dxa"/>
-              <w:end w:w="220" w:type="dxa"/>
+              <w:top w:w="120" w:type="dxa"/>
+              <w:start w:w="120" w:type="dxa"/>
+              <w:bottom w:w="120" w:type="dxa"/>
+              <w:end w:w="120" w:type="dxa"/>
             </w:tcMar>
             <w:vAlign w:val="center"/>
           </w:tcPr>
@@ -776,44 +767,41 @@
             <w:r>
               <w:rPr>
                 <w:rFonts w:ascii="Arial" w:hAnsi="Arial" w:eastAsia="Arial" w:cs="Arial"/>
-                <w:b/>
-                <w:i w:val="0"/>
-                <w:color w:val="000000"/>
-                <w:sz w:val="28"/>
-              </w:rPr>
-              <w:t>GENUINE ANDROID SCREENSHOT REQUIRED</w:t>
-            </w:r>
-          </w:p>
-          <w:p>
-            <w:pPr>
-              <w:spacing w:line="360" w:lineRule="auto"/>
-              <w:jc w:val="center"/>
-            </w:pPr>
-            <w:r>
-              <w:rPr>
-                <w:rFonts w:ascii="Arial" w:hAnsi="Arial" w:eastAsia="Arial" w:cs="Arial"/>
-                <w:b w:val="0"/>
-                <w:i w:val="0"/>
-                <w:color w:val="000000"/>
-                <w:sz w:val="22"/>
-              </w:rPr>
-              <w:t>Create an Upcoming event, return to the list and capture its card.</w:t>
-            </w:r>
-          </w:p>
-          <w:p>
-            <w:pPr>
-              <w:spacing w:line="360" w:lineRule="auto"/>
-              <w:jc w:val="center"/>
-            </w:pPr>
-            <w:r>
-              <w:rPr>
-                <w:rFonts w:ascii="Arial" w:hAnsi="Arial" w:eastAsia="Arial" w:cs="Arial"/>
-                <w:b/>
-                <w:i w:val="0"/>
-                <w:color w:val="000000"/>
-                <w:sz w:val="22"/>
-              </w:rPr>
-              <w:t>Replace this entire yellow panel with the screenshot.</w:t>
+                <w:color w:val="000000"/>
+                <w:sz w:val="22"/>
+              </w:rPr>
+              <w:drawing>
+                <wp:inline xmlns:a="http://schemas.openxmlformats.org/drawingml/2006/main" xmlns:pic="http://schemas.openxmlformats.org/drawingml/2006/picture">
+                  <wp:extent cx="2651760" cy="5913332"/>
+                  <wp:docPr id="3" name="Picture 3" descr="BMI Calculator screenshot showing saved room record. A validated event is stored and displayed from Room."/>
+                  <wp:cNvGraphicFramePr>
+                    <a:graphicFrameLocks noChangeAspect="1"/>
+                  </wp:cNvGraphicFramePr>
+                  <a:graphic>
+                    <a:graphicData uri="http://schemas.openxmlformats.org/drawingml/2006/picture">
+                      <pic:pic>
+                        <pic:nvPicPr>
+                          <pic:cNvPr id="0" name="admin-saved-event.jpg"/>
+                          <pic:cNvPicPr/>
+                        </pic:nvPicPr>
+                        <pic:blipFill>
+                          <a:blip r:embed="rId15"/>
+                          <a:stretch>
+                            <a:fillRect/>
+                          </a:stretch>
+                        </pic:blipFill>
+                        <pic:spPr>
+                          <a:xfrm>
+                            <a:off x="0" y="0"/>
+                            <a:ext cx="2651760" cy="5913332"/>
+                          </a:xfrm>
+                          <a:prstGeom prst="rect"/>
+                        </pic:spPr>
+                      </pic:pic>
+                    </a:graphicData>
+                  </a:graphic>
+                </wp:inline>
+              </w:drawing>
             </w:r>
           </w:p>
         </w:tc>
@@ -876,18 +864,17 @@
         <w:tc>
           <w:tcPr>
             <w:tcW w:type="dxa" w:w="9922"/>
-            <w:shd w:fill="FFF2CC"/>
             <w:tcBorders>
-              <w:top w:val="single" w:sz="14" w:color="FFC000"/>
-              <w:left w:val="single" w:sz="14" w:color="FFC000"/>
-              <w:bottom w:val="single" w:sz="14" w:color="FFC000"/>
-              <w:right w:val="single" w:sz="14" w:color="FFC000"/>
+              <w:top w:val="single" w:sz="8" w:color="F2F2F2"/>
+              <w:left w:val="single" w:sz="8" w:color="F2F2F2"/>
+              <w:bottom w:val="single" w:sz="8" w:color="F2F2F2"/>
+              <w:right w:val="single" w:sz="8" w:color="F2F2F2"/>
             </w:tcBorders>
             <w:tcMar>
-              <w:top w:w="220" w:type="dxa"/>
-              <w:start w:w="220" w:type="dxa"/>
-              <w:bottom w:w="220" w:type="dxa"/>
-              <w:end w:w="220" w:type="dxa"/>
+              <w:top w:w="120" w:type="dxa"/>
+              <w:start w:w="120" w:type="dxa"/>
+              <w:bottom w:w="120" w:type="dxa"/>
+              <w:end w:w="120" w:type="dxa"/>
             </w:tcMar>
             <w:vAlign w:val="center"/>
           </w:tcPr>
@@ -899,44 +886,41 @@
             <w:r>
               <w:rPr>
                 <w:rFonts w:ascii="Arial" w:hAnsi="Arial" w:eastAsia="Arial" w:cs="Arial"/>
-                <w:b/>
-                <w:i w:val="0"/>
-                <w:color w:val="000000"/>
-                <w:sz w:val="28"/>
-              </w:rPr>
-              <w:t>GENUINE ANDROID SCREENSHOT REQUIRED</w:t>
-            </w:r>
-          </w:p>
-          <w:p>
-            <w:pPr>
-              <w:spacing w:line="360" w:lineRule="auto"/>
-              <w:jc w:val="center"/>
-            </w:pPr>
-            <w:r>
-              <w:rPr>
-                <w:rFonts w:ascii="Arial" w:hAnsi="Arial" w:eastAsia="Arial" w:cs="Arial"/>
-                <w:b w:val="0"/>
-                <w:i w:val="0"/>
-                <w:color w:val="000000"/>
-                <w:sz w:val="22"/>
-              </w:rPr>
-              <w:t>Force-stop and reopen the app, then capture the same event still listed.</w:t>
-            </w:r>
-          </w:p>
-          <w:p>
-            <w:pPr>
-              <w:spacing w:line="360" w:lineRule="auto"/>
-              <w:jc w:val="center"/>
-            </w:pPr>
-            <w:r>
-              <w:rPr>
-                <w:rFonts w:ascii="Arial" w:hAnsi="Arial" w:eastAsia="Arial" w:cs="Arial"/>
-                <w:b/>
-                <w:i w:val="0"/>
-                <w:color w:val="000000"/>
-                <w:sz w:val="22"/>
-              </w:rPr>
-              <w:t>Replace this entire yellow panel with the screenshot.</w:t>
+                <w:color w:val="000000"/>
+                <w:sz w:val="22"/>
+              </w:rPr>
+              <w:drawing>
+                <wp:inline xmlns:a="http://schemas.openxmlformats.org/drawingml/2006/main" xmlns:pic="http://schemas.openxmlformats.org/drawingml/2006/picture">
+                  <wp:extent cx="2651760" cy="5913332"/>
+                  <wp:docPr id="4" name="Picture 4" descr="BMI Calculator screenshot showing persistence after restart. The record is persistent rather than held only in memory."/>
+                  <wp:cNvGraphicFramePr>
+                    <a:graphicFrameLocks noChangeAspect="1"/>
+                  </wp:cNvGraphicFramePr>
+                  <a:graphic>
+                    <a:graphicData uri="http://schemas.openxmlformats.org/drawingml/2006/picture">
+                      <pic:pic>
+                        <pic:nvPicPr>
+                          <pic:cNvPr id="0" name="admin-event-list.jpg"/>
+                          <pic:cNvPicPr/>
+                        </pic:nvPicPr>
+                        <pic:blipFill>
+                          <a:blip r:embed="rId16"/>
+                          <a:stretch>
+                            <a:fillRect/>
+                          </a:stretch>
+                        </pic:blipFill>
+                        <pic:spPr>
+                          <a:xfrm>
+                            <a:off x="0" y="0"/>
+                            <a:ext cx="2651760" cy="5913332"/>
+                          </a:xfrm>
+                          <a:prstGeom prst="rect"/>
+                        </pic:spPr>
+                      </pic:pic>
+                    </a:graphicData>
+                  </a:graphic>
+                </wp:inline>
+              </w:drawing>
             </w:r>
           </w:p>
         </w:tc>
@@ -999,18 +983,17 @@
         <w:tc>
           <w:tcPr>
             <w:tcW w:type="dxa" w:w="9922"/>
-            <w:shd w:fill="FFF2CC"/>
             <w:tcBorders>
-              <w:top w:val="single" w:sz="14" w:color="FFC000"/>
-              <w:left w:val="single" w:sz="14" w:color="FFC000"/>
-              <w:bottom w:val="single" w:sz="14" w:color="FFC000"/>
-              <w:right w:val="single" w:sz="14" w:color="FFC000"/>
+              <w:top w:val="single" w:sz="8" w:color="F2F2F2"/>
+              <w:left w:val="single" w:sz="8" w:color="F2F2F2"/>
+              <w:bottom w:val="single" w:sz="8" w:color="F2F2F2"/>
+              <w:right w:val="single" w:sz="8" w:color="F2F2F2"/>
             </w:tcBorders>
             <w:tcMar>
-              <w:top w:w="220" w:type="dxa"/>
-              <w:start w:w="220" w:type="dxa"/>
-              <w:bottom w:w="220" w:type="dxa"/>
-              <w:end w:w="220" w:type="dxa"/>
+              <w:top w:w="120" w:type="dxa"/>
+              <w:start w:w="120" w:type="dxa"/>
+              <w:bottom w:w="120" w:type="dxa"/>
+              <w:end w:w="120" w:type="dxa"/>
             </w:tcMar>
             <w:vAlign w:val="center"/>
           </w:tcPr>
@@ -1022,44 +1005,41 @@
             <w:r>
               <w:rPr>
                 <w:rFonts w:ascii="Arial" w:hAnsi="Arial" w:eastAsia="Arial" w:cs="Arial"/>
-                <w:b/>
-                <w:i w:val="0"/>
-                <w:color w:val="000000"/>
-                <w:sz w:val="28"/>
-              </w:rPr>
-              <w:t>GENUINE ANDROID SCREENSHOT REQUIRED</w:t>
-            </w:r>
-          </w:p>
-          <w:p>
-            <w:pPr>
-              <w:spacing w:line="360" w:lineRule="auto"/>
-              <w:jc w:val="center"/>
-            </w:pPr>
-            <w:r>
-              <w:rPr>
-                <w:rFonts w:ascii="Arial" w:hAnsi="Arial" w:eastAsia="Arial" w:cs="Arial"/>
-                <w:b w:val="0"/>
-                <w:i w:val="0"/>
-                <w:color w:val="000000"/>
-                <w:sz w:val="22"/>
-              </w:rPr>
-              <w:t>Open the event, tap Edit, change its name/status to Completed and save; capture the updated card.</w:t>
-            </w:r>
-          </w:p>
-          <w:p>
-            <w:pPr>
-              <w:spacing w:line="360" w:lineRule="auto"/>
-              <w:jc w:val="center"/>
-            </w:pPr>
-            <w:r>
-              <w:rPr>
-                <w:rFonts w:ascii="Arial" w:hAnsi="Arial" w:eastAsia="Arial" w:cs="Arial"/>
-                <w:b/>
-                <w:i w:val="0"/>
-                <w:color w:val="000000"/>
-                <w:sz w:val="22"/>
-              </w:rPr>
-              <w:t>Replace this entire yellow panel with the screenshot.</w:t>
+                <w:color w:val="000000"/>
+                <w:sz w:val="22"/>
+              </w:rPr>
+              <w:drawing>
+                <wp:inline xmlns:a="http://schemas.openxmlformats.org/drawingml/2006/main" xmlns:pic="http://schemas.openxmlformats.org/drawingml/2006/picture">
+                  <wp:extent cx="2651760" cy="5913332"/>
+                  <wp:docPr id="5" name="Picture 5" descr="BMI Calculator screenshot showing edit existing event. An existing Room row is loaded into the form and updated."/>
+                  <wp:cNvGraphicFramePr>
+                    <a:graphicFrameLocks noChangeAspect="1"/>
+                  </wp:cNvGraphicFramePr>
+                  <a:graphic>
+                    <a:graphicData uri="http://schemas.openxmlformats.org/drawingml/2006/picture">
+                      <pic:pic>
+                        <pic:nvPicPr>
+                          <pic:cNvPr id="0" name="admin-event-details-completed.jpg"/>
+                          <pic:cNvPicPr/>
+                        </pic:nvPicPr>
+                        <pic:blipFill>
+                          <a:blip r:embed="rId17"/>
+                          <a:stretch>
+                            <a:fillRect/>
+                          </a:stretch>
+                        </pic:blipFill>
+                        <pic:spPr>
+                          <a:xfrm>
+                            <a:off x="0" y="0"/>
+                            <a:ext cx="2651760" cy="5913332"/>
+                          </a:xfrm>
+                          <a:prstGeom prst="rect"/>
+                        </pic:spPr>
+                      </pic:pic>
+                    </a:graphicData>
+                  </a:graphic>
+                </wp:inline>
+              </w:drawing>
             </w:r>
           </w:p>
         </w:tc>
@@ -1122,18 +1102,17 @@
         <w:tc>
           <w:tcPr>
             <w:tcW w:type="dxa" w:w="9922"/>
-            <w:shd w:fill="FFF2CC"/>
             <w:tcBorders>
-              <w:top w:val="single" w:sz="14" w:color="FFC000"/>
-              <w:left w:val="single" w:sz="14" w:color="FFC000"/>
-              <w:bottom w:val="single" w:sz="14" w:color="FFC000"/>
-              <w:right w:val="single" w:sz="14" w:color="FFC000"/>
+              <w:top w:val="single" w:sz="8" w:color="F2F2F2"/>
+              <w:left w:val="single" w:sz="8" w:color="F2F2F2"/>
+              <w:bottom w:val="single" w:sz="8" w:color="F2F2F2"/>
+              <w:right w:val="single" w:sz="8" w:color="F2F2F2"/>
             </w:tcBorders>
             <w:tcMar>
-              <w:top w:w="220" w:type="dxa"/>
-              <w:start w:w="220" w:type="dxa"/>
-              <w:bottom w:w="220" w:type="dxa"/>
-              <w:end w:w="220" w:type="dxa"/>
+              <w:top w:w="120" w:type="dxa"/>
+              <w:start w:w="120" w:type="dxa"/>
+              <w:bottom w:w="120" w:type="dxa"/>
+              <w:end w:w="120" w:type="dxa"/>
             </w:tcMar>
             <w:vAlign w:val="center"/>
           </w:tcPr>
@@ -1145,44 +1124,41 @@
             <w:r>
               <w:rPr>
                 <w:rFonts w:ascii="Arial" w:hAnsi="Arial" w:eastAsia="Arial" w:cs="Arial"/>
-                <w:b/>
-                <w:i w:val="0"/>
-                <w:color w:val="000000"/>
-                <w:sz w:val="28"/>
-              </w:rPr>
-              <w:t>GENUINE ANDROID SCREENSHOT REQUIRED</w:t>
-            </w:r>
-          </w:p>
-          <w:p>
-            <w:pPr>
-              <w:spacing w:line="360" w:lineRule="auto"/>
-              <w:jc w:val="center"/>
-            </w:pPr>
-            <w:r>
-              <w:rPr>
-                <w:rFonts w:ascii="Arial" w:hAnsi="Arial" w:eastAsia="Arial" w:cs="Arial"/>
-                <w:b w:val="0"/>
-                <w:i w:val="0"/>
-                <w:color w:val="000000"/>
-                <w:sz w:val="22"/>
-              </w:rPr>
-              <w:t>Tap Delete event and capture the dialog warning that related sessions will also be deleted.</w:t>
-            </w:r>
-          </w:p>
-          <w:p>
-            <w:pPr>
-              <w:spacing w:line="360" w:lineRule="auto"/>
-              <w:jc w:val="center"/>
-            </w:pPr>
-            <w:r>
-              <w:rPr>
-                <w:rFonts w:ascii="Arial" w:hAnsi="Arial" w:eastAsia="Arial" w:cs="Arial"/>
-                <w:b/>
-                <w:i w:val="0"/>
-                <w:color w:val="000000"/>
-                <w:sz w:val="22"/>
-              </w:rPr>
-              <w:t>Replace this entire yellow panel with the screenshot.</w:t>
+                <w:color w:val="000000"/>
+                <w:sz w:val="22"/>
+              </w:rPr>
+              <w:drawing>
+                <wp:inline xmlns:a="http://schemas.openxmlformats.org/drawingml/2006/main" xmlns:pic="http://schemas.openxmlformats.org/drawingml/2006/picture">
+                  <wp:extent cx="2651760" cy="5913332"/>
+                  <wp:docPr id="6" name="Picture 6" descr="BMI Calculator screenshot showing delete confirmation. Destructive action is explicit and can be cancelled."/>
+                  <wp:cNvGraphicFramePr>
+                    <a:graphicFrameLocks noChangeAspect="1"/>
+                  </wp:cNvGraphicFramePr>
+                  <a:graphic>
+                    <a:graphicData uri="http://schemas.openxmlformats.org/drawingml/2006/picture">
+                      <pic:pic>
+                        <pic:nvPicPr>
+                          <pic:cNvPr id="0" name="admin-delete-event-confirmation.jpg"/>
+                          <pic:cNvPicPr/>
+                        </pic:nvPicPr>
+                        <pic:blipFill>
+                          <a:blip r:embed="rId18"/>
+                          <a:stretch>
+                            <a:fillRect/>
+                          </a:stretch>
+                        </pic:blipFill>
+                        <pic:spPr>
+                          <a:xfrm>
+                            <a:off x="0" y="0"/>
+                            <a:ext cx="2651760" cy="5913332"/>
+                          </a:xfrm>
+                          <a:prstGeom prst="rect"/>
+                        </pic:spPr>
+                      </pic:pic>
+                    </a:graphicData>
+                  </a:graphic>
+                </wp:inline>
+              </w:drawing>
             </w:r>
           </w:p>
         </w:tc>
@@ -1245,18 +1221,17 @@
         <w:tc>
           <w:tcPr>
             <w:tcW w:type="dxa" w:w="9922"/>
-            <w:shd w:fill="FFF2CC"/>
             <w:tcBorders>
-              <w:top w:val="single" w:sz="14" w:color="FFC000"/>
-              <w:left w:val="single" w:sz="14" w:color="FFC000"/>
-              <w:bottom w:val="single" w:sz="14" w:color="FFC000"/>
-              <w:right w:val="single" w:sz="14" w:color="FFC000"/>
+              <w:top w:val="single" w:sz="8" w:color="F2F2F2"/>
+              <w:left w:val="single" w:sz="8" w:color="F2F2F2"/>
+              <w:bottom w:val="single" w:sz="8" w:color="F2F2F2"/>
+              <w:right w:val="single" w:sz="8" w:color="F2F2F2"/>
             </w:tcBorders>
             <w:tcMar>
-              <w:top w:w="220" w:type="dxa"/>
-              <w:start w:w="220" w:type="dxa"/>
-              <w:bottom w:w="220" w:type="dxa"/>
-              <w:end w:w="220" w:type="dxa"/>
+              <w:top w:w="120" w:type="dxa"/>
+              <w:start w:w="120" w:type="dxa"/>
+              <w:bottom w:w="120" w:type="dxa"/>
+              <w:end w:w="120" w:type="dxa"/>
             </w:tcMar>
             <w:vAlign w:val="center"/>
           </w:tcPr>
@@ -1268,44 +1243,41 @@
             <w:r>
               <w:rPr>
                 <w:rFonts w:ascii="Arial" w:hAnsi="Arial" w:eastAsia="Arial" w:cs="Arial"/>
-                <w:b/>
-                <w:i w:val="0"/>
-                <w:color w:val="000000"/>
-                <w:sz w:val="28"/>
-              </w:rPr>
-              <w:t>GENUINE ANDROID SCREENSHOT REQUIRED</w:t>
-            </w:r>
-          </w:p>
-          <w:p>
-            <w:pPr>
-              <w:spacing w:line="360" w:lineRule="auto"/>
-              <w:jc w:val="center"/>
-            </w:pPr>
-            <w:r>
-              <w:rPr>
-                <w:rFonts w:ascii="Arial" w:hAnsi="Arial" w:eastAsia="Arial" w:cs="Arial"/>
-                <w:b w:val="0"/>
-                <w:i w:val="0"/>
-                <w:color w:val="000000"/>
-                <w:sz w:val="22"/>
-              </w:rPr>
-              <w:t>Confirm deletion, restart the app and capture the empty list.</w:t>
-            </w:r>
-          </w:p>
-          <w:p>
-            <w:pPr>
-              <w:spacing w:line="360" w:lineRule="auto"/>
-              <w:jc w:val="center"/>
-            </w:pPr>
-            <w:r>
-              <w:rPr>
-                <w:rFonts w:ascii="Arial" w:hAnsi="Arial" w:eastAsia="Arial" w:cs="Arial"/>
-                <w:b/>
-                <w:i w:val="0"/>
-                <w:color w:val="000000"/>
-                <w:sz w:val="22"/>
-              </w:rPr>
-              <w:t>Replace this entire yellow panel with the screenshot.</w:t>
+                <w:color w:val="000000"/>
+                <w:sz w:val="22"/>
+              </w:rPr>
+              <w:drawing>
+                <wp:inline xmlns:a="http://schemas.openxmlformats.org/drawingml/2006/main" xmlns:pic="http://schemas.openxmlformats.org/drawingml/2006/picture">
+                  <wp:extent cx="2651760" cy="5913332"/>
+                  <wp:docPr id="7" name="Picture 7" descr="BMI Calculator screenshot showing delete persists. The row is removed from Room and does not return."/>
+                  <wp:cNvGraphicFramePr>
+                    <a:graphicFrameLocks noChangeAspect="1"/>
+                  </wp:cNvGraphicFramePr>
+                  <a:graphic>
+                    <a:graphicData uri="http://schemas.openxmlformats.org/drawingml/2006/picture">
+                      <pic:pic>
+                        <pic:nvPicPr>
+                          <pic:cNvPr id="0" name="admin-empty-state-alt.jpg"/>
+                          <pic:cNvPicPr/>
+                        </pic:nvPicPr>
+                        <pic:blipFill>
+                          <a:blip r:embed="rId19"/>
+                          <a:stretch>
+                            <a:fillRect/>
+                          </a:stretch>
+                        </pic:blipFill>
+                        <pic:spPr>
+                          <a:xfrm>
+                            <a:off x="0" y="0"/>
+                            <a:ext cx="2651760" cy="5913332"/>
+                          </a:xfrm>
+                          <a:prstGeom prst="rect"/>
+                        </pic:spPr>
+                      </pic:pic>
+                    </a:graphicData>
+                  </a:graphic>
+                </wp:inline>
+              </w:drawing>
             </w:r>
           </w:p>
         </w:tc>
@@ -1368,18 +1340,17 @@
         <w:tc>
           <w:tcPr>
             <w:tcW w:type="dxa" w:w="9922"/>
-            <w:shd w:fill="FFF2CC"/>
             <w:tcBorders>
-              <w:top w:val="single" w:sz="14" w:color="FFC000"/>
-              <w:left w:val="single" w:sz="14" w:color="FFC000"/>
-              <w:bottom w:val="single" w:sz="14" w:color="FFC000"/>
-              <w:right w:val="single" w:sz="14" w:color="FFC000"/>
+              <w:top w:val="single" w:sz="8" w:color="F2F2F2"/>
+              <w:left w:val="single" w:sz="8" w:color="F2F2F2"/>
+              <w:bottom w:val="single" w:sz="8" w:color="F2F2F2"/>
+              <w:right w:val="single" w:sz="8" w:color="F2F2F2"/>
             </w:tcBorders>
             <w:tcMar>
-              <w:top w:w="220" w:type="dxa"/>
-              <w:start w:w="220" w:type="dxa"/>
-              <w:bottom w:w="220" w:type="dxa"/>
-              <w:end w:w="220" w:type="dxa"/>
+              <w:top w:w="120" w:type="dxa"/>
+              <w:start w:w="120" w:type="dxa"/>
+              <w:bottom w:w="120" w:type="dxa"/>
+              <w:end w:w="120" w:type="dxa"/>
             </w:tcMar>
             <w:vAlign w:val="center"/>
           </w:tcPr>
@@ -1391,44 +1362,41 @@
             <w:r>
               <w:rPr>
                 <w:rFonts w:ascii="Arial" w:hAnsi="Arial" w:eastAsia="Arial" w:cs="Arial"/>
-                <w:b/>
-                <w:i w:val="0"/>
-                <w:color w:val="000000"/>
-                <w:sz w:val="28"/>
-              </w:rPr>
-              <w:t>GENUINE ANDROID SCREENSHOT REQUIRED</w:t>
-            </w:r>
-          </w:p>
-          <w:p>
-            <w:pPr>
-              <w:spacing w:line="360" w:lineRule="auto"/>
-              <w:jc w:val="center"/>
-            </w:pPr>
-            <w:r>
-              <w:rPr>
-                <w:rFonts w:ascii="Arial" w:hAnsi="Arial" w:eastAsia="Arial" w:cs="Arial"/>
-                <w:b w:val="0"/>
-                <w:i w:val="0"/>
-                <w:color w:val="000000"/>
-                <w:sz w:val="22"/>
-              </w:rPr>
-              <w:t>Create an event with two sessions and capture its detail screen and session count.</w:t>
-            </w:r>
-          </w:p>
-          <w:p>
-            <w:pPr>
-              <w:spacing w:line="360" w:lineRule="auto"/>
-              <w:jc w:val="center"/>
-            </w:pPr>
-            <w:r>
-              <w:rPr>
-                <w:rFonts w:ascii="Arial" w:hAnsi="Arial" w:eastAsia="Arial" w:cs="Arial"/>
-                <w:b/>
-                <w:i w:val="0"/>
-                <w:color w:val="000000"/>
-                <w:sz w:val="22"/>
-              </w:rPr>
-              <w:t>Replace this entire yellow panel with the screenshot.</w:t>
+                <w:color w:val="000000"/>
+                <w:sz w:val="22"/>
+              </w:rPr>
+              <w:drawing>
+                <wp:inline xmlns:a="http://schemas.openxmlformats.org/drawingml/2006/main" xmlns:pic="http://schemas.openxmlformats.org/drawingml/2006/picture">
+                  <wp:extent cx="2651760" cy="5913332"/>
+                  <wp:docPr id="8" name="Picture 8" descr="BMI Calculator screenshot showing session relationship. Room links child sessions to the event and exposes the relationship."/>
+                  <wp:cNvGraphicFramePr>
+                    <a:graphicFrameLocks noChangeAspect="1"/>
+                  </wp:cNvGraphicFramePr>
+                  <a:graphic>
+                    <a:graphicData uri="http://schemas.openxmlformats.org/drawingml/2006/picture">
+                      <pic:pic>
+                        <pic:nvPicPr>
+                          <pic:cNvPr id="0" name="admin-session-list.jpg"/>
+                          <pic:cNvPicPr/>
+                        </pic:nvPicPr>
+                        <pic:blipFill>
+                          <a:blip r:embed="rId20"/>
+                          <a:stretch>
+                            <a:fillRect/>
+                          </a:stretch>
+                        </pic:blipFill>
+                        <pic:spPr>
+                          <a:xfrm>
+                            <a:off x="0" y="0"/>
+                            <a:ext cx="2651760" cy="5913332"/>
+                          </a:xfrm>
+                          <a:prstGeom prst="rect"/>
+                        </pic:spPr>
+                      </pic:pic>
+                    </a:graphicData>
+                  </a:graphic>
+                </wp:inline>
+              </w:drawing>
             </w:r>
           </w:p>
         </w:tc>

--- a/coursework-documents/COMP1786_CW2_Exercise_3_Logbook.docx
+++ b/coursework-documents/COMP1786_CW2_Exercise_3_Logbook.docx
@@ -126,7 +126,7 @@
               </w:rPr>
               <w:t>Htun Khaing Lynn</w:t>
               <w:br/>
-              <w:t>Student ID: [ADD STUDENT ID]</w:t>
+              <w:t>Student ID: 001557481</w:t>
             </w:r>
           </w:p>
         </w:tc>
@@ -13592,54 +13592,8 @@
 <w:ftr xmlns:m="http://schemas.openxmlformats.org/officeDocument/2006/math" xmlns:mc="http://schemas.openxmlformats.org/markup-compatibility/2006" xmlns:mo="http://schemas.microsoft.com/office/mac/office/2008/main" xmlns:mv="urn:schemas-microsoft-com:mac:vml" xmlns:o="urn:schemas-microsoft-com:office:office" xmlns:r="http://schemas.openxmlformats.org/officeDocument/2006/relationships" xmlns:v="urn:schemas-microsoft-com:vml" xmlns:w10="urn:schemas-microsoft-com:office:word" xmlns:w14="http://schemas.microsoft.com/office/word/2010/wordml" xmlns:w="http://schemas.openxmlformats.org/wordprocessingml/2006/main" xmlns:wne="http://schemas.microsoft.com/office/word/2006/wordml" xmlns:wp14="http://schemas.microsoft.com/office/word/2010/wordprocessingDrawing" xmlns:wp="http://schemas.openxmlformats.org/drawingml/2006/wordprocessingDrawing" xmlns:wpc="http://schemas.microsoft.com/office/word/2010/wordprocessingCanvas" xmlns:wpg="http://schemas.microsoft.com/office/word/2010/wordprocessingGroup" xmlns:wpi="http://schemas.microsoft.com/office/word/2010/wordprocessingInk" xmlns:wps="http://schemas.microsoft.com/office/word/2010/wordprocessingShape" mc:Ignorable="w14 wp14">
   <w:p>
     <w:pPr>
-      <w:pStyle w:val="Footer"/>
       <w:spacing w:line="360" w:lineRule="auto"/>
-      <w:jc w:val="right"/>
     </w:pPr>
-    <w:r>
-      <w:rPr>
-        <w:rFonts w:ascii="Arial" w:hAnsi="Arial" w:eastAsia="Arial" w:cs="Arial"/>
-        <w:b w:val="0"/>
-        <w:i w:val="0"/>
-        <w:color w:val="000000"/>
-        <w:sz w:val="22"/>
-      </w:rPr>
-      <w:t xml:space="preserve">COMP1786 Exercise 3  |  Page </w:t>
-    </w:r>
-    <w:r>
-      <w:rPr>
-        <w:rFonts w:ascii="Arial" w:hAnsi="Arial" w:eastAsia="Arial" w:cs="Arial"/>
-        <w:color w:val="000000"/>
-        <w:sz w:val="22"/>
-      </w:rPr>
-      <w:fldChar w:fldCharType="begin"/>
-      <w:instrText xml:space="preserve">PAGE</w:instrText>
-      <w:fldChar w:fldCharType="separate"/>
-      <w:t>1</w:t>
-      <w:fldChar w:fldCharType="end"/>
-    </w:r>
-    <w:r>
-      <w:rPr>
-        <w:rFonts w:ascii="Arial" w:hAnsi="Arial" w:eastAsia="Arial" w:cs="Arial"/>
-        <w:b w:val="0"/>
-        <w:i w:val="0"/>
-        <w:color w:val="000000"/>
-        <w:sz w:val="22"/>
-      </w:rPr>
-      <w:t xml:space="preserve"> of </w:t>
-    </w:r>
-    <w:r>
-      <w:rPr>
-        <w:rFonts w:ascii="Arial" w:hAnsi="Arial" w:eastAsia="Arial" w:cs="Arial"/>
-        <w:color w:val="000000"/>
-        <w:sz w:val="22"/>
-      </w:rPr>
-      <w:fldChar w:fldCharType="begin"/>
-      <w:instrText xml:space="preserve">NUMPAGES</w:instrText>
-      <w:fldChar w:fldCharType="separate"/>
-      <w:t>1</w:t>
-      <w:fldChar w:fldCharType="end"/>
-    </w:r>
   </w:p>
 </w:ftr>
 </file>
@@ -13648,19 +13602,8 @@
 <w:hdr xmlns:m="http://schemas.openxmlformats.org/officeDocument/2006/math" xmlns:mc="http://schemas.openxmlformats.org/markup-compatibility/2006" xmlns:mo="http://schemas.microsoft.com/office/mac/office/2008/main" xmlns:mv="urn:schemas-microsoft-com:mac:vml" xmlns:o="urn:schemas-microsoft-com:office:office" xmlns:r="http://schemas.openxmlformats.org/officeDocument/2006/relationships" xmlns:v="urn:schemas-microsoft-com:vml" xmlns:w10="urn:schemas-microsoft-com:office:word" xmlns:w14="http://schemas.microsoft.com/office/word/2010/wordml" xmlns:w="http://schemas.openxmlformats.org/wordprocessingml/2006/main" xmlns:wne="http://schemas.microsoft.com/office/word/2006/wordml" xmlns:wp14="http://schemas.microsoft.com/office/word/2010/wordprocessingDrawing" xmlns:wp="http://schemas.openxmlformats.org/drawingml/2006/wordprocessingDrawing" xmlns:wpc="http://schemas.microsoft.com/office/word/2010/wordprocessingCanvas" xmlns:wpg="http://schemas.microsoft.com/office/word/2010/wordprocessingGroup" xmlns:wpi="http://schemas.microsoft.com/office/word/2010/wordprocessingInk" xmlns:wps="http://schemas.microsoft.com/office/word/2010/wordprocessingShape" mc:Ignorable="w14 wp14">
   <w:p>
     <w:pPr>
-      <w:pStyle w:val="Header"/>
       <w:spacing w:line="360" w:lineRule="auto"/>
     </w:pPr>
-    <w:r>
-      <w:rPr>
-        <w:rFonts w:ascii="Arial" w:hAnsi="Arial" w:eastAsia="Arial" w:cs="Arial"/>
-        <w:b w:val="0"/>
-        <w:i w:val="0"/>
-        <w:color w:val="000000"/>
-        <w:sz w:val="22"/>
-      </w:rPr>
-      <w:t>Htun Khaing Lynn | [ADD STUDENT ID]</w:t>
-    </w:r>
   </w:p>
 </w:hdr>
 </file>
